--- a/3_Documentazione/Documentazione.docx
+++ b/3_Documentazione/Documentazione.docx
@@ -30,13 +30,7 @@
         <w:rPr>
           <w:lang w:val="it-CH"/>
         </w:rPr>
-        <w:t xml:space="preserve"> Bumper Cars </w:t>
-      </w:r>
-      <w:r>
-        <w:rPr>
-          <w:lang w:val="it-CH"/>
-        </w:rPr>
-        <w:t>(BBC)</w:t>
+        <w:t xml:space="preserve"> Bumper Cars (BBC)</w:t>
       </w:r>
     </w:p>
     <w:p>
@@ -73,7 +67,7 @@
       <w:pPr>
         <w:pStyle w:val="Titolo1"/>
       </w:pPr>
-      <w:bookmarkStart w:id="0" w:name="_Toc124935596"/>
+      <w:bookmarkStart w:id="0" w:name="_Toc239751091"/>
       <w:r>
         <w:lastRenderedPageBreak/>
         <w:t>Indice</w:t>
@@ -90,9 +84,11 @@
         <w:rPr>
           <w:rFonts w:asciiTheme="minorHAnsi" w:eastAsiaTheme="minorEastAsia" w:hAnsiTheme="minorHAnsi" w:cstheme="minorBidi"/>
           <w:noProof/>
-          <w:sz w:val="22"/>
-          <w:szCs w:val="22"/>
+          <w:kern w:val="2"/>
+          <w:sz w:val="24"/>
+          <w:szCs w:val="24"/>
           <w:lang w:eastAsia="it-CH"/>
+          <w14:ligatures w14:val="standardContextual"/>
         </w:rPr>
       </w:pPr>
       <w:r>
@@ -114,9 +110,11 @@
         <w:rPr>
           <w:rFonts w:asciiTheme="minorHAnsi" w:eastAsiaTheme="minorEastAsia" w:hAnsiTheme="minorHAnsi" w:cstheme="minorBidi"/>
           <w:noProof/>
-          <w:sz w:val="22"/>
-          <w:szCs w:val="22"/>
+          <w:kern w:val="2"/>
+          <w:sz w:val="24"/>
+          <w:szCs w:val="24"/>
           <w:lang w:eastAsia="it-CH"/>
+          <w14:ligatures w14:val="standardContextual"/>
         </w:rPr>
         <w:tab/>
       </w:r>
@@ -142,7 +140,7 @@
         <w:rPr>
           <w:noProof/>
         </w:rPr>
-        <w:instrText xml:space="preserve"> PAGEREF _Toc124935596 \h </w:instrText>
+        <w:instrText xml:space="preserve"> PAGEREF _Toc239751091 \h </w:instrText>
       </w:r>
       <w:r>
         <w:rPr>
@@ -178,9 +176,11 @@
         <w:rPr>
           <w:rFonts w:asciiTheme="minorHAnsi" w:eastAsiaTheme="minorEastAsia" w:hAnsiTheme="minorHAnsi" w:cstheme="minorBidi"/>
           <w:noProof/>
-          <w:sz w:val="22"/>
-          <w:szCs w:val="22"/>
+          <w:kern w:val="2"/>
+          <w:sz w:val="24"/>
+          <w:szCs w:val="24"/>
           <w:lang w:eastAsia="it-CH"/>
+          <w14:ligatures w14:val="standardContextual"/>
         </w:rPr>
       </w:pPr>
       <w:r>
@@ -193,9 +193,11 @@
         <w:rPr>
           <w:rFonts w:asciiTheme="minorHAnsi" w:eastAsiaTheme="minorEastAsia" w:hAnsiTheme="minorHAnsi" w:cstheme="minorBidi"/>
           <w:noProof/>
-          <w:sz w:val="22"/>
-          <w:szCs w:val="22"/>
+          <w:kern w:val="2"/>
+          <w:sz w:val="24"/>
+          <w:szCs w:val="24"/>
           <w:lang w:eastAsia="it-CH"/>
+          <w14:ligatures w14:val="standardContextual"/>
         </w:rPr>
         <w:tab/>
       </w:r>
@@ -221,7 +223,7 @@
         <w:rPr>
           <w:noProof/>
         </w:rPr>
-        <w:instrText xml:space="preserve"> PAGEREF _Toc124935597 \h </w:instrText>
+        <w:instrText xml:space="preserve"> PAGEREF _Toc239751092 \h </w:instrText>
       </w:r>
       <w:r>
         <w:rPr>
@@ -257,9 +259,11 @@
         <w:rPr>
           <w:rFonts w:asciiTheme="minorHAnsi" w:eastAsiaTheme="minorEastAsia" w:hAnsiTheme="minorHAnsi" w:cstheme="minorBidi"/>
           <w:noProof/>
-          <w:sz w:val="22"/>
-          <w:szCs w:val="22"/>
+          <w:kern w:val="2"/>
+          <w:sz w:val="24"/>
+          <w:szCs w:val="24"/>
           <w:lang w:eastAsia="it-CH"/>
+          <w14:ligatures w14:val="standardContextual"/>
         </w:rPr>
       </w:pPr>
       <w:r>
@@ -272,9 +276,11 @@
         <w:rPr>
           <w:rFonts w:asciiTheme="minorHAnsi" w:eastAsiaTheme="minorEastAsia" w:hAnsiTheme="minorHAnsi" w:cstheme="minorBidi"/>
           <w:noProof/>
-          <w:sz w:val="22"/>
-          <w:szCs w:val="22"/>
+          <w:kern w:val="2"/>
+          <w:sz w:val="24"/>
+          <w:szCs w:val="24"/>
           <w:lang w:eastAsia="it-CH"/>
+          <w14:ligatures w14:val="standardContextual"/>
         </w:rPr>
         <w:tab/>
       </w:r>
@@ -300,7 +306,7 @@
         <w:rPr>
           <w:noProof/>
         </w:rPr>
-        <w:instrText xml:space="preserve"> PAGEREF _Toc124935598 \h </w:instrText>
+        <w:instrText xml:space="preserve"> PAGEREF _Toc239751093 \h </w:instrText>
       </w:r>
       <w:r>
         <w:rPr>
@@ -336,9 +342,11 @@
         <w:rPr>
           <w:rFonts w:asciiTheme="minorHAnsi" w:eastAsiaTheme="minorEastAsia" w:hAnsiTheme="minorHAnsi" w:cstheme="minorBidi"/>
           <w:noProof/>
-          <w:sz w:val="22"/>
-          <w:szCs w:val="22"/>
+          <w:kern w:val="2"/>
+          <w:sz w:val="24"/>
+          <w:szCs w:val="24"/>
           <w:lang w:eastAsia="it-CH"/>
+          <w14:ligatures w14:val="standardContextual"/>
         </w:rPr>
       </w:pPr>
       <w:r>
@@ -351,9 +359,11 @@
         <w:rPr>
           <w:rFonts w:asciiTheme="minorHAnsi" w:eastAsiaTheme="minorEastAsia" w:hAnsiTheme="minorHAnsi" w:cstheme="minorBidi"/>
           <w:noProof/>
-          <w:sz w:val="22"/>
-          <w:szCs w:val="22"/>
+          <w:kern w:val="2"/>
+          <w:sz w:val="24"/>
+          <w:szCs w:val="24"/>
           <w:lang w:eastAsia="it-CH"/>
+          <w14:ligatures w14:val="standardContextual"/>
         </w:rPr>
         <w:tab/>
       </w:r>
@@ -361,7 +371,7 @@
         <w:rPr>
           <w:noProof/>
         </w:rPr>
-        <w:t>Abstract</w:t>
+        <w:t>Scopo</w:t>
       </w:r>
       <w:r>
         <w:rPr>
@@ -379,7 +389,7 @@
         <w:rPr>
           <w:noProof/>
         </w:rPr>
-        <w:instrText xml:space="preserve"> PAGEREF _Toc124935599 \h </w:instrText>
+        <w:instrText xml:space="preserve"> PAGEREF _Toc239751094 \h </w:instrText>
       </w:r>
       <w:r>
         <w:rPr>
@@ -397,6 +407,89 @@
           <w:noProof/>
         </w:rPr>
         <w:t>3</w:t>
+      </w:r>
+      <w:r>
+        <w:rPr>
+          <w:noProof/>
+        </w:rPr>
+        <w:fldChar w:fldCharType="end"/>
+      </w:r>
+    </w:p>
+    <w:p>
+      <w:pPr>
+        <w:pStyle w:val="Sommario1"/>
+        <w:tabs>
+          <w:tab w:val="left" w:pos="400"/>
+          <w:tab w:val="right" w:leader="dot" w:pos="9628"/>
+        </w:tabs>
+        <w:rPr>
+          <w:rFonts w:asciiTheme="minorHAnsi" w:eastAsiaTheme="minorEastAsia" w:hAnsiTheme="minorHAnsi" w:cstheme="minorBidi"/>
+          <w:noProof/>
+          <w:kern w:val="2"/>
+          <w:sz w:val="24"/>
+          <w:szCs w:val="24"/>
+          <w:lang w:eastAsia="it-CH"/>
+          <w14:ligatures w14:val="standardContextual"/>
+        </w:rPr>
+      </w:pPr>
+      <w:r>
+        <w:rPr>
+          <w:noProof/>
+        </w:rPr>
+        <w:t>3</w:t>
+      </w:r>
+      <w:r>
+        <w:rPr>
+          <w:rFonts w:asciiTheme="minorHAnsi" w:eastAsiaTheme="minorEastAsia" w:hAnsiTheme="minorHAnsi" w:cstheme="minorBidi"/>
+          <w:noProof/>
+          <w:kern w:val="2"/>
+          <w:sz w:val="24"/>
+          <w:szCs w:val="24"/>
+          <w:lang w:eastAsia="it-CH"/>
+          <w14:ligatures w14:val="standardContextual"/>
+        </w:rPr>
+        <w:tab/>
+      </w:r>
+      <w:r>
+        <w:rPr>
+          <w:noProof/>
+        </w:rPr>
+        <w:t>Analisi</w:t>
+      </w:r>
+      <w:r>
+        <w:rPr>
+          <w:noProof/>
+        </w:rPr>
+        <w:tab/>
+      </w:r>
+      <w:r>
+        <w:rPr>
+          <w:noProof/>
+        </w:rPr>
+        <w:fldChar w:fldCharType="begin"/>
+      </w:r>
+      <w:r>
+        <w:rPr>
+          <w:noProof/>
+        </w:rPr>
+        <w:instrText xml:space="preserve"> PAGEREF _Toc239751095 \h </w:instrText>
+      </w:r>
+      <w:r>
+        <w:rPr>
+          <w:noProof/>
+        </w:rPr>
+      </w:r>
+      <w:r>
+        <w:rPr>
+          <w:noProof/>
+        </w:rPr>
+        <w:fldChar w:fldCharType="separate"/>
+      </w:r>
+      <w:r>
+        <w:rPr>
+          <w:noProof/>
+        </w:rPr>
+        <w:t>4</w:t>
       </w:r>
       <w:r>
         <w:rPr>
@@ -415,24 +508,28 @@
         <w:rPr>
           <w:rFonts w:asciiTheme="minorHAnsi" w:eastAsiaTheme="minorEastAsia" w:hAnsiTheme="minorHAnsi" w:cstheme="minorBidi"/>
           <w:noProof/>
-          <w:sz w:val="22"/>
-          <w:szCs w:val="22"/>
+          <w:kern w:val="2"/>
+          <w:sz w:val="24"/>
+          <w:szCs w:val="24"/>
           <w:lang w:eastAsia="it-CH"/>
-        </w:rPr>
-      </w:pPr>
-      <w:r>
-        <w:rPr>
-          <w:noProof/>
-        </w:rPr>
-        <w:t>2.3</w:t>
+          <w14:ligatures w14:val="standardContextual"/>
+        </w:rPr>
+      </w:pPr>
+      <w:r>
+        <w:rPr>
+          <w:noProof/>
+        </w:rPr>
+        <w:t>3.1</w:t>
       </w:r>
       <w:r>
         <w:rPr>
           <w:rFonts w:asciiTheme="minorHAnsi" w:eastAsiaTheme="minorEastAsia" w:hAnsiTheme="minorHAnsi" w:cstheme="minorBidi"/>
           <w:noProof/>
-          <w:sz w:val="22"/>
-          <w:szCs w:val="22"/>
+          <w:kern w:val="2"/>
+          <w:sz w:val="24"/>
+          <w:szCs w:val="24"/>
           <w:lang w:eastAsia="it-CH"/>
+          <w14:ligatures w14:val="standardContextual"/>
         </w:rPr>
         <w:tab/>
       </w:r>
@@ -440,7 +537,7 @@
         <w:rPr>
           <w:noProof/>
         </w:rPr>
-        <w:t>Scopo</w:t>
+        <w:t>Analisi del dominio</w:t>
       </w:r>
       <w:r>
         <w:rPr>
@@ -458,7 +555,7 @@
         <w:rPr>
           <w:noProof/>
         </w:rPr>
-        <w:instrText xml:space="preserve"> PAGEREF _Toc124935600 \h </w:instrText>
+        <w:instrText xml:space="preserve"> PAGEREF _Toc239751096 \h </w:instrText>
       </w:r>
       <w:r>
         <w:rPr>
@@ -475,7 +572,594 @@
         <w:rPr>
           <w:noProof/>
         </w:rPr>
-        <w:t>3</w:t>
+        <w:t>4</w:t>
+      </w:r>
+      <w:r>
+        <w:rPr>
+          <w:noProof/>
+        </w:rPr>
+        <w:fldChar w:fldCharType="end"/>
+      </w:r>
+    </w:p>
+    <w:p>
+      <w:pPr>
+        <w:pStyle w:val="Sommario2"/>
+        <w:tabs>
+          <w:tab w:val="left" w:pos="800"/>
+          <w:tab w:val="right" w:leader="dot" w:pos="9628"/>
+        </w:tabs>
+        <w:rPr>
+          <w:rFonts w:asciiTheme="minorHAnsi" w:eastAsiaTheme="minorEastAsia" w:hAnsiTheme="minorHAnsi" w:cstheme="minorBidi"/>
+          <w:noProof/>
+          <w:kern w:val="2"/>
+          <w:sz w:val="24"/>
+          <w:szCs w:val="24"/>
+          <w:lang w:eastAsia="it-CH"/>
+          <w14:ligatures w14:val="standardContextual"/>
+        </w:rPr>
+      </w:pPr>
+      <w:r>
+        <w:rPr>
+          <w:noProof/>
+        </w:rPr>
+        <w:t>3.2</w:t>
+      </w:r>
+      <w:r>
+        <w:rPr>
+          <w:rFonts w:asciiTheme="minorHAnsi" w:eastAsiaTheme="minorEastAsia" w:hAnsiTheme="minorHAnsi" w:cstheme="minorBidi"/>
+          <w:noProof/>
+          <w:kern w:val="2"/>
+          <w:sz w:val="24"/>
+          <w:szCs w:val="24"/>
+          <w:lang w:eastAsia="it-CH"/>
+          <w14:ligatures w14:val="standardContextual"/>
+        </w:rPr>
+        <w:tab/>
+      </w:r>
+      <w:r>
+        <w:rPr>
+          <w:noProof/>
+        </w:rPr>
+        <w:t>User Stories</w:t>
+      </w:r>
+      <w:r>
+        <w:rPr>
+          <w:noProof/>
+        </w:rPr>
+        <w:tab/>
+      </w:r>
+      <w:r>
+        <w:rPr>
+          <w:noProof/>
+        </w:rPr>
+        <w:fldChar w:fldCharType="begin"/>
+      </w:r>
+      <w:r>
+        <w:rPr>
+          <w:noProof/>
+        </w:rPr>
+        <w:instrText xml:space="preserve"> PAGEREF _Toc239751097 \h </w:instrText>
+      </w:r>
+      <w:r>
+        <w:rPr>
+          <w:noProof/>
+        </w:rPr>
+      </w:r>
+      <w:r>
+        <w:rPr>
+          <w:noProof/>
+        </w:rPr>
+        <w:fldChar w:fldCharType="separate"/>
+      </w:r>
+      <w:r>
+        <w:rPr>
+          <w:noProof/>
+        </w:rPr>
+        <w:t>4</w:t>
+      </w:r>
+      <w:r>
+        <w:rPr>
+          <w:noProof/>
+        </w:rPr>
+        <w:fldChar w:fldCharType="end"/>
+      </w:r>
+    </w:p>
+    <w:p>
+      <w:pPr>
+        <w:pStyle w:val="Sommario2"/>
+        <w:tabs>
+          <w:tab w:val="left" w:pos="800"/>
+          <w:tab w:val="right" w:leader="dot" w:pos="9628"/>
+        </w:tabs>
+        <w:rPr>
+          <w:rFonts w:asciiTheme="minorHAnsi" w:eastAsiaTheme="minorEastAsia" w:hAnsiTheme="minorHAnsi" w:cstheme="minorBidi"/>
+          <w:noProof/>
+          <w:kern w:val="2"/>
+          <w:sz w:val="24"/>
+          <w:szCs w:val="24"/>
+          <w:lang w:eastAsia="it-CH"/>
+          <w14:ligatures w14:val="standardContextual"/>
+        </w:rPr>
+      </w:pPr>
+      <w:r>
+        <w:rPr>
+          <w:noProof/>
+        </w:rPr>
+        <w:t>3.3</w:t>
+      </w:r>
+      <w:r>
+        <w:rPr>
+          <w:rFonts w:asciiTheme="minorHAnsi" w:eastAsiaTheme="minorEastAsia" w:hAnsiTheme="minorHAnsi" w:cstheme="minorBidi"/>
+          <w:noProof/>
+          <w:kern w:val="2"/>
+          <w:sz w:val="24"/>
+          <w:szCs w:val="24"/>
+          <w:lang w:eastAsia="it-CH"/>
+          <w14:ligatures w14:val="standardContextual"/>
+        </w:rPr>
+        <w:tab/>
+      </w:r>
+      <w:r>
+        <w:rPr>
+          <w:noProof/>
+        </w:rPr>
+        <w:t>Analisi e specifica dei requisiti</w:t>
+      </w:r>
+      <w:r>
+        <w:rPr>
+          <w:noProof/>
+        </w:rPr>
+        <w:tab/>
+      </w:r>
+      <w:r>
+        <w:rPr>
+          <w:noProof/>
+        </w:rPr>
+        <w:fldChar w:fldCharType="begin"/>
+      </w:r>
+      <w:r>
+        <w:rPr>
+          <w:noProof/>
+        </w:rPr>
+        <w:instrText xml:space="preserve"> PAGEREF _Toc239751098 \h </w:instrText>
+      </w:r>
+      <w:r>
+        <w:rPr>
+          <w:noProof/>
+        </w:rPr>
+      </w:r>
+      <w:r>
+        <w:rPr>
+          <w:noProof/>
+        </w:rPr>
+        <w:fldChar w:fldCharType="separate"/>
+      </w:r>
+      <w:r>
+        <w:rPr>
+          <w:noProof/>
+        </w:rPr>
+        <w:t>6</w:t>
+      </w:r>
+      <w:r>
+        <w:rPr>
+          <w:noProof/>
+        </w:rPr>
+        <w:fldChar w:fldCharType="end"/>
+      </w:r>
+    </w:p>
+    <w:p>
+      <w:pPr>
+        <w:pStyle w:val="Sommario2"/>
+        <w:tabs>
+          <w:tab w:val="left" w:pos="800"/>
+          <w:tab w:val="right" w:leader="dot" w:pos="9628"/>
+        </w:tabs>
+        <w:rPr>
+          <w:rFonts w:asciiTheme="minorHAnsi" w:eastAsiaTheme="minorEastAsia" w:hAnsiTheme="minorHAnsi" w:cstheme="minorBidi"/>
+          <w:noProof/>
+          <w:kern w:val="2"/>
+          <w:sz w:val="24"/>
+          <w:szCs w:val="24"/>
+          <w:lang w:eastAsia="it-CH"/>
+          <w14:ligatures w14:val="standardContextual"/>
+        </w:rPr>
+      </w:pPr>
+      <w:r>
+        <w:rPr>
+          <w:noProof/>
+        </w:rPr>
+        <w:t>3.4</w:t>
+      </w:r>
+      <w:r>
+        <w:rPr>
+          <w:rFonts w:asciiTheme="minorHAnsi" w:eastAsiaTheme="minorEastAsia" w:hAnsiTheme="minorHAnsi" w:cstheme="minorBidi"/>
+          <w:noProof/>
+          <w:kern w:val="2"/>
+          <w:sz w:val="24"/>
+          <w:szCs w:val="24"/>
+          <w:lang w:eastAsia="it-CH"/>
+          <w14:ligatures w14:val="standardContextual"/>
+        </w:rPr>
+        <w:tab/>
+      </w:r>
+      <w:r>
+        <w:rPr>
+          <w:noProof/>
+        </w:rPr>
+        <w:t>Use case</w:t>
+      </w:r>
+      <w:r>
+        <w:rPr>
+          <w:noProof/>
+        </w:rPr>
+        <w:tab/>
+      </w:r>
+      <w:r>
+        <w:rPr>
+          <w:noProof/>
+        </w:rPr>
+        <w:fldChar w:fldCharType="begin"/>
+      </w:r>
+      <w:r>
+        <w:rPr>
+          <w:noProof/>
+        </w:rPr>
+        <w:instrText xml:space="preserve"> PAGEREF _Toc239751099 \h </w:instrText>
+      </w:r>
+      <w:r>
+        <w:rPr>
+          <w:noProof/>
+        </w:rPr>
+      </w:r>
+      <w:r>
+        <w:rPr>
+          <w:noProof/>
+        </w:rPr>
+        <w:fldChar w:fldCharType="separate"/>
+      </w:r>
+      <w:r>
+        <w:rPr>
+          <w:noProof/>
+        </w:rPr>
+        <w:t>10</w:t>
+      </w:r>
+      <w:r>
+        <w:rPr>
+          <w:noProof/>
+        </w:rPr>
+        <w:fldChar w:fldCharType="end"/>
+      </w:r>
+    </w:p>
+    <w:p>
+      <w:pPr>
+        <w:pStyle w:val="Sommario2"/>
+        <w:tabs>
+          <w:tab w:val="left" w:pos="800"/>
+          <w:tab w:val="right" w:leader="dot" w:pos="9628"/>
+        </w:tabs>
+        <w:rPr>
+          <w:rFonts w:asciiTheme="minorHAnsi" w:eastAsiaTheme="minorEastAsia" w:hAnsiTheme="minorHAnsi" w:cstheme="minorBidi"/>
+          <w:noProof/>
+          <w:kern w:val="2"/>
+          <w:sz w:val="24"/>
+          <w:szCs w:val="24"/>
+          <w:lang w:eastAsia="it-CH"/>
+          <w14:ligatures w14:val="standardContextual"/>
+        </w:rPr>
+      </w:pPr>
+      <w:r>
+        <w:rPr>
+          <w:noProof/>
+        </w:rPr>
+        <w:t>3.5</w:t>
+      </w:r>
+      <w:r>
+        <w:rPr>
+          <w:rFonts w:asciiTheme="minorHAnsi" w:eastAsiaTheme="minorEastAsia" w:hAnsiTheme="minorHAnsi" w:cstheme="minorBidi"/>
+          <w:noProof/>
+          <w:kern w:val="2"/>
+          <w:sz w:val="24"/>
+          <w:szCs w:val="24"/>
+          <w:lang w:eastAsia="it-CH"/>
+          <w14:ligatures w14:val="standardContextual"/>
+        </w:rPr>
+        <w:tab/>
+      </w:r>
+      <w:r>
+        <w:rPr>
+          <w:noProof/>
+        </w:rPr>
+        <w:t>Pianificazione</w:t>
+      </w:r>
+      <w:r>
+        <w:rPr>
+          <w:noProof/>
+        </w:rPr>
+        <w:tab/>
+      </w:r>
+      <w:r>
+        <w:rPr>
+          <w:noProof/>
+        </w:rPr>
+        <w:fldChar w:fldCharType="begin"/>
+      </w:r>
+      <w:r>
+        <w:rPr>
+          <w:noProof/>
+        </w:rPr>
+        <w:instrText xml:space="preserve"> PAGEREF _Toc239751100 \h </w:instrText>
+      </w:r>
+      <w:r>
+        <w:rPr>
+          <w:noProof/>
+        </w:rPr>
+      </w:r>
+      <w:r>
+        <w:rPr>
+          <w:noProof/>
+        </w:rPr>
+        <w:fldChar w:fldCharType="separate"/>
+      </w:r>
+      <w:r>
+        <w:rPr>
+          <w:noProof/>
+        </w:rPr>
+        <w:t>10</w:t>
+      </w:r>
+      <w:r>
+        <w:rPr>
+          <w:noProof/>
+        </w:rPr>
+        <w:fldChar w:fldCharType="end"/>
+      </w:r>
+    </w:p>
+    <w:p>
+      <w:pPr>
+        <w:pStyle w:val="Sommario2"/>
+        <w:tabs>
+          <w:tab w:val="left" w:pos="800"/>
+          <w:tab w:val="right" w:leader="dot" w:pos="9628"/>
+        </w:tabs>
+        <w:rPr>
+          <w:rFonts w:asciiTheme="minorHAnsi" w:eastAsiaTheme="minorEastAsia" w:hAnsiTheme="minorHAnsi" w:cstheme="minorBidi"/>
+          <w:noProof/>
+          <w:kern w:val="2"/>
+          <w:sz w:val="24"/>
+          <w:szCs w:val="24"/>
+          <w:lang w:eastAsia="it-CH"/>
+          <w14:ligatures w14:val="standardContextual"/>
+        </w:rPr>
+      </w:pPr>
+      <w:r>
+        <w:rPr>
+          <w:noProof/>
+        </w:rPr>
+        <w:t>3.6</w:t>
+      </w:r>
+      <w:r>
+        <w:rPr>
+          <w:rFonts w:asciiTheme="minorHAnsi" w:eastAsiaTheme="minorEastAsia" w:hAnsiTheme="minorHAnsi" w:cstheme="minorBidi"/>
+          <w:noProof/>
+          <w:kern w:val="2"/>
+          <w:sz w:val="24"/>
+          <w:szCs w:val="24"/>
+          <w:lang w:eastAsia="it-CH"/>
+          <w14:ligatures w14:val="standardContextual"/>
+        </w:rPr>
+        <w:tab/>
+      </w:r>
+      <w:r>
+        <w:rPr>
+          <w:noProof/>
+        </w:rPr>
+        <w:t>Analisi dei mezzi</w:t>
+      </w:r>
+      <w:r>
+        <w:rPr>
+          <w:noProof/>
+        </w:rPr>
+        <w:tab/>
+      </w:r>
+      <w:r>
+        <w:rPr>
+          <w:noProof/>
+        </w:rPr>
+        <w:fldChar w:fldCharType="begin"/>
+      </w:r>
+      <w:r>
+        <w:rPr>
+          <w:noProof/>
+        </w:rPr>
+        <w:instrText xml:space="preserve"> PAGEREF _Toc239751101 \h </w:instrText>
+      </w:r>
+      <w:r>
+        <w:rPr>
+          <w:noProof/>
+        </w:rPr>
+      </w:r>
+      <w:r>
+        <w:rPr>
+          <w:noProof/>
+        </w:rPr>
+        <w:fldChar w:fldCharType="separate"/>
+      </w:r>
+      <w:r>
+        <w:rPr>
+          <w:noProof/>
+        </w:rPr>
+        <w:t>1</w:t>
+      </w:r>
+      <w:r>
+        <w:rPr>
+          <w:noProof/>
+        </w:rPr>
+        <w:t>2</w:t>
+      </w:r>
+      <w:r>
+        <w:rPr>
+          <w:noProof/>
+        </w:rPr>
+        <w:fldChar w:fldCharType="end"/>
+      </w:r>
+    </w:p>
+    <w:p>
+      <w:pPr>
+        <w:pStyle w:val="Sommario3"/>
+        <w:tabs>
+          <w:tab w:val="left" w:pos="1200"/>
+          <w:tab w:val="right" w:leader="dot" w:pos="9628"/>
+        </w:tabs>
+        <w:rPr>
+          <w:rFonts w:asciiTheme="minorHAnsi" w:eastAsiaTheme="minorEastAsia" w:hAnsiTheme="minorHAnsi" w:cstheme="minorBidi"/>
+          <w:noProof/>
+          <w:kern w:val="2"/>
+          <w:sz w:val="24"/>
+          <w:szCs w:val="24"/>
+          <w:lang w:eastAsia="it-CH"/>
+          <w14:ligatures w14:val="standardContextual"/>
+        </w:rPr>
+      </w:pPr>
+      <w:r>
+        <w:rPr>
+          <w:noProof/>
+        </w:rPr>
+        <w:t>3.6.1</w:t>
+      </w:r>
+      <w:r>
+        <w:rPr>
+          <w:rFonts w:asciiTheme="minorHAnsi" w:eastAsiaTheme="minorEastAsia" w:hAnsiTheme="minorHAnsi" w:cstheme="minorBidi"/>
+          <w:noProof/>
+          <w:kern w:val="2"/>
+          <w:sz w:val="24"/>
+          <w:szCs w:val="24"/>
+          <w:lang w:eastAsia="it-CH"/>
+          <w14:ligatures w14:val="standardContextual"/>
+        </w:rPr>
+        <w:tab/>
+      </w:r>
+      <w:r>
+        <w:rPr>
+          <w:noProof/>
+        </w:rPr>
+        <w:t>Software</w:t>
+      </w:r>
+      <w:r>
+        <w:rPr>
+          <w:noProof/>
+        </w:rPr>
+        <w:tab/>
+      </w:r>
+      <w:r>
+        <w:rPr>
+          <w:noProof/>
+        </w:rPr>
+        <w:fldChar w:fldCharType="begin"/>
+      </w:r>
+      <w:r>
+        <w:rPr>
+          <w:noProof/>
+        </w:rPr>
+        <w:instrText xml:space="preserve"> PAGEREF _Toc239751102 \h </w:instrText>
+      </w:r>
+      <w:r>
+        <w:rPr>
+          <w:noProof/>
+        </w:rPr>
+      </w:r>
+      <w:r>
+        <w:rPr>
+          <w:noProof/>
+        </w:rPr>
+        <w:fldChar w:fldCharType="separate"/>
+      </w:r>
+      <w:r>
+        <w:rPr>
+          <w:noProof/>
+        </w:rPr>
+        <w:t>12</w:t>
+      </w:r>
+      <w:r>
+        <w:rPr>
+          <w:noProof/>
+        </w:rPr>
+        <w:fldChar w:fldCharType="end"/>
+      </w:r>
+    </w:p>
+    <w:p>
+      <w:pPr>
+        <w:pStyle w:val="Sommario3"/>
+        <w:tabs>
+          <w:tab w:val="left" w:pos="1200"/>
+          <w:tab w:val="right" w:leader="dot" w:pos="9628"/>
+        </w:tabs>
+        <w:rPr>
+          <w:rFonts w:asciiTheme="minorHAnsi" w:eastAsiaTheme="minorEastAsia" w:hAnsiTheme="minorHAnsi" w:cstheme="minorBidi"/>
+          <w:noProof/>
+          <w:kern w:val="2"/>
+          <w:sz w:val="24"/>
+          <w:szCs w:val="24"/>
+          <w:lang w:eastAsia="it-CH"/>
+          <w14:ligatures w14:val="standardContextual"/>
+        </w:rPr>
+      </w:pPr>
+      <w:r>
+        <w:rPr>
+          <w:noProof/>
+        </w:rPr>
+        <w:t>3.6.2</w:t>
+      </w:r>
+      <w:r>
+        <w:rPr>
+          <w:rFonts w:asciiTheme="minorHAnsi" w:eastAsiaTheme="minorEastAsia" w:hAnsiTheme="minorHAnsi" w:cstheme="minorBidi"/>
+          <w:noProof/>
+          <w:kern w:val="2"/>
+          <w:sz w:val="24"/>
+          <w:szCs w:val="24"/>
+          <w:lang w:eastAsia="it-CH"/>
+          <w14:ligatures w14:val="standardContextual"/>
+        </w:rPr>
+        <w:tab/>
+      </w:r>
+      <w:r>
+        <w:rPr>
+          <w:noProof/>
+        </w:rPr>
+        <w:t>Hardware</w:t>
+      </w:r>
+      <w:r>
+        <w:rPr>
+          <w:noProof/>
+        </w:rPr>
+        <w:tab/>
+      </w:r>
+      <w:r>
+        <w:rPr>
+          <w:noProof/>
+        </w:rPr>
+        <w:fldChar w:fldCharType="begin"/>
+      </w:r>
+      <w:r>
+        <w:rPr>
+          <w:noProof/>
+        </w:rPr>
+        <w:instrText xml:space="preserve"> PAGEREF _Toc239751103 \h </w:instrText>
+      </w:r>
+      <w:r>
+        <w:rPr>
+          <w:noProof/>
+        </w:rPr>
+      </w:r>
+      <w:r>
+        <w:rPr>
+          <w:noProof/>
+        </w:rPr>
+        <w:fldChar w:fldCharType="separate"/>
+      </w:r>
+      <w:r>
+        <w:rPr>
+          <w:noProof/>
+        </w:rPr>
+        <w:t>12</w:t>
       </w:r>
       <w:r>
         <w:rPr>
@@ -494,24 +1178,28 @@
         <w:rPr>
           <w:rFonts w:asciiTheme="minorHAnsi" w:eastAsiaTheme="minorEastAsia" w:hAnsiTheme="minorHAnsi" w:cstheme="minorBidi"/>
           <w:noProof/>
-          <w:sz w:val="22"/>
-          <w:szCs w:val="22"/>
+          <w:kern w:val="2"/>
+          <w:sz w:val="24"/>
+          <w:szCs w:val="24"/>
           <w:lang w:eastAsia="it-CH"/>
-        </w:rPr>
-      </w:pPr>
-      <w:r>
-        <w:rPr>
-          <w:noProof/>
-        </w:rPr>
-        <w:t>3</w:t>
+          <w14:ligatures w14:val="standardContextual"/>
+        </w:rPr>
+      </w:pPr>
+      <w:r>
+        <w:rPr>
+          <w:noProof/>
+        </w:rPr>
+        <w:t>4</w:t>
       </w:r>
       <w:r>
         <w:rPr>
           <w:rFonts w:asciiTheme="minorHAnsi" w:eastAsiaTheme="minorEastAsia" w:hAnsiTheme="minorHAnsi" w:cstheme="minorBidi"/>
           <w:noProof/>
-          <w:sz w:val="22"/>
-          <w:szCs w:val="22"/>
+          <w:kern w:val="2"/>
+          <w:sz w:val="24"/>
+          <w:szCs w:val="24"/>
           <w:lang w:eastAsia="it-CH"/>
+          <w14:ligatures w14:val="standardContextual"/>
         </w:rPr>
         <w:tab/>
       </w:r>
@@ -519,7 +1207,7 @@
         <w:rPr>
           <w:noProof/>
         </w:rPr>
-        <w:t>Analisi</w:t>
+        <w:t>Progettazione</w:t>
       </w:r>
       <w:r>
         <w:rPr>
@@ -537,7 +1225,7 @@
         <w:rPr>
           <w:noProof/>
         </w:rPr>
-        <w:instrText xml:space="preserve"> PAGEREF _Toc124935601 \h </w:instrText>
+        <w:instrText xml:space="preserve"> PAGEREF _Toc239751104 \h </w:instrText>
       </w:r>
       <w:r>
         <w:rPr>
@@ -554,7 +1242,7 @@
         <w:rPr>
           <w:noProof/>
         </w:rPr>
-        <w:t>4</w:t>
+        <w:t>12</w:t>
       </w:r>
       <w:r>
         <w:rPr>
@@ -573,24 +1261,28 @@
         <w:rPr>
           <w:rFonts w:asciiTheme="minorHAnsi" w:eastAsiaTheme="minorEastAsia" w:hAnsiTheme="minorHAnsi" w:cstheme="minorBidi"/>
           <w:noProof/>
-          <w:sz w:val="22"/>
-          <w:szCs w:val="22"/>
+          <w:kern w:val="2"/>
+          <w:sz w:val="24"/>
+          <w:szCs w:val="24"/>
           <w:lang w:eastAsia="it-CH"/>
-        </w:rPr>
-      </w:pPr>
-      <w:r>
-        <w:rPr>
-          <w:noProof/>
-        </w:rPr>
-        <w:t>3.1</w:t>
+          <w14:ligatures w14:val="standardContextual"/>
+        </w:rPr>
+      </w:pPr>
+      <w:r>
+        <w:rPr>
+          <w:noProof/>
+        </w:rPr>
+        <w:t>4.1</w:t>
       </w:r>
       <w:r>
         <w:rPr>
           <w:rFonts w:asciiTheme="minorHAnsi" w:eastAsiaTheme="minorEastAsia" w:hAnsiTheme="minorHAnsi" w:cstheme="minorBidi"/>
           <w:noProof/>
-          <w:sz w:val="22"/>
-          <w:szCs w:val="22"/>
+          <w:kern w:val="2"/>
+          <w:sz w:val="24"/>
+          <w:szCs w:val="24"/>
           <w:lang w:eastAsia="it-CH"/>
+          <w14:ligatures w14:val="standardContextual"/>
         </w:rPr>
         <w:tab/>
       </w:r>
@@ -598,7 +1290,7 @@
         <w:rPr>
           <w:noProof/>
         </w:rPr>
-        <w:t>Analisi del dominio</w:t>
+        <w:t>Design dell’architettura del sistema</w:t>
       </w:r>
       <w:r>
         <w:rPr>
@@ -616,7 +1308,7 @@
         <w:rPr>
           <w:noProof/>
         </w:rPr>
-        <w:instrText xml:space="preserve"> PAGEREF _Toc124935602 \h </w:instrText>
+        <w:instrText xml:space="preserve"> PAGEREF _Toc239751105 \h </w:instrText>
       </w:r>
       <w:r>
         <w:rPr>
@@ -633,7 +1325,7 @@
         <w:rPr>
           <w:noProof/>
         </w:rPr>
-        <w:t>4</w:t>
+        <w:t>12</w:t>
       </w:r>
       <w:r>
         <w:rPr>
@@ -652,24 +1344,28 @@
         <w:rPr>
           <w:rFonts w:asciiTheme="minorHAnsi" w:eastAsiaTheme="minorEastAsia" w:hAnsiTheme="minorHAnsi" w:cstheme="minorBidi"/>
           <w:noProof/>
-          <w:sz w:val="22"/>
-          <w:szCs w:val="22"/>
+          <w:kern w:val="2"/>
+          <w:sz w:val="24"/>
+          <w:szCs w:val="24"/>
           <w:lang w:eastAsia="it-CH"/>
-        </w:rPr>
-      </w:pPr>
-      <w:r>
-        <w:rPr>
-          <w:noProof/>
-        </w:rPr>
-        <w:t>3.2</w:t>
+          <w14:ligatures w14:val="standardContextual"/>
+        </w:rPr>
+      </w:pPr>
+      <w:r>
+        <w:rPr>
+          <w:noProof/>
+        </w:rPr>
+        <w:t>4.2</w:t>
       </w:r>
       <w:r>
         <w:rPr>
           <w:rFonts w:asciiTheme="minorHAnsi" w:eastAsiaTheme="minorEastAsia" w:hAnsiTheme="minorHAnsi" w:cstheme="minorBidi"/>
           <w:noProof/>
-          <w:sz w:val="22"/>
-          <w:szCs w:val="22"/>
+          <w:kern w:val="2"/>
+          <w:sz w:val="24"/>
+          <w:szCs w:val="24"/>
           <w:lang w:eastAsia="it-CH"/>
+          <w14:ligatures w14:val="standardContextual"/>
         </w:rPr>
         <w:tab/>
       </w:r>
@@ -677,7 +1373,7 @@
         <w:rPr>
           <w:noProof/>
         </w:rPr>
-        <w:t>Analisi e specifica dei requisiti</w:t>
+        <w:t>Design dei dati e database</w:t>
       </w:r>
       <w:r>
         <w:rPr>
@@ -695,7 +1391,7 @@
         <w:rPr>
           <w:noProof/>
         </w:rPr>
-        <w:instrText xml:space="preserve"> PAGEREF _Toc124935603 \h </w:instrText>
+        <w:instrText xml:space="preserve"> PAGEREF _Toc239751106 \h </w:instrText>
       </w:r>
       <w:r>
         <w:rPr>
@@ -712,7 +1408,7 @@
         <w:rPr>
           <w:noProof/>
         </w:rPr>
-        <w:t>4</w:t>
+        <w:t>12</w:t>
       </w:r>
       <w:r>
         <w:rPr>
@@ -731,24 +1427,28 @@
         <w:rPr>
           <w:rFonts w:asciiTheme="minorHAnsi" w:eastAsiaTheme="minorEastAsia" w:hAnsiTheme="minorHAnsi" w:cstheme="minorBidi"/>
           <w:noProof/>
-          <w:sz w:val="22"/>
-          <w:szCs w:val="22"/>
+          <w:kern w:val="2"/>
+          <w:sz w:val="24"/>
+          <w:szCs w:val="24"/>
           <w:lang w:eastAsia="it-CH"/>
-        </w:rPr>
-      </w:pPr>
-      <w:r>
-        <w:rPr>
-          <w:noProof/>
-        </w:rPr>
-        <w:t>3.3</w:t>
+          <w14:ligatures w14:val="standardContextual"/>
+        </w:rPr>
+      </w:pPr>
+      <w:r>
+        <w:rPr>
+          <w:noProof/>
+        </w:rPr>
+        <w:t>4.3</w:t>
       </w:r>
       <w:r>
         <w:rPr>
           <w:rFonts w:asciiTheme="minorHAnsi" w:eastAsiaTheme="minorEastAsia" w:hAnsiTheme="minorHAnsi" w:cstheme="minorBidi"/>
           <w:noProof/>
-          <w:sz w:val="22"/>
-          <w:szCs w:val="22"/>
+          <w:kern w:val="2"/>
+          <w:sz w:val="24"/>
+          <w:szCs w:val="24"/>
           <w:lang w:eastAsia="it-CH"/>
+          <w14:ligatures w14:val="standardContextual"/>
         </w:rPr>
         <w:tab/>
       </w:r>
@@ -756,7 +1456,7 @@
         <w:rPr>
           <w:noProof/>
         </w:rPr>
-        <w:t>Use case</w:t>
+        <w:t>Design delle interfacce</w:t>
       </w:r>
       <w:r>
         <w:rPr>
@@ -774,7 +1474,7 @@
         <w:rPr>
           <w:noProof/>
         </w:rPr>
-        <w:instrText xml:space="preserve"> PAGEREF _Toc124935604 \h </w:instrText>
+        <w:instrText xml:space="preserve"> PAGEREF _Toc239751107 \h </w:instrText>
       </w:r>
       <w:r>
         <w:rPr>
@@ -791,7 +1491,7 @@
         <w:rPr>
           <w:noProof/>
         </w:rPr>
-        <w:t>7</w:t>
+        <w:t>15</w:t>
       </w:r>
       <w:r>
         <w:rPr>
@@ -810,24 +1510,28 @@
         <w:rPr>
           <w:rFonts w:asciiTheme="minorHAnsi" w:eastAsiaTheme="minorEastAsia" w:hAnsiTheme="minorHAnsi" w:cstheme="minorBidi"/>
           <w:noProof/>
-          <w:sz w:val="22"/>
-          <w:szCs w:val="22"/>
+          <w:kern w:val="2"/>
+          <w:sz w:val="24"/>
+          <w:szCs w:val="24"/>
           <w:lang w:eastAsia="it-CH"/>
-        </w:rPr>
-      </w:pPr>
-      <w:r>
-        <w:rPr>
-          <w:noProof/>
-        </w:rPr>
-        <w:t>3.4</w:t>
+          <w14:ligatures w14:val="standardContextual"/>
+        </w:rPr>
+      </w:pPr>
+      <w:r>
+        <w:rPr>
+          <w:noProof/>
+        </w:rPr>
+        <w:t>4.4</w:t>
       </w:r>
       <w:r>
         <w:rPr>
           <w:rFonts w:asciiTheme="minorHAnsi" w:eastAsiaTheme="minorEastAsia" w:hAnsiTheme="minorHAnsi" w:cstheme="minorBidi"/>
           <w:noProof/>
-          <w:sz w:val="22"/>
-          <w:szCs w:val="22"/>
+          <w:kern w:val="2"/>
+          <w:sz w:val="24"/>
+          <w:szCs w:val="24"/>
           <w:lang w:eastAsia="it-CH"/>
+          <w14:ligatures w14:val="standardContextual"/>
         </w:rPr>
         <w:tab/>
       </w:r>
@@ -835,7 +1539,7 @@
         <w:rPr>
           <w:noProof/>
         </w:rPr>
-        <w:t>Pianificazione</w:t>
+        <w:t>Design procedurale</w:t>
       </w:r>
       <w:r>
         <w:rPr>
@@ -853,7 +1557,7 @@
         <w:rPr>
           <w:noProof/>
         </w:rPr>
-        <w:instrText xml:space="preserve"> PAGEREF _Toc124935605 \h </w:instrText>
+        <w:instrText xml:space="preserve"> PAGEREF _Toc239751108 \h </w:instrText>
       </w:r>
       <w:r>
         <w:rPr>
@@ -870,7 +1574,173 @@
         <w:rPr>
           <w:noProof/>
         </w:rPr>
-        <w:t>7</w:t>
+        <w:t>15</w:t>
+      </w:r>
+      <w:r>
+        <w:rPr>
+          <w:noProof/>
+        </w:rPr>
+        <w:fldChar w:fldCharType="end"/>
+      </w:r>
+    </w:p>
+    <w:p>
+      <w:pPr>
+        <w:pStyle w:val="Sommario1"/>
+        <w:tabs>
+          <w:tab w:val="left" w:pos="400"/>
+          <w:tab w:val="right" w:leader="dot" w:pos="9628"/>
+        </w:tabs>
+        <w:rPr>
+          <w:rFonts w:asciiTheme="minorHAnsi" w:eastAsiaTheme="minorEastAsia" w:hAnsiTheme="minorHAnsi" w:cstheme="minorBidi"/>
+          <w:noProof/>
+          <w:kern w:val="2"/>
+          <w:sz w:val="24"/>
+          <w:szCs w:val="24"/>
+          <w:lang w:eastAsia="it-CH"/>
+          <w14:ligatures w14:val="standardContextual"/>
+        </w:rPr>
+      </w:pPr>
+      <w:r>
+        <w:rPr>
+          <w:noProof/>
+        </w:rPr>
+        <w:t>5</w:t>
+      </w:r>
+      <w:r>
+        <w:rPr>
+          <w:rFonts w:asciiTheme="minorHAnsi" w:eastAsiaTheme="minorEastAsia" w:hAnsiTheme="minorHAnsi" w:cstheme="minorBidi"/>
+          <w:noProof/>
+          <w:kern w:val="2"/>
+          <w:sz w:val="24"/>
+          <w:szCs w:val="24"/>
+          <w:lang w:eastAsia="it-CH"/>
+          <w14:ligatures w14:val="standardContextual"/>
+        </w:rPr>
+        <w:tab/>
+      </w:r>
+      <w:r>
+        <w:rPr>
+          <w:noProof/>
+        </w:rPr>
+        <w:t>Implementazione</w:t>
+      </w:r>
+      <w:r>
+        <w:rPr>
+          <w:noProof/>
+        </w:rPr>
+        <w:tab/>
+      </w:r>
+      <w:r>
+        <w:rPr>
+          <w:noProof/>
+        </w:rPr>
+        <w:fldChar w:fldCharType="begin"/>
+      </w:r>
+      <w:r>
+        <w:rPr>
+          <w:noProof/>
+        </w:rPr>
+        <w:instrText xml:space="preserve"> PAGEREF _Toc239751109 \h </w:instrText>
+      </w:r>
+      <w:r>
+        <w:rPr>
+          <w:noProof/>
+        </w:rPr>
+      </w:r>
+      <w:r>
+        <w:rPr>
+          <w:noProof/>
+        </w:rPr>
+        <w:fldChar w:fldCharType="separate"/>
+      </w:r>
+      <w:r>
+        <w:rPr>
+          <w:noProof/>
+        </w:rPr>
+        <w:t>16</w:t>
+      </w:r>
+      <w:r>
+        <w:rPr>
+          <w:noProof/>
+        </w:rPr>
+        <w:fldChar w:fldCharType="end"/>
+      </w:r>
+    </w:p>
+    <w:p>
+      <w:pPr>
+        <w:pStyle w:val="Sommario1"/>
+        <w:tabs>
+          <w:tab w:val="left" w:pos="400"/>
+          <w:tab w:val="right" w:leader="dot" w:pos="9628"/>
+        </w:tabs>
+        <w:rPr>
+          <w:rFonts w:asciiTheme="minorHAnsi" w:eastAsiaTheme="minorEastAsia" w:hAnsiTheme="minorHAnsi" w:cstheme="minorBidi"/>
+          <w:noProof/>
+          <w:kern w:val="2"/>
+          <w:sz w:val="24"/>
+          <w:szCs w:val="24"/>
+          <w:lang w:eastAsia="it-CH"/>
+          <w14:ligatures w14:val="standardContextual"/>
+        </w:rPr>
+      </w:pPr>
+      <w:r>
+        <w:rPr>
+          <w:noProof/>
+        </w:rPr>
+        <w:t>6</w:t>
+      </w:r>
+      <w:r>
+        <w:rPr>
+          <w:rFonts w:asciiTheme="minorHAnsi" w:eastAsiaTheme="minorEastAsia" w:hAnsiTheme="minorHAnsi" w:cstheme="minorBidi"/>
+          <w:noProof/>
+          <w:kern w:val="2"/>
+          <w:sz w:val="24"/>
+          <w:szCs w:val="24"/>
+          <w:lang w:eastAsia="it-CH"/>
+          <w14:ligatures w14:val="standardContextual"/>
+        </w:rPr>
+        <w:tab/>
+      </w:r>
+      <w:r>
+        <w:rPr>
+          <w:noProof/>
+        </w:rPr>
+        <w:t>Test</w:t>
+      </w:r>
+      <w:r>
+        <w:rPr>
+          <w:noProof/>
+        </w:rPr>
+        <w:tab/>
+      </w:r>
+      <w:r>
+        <w:rPr>
+          <w:noProof/>
+        </w:rPr>
+        <w:fldChar w:fldCharType="begin"/>
+      </w:r>
+      <w:r>
+        <w:rPr>
+          <w:noProof/>
+        </w:rPr>
+        <w:instrText xml:space="preserve"> PAGEREF _Toc239751110 \h </w:instrText>
+      </w:r>
+      <w:r>
+        <w:rPr>
+          <w:noProof/>
+        </w:rPr>
+      </w:r>
+      <w:r>
+        <w:rPr>
+          <w:noProof/>
+        </w:rPr>
+        <w:fldChar w:fldCharType="separate"/>
+      </w:r>
+      <w:r>
+        <w:rPr>
+          <w:noProof/>
+        </w:rPr>
+        <w:t>16</w:t>
       </w:r>
       <w:r>
         <w:rPr>
@@ -889,24 +1759,28 @@
         <w:rPr>
           <w:rFonts w:asciiTheme="minorHAnsi" w:eastAsiaTheme="minorEastAsia" w:hAnsiTheme="minorHAnsi" w:cstheme="minorBidi"/>
           <w:noProof/>
-          <w:sz w:val="22"/>
-          <w:szCs w:val="22"/>
+          <w:kern w:val="2"/>
+          <w:sz w:val="24"/>
+          <w:szCs w:val="24"/>
           <w:lang w:eastAsia="it-CH"/>
-        </w:rPr>
-      </w:pPr>
-      <w:r>
-        <w:rPr>
-          <w:noProof/>
-        </w:rPr>
-        <w:t>3.5</w:t>
+          <w14:ligatures w14:val="standardContextual"/>
+        </w:rPr>
+      </w:pPr>
+      <w:r>
+        <w:rPr>
+          <w:noProof/>
+        </w:rPr>
+        <w:t>6.1</w:t>
       </w:r>
       <w:r>
         <w:rPr>
           <w:rFonts w:asciiTheme="minorHAnsi" w:eastAsiaTheme="minorEastAsia" w:hAnsiTheme="minorHAnsi" w:cstheme="minorBidi"/>
           <w:noProof/>
-          <w:sz w:val="22"/>
-          <w:szCs w:val="22"/>
+          <w:kern w:val="2"/>
+          <w:sz w:val="24"/>
+          <w:szCs w:val="24"/>
           <w:lang w:eastAsia="it-CH"/>
+          <w14:ligatures w14:val="standardContextual"/>
         </w:rPr>
         <w:tab/>
       </w:r>
@@ -914,7 +1788,7 @@
         <w:rPr>
           <w:noProof/>
         </w:rPr>
-        <w:t>Analisi dei mezzi</w:t>
+        <w:t>Protocollo di test</w:t>
       </w:r>
       <w:r>
         <w:rPr>
@@ -932,7 +1806,7 @@
         <w:rPr>
           <w:noProof/>
         </w:rPr>
-        <w:instrText xml:space="preserve"> PAGEREF _Toc124935606 \h </w:instrText>
+        <w:instrText xml:space="preserve"> PAGEREF _Toc239751111 \h </w:instrText>
       </w:r>
       <w:r>
         <w:rPr>
@@ -949,7 +1823,7 @@
         <w:rPr>
           <w:noProof/>
         </w:rPr>
-        <w:t>9</w:t>
+        <w:t>16</w:t>
       </w:r>
       <w:r>
         <w:rPr>
@@ -960,32 +1834,36 @@
     </w:p>
     <w:p>
       <w:pPr>
-        <w:pStyle w:val="Sommario3"/>
+        <w:pStyle w:val="Sommario2"/>
         <w:tabs>
-          <w:tab w:val="left" w:pos="1200"/>
+          <w:tab w:val="left" w:pos="800"/>
           <w:tab w:val="right" w:leader="dot" w:pos="9628"/>
         </w:tabs>
         <w:rPr>
           <w:rFonts w:asciiTheme="minorHAnsi" w:eastAsiaTheme="minorEastAsia" w:hAnsiTheme="minorHAnsi" w:cstheme="minorBidi"/>
           <w:noProof/>
-          <w:sz w:val="22"/>
-          <w:szCs w:val="22"/>
+          <w:kern w:val="2"/>
+          <w:sz w:val="24"/>
+          <w:szCs w:val="24"/>
           <w:lang w:eastAsia="it-CH"/>
-        </w:rPr>
-      </w:pPr>
-      <w:r>
-        <w:rPr>
-          <w:noProof/>
-        </w:rPr>
-        <w:t>3.5.1</w:t>
+          <w14:ligatures w14:val="standardContextual"/>
+        </w:rPr>
+      </w:pPr>
+      <w:r>
+        <w:rPr>
+          <w:noProof/>
+        </w:rPr>
+        <w:t>6.2</w:t>
       </w:r>
       <w:r>
         <w:rPr>
           <w:rFonts w:asciiTheme="minorHAnsi" w:eastAsiaTheme="minorEastAsia" w:hAnsiTheme="minorHAnsi" w:cstheme="minorBidi"/>
           <w:noProof/>
-          <w:sz w:val="22"/>
-          <w:szCs w:val="22"/>
+          <w:kern w:val="2"/>
+          <w:sz w:val="24"/>
+          <w:szCs w:val="24"/>
           <w:lang w:eastAsia="it-CH"/>
+          <w14:ligatures w14:val="standardContextual"/>
         </w:rPr>
         <w:tab/>
       </w:r>
@@ -993,7 +1871,7 @@
         <w:rPr>
           <w:noProof/>
         </w:rPr>
-        <w:t>Software</w:t>
+        <w:t>Risultati test</w:t>
       </w:r>
       <w:r>
         <w:rPr>
@@ -1011,7 +1889,7 @@
         <w:rPr>
           <w:noProof/>
         </w:rPr>
-        <w:instrText xml:space="preserve"> PAGEREF _Toc124935607 \h </w:instrText>
+        <w:instrText xml:space="preserve"> PAGEREF _Toc239751112 \h </w:instrText>
       </w:r>
       <w:r>
         <w:rPr>
@@ -1028,7 +1906,7 @@
         <w:rPr>
           <w:noProof/>
         </w:rPr>
-        <w:t>9</w:t>
+        <w:t>18</w:t>
       </w:r>
       <w:r>
         <w:rPr>
@@ -1039,32 +1917,36 @@
     </w:p>
     <w:p>
       <w:pPr>
-        <w:pStyle w:val="Sommario3"/>
+        <w:pStyle w:val="Sommario2"/>
         <w:tabs>
-          <w:tab w:val="left" w:pos="1200"/>
+          <w:tab w:val="left" w:pos="800"/>
           <w:tab w:val="right" w:leader="dot" w:pos="9628"/>
         </w:tabs>
         <w:rPr>
           <w:rFonts w:asciiTheme="minorHAnsi" w:eastAsiaTheme="minorEastAsia" w:hAnsiTheme="minorHAnsi" w:cstheme="minorBidi"/>
           <w:noProof/>
-          <w:sz w:val="22"/>
-          <w:szCs w:val="22"/>
+          <w:kern w:val="2"/>
+          <w:sz w:val="24"/>
+          <w:szCs w:val="24"/>
           <w:lang w:eastAsia="it-CH"/>
-        </w:rPr>
-      </w:pPr>
-      <w:r>
-        <w:rPr>
-          <w:noProof/>
-        </w:rPr>
-        <w:t>3.5.2</w:t>
+          <w14:ligatures w14:val="standardContextual"/>
+        </w:rPr>
+      </w:pPr>
+      <w:r>
+        <w:rPr>
+          <w:noProof/>
+        </w:rPr>
+        <w:t>6.3</w:t>
       </w:r>
       <w:r>
         <w:rPr>
           <w:rFonts w:asciiTheme="minorHAnsi" w:eastAsiaTheme="minorEastAsia" w:hAnsiTheme="minorHAnsi" w:cstheme="minorBidi"/>
           <w:noProof/>
-          <w:sz w:val="22"/>
-          <w:szCs w:val="22"/>
+          <w:kern w:val="2"/>
+          <w:sz w:val="24"/>
+          <w:szCs w:val="24"/>
           <w:lang w:eastAsia="it-CH"/>
+          <w14:ligatures w14:val="standardContextual"/>
         </w:rPr>
         <w:tab/>
       </w:r>
@@ -1072,7 +1954,7 @@
         <w:rPr>
           <w:noProof/>
         </w:rPr>
-        <w:t>Hardware</w:t>
+        <w:t>Mancanze/limitazioni conosciute</w:t>
       </w:r>
       <w:r>
         <w:rPr>
@@ -1090,7 +1972,7 @@
         <w:rPr>
           <w:noProof/>
         </w:rPr>
-        <w:instrText xml:space="preserve"> PAGEREF _Toc124935608 \h </w:instrText>
+        <w:instrText xml:space="preserve"> PAGEREF _Toc239751113 \h </w:instrText>
       </w:r>
       <w:r>
         <w:rPr>
@@ -1107,7 +1989,7 @@
         <w:rPr>
           <w:noProof/>
         </w:rPr>
-        <w:t>9</w:t>
+        <w:t>18</w:t>
       </w:r>
       <w:r>
         <w:rPr>
@@ -1126,24 +2008,28 @@
         <w:rPr>
           <w:rFonts w:asciiTheme="minorHAnsi" w:eastAsiaTheme="minorEastAsia" w:hAnsiTheme="minorHAnsi" w:cstheme="minorBidi"/>
           <w:noProof/>
-          <w:sz w:val="22"/>
-          <w:szCs w:val="22"/>
+          <w:kern w:val="2"/>
+          <w:sz w:val="24"/>
+          <w:szCs w:val="24"/>
           <w:lang w:eastAsia="it-CH"/>
-        </w:rPr>
-      </w:pPr>
-      <w:r>
-        <w:rPr>
-          <w:noProof/>
-        </w:rPr>
-        <w:t>4</w:t>
+          <w14:ligatures w14:val="standardContextual"/>
+        </w:rPr>
+      </w:pPr>
+      <w:r>
+        <w:rPr>
+          <w:noProof/>
+        </w:rPr>
+        <w:t>7</w:t>
       </w:r>
       <w:r>
         <w:rPr>
           <w:rFonts w:asciiTheme="minorHAnsi" w:eastAsiaTheme="minorEastAsia" w:hAnsiTheme="minorHAnsi" w:cstheme="minorBidi"/>
           <w:noProof/>
-          <w:sz w:val="22"/>
-          <w:szCs w:val="22"/>
+          <w:kern w:val="2"/>
+          <w:sz w:val="24"/>
+          <w:szCs w:val="24"/>
           <w:lang w:eastAsia="it-CH"/>
+          <w14:ligatures w14:val="standardContextual"/>
         </w:rPr>
         <w:tab/>
       </w:r>
@@ -1151,7 +2037,7 @@
         <w:rPr>
           <w:noProof/>
         </w:rPr>
-        <w:t>Progettazione</w:t>
+        <w:t>Consuntivo</w:t>
       </w:r>
       <w:r>
         <w:rPr>
@@ -1169,7 +2055,7 @@
         <w:rPr>
           <w:noProof/>
         </w:rPr>
-        <w:instrText xml:space="preserve"> PAGEREF _Toc124935609 \h </w:instrText>
+        <w:instrText xml:space="preserve"> PAGEREF _Toc239751114 \h </w:instrText>
       </w:r>
       <w:r>
         <w:rPr>
@@ -1186,7 +2072,90 @@
         <w:rPr>
           <w:noProof/>
         </w:rPr>
-        <w:t>9</w:t>
+        <w:t>18</w:t>
+      </w:r>
+      <w:r>
+        <w:rPr>
+          <w:noProof/>
+        </w:rPr>
+        <w:fldChar w:fldCharType="end"/>
+      </w:r>
+    </w:p>
+    <w:p>
+      <w:pPr>
+        <w:pStyle w:val="Sommario1"/>
+        <w:tabs>
+          <w:tab w:val="left" w:pos="400"/>
+          <w:tab w:val="right" w:leader="dot" w:pos="9628"/>
+        </w:tabs>
+        <w:rPr>
+          <w:rFonts w:asciiTheme="minorHAnsi" w:eastAsiaTheme="minorEastAsia" w:hAnsiTheme="minorHAnsi" w:cstheme="minorBidi"/>
+          <w:noProof/>
+          <w:kern w:val="2"/>
+          <w:sz w:val="24"/>
+          <w:szCs w:val="24"/>
+          <w:lang w:eastAsia="it-CH"/>
+          <w14:ligatures w14:val="standardContextual"/>
+        </w:rPr>
+      </w:pPr>
+      <w:r>
+        <w:rPr>
+          <w:noProof/>
+        </w:rPr>
+        <w:t>8</w:t>
+      </w:r>
+      <w:r>
+        <w:rPr>
+          <w:rFonts w:asciiTheme="minorHAnsi" w:eastAsiaTheme="minorEastAsia" w:hAnsiTheme="minorHAnsi" w:cstheme="minorBidi"/>
+          <w:noProof/>
+          <w:kern w:val="2"/>
+          <w:sz w:val="24"/>
+          <w:szCs w:val="24"/>
+          <w:lang w:eastAsia="it-CH"/>
+          <w14:ligatures w14:val="standardContextual"/>
+        </w:rPr>
+        <w:tab/>
+      </w:r>
+      <w:r>
+        <w:rPr>
+          <w:noProof/>
+        </w:rPr>
+        <w:t>Conclusioni</w:t>
+      </w:r>
+      <w:r>
+        <w:rPr>
+          <w:noProof/>
+        </w:rPr>
+        <w:tab/>
+      </w:r>
+      <w:r>
+        <w:rPr>
+          <w:noProof/>
+        </w:rPr>
+        <w:fldChar w:fldCharType="begin"/>
+      </w:r>
+      <w:r>
+        <w:rPr>
+          <w:noProof/>
+        </w:rPr>
+        <w:instrText xml:space="preserve"> PAGEREF _Toc239751115 \h </w:instrText>
+      </w:r>
+      <w:r>
+        <w:rPr>
+          <w:noProof/>
+        </w:rPr>
+      </w:r>
+      <w:r>
+        <w:rPr>
+          <w:noProof/>
+        </w:rPr>
+        <w:fldChar w:fldCharType="separate"/>
+      </w:r>
+      <w:r>
+        <w:rPr>
+          <w:noProof/>
+        </w:rPr>
+        <w:t>20</w:t>
       </w:r>
       <w:r>
         <w:rPr>
@@ -1205,24 +2174,28 @@
         <w:rPr>
           <w:rFonts w:asciiTheme="minorHAnsi" w:eastAsiaTheme="minorEastAsia" w:hAnsiTheme="minorHAnsi" w:cstheme="minorBidi"/>
           <w:noProof/>
-          <w:sz w:val="22"/>
-          <w:szCs w:val="22"/>
+          <w:kern w:val="2"/>
+          <w:sz w:val="24"/>
+          <w:szCs w:val="24"/>
           <w:lang w:eastAsia="it-CH"/>
-        </w:rPr>
-      </w:pPr>
-      <w:r>
-        <w:rPr>
-          <w:noProof/>
-        </w:rPr>
-        <w:t>4.1</w:t>
+          <w14:ligatures w14:val="standardContextual"/>
+        </w:rPr>
+      </w:pPr>
+      <w:r>
+        <w:rPr>
+          <w:noProof/>
+        </w:rPr>
+        <w:t>8.1</w:t>
       </w:r>
       <w:r>
         <w:rPr>
           <w:rFonts w:asciiTheme="minorHAnsi" w:eastAsiaTheme="minorEastAsia" w:hAnsiTheme="minorHAnsi" w:cstheme="minorBidi"/>
           <w:noProof/>
-          <w:sz w:val="22"/>
-          <w:szCs w:val="22"/>
+          <w:kern w:val="2"/>
+          <w:sz w:val="24"/>
+          <w:szCs w:val="24"/>
           <w:lang w:eastAsia="it-CH"/>
+          <w14:ligatures w14:val="standardContextual"/>
         </w:rPr>
         <w:tab/>
       </w:r>
@@ -1230,7 +2203,7 @@
         <w:rPr>
           <w:noProof/>
         </w:rPr>
-        <w:t>Design dell’architettura del sistema</w:t>
+        <w:t>Sviluppi futuri</w:t>
       </w:r>
       <w:r>
         <w:rPr>
@@ -1248,7 +2221,7 @@
         <w:rPr>
           <w:noProof/>
         </w:rPr>
-        <w:instrText xml:space="preserve"> PAGEREF _Toc124935610 \h </w:instrText>
+        <w:instrText xml:space="preserve"> PAGEREF _Toc239751116 \h </w:instrText>
       </w:r>
       <w:r>
         <w:rPr>
@@ -1265,7 +2238,7 @@
         <w:rPr>
           <w:noProof/>
         </w:rPr>
-        <w:t>9</w:t>
+        <w:t>20</w:t>
       </w:r>
       <w:r>
         <w:rPr>
@@ -1284,24 +2257,28 @@
         <w:rPr>
           <w:rFonts w:asciiTheme="minorHAnsi" w:eastAsiaTheme="minorEastAsia" w:hAnsiTheme="minorHAnsi" w:cstheme="minorBidi"/>
           <w:noProof/>
-          <w:sz w:val="22"/>
-          <w:szCs w:val="22"/>
+          <w:kern w:val="2"/>
+          <w:sz w:val="24"/>
+          <w:szCs w:val="24"/>
           <w:lang w:eastAsia="it-CH"/>
-        </w:rPr>
-      </w:pPr>
-      <w:r>
-        <w:rPr>
-          <w:noProof/>
-        </w:rPr>
-        <w:t>4.2</w:t>
+          <w14:ligatures w14:val="standardContextual"/>
+        </w:rPr>
+      </w:pPr>
+      <w:r>
+        <w:rPr>
+          <w:noProof/>
+        </w:rPr>
+        <w:t>8.2</w:t>
       </w:r>
       <w:r>
         <w:rPr>
           <w:rFonts w:asciiTheme="minorHAnsi" w:eastAsiaTheme="minorEastAsia" w:hAnsiTheme="minorHAnsi" w:cstheme="minorBidi"/>
           <w:noProof/>
-          <w:sz w:val="22"/>
-          <w:szCs w:val="22"/>
+          <w:kern w:val="2"/>
+          <w:sz w:val="24"/>
+          <w:szCs w:val="24"/>
           <w:lang w:eastAsia="it-CH"/>
+          <w14:ligatures w14:val="standardContextual"/>
         </w:rPr>
         <w:tab/>
       </w:r>
@@ -1309,7 +2286,7 @@
         <w:rPr>
           <w:noProof/>
         </w:rPr>
-        <w:t>Design dei dati e database</w:t>
+        <w:t>Considerazioni personali</w:t>
       </w:r>
       <w:r>
         <w:rPr>
@@ -1327,7 +2304,7 @@
         <w:rPr>
           <w:noProof/>
         </w:rPr>
-        <w:instrText xml:space="preserve"> PAGEREF _Toc124935611 \h </w:instrText>
+        <w:instrText xml:space="preserve"> PAGEREF _Toc239751117 \h </w:instrText>
       </w:r>
       <w:r>
         <w:rPr>
@@ -1344,7 +2321,90 @@
         <w:rPr>
           <w:noProof/>
         </w:rPr>
+        <w:t>20</w:t>
+      </w:r>
+      <w:r>
+        <w:rPr>
+          <w:noProof/>
+        </w:rPr>
+        <w:fldChar w:fldCharType="end"/>
+      </w:r>
+    </w:p>
+    <w:p>
+      <w:pPr>
+        <w:pStyle w:val="Sommario1"/>
+        <w:tabs>
+          <w:tab w:val="left" w:pos="400"/>
+          <w:tab w:val="right" w:leader="dot" w:pos="9628"/>
+        </w:tabs>
+        <w:rPr>
+          <w:rFonts w:asciiTheme="minorHAnsi" w:eastAsiaTheme="minorEastAsia" w:hAnsiTheme="minorHAnsi" w:cstheme="minorBidi"/>
+          <w:noProof/>
+          <w:kern w:val="2"/>
+          <w:sz w:val="24"/>
+          <w:szCs w:val="24"/>
+          <w:lang w:eastAsia="it-CH"/>
+          <w14:ligatures w14:val="standardContextual"/>
+        </w:rPr>
+      </w:pPr>
+      <w:r>
+        <w:rPr>
+          <w:noProof/>
+        </w:rPr>
         <w:t>9</w:t>
+      </w:r>
+      <w:r>
+        <w:rPr>
+          <w:rFonts w:asciiTheme="minorHAnsi" w:eastAsiaTheme="minorEastAsia" w:hAnsiTheme="minorHAnsi" w:cstheme="minorBidi"/>
+          <w:noProof/>
+          <w:kern w:val="2"/>
+          <w:sz w:val="24"/>
+          <w:szCs w:val="24"/>
+          <w:lang w:eastAsia="it-CH"/>
+          <w14:ligatures w14:val="standardContextual"/>
+        </w:rPr>
+        <w:tab/>
+      </w:r>
+      <w:r>
+        <w:rPr>
+          <w:noProof/>
+        </w:rPr>
+        <w:t>Bibliografia</w:t>
+      </w:r>
+      <w:r>
+        <w:rPr>
+          <w:noProof/>
+        </w:rPr>
+        <w:tab/>
+      </w:r>
+      <w:r>
+        <w:rPr>
+          <w:noProof/>
+        </w:rPr>
+        <w:fldChar w:fldCharType="begin"/>
+      </w:r>
+      <w:r>
+        <w:rPr>
+          <w:noProof/>
+        </w:rPr>
+        <w:instrText xml:space="preserve"> PAGEREF _Toc239751118 \h </w:instrText>
+      </w:r>
+      <w:r>
+        <w:rPr>
+          <w:noProof/>
+        </w:rPr>
+      </w:r>
+      <w:r>
+        <w:rPr>
+          <w:noProof/>
+        </w:rPr>
+        <w:fldChar w:fldCharType="separate"/>
+      </w:r>
+      <w:r>
+        <w:rPr>
+          <w:noProof/>
+        </w:rPr>
+        <w:t>21</w:t>
       </w:r>
       <w:r>
         <w:rPr>
@@ -1363,24 +2423,28 @@
         <w:rPr>
           <w:rFonts w:asciiTheme="minorHAnsi" w:eastAsiaTheme="minorEastAsia" w:hAnsiTheme="minorHAnsi" w:cstheme="minorBidi"/>
           <w:noProof/>
-          <w:sz w:val="22"/>
-          <w:szCs w:val="22"/>
+          <w:kern w:val="2"/>
+          <w:sz w:val="24"/>
+          <w:szCs w:val="24"/>
           <w:lang w:eastAsia="it-CH"/>
-        </w:rPr>
-      </w:pPr>
-      <w:r>
-        <w:rPr>
-          <w:noProof/>
-        </w:rPr>
-        <w:t>4.3</w:t>
+          <w14:ligatures w14:val="standardContextual"/>
+        </w:rPr>
+      </w:pPr>
+      <w:r>
+        <w:rPr>
+          <w:noProof/>
+        </w:rPr>
+        <w:t>9.1</w:t>
       </w:r>
       <w:r>
         <w:rPr>
           <w:rFonts w:asciiTheme="minorHAnsi" w:eastAsiaTheme="minorEastAsia" w:hAnsiTheme="minorHAnsi" w:cstheme="minorBidi"/>
           <w:noProof/>
-          <w:sz w:val="22"/>
-          <w:szCs w:val="22"/>
+          <w:kern w:val="2"/>
+          <w:sz w:val="24"/>
+          <w:szCs w:val="24"/>
           <w:lang w:eastAsia="it-CH"/>
+          <w14:ligatures w14:val="standardContextual"/>
         </w:rPr>
         <w:tab/>
       </w:r>
@@ -1388,7 +2452,7 @@
         <w:rPr>
           <w:noProof/>
         </w:rPr>
-        <w:t>Design delle interfacce</w:t>
+        <w:t>Bibliografia per articoli di riviste:</w:t>
       </w:r>
       <w:r>
         <w:rPr>
@@ -1406,7 +2470,7 @@
         <w:rPr>
           <w:noProof/>
         </w:rPr>
-        <w:instrText xml:space="preserve"> PAGEREF _Toc124935612 \h </w:instrText>
+        <w:instrText xml:space="preserve"> PAGEREF _Toc239751119 \h </w:instrText>
       </w:r>
       <w:r>
         <w:rPr>
@@ -1423,7 +2487,7 @@
         <w:rPr>
           <w:noProof/>
         </w:rPr>
-        <w:t>12</w:t>
+        <w:t>21</w:t>
       </w:r>
       <w:r>
         <w:rPr>
@@ -1442,24 +2506,28 @@
         <w:rPr>
           <w:rFonts w:asciiTheme="minorHAnsi" w:eastAsiaTheme="minorEastAsia" w:hAnsiTheme="minorHAnsi" w:cstheme="minorBidi"/>
           <w:noProof/>
-          <w:sz w:val="22"/>
-          <w:szCs w:val="22"/>
+          <w:kern w:val="2"/>
+          <w:sz w:val="24"/>
+          <w:szCs w:val="24"/>
           <w:lang w:eastAsia="it-CH"/>
-        </w:rPr>
-      </w:pPr>
-      <w:r>
-        <w:rPr>
-          <w:noProof/>
-        </w:rPr>
-        <w:t>4.4</w:t>
+          <w14:ligatures w14:val="standardContextual"/>
+        </w:rPr>
+      </w:pPr>
+      <w:r>
+        <w:rPr>
+          <w:noProof/>
+        </w:rPr>
+        <w:t>9.2</w:t>
       </w:r>
       <w:r>
         <w:rPr>
           <w:rFonts w:asciiTheme="minorHAnsi" w:eastAsiaTheme="minorEastAsia" w:hAnsiTheme="minorHAnsi" w:cstheme="minorBidi"/>
           <w:noProof/>
-          <w:sz w:val="22"/>
-          <w:szCs w:val="22"/>
+          <w:kern w:val="2"/>
+          <w:sz w:val="24"/>
+          <w:szCs w:val="24"/>
           <w:lang w:eastAsia="it-CH"/>
+          <w14:ligatures w14:val="standardContextual"/>
         </w:rPr>
         <w:tab/>
       </w:r>
@@ -1467,7 +2535,7 @@
         <w:rPr>
           <w:noProof/>
         </w:rPr>
-        <w:t>Design procedurale</w:t>
+        <w:t>Bibliografia per libri</w:t>
       </w:r>
       <w:r>
         <w:rPr>
@@ -1485,7 +2553,7 @@
         <w:rPr>
           <w:noProof/>
         </w:rPr>
-        <w:instrText xml:space="preserve"> PAGEREF _Toc124935613 \h </w:instrText>
+        <w:instrText xml:space="preserve"> PAGEREF _Toc239751120 \h </w:instrText>
       </w:r>
       <w:r>
         <w:rPr>
@@ -1502,165 +2570,7 @@
         <w:rPr>
           <w:noProof/>
         </w:rPr>
-        <w:t>12</w:t>
-      </w:r>
-      <w:r>
-        <w:rPr>
-          <w:noProof/>
-        </w:rPr>
-        <w:fldChar w:fldCharType="end"/>
-      </w:r>
-    </w:p>
-    <w:p>
-      <w:pPr>
-        <w:pStyle w:val="Sommario1"/>
-        <w:tabs>
-          <w:tab w:val="left" w:pos="400"/>
-          <w:tab w:val="right" w:leader="dot" w:pos="9628"/>
-        </w:tabs>
-        <w:rPr>
-          <w:rFonts w:asciiTheme="minorHAnsi" w:eastAsiaTheme="minorEastAsia" w:hAnsiTheme="minorHAnsi" w:cstheme="minorBidi"/>
-          <w:noProof/>
-          <w:sz w:val="22"/>
-          <w:szCs w:val="22"/>
-          <w:lang w:eastAsia="it-CH"/>
-        </w:rPr>
-      </w:pPr>
-      <w:r>
-        <w:rPr>
-          <w:noProof/>
-        </w:rPr>
-        <w:t>5</w:t>
-      </w:r>
-      <w:r>
-        <w:rPr>
-          <w:rFonts w:asciiTheme="minorHAnsi" w:eastAsiaTheme="minorEastAsia" w:hAnsiTheme="minorHAnsi" w:cstheme="minorBidi"/>
-          <w:noProof/>
-          <w:sz w:val="22"/>
-          <w:szCs w:val="22"/>
-          <w:lang w:eastAsia="it-CH"/>
-        </w:rPr>
-        <w:tab/>
-      </w:r>
-      <w:r>
-        <w:rPr>
-          <w:noProof/>
-        </w:rPr>
-        <w:t>Implementazione</w:t>
-      </w:r>
-      <w:r>
-        <w:rPr>
-          <w:noProof/>
-        </w:rPr>
-        <w:tab/>
-      </w:r>
-      <w:r>
-        <w:rPr>
-          <w:noProof/>
-        </w:rPr>
-        <w:fldChar w:fldCharType="begin"/>
-      </w:r>
-      <w:r>
-        <w:rPr>
-          <w:noProof/>
-        </w:rPr>
-        <w:instrText xml:space="preserve"> PAGEREF _Toc124935614 \h </w:instrText>
-      </w:r>
-      <w:r>
-        <w:rPr>
-          <w:noProof/>
-        </w:rPr>
-      </w:r>
-      <w:r>
-        <w:rPr>
-          <w:noProof/>
-        </w:rPr>
-        <w:fldChar w:fldCharType="separate"/>
-      </w:r>
-      <w:r>
-        <w:rPr>
-          <w:noProof/>
-        </w:rPr>
-        <w:t>13</w:t>
-      </w:r>
-      <w:r>
-        <w:rPr>
-          <w:noProof/>
-        </w:rPr>
-        <w:fldChar w:fldCharType="end"/>
-      </w:r>
-    </w:p>
-    <w:p>
-      <w:pPr>
-        <w:pStyle w:val="Sommario1"/>
-        <w:tabs>
-          <w:tab w:val="left" w:pos="400"/>
-          <w:tab w:val="right" w:leader="dot" w:pos="9628"/>
-        </w:tabs>
-        <w:rPr>
-          <w:rFonts w:asciiTheme="minorHAnsi" w:eastAsiaTheme="minorEastAsia" w:hAnsiTheme="minorHAnsi" w:cstheme="minorBidi"/>
-          <w:noProof/>
-          <w:sz w:val="22"/>
-          <w:szCs w:val="22"/>
-          <w:lang w:eastAsia="it-CH"/>
-        </w:rPr>
-      </w:pPr>
-      <w:r>
-        <w:rPr>
-          <w:noProof/>
-        </w:rPr>
-        <w:t>6</w:t>
-      </w:r>
-      <w:r>
-        <w:rPr>
-          <w:rFonts w:asciiTheme="minorHAnsi" w:eastAsiaTheme="minorEastAsia" w:hAnsiTheme="minorHAnsi" w:cstheme="minorBidi"/>
-          <w:noProof/>
-          <w:sz w:val="22"/>
-          <w:szCs w:val="22"/>
-          <w:lang w:eastAsia="it-CH"/>
-        </w:rPr>
-        <w:tab/>
-      </w:r>
-      <w:r>
-        <w:rPr>
-          <w:noProof/>
-        </w:rPr>
-        <w:t>Test</w:t>
-      </w:r>
-      <w:r>
-        <w:rPr>
-          <w:noProof/>
-        </w:rPr>
-        <w:tab/>
-      </w:r>
-      <w:r>
-        <w:rPr>
-          <w:noProof/>
-        </w:rPr>
-        <w:fldChar w:fldCharType="begin"/>
-      </w:r>
-      <w:r>
-        <w:rPr>
-          <w:noProof/>
-        </w:rPr>
-        <w:instrText xml:space="preserve"> PAGEREF _Toc124935615 \h </w:instrText>
-      </w:r>
-      <w:r>
-        <w:rPr>
-          <w:noProof/>
-        </w:rPr>
-      </w:r>
-      <w:r>
-        <w:rPr>
-          <w:noProof/>
-        </w:rPr>
-        <w:fldChar w:fldCharType="separate"/>
-      </w:r>
-      <w:r>
-        <w:rPr>
-          <w:noProof/>
-        </w:rPr>
-        <w:t>13</w:t>
+        <w:t>21</w:t>
       </w:r>
       <w:r>
         <w:rPr>
@@ -1679,24 +2589,28 @@
         <w:rPr>
           <w:rFonts w:asciiTheme="minorHAnsi" w:eastAsiaTheme="minorEastAsia" w:hAnsiTheme="minorHAnsi" w:cstheme="minorBidi"/>
           <w:noProof/>
-          <w:sz w:val="22"/>
-          <w:szCs w:val="22"/>
+          <w:kern w:val="2"/>
+          <w:sz w:val="24"/>
+          <w:szCs w:val="24"/>
           <w:lang w:eastAsia="it-CH"/>
-        </w:rPr>
-      </w:pPr>
-      <w:r>
-        <w:rPr>
-          <w:noProof/>
-        </w:rPr>
-        <w:t>6.1</w:t>
+          <w14:ligatures w14:val="standardContextual"/>
+        </w:rPr>
+      </w:pPr>
+      <w:r>
+        <w:rPr>
+          <w:noProof/>
+        </w:rPr>
+        <w:t>9.3</w:t>
       </w:r>
       <w:r>
         <w:rPr>
           <w:rFonts w:asciiTheme="minorHAnsi" w:eastAsiaTheme="minorEastAsia" w:hAnsiTheme="minorHAnsi" w:cstheme="minorBidi"/>
           <w:noProof/>
-          <w:sz w:val="22"/>
-          <w:szCs w:val="22"/>
+          <w:kern w:val="2"/>
+          <w:sz w:val="24"/>
+          <w:szCs w:val="24"/>
           <w:lang w:eastAsia="it-CH"/>
+          <w14:ligatures w14:val="standardContextual"/>
         </w:rPr>
         <w:tab/>
       </w:r>
@@ -1704,7 +2618,7 @@
         <w:rPr>
           <w:noProof/>
         </w:rPr>
-        <w:t>Protocollo di test</w:t>
+        <w:t>Sitografia</w:t>
       </w:r>
       <w:r>
         <w:rPr>
@@ -1722,7 +2636,7 @@
         <w:rPr>
           <w:noProof/>
         </w:rPr>
-        <w:instrText xml:space="preserve"> PAGEREF _Toc124935616 \h </w:instrText>
+        <w:instrText xml:space="preserve"> PAGEREF _Toc239751121 \h </w:instrText>
       </w:r>
       <w:r>
         <w:rPr>
@@ -1739,797 +2653,7 @@
         <w:rPr>
           <w:noProof/>
         </w:rPr>
-        <w:t>13</w:t>
-      </w:r>
-      <w:r>
-        <w:rPr>
-          <w:noProof/>
-        </w:rPr>
-        <w:fldChar w:fldCharType="end"/>
-      </w:r>
-    </w:p>
-    <w:p>
-      <w:pPr>
-        <w:pStyle w:val="Sommario2"/>
-        <w:tabs>
-          <w:tab w:val="left" w:pos="800"/>
-          <w:tab w:val="right" w:leader="dot" w:pos="9628"/>
-        </w:tabs>
-        <w:rPr>
-          <w:rFonts w:asciiTheme="minorHAnsi" w:eastAsiaTheme="minorEastAsia" w:hAnsiTheme="minorHAnsi" w:cstheme="minorBidi"/>
-          <w:noProof/>
-          <w:sz w:val="22"/>
-          <w:szCs w:val="22"/>
-          <w:lang w:eastAsia="it-CH"/>
-        </w:rPr>
-      </w:pPr>
-      <w:r>
-        <w:rPr>
-          <w:noProof/>
-        </w:rPr>
-        <w:t>6.2</w:t>
-      </w:r>
-      <w:r>
-        <w:rPr>
-          <w:rFonts w:asciiTheme="minorHAnsi" w:eastAsiaTheme="minorEastAsia" w:hAnsiTheme="minorHAnsi" w:cstheme="minorBidi"/>
-          <w:noProof/>
-          <w:sz w:val="22"/>
-          <w:szCs w:val="22"/>
-          <w:lang w:eastAsia="it-CH"/>
-        </w:rPr>
-        <w:tab/>
-      </w:r>
-      <w:r>
-        <w:rPr>
-          <w:noProof/>
-        </w:rPr>
-        <w:t>Risultati test</w:t>
-      </w:r>
-      <w:r>
-        <w:rPr>
-          <w:noProof/>
-        </w:rPr>
-        <w:tab/>
-      </w:r>
-      <w:r>
-        <w:rPr>
-          <w:noProof/>
-        </w:rPr>
-        <w:fldChar w:fldCharType="begin"/>
-      </w:r>
-      <w:r>
-        <w:rPr>
-          <w:noProof/>
-        </w:rPr>
-        <w:instrText xml:space="preserve"> PAGEREF _Toc124935617 \h </w:instrText>
-      </w:r>
-      <w:r>
-        <w:rPr>
-          <w:noProof/>
-        </w:rPr>
-      </w:r>
-      <w:r>
-        <w:rPr>
-          <w:noProof/>
-        </w:rPr>
-        <w:fldChar w:fldCharType="separate"/>
-      </w:r>
-      <w:r>
-        <w:rPr>
-          <w:noProof/>
-        </w:rPr>
-        <w:t>15</w:t>
-      </w:r>
-      <w:r>
-        <w:rPr>
-          <w:noProof/>
-        </w:rPr>
-        <w:fldChar w:fldCharType="end"/>
-      </w:r>
-    </w:p>
-    <w:p>
-      <w:pPr>
-        <w:pStyle w:val="Sommario2"/>
-        <w:tabs>
-          <w:tab w:val="left" w:pos="800"/>
-          <w:tab w:val="right" w:leader="dot" w:pos="9628"/>
-        </w:tabs>
-        <w:rPr>
-          <w:rFonts w:asciiTheme="minorHAnsi" w:eastAsiaTheme="minorEastAsia" w:hAnsiTheme="minorHAnsi" w:cstheme="minorBidi"/>
-          <w:noProof/>
-          <w:sz w:val="22"/>
-          <w:szCs w:val="22"/>
-          <w:lang w:eastAsia="it-CH"/>
-        </w:rPr>
-      </w:pPr>
-      <w:r>
-        <w:rPr>
-          <w:noProof/>
-        </w:rPr>
-        <w:t>6.3</w:t>
-      </w:r>
-      <w:r>
-        <w:rPr>
-          <w:rFonts w:asciiTheme="minorHAnsi" w:eastAsiaTheme="minorEastAsia" w:hAnsiTheme="minorHAnsi" w:cstheme="minorBidi"/>
-          <w:noProof/>
-          <w:sz w:val="22"/>
-          <w:szCs w:val="22"/>
-          <w:lang w:eastAsia="it-CH"/>
-        </w:rPr>
-        <w:tab/>
-      </w:r>
-      <w:r>
-        <w:rPr>
-          <w:noProof/>
-        </w:rPr>
-        <w:t>Mancanze/limitazioni conosciute</w:t>
-      </w:r>
-      <w:r>
-        <w:rPr>
-          <w:noProof/>
-        </w:rPr>
-        <w:tab/>
-      </w:r>
-      <w:r>
-        <w:rPr>
-          <w:noProof/>
-        </w:rPr>
-        <w:fldChar w:fldCharType="begin"/>
-      </w:r>
-      <w:r>
-        <w:rPr>
-          <w:noProof/>
-        </w:rPr>
-        <w:instrText xml:space="preserve"> PAGEREF _Toc124935618 \h </w:instrText>
-      </w:r>
-      <w:r>
-        <w:rPr>
-          <w:noProof/>
-        </w:rPr>
-      </w:r>
-      <w:r>
-        <w:rPr>
-          <w:noProof/>
-        </w:rPr>
-        <w:fldChar w:fldCharType="separate"/>
-      </w:r>
-      <w:r>
-        <w:rPr>
-          <w:noProof/>
-        </w:rPr>
-        <w:t>15</w:t>
-      </w:r>
-      <w:r>
-        <w:rPr>
-          <w:noProof/>
-        </w:rPr>
-        <w:fldChar w:fldCharType="end"/>
-      </w:r>
-    </w:p>
-    <w:p>
-      <w:pPr>
-        <w:pStyle w:val="Sommario1"/>
-        <w:tabs>
-          <w:tab w:val="left" w:pos="400"/>
-          <w:tab w:val="right" w:leader="dot" w:pos="9628"/>
-        </w:tabs>
-        <w:rPr>
-          <w:rFonts w:asciiTheme="minorHAnsi" w:eastAsiaTheme="minorEastAsia" w:hAnsiTheme="minorHAnsi" w:cstheme="minorBidi"/>
-          <w:noProof/>
-          <w:sz w:val="22"/>
-          <w:szCs w:val="22"/>
-          <w:lang w:eastAsia="it-CH"/>
-        </w:rPr>
-      </w:pPr>
-      <w:r>
-        <w:rPr>
-          <w:noProof/>
-        </w:rPr>
-        <w:t>7</w:t>
-      </w:r>
-      <w:r>
-        <w:rPr>
-          <w:rFonts w:asciiTheme="minorHAnsi" w:eastAsiaTheme="minorEastAsia" w:hAnsiTheme="minorHAnsi" w:cstheme="minorBidi"/>
-          <w:noProof/>
-          <w:sz w:val="22"/>
-          <w:szCs w:val="22"/>
-          <w:lang w:eastAsia="it-CH"/>
-        </w:rPr>
-        <w:tab/>
-      </w:r>
-      <w:r>
-        <w:rPr>
-          <w:noProof/>
-        </w:rPr>
-        <w:t>Consuntivo</w:t>
-      </w:r>
-      <w:r>
-        <w:rPr>
-          <w:noProof/>
-        </w:rPr>
-        <w:tab/>
-      </w:r>
-      <w:r>
-        <w:rPr>
-          <w:noProof/>
-        </w:rPr>
-        <w:fldChar w:fldCharType="begin"/>
-      </w:r>
-      <w:r>
-        <w:rPr>
-          <w:noProof/>
-        </w:rPr>
-        <w:instrText xml:space="preserve"> PAGEREF _Toc124935619 \h </w:instrText>
-      </w:r>
-      <w:r>
-        <w:rPr>
-          <w:noProof/>
-        </w:rPr>
-      </w:r>
-      <w:r>
-        <w:rPr>
-          <w:noProof/>
-        </w:rPr>
-        <w:fldChar w:fldCharType="separate"/>
-      </w:r>
-      <w:r>
-        <w:rPr>
-          <w:noProof/>
-        </w:rPr>
-        <w:t>15</w:t>
-      </w:r>
-      <w:r>
-        <w:rPr>
-          <w:noProof/>
-        </w:rPr>
-        <w:fldChar w:fldCharType="end"/>
-      </w:r>
-    </w:p>
-    <w:p>
-      <w:pPr>
-        <w:pStyle w:val="Sommario1"/>
-        <w:tabs>
-          <w:tab w:val="left" w:pos="400"/>
-          <w:tab w:val="right" w:leader="dot" w:pos="9628"/>
-        </w:tabs>
-        <w:rPr>
-          <w:rFonts w:asciiTheme="minorHAnsi" w:eastAsiaTheme="minorEastAsia" w:hAnsiTheme="minorHAnsi" w:cstheme="minorBidi"/>
-          <w:noProof/>
-          <w:sz w:val="22"/>
-          <w:szCs w:val="22"/>
-          <w:lang w:eastAsia="it-CH"/>
-        </w:rPr>
-      </w:pPr>
-      <w:r>
-        <w:rPr>
-          <w:noProof/>
-        </w:rPr>
-        <w:t>8</w:t>
-      </w:r>
-      <w:r>
-        <w:rPr>
-          <w:rFonts w:asciiTheme="minorHAnsi" w:eastAsiaTheme="minorEastAsia" w:hAnsiTheme="minorHAnsi" w:cstheme="minorBidi"/>
-          <w:noProof/>
-          <w:sz w:val="22"/>
-          <w:szCs w:val="22"/>
-          <w:lang w:eastAsia="it-CH"/>
-        </w:rPr>
-        <w:tab/>
-      </w:r>
-      <w:r>
-        <w:rPr>
-          <w:noProof/>
-        </w:rPr>
-        <w:t>Conclusioni</w:t>
-      </w:r>
-      <w:r>
-        <w:rPr>
-          <w:noProof/>
-        </w:rPr>
-        <w:tab/>
-      </w:r>
-      <w:r>
-        <w:rPr>
-          <w:noProof/>
-        </w:rPr>
-        <w:fldChar w:fldCharType="begin"/>
-      </w:r>
-      <w:r>
-        <w:rPr>
-          <w:noProof/>
-        </w:rPr>
-        <w:instrText xml:space="preserve"> PAGEREF _Toc124935620 \h </w:instrText>
-      </w:r>
-      <w:r>
-        <w:rPr>
-          <w:noProof/>
-        </w:rPr>
-      </w:r>
-      <w:r>
-        <w:rPr>
-          <w:noProof/>
-        </w:rPr>
-        <w:fldChar w:fldCharType="separate"/>
-      </w:r>
-      <w:r>
-        <w:rPr>
-          <w:noProof/>
-        </w:rPr>
-        <w:t>17</w:t>
-      </w:r>
-      <w:r>
-        <w:rPr>
-          <w:noProof/>
-        </w:rPr>
-        <w:fldChar w:fldCharType="end"/>
-      </w:r>
-    </w:p>
-    <w:p>
-      <w:pPr>
-        <w:pStyle w:val="Sommario2"/>
-        <w:tabs>
-          <w:tab w:val="left" w:pos="800"/>
-          <w:tab w:val="right" w:leader="dot" w:pos="9628"/>
-        </w:tabs>
-        <w:rPr>
-          <w:rFonts w:asciiTheme="minorHAnsi" w:eastAsiaTheme="minorEastAsia" w:hAnsiTheme="minorHAnsi" w:cstheme="minorBidi"/>
-          <w:noProof/>
-          <w:sz w:val="22"/>
-          <w:szCs w:val="22"/>
-          <w:lang w:eastAsia="it-CH"/>
-        </w:rPr>
-      </w:pPr>
-      <w:r>
-        <w:rPr>
-          <w:noProof/>
-        </w:rPr>
-        <w:t>8.1</w:t>
-      </w:r>
-      <w:r>
-        <w:rPr>
-          <w:rFonts w:asciiTheme="minorHAnsi" w:eastAsiaTheme="minorEastAsia" w:hAnsiTheme="minorHAnsi" w:cstheme="minorBidi"/>
-          <w:noProof/>
-          <w:sz w:val="22"/>
-          <w:szCs w:val="22"/>
-          <w:lang w:eastAsia="it-CH"/>
-        </w:rPr>
-        <w:tab/>
-      </w:r>
-      <w:r>
-        <w:rPr>
-          <w:noProof/>
-        </w:rPr>
-        <w:t>Sviluppi futuri</w:t>
-      </w:r>
-      <w:r>
-        <w:rPr>
-          <w:noProof/>
-        </w:rPr>
-        <w:tab/>
-      </w:r>
-      <w:r>
-        <w:rPr>
-          <w:noProof/>
-        </w:rPr>
-        <w:fldChar w:fldCharType="begin"/>
-      </w:r>
-      <w:r>
-        <w:rPr>
-          <w:noProof/>
-        </w:rPr>
-        <w:instrText xml:space="preserve"> PAGEREF _Toc124935621 \h </w:instrText>
-      </w:r>
-      <w:r>
-        <w:rPr>
-          <w:noProof/>
-        </w:rPr>
-      </w:r>
-      <w:r>
-        <w:rPr>
-          <w:noProof/>
-        </w:rPr>
-        <w:fldChar w:fldCharType="separate"/>
-      </w:r>
-      <w:r>
-        <w:rPr>
-          <w:noProof/>
-        </w:rPr>
-        <w:t>17</w:t>
-      </w:r>
-      <w:r>
-        <w:rPr>
-          <w:noProof/>
-        </w:rPr>
-        <w:fldChar w:fldCharType="end"/>
-      </w:r>
-    </w:p>
-    <w:p>
-      <w:pPr>
-        <w:pStyle w:val="Sommario2"/>
-        <w:tabs>
-          <w:tab w:val="left" w:pos="800"/>
-          <w:tab w:val="right" w:leader="dot" w:pos="9628"/>
-        </w:tabs>
-        <w:rPr>
-          <w:rFonts w:asciiTheme="minorHAnsi" w:eastAsiaTheme="minorEastAsia" w:hAnsiTheme="minorHAnsi" w:cstheme="minorBidi"/>
-          <w:noProof/>
-          <w:sz w:val="22"/>
-          <w:szCs w:val="22"/>
-          <w:lang w:eastAsia="it-CH"/>
-        </w:rPr>
-      </w:pPr>
-      <w:r>
-        <w:rPr>
-          <w:noProof/>
-        </w:rPr>
-        <w:t>8.2</w:t>
-      </w:r>
-      <w:r>
-        <w:rPr>
-          <w:rFonts w:asciiTheme="minorHAnsi" w:eastAsiaTheme="minorEastAsia" w:hAnsiTheme="minorHAnsi" w:cstheme="minorBidi"/>
-          <w:noProof/>
-          <w:sz w:val="22"/>
-          <w:szCs w:val="22"/>
-          <w:lang w:eastAsia="it-CH"/>
-        </w:rPr>
-        <w:tab/>
-      </w:r>
-      <w:r>
-        <w:rPr>
-          <w:noProof/>
-        </w:rPr>
-        <w:t>Considerazioni personali</w:t>
-      </w:r>
-      <w:r>
-        <w:rPr>
-          <w:noProof/>
-        </w:rPr>
-        <w:tab/>
-      </w:r>
-      <w:r>
-        <w:rPr>
-          <w:noProof/>
-        </w:rPr>
-        <w:fldChar w:fldCharType="begin"/>
-      </w:r>
-      <w:r>
-        <w:rPr>
-          <w:noProof/>
-        </w:rPr>
-        <w:instrText xml:space="preserve"> PAGEREF _Toc124935622 \h </w:instrText>
-      </w:r>
-      <w:r>
-        <w:rPr>
-          <w:noProof/>
-        </w:rPr>
-      </w:r>
-      <w:r>
-        <w:rPr>
-          <w:noProof/>
-        </w:rPr>
-        <w:fldChar w:fldCharType="separate"/>
-      </w:r>
-      <w:r>
-        <w:rPr>
-          <w:noProof/>
-        </w:rPr>
-        <w:t>17</w:t>
-      </w:r>
-      <w:r>
-        <w:rPr>
-          <w:noProof/>
-        </w:rPr>
-        <w:fldChar w:fldCharType="end"/>
-      </w:r>
-    </w:p>
-    <w:p>
-      <w:pPr>
-        <w:pStyle w:val="Sommario1"/>
-        <w:tabs>
-          <w:tab w:val="left" w:pos="400"/>
-          <w:tab w:val="right" w:leader="dot" w:pos="9628"/>
-        </w:tabs>
-        <w:rPr>
-          <w:rFonts w:asciiTheme="minorHAnsi" w:eastAsiaTheme="minorEastAsia" w:hAnsiTheme="minorHAnsi" w:cstheme="minorBidi"/>
-          <w:noProof/>
-          <w:sz w:val="22"/>
-          <w:szCs w:val="22"/>
-          <w:lang w:eastAsia="it-CH"/>
-        </w:rPr>
-      </w:pPr>
-      <w:r>
-        <w:rPr>
-          <w:noProof/>
-        </w:rPr>
-        <w:t>9</w:t>
-      </w:r>
-      <w:r>
-        <w:rPr>
-          <w:rFonts w:asciiTheme="minorHAnsi" w:eastAsiaTheme="minorEastAsia" w:hAnsiTheme="minorHAnsi" w:cstheme="minorBidi"/>
-          <w:noProof/>
-          <w:sz w:val="22"/>
-          <w:szCs w:val="22"/>
-          <w:lang w:eastAsia="it-CH"/>
-        </w:rPr>
-        <w:tab/>
-      </w:r>
-      <w:r>
-        <w:rPr>
-          <w:noProof/>
-        </w:rPr>
-        <w:t>Bibliografia</w:t>
-      </w:r>
-      <w:r>
-        <w:rPr>
-          <w:noProof/>
-        </w:rPr>
-        <w:tab/>
-      </w:r>
-      <w:r>
-        <w:rPr>
-          <w:noProof/>
-        </w:rPr>
-        <w:fldChar w:fldCharType="begin"/>
-      </w:r>
-      <w:r>
-        <w:rPr>
-          <w:noProof/>
-        </w:rPr>
-        <w:instrText xml:space="preserve"> PAGEREF _Toc124935623 \h </w:instrText>
-      </w:r>
-      <w:r>
-        <w:rPr>
-          <w:noProof/>
-        </w:rPr>
-      </w:r>
-      <w:r>
-        <w:rPr>
-          <w:noProof/>
-        </w:rPr>
-        <w:fldChar w:fldCharType="separate"/>
-      </w:r>
-      <w:r>
-        <w:rPr>
-          <w:noProof/>
-        </w:rPr>
-        <w:t>18</w:t>
-      </w:r>
-      <w:r>
-        <w:rPr>
-          <w:noProof/>
-        </w:rPr>
-        <w:fldChar w:fldCharType="end"/>
-      </w:r>
-    </w:p>
-    <w:p>
-      <w:pPr>
-        <w:pStyle w:val="Sommario2"/>
-        <w:tabs>
-          <w:tab w:val="left" w:pos="800"/>
-          <w:tab w:val="right" w:leader="dot" w:pos="9628"/>
-        </w:tabs>
-        <w:rPr>
-          <w:rFonts w:asciiTheme="minorHAnsi" w:eastAsiaTheme="minorEastAsia" w:hAnsiTheme="minorHAnsi" w:cstheme="minorBidi"/>
-          <w:noProof/>
-          <w:sz w:val="22"/>
-          <w:szCs w:val="22"/>
-          <w:lang w:eastAsia="it-CH"/>
-        </w:rPr>
-      </w:pPr>
-      <w:r>
-        <w:rPr>
-          <w:noProof/>
-        </w:rPr>
-        <w:t>9.1</w:t>
-      </w:r>
-      <w:r>
-        <w:rPr>
-          <w:rFonts w:asciiTheme="minorHAnsi" w:eastAsiaTheme="minorEastAsia" w:hAnsiTheme="minorHAnsi" w:cstheme="minorBidi"/>
-          <w:noProof/>
-          <w:sz w:val="22"/>
-          <w:szCs w:val="22"/>
-          <w:lang w:eastAsia="it-CH"/>
-        </w:rPr>
-        <w:tab/>
-      </w:r>
-      <w:r>
-        <w:rPr>
-          <w:noProof/>
-        </w:rPr>
-        <w:t>Bibliografia per articoli di riviste:</w:t>
-      </w:r>
-      <w:r>
-        <w:rPr>
-          <w:noProof/>
-        </w:rPr>
-        <w:tab/>
-      </w:r>
-      <w:r>
-        <w:rPr>
-          <w:noProof/>
-        </w:rPr>
-        <w:fldChar w:fldCharType="begin"/>
-      </w:r>
-      <w:r>
-        <w:rPr>
-          <w:noProof/>
-        </w:rPr>
-        <w:instrText xml:space="preserve"> PAGEREF _Toc124935624 \h </w:instrText>
-      </w:r>
-      <w:r>
-        <w:rPr>
-          <w:noProof/>
-        </w:rPr>
-      </w:r>
-      <w:r>
-        <w:rPr>
-          <w:noProof/>
-        </w:rPr>
-        <w:fldChar w:fldCharType="separate"/>
-      </w:r>
-      <w:r>
-        <w:rPr>
-          <w:noProof/>
-        </w:rPr>
-        <w:t>18</w:t>
-      </w:r>
-      <w:r>
-        <w:rPr>
-          <w:noProof/>
-        </w:rPr>
-        <w:fldChar w:fldCharType="end"/>
-      </w:r>
-    </w:p>
-    <w:p>
-      <w:pPr>
-        <w:pStyle w:val="Sommario2"/>
-        <w:tabs>
-          <w:tab w:val="left" w:pos="800"/>
-          <w:tab w:val="right" w:leader="dot" w:pos="9628"/>
-        </w:tabs>
-        <w:rPr>
-          <w:rFonts w:asciiTheme="minorHAnsi" w:eastAsiaTheme="minorEastAsia" w:hAnsiTheme="minorHAnsi" w:cstheme="minorBidi"/>
-          <w:noProof/>
-          <w:sz w:val="22"/>
-          <w:szCs w:val="22"/>
-          <w:lang w:eastAsia="it-CH"/>
-        </w:rPr>
-      </w:pPr>
-      <w:r>
-        <w:rPr>
-          <w:noProof/>
-        </w:rPr>
-        <w:t>9.2</w:t>
-      </w:r>
-      <w:r>
-        <w:rPr>
-          <w:rFonts w:asciiTheme="minorHAnsi" w:eastAsiaTheme="minorEastAsia" w:hAnsiTheme="minorHAnsi" w:cstheme="minorBidi"/>
-          <w:noProof/>
-          <w:sz w:val="22"/>
-          <w:szCs w:val="22"/>
-          <w:lang w:eastAsia="it-CH"/>
-        </w:rPr>
-        <w:tab/>
-      </w:r>
-      <w:r>
-        <w:rPr>
-          <w:noProof/>
-        </w:rPr>
-        <w:t>Bibliografia per libri</w:t>
-      </w:r>
-      <w:r>
-        <w:rPr>
-          <w:noProof/>
-        </w:rPr>
-        <w:tab/>
-      </w:r>
-      <w:r>
-        <w:rPr>
-          <w:noProof/>
-        </w:rPr>
-        <w:fldChar w:fldCharType="begin"/>
-      </w:r>
-      <w:r>
-        <w:rPr>
-          <w:noProof/>
-        </w:rPr>
-        <w:instrText xml:space="preserve"> PAGEREF _Toc124935625 \h </w:instrText>
-      </w:r>
-      <w:r>
-        <w:rPr>
-          <w:noProof/>
-        </w:rPr>
-      </w:r>
-      <w:r>
-        <w:rPr>
-          <w:noProof/>
-        </w:rPr>
-        <w:fldChar w:fldCharType="separate"/>
-      </w:r>
-      <w:r>
-        <w:rPr>
-          <w:noProof/>
-        </w:rPr>
-        <w:t>18</w:t>
-      </w:r>
-      <w:r>
-        <w:rPr>
-          <w:noProof/>
-        </w:rPr>
-        <w:fldChar w:fldCharType="end"/>
-      </w:r>
-    </w:p>
-    <w:p>
-      <w:pPr>
-        <w:pStyle w:val="Sommario2"/>
-        <w:tabs>
-          <w:tab w:val="left" w:pos="800"/>
-          <w:tab w:val="right" w:leader="dot" w:pos="9628"/>
-        </w:tabs>
-        <w:rPr>
-          <w:rFonts w:asciiTheme="minorHAnsi" w:eastAsiaTheme="minorEastAsia" w:hAnsiTheme="minorHAnsi" w:cstheme="minorBidi"/>
-          <w:noProof/>
-          <w:sz w:val="22"/>
-          <w:szCs w:val="22"/>
-          <w:lang w:eastAsia="it-CH"/>
-        </w:rPr>
-      </w:pPr>
-      <w:r>
-        <w:rPr>
-          <w:noProof/>
-        </w:rPr>
-        <w:t>9.3</w:t>
-      </w:r>
-      <w:r>
-        <w:rPr>
-          <w:rFonts w:asciiTheme="minorHAnsi" w:eastAsiaTheme="minorEastAsia" w:hAnsiTheme="minorHAnsi" w:cstheme="minorBidi"/>
-          <w:noProof/>
-          <w:sz w:val="22"/>
-          <w:szCs w:val="22"/>
-          <w:lang w:eastAsia="it-CH"/>
-        </w:rPr>
-        <w:tab/>
-      </w:r>
-      <w:r>
-        <w:rPr>
-          <w:noProof/>
-        </w:rPr>
-        <w:t>Sitografia</w:t>
-      </w:r>
-      <w:r>
-        <w:rPr>
-          <w:noProof/>
-        </w:rPr>
-        <w:tab/>
-      </w:r>
-      <w:r>
-        <w:rPr>
-          <w:noProof/>
-        </w:rPr>
-        <w:fldChar w:fldCharType="begin"/>
-      </w:r>
-      <w:r>
-        <w:rPr>
-          <w:noProof/>
-        </w:rPr>
-        <w:instrText xml:space="preserve"> PAGEREF _Toc124935626 \h </w:instrText>
-      </w:r>
-      <w:r>
-        <w:rPr>
-          <w:noProof/>
-        </w:rPr>
-      </w:r>
-      <w:r>
-        <w:rPr>
-          <w:noProof/>
-        </w:rPr>
-        <w:fldChar w:fldCharType="separate"/>
-      </w:r>
-      <w:r>
-        <w:rPr>
-          <w:noProof/>
-        </w:rPr>
-        <w:t>18</w:t>
+        <w:t>21</w:t>
       </w:r>
       <w:r>
         <w:rPr>
@@ -2548,9 +2672,11 @@
         <w:rPr>
           <w:rFonts w:asciiTheme="minorHAnsi" w:eastAsiaTheme="minorEastAsia" w:hAnsiTheme="minorHAnsi" w:cstheme="minorBidi"/>
           <w:noProof/>
-          <w:sz w:val="22"/>
-          <w:szCs w:val="22"/>
+          <w:kern w:val="2"/>
+          <w:sz w:val="24"/>
+          <w:szCs w:val="24"/>
           <w:lang w:eastAsia="it-CH"/>
+          <w14:ligatures w14:val="standardContextual"/>
         </w:rPr>
       </w:pPr>
       <w:r>
@@ -2563,9 +2689,11 @@
         <w:rPr>
           <w:rFonts w:asciiTheme="minorHAnsi" w:eastAsiaTheme="minorEastAsia" w:hAnsiTheme="minorHAnsi" w:cstheme="minorBidi"/>
           <w:noProof/>
-          <w:sz w:val="22"/>
-          <w:szCs w:val="22"/>
+          <w:kern w:val="2"/>
+          <w:sz w:val="24"/>
+          <w:szCs w:val="24"/>
           <w:lang w:eastAsia="it-CH"/>
+          <w14:ligatures w14:val="standardContextual"/>
         </w:rPr>
         <w:tab/>
       </w:r>
@@ -2591,7 +2719,7 @@
         <w:rPr>
           <w:noProof/>
         </w:rPr>
-        <w:instrText xml:space="preserve"> PAGEREF _Toc124935627 \h </w:instrText>
+        <w:instrText xml:space="preserve"> PAGEREF _Toc239751122 \h </w:instrText>
       </w:r>
       <w:r>
         <w:rPr>
@@ -2608,7 +2736,7 @@
         <w:rPr>
           <w:noProof/>
         </w:rPr>
-        <w:t>19</w:t>
+        <w:t>22</w:t>
       </w:r>
       <w:r>
         <w:rPr>
@@ -2627,9 +2755,11 @@
         <w:rPr>
           <w:rFonts w:asciiTheme="minorHAnsi" w:eastAsiaTheme="minorEastAsia" w:hAnsiTheme="minorHAnsi" w:cstheme="minorBidi"/>
           <w:noProof/>
-          <w:sz w:val="22"/>
-          <w:szCs w:val="22"/>
+          <w:kern w:val="2"/>
+          <w:sz w:val="24"/>
+          <w:szCs w:val="24"/>
           <w:lang w:eastAsia="it-CH"/>
+          <w14:ligatures w14:val="standardContextual"/>
         </w:rPr>
       </w:pPr>
       <w:r>
@@ -2642,9 +2772,11 @@
         <w:rPr>
           <w:rFonts w:asciiTheme="minorHAnsi" w:eastAsiaTheme="minorEastAsia" w:hAnsiTheme="minorHAnsi" w:cstheme="minorBidi"/>
           <w:noProof/>
-          <w:sz w:val="22"/>
-          <w:szCs w:val="22"/>
+          <w:kern w:val="2"/>
+          <w:sz w:val="24"/>
+          <w:szCs w:val="24"/>
           <w:lang w:eastAsia="it-CH"/>
+          <w14:ligatures w14:val="standardContextual"/>
         </w:rPr>
         <w:tab/>
       </w:r>
@@ -2670,7 +2802,7 @@
         <w:rPr>
           <w:noProof/>
         </w:rPr>
-        <w:instrText xml:space="preserve"> PAGEREF _Toc124935628 \h </w:instrText>
+        <w:instrText xml:space="preserve"> PAGEREF _Toc239751123 \h </w:instrText>
       </w:r>
       <w:r>
         <w:rPr>
@@ -2687,7 +2819,7 @@
         <w:rPr>
           <w:noProof/>
         </w:rPr>
-        <w:t>19</w:t>
+        <w:t>22</w:t>
       </w:r>
       <w:r>
         <w:rPr>
@@ -2706,9 +2838,11 @@
         <w:rPr>
           <w:rFonts w:asciiTheme="minorHAnsi" w:eastAsiaTheme="minorEastAsia" w:hAnsiTheme="minorHAnsi" w:cstheme="minorBidi"/>
           <w:noProof/>
-          <w:sz w:val="22"/>
-          <w:szCs w:val="22"/>
+          <w:kern w:val="2"/>
+          <w:sz w:val="24"/>
+          <w:szCs w:val="24"/>
           <w:lang w:eastAsia="it-CH"/>
+          <w14:ligatures w14:val="standardContextual"/>
         </w:rPr>
       </w:pPr>
       <w:r>
@@ -2721,9 +2855,11 @@
         <w:rPr>
           <w:rFonts w:asciiTheme="minorHAnsi" w:eastAsiaTheme="minorEastAsia" w:hAnsiTheme="minorHAnsi" w:cstheme="minorBidi"/>
           <w:noProof/>
-          <w:sz w:val="22"/>
-          <w:szCs w:val="22"/>
+          <w:kern w:val="2"/>
+          <w:sz w:val="24"/>
+          <w:szCs w:val="24"/>
           <w:lang w:eastAsia="it-CH"/>
+          <w14:ligatures w14:val="standardContextual"/>
         </w:rPr>
         <w:tab/>
       </w:r>
@@ -2749,7 +2885,7 @@
         <w:rPr>
           <w:noProof/>
         </w:rPr>
-        <w:instrText xml:space="preserve"> PAGEREF _Toc124935629 \h </w:instrText>
+        <w:instrText xml:space="preserve"> PAGEREF _Toc239751124 \h </w:instrText>
       </w:r>
       <w:r>
         <w:rPr>
@@ -2766,7 +2902,7 @@
         <w:rPr>
           <w:noProof/>
         </w:rPr>
-        <w:t>19</w:t>
+        <w:t>22</w:t>
       </w:r>
       <w:r>
         <w:rPr>
@@ -2787,7 +2923,7 @@
       <w:r>
         <w:br w:type="page"/>
       </w:r>
-      <w:bookmarkStart w:id="1" w:name="_Toc124935597"/>
+      <w:bookmarkStart w:id="1" w:name="_Toc239751092"/>
       <w:r>
         <w:lastRenderedPageBreak/>
         <w:t>Introduzione</w:t>
@@ -2801,7 +2937,7 @@
           <w:lang w:val="it-CH"/>
         </w:rPr>
       </w:pPr>
-      <w:bookmarkStart w:id="2" w:name="_Toc124935598"/>
+      <w:bookmarkStart w:id="2" w:name="_Toc239751093"/>
       <w:r>
         <w:rPr>
           <w:lang w:val="it-CH"/>
@@ -2884,7 +3020,7 @@
           <w:lang w:val="it-CH"/>
         </w:rPr>
       </w:pPr>
-      <w:bookmarkStart w:id="3" w:name="_Toc124935600"/>
+      <w:bookmarkStart w:id="3" w:name="_Toc239751094"/>
       <w:r>
         <w:rPr>
           <w:lang w:val="it-CH"/>
@@ -2917,7 +3053,7 @@
       <w:r>
         <w:br w:type="page"/>
       </w:r>
-      <w:bookmarkStart w:id="4" w:name="_Toc124935601"/>
+      <w:bookmarkStart w:id="4" w:name="_Toc239751095"/>
       <w:r>
         <w:lastRenderedPageBreak/>
         <w:t>Analisi</w:t>
@@ -2931,7 +3067,7 @@
           <w:lang w:val="it-CH"/>
         </w:rPr>
       </w:pPr>
-      <w:bookmarkStart w:id="5" w:name="_Toc124935602"/>
+      <w:bookmarkStart w:id="5" w:name="_Toc239751096"/>
       <w:r>
         <w:rPr>
           <w:lang w:val="it-CH"/>
@@ -3047,9 +3183,11 @@
       <w:pPr>
         <w:pStyle w:val="Titolo2"/>
       </w:pPr>
+      <w:bookmarkStart w:id="6" w:name="_Toc239751097"/>
       <w:r>
         <w:t>User Stories</w:t>
       </w:r>
+      <w:bookmarkEnd w:id="6"/>
     </w:p>
     <w:p>
       <w:pPr>
@@ -3124,7 +3262,16 @@
         <w:t>Stima peso: 3</w:t>
       </w:r>
     </w:p>
-    <w:p/>
+    <w:p>
+      <w:pPr>
+        <w:pStyle w:val="Paragrafoelenco"/>
+        <w:ind w:left="786"/>
+        <w:rPr>
+          <w:b/>
+          <w:bCs/>
+        </w:rPr>
+      </w:pPr>
+    </w:p>
     <w:p>
       <w:pPr>
         <w:pStyle w:val="Paragrafoelenco"/>
@@ -3134,7 +3281,19 @@
         </w:numPr>
       </w:pPr>
       <w:r>
-        <w:t>Come giocatore voglio vedere la schermata iniziale per poter avviare una partita o modificare le impostazioni di gioco.</w:t>
+        <w:t xml:space="preserve">Come giocatore voglio vedere </w:t>
+      </w:r>
+      <w:r>
+        <w:t>le statistiche personali</w:t>
+      </w:r>
+      <w:r>
+        <w:t xml:space="preserve"> per poter </w:t>
+      </w:r>
+      <w:r>
+        <w:t>capire i propri progressi</w:t>
+      </w:r>
+      <w:r>
+        <w:t>.</w:t>
       </w:r>
     </w:p>
     <w:p>
@@ -3162,11 +3321,7 @@
         </w:numPr>
       </w:pPr>
       <w:r>
-        <w:t>All’avvio del gioco si vede il menu</w:t>
-      </w:r>
-      <w:r>
-        <w:tab/>
-        <w:t>.</w:t>
+        <w:t>Vedo la tabella delle statistiche.</w:t>
       </w:r>
     </w:p>
     <w:p>
@@ -3178,7 +3333,7 @@
         </w:numPr>
       </w:pPr>
       <w:r>
-        <w:t>Il menu contiene i pulsanti: GIOCA, IMPOSTAZIONI, ESCI.</w:t>
+        <w:t>Vedo sempre le statistiche aggiornate.</w:t>
       </w:r>
     </w:p>
     <w:p>
@@ -3195,7 +3350,14 @@
           <w:b/>
           <w:bCs/>
         </w:rPr>
-        <w:t>Stima peso: 3</w:t>
+        <w:t xml:space="preserve">Stima peso: </w:t>
+      </w:r>
+      <w:r>
+        <w:rPr>
+          <w:b/>
+          <w:bCs/>
+        </w:rPr>
+        <w:t>2</w:t>
       </w:r>
     </w:p>
     <w:p/>
@@ -3207,7 +3369,6 @@
           <w:numId w:val="25"/>
         </w:numPr>
       </w:pPr>
-      <w:bookmarkStart w:id="6" w:name="_Toc124935603"/>
       <w:r>
         <w:t>Come giocatore voglio poter accedere alle impostazioni per modificare delle impostazioni di gioco.</w:t>
       </w:r>
@@ -3277,10 +3438,9 @@
       </w:r>
     </w:p>
     <w:p>
-      <w:pPr>
-        <w:pStyle w:val="Paragrafoelenco"/>
-        <w:ind w:left="786"/>
-      </w:pPr>
+      <w:r>
+        <w:br w:type="page"/>
+      </w:r>
     </w:p>
     <w:p>
       <w:pPr>
@@ -3291,13 +3451,8 @@
         </w:numPr>
       </w:pPr>
       <w:r>
-        <w:t xml:space="preserve">Come giocatore voglio poter </w:t>
-      </w:r>
-      <w:r>
-        <w:t>uscire dal gioco per chiuderlo</w:t>
-      </w:r>
-      <w:r>
-        <w:t>.</w:t>
+        <w:lastRenderedPageBreak/>
+        <w:t>Come giocatore voglio poter uscire dal gioco per chiuderlo.</w:t>
       </w:r>
     </w:p>
     <w:p>
@@ -3325,14 +3480,7 @@
         </w:numPr>
       </w:pPr>
       <w:r>
-        <w:lastRenderedPageBreak/>
-        <w:t xml:space="preserve">Dal menu principale voglio poter </w:t>
-      </w:r>
-      <w:r>
-        <w:t>chiudere il</w:t>
-      </w:r>
-      <w:r>
-        <w:t xml:space="preserve"> gioco.</w:t>
+        <w:t>Dal menu principale voglio poter chiudere il gioco.</w:t>
       </w:r>
     </w:p>
     <w:p>
@@ -3374,11 +3522,7 @@
         <w:t>1</w:t>
       </w:r>
     </w:p>
-    <w:p>
-      <w:r>
-        <w:br w:type="page"/>
-      </w:r>
-    </w:p>
+    <w:p/>
     <w:p>
       <w:pPr>
         <w:pStyle w:val="Paragrafoelenco"/>
@@ -3388,7 +3532,6 @@
         </w:numPr>
       </w:pPr>
       <w:r>
-        <w:lastRenderedPageBreak/>
         <w:t xml:space="preserve">Come giocatore voglio poter </w:t>
       </w:r>
       <w:r>
@@ -3487,10 +3630,7 @@
         </w:numPr>
       </w:pPr>
       <w:r>
-        <w:t xml:space="preserve">Come giocatore voglio poter </w:t>
-      </w:r>
-      <w:r>
-        <w:t xml:space="preserve">raccogliere i </w:t>
+        <w:t xml:space="preserve">Come giocatore voglio poter raccogliere i </w:t>
       </w:r>
       <w:proofErr w:type="spellStart"/>
       <w:r>
@@ -3498,13 +3638,7 @@
       </w:r>
       <w:proofErr w:type="spellEnd"/>
       <w:r>
-        <w:t xml:space="preserve"> per </w:t>
-      </w:r>
-      <w:r>
-        <w:t>poterli usare in partita</w:t>
-      </w:r>
-      <w:r>
-        <w:t>.</w:t>
+        <w:t xml:space="preserve"> per poterli usare in partita.</w:t>
       </w:r>
     </w:p>
     <w:p>
@@ -3536,7 +3670,13 @@
       </w:r>
       <w:proofErr w:type="spellStart"/>
       <w:r>
-        <w:t>perk</w:t>
+        <w:t>pe</w:t>
+      </w:r>
+      <w:r>
+        <w:t>r</w:t>
+      </w:r>
+      <w:r>
+        <w:t>k</w:t>
       </w:r>
       <w:proofErr w:type="spellEnd"/>
       <w:r>
@@ -3617,19 +3757,7 @@
         </w:numPr>
       </w:pPr>
       <w:r>
-        <w:t xml:space="preserve">Come giocatore voglio poter </w:t>
-      </w:r>
-      <w:r>
-        <w:t>usare il turbo</w:t>
-      </w:r>
-      <w:r>
-        <w:t xml:space="preserve"> per muovermi </w:t>
-      </w:r>
-      <w:r>
-        <w:t>più velocemente</w:t>
-      </w:r>
-      <w:r>
-        <w:t>.</w:t>
+        <w:t>Come giocatore voglio poter usare il turbo per muovermi più velocemente.</w:t>
       </w:r>
     </w:p>
     <w:p>
@@ -3829,11 +3957,7 @@
         <w:t>6</w:t>
       </w:r>
     </w:p>
-    <w:p>
-      <w:pPr>
-        <w:ind w:left="426"/>
-      </w:pPr>
-    </w:p>
+    <w:p/>
     <w:p>
       <w:pPr>
         <w:pStyle w:val="Paragrafoelenco"/>
@@ -3851,13 +3975,7 @@
       </w:r>
       <w:proofErr w:type="spellEnd"/>
       <w:r>
-        <w:t xml:space="preserve"> per</w:t>
-      </w:r>
-      <w:r>
-        <w:t xml:space="preserve"> eseguire manovre evasive</w:t>
-      </w:r>
-      <w:r>
-        <w:t>.</w:t>
+        <w:t xml:space="preserve"> per eseguire manovre evasive.</w:t>
       </w:r>
     </w:p>
     <w:p>
@@ -3885,13 +4003,7 @@
         </w:numPr>
       </w:pPr>
       <w:r>
-        <w:t>Tramite l’apposito comando</w:t>
-      </w:r>
-      <w:r>
-        <w:t xml:space="preserve"> (SHIFT)</w:t>
-      </w:r>
-      <w:r>
-        <w:t xml:space="preserve"> posso </w:t>
+        <w:t xml:space="preserve">Tramite l’apposito comando (SHIFT) posso </w:t>
       </w:r>
       <w:proofErr w:type="spellStart"/>
       <w:r>
@@ -3932,192 +4044,203 @@
           <w:b/>
           <w:bCs/>
         </w:rPr>
-        <w:t>4</w:t>
+        <w:t>5</w:t>
+      </w:r>
+    </w:p>
+    <w:p>
+      <w:pPr>
+        <w:ind w:left="426"/>
+      </w:pPr>
+    </w:p>
+    <w:p>
+      <w:pPr>
+        <w:pStyle w:val="Paragrafoelenco"/>
+        <w:numPr>
+          <w:ilvl w:val="0"/>
+          <w:numId w:val="25"/>
+        </w:numPr>
+      </w:pPr>
+      <w:r>
+        <w:t>Come sistema voglio creare i bot per permettere al giocatore di avere degli sfidanti.</w:t>
+      </w:r>
+    </w:p>
+    <w:p>
+      <w:pPr>
+        <w:ind w:left="708"/>
+        <w:rPr>
+          <w:b/>
+          <w:bCs/>
+        </w:rPr>
+      </w:pPr>
+      <w:r>
+        <w:rPr>
+          <w:b/>
+          <w:bCs/>
+        </w:rPr>
+        <w:t>Criteri di accettazione:</w:t>
+      </w:r>
+    </w:p>
+    <w:p>
+      <w:pPr>
+        <w:pStyle w:val="Paragrafoelenco"/>
+        <w:numPr>
+          <w:ilvl w:val="0"/>
+          <w:numId w:val="27"/>
+        </w:numPr>
+      </w:pPr>
+      <w:r>
+        <w:t>Il giocatore vede i bot.</w:t>
+      </w:r>
+    </w:p>
+    <w:p>
+      <w:pPr>
+        <w:pStyle w:val="Paragrafoelenco"/>
+        <w:numPr>
+          <w:ilvl w:val="0"/>
+          <w:numId w:val="27"/>
+        </w:numPr>
+      </w:pPr>
+      <w:r>
+        <w:t>Il giocatore può interagire con i bot.</w:t>
       </w:r>
     </w:p>
     <w:p>
       <w:pPr>
         <w:pStyle w:val="Paragrafoelenco"/>
         <w:ind w:left="786"/>
-      </w:pPr>
-    </w:p>
-    <w:p/>
-    <w:p>
-      <w:pPr>
-        <w:pStyle w:val="Titolo2"/>
-        <w:rPr>
-          <w:lang w:val="it-CH"/>
-        </w:rPr>
-      </w:pPr>
-      <w:r>
-        <w:rPr>
-          <w:lang w:val="it-CH"/>
-        </w:rPr>
-        <w:t>Analisi e specifica dei requisiti</w:t>
-      </w:r>
-      <w:bookmarkEnd w:id="6"/>
-    </w:p>
-    <w:p>
-      <w:r>
-        <w:t xml:space="preserve">Il </w:t>
-      </w:r>
-      <w:r>
-        <w:t>progettista, dopo aver ricevuto il mandato</w:t>
-      </w:r>
-      <w:r>
-        <w:t xml:space="preserve">, in collaborazione con il </w:t>
-      </w:r>
-      <w:r>
-        <w:t>committente</w:t>
-      </w:r>
-      <w:r>
-        <w:t xml:space="preserve"> redige una lista di requisiti</w:t>
-      </w:r>
-      <w:r>
-        <w:t xml:space="preserve">. Durante questi incontri, tramite interviste (da inserire nei diari), </w:t>
-      </w:r>
-      <w:r>
-        <w:t>il progettista deve cercare di rispondere alle seguenti domande:</w:t>
-      </w:r>
-    </w:p>
-    <w:p>
-      <w:pPr>
+        <w:rPr>
+          <w:b/>
+          <w:bCs/>
+        </w:rPr>
+      </w:pPr>
+      <w:r>
+        <w:rPr>
+          <w:b/>
+          <w:bCs/>
+        </w:rPr>
+        <w:t xml:space="preserve">Stima peso: </w:t>
+      </w:r>
+      <w:r>
+        <w:rPr>
+          <w:b/>
+          <w:bCs/>
+        </w:rPr>
+        <w:t>5</w:t>
+      </w:r>
+      <w:r>
+        <w:rPr>
+          <w:b/>
+          <w:bCs/>
+        </w:rPr>
+        <w:br w:type="page"/>
+      </w:r>
+    </w:p>
+    <w:p>
+      <w:pPr>
+        <w:pStyle w:val="Paragrafoelenco"/>
         <w:numPr>
           <w:ilvl w:val="0"/>
-          <w:numId w:val="13"/>
+          <w:numId w:val="25"/>
         </w:numPr>
       </w:pPr>
       <w:r>
-        <w:t>Quali sono i bisogni del committente?</w:t>
-      </w:r>
-    </w:p>
-    <w:p>
-      <w:pPr>
+        <w:lastRenderedPageBreak/>
+        <w:t xml:space="preserve">Come sistema voglio </w:t>
+      </w:r>
+      <w:r>
+        <w:t>creare la mappa</w:t>
+      </w:r>
+      <w:r>
+        <w:t xml:space="preserve"> per permettere al giocatore di avere </w:t>
+      </w:r>
+      <w:r>
+        <w:t>un campo di gioco</w:t>
+      </w:r>
+      <w:r>
+        <w:t>.</w:t>
+      </w:r>
+    </w:p>
+    <w:p>
+      <w:pPr>
+        <w:ind w:left="708"/>
+        <w:rPr>
+          <w:b/>
+          <w:bCs/>
+        </w:rPr>
+      </w:pPr>
+      <w:r>
+        <w:rPr>
+          <w:b/>
+          <w:bCs/>
+        </w:rPr>
+        <w:t>Criteri di accettazione:</w:t>
+      </w:r>
+    </w:p>
+    <w:p>
+      <w:pPr>
+        <w:pStyle w:val="Paragrafoelenco"/>
         <w:numPr>
           <w:ilvl w:val="0"/>
-          <w:numId w:val="13"/>
+          <w:numId w:val="27"/>
         </w:numPr>
       </w:pPr>
       <w:r>
-        <w:t>Quali funzioni deve svolgere il prodotto?</w:t>
-      </w:r>
-    </w:p>
-    <w:p>
-      <w:pPr>
+        <w:t>Il giocatore vede i bot.</w:t>
+      </w:r>
+    </w:p>
+    <w:p>
+      <w:pPr>
+        <w:pStyle w:val="Paragrafoelenco"/>
         <w:numPr>
           <w:ilvl w:val="0"/>
-          <w:numId w:val="13"/>
+          <w:numId w:val="27"/>
         </w:numPr>
       </w:pPr>
       <w:r>
-        <w:t>Come devono essere implementate?</w:t>
-      </w:r>
-    </w:p>
-    <w:p>
-      <w:pPr>
-        <w:numPr>
-          <w:ilvl w:val="0"/>
-          <w:numId w:val="13"/>
-        </w:numPr>
-      </w:pPr>
-      <w:r>
-        <w:t>L’utente, come vorrebbe/dovrebbe interagire con il prodotto?</w:t>
-      </w:r>
-    </w:p>
-    <w:p>
-      <w:pPr>
-        <w:numPr>
-          <w:ilvl w:val="0"/>
-          <w:numId w:val="13"/>
-        </w:numPr>
-      </w:pPr>
-      <w:r>
-        <w:t>Come verrà utilizzato il prodotto?</w:t>
-      </w:r>
-    </w:p>
-    <w:p>
-      <w:pPr>
-        <w:numPr>
-          <w:ilvl w:val="0"/>
-          <w:numId w:val="13"/>
-        </w:numPr>
-      </w:pPr>
-      <w:r>
-        <w:lastRenderedPageBreak/>
-        <w:t xml:space="preserve">Che tipo di interfaccia </w:t>
-      </w:r>
-      <w:r>
-        <w:t>si immagina?</w:t>
-      </w:r>
-    </w:p>
-    <w:p>
-      <w:pPr>
-        <w:numPr>
-          <w:ilvl w:val="0"/>
-          <w:numId w:val="13"/>
-        </w:numPr>
-      </w:pPr>
-      <w:r>
-        <w:t>Che prestazioni minime deve fornire il prodotto?</w:t>
-      </w:r>
-    </w:p>
-    <w:p>
-      <w:pPr>
-        <w:numPr>
-          <w:ilvl w:val="0"/>
-          <w:numId w:val="13"/>
-        </w:numPr>
-      </w:pPr>
-      <w:r>
-        <w:t>Che grado di sicurezza deve avere il prodotto?</w:t>
-      </w:r>
-    </w:p>
-    <w:p>
-      <w:pPr>
-        <w:numPr>
-          <w:ilvl w:val="0"/>
-          <w:numId w:val="13"/>
-        </w:numPr>
-      </w:pPr>
-      <w:r>
-        <w:t>…</w:t>
+        <w:t>Il giocatore può interagire con i bot.</w:t>
+      </w:r>
+    </w:p>
+    <w:p>
+      <w:pPr>
+        <w:pStyle w:val="Paragrafoelenco"/>
+        <w:ind w:left="786"/>
+        <w:rPr>
+          <w:b/>
+          <w:bCs/>
+        </w:rPr>
+      </w:pPr>
+      <w:r>
+        <w:rPr>
+          <w:b/>
+          <w:bCs/>
+        </w:rPr>
+        <w:t xml:space="preserve">Stima peso: </w:t>
+      </w:r>
+      <w:r>
+        <w:rPr>
+          <w:b/>
+          <w:bCs/>
+        </w:rPr>
+        <w:t>2</w:t>
       </w:r>
     </w:p>
     <w:p/>
     <w:p>
-      <w:r>
-        <w:t xml:space="preserve">In base alla lista dei requisiti e all’analisi degli stessi, il progettista redige una </w:t>
-      </w:r>
-      <w:r>
-        <w:rPr>
-          <w:i/>
-        </w:rPr>
-        <w:t>specifica dei requisiti</w:t>
-      </w:r>
-      <w:r>
-        <w:t xml:space="preserve"> in cui elenca e descrive in modo dettagliato quali sono le funzionalità che il prodotto fornirà. La specifica dovrebbe essere abbastanza dettagliata da poter essere utilizzata come base per lo sviluppo, ma non troppo; </w:t>
-      </w:r>
-      <w:r>
-        <w:t>ad esempio,</w:t>
-      </w:r>
-      <w:r>
-        <w:t xml:space="preserve"> non dovrebbe contenere dettagli di implementazione, o definizioni dettagliate dell’interfaccia grafica a meno che questi non siano considerati cruciali.</w:t>
-      </w:r>
-      <w:r>
-        <w:t xml:space="preserve"> </w:t>
-      </w:r>
-      <w:r>
-        <w:t>Non si deve scordare che i requisiti non rappresentano delle attività bensì delle caratteristiche che il prodotto dovrà possedere.</w:t>
-      </w:r>
-    </w:p>
-    <w:p/>
-    <w:p/>
-    <w:p>
-      <w:r>
-        <w:t>Stile 1</w:t>
-      </w:r>
-    </w:p>
-    <w:p/>
+      <w:pPr>
+        <w:pStyle w:val="Titolo2"/>
+        <w:rPr>
+          <w:lang w:val="it-CH"/>
+        </w:rPr>
+      </w:pPr>
+      <w:bookmarkStart w:id="7" w:name="_Toc239751098"/>
+      <w:r>
+        <w:rPr>
+          <w:lang w:val="it-CH"/>
+        </w:rPr>
+        <w:t>Analisi e specifica dei requisiti</w:t>
+      </w:r>
+      <w:bookmarkEnd w:id="7"/>
+    </w:p>
     <w:tbl>
       <w:tblPr>
         <w:tblW w:w="9644" w:type="dxa"/>
@@ -4173,13 +4296,7 @@
           </w:tcPr>
           <w:p>
             <w:r>
-              <w:t>R</w:t>
-            </w:r>
-            <w:r>
-              <w:t>eq</w:t>
-            </w:r>
-            <w:r>
-              <w:t>-012</w:t>
+              <w:t>Req-01</w:t>
             </w:r>
           </w:p>
         </w:tc>
@@ -4269,7 +4386,7 @@
           </w:tcPr>
           <w:p>
             <w:r>
-              <w:t>Creazione interfaccia banca dati</w:t>
+              <w:t>Visualizzazione menu principale</w:t>
             </w:r>
           </w:p>
         </w:tc>
@@ -4303,147 +4420,12 @@
           </w:tcPr>
           <w:p>
             <w:r>
-              <w:t>Si necessitano i permessi di root / Dipende dal requisito R</w:t>
-            </w:r>
-            <w:r>
-              <w:t>eq</w:t>
-            </w:r>
-            <w:r>
-              <w:t>-001 (Creazione DB)</w:t>
-            </w:r>
-          </w:p>
-        </w:tc>
-      </w:tr>
-      <w:tr>
-        <w:tc>
-          <w:tcPr>
-            <w:tcW w:w="9644" w:type="dxa"/>
-            <w:gridSpan w:val="6"/>
-          </w:tcPr>
-          <w:p>
-            <w:pPr>
-              <w:rPr>
-                <w:b/>
-              </w:rPr>
-            </w:pPr>
-            <w:r>
-              <w:rPr>
-                <w:b/>
-              </w:rPr>
-              <w:t>Sotto requisiti</w:t>
-            </w:r>
-          </w:p>
-        </w:tc>
-      </w:tr>
-      <w:tr>
-        <w:tc>
-          <w:tcPr>
-            <w:tcW w:w="1519" w:type="dxa"/>
-            <w:shd w:val="clear" w:color="auto" w:fill="D9D9D9" w:themeFill="background1" w:themeFillShade="D9"/>
-          </w:tcPr>
-          <w:p>
-            <w:pPr>
-              <w:rPr>
-                <w:b/>
-              </w:rPr>
-            </w:pPr>
-            <w:r>
-              <w:rPr>
-                <w:b/>
-              </w:rPr>
-              <w:t>001</w:t>
-            </w:r>
-          </w:p>
-        </w:tc>
-        <w:tc>
-          <w:tcPr>
-            <w:tcW w:w="8125" w:type="dxa"/>
-            <w:gridSpan w:val="5"/>
-          </w:tcPr>
-          <w:p>
-            <w:r>
-              <w:t>Si necessita una maschera di login</w:t>
-            </w:r>
-          </w:p>
-        </w:tc>
-      </w:tr>
-      <w:tr>
-        <w:tc>
-          <w:tcPr>
-            <w:tcW w:w="1519" w:type="dxa"/>
-            <w:shd w:val="clear" w:color="auto" w:fill="D9D9D9" w:themeFill="background1" w:themeFillShade="D9"/>
-          </w:tcPr>
-          <w:p>
-            <w:pPr>
-              <w:rPr>
-                <w:b/>
-              </w:rPr>
-            </w:pPr>
-            <w:r>
-              <w:rPr>
-                <w:b/>
-              </w:rPr>
-              <w:t>002</w:t>
-            </w:r>
-          </w:p>
-        </w:tc>
-        <w:tc>
-          <w:tcPr>
-            <w:tcW w:w="8125" w:type="dxa"/>
-            <w:gridSpan w:val="5"/>
-          </w:tcPr>
-          <w:p>
-            <w:r>
-              <w:t>Si dovranno poter immettere nuovi allievi</w:t>
-            </w:r>
-          </w:p>
-        </w:tc>
-      </w:tr>
-      <w:tr>
-        <w:tc>
-          <w:tcPr>
-            <w:tcW w:w="1519" w:type="dxa"/>
-            <w:shd w:val="clear" w:color="auto" w:fill="D9D9D9" w:themeFill="background1" w:themeFillShade="D9"/>
-          </w:tcPr>
-          <w:p>
-            <w:pPr>
-              <w:rPr>
-                <w:b/>
-              </w:rPr>
-            </w:pPr>
-            <w:r>
-              <w:rPr>
-                <w:b/>
-              </w:rPr>
-              <w:t>003</w:t>
-            </w:r>
-          </w:p>
-        </w:tc>
-        <w:tc>
-          <w:tcPr>
-            <w:tcW w:w="8125" w:type="dxa"/>
-            <w:gridSpan w:val="5"/>
-          </w:tcPr>
-          <w:p>
-            <w:r>
-              <w:t>Dovrà essere possibile la ricerca di allievi</w:t>
+              <w:t>All'avvio dell'applicazione viene caricata la schermata principale contenente i pulsanti: GIOCA, IMPOSTAZIONI ed ESCI.</w:t>
             </w:r>
           </w:p>
         </w:tc>
       </w:tr>
     </w:tbl>
-    <w:p>
-      <w:pPr>
-        <w:rPr>
-          <w:b/>
-        </w:rPr>
-      </w:pPr>
-    </w:p>
-    <w:p>
-      <w:r>
-        <w:t>Stile 2</w:t>
-      </w:r>
-    </w:p>
     <w:p>
       <w:pPr>
         <w:rPr>
@@ -4472,15 +4454,3710 @@
       </w:tblPr>
       <w:tblGrid>
         <w:gridCol w:w="1519"/>
-        <w:gridCol w:w="8125"/>
+        <w:gridCol w:w="3497"/>
+        <w:gridCol w:w="1417"/>
+        <w:gridCol w:w="567"/>
+        <w:gridCol w:w="1299"/>
+        <w:gridCol w:w="1345"/>
       </w:tblGrid>
       <w:tr>
         <w:tc>
           <w:tcPr>
+            <w:tcW w:w="1519" w:type="dxa"/>
+            <w:shd w:val="clear" w:color="auto" w:fill="D9D9D9" w:themeFill="background1" w:themeFillShade="D9"/>
+          </w:tcPr>
+          <w:p>
+            <w:pPr>
+              <w:rPr>
+                <w:b/>
+                <w:bCs/>
+              </w:rPr>
+            </w:pPr>
+            <w:r>
+              <w:rPr>
+                <w:b/>
+                <w:bCs/>
+              </w:rPr>
+              <w:t>Requisito</w:t>
+            </w:r>
+          </w:p>
+        </w:tc>
+        <w:tc>
+          <w:tcPr>
+            <w:tcW w:w="3497" w:type="dxa"/>
+          </w:tcPr>
+          <w:p>
+            <w:r>
+              <w:t>Req-0</w:t>
+            </w:r>
+            <w:r>
+              <w:t>2</w:t>
+            </w:r>
+          </w:p>
+        </w:tc>
+        <w:tc>
+          <w:tcPr>
+            <w:tcW w:w="1417" w:type="dxa"/>
+            <w:shd w:val="clear" w:color="auto" w:fill="D9D9D9" w:themeFill="background1" w:themeFillShade="D9"/>
+          </w:tcPr>
+          <w:p>
+            <w:r>
+              <w:rPr>
+                <w:b/>
+                <w:bCs/>
+              </w:rPr>
+              <w:t>Priorità</w:t>
+            </w:r>
+          </w:p>
+        </w:tc>
+        <w:tc>
+          <w:tcPr>
+            <w:tcW w:w="567" w:type="dxa"/>
+          </w:tcPr>
+          <w:p>
+            <w:pPr>
+              <w:jc w:val="right"/>
+            </w:pPr>
+            <w:r>
+              <w:t>1</w:t>
+            </w:r>
+          </w:p>
+        </w:tc>
+        <w:tc>
+          <w:tcPr>
+            <w:tcW w:w="1299" w:type="dxa"/>
+            <w:shd w:val="clear" w:color="auto" w:fill="D9D9D9" w:themeFill="background1" w:themeFillShade="D9"/>
+          </w:tcPr>
+          <w:p>
+            <w:r>
+              <w:rPr>
+                <w:b/>
+                <w:bCs/>
+              </w:rPr>
+              <w:t>Versione</w:t>
+            </w:r>
+          </w:p>
+        </w:tc>
+        <w:tc>
+          <w:tcPr>
+            <w:tcW w:w="1345" w:type="dxa"/>
+          </w:tcPr>
+          <w:p>
+            <w:pPr>
+              <w:jc w:val="right"/>
+            </w:pPr>
+            <w:r>
+              <w:t>1.0</w:t>
+            </w:r>
+          </w:p>
+        </w:tc>
+      </w:tr>
+      <w:tr>
+        <w:tc>
+          <w:tcPr>
+            <w:tcW w:w="1519" w:type="dxa"/>
+            <w:shd w:val="clear" w:color="auto" w:fill="D9D9D9" w:themeFill="background1" w:themeFillShade="D9"/>
+          </w:tcPr>
+          <w:p>
+            <w:pPr>
+              <w:rPr>
+                <w:b/>
+                <w:bCs/>
+              </w:rPr>
+            </w:pPr>
+            <w:r>
+              <w:rPr>
+                <w:b/>
+                <w:bCs/>
+              </w:rPr>
+              <w:t>Nome</w:t>
+            </w:r>
+          </w:p>
+        </w:tc>
+        <w:tc>
+          <w:tcPr>
+            <w:tcW w:w="8125" w:type="dxa"/>
+            <w:gridSpan w:val="5"/>
+          </w:tcPr>
+          <w:p>
+            <w:r>
+              <w:t>Chiusura applicazione</w:t>
+            </w:r>
+          </w:p>
+        </w:tc>
+      </w:tr>
+      <w:tr>
+        <w:tc>
+          <w:tcPr>
+            <w:tcW w:w="1519" w:type="dxa"/>
+            <w:shd w:val="clear" w:color="auto" w:fill="D9D9D9" w:themeFill="background1" w:themeFillShade="D9"/>
+          </w:tcPr>
+          <w:p>
+            <w:pPr>
+              <w:rPr>
+                <w:b/>
+                <w:bCs/>
+              </w:rPr>
+            </w:pPr>
+            <w:r>
+              <w:rPr>
+                <w:b/>
+                <w:bCs/>
+              </w:rPr>
+              <w:t>Note</w:t>
+            </w:r>
+          </w:p>
+        </w:tc>
+        <w:tc>
+          <w:tcPr>
+            <w:tcW w:w="8125" w:type="dxa"/>
+            <w:gridSpan w:val="5"/>
+          </w:tcPr>
+          <w:p>
+            <w:r>
+              <w:t>Tramite il pulsante ESCI presente nel menu principale, l'utente può terminare l'esecuzione e chiudere la finestra di gioco.</w:t>
+            </w:r>
+          </w:p>
+        </w:tc>
+      </w:tr>
+      <w:tr>
+        <w:tc>
+          <w:tcPr>
             <w:tcW w:w="9644" w:type="dxa"/>
-            <w:gridSpan w:val="2"/>
+            <w:gridSpan w:val="6"/>
+          </w:tcPr>
+          <w:p>
+            <w:pPr>
+              <w:rPr>
+                <w:b/>
+              </w:rPr>
+            </w:pPr>
+            <w:r>
+              <w:rPr>
+                <w:b/>
+              </w:rPr>
+              <w:t>Sotto requisiti</w:t>
+            </w:r>
+          </w:p>
+        </w:tc>
+      </w:tr>
+      <w:tr>
+        <w:tc>
+          <w:tcPr>
+            <w:tcW w:w="1519" w:type="dxa"/>
             <w:shd w:val="clear" w:color="auto" w:fill="D9D9D9" w:themeFill="background1" w:themeFillShade="D9"/>
-            <w:vAlign w:val="center"/>
+          </w:tcPr>
+          <w:p>
+            <w:pPr>
+              <w:rPr>
+                <w:b/>
+              </w:rPr>
+            </w:pPr>
+            <w:r>
+              <w:rPr>
+                <w:b/>
+              </w:rPr>
+              <w:t>001</w:t>
+            </w:r>
+          </w:p>
+        </w:tc>
+        <w:tc>
+          <w:tcPr>
+            <w:tcW w:w="8125" w:type="dxa"/>
+            <w:gridSpan w:val="5"/>
+          </w:tcPr>
+          <w:p>
+            <w:r>
+              <w:t>Richiede il funzionamento del requisito Req-01.</w:t>
+            </w:r>
+          </w:p>
+        </w:tc>
+      </w:tr>
+    </w:tbl>
+    <w:p>
+      <w:pPr>
+        <w:rPr>
+          <w:b/>
+        </w:rPr>
+      </w:pPr>
+    </w:p>
+    <w:tbl>
+      <w:tblPr>
+        <w:tblW w:w="9644" w:type="dxa"/>
+        <w:tblInd w:w="-8" w:type="dxa"/>
+        <w:tblBorders>
+          <w:top w:val="single" w:sz="2" w:space="0" w:color="auto"/>
+          <w:left w:val="single" w:sz="2" w:space="0" w:color="auto"/>
+          <w:bottom w:val="single" w:sz="2" w:space="0" w:color="auto"/>
+          <w:right w:val="single" w:sz="2" w:space="0" w:color="auto"/>
+          <w:insideH w:val="single" w:sz="2" w:space="0" w:color="auto"/>
+          <w:insideV w:val="single" w:sz="2" w:space="0" w:color="auto"/>
+        </w:tblBorders>
+        <w:tblLayout w:type="fixed"/>
+        <w:tblCellMar>
+          <w:top w:w="57" w:type="dxa"/>
+          <w:bottom w:w="57" w:type="dxa"/>
+        </w:tblCellMar>
+        <w:tblLook w:val="00A0" w:firstRow="1" w:lastRow="0" w:firstColumn="1" w:lastColumn="0" w:noHBand="0" w:noVBand="0"/>
+      </w:tblPr>
+      <w:tblGrid>
+        <w:gridCol w:w="1519"/>
+        <w:gridCol w:w="3497"/>
+        <w:gridCol w:w="1417"/>
+        <w:gridCol w:w="567"/>
+        <w:gridCol w:w="1299"/>
+        <w:gridCol w:w="1345"/>
+      </w:tblGrid>
+      <w:tr>
+        <w:tc>
+          <w:tcPr>
+            <w:tcW w:w="1519" w:type="dxa"/>
+            <w:shd w:val="clear" w:color="auto" w:fill="D9D9D9" w:themeFill="background1" w:themeFillShade="D9"/>
+          </w:tcPr>
+          <w:p>
+            <w:pPr>
+              <w:rPr>
+                <w:b/>
+                <w:bCs/>
+              </w:rPr>
+            </w:pPr>
+            <w:r>
+              <w:rPr>
+                <w:b/>
+                <w:bCs/>
+              </w:rPr>
+              <w:t>Requisito</w:t>
+            </w:r>
+          </w:p>
+        </w:tc>
+        <w:tc>
+          <w:tcPr>
+            <w:tcW w:w="3497" w:type="dxa"/>
+          </w:tcPr>
+          <w:p>
+            <w:r>
+              <w:t>Req-0</w:t>
+            </w:r>
+            <w:r>
+              <w:t>3</w:t>
+            </w:r>
+          </w:p>
+        </w:tc>
+        <w:tc>
+          <w:tcPr>
+            <w:tcW w:w="1417" w:type="dxa"/>
+            <w:shd w:val="clear" w:color="auto" w:fill="D9D9D9" w:themeFill="background1" w:themeFillShade="D9"/>
+          </w:tcPr>
+          <w:p>
+            <w:r>
+              <w:rPr>
+                <w:b/>
+                <w:bCs/>
+              </w:rPr>
+              <w:t>Priorità</w:t>
+            </w:r>
+          </w:p>
+        </w:tc>
+        <w:tc>
+          <w:tcPr>
+            <w:tcW w:w="567" w:type="dxa"/>
+          </w:tcPr>
+          <w:p>
+            <w:pPr>
+              <w:jc w:val="right"/>
+            </w:pPr>
+            <w:r>
+              <w:t>1</w:t>
+            </w:r>
+          </w:p>
+        </w:tc>
+        <w:tc>
+          <w:tcPr>
+            <w:tcW w:w="1299" w:type="dxa"/>
+            <w:shd w:val="clear" w:color="auto" w:fill="D9D9D9" w:themeFill="background1" w:themeFillShade="D9"/>
+          </w:tcPr>
+          <w:p>
+            <w:r>
+              <w:rPr>
+                <w:b/>
+                <w:bCs/>
+              </w:rPr>
+              <w:t>Versione</w:t>
+            </w:r>
+          </w:p>
+        </w:tc>
+        <w:tc>
+          <w:tcPr>
+            <w:tcW w:w="1345" w:type="dxa"/>
+          </w:tcPr>
+          <w:p>
+            <w:pPr>
+              <w:jc w:val="right"/>
+            </w:pPr>
+            <w:r>
+              <w:t>1.0</w:t>
+            </w:r>
+          </w:p>
+        </w:tc>
+      </w:tr>
+      <w:tr>
+        <w:tc>
+          <w:tcPr>
+            <w:tcW w:w="1519" w:type="dxa"/>
+            <w:shd w:val="clear" w:color="auto" w:fill="D9D9D9" w:themeFill="background1" w:themeFillShade="D9"/>
+          </w:tcPr>
+          <w:p>
+            <w:pPr>
+              <w:rPr>
+                <w:b/>
+                <w:bCs/>
+              </w:rPr>
+            </w:pPr>
+            <w:r>
+              <w:rPr>
+                <w:b/>
+                <w:bCs/>
+              </w:rPr>
+              <w:t>Nome</w:t>
+            </w:r>
+          </w:p>
+        </w:tc>
+        <w:tc>
+          <w:tcPr>
+            <w:tcW w:w="8125" w:type="dxa"/>
+            <w:gridSpan w:val="5"/>
+          </w:tcPr>
+          <w:p>
+            <w:r>
+              <w:t>Gestione mappa di gioco</w:t>
+            </w:r>
+          </w:p>
+        </w:tc>
+      </w:tr>
+      <w:tr>
+        <w:tc>
+          <w:tcPr>
+            <w:tcW w:w="1519" w:type="dxa"/>
+            <w:shd w:val="clear" w:color="auto" w:fill="D9D9D9" w:themeFill="background1" w:themeFillShade="D9"/>
+          </w:tcPr>
+          <w:p>
+            <w:pPr>
+              <w:rPr>
+                <w:b/>
+                <w:bCs/>
+              </w:rPr>
+            </w:pPr>
+            <w:r>
+              <w:rPr>
+                <w:b/>
+                <w:bCs/>
+              </w:rPr>
+              <w:t>Note</w:t>
+            </w:r>
+          </w:p>
+        </w:tc>
+        <w:tc>
+          <w:tcPr>
+            <w:tcW w:w="8125" w:type="dxa"/>
+            <w:gridSpan w:val="5"/>
+          </w:tcPr>
+          <w:p>
+            <w:r>
+              <w:t>Caricamento dell'arena di scontro (autoscontri) con limiti perimetrali per delimitare il campo di gara.</w:t>
+            </w:r>
+          </w:p>
+        </w:tc>
+      </w:tr>
+    </w:tbl>
+    <w:p>
+      <w:pPr>
+        <w:rPr>
+          <w:b/>
+        </w:rPr>
+      </w:pPr>
+    </w:p>
+    <w:tbl>
+      <w:tblPr>
+        <w:tblW w:w="9644" w:type="dxa"/>
+        <w:tblInd w:w="-8" w:type="dxa"/>
+        <w:tblBorders>
+          <w:top w:val="single" w:sz="2" w:space="0" w:color="auto"/>
+          <w:left w:val="single" w:sz="2" w:space="0" w:color="auto"/>
+          <w:bottom w:val="single" w:sz="2" w:space="0" w:color="auto"/>
+          <w:right w:val="single" w:sz="2" w:space="0" w:color="auto"/>
+          <w:insideH w:val="single" w:sz="2" w:space="0" w:color="auto"/>
+          <w:insideV w:val="single" w:sz="2" w:space="0" w:color="auto"/>
+        </w:tblBorders>
+        <w:tblLayout w:type="fixed"/>
+        <w:tblCellMar>
+          <w:top w:w="57" w:type="dxa"/>
+          <w:bottom w:w="57" w:type="dxa"/>
+        </w:tblCellMar>
+        <w:tblLook w:val="00A0" w:firstRow="1" w:lastRow="0" w:firstColumn="1" w:lastColumn="0" w:noHBand="0" w:noVBand="0"/>
+      </w:tblPr>
+      <w:tblGrid>
+        <w:gridCol w:w="1519"/>
+        <w:gridCol w:w="3497"/>
+        <w:gridCol w:w="1417"/>
+        <w:gridCol w:w="567"/>
+        <w:gridCol w:w="1299"/>
+        <w:gridCol w:w="1345"/>
+      </w:tblGrid>
+      <w:tr>
+        <w:tc>
+          <w:tcPr>
+            <w:tcW w:w="1519" w:type="dxa"/>
+            <w:shd w:val="clear" w:color="auto" w:fill="D9D9D9" w:themeFill="background1" w:themeFillShade="D9"/>
+          </w:tcPr>
+          <w:p>
+            <w:pPr>
+              <w:rPr>
+                <w:b/>
+                <w:bCs/>
+              </w:rPr>
+            </w:pPr>
+            <w:r>
+              <w:rPr>
+                <w:b/>
+                <w:bCs/>
+              </w:rPr>
+              <w:t>Requisito</w:t>
+            </w:r>
+          </w:p>
+        </w:tc>
+        <w:tc>
+          <w:tcPr>
+            <w:tcW w:w="3497" w:type="dxa"/>
+          </w:tcPr>
+          <w:p>
+            <w:r>
+              <w:t>Req-0</w:t>
+            </w:r>
+            <w:r>
+              <w:t>4</w:t>
+            </w:r>
+          </w:p>
+        </w:tc>
+        <w:tc>
+          <w:tcPr>
+            <w:tcW w:w="1417" w:type="dxa"/>
+            <w:shd w:val="clear" w:color="auto" w:fill="D9D9D9" w:themeFill="background1" w:themeFillShade="D9"/>
+          </w:tcPr>
+          <w:p>
+            <w:r>
+              <w:rPr>
+                <w:b/>
+                <w:bCs/>
+              </w:rPr>
+              <w:t>Priorità</w:t>
+            </w:r>
+          </w:p>
+        </w:tc>
+        <w:tc>
+          <w:tcPr>
+            <w:tcW w:w="567" w:type="dxa"/>
+          </w:tcPr>
+          <w:p>
+            <w:pPr>
+              <w:jc w:val="right"/>
+            </w:pPr>
+            <w:r>
+              <w:t>1</w:t>
+            </w:r>
+          </w:p>
+        </w:tc>
+        <w:tc>
+          <w:tcPr>
+            <w:tcW w:w="1299" w:type="dxa"/>
+            <w:shd w:val="clear" w:color="auto" w:fill="D9D9D9" w:themeFill="background1" w:themeFillShade="D9"/>
+          </w:tcPr>
+          <w:p>
+            <w:r>
+              <w:rPr>
+                <w:b/>
+                <w:bCs/>
+              </w:rPr>
+              <w:t>Versione</w:t>
+            </w:r>
+          </w:p>
+        </w:tc>
+        <w:tc>
+          <w:tcPr>
+            <w:tcW w:w="1345" w:type="dxa"/>
+          </w:tcPr>
+          <w:p>
+            <w:pPr>
+              <w:jc w:val="right"/>
+            </w:pPr>
+            <w:r>
+              <w:t>1.0</w:t>
+            </w:r>
+          </w:p>
+        </w:tc>
+      </w:tr>
+      <w:tr>
+        <w:tc>
+          <w:tcPr>
+            <w:tcW w:w="1519" w:type="dxa"/>
+            <w:shd w:val="clear" w:color="auto" w:fill="D9D9D9" w:themeFill="background1" w:themeFillShade="D9"/>
+          </w:tcPr>
+          <w:p>
+            <w:pPr>
+              <w:rPr>
+                <w:b/>
+                <w:bCs/>
+              </w:rPr>
+            </w:pPr>
+            <w:r>
+              <w:rPr>
+                <w:b/>
+                <w:bCs/>
+              </w:rPr>
+              <w:t>Nome</w:t>
+            </w:r>
+          </w:p>
+        </w:tc>
+        <w:tc>
+          <w:tcPr>
+            <w:tcW w:w="8125" w:type="dxa"/>
+            <w:gridSpan w:val="5"/>
+          </w:tcPr>
+          <w:p>
+            <w:r>
+              <w:t>Controllo movimento autoscontro</w:t>
+            </w:r>
+          </w:p>
+        </w:tc>
+      </w:tr>
+      <w:tr>
+        <w:tc>
+          <w:tcPr>
+            <w:tcW w:w="1519" w:type="dxa"/>
+            <w:shd w:val="clear" w:color="auto" w:fill="D9D9D9" w:themeFill="background1" w:themeFillShade="D9"/>
+          </w:tcPr>
+          <w:p>
+            <w:pPr>
+              <w:rPr>
+                <w:b/>
+                <w:bCs/>
+              </w:rPr>
+            </w:pPr>
+            <w:r>
+              <w:rPr>
+                <w:b/>
+                <w:bCs/>
+              </w:rPr>
+              <w:t>Note</w:t>
+            </w:r>
+          </w:p>
+        </w:tc>
+        <w:tc>
+          <w:tcPr>
+            <w:tcW w:w="8125" w:type="dxa"/>
+            <w:gridSpan w:val="5"/>
+          </w:tcPr>
+          <w:p>
+            <w:r>
+              <w:t>Il giocatore comanda l'autoscontro tramite i tasti WASD per sterzare e accelerare gradualmente fino alla velocità massima designata.</w:t>
+            </w:r>
+          </w:p>
+        </w:tc>
+      </w:tr>
+      <w:tr>
+        <w:tc>
+          <w:tcPr>
+            <w:tcW w:w="9644" w:type="dxa"/>
+            <w:gridSpan w:val="6"/>
+          </w:tcPr>
+          <w:p>
+            <w:pPr>
+              <w:rPr>
+                <w:b/>
+              </w:rPr>
+            </w:pPr>
+            <w:r>
+              <w:rPr>
+                <w:b/>
+              </w:rPr>
+              <w:t>Sotto requisiti</w:t>
+            </w:r>
+          </w:p>
+        </w:tc>
+      </w:tr>
+      <w:tr>
+        <w:tc>
+          <w:tcPr>
+            <w:tcW w:w="1519" w:type="dxa"/>
+            <w:shd w:val="clear" w:color="auto" w:fill="D9D9D9" w:themeFill="background1" w:themeFillShade="D9"/>
+          </w:tcPr>
+          <w:p>
+            <w:pPr>
+              <w:rPr>
+                <w:b/>
+              </w:rPr>
+            </w:pPr>
+            <w:r>
+              <w:rPr>
+                <w:b/>
+              </w:rPr>
+              <w:t>001</w:t>
+            </w:r>
+          </w:p>
+        </w:tc>
+        <w:tc>
+          <w:tcPr>
+            <w:tcW w:w="8125" w:type="dxa"/>
+            <w:gridSpan w:val="5"/>
+          </w:tcPr>
+          <w:p>
+            <w:r>
+              <w:t>Richiede il caricamento della mappa (Req-03).</w:t>
+            </w:r>
+          </w:p>
+        </w:tc>
+      </w:tr>
+    </w:tbl>
+    <w:p>
+      <w:pPr>
+        <w:rPr>
+          <w:b/>
+        </w:rPr>
+      </w:pPr>
+      <w:r>
+        <w:rPr>
+          <w:b/>
+        </w:rPr>
+        <w:br w:type="page"/>
+      </w:r>
+    </w:p>
+    <w:tbl>
+      <w:tblPr>
+        <w:tblW w:w="9644" w:type="dxa"/>
+        <w:tblInd w:w="-8" w:type="dxa"/>
+        <w:tblBorders>
+          <w:top w:val="single" w:sz="2" w:space="0" w:color="auto"/>
+          <w:left w:val="single" w:sz="2" w:space="0" w:color="auto"/>
+          <w:bottom w:val="single" w:sz="2" w:space="0" w:color="auto"/>
+          <w:right w:val="single" w:sz="2" w:space="0" w:color="auto"/>
+          <w:insideH w:val="single" w:sz="2" w:space="0" w:color="auto"/>
+          <w:insideV w:val="single" w:sz="2" w:space="0" w:color="auto"/>
+        </w:tblBorders>
+        <w:tblLayout w:type="fixed"/>
+        <w:tblCellMar>
+          <w:top w:w="57" w:type="dxa"/>
+          <w:bottom w:w="57" w:type="dxa"/>
+        </w:tblCellMar>
+        <w:tblLook w:val="00A0" w:firstRow="1" w:lastRow="0" w:firstColumn="1" w:lastColumn="0" w:noHBand="0" w:noVBand="0"/>
+      </w:tblPr>
+      <w:tblGrid>
+        <w:gridCol w:w="1519"/>
+        <w:gridCol w:w="3497"/>
+        <w:gridCol w:w="1417"/>
+        <w:gridCol w:w="567"/>
+        <w:gridCol w:w="1299"/>
+        <w:gridCol w:w="1345"/>
+      </w:tblGrid>
+      <w:tr>
+        <w:tc>
+          <w:tcPr>
+            <w:tcW w:w="1519" w:type="dxa"/>
+            <w:shd w:val="clear" w:color="auto" w:fill="D9D9D9" w:themeFill="background1" w:themeFillShade="D9"/>
+          </w:tcPr>
+          <w:p>
+            <w:pPr>
+              <w:rPr>
+                <w:b/>
+                <w:bCs/>
+              </w:rPr>
+            </w:pPr>
+            <w:r>
+              <w:rPr>
+                <w:b/>
+                <w:bCs/>
+              </w:rPr>
+              <w:lastRenderedPageBreak/>
+              <w:t>Requisito</w:t>
+            </w:r>
+          </w:p>
+        </w:tc>
+        <w:tc>
+          <w:tcPr>
+            <w:tcW w:w="3497" w:type="dxa"/>
+          </w:tcPr>
+          <w:p>
+            <w:r>
+              <w:t>Req-0</w:t>
+            </w:r>
+            <w:r>
+              <w:t>5</w:t>
+            </w:r>
+          </w:p>
+        </w:tc>
+        <w:tc>
+          <w:tcPr>
+            <w:tcW w:w="1417" w:type="dxa"/>
+            <w:shd w:val="clear" w:color="auto" w:fill="D9D9D9" w:themeFill="background1" w:themeFillShade="D9"/>
+          </w:tcPr>
+          <w:p>
+            <w:r>
+              <w:rPr>
+                <w:b/>
+                <w:bCs/>
+              </w:rPr>
+              <w:t>Priorità</w:t>
+            </w:r>
+          </w:p>
+        </w:tc>
+        <w:tc>
+          <w:tcPr>
+            <w:tcW w:w="567" w:type="dxa"/>
+          </w:tcPr>
+          <w:p>
+            <w:pPr>
+              <w:jc w:val="right"/>
+            </w:pPr>
+            <w:r>
+              <w:t>1</w:t>
+            </w:r>
+          </w:p>
+        </w:tc>
+        <w:tc>
+          <w:tcPr>
+            <w:tcW w:w="1299" w:type="dxa"/>
+            <w:shd w:val="clear" w:color="auto" w:fill="D9D9D9" w:themeFill="background1" w:themeFillShade="D9"/>
+          </w:tcPr>
+          <w:p>
+            <w:r>
+              <w:rPr>
+                <w:b/>
+                <w:bCs/>
+              </w:rPr>
+              <w:t>Versione</w:t>
+            </w:r>
+          </w:p>
+        </w:tc>
+        <w:tc>
+          <w:tcPr>
+            <w:tcW w:w="1345" w:type="dxa"/>
+          </w:tcPr>
+          <w:p>
+            <w:pPr>
+              <w:jc w:val="right"/>
+            </w:pPr>
+            <w:r>
+              <w:t>1.0</w:t>
+            </w:r>
+          </w:p>
+        </w:tc>
+      </w:tr>
+      <w:tr>
+        <w:tc>
+          <w:tcPr>
+            <w:tcW w:w="1519" w:type="dxa"/>
+            <w:shd w:val="clear" w:color="auto" w:fill="D9D9D9" w:themeFill="background1" w:themeFillShade="D9"/>
+          </w:tcPr>
+          <w:p>
+            <w:pPr>
+              <w:rPr>
+                <w:b/>
+                <w:bCs/>
+              </w:rPr>
+            </w:pPr>
+            <w:r>
+              <w:rPr>
+                <w:b/>
+                <w:bCs/>
+              </w:rPr>
+              <w:t>Nome</w:t>
+            </w:r>
+          </w:p>
+        </w:tc>
+        <w:tc>
+          <w:tcPr>
+            <w:tcW w:w="8125" w:type="dxa"/>
+            <w:gridSpan w:val="5"/>
+          </w:tcPr>
+          <w:p>
+            <w:r>
+              <w:t>Gestione danni e collisioni</w:t>
+            </w:r>
+          </w:p>
+        </w:tc>
+      </w:tr>
+      <w:tr>
+        <w:tc>
+          <w:tcPr>
+            <w:tcW w:w="1519" w:type="dxa"/>
+            <w:shd w:val="clear" w:color="auto" w:fill="D9D9D9" w:themeFill="background1" w:themeFillShade="D9"/>
+          </w:tcPr>
+          <w:p>
+            <w:pPr>
+              <w:rPr>
+                <w:b/>
+                <w:bCs/>
+              </w:rPr>
+            </w:pPr>
+            <w:r>
+              <w:rPr>
+                <w:b/>
+                <w:bCs/>
+              </w:rPr>
+              <w:t>Note</w:t>
+            </w:r>
+          </w:p>
+        </w:tc>
+        <w:tc>
+          <w:tcPr>
+            <w:tcW w:w="8125" w:type="dxa"/>
+            <w:gridSpan w:val="5"/>
+          </w:tcPr>
+          <w:p>
+            <w:r>
+              <w:t>Rilevamento dello scontro fisico tra i veicoli con calcolo e sottrazione dei punti vita in base all'impatto.</w:t>
+            </w:r>
+          </w:p>
+        </w:tc>
+      </w:tr>
+      <w:tr>
+        <w:tc>
+          <w:tcPr>
+            <w:tcW w:w="9644" w:type="dxa"/>
+            <w:gridSpan w:val="6"/>
+          </w:tcPr>
+          <w:p>
+            <w:pPr>
+              <w:rPr>
+                <w:b/>
+              </w:rPr>
+            </w:pPr>
+            <w:r>
+              <w:rPr>
+                <w:b/>
+              </w:rPr>
+              <w:t>Sotto requisiti</w:t>
+            </w:r>
+          </w:p>
+        </w:tc>
+      </w:tr>
+      <w:tr>
+        <w:tc>
+          <w:tcPr>
+            <w:tcW w:w="1519" w:type="dxa"/>
+            <w:shd w:val="clear" w:color="auto" w:fill="D9D9D9" w:themeFill="background1" w:themeFillShade="D9"/>
+          </w:tcPr>
+          <w:p>
+            <w:pPr>
+              <w:rPr>
+                <w:b/>
+              </w:rPr>
+            </w:pPr>
+            <w:r>
+              <w:rPr>
+                <w:b/>
+              </w:rPr>
+              <w:t>001</w:t>
+            </w:r>
+          </w:p>
+        </w:tc>
+        <w:tc>
+          <w:tcPr>
+            <w:tcW w:w="8125" w:type="dxa"/>
+            <w:gridSpan w:val="5"/>
+          </w:tcPr>
+          <w:p>
+            <w:r>
+              <w:t>Richiede il controllo del veicolo (Req-04).</w:t>
+            </w:r>
+          </w:p>
+        </w:tc>
+      </w:tr>
+    </w:tbl>
+    <w:p>
+      <w:pPr>
+        <w:rPr>
+          <w:b/>
+        </w:rPr>
+      </w:pPr>
+    </w:p>
+    <w:tbl>
+      <w:tblPr>
+        <w:tblW w:w="9644" w:type="dxa"/>
+        <w:tblInd w:w="-8" w:type="dxa"/>
+        <w:tblBorders>
+          <w:top w:val="single" w:sz="2" w:space="0" w:color="auto"/>
+          <w:left w:val="single" w:sz="2" w:space="0" w:color="auto"/>
+          <w:bottom w:val="single" w:sz="2" w:space="0" w:color="auto"/>
+          <w:right w:val="single" w:sz="2" w:space="0" w:color="auto"/>
+          <w:insideH w:val="single" w:sz="2" w:space="0" w:color="auto"/>
+          <w:insideV w:val="single" w:sz="2" w:space="0" w:color="auto"/>
+        </w:tblBorders>
+        <w:tblLayout w:type="fixed"/>
+        <w:tblCellMar>
+          <w:top w:w="57" w:type="dxa"/>
+          <w:bottom w:w="57" w:type="dxa"/>
+        </w:tblCellMar>
+        <w:tblLook w:val="00A0" w:firstRow="1" w:lastRow="0" w:firstColumn="1" w:lastColumn="0" w:noHBand="0" w:noVBand="0"/>
+      </w:tblPr>
+      <w:tblGrid>
+        <w:gridCol w:w="1519"/>
+        <w:gridCol w:w="3497"/>
+        <w:gridCol w:w="1417"/>
+        <w:gridCol w:w="567"/>
+        <w:gridCol w:w="1299"/>
+        <w:gridCol w:w="1345"/>
+      </w:tblGrid>
+      <w:tr>
+        <w:tc>
+          <w:tcPr>
+            <w:tcW w:w="1519" w:type="dxa"/>
+            <w:shd w:val="clear" w:color="auto" w:fill="D9D9D9" w:themeFill="background1" w:themeFillShade="D9"/>
+          </w:tcPr>
+          <w:p>
+            <w:pPr>
+              <w:rPr>
+                <w:b/>
+                <w:bCs/>
+              </w:rPr>
+            </w:pPr>
+            <w:r>
+              <w:rPr>
+                <w:b/>
+                <w:bCs/>
+              </w:rPr>
+              <w:t>Requisito</w:t>
+            </w:r>
+          </w:p>
+        </w:tc>
+        <w:tc>
+          <w:tcPr>
+            <w:tcW w:w="3497" w:type="dxa"/>
+          </w:tcPr>
+          <w:p>
+            <w:r>
+              <w:t>Req-0</w:t>
+            </w:r>
+            <w:r>
+              <w:t>6</w:t>
+            </w:r>
+          </w:p>
+        </w:tc>
+        <w:tc>
+          <w:tcPr>
+            <w:tcW w:w="1417" w:type="dxa"/>
+            <w:shd w:val="clear" w:color="auto" w:fill="D9D9D9" w:themeFill="background1" w:themeFillShade="D9"/>
+          </w:tcPr>
+          <w:p>
+            <w:r>
+              <w:rPr>
+                <w:b/>
+                <w:bCs/>
+              </w:rPr>
+              <w:t>Priorità</w:t>
+            </w:r>
+          </w:p>
+        </w:tc>
+        <w:tc>
+          <w:tcPr>
+            <w:tcW w:w="567" w:type="dxa"/>
+          </w:tcPr>
+          <w:p>
+            <w:pPr>
+              <w:jc w:val="right"/>
+            </w:pPr>
+            <w:r>
+              <w:t>1</w:t>
+            </w:r>
+          </w:p>
+        </w:tc>
+        <w:tc>
+          <w:tcPr>
+            <w:tcW w:w="1299" w:type="dxa"/>
+            <w:shd w:val="clear" w:color="auto" w:fill="D9D9D9" w:themeFill="background1" w:themeFillShade="D9"/>
+          </w:tcPr>
+          <w:p>
+            <w:r>
+              <w:rPr>
+                <w:b/>
+                <w:bCs/>
+              </w:rPr>
+              <w:t>Versione</w:t>
+            </w:r>
+          </w:p>
+        </w:tc>
+        <w:tc>
+          <w:tcPr>
+            <w:tcW w:w="1345" w:type="dxa"/>
+          </w:tcPr>
+          <w:p>
+            <w:pPr>
+              <w:jc w:val="right"/>
+            </w:pPr>
+            <w:r>
+              <w:t>1.0</w:t>
+            </w:r>
+          </w:p>
+        </w:tc>
+      </w:tr>
+      <w:tr>
+        <w:tc>
+          <w:tcPr>
+            <w:tcW w:w="1519" w:type="dxa"/>
+            <w:shd w:val="clear" w:color="auto" w:fill="D9D9D9" w:themeFill="background1" w:themeFillShade="D9"/>
+          </w:tcPr>
+          <w:p>
+            <w:pPr>
+              <w:rPr>
+                <w:b/>
+                <w:bCs/>
+              </w:rPr>
+            </w:pPr>
+            <w:r>
+              <w:rPr>
+                <w:b/>
+                <w:bCs/>
+              </w:rPr>
+              <w:t>Nome</w:t>
+            </w:r>
+          </w:p>
+        </w:tc>
+        <w:tc>
+          <w:tcPr>
+            <w:tcW w:w="8125" w:type="dxa"/>
+            <w:gridSpan w:val="5"/>
+          </w:tcPr>
+          <w:p>
+            <w:r>
+              <w:t>Eliminazione dei veicoli</w:t>
+            </w:r>
+          </w:p>
+        </w:tc>
+      </w:tr>
+      <w:tr>
+        <w:tc>
+          <w:tcPr>
+            <w:tcW w:w="1519" w:type="dxa"/>
+            <w:shd w:val="clear" w:color="auto" w:fill="D9D9D9" w:themeFill="background1" w:themeFillShade="D9"/>
+          </w:tcPr>
+          <w:p>
+            <w:pPr>
+              <w:rPr>
+                <w:b/>
+                <w:bCs/>
+              </w:rPr>
+            </w:pPr>
+            <w:r>
+              <w:rPr>
+                <w:b/>
+                <w:bCs/>
+              </w:rPr>
+              <w:t>Note</w:t>
+            </w:r>
+          </w:p>
+        </w:tc>
+        <w:tc>
+          <w:tcPr>
+            <w:tcW w:w="8125" w:type="dxa"/>
+            <w:gridSpan w:val="5"/>
+          </w:tcPr>
+          <w:p>
+            <w:r>
+              <w:t>Quando i punti vita scendono a zero o meno, il veicolo coinvolto viene distrutto ed eliminato dalla partita.</w:t>
+            </w:r>
+          </w:p>
+        </w:tc>
+      </w:tr>
+      <w:tr>
+        <w:tc>
+          <w:tcPr>
+            <w:tcW w:w="9644" w:type="dxa"/>
+            <w:gridSpan w:val="6"/>
+          </w:tcPr>
+          <w:p>
+            <w:pPr>
+              <w:rPr>
+                <w:b/>
+              </w:rPr>
+            </w:pPr>
+            <w:r>
+              <w:rPr>
+                <w:b/>
+              </w:rPr>
+              <w:t>Sotto requisiti</w:t>
+            </w:r>
+          </w:p>
+        </w:tc>
+      </w:tr>
+      <w:tr>
+        <w:tc>
+          <w:tcPr>
+            <w:tcW w:w="1519" w:type="dxa"/>
+            <w:shd w:val="clear" w:color="auto" w:fill="D9D9D9" w:themeFill="background1" w:themeFillShade="D9"/>
+          </w:tcPr>
+          <w:p>
+            <w:pPr>
+              <w:rPr>
+                <w:b/>
+              </w:rPr>
+            </w:pPr>
+            <w:r>
+              <w:rPr>
+                <w:b/>
+              </w:rPr>
+              <w:t>001</w:t>
+            </w:r>
+          </w:p>
+        </w:tc>
+        <w:tc>
+          <w:tcPr>
+            <w:tcW w:w="8125" w:type="dxa"/>
+            <w:gridSpan w:val="5"/>
+          </w:tcPr>
+          <w:p>
+            <w:r>
+              <w:t>Richiede la gestione dei danni (Req-05).</w:t>
+            </w:r>
+          </w:p>
+        </w:tc>
+      </w:tr>
+    </w:tbl>
+    <w:p>
+      <w:pPr>
+        <w:rPr>
+          <w:b/>
+        </w:rPr>
+      </w:pPr>
+    </w:p>
+    <w:tbl>
+      <w:tblPr>
+        <w:tblW w:w="9644" w:type="dxa"/>
+        <w:tblInd w:w="-8" w:type="dxa"/>
+        <w:tblBorders>
+          <w:top w:val="single" w:sz="2" w:space="0" w:color="auto"/>
+          <w:left w:val="single" w:sz="2" w:space="0" w:color="auto"/>
+          <w:bottom w:val="single" w:sz="2" w:space="0" w:color="auto"/>
+          <w:right w:val="single" w:sz="2" w:space="0" w:color="auto"/>
+          <w:insideH w:val="single" w:sz="2" w:space="0" w:color="auto"/>
+          <w:insideV w:val="single" w:sz="2" w:space="0" w:color="auto"/>
+        </w:tblBorders>
+        <w:tblLayout w:type="fixed"/>
+        <w:tblCellMar>
+          <w:top w:w="57" w:type="dxa"/>
+          <w:bottom w:w="57" w:type="dxa"/>
+        </w:tblCellMar>
+        <w:tblLook w:val="00A0" w:firstRow="1" w:lastRow="0" w:firstColumn="1" w:lastColumn="0" w:noHBand="0" w:noVBand="0"/>
+      </w:tblPr>
+      <w:tblGrid>
+        <w:gridCol w:w="1519"/>
+        <w:gridCol w:w="3497"/>
+        <w:gridCol w:w="1417"/>
+        <w:gridCol w:w="567"/>
+        <w:gridCol w:w="1299"/>
+        <w:gridCol w:w="1345"/>
+      </w:tblGrid>
+      <w:tr>
+        <w:tc>
+          <w:tcPr>
+            <w:tcW w:w="1519" w:type="dxa"/>
+            <w:shd w:val="clear" w:color="auto" w:fill="D9D9D9" w:themeFill="background1" w:themeFillShade="D9"/>
+          </w:tcPr>
+          <w:p>
+            <w:pPr>
+              <w:rPr>
+                <w:b/>
+                <w:bCs/>
+              </w:rPr>
+            </w:pPr>
+            <w:r>
+              <w:rPr>
+                <w:b/>
+                <w:bCs/>
+              </w:rPr>
+              <w:t>Requisito</w:t>
+            </w:r>
+          </w:p>
+        </w:tc>
+        <w:tc>
+          <w:tcPr>
+            <w:tcW w:w="3497" w:type="dxa"/>
+          </w:tcPr>
+          <w:p>
+            <w:r>
+              <w:t>Req-0</w:t>
+            </w:r>
+            <w:r>
+              <w:t>7</w:t>
+            </w:r>
+          </w:p>
+        </w:tc>
+        <w:tc>
+          <w:tcPr>
+            <w:tcW w:w="1417" w:type="dxa"/>
+            <w:shd w:val="clear" w:color="auto" w:fill="D9D9D9" w:themeFill="background1" w:themeFillShade="D9"/>
+          </w:tcPr>
+          <w:p>
+            <w:r>
+              <w:rPr>
+                <w:b/>
+                <w:bCs/>
+              </w:rPr>
+              <w:t>Priorità</w:t>
+            </w:r>
+          </w:p>
+        </w:tc>
+        <w:tc>
+          <w:tcPr>
+            <w:tcW w:w="567" w:type="dxa"/>
+          </w:tcPr>
+          <w:p>
+            <w:pPr>
+              <w:jc w:val="right"/>
+            </w:pPr>
+            <w:r>
+              <w:t>1</w:t>
+            </w:r>
+          </w:p>
+        </w:tc>
+        <w:tc>
+          <w:tcPr>
+            <w:tcW w:w="1299" w:type="dxa"/>
+            <w:shd w:val="clear" w:color="auto" w:fill="D9D9D9" w:themeFill="background1" w:themeFillShade="D9"/>
+          </w:tcPr>
+          <w:p>
+            <w:r>
+              <w:rPr>
+                <w:b/>
+                <w:bCs/>
+              </w:rPr>
+              <w:t>Versione</w:t>
+            </w:r>
+          </w:p>
+        </w:tc>
+        <w:tc>
+          <w:tcPr>
+            <w:tcW w:w="1345" w:type="dxa"/>
+          </w:tcPr>
+          <w:p>
+            <w:pPr>
+              <w:jc w:val="right"/>
+            </w:pPr>
+            <w:r>
+              <w:t>1.0</w:t>
+            </w:r>
+          </w:p>
+        </w:tc>
+      </w:tr>
+      <w:tr>
+        <w:tc>
+          <w:tcPr>
+            <w:tcW w:w="1519" w:type="dxa"/>
+            <w:shd w:val="clear" w:color="auto" w:fill="D9D9D9" w:themeFill="background1" w:themeFillShade="D9"/>
+          </w:tcPr>
+          <w:p>
+            <w:pPr>
+              <w:rPr>
+                <w:b/>
+                <w:bCs/>
+              </w:rPr>
+            </w:pPr>
+            <w:r>
+              <w:rPr>
+                <w:b/>
+                <w:bCs/>
+              </w:rPr>
+              <w:t>Nome</w:t>
+            </w:r>
+          </w:p>
+        </w:tc>
+        <w:tc>
+          <w:tcPr>
+            <w:tcW w:w="8125" w:type="dxa"/>
+            <w:gridSpan w:val="5"/>
+          </w:tcPr>
+          <w:p>
+            <w:r>
+              <w:t>Generazione dei bot</w:t>
+            </w:r>
+          </w:p>
+        </w:tc>
+      </w:tr>
+      <w:tr>
+        <w:tc>
+          <w:tcPr>
+            <w:tcW w:w="1519" w:type="dxa"/>
+            <w:shd w:val="clear" w:color="auto" w:fill="D9D9D9" w:themeFill="background1" w:themeFillShade="D9"/>
+          </w:tcPr>
+          <w:p>
+            <w:pPr>
+              <w:rPr>
+                <w:b/>
+                <w:bCs/>
+              </w:rPr>
+            </w:pPr>
+            <w:r>
+              <w:rPr>
+                <w:b/>
+                <w:bCs/>
+              </w:rPr>
+              <w:t>Note</w:t>
+            </w:r>
+          </w:p>
+        </w:tc>
+        <w:tc>
+          <w:tcPr>
+            <w:tcW w:w="8125" w:type="dxa"/>
+            <w:gridSpan w:val="5"/>
+          </w:tcPr>
+          <w:p>
+            <w:proofErr w:type="spellStart"/>
+            <w:r>
+              <w:t>Spawn</w:t>
+            </w:r>
+            <w:proofErr w:type="spellEnd"/>
+            <w:r>
+              <w:t xml:space="preserve"> dei veicoli avversari all'interno della mappa, capaci di muoversi e interagire con il giocatore.</w:t>
+            </w:r>
+          </w:p>
+        </w:tc>
+      </w:tr>
+      <w:tr>
+        <w:tc>
+          <w:tcPr>
+            <w:tcW w:w="9644" w:type="dxa"/>
+            <w:gridSpan w:val="6"/>
+          </w:tcPr>
+          <w:p>
+            <w:pPr>
+              <w:rPr>
+                <w:b/>
+              </w:rPr>
+            </w:pPr>
+            <w:r>
+              <w:rPr>
+                <w:b/>
+              </w:rPr>
+              <w:t>Sotto requisiti</w:t>
+            </w:r>
+          </w:p>
+        </w:tc>
+      </w:tr>
+      <w:tr>
+        <w:tc>
+          <w:tcPr>
+            <w:tcW w:w="1519" w:type="dxa"/>
+            <w:shd w:val="clear" w:color="auto" w:fill="D9D9D9" w:themeFill="background1" w:themeFillShade="D9"/>
+          </w:tcPr>
+          <w:p>
+            <w:pPr>
+              <w:rPr>
+                <w:b/>
+              </w:rPr>
+            </w:pPr>
+            <w:r>
+              <w:rPr>
+                <w:b/>
+              </w:rPr>
+              <w:t>001</w:t>
+            </w:r>
+          </w:p>
+        </w:tc>
+        <w:tc>
+          <w:tcPr>
+            <w:tcW w:w="8125" w:type="dxa"/>
+            <w:gridSpan w:val="5"/>
+          </w:tcPr>
+          <w:p>
+            <w:r>
+              <w:t>Richiede il caricamento della mappa (Req-03).</w:t>
+            </w:r>
+          </w:p>
+        </w:tc>
+      </w:tr>
+    </w:tbl>
+    <w:p>
+      <w:pPr>
+        <w:rPr>
+          <w:b/>
+        </w:rPr>
+      </w:pPr>
+    </w:p>
+    <w:tbl>
+      <w:tblPr>
+        <w:tblW w:w="9644" w:type="dxa"/>
+        <w:tblInd w:w="-8" w:type="dxa"/>
+        <w:tblBorders>
+          <w:top w:val="single" w:sz="2" w:space="0" w:color="auto"/>
+          <w:left w:val="single" w:sz="2" w:space="0" w:color="auto"/>
+          <w:bottom w:val="single" w:sz="2" w:space="0" w:color="auto"/>
+          <w:right w:val="single" w:sz="2" w:space="0" w:color="auto"/>
+          <w:insideH w:val="single" w:sz="2" w:space="0" w:color="auto"/>
+          <w:insideV w:val="single" w:sz="2" w:space="0" w:color="auto"/>
+        </w:tblBorders>
+        <w:tblLayout w:type="fixed"/>
+        <w:tblCellMar>
+          <w:top w:w="57" w:type="dxa"/>
+          <w:bottom w:w="57" w:type="dxa"/>
+        </w:tblCellMar>
+        <w:tblLook w:val="00A0" w:firstRow="1" w:lastRow="0" w:firstColumn="1" w:lastColumn="0" w:noHBand="0" w:noVBand="0"/>
+      </w:tblPr>
+      <w:tblGrid>
+        <w:gridCol w:w="1519"/>
+        <w:gridCol w:w="3497"/>
+        <w:gridCol w:w="1417"/>
+        <w:gridCol w:w="567"/>
+        <w:gridCol w:w="1299"/>
+        <w:gridCol w:w="1345"/>
+      </w:tblGrid>
+      <w:tr>
+        <w:tc>
+          <w:tcPr>
+            <w:tcW w:w="1519" w:type="dxa"/>
+            <w:shd w:val="clear" w:color="auto" w:fill="D9D9D9" w:themeFill="background1" w:themeFillShade="D9"/>
+          </w:tcPr>
+          <w:p>
+            <w:pPr>
+              <w:rPr>
+                <w:b/>
+                <w:bCs/>
+              </w:rPr>
+            </w:pPr>
+            <w:r>
+              <w:rPr>
+                <w:b/>
+                <w:bCs/>
+              </w:rPr>
+              <w:t>Requisito</w:t>
+            </w:r>
+          </w:p>
+        </w:tc>
+        <w:tc>
+          <w:tcPr>
+            <w:tcW w:w="3497" w:type="dxa"/>
+          </w:tcPr>
+          <w:p>
+            <w:r>
+              <w:t>Req-0</w:t>
+            </w:r>
+            <w:r>
+              <w:t>8</w:t>
+            </w:r>
+          </w:p>
+        </w:tc>
+        <w:tc>
+          <w:tcPr>
+            <w:tcW w:w="1417" w:type="dxa"/>
+            <w:shd w:val="clear" w:color="auto" w:fill="D9D9D9" w:themeFill="background1" w:themeFillShade="D9"/>
+          </w:tcPr>
+          <w:p>
+            <w:r>
+              <w:rPr>
+                <w:b/>
+                <w:bCs/>
+              </w:rPr>
+              <w:t>Priorità</w:t>
+            </w:r>
+          </w:p>
+        </w:tc>
+        <w:tc>
+          <w:tcPr>
+            <w:tcW w:w="567" w:type="dxa"/>
+          </w:tcPr>
+          <w:p>
+            <w:pPr>
+              <w:jc w:val="right"/>
+            </w:pPr>
+            <w:r>
+              <w:t>2</w:t>
+            </w:r>
+          </w:p>
+        </w:tc>
+        <w:tc>
+          <w:tcPr>
+            <w:tcW w:w="1299" w:type="dxa"/>
+            <w:shd w:val="clear" w:color="auto" w:fill="D9D9D9" w:themeFill="background1" w:themeFillShade="D9"/>
+          </w:tcPr>
+          <w:p>
+            <w:r>
+              <w:rPr>
+                <w:b/>
+                <w:bCs/>
+              </w:rPr>
+              <w:t>Versione</w:t>
+            </w:r>
+          </w:p>
+        </w:tc>
+        <w:tc>
+          <w:tcPr>
+            <w:tcW w:w="1345" w:type="dxa"/>
+          </w:tcPr>
+          <w:p>
+            <w:pPr>
+              <w:jc w:val="right"/>
+            </w:pPr>
+            <w:r>
+              <w:t>1.0</w:t>
+            </w:r>
+          </w:p>
+        </w:tc>
+      </w:tr>
+      <w:tr>
+        <w:tc>
+          <w:tcPr>
+            <w:tcW w:w="1519" w:type="dxa"/>
+            <w:shd w:val="clear" w:color="auto" w:fill="D9D9D9" w:themeFill="background1" w:themeFillShade="D9"/>
+          </w:tcPr>
+          <w:p>
+            <w:pPr>
+              <w:rPr>
+                <w:b/>
+                <w:bCs/>
+              </w:rPr>
+            </w:pPr>
+            <w:r>
+              <w:rPr>
+                <w:b/>
+                <w:bCs/>
+              </w:rPr>
+              <w:t>Nome</w:t>
+            </w:r>
+          </w:p>
+        </w:tc>
+        <w:tc>
+          <w:tcPr>
+            <w:tcW w:w="8125" w:type="dxa"/>
+            <w:gridSpan w:val="5"/>
+          </w:tcPr>
+          <w:p>
+            <w:r>
+              <w:t>Meccanica di drift</w:t>
+            </w:r>
+          </w:p>
+        </w:tc>
+      </w:tr>
+      <w:tr>
+        <w:tc>
+          <w:tcPr>
+            <w:tcW w:w="1519" w:type="dxa"/>
+            <w:shd w:val="clear" w:color="auto" w:fill="D9D9D9" w:themeFill="background1" w:themeFillShade="D9"/>
+          </w:tcPr>
+          <w:p>
+            <w:pPr>
+              <w:rPr>
+                <w:b/>
+                <w:bCs/>
+              </w:rPr>
+            </w:pPr>
+            <w:r>
+              <w:rPr>
+                <w:b/>
+                <w:bCs/>
+              </w:rPr>
+              <w:t>Note</w:t>
+            </w:r>
+          </w:p>
+        </w:tc>
+        <w:tc>
+          <w:tcPr>
+            <w:tcW w:w="8125" w:type="dxa"/>
+            <w:gridSpan w:val="5"/>
+          </w:tcPr>
+          <w:p>
+            <w:r>
+              <w:t>Pressione del tasto SHIFT per eseguire derapate e manovre evasive mantenendo il controllo direzionale del mezzo.</w:t>
+            </w:r>
+          </w:p>
+        </w:tc>
+      </w:tr>
+      <w:tr>
+        <w:tc>
+          <w:tcPr>
+            <w:tcW w:w="9644" w:type="dxa"/>
+            <w:gridSpan w:val="6"/>
+          </w:tcPr>
+          <w:p>
+            <w:pPr>
+              <w:rPr>
+                <w:b/>
+              </w:rPr>
+            </w:pPr>
+            <w:r>
+              <w:rPr>
+                <w:b/>
+              </w:rPr>
+              <w:t>Sotto requisiti</w:t>
+            </w:r>
+          </w:p>
+        </w:tc>
+      </w:tr>
+      <w:tr>
+        <w:tc>
+          <w:tcPr>
+            <w:tcW w:w="1519" w:type="dxa"/>
+            <w:shd w:val="clear" w:color="auto" w:fill="D9D9D9" w:themeFill="background1" w:themeFillShade="D9"/>
+          </w:tcPr>
+          <w:p>
+            <w:pPr>
+              <w:rPr>
+                <w:b/>
+              </w:rPr>
+            </w:pPr>
+            <w:r>
+              <w:rPr>
+                <w:b/>
+              </w:rPr>
+              <w:t>001</w:t>
+            </w:r>
+          </w:p>
+        </w:tc>
+        <w:tc>
+          <w:tcPr>
+            <w:tcW w:w="8125" w:type="dxa"/>
+            <w:gridSpan w:val="5"/>
+          </w:tcPr>
+          <w:p>
+            <w:r>
+              <w:t>Richiede il controllo di movimento di base (Req-04).</w:t>
+            </w:r>
+          </w:p>
+        </w:tc>
+      </w:tr>
+    </w:tbl>
+    <w:p>
+      <w:pPr>
+        <w:rPr>
+          <w:b/>
+        </w:rPr>
+      </w:pPr>
+    </w:p>
+    <w:tbl>
+      <w:tblPr>
+        <w:tblW w:w="9644" w:type="dxa"/>
+        <w:tblInd w:w="-8" w:type="dxa"/>
+        <w:tblBorders>
+          <w:top w:val="single" w:sz="2" w:space="0" w:color="auto"/>
+          <w:left w:val="single" w:sz="2" w:space="0" w:color="auto"/>
+          <w:bottom w:val="single" w:sz="2" w:space="0" w:color="auto"/>
+          <w:right w:val="single" w:sz="2" w:space="0" w:color="auto"/>
+          <w:insideH w:val="single" w:sz="2" w:space="0" w:color="auto"/>
+          <w:insideV w:val="single" w:sz="2" w:space="0" w:color="auto"/>
+        </w:tblBorders>
+        <w:tblLayout w:type="fixed"/>
+        <w:tblCellMar>
+          <w:top w:w="57" w:type="dxa"/>
+          <w:bottom w:w="57" w:type="dxa"/>
+        </w:tblCellMar>
+        <w:tblLook w:val="00A0" w:firstRow="1" w:lastRow="0" w:firstColumn="1" w:lastColumn="0" w:noHBand="0" w:noVBand="0"/>
+      </w:tblPr>
+      <w:tblGrid>
+        <w:gridCol w:w="1519"/>
+        <w:gridCol w:w="3497"/>
+        <w:gridCol w:w="1417"/>
+        <w:gridCol w:w="567"/>
+        <w:gridCol w:w="1299"/>
+        <w:gridCol w:w="1345"/>
+      </w:tblGrid>
+      <w:tr>
+        <w:tc>
+          <w:tcPr>
+            <w:tcW w:w="1519" w:type="dxa"/>
+            <w:shd w:val="clear" w:color="auto" w:fill="D9D9D9" w:themeFill="background1" w:themeFillShade="D9"/>
+          </w:tcPr>
+          <w:p>
+            <w:pPr>
+              <w:rPr>
+                <w:b/>
+                <w:bCs/>
+              </w:rPr>
+            </w:pPr>
+            <w:r>
+              <w:rPr>
+                <w:b/>
+                <w:bCs/>
+              </w:rPr>
+              <w:t>Requisito</w:t>
+            </w:r>
+          </w:p>
+        </w:tc>
+        <w:tc>
+          <w:tcPr>
+            <w:tcW w:w="3497" w:type="dxa"/>
+          </w:tcPr>
+          <w:p>
+            <w:r>
+              <w:t>Req-0</w:t>
+            </w:r>
+            <w:r>
+              <w:t>9</w:t>
+            </w:r>
+          </w:p>
+        </w:tc>
+        <w:tc>
+          <w:tcPr>
+            <w:tcW w:w="1417" w:type="dxa"/>
+            <w:shd w:val="clear" w:color="auto" w:fill="D9D9D9" w:themeFill="background1" w:themeFillShade="D9"/>
+          </w:tcPr>
+          <w:p>
+            <w:r>
+              <w:rPr>
+                <w:b/>
+                <w:bCs/>
+              </w:rPr>
+              <w:t>Priorità</w:t>
+            </w:r>
+          </w:p>
+        </w:tc>
+        <w:tc>
+          <w:tcPr>
+            <w:tcW w:w="567" w:type="dxa"/>
+          </w:tcPr>
+          <w:p>
+            <w:pPr>
+              <w:jc w:val="right"/>
+            </w:pPr>
+            <w:r>
+              <w:t>2</w:t>
+            </w:r>
+          </w:p>
+        </w:tc>
+        <w:tc>
+          <w:tcPr>
+            <w:tcW w:w="1299" w:type="dxa"/>
+            <w:shd w:val="clear" w:color="auto" w:fill="D9D9D9" w:themeFill="background1" w:themeFillShade="D9"/>
+          </w:tcPr>
+          <w:p>
+            <w:r>
+              <w:rPr>
+                <w:b/>
+                <w:bCs/>
+              </w:rPr>
+              <w:t>Versione</w:t>
+            </w:r>
+          </w:p>
+        </w:tc>
+        <w:tc>
+          <w:tcPr>
+            <w:tcW w:w="1345" w:type="dxa"/>
+          </w:tcPr>
+          <w:p>
+            <w:pPr>
+              <w:jc w:val="right"/>
+            </w:pPr>
+            <w:r>
+              <w:t>1.0</w:t>
+            </w:r>
+          </w:p>
+        </w:tc>
+      </w:tr>
+      <w:tr>
+        <w:tc>
+          <w:tcPr>
+            <w:tcW w:w="1519" w:type="dxa"/>
+            <w:shd w:val="clear" w:color="auto" w:fill="D9D9D9" w:themeFill="background1" w:themeFillShade="D9"/>
+          </w:tcPr>
+          <w:p>
+            <w:pPr>
+              <w:rPr>
+                <w:b/>
+                <w:bCs/>
+              </w:rPr>
+            </w:pPr>
+            <w:r>
+              <w:rPr>
+                <w:b/>
+                <w:bCs/>
+              </w:rPr>
+              <w:t>Nome</w:t>
+            </w:r>
+          </w:p>
+        </w:tc>
+        <w:tc>
+          <w:tcPr>
+            <w:tcW w:w="8125" w:type="dxa"/>
+            <w:gridSpan w:val="5"/>
+          </w:tcPr>
+          <w:p>
+            <w:r>
+              <w:t>Meccanica del turbo</w:t>
+            </w:r>
+          </w:p>
+        </w:tc>
+      </w:tr>
+      <w:tr>
+        <w:tc>
+          <w:tcPr>
+            <w:tcW w:w="1519" w:type="dxa"/>
+            <w:shd w:val="clear" w:color="auto" w:fill="D9D9D9" w:themeFill="background1" w:themeFillShade="D9"/>
+          </w:tcPr>
+          <w:p>
+            <w:pPr>
+              <w:rPr>
+                <w:b/>
+                <w:bCs/>
+              </w:rPr>
+            </w:pPr>
+            <w:r>
+              <w:rPr>
+                <w:b/>
+                <w:bCs/>
+              </w:rPr>
+              <w:t>Note</w:t>
+            </w:r>
+          </w:p>
+        </w:tc>
+        <w:tc>
+          <w:tcPr>
+            <w:tcW w:w="8125" w:type="dxa"/>
+            <w:gridSpan w:val="5"/>
+          </w:tcPr>
+          <w:p>
+            <w:r>
+              <w:t>Attivazione di un'accelerazione temporanea superiore alla velocità massima standard. Il turbo possiede una barra/tempo di ricarica progressivo.</w:t>
+            </w:r>
+          </w:p>
+        </w:tc>
+      </w:tr>
+      <w:tr>
+        <w:tc>
+          <w:tcPr>
+            <w:tcW w:w="9644" w:type="dxa"/>
+            <w:gridSpan w:val="6"/>
+          </w:tcPr>
+          <w:p>
+            <w:pPr>
+              <w:rPr>
+                <w:b/>
+              </w:rPr>
+            </w:pPr>
+            <w:r>
+              <w:rPr>
+                <w:b/>
+              </w:rPr>
+              <w:t>Sotto requisiti</w:t>
+            </w:r>
+          </w:p>
+        </w:tc>
+      </w:tr>
+      <w:tr>
+        <w:tc>
+          <w:tcPr>
+            <w:tcW w:w="1519" w:type="dxa"/>
+            <w:shd w:val="clear" w:color="auto" w:fill="D9D9D9" w:themeFill="background1" w:themeFillShade="D9"/>
+          </w:tcPr>
+          <w:p>
+            <w:pPr>
+              <w:rPr>
+                <w:b/>
+              </w:rPr>
+            </w:pPr>
+            <w:r>
+              <w:rPr>
+                <w:b/>
+              </w:rPr>
+              <w:t>001</w:t>
+            </w:r>
+          </w:p>
+        </w:tc>
+        <w:tc>
+          <w:tcPr>
+            <w:tcW w:w="8125" w:type="dxa"/>
+            <w:gridSpan w:val="5"/>
+          </w:tcPr>
+          <w:p>
+            <w:r>
+              <w:t>Richiede il controllo di movimento di base (Req-04).</w:t>
+            </w:r>
+          </w:p>
+        </w:tc>
+      </w:tr>
+    </w:tbl>
+    <w:p>
+      <w:pPr>
+        <w:rPr>
+          <w:b/>
+        </w:rPr>
+      </w:pPr>
+      <w:r>
+        <w:rPr>
+          <w:b/>
+        </w:rPr>
+        <w:br w:type="page"/>
+      </w:r>
+    </w:p>
+    <w:tbl>
+      <w:tblPr>
+        <w:tblW w:w="9644" w:type="dxa"/>
+        <w:tblInd w:w="-8" w:type="dxa"/>
+        <w:tblBorders>
+          <w:top w:val="single" w:sz="2" w:space="0" w:color="auto"/>
+          <w:left w:val="single" w:sz="2" w:space="0" w:color="auto"/>
+          <w:bottom w:val="single" w:sz="2" w:space="0" w:color="auto"/>
+          <w:right w:val="single" w:sz="2" w:space="0" w:color="auto"/>
+          <w:insideH w:val="single" w:sz="2" w:space="0" w:color="auto"/>
+          <w:insideV w:val="single" w:sz="2" w:space="0" w:color="auto"/>
+        </w:tblBorders>
+        <w:tblLayout w:type="fixed"/>
+        <w:tblCellMar>
+          <w:top w:w="57" w:type="dxa"/>
+          <w:bottom w:w="57" w:type="dxa"/>
+        </w:tblCellMar>
+        <w:tblLook w:val="00A0" w:firstRow="1" w:lastRow="0" w:firstColumn="1" w:lastColumn="0" w:noHBand="0" w:noVBand="0"/>
+      </w:tblPr>
+      <w:tblGrid>
+        <w:gridCol w:w="1519"/>
+        <w:gridCol w:w="3497"/>
+        <w:gridCol w:w="1417"/>
+        <w:gridCol w:w="567"/>
+        <w:gridCol w:w="1299"/>
+        <w:gridCol w:w="1345"/>
+      </w:tblGrid>
+      <w:tr>
+        <w:tc>
+          <w:tcPr>
+            <w:tcW w:w="1519" w:type="dxa"/>
+            <w:shd w:val="clear" w:color="auto" w:fill="D9D9D9" w:themeFill="background1" w:themeFillShade="D9"/>
+          </w:tcPr>
+          <w:p>
+            <w:pPr>
+              <w:rPr>
+                <w:b/>
+                <w:bCs/>
+              </w:rPr>
+            </w:pPr>
+            <w:r>
+              <w:rPr>
+                <w:b/>
+                <w:bCs/>
+              </w:rPr>
+              <w:lastRenderedPageBreak/>
+              <w:t>Requisito</w:t>
+            </w:r>
+          </w:p>
+        </w:tc>
+        <w:tc>
+          <w:tcPr>
+            <w:tcW w:w="3497" w:type="dxa"/>
+          </w:tcPr>
+          <w:p>
+            <w:r>
+              <w:t>Req-</w:t>
+            </w:r>
+            <w:r>
+              <w:t>10</w:t>
+            </w:r>
+          </w:p>
+        </w:tc>
+        <w:tc>
+          <w:tcPr>
+            <w:tcW w:w="1417" w:type="dxa"/>
+            <w:shd w:val="clear" w:color="auto" w:fill="D9D9D9" w:themeFill="background1" w:themeFillShade="D9"/>
+          </w:tcPr>
+          <w:p>
+            <w:r>
+              <w:rPr>
+                <w:b/>
+                <w:bCs/>
+              </w:rPr>
+              <w:t>Priorità</w:t>
+            </w:r>
+          </w:p>
+        </w:tc>
+        <w:tc>
+          <w:tcPr>
+            <w:tcW w:w="567" w:type="dxa"/>
+          </w:tcPr>
+          <w:p>
+            <w:pPr>
+              <w:jc w:val="right"/>
+            </w:pPr>
+            <w:r>
+              <w:t>2</w:t>
+            </w:r>
+          </w:p>
+        </w:tc>
+        <w:tc>
+          <w:tcPr>
+            <w:tcW w:w="1299" w:type="dxa"/>
+            <w:shd w:val="clear" w:color="auto" w:fill="D9D9D9" w:themeFill="background1" w:themeFillShade="D9"/>
+          </w:tcPr>
+          <w:p>
+            <w:r>
+              <w:rPr>
+                <w:b/>
+                <w:bCs/>
+              </w:rPr>
+              <w:t>Versione</w:t>
+            </w:r>
+          </w:p>
+        </w:tc>
+        <w:tc>
+          <w:tcPr>
+            <w:tcW w:w="1345" w:type="dxa"/>
+          </w:tcPr>
+          <w:p>
+            <w:pPr>
+              <w:jc w:val="right"/>
+            </w:pPr>
+            <w:r>
+              <w:t>1.0</w:t>
+            </w:r>
+          </w:p>
+        </w:tc>
+      </w:tr>
+      <w:tr>
+        <w:tc>
+          <w:tcPr>
+            <w:tcW w:w="1519" w:type="dxa"/>
+            <w:shd w:val="clear" w:color="auto" w:fill="D9D9D9" w:themeFill="background1" w:themeFillShade="D9"/>
+          </w:tcPr>
+          <w:p>
+            <w:pPr>
+              <w:rPr>
+                <w:b/>
+                <w:bCs/>
+              </w:rPr>
+            </w:pPr>
+            <w:r>
+              <w:rPr>
+                <w:b/>
+                <w:bCs/>
+              </w:rPr>
+              <w:t>Nome</w:t>
+            </w:r>
+          </w:p>
+        </w:tc>
+        <w:tc>
+          <w:tcPr>
+            <w:tcW w:w="8125" w:type="dxa"/>
+            <w:gridSpan w:val="5"/>
+          </w:tcPr>
+          <w:p>
+            <w:r>
+              <w:t xml:space="preserve">Generazione e raccolta </w:t>
+            </w:r>
+            <w:proofErr w:type="spellStart"/>
+            <w:r>
+              <w:t>perk</w:t>
+            </w:r>
+            <w:proofErr w:type="spellEnd"/>
+          </w:p>
+        </w:tc>
+      </w:tr>
+      <w:tr>
+        <w:tc>
+          <w:tcPr>
+            <w:tcW w:w="1519" w:type="dxa"/>
+            <w:shd w:val="clear" w:color="auto" w:fill="D9D9D9" w:themeFill="background1" w:themeFillShade="D9"/>
+          </w:tcPr>
+          <w:p>
+            <w:pPr>
+              <w:rPr>
+                <w:b/>
+                <w:bCs/>
+              </w:rPr>
+            </w:pPr>
+            <w:r>
+              <w:rPr>
+                <w:b/>
+                <w:bCs/>
+              </w:rPr>
+              <w:t>Note</w:t>
+            </w:r>
+          </w:p>
+        </w:tc>
+        <w:tc>
+          <w:tcPr>
+            <w:tcW w:w="8125" w:type="dxa"/>
+            <w:gridSpan w:val="5"/>
+          </w:tcPr>
+          <w:p>
+            <w:r>
+              <w:t>Comparsa visibile di power-up/</w:t>
+            </w:r>
+            <w:proofErr w:type="spellStart"/>
+            <w:r>
+              <w:t>perk</w:t>
+            </w:r>
+            <w:proofErr w:type="spellEnd"/>
+            <w:r>
+              <w:t xml:space="preserve"> sul tracciato e rilevamento del passaggio del veicolo per la loro raccolta nell'inventario temporaneo.</w:t>
+            </w:r>
+          </w:p>
+        </w:tc>
+      </w:tr>
+      <w:tr>
+        <w:tc>
+          <w:tcPr>
+            <w:tcW w:w="9644" w:type="dxa"/>
+            <w:gridSpan w:val="6"/>
+          </w:tcPr>
+          <w:p>
+            <w:pPr>
+              <w:rPr>
+                <w:b/>
+              </w:rPr>
+            </w:pPr>
+            <w:r>
+              <w:rPr>
+                <w:b/>
+              </w:rPr>
+              <w:t>Sotto requisiti</w:t>
+            </w:r>
+          </w:p>
+        </w:tc>
+      </w:tr>
+      <w:tr>
+        <w:tc>
+          <w:tcPr>
+            <w:tcW w:w="1519" w:type="dxa"/>
+            <w:shd w:val="clear" w:color="auto" w:fill="D9D9D9" w:themeFill="background1" w:themeFillShade="D9"/>
+          </w:tcPr>
+          <w:p>
+            <w:pPr>
+              <w:rPr>
+                <w:b/>
+              </w:rPr>
+            </w:pPr>
+            <w:r>
+              <w:rPr>
+                <w:b/>
+              </w:rPr>
+              <w:t>001</w:t>
+            </w:r>
+          </w:p>
+        </w:tc>
+        <w:tc>
+          <w:tcPr>
+            <w:tcW w:w="8125" w:type="dxa"/>
+            <w:gridSpan w:val="5"/>
+          </w:tcPr>
+          <w:p>
+            <w:r>
+              <w:t>Richiede il caricamento della mappa (Req-03)</w:t>
+            </w:r>
+            <w:r>
+              <w:t>.</w:t>
+            </w:r>
+          </w:p>
+        </w:tc>
+      </w:tr>
+      <w:tr>
+        <w:tc>
+          <w:tcPr>
+            <w:tcW w:w="1519" w:type="dxa"/>
+            <w:shd w:val="clear" w:color="auto" w:fill="D9D9D9" w:themeFill="background1" w:themeFillShade="D9"/>
+          </w:tcPr>
+          <w:p>
+            <w:pPr>
+              <w:rPr>
+                <w:b/>
+              </w:rPr>
+            </w:pPr>
+            <w:r>
+              <w:rPr>
+                <w:b/>
+              </w:rPr>
+              <w:t>002</w:t>
+            </w:r>
+          </w:p>
+        </w:tc>
+        <w:tc>
+          <w:tcPr>
+            <w:tcW w:w="8125" w:type="dxa"/>
+            <w:gridSpan w:val="5"/>
+          </w:tcPr>
+          <w:p>
+            <w:r>
+              <w:t>Richiede il movimento (Req-04).</w:t>
+            </w:r>
+          </w:p>
+        </w:tc>
+      </w:tr>
+    </w:tbl>
+    <w:p>
+      <w:pPr>
+        <w:rPr>
+          <w:b/>
+        </w:rPr>
+      </w:pPr>
+    </w:p>
+    <w:tbl>
+      <w:tblPr>
+        <w:tblW w:w="9644" w:type="dxa"/>
+        <w:tblInd w:w="-8" w:type="dxa"/>
+        <w:tblBorders>
+          <w:top w:val="single" w:sz="2" w:space="0" w:color="auto"/>
+          <w:left w:val="single" w:sz="2" w:space="0" w:color="auto"/>
+          <w:bottom w:val="single" w:sz="2" w:space="0" w:color="auto"/>
+          <w:right w:val="single" w:sz="2" w:space="0" w:color="auto"/>
+          <w:insideH w:val="single" w:sz="2" w:space="0" w:color="auto"/>
+          <w:insideV w:val="single" w:sz="2" w:space="0" w:color="auto"/>
+        </w:tblBorders>
+        <w:tblLayout w:type="fixed"/>
+        <w:tblCellMar>
+          <w:top w:w="57" w:type="dxa"/>
+          <w:bottom w:w="57" w:type="dxa"/>
+        </w:tblCellMar>
+        <w:tblLook w:val="00A0" w:firstRow="1" w:lastRow="0" w:firstColumn="1" w:lastColumn="0" w:noHBand="0" w:noVBand="0"/>
+      </w:tblPr>
+      <w:tblGrid>
+        <w:gridCol w:w="1519"/>
+        <w:gridCol w:w="3497"/>
+        <w:gridCol w:w="1417"/>
+        <w:gridCol w:w="567"/>
+        <w:gridCol w:w="1299"/>
+        <w:gridCol w:w="1345"/>
+      </w:tblGrid>
+      <w:tr>
+        <w:tc>
+          <w:tcPr>
+            <w:tcW w:w="1519" w:type="dxa"/>
+            <w:shd w:val="clear" w:color="auto" w:fill="D9D9D9" w:themeFill="background1" w:themeFillShade="D9"/>
+          </w:tcPr>
+          <w:p>
+            <w:pPr>
+              <w:rPr>
+                <w:b/>
+                <w:bCs/>
+              </w:rPr>
+            </w:pPr>
+            <w:r>
+              <w:rPr>
+                <w:b/>
+                <w:bCs/>
+              </w:rPr>
+              <w:t>Requisito</w:t>
+            </w:r>
+          </w:p>
+        </w:tc>
+        <w:tc>
+          <w:tcPr>
+            <w:tcW w:w="3497" w:type="dxa"/>
+          </w:tcPr>
+          <w:p>
+            <w:r>
+              <w:t>Req-</w:t>
+            </w:r>
+            <w:r>
+              <w:t>1</w:t>
+            </w:r>
+            <w:r>
+              <w:t>1</w:t>
+            </w:r>
+          </w:p>
+        </w:tc>
+        <w:tc>
+          <w:tcPr>
+            <w:tcW w:w="1417" w:type="dxa"/>
+            <w:shd w:val="clear" w:color="auto" w:fill="D9D9D9" w:themeFill="background1" w:themeFillShade="D9"/>
+          </w:tcPr>
+          <w:p>
+            <w:r>
+              <w:rPr>
+                <w:b/>
+                <w:bCs/>
+              </w:rPr>
+              <w:t>Priorità</w:t>
+            </w:r>
+          </w:p>
+        </w:tc>
+        <w:tc>
+          <w:tcPr>
+            <w:tcW w:w="567" w:type="dxa"/>
+          </w:tcPr>
+          <w:p>
+            <w:pPr>
+              <w:jc w:val="right"/>
+            </w:pPr>
+            <w:r>
+              <w:t>2</w:t>
+            </w:r>
+          </w:p>
+        </w:tc>
+        <w:tc>
+          <w:tcPr>
+            <w:tcW w:w="1299" w:type="dxa"/>
+            <w:shd w:val="clear" w:color="auto" w:fill="D9D9D9" w:themeFill="background1" w:themeFillShade="D9"/>
+          </w:tcPr>
+          <w:p>
+            <w:r>
+              <w:rPr>
+                <w:b/>
+                <w:bCs/>
+              </w:rPr>
+              <w:t>Versione</w:t>
+            </w:r>
+          </w:p>
+        </w:tc>
+        <w:tc>
+          <w:tcPr>
+            <w:tcW w:w="1345" w:type="dxa"/>
+          </w:tcPr>
+          <w:p>
+            <w:pPr>
+              <w:jc w:val="right"/>
+            </w:pPr>
+            <w:r>
+              <w:t>1.0</w:t>
+            </w:r>
+          </w:p>
+        </w:tc>
+      </w:tr>
+      <w:tr>
+        <w:tc>
+          <w:tcPr>
+            <w:tcW w:w="1519" w:type="dxa"/>
+            <w:shd w:val="clear" w:color="auto" w:fill="D9D9D9" w:themeFill="background1" w:themeFillShade="D9"/>
+          </w:tcPr>
+          <w:p>
+            <w:pPr>
+              <w:rPr>
+                <w:b/>
+                <w:bCs/>
+              </w:rPr>
+            </w:pPr>
+            <w:r>
+              <w:rPr>
+                <w:b/>
+                <w:bCs/>
+              </w:rPr>
+              <w:t>Nome</w:t>
+            </w:r>
+          </w:p>
+        </w:tc>
+        <w:tc>
+          <w:tcPr>
+            <w:tcW w:w="8125" w:type="dxa"/>
+            <w:gridSpan w:val="5"/>
+          </w:tcPr>
+          <w:p>
+            <w:r>
+              <w:t xml:space="preserve">Utilizzo ed effetti dei </w:t>
+            </w:r>
+            <w:proofErr w:type="spellStart"/>
+            <w:r>
+              <w:t>perk</w:t>
+            </w:r>
+            <w:proofErr w:type="spellEnd"/>
+          </w:p>
+        </w:tc>
+      </w:tr>
+      <w:tr>
+        <w:tc>
+          <w:tcPr>
+            <w:tcW w:w="1519" w:type="dxa"/>
+            <w:shd w:val="clear" w:color="auto" w:fill="D9D9D9" w:themeFill="background1" w:themeFillShade="D9"/>
+          </w:tcPr>
+          <w:p>
+            <w:pPr>
+              <w:rPr>
+                <w:b/>
+                <w:bCs/>
+              </w:rPr>
+            </w:pPr>
+            <w:r>
+              <w:rPr>
+                <w:b/>
+                <w:bCs/>
+              </w:rPr>
+              <w:t>Note</w:t>
+            </w:r>
+          </w:p>
+        </w:tc>
+        <w:tc>
+          <w:tcPr>
+            <w:tcW w:w="8125" w:type="dxa"/>
+            <w:gridSpan w:val="5"/>
+          </w:tcPr>
+          <w:p>
+            <w:r>
+              <w:t xml:space="preserve">Attivazione del </w:t>
+            </w:r>
+            <w:proofErr w:type="spellStart"/>
+            <w:r>
+              <w:t>perk</w:t>
+            </w:r>
+            <w:proofErr w:type="spellEnd"/>
+            <w:r>
+              <w:t xml:space="preserve"> raccolto per generare vantaggi specifici o infliggere danni aggiuntivi ai veicoli avversari.</w:t>
+            </w:r>
+          </w:p>
+        </w:tc>
+      </w:tr>
+      <w:tr>
+        <w:tc>
+          <w:tcPr>
+            <w:tcW w:w="9644" w:type="dxa"/>
+            <w:gridSpan w:val="6"/>
+          </w:tcPr>
+          <w:p>
+            <w:pPr>
+              <w:rPr>
+                <w:b/>
+              </w:rPr>
+            </w:pPr>
+            <w:r>
+              <w:rPr>
+                <w:b/>
+              </w:rPr>
+              <w:t>Sotto requisiti</w:t>
+            </w:r>
+          </w:p>
+        </w:tc>
+      </w:tr>
+      <w:tr>
+        <w:tc>
+          <w:tcPr>
+            <w:tcW w:w="1519" w:type="dxa"/>
+            <w:shd w:val="clear" w:color="auto" w:fill="D9D9D9" w:themeFill="background1" w:themeFillShade="D9"/>
+          </w:tcPr>
+          <w:p>
+            <w:pPr>
+              <w:rPr>
+                <w:b/>
+              </w:rPr>
+            </w:pPr>
+            <w:r>
+              <w:rPr>
+                <w:b/>
+              </w:rPr>
+              <w:t>001</w:t>
+            </w:r>
+          </w:p>
+        </w:tc>
+        <w:tc>
+          <w:tcPr>
+            <w:tcW w:w="8125" w:type="dxa"/>
+            <w:gridSpan w:val="5"/>
+          </w:tcPr>
+          <w:p>
+            <w:r>
+              <w:t xml:space="preserve">Richiede la raccolta del </w:t>
+            </w:r>
+            <w:proofErr w:type="spellStart"/>
+            <w:r>
+              <w:t>perk</w:t>
+            </w:r>
+            <w:proofErr w:type="spellEnd"/>
+            <w:r>
+              <w:t xml:space="preserve"> (Req-10)</w:t>
+            </w:r>
+            <w:r>
+              <w:t>.</w:t>
+            </w:r>
+          </w:p>
+        </w:tc>
+      </w:tr>
+      <w:tr>
+        <w:tc>
+          <w:tcPr>
+            <w:tcW w:w="1519" w:type="dxa"/>
+            <w:shd w:val="clear" w:color="auto" w:fill="D9D9D9" w:themeFill="background1" w:themeFillShade="D9"/>
+          </w:tcPr>
+          <w:p>
+            <w:pPr>
+              <w:rPr>
+                <w:b/>
+              </w:rPr>
+            </w:pPr>
+            <w:r>
+              <w:rPr>
+                <w:b/>
+              </w:rPr>
+              <w:t>002</w:t>
+            </w:r>
+          </w:p>
+        </w:tc>
+        <w:tc>
+          <w:tcPr>
+            <w:tcW w:w="8125" w:type="dxa"/>
+            <w:gridSpan w:val="5"/>
+          </w:tcPr>
+          <w:p>
+            <w:r>
+              <w:t xml:space="preserve">Richiede </w:t>
+            </w:r>
+            <w:r>
+              <w:t>il sistema danni (Req-05).</w:t>
+            </w:r>
+          </w:p>
+        </w:tc>
+      </w:tr>
+    </w:tbl>
+    <w:p>
+      <w:pPr>
+        <w:rPr>
+          <w:b/>
+        </w:rPr>
+      </w:pPr>
+    </w:p>
+    <w:tbl>
+      <w:tblPr>
+        <w:tblW w:w="9644" w:type="dxa"/>
+        <w:tblInd w:w="-8" w:type="dxa"/>
+        <w:tblBorders>
+          <w:top w:val="single" w:sz="2" w:space="0" w:color="auto"/>
+          <w:left w:val="single" w:sz="2" w:space="0" w:color="auto"/>
+          <w:bottom w:val="single" w:sz="2" w:space="0" w:color="auto"/>
+          <w:right w:val="single" w:sz="2" w:space="0" w:color="auto"/>
+          <w:insideH w:val="single" w:sz="2" w:space="0" w:color="auto"/>
+          <w:insideV w:val="single" w:sz="2" w:space="0" w:color="auto"/>
+        </w:tblBorders>
+        <w:tblLayout w:type="fixed"/>
+        <w:tblCellMar>
+          <w:top w:w="57" w:type="dxa"/>
+          <w:bottom w:w="57" w:type="dxa"/>
+        </w:tblCellMar>
+        <w:tblLook w:val="00A0" w:firstRow="1" w:lastRow="0" w:firstColumn="1" w:lastColumn="0" w:noHBand="0" w:noVBand="0"/>
+      </w:tblPr>
+      <w:tblGrid>
+        <w:gridCol w:w="1519"/>
+        <w:gridCol w:w="3497"/>
+        <w:gridCol w:w="1417"/>
+        <w:gridCol w:w="567"/>
+        <w:gridCol w:w="1299"/>
+        <w:gridCol w:w="1345"/>
+      </w:tblGrid>
+      <w:tr>
+        <w:tc>
+          <w:tcPr>
+            <w:tcW w:w="1519" w:type="dxa"/>
+            <w:shd w:val="clear" w:color="auto" w:fill="D9D9D9" w:themeFill="background1" w:themeFillShade="D9"/>
+          </w:tcPr>
+          <w:p>
+            <w:pPr>
+              <w:rPr>
+                <w:b/>
+                <w:bCs/>
+              </w:rPr>
+            </w:pPr>
+            <w:r>
+              <w:rPr>
+                <w:b/>
+                <w:bCs/>
+              </w:rPr>
+              <w:t>Requisito</w:t>
+            </w:r>
+          </w:p>
+        </w:tc>
+        <w:tc>
+          <w:tcPr>
+            <w:tcW w:w="3497" w:type="dxa"/>
+          </w:tcPr>
+          <w:p>
+            <w:r>
+              <w:t>Req-</w:t>
+            </w:r>
+            <w:r>
+              <w:t>12</w:t>
+            </w:r>
+          </w:p>
+        </w:tc>
+        <w:tc>
+          <w:tcPr>
+            <w:tcW w:w="1417" w:type="dxa"/>
+            <w:shd w:val="clear" w:color="auto" w:fill="D9D9D9" w:themeFill="background1" w:themeFillShade="D9"/>
+          </w:tcPr>
+          <w:p>
+            <w:r>
+              <w:rPr>
+                <w:b/>
+                <w:bCs/>
+              </w:rPr>
+              <w:t>Priorità</w:t>
+            </w:r>
+          </w:p>
+        </w:tc>
+        <w:tc>
+          <w:tcPr>
+            <w:tcW w:w="567" w:type="dxa"/>
+          </w:tcPr>
+          <w:p>
+            <w:pPr>
+              <w:jc w:val="right"/>
+            </w:pPr>
+            <w:r>
+              <w:t>2</w:t>
+            </w:r>
+          </w:p>
+        </w:tc>
+        <w:tc>
+          <w:tcPr>
+            <w:tcW w:w="1299" w:type="dxa"/>
+            <w:shd w:val="clear" w:color="auto" w:fill="D9D9D9" w:themeFill="background1" w:themeFillShade="D9"/>
+          </w:tcPr>
+          <w:p>
+            <w:r>
+              <w:rPr>
+                <w:b/>
+                <w:bCs/>
+              </w:rPr>
+              <w:t>Versione</w:t>
+            </w:r>
+          </w:p>
+        </w:tc>
+        <w:tc>
+          <w:tcPr>
+            <w:tcW w:w="1345" w:type="dxa"/>
+          </w:tcPr>
+          <w:p>
+            <w:pPr>
+              <w:jc w:val="right"/>
+            </w:pPr>
+            <w:r>
+              <w:t>1.0</w:t>
+            </w:r>
+          </w:p>
+        </w:tc>
+      </w:tr>
+      <w:tr>
+        <w:tc>
+          <w:tcPr>
+            <w:tcW w:w="1519" w:type="dxa"/>
+            <w:shd w:val="clear" w:color="auto" w:fill="D9D9D9" w:themeFill="background1" w:themeFillShade="D9"/>
+          </w:tcPr>
+          <w:p>
+            <w:pPr>
+              <w:rPr>
+                <w:b/>
+                <w:bCs/>
+              </w:rPr>
+            </w:pPr>
+            <w:r>
+              <w:rPr>
+                <w:b/>
+                <w:bCs/>
+              </w:rPr>
+              <w:t>Nome</w:t>
+            </w:r>
+          </w:p>
+        </w:tc>
+        <w:tc>
+          <w:tcPr>
+            <w:tcW w:w="8125" w:type="dxa"/>
+            <w:gridSpan w:val="5"/>
+          </w:tcPr>
+          <w:p>
+            <w:r>
+              <w:t>Schermata impostazioni di gioco</w:t>
+            </w:r>
+          </w:p>
+        </w:tc>
+      </w:tr>
+      <w:tr>
+        <w:tc>
+          <w:tcPr>
+            <w:tcW w:w="1519" w:type="dxa"/>
+            <w:shd w:val="clear" w:color="auto" w:fill="D9D9D9" w:themeFill="background1" w:themeFillShade="D9"/>
+          </w:tcPr>
+          <w:p>
+            <w:pPr>
+              <w:rPr>
+                <w:b/>
+                <w:bCs/>
+              </w:rPr>
+            </w:pPr>
+            <w:r>
+              <w:rPr>
+                <w:b/>
+                <w:bCs/>
+              </w:rPr>
+              <w:t>Note</w:t>
+            </w:r>
+          </w:p>
+        </w:tc>
+        <w:tc>
+          <w:tcPr>
+            <w:tcW w:w="8125" w:type="dxa"/>
+            <w:gridSpan w:val="5"/>
+          </w:tcPr>
+          <w:p>
+            <w:r>
+              <w:t>Accessibile dal menu principale, permette la modifica di parametri grafici, audio e controlli.</w:t>
+            </w:r>
+          </w:p>
+        </w:tc>
+      </w:tr>
+      <w:tr>
+        <w:tc>
+          <w:tcPr>
+            <w:tcW w:w="9644" w:type="dxa"/>
+            <w:gridSpan w:val="6"/>
+          </w:tcPr>
+          <w:p>
+            <w:pPr>
+              <w:rPr>
+                <w:b/>
+              </w:rPr>
+            </w:pPr>
+            <w:r>
+              <w:rPr>
+                <w:b/>
+              </w:rPr>
+              <w:t>Sotto requisiti</w:t>
+            </w:r>
+          </w:p>
+        </w:tc>
+      </w:tr>
+      <w:tr>
+        <w:tc>
+          <w:tcPr>
+            <w:tcW w:w="1519" w:type="dxa"/>
+            <w:shd w:val="clear" w:color="auto" w:fill="D9D9D9" w:themeFill="background1" w:themeFillShade="D9"/>
+          </w:tcPr>
+          <w:p>
+            <w:pPr>
+              <w:rPr>
+                <w:b/>
+              </w:rPr>
+            </w:pPr>
+            <w:r>
+              <w:rPr>
+                <w:b/>
+              </w:rPr>
+              <w:t>001</w:t>
+            </w:r>
+          </w:p>
+        </w:tc>
+        <w:tc>
+          <w:tcPr>
+            <w:tcW w:w="8125" w:type="dxa"/>
+            <w:gridSpan w:val="5"/>
+          </w:tcPr>
+          <w:p>
+            <w:r>
+              <w:t>Richiede il menu principale (Req-01).</w:t>
+            </w:r>
+          </w:p>
+        </w:tc>
+      </w:tr>
+    </w:tbl>
+    <w:p>
+      <w:pPr>
+        <w:rPr>
+          <w:b/>
+        </w:rPr>
+      </w:pPr>
+    </w:p>
+    <w:tbl>
+      <w:tblPr>
+        <w:tblW w:w="9644" w:type="dxa"/>
+        <w:tblInd w:w="-8" w:type="dxa"/>
+        <w:tblBorders>
+          <w:top w:val="single" w:sz="2" w:space="0" w:color="auto"/>
+          <w:left w:val="single" w:sz="2" w:space="0" w:color="auto"/>
+          <w:bottom w:val="single" w:sz="2" w:space="0" w:color="auto"/>
+          <w:right w:val="single" w:sz="2" w:space="0" w:color="auto"/>
+          <w:insideH w:val="single" w:sz="2" w:space="0" w:color="auto"/>
+          <w:insideV w:val="single" w:sz="2" w:space="0" w:color="auto"/>
+        </w:tblBorders>
+        <w:tblLayout w:type="fixed"/>
+        <w:tblCellMar>
+          <w:top w:w="57" w:type="dxa"/>
+          <w:bottom w:w="57" w:type="dxa"/>
+        </w:tblCellMar>
+        <w:tblLook w:val="00A0" w:firstRow="1" w:lastRow="0" w:firstColumn="1" w:lastColumn="0" w:noHBand="0" w:noVBand="0"/>
+      </w:tblPr>
+      <w:tblGrid>
+        <w:gridCol w:w="1519"/>
+        <w:gridCol w:w="3497"/>
+        <w:gridCol w:w="1417"/>
+        <w:gridCol w:w="567"/>
+        <w:gridCol w:w="1299"/>
+        <w:gridCol w:w="1345"/>
+      </w:tblGrid>
+      <w:tr>
+        <w:tc>
+          <w:tcPr>
+            <w:tcW w:w="1519" w:type="dxa"/>
+            <w:shd w:val="clear" w:color="auto" w:fill="D9D9D9" w:themeFill="background1" w:themeFillShade="D9"/>
+          </w:tcPr>
+          <w:p>
+            <w:pPr>
+              <w:rPr>
+                <w:b/>
+                <w:bCs/>
+              </w:rPr>
+            </w:pPr>
+            <w:r>
+              <w:rPr>
+                <w:b/>
+                <w:bCs/>
+              </w:rPr>
+              <w:t>Requisito</w:t>
+            </w:r>
+          </w:p>
+        </w:tc>
+        <w:tc>
+          <w:tcPr>
+            <w:tcW w:w="3497" w:type="dxa"/>
+          </w:tcPr>
+          <w:p>
+            <w:r>
+              <w:t>Req-</w:t>
+            </w:r>
+            <w:r>
+              <w:t>13</w:t>
+            </w:r>
+          </w:p>
+        </w:tc>
+        <w:tc>
+          <w:tcPr>
+            <w:tcW w:w="1417" w:type="dxa"/>
+            <w:shd w:val="clear" w:color="auto" w:fill="D9D9D9" w:themeFill="background1" w:themeFillShade="D9"/>
+          </w:tcPr>
+          <w:p>
+            <w:r>
+              <w:rPr>
+                <w:b/>
+                <w:bCs/>
+              </w:rPr>
+              <w:t>Priorità</w:t>
+            </w:r>
+          </w:p>
+        </w:tc>
+        <w:tc>
+          <w:tcPr>
+            <w:tcW w:w="567" w:type="dxa"/>
+          </w:tcPr>
+          <w:p>
+            <w:pPr>
+              <w:jc w:val="right"/>
+            </w:pPr>
+            <w:r>
+              <w:t>3</w:t>
+            </w:r>
+          </w:p>
+        </w:tc>
+        <w:tc>
+          <w:tcPr>
+            <w:tcW w:w="1299" w:type="dxa"/>
+            <w:shd w:val="clear" w:color="auto" w:fill="D9D9D9" w:themeFill="background1" w:themeFillShade="D9"/>
+          </w:tcPr>
+          <w:p>
+            <w:r>
+              <w:rPr>
+                <w:b/>
+                <w:bCs/>
+              </w:rPr>
+              <w:t>Versione</w:t>
+            </w:r>
+          </w:p>
+        </w:tc>
+        <w:tc>
+          <w:tcPr>
+            <w:tcW w:w="1345" w:type="dxa"/>
+          </w:tcPr>
+          <w:p>
+            <w:pPr>
+              <w:jc w:val="right"/>
+            </w:pPr>
+            <w:r>
+              <w:t>1.0</w:t>
+            </w:r>
+          </w:p>
+        </w:tc>
+      </w:tr>
+      <w:tr>
+        <w:tc>
+          <w:tcPr>
+            <w:tcW w:w="1519" w:type="dxa"/>
+            <w:shd w:val="clear" w:color="auto" w:fill="D9D9D9" w:themeFill="background1" w:themeFillShade="D9"/>
+          </w:tcPr>
+          <w:p>
+            <w:pPr>
+              <w:rPr>
+                <w:b/>
+                <w:bCs/>
+              </w:rPr>
+            </w:pPr>
+            <w:r>
+              <w:rPr>
+                <w:b/>
+                <w:bCs/>
+              </w:rPr>
+              <w:t>Nome</w:t>
+            </w:r>
+          </w:p>
+        </w:tc>
+        <w:tc>
+          <w:tcPr>
+            <w:tcW w:w="8125" w:type="dxa"/>
+            <w:gridSpan w:val="5"/>
+          </w:tcPr>
+          <w:p>
+            <w:r>
+              <w:t>Visualizzazione statistiche personali</w:t>
+            </w:r>
+          </w:p>
+        </w:tc>
+      </w:tr>
+      <w:tr>
+        <w:tc>
+          <w:tcPr>
+            <w:tcW w:w="1519" w:type="dxa"/>
+            <w:shd w:val="clear" w:color="auto" w:fill="D9D9D9" w:themeFill="background1" w:themeFillShade="D9"/>
+          </w:tcPr>
+          <w:p>
+            <w:pPr>
+              <w:rPr>
+                <w:b/>
+                <w:bCs/>
+              </w:rPr>
+            </w:pPr>
+            <w:r>
+              <w:rPr>
+                <w:b/>
+                <w:bCs/>
+              </w:rPr>
+              <w:t>Note</w:t>
+            </w:r>
+          </w:p>
+        </w:tc>
+        <w:tc>
+          <w:tcPr>
+            <w:tcW w:w="8125" w:type="dxa"/>
+            <w:gridSpan w:val="5"/>
+          </w:tcPr>
+          <w:p>
+            <w:r>
+              <w:t>Tabella dedicata consultabile dal giocatore per monitorare i propri progressi e i dati di gioco aggiornati (es. partite giocate, avversari eliminati).</w:t>
+            </w:r>
+          </w:p>
+        </w:tc>
+      </w:tr>
+      <w:tr>
+        <w:tc>
+          <w:tcPr>
+            <w:tcW w:w="9644" w:type="dxa"/>
+            <w:gridSpan w:val="6"/>
+          </w:tcPr>
+          <w:p>
+            <w:pPr>
+              <w:rPr>
+                <w:b/>
+              </w:rPr>
+            </w:pPr>
+            <w:r>
+              <w:rPr>
+                <w:b/>
+              </w:rPr>
+              <w:t>Sotto requisiti</w:t>
+            </w:r>
+          </w:p>
+        </w:tc>
+      </w:tr>
+      <w:tr>
+        <w:tc>
+          <w:tcPr>
+            <w:tcW w:w="1519" w:type="dxa"/>
+            <w:shd w:val="clear" w:color="auto" w:fill="D9D9D9" w:themeFill="background1" w:themeFillShade="D9"/>
+          </w:tcPr>
+          <w:p>
+            <w:pPr>
+              <w:rPr>
+                <w:b/>
+              </w:rPr>
+            </w:pPr>
+            <w:r>
+              <w:rPr>
+                <w:b/>
+              </w:rPr>
+              <w:t>001</w:t>
+            </w:r>
+          </w:p>
+        </w:tc>
+        <w:tc>
+          <w:tcPr>
+            <w:tcW w:w="8125" w:type="dxa"/>
+            <w:gridSpan w:val="5"/>
+          </w:tcPr>
+          <w:p>
+            <w:r>
+              <w:t>Richiede il menu principale (Req-01).</w:t>
+            </w:r>
+          </w:p>
+        </w:tc>
+      </w:tr>
+    </w:tbl>
+    <w:p>
+      <w:pPr>
+        <w:rPr>
+          <w:b/>
+        </w:rPr>
+      </w:pPr>
+      <w:r>
+        <w:rPr>
+          <w:b/>
+        </w:rPr>
+        <w:br w:type="page"/>
+      </w:r>
+    </w:p>
+    <w:tbl>
+      <w:tblPr>
+        <w:tblW w:w="9644" w:type="dxa"/>
+        <w:tblInd w:w="-8" w:type="dxa"/>
+        <w:tblBorders>
+          <w:top w:val="single" w:sz="2" w:space="0" w:color="auto"/>
+          <w:left w:val="single" w:sz="2" w:space="0" w:color="auto"/>
+          <w:bottom w:val="single" w:sz="2" w:space="0" w:color="auto"/>
+          <w:right w:val="single" w:sz="2" w:space="0" w:color="auto"/>
+          <w:insideH w:val="single" w:sz="2" w:space="0" w:color="auto"/>
+          <w:insideV w:val="single" w:sz="2" w:space="0" w:color="auto"/>
+        </w:tblBorders>
+        <w:tblLayout w:type="fixed"/>
+        <w:tblCellMar>
+          <w:top w:w="57" w:type="dxa"/>
+          <w:bottom w:w="57" w:type="dxa"/>
+        </w:tblCellMar>
+        <w:tblLook w:val="00A0" w:firstRow="1" w:lastRow="0" w:firstColumn="1" w:lastColumn="0" w:noHBand="0" w:noVBand="0"/>
+      </w:tblPr>
+      <w:tblGrid>
+        <w:gridCol w:w="1519"/>
+        <w:gridCol w:w="3497"/>
+        <w:gridCol w:w="1417"/>
+        <w:gridCol w:w="567"/>
+        <w:gridCol w:w="1299"/>
+        <w:gridCol w:w="1345"/>
+      </w:tblGrid>
+      <w:tr>
+        <w:tc>
+          <w:tcPr>
+            <w:tcW w:w="1519" w:type="dxa"/>
+            <w:shd w:val="clear" w:color="auto" w:fill="D9D9D9" w:themeFill="background1" w:themeFillShade="D9"/>
+          </w:tcPr>
+          <w:p>
+            <w:pPr>
+              <w:rPr>
+                <w:b/>
+                <w:bCs/>
+              </w:rPr>
+            </w:pPr>
+            <w:r>
+              <w:rPr>
+                <w:b/>
+                <w:bCs/>
+              </w:rPr>
+              <w:lastRenderedPageBreak/>
+              <w:t>Requisito</w:t>
+            </w:r>
+          </w:p>
+        </w:tc>
+        <w:tc>
+          <w:tcPr>
+            <w:tcW w:w="3497" w:type="dxa"/>
+          </w:tcPr>
+          <w:p>
+            <w:r>
+              <w:t>Req-</w:t>
+            </w:r>
+            <w:r>
+              <w:t>NF-</w:t>
+            </w:r>
+            <w:r>
+              <w:t>01</w:t>
+            </w:r>
+          </w:p>
+        </w:tc>
+        <w:tc>
+          <w:tcPr>
+            <w:tcW w:w="1417" w:type="dxa"/>
+            <w:shd w:val="clear" w:color="auto" w:fill="D9D9D9" w:themeFill="background1" w:themeFillShade="D9"/>
+          </w:tcPr>
+          <w:p>
+            <w:r>
+              <w:rPr>
+                <w:b/>
+                <w:bCs/>
+              </w:rPr>
+              <w:t>Priorità</w:t>
+            </w:r>
+          </w:p>
+        </w:tc>
+        <w:tc>
+          <w:tcPr>
+            <w:tcW w:w="567" w:type="dxa"/>
+          </w:tcPr>
+          <w:p>
+            <w:pPr>
+              <w:jc w:val="right"/>
+            </w:pPr>
+            <w:r>
+              <w:t>2</w:t>
+            </w:r>
+          </w:p>
+        </w:tc>
+        <w:tc>
+          <w:tcPr>
+            <w:tcW w:w="1299" w:type="dxa"/>
+            <w:shd w:val="clear" w:color="auto" w:fill="D9D9D9" w:themeFill="background1" w:themeFillShade="D9"/>
+          </w:tcPr>
+          <w:p>
+            <w:r>
+              <w:rPr>
+                <w:b/>
+                <w:bCs/>
+              </w:rPr>
+              <w:t>Versione</w:t>
+            </w:r>
+          </w:p>
+        </w:tc>
+        <w:tc>
+          <w:tcPr>
+            <w:tcW w:w="1345" w:type="dxa"/>
+          </w:tcPr>
+          <w:p>
+            <w:pPr>
+              <w:jc w:val="right"/>
+            </w:pPr>
+            <w:r>
+              <w:t>1.0</w:t>
+            </w:r>
+          </w:p>
+        </w:tc>
+      </w:tr>
+      <w:tr>
+        <w:tc>
+          <w:tcPr>
+            <w:tcW w:w="1519" w:type="dxa"/>
+            <w:shd w:val="clear" w:color="auto" w:fill="D9D9D9" w:themeFill="background1" w:themeFillShade="D9"/>
+          </w:tcPr>
+          <w:p>
+            <w:pPr>
+              <w:rPr>
+                <w:b/>
+                <w:bCs/>
+              </w:rPr>
+            </w:pPr>
+            <w:r>
+              <w:rPr>
+                <w:b/>
+                <w:bCs/>
+              </w:rPr>
+              <w:t>Nome</w:t>
+            </w:r>
+          </w:p>
+        </w:tc>
+        <w:tc>
+          <w:tcPr>
+            <w:tcW w:w="8125" w:type="dxa"/>
+            <w:gridSpan w:val="5"/>
+          </w:tcPr>
+          <w:p>
+            <w:r>
+              <w:t>Persistenza dati impostazioni e statistiche</w:t>
+            </w:r>
+          </w:p>
+        </w:tc>
+      </w:tr>
+      <w:tr>
+        <w:tc>
+          <w:tcPr>
+            <w:tcW w:w="1519" w:type="dxa"/>
+            <w:shd w:val="clear" w:color="auto" w:fill="D9D9D9" w:themeFill="background1" w:themeFillShade="D9"/>
+          </w:tcPr>
+          <w:p>
+            <w:pPr>
+              <w:rPr>
+                <w:b/>
+                <w:bCs/>
+              </w:rPr>
+            </w:pPr>
+            <w:r>
+              <w:rPr>
+                <w:b/>
+                <w:bCs/>
+              </w:rPr>
+              <w:t>Note</w:t>
+            </w:r>
+          </w:p>
+        </w:tc>
+        <w:tc>
+          <w:tcPr>
+            <w:tcW w:w="8125" w:type="dxa"/>
+            <w:gridSpan w:val="5"/>
+          </w:tcPr>
+          <w:p>
+            <w:r>
+              <w:t xml:space="preserve">I parametri modificati nel menu impostazioni e i valori della tabella statistiche devono essere memorizzati in un </w:t>
+            </w:r>
+            <w:r>
+              <w:t>DB</w:t>
+            </w:r>
+            <w:r>
+              <w:t xml:space="preserve"> per garantirne la persistenza tra le sessioni.</w:t>
+            </w:r>
+          </w:p>
+        </w:tc>
+      </w:tr>
+      <w:tr>
+        <w:tc>
+          <w:tcPr>
+            <w:tcW w:w="9644" w:type="dxa"/>
+            <w:gridSpan w:val="6"/>
+          </w:tcPr>
+          <w:p>
+            <w:pPr>
+              <w:rPr>
+                <w:b/>
+              </w:rPr>
+            </w:pPr>
+            <w:r>
+              <w:rPr>
+                <w:b/>
+              </w:rPr>
+              <w:t>Sotto requisiti</w:t>
+            </w:r>
+          </w:p>
+        </w:tc>
+      </w:tr>
+      <w:tr>
+        <w:tc>
+          <w:tcPr>
+            <w:tcW w:w="1519" w:type="dxa"/>
+            <w:shd w:val="clear" w:color="auto" w:fill="D9D9D9" w:themeFill="background1" w:themeFillShade="D9"/>
+          </w:tcPr>
+          <w:p>
+            <w:pPr>
+              <w:rPr>
+                <w:b/>
+              </w:rPr>
+            </w:pPr>
+            <w:r>
+              <w:rPr>
+                <w:b/>
+              </w:rPr>
+              <w:t>001</w:t>
+            </w:r>
+          </w:p>
+        </w:tc>
+        <w:tc>
+          <w:tcPr>
+            <w:tcW w:w="8125" w:type="dxa"/>
+            <w:gridSpan w:val="5"/>
+          </w:tcPr>
+          <w:p>
+            <w:r>
+              <w:t xml:space="preserve">Si </w:t>
+            </w:r>
+            <w:r>
+              <w:t xml:space="preserve">richiede </w:t>
+            </w:r>
+            <w:r>
+              <w:t>Req-12</w:t>
+            </w:r>
+            <w:r>
+              <w:t>.</w:t>
+            </w:r>
+            <w:r>
+              <w:t xml:space="preserve"> </w:t>
+            </w:r>
+          </w:p>
+        </w:tc>
+      </w:tr>
+      <w:tr>
+        <w:tc>
+          <w:tcPr>
+            <w:tcW w:w="1519" w:type="dxa"/>
+            <w:shd w:val="clear" w:color="auto" w:fill="D9D9D9" w:themeFill="background1" w:themeFillShade="D9"/>
+          </w:tcPr>
+          <w:p>
+            <w:pPr>
+              <w:rPr>
+                <w:b/>
+              </w:rPr>
+            </w:pPr>
+            <w:r>
+              <w:rPr>
+                <w:b/>
+              </w:rPr>
+              <w:t>002</w:t>
+            </w:r>
+          </w:p>
+        </w:tc>
+        <w:tc>
+          <w:tcPr>
+            <w:tcW w:w="8125" w:type="dxa"/>
+            <w:gridSpan w:val="5"/>
+          </w:tcPr>
+          <w:p>
+            <w:r>
+              <w:t xml:space="preserve">Si </w:t>
+            </w:r>
+            <w:r>
+              <w:t xml:space="preserve">richiede </w:t>
+            </w:r>
+            <w:r>
+              <w:t>Req-13.</w:t>
+            </w:r>
+          </w:p>
+        </w:tc>
+      </w:tr>
+    </w:tbl>
+    <w:p>
+      <w:pPr>
+        <w:rPr>
+          <w:b/>
+        </w:rPr>
+      </w:pPr>
+    </w:p>
+    <w:tbl>
+      <w:tblPr>
+        <w:tblW w:w="9644" w:type="dxa"/>
+        <w:tblInd w:w="-8" w:type="dxa"/>
+        <w:tblBorders>
+          <w:top w:val="single" w:sz="2" w:space="0" w:color="auto"/>
+          <w:left w:val="single" w:sz="2" w:space="0" w:color="auto"/>
+          <w:bottom w:val="single" w:sz="2" w:space="0" w:color="auto"/>
+          <w:right w:val="single" w:sz="2" w:space="0" w:color="auto"/>
+          <w:insideH w:val="single" w:sz="2" w:space="0" w:color="auto"/>
+          <w:insideV w:val="single" w:sz="2" w:space="0" w:color="auto"/>
+        </w:tblBorders>
+        <w:tblLayout w:type="fixed"/>
+        <w:tblCellMar>
+          <w:top w:w="57" w:type="dxa"/>
+          <w:bottom w:w="57" w:type="dxa"/>
+        </w:tblCellMar>
+        <w:tblLook w:val="00A0" w:firstRow="1" w:lastRow="0" w:firstColumn="1" w:lastColumn="0" w:noHBand="0" w:noVBand="0"/>
+      </w:tblPr>
+      <w:tblGrid>
+        <w:gridCol w:w="1519"/>
+        <w:gridCol w:w="3497"/>
+        <w:gridCol w:w="1417"/>
+        <w:gridCol w:w="567"/>
+        <w:gridCol w:w="1299"/>
+        <w:gridCol w:w="1345"/>
+      </w:tblGrid>
+      <w:tr>
+        <w:tc>
+          <w:tcPr>
+            <w:tcW w:w="1519" w:type="dxa"/>
+            <w:shd w:val="clear" w:color="auto" w:fill="D9D9D9" w:themeFill="background1" w:themeFillShade="D9"/>
+          </w:tcPr>
+          <w:p>
+            <w:pPr>
+              <w:rPr>
+                <w:b/>
+                <w:bCs/>
+              </w:rPr>
+            </w:pPr>
+            <w:r>
+              <w:rPr>
+                <w:b/>
+                <w:bCs/>
+              </w:rPr>
+              <w:t>Requisito</w:t>
+            </w:r>
+          </w:p>
+        </w:tc>
+        <w:tc>
+          <w:tcPr>
+            <w:tcW w:w="3497" w:type="dxa"/>
+          </w:tcPr>
+          <w:p>
+            <w:r>
+              <w:t>Req-</w:t>
+            </w:r>
+            <w:r>
+              <w:t>NF-</w:t>
+            </w:r>
+            <w:r>
+              <w:t>0</w:t>
+            </w:r>
+            <w:r>
+              <w:t>2</w:t>
+            </w:r>
+          </w:p>
+        </w:tc>
+        <w:tc>
+          <w:tcPr>
+            <w:tcW w:w="1417" w:type="dxa"/>
+            <w:shd w:val="clear" w:color="auto" w:fill="D9D9D9" w:themeFill="background1" w:themeFillShade="D9"/>
+          </w:tcPr>
+          <w:p>
+            <w:r>
+              <w:rPr>
+                <w:b/>
+                <w:bCs/>
+              </w:rPr>
+              <w:t>Priorità</w:t>
+            </w:r>
+          </w:p>
+        </w:tc>
+        <w:tc>
+          <w:tcPr>
+            <w:tcW w:w="567" w:type="dxa"/>
+          </w:tcPr>
+          <w:p>
+            <w:pPr>
+              <w:jc w:val="right"/>
+            </w:pPr>
+            <w:r>
+              <w:t>2</w:t>
+            </w:r>
+          </w:p>
+        </w:tc>
+        <w:tc>
+          <w:tcPr>
+            <w:tcW w:w="1299" w:type="dxa"/>
+            <w:shd w:val="clear" w:color="auto" w:fill="D9D9D9" w:themeFill="background1" w:themeFillShade="D9"/>
+          </w:tcPr>
+          <w:p>
+            <w:r>
+              <w:rPr>
+                <w:b/>
+                <w:bCs/>
+              </w:rPr>
+              <w:t>Versione</w:t>
+            </w:r>
+          </w:p>
+        </w:tc>
+        <w:tc>
+          <w:tcPr>
+            <w:tcW w:w="1345" w:type="dxa"/>
+          </w:tcPr>
+          <w:p>
+            <w:pPr>
+              <w:jc w:val="right"/>
+            </w:pPr>
+            <w:r>
+              <w:t>1.0</w:t>
+            </w:r>
+          </w:p>
+        </w:tc>
+      </w:tr>
+      <w:tr>
+        <w:tc>
+          <w:tcPr>
+            <w:tcW w:w="1519" w:type="dxa"/>
+            <w:shd w:val="clear" w:color="auto" w:fill="D9D9D9" w:themeFill="background1" w:themeFillShade="D9"/>
+          </w:tcPr>
+          <w:p>
+            <w:pPr>
+              <w:rPr>
+                <w:b/>
+                <w:bCs/>
+              </w:rPr>
+            </w:pPr>
+            <w:r>
+              <w:rPr>
+                <w:b/>
+                <w:bCs/>
+              </w:rPr>
+              <w:t>Nome</w:t>
+            </w:r>
+          </w:p>
+        </w:tc>
+        <w:tc>
+          <w:tcPr>
+            <w:tcW w:w="8125" w:type="dxa"/>
+            <w:gridSpan w:val="5"/>
+          </w:tcPr>
+          <w:p>
+            <w:r>
+              <w:t>Usabilità e leggibilità interfaccia (UI)</w:t>
+            </w:r>
+          </w:p>
+        </w:tc>
+      </w:tr>
+      <w:tr>
+        <w:tc>
+          <w:tcPr>
+            <w:tcW w:w="1519" w:type="dxa"/>
+            <w:shd w:val="clear" w:color="auto" w:fill="D9D9D9" w:themeFill="background1" w:themeFillShade="D9"/>
+          </w:tcPr>
+          <w:p>
+            <w:pPr>
+              <w:rPr>
+                <w:b/>
+                <w:bCs/>
+              </w:rPr>
+            </w:pPr>
+            <w:r>
+              <w:rPr>
+                <w:b/>
+                <w:bCs/>
+              </w:rPr>
+              <w:t>Note</w:t>
+            </w:r>
+          </w:p>
+        </w:tc>
+        <w:tc>
+          <w:tcPr>
+            <w:tcW w:w="8125" w:type="dxa"/>
+            <w:gridSpan w:val="5"/>
+          </w:tcPr>
+          <w:p>
+            <w:r>
+              <w:t xml:space="preserve">I menu di navigazione, i comandi a schermo e gli indicatori grafici (vita, ricarica turbo, stato </w:t>
+            </w:r>
+            <w:proofErr w:type="spellStart"/>
+            <w:r>
+              <w:t>perk</w:t>
+            </w:r>
+            <w:proofErr w:type="spellEnd"/>
+            <w:r>
+              <w:t>) devono risultare leggibili e intuitivi durante le fasi concitate della partita.</w:t>
+            </w:r>
+          </w:p>
+        </w:tc>
+      </w:tr>
+    </w:tbl>
+    <w:p>
+      <w:pPr>
+        <w:rPr>
+          <w:b/>
+        </w:rPr>
+      </w:pPr>
+    </w:p>
+    <w:p>
+      <w:pPr>
+        <w:rPr>
+          <w:b/>
+        </w:rPr>
+      </w:pPr>
+      <w:r>
+        <w:rPr>
+          <w:b/>
+        </w:rPr>
+        <w:t>Spiegazione elementi tabella dei requisiti:</w:t>
+      </w:r>
+    </w:p>
+    <w:p/>
+    <w:p>
+      <w:r>
+        <w:rPr>
+          <w:b/>
+        </w:rPr>
+        <w:t>ID</w:t>
+      </w:r>
+      <w:r>
+        <w:t>: identificativo univoco del requisito</w:t>
+      </w:r>
+    </w:p>
+    <w:p>
+      <w:r>
+        <w:rPr>
+          <w:b/>
+        </w:rPr>
+        <w:t>Nome</w:t>
+      </w:r>
+      <w:r>
+        <w:t>: breve descrizione del requisito</w:t>
+      </w:r>
+    </w:p>
+    <w:p>
+      <w:r>
+        <w:rPr>
+          <w:b/>
+        </w:rPr>
+        <w:t>Priorità</w:t>
+      </w:r>
+      <w:r>
+        <w:t xml:space="preserve">: indica l’importanza di un requisito nell’insieme del progetto, definita assieme al committente. </w:t>
+      </w:r>
+      <w:r>
+        <w:t>Ad esempio,</w:t>
+      </w:r>
+      <w:r>
+        <w:t xml:space="preserve"> poter disporre di report con colonne di colori diversi ha priorità minore rispetto al fatto di avere un database con gli elementi al suo interno. Solitamente si definiscono al massimo di 2-3 livelli di priorità.</w:t>
+      </w:r>
+    </w:p>
+    <w:p>
+      <w:r>
+        <w:rPr>
+          <w:b/>
+        </w:rPr>
+        <w:t>Versione</w:t>
+      </w:r>
+      <w:r>
+        <w:t xml:space="preserve">: indica la versione del requisito. Ogni modifica del requisito avrà una versione aggiornata. </w:t>
+      </w:r>
+    </w:p>
+    <w:p>
+      <w:r>
+        <w:t>Sulla documentazione apparirà solamente l’ultima versione, mentre le vecchie dovranno essere inserite nei diari.</w:t>
+      </w:r>
+    </w:p>
+    <w:p>
+      <w:r>
+        <w:rPr>
+          <w:b/>
+        </w:rPr>
+        <w:t>Note</w:t>
+      </w:r>
+      <w:r>
+        <w:t>: eventuali osservazioni importanti o riferimenti ad altri requisiti.</w:t>
+      </w:r>
+    </w:p>
+    <w:p>
+      <w:r>
+        <w:rPr>
+          <w:b/>
+        </w:rPr>
+        <w:t>Sotto requisiti</w:t>
+      </w:r>
+      <w:r>
+        <w:t xml:space="preserve">: elementi che compongono il requisito. </w:t>
+      </w:r>
+    </w:p>
+    <w:p>
+      <w:pPr>
+        <w:pStyle w:val="Titolo2"/>
+        <w:ind w:left="578" w:hanging="578"/>
+        <w:rPr>
+          <w:lang w:val="it-CH"/>
+        </w:rPr>
+      </w:pPr>
+      <w:r>
+        <w:rPr>
+          <w:lang w:val="it-CH"/>
+        </w:rPr>
+        <w:br w:type="page"/>
+      </w:r>
+    </w:p>
+    <w:p>
+      <w:pPr>
+        <w:pStyle w:val="Titolo2"/>
+      </w:pPr>
+      <w:r>
+        <w:lastRenderedPageBreak/>
+        <w:t>Sprint Planning</w:t>
+      </w:r>
+    </w:p>
+    <w:p>
+      <w:pPr>
+        <w:rPr>
+          <w:lang w:val="it-IT"/>
+        </w:rPr>
+      </w:pPr>
+      <w:r>
+        <w:rPr>
+          <w:lang w:val="it-IT"/>
+        </w:rPr>
+        <w:t>Dopo profonda analisi abbiamo deciso di applicare un massimale di peso agli sprint dal valore di 6.</w:t>
+      </w:r>
+    </w:p>
+    <w:p>
+      <w:pPr>
+        <w:rPr>
+          <w:lang w:val="it-IT"/>
+        </w:rPr>
+      </w:pPr>
+    </w:p>
+    <w:tbl>
+      <w:tblPr>
+        <w:tblStyle w:val="Grigliatabella"/>
+        <w:tblW w:w="0" w:type="auto"/>
+        <w:tblLook w:val="04A0" w:firstRow="1" w:lastRow="0" w:firstColumn="1" w:lastColumn="0" w:noHBand="0" w:noVBand="1"/>
+      </w:tblPr>
+      <w:tblGrid>
+        <w:gridCol w:w="4814"/>
+        <w:gridCol w:w="4814"/>
+      </w:tblGrid>
+      <w:tr>
+        <w:tc>
+          <w:tcPr>
+            <w:tcW w:w="4814" w:type="dxa"/>
+            <w:shd w:val="clear" w:color="auto" w:fill="808080" w:themeFill="background1" w:themeFillShade="80"/>
           </w:tcPr>
           <w:p>
             <w:pPr>
@@ -4488,28 +8165,52 @@
               <w:rPr>
                 <w:b/>
                 <w:bCs/>
+                <w:color w:val="FFFFFF" w:themeColor="background1"/>
+                <w:sz w:val="28"/>
+                <w:szCs w:val="28"/>
+                <w:lang w:val="it-IT"/>
               </w:rPr>
             </w:pPr>
             <w:r>
               <w:rPr>
                 <w:b/>
                 <w:bCs/>
-              </w:rPr>
-              <w:t>R</w:t>
-            </w:r>
-            <w:r>
+                <w:color w:val="FFFFFF" w:themeColor="background1"/>
+                <w:sz w:val="28"/>
+                <w:szCs w:val="28"/>
+                <w:lang w:val="it-IT"/>
+              </w:rPr>
+              <w:t>Sprint/User Story</w:t>
+            </w:r>
+          </w:p>
+        </w:tc>
+        <w:tc>
+          <w:tcPr>
+            <w:tcW w:w="4814" w:type="dxa"/>
+            <w:shd w:val="clear" w:color="auto" w:fill="808080" w:themeFill="background1" w:themeFillShade="80"/>
+          </w:tcPr>
+          <w:p>
+            <w:pPr>
+              <w:jc w:val="center"/>
               <w:rPr>
                 <w:b/>
                 <w:bCs/>
-              </w:rPr>
-              <w:t>eq</w:t>
-            </w:r>
+                <w:color w:val="FFFFFF" w:themeColor="background1"/>
+                <w:sz w:val="28"/>
+                <w:szCs w:val="28"/>
+                <w:lang w:val="it-IT"/>
+              </w:rPr>
+            </w:pPr>
             <w:r>
               <w:rPr>
                 <w:b/>
                 <w:bCs/>
-              </w:rPr>
-              <w:t>-012</w:t>
+                <w:color w:val="FFFFFF" w:themeColor="background1"/>
+                <w:sz w:val="28"/>
+                <w:szCs w:val="28"/>
+                <w:lang w:val="it-IT"/>
+              </w:rPr>
+              <w:t>Peso</w:t>
             </w:r>
           </w:p>
         </w:tc>
@@ -4517,7 +8218,7 @@
       <w:tr>
         <w:tc>
           <w:tcPr>
-            <w:tcW w:w="1519" w:type="dxa"/>
+            <w:tcW w:w="4814" w:type="dxa"/>
             <w:shd w:val="clear" w:color="auto" w:fill="D9D9D9" w:themeFill="background1" w:themeFillShade="D9"/>
           </w:tcPr>
           <w:p>
@@ -4525,24 +8226,39 @@
               <w:rPr>
                 <w:b/>
                 <w:bCs/>
+                <w:lang w:val="it-IT"/>
               </w:rPr>
             </w:pPr>
             <w:r>
               <w:rPr>
                 <w:b/>
                 <w:bCs/>
-              </w:rPr>
-              <w:t>Nome</w:t>
-            </w:r>
-          </w:p>
-        </w:tc>
-        <w:tc>
-          <w:tcPr>
-            <w:tcW w:w="8125" w:type="dxa"/>
-          </w:tcPr>
-          <w:p>
-            <w:r>
-              <w:t>Creazione interfaccia banca dati</w:t>
+                <w:lang w:val="it-IT"/>
+              </w:rPr>
+              <w:t>Sprint 1</w:t>
+            </w:r>
+          </w:p>
+        </w:tc>
+        <w:tc>
+          <w:tcPr>
+            <w:tcW w:w="4814" w:type="dxa"/>
+            <w:shd w:val="clear" w:color="auto" w:fill="D9D9D9" w:themeFill="background1" w:themeFillShade="D9"/>
+          </w:tcPr>
+          <w:p>
+            <w:pPr>
+              <w:rPr>
+                <w:b/>
+                <w:bCs/>
+                <w:lang w:val="it-IT"/>
+              </w:rPr>
+            </w:pPr>
+            <w:r>
+              <w:rPr>
+                <w:b/>
+                <w:bCs/>
+                <w:lang w:val="it-IT"/>
+              </w:rPr>
+              <w:t>6</w:t>
             </w:r>
           </w:p>
         </w:tc>
@@ -4550,32 +8266,37 @@
       <w:tr>
         <w:tc>
           <w:tcPr>
-            <w:tcW w:w="1519" w:type="dxa"/>
-            <w:shd w:val="clear" w:color="auto" w:fill="D9D9D9" w:themeFill="background1" w:themeFillShade="D9"/>
+            <w:tcW w:w="4814" w:type="dxa"/>
           </w:tcPr>
           <w:p>
             <w:pPr>
               <w:rPr>
-                <w:b/>
-                <w:bCs/>
+                <w:lang w:val="it-IT"/>
               </w:rPr>
             </w:pPr>
             <w:r>
               <w:rPr>
-                <w:b/>
-                <w:bCs/>
-              </w:rPr>
-              <w:t>Priorità</w:t>
-            </w:r>
-          </w:p>
-        </w:tc>
-        <w:tc>
-          <w:tcPr>
-            <w:tcW w:w="8125" w:type="dxa"/>
-          </w:tcPr>
-          <w:p>
-            <w:r>
-              <w:t>1</w:t>
+                <w:lang w:val="it-IT"/>
+              </w:rPr>
+              <w:t>User Story 1</w:t>
+            </w:r>
+          </w:p>
+        </w:tc>
+        <w:tc>
+          <w:tcPr>
+            <w:tcW w:w="4814" w:type="dxa"/>
+          </w:tcPr>
+          <w:p>
+            <w:pPr>
+              <w:rPr>
+                <w:lang w:val="it-IT"/>
+              </w:rPr>
+            </w:pPr>
+            <w:r>
+              <w:rPr>
+                <w:lang w:val="it-IT"/>
+              </w:rPr>
+              <w:t>3</w:t>
             </w:r>
           </w:p>
         </w:tc>
@@ -4583,32 +8304,43 @@
       <w:tr>
         <w:tc>
           <w:tcPr>
-            <w:tcW w:w="1519" w:type="dxa"/>
-            <w:shd w:val="clear" w:color="auto" w:fill="D9D9D9" w:themeFill="background1" w:themeFillShade="D9"/>
+            <w:tcW w:w="4814" w:type="dxa"/>
           </w:tcPr>
           <w:p>
             <w:pPr>
               <w:rPr>
-                <w:b/>
-                <w:bCs/>
+                <w:lang w:val="it-IT"/>
               </w:rPr>
             </w:pPr>
             <w:r>
               <w:rPr>
-                <w:b/>
-                <w:bCs/>
-              </w:rPr>
-              <w:t>Versione</w:t>
-            </w:r>
-          </w:p>
-        </w:tc>
-        <w:tc>
-          <w:tcPr>
-            <w:tcW w:w="8125" w:type="dxa"/>
-          </w:tcPr>
-          <w:p>
-            <w:r>
-              <w:t>1.0</w:t>
+                <w:lang w:val="it-IT"/>
+              </w:rPr>
+              <w:t xml:space="preserve">User Story </w:t>
+            </w:r>
+            <w:r>
+              <w:rPr>
+                <w:lang w:val="it-IT"/>
+              </w:rPr>
+              <w:t>4</w:t>
+            </w:r>
+          </w:p>
+        </w:tc>
+        <w:tc>
+          <w:tcPr>
+            <w:tcW w:w="4814" w:type="dxa"/>
+          </w:tcPr>
+          <w:p>
+            <w:pPr>
+              <w:rPr>
+                <w:lang w:val="it-IT"/>
+              </w:rPr>
+            </w:pPr>
+            <w:r>
+              <w:rPr>
+                <w:lang w:val="it-IT"/>
+              </w:rPr>
+              <w:t>1</w:t>
             </w:r>
           </w:p>
         </w:tc>
@@ -4616,38 +8348,43 @@
       <w:tr>
         <w:tc>
           <w:tcPr>
-            <w:tcW w:w="1519" w:type="dxa"/>
-            <w:shd w:val="clear" w:color="auto" w:fill="D9D9D9" w:themeFill="background1" w:themeFillShade="D9"/>
+            <w:tcW w:w="4814" w:type="dxa"/>
           </w:tcPr>
           <w:p>
             <w:pPr>
               <w:rPr>
-                <w:b/>
-                <w:bCs/>
+                <w:lang w:val="it-IT"/>
               </w:rPr>
             </w:pPr>
             <w:r>
               <w:rPr>
-                <w:b/>
-                <w:bCs/>
-              </w:rPr>
-              <w:t>Note</w:t>
-            </w:r>
-          </w:p>
-        </w:tc>
-        <w:tc>
-          <w:tcPr>
-            <w:tcW w:w="8125" w:type="dxa"/>
-          </w:tcPr>
-          <w:p>
-            <w:r>
-              <w:t>Si necessitano i permessi di root / Dipende dal requisito R</w:t>
-            </w:r>
-            <w:r>
-              <w:t>eq</w:t>
-            </w:r>
-            <w:r>
-              <w:t>-001 (Creazione DB)</w:t>
+                <w:lang w:val="it-IT"/>
+              </w:rPr>
+              <w:t>User Story 1</w:t>
+            </w:r>
+            <w:r>
+              <w:rPr>
+                <w:lang w:val="it-IT"/>
+              </w:rPr>
+              <w:t>1</w:t>
+            </w:r>
+          </w:p>
+        </w:tc>
+        <w:tc>
+          <w:tcPr>
+            <w:tcW w:w="4814" w:type="dxa"/>
+          </w:tcPr>
+          <w:p>
+            <w:pPr>
+              <w:rPr>
+                <w:lang w:val="it-IT"/>
+              </w:rPr>
+            </w:pPr>
+            <w:r>
+              <w:rPr>
+                <w:lang w:val="it-IT"/>
+              </w:rPr>
+              <w:t>2</w:t>
             </w:r>
           </w:p>
         </w:tc>
@@ -4655,21 +8392,51 @@
       <w:tr>
         <w:tc>
           <w:tcPr>
-            <w:tcW w:w="9644" w:type="dxa"/>
-            <w:gridSpan w:val="2"/>
+            <w:tcW w:w="4814" w:type="dxa"/>
+            <w:shd w:val="clear" w:color="auto" w:fill="D9D9D9" w:themeFill="background1" w:themeFillShade="D9"/>
           </w:tcPr>
           <w:p>
             <w:pPr>
-              <w:jc w:val="center"/>
-              <w:rPr>
-                <w:b/>
+              <w:rPr>
+                <w:lang w:val="it-IT"/>
               </w:rPr>
             </w:pPr>
             <w:r>
               <w:rPr>
                 <w:b/>
-              </w:rPr>
-              <w:t>Sotto requisiti</w:t>
+                <w:bCs/>
+                <w:lang w:val="it-IT"/>
+              </w:rPr>
+              <w:t xml:space="preserve">Sprint </w:t>
+            </w:r>
+            <w:r>
+              <w:rPr>
+                <w:b/>
+                <w:bCs/>
+                <w:lang w:val="it-IT"/>
+              </w:rPr>
+              <w:t>2</w:t>
+            </w:r>
+          </w:p>
+        </w:tc>
+        <w:tc>
+          <w:tcPr>
+            <w:tcW w:w="4814" w:type="dxa"/>
+            <w:shd w:val="clear" w:color="auto" w:fill="D9D9D9" w:themeFill="background1" w:themeFillShade="D9"/>
+          </w:tcPr>
+          <w:p>
+            <w:pPr>
+              <w:rPr>
+                <w:lang w:val="it-IT"/>
+              </w:rPr>
+            </w:pPr>
+            <w:r>
+              <w:rPr>
+                <w:b/>
+                <w:bCs/>
+                <w:lang w:val="it-IT"/>
+              </w:rPr>
+              <w:t>6</w:t>
             </w:r>
           </w:p>
         </w:tc>
@@ -4677,36 +8444,43 @@
       <w:tr>
         <w:tc>
           <w:tcPr>
-            <w:tcW w:w="1519" w:type="dxa"/>
-            <w:shd w:val="clear" w:color="auto" w:fill="D9D9D9" w:themeFill="background1" w:themeFillShade="D9"/>
+            <w:tcW w:w="4814" w:type="dxa"/>
           </w:tcPr>
           <w:p>
             <w:pPr>
               <w:rPr>
-                <w:b/>
+                <w:lang w:val="it-IT"/>
               </w:rPr>
             </w:pPr>
             <w:r>
               <w:rPr>
-                <w:b/>
-              </w:rPr>
-              <w:t>Req-012_</w:t>
-            </w:r>
-            <w:r>
-              <w:rPr>
-                <w:b/>
-              </w:rPr>
-              <w:t>1</w:t>
-            </w:r>
-          </w:p>
-        </w:tc>
-        <w:tc>
-          <w:tcPr>
-            <w:tcW w:w="8125" w:type="dxa"/>
-          </w:tcPr>
-          <w:p>
-            <w:r>
-              <w:t>Si necessita una maschera di login</w:t>
+                <w:lang w:val="it-IT"/>
+              </w:rPr>
+              <w:t xml:space="preserve">User Story </w:t>
+            </w:r>
+            <w:r>
+              <w:rPr>
+                <w:lang w:val="it-IT"/>
+              </w:rPr>
+              <w:t>5</w:t>
+            </w:r>
+          </w:p>
+        </w:tc>
+        <w:tc>
+          <w:tcPr>
+            <w:tcW w:w="4814" w:type="dxa"/>
+          </w:tcPr>
+          <w:p>
+            <w:pPr>
+              <w:rPr>
+                <w:lang w:val="it-IT"/>
+              </w:rPr>
+            </w:pPr>
+            <w:r>
+              <w:rPr>
+                <w:lang w:val="it-IT"/>
+              </w:rPr>
+              <w:t>6</w:t>
             </w:r>
           </w:p>
         </w:tc>
@@ -4714,30 +8488,51 @@
       <w:tr>
         <w:tc>
           <w:tcPr>
-            <w:tcW w:w="1519" w:type="dxa"/>
+            <w:tcW w:w="4814" w:type="dxa"/>
             <w:shd w:val="clear" w:color="auto" w:fill="D9D9D9" w:themeFill="background1" w:themeFillShade="D9"/>
           </w:tcPr>
           <w:p>
             <w:pPr>
               <w:rPr>
-                <w:b/>
+                <w:lang w:val="it-IT"/>
               </w:rPr>
             </w:pPr>
             <w:r>
               <w:rPr>
                 <w:b/>
-              </w:rPr>
-              <w:t>Req-012_2</w:t>
-            </w:r>
-          </w:p>
-        </w:tc>
-        <w:tc>
-          <w:tcPr>
-            <w:tcW w:w="8125" w:type="dxa"/>
-          </w:tcPr>
-          <w:p>
-            <w:r>
-              <w:t>Si dovranno poter immettere nuovi allievi</w:t>
+                <w:bCs/>
+                <w:lang w:val="it-IT"/>
+              </w:rPr>
+              <w:t xml:space="preserve">Sprint </w:t>
+            </w:r>
+            <w:r>
+              <w:rPr>
+                <w:b/>
+                <w:bCs/>
+                <w:lang w:val="it-IT"/>
+              </w:rPr>
+              <w:t>3</w:t>
+            </w:r>
+          </w:p>
+        </w:tc>
+        <w:tc>
+          <w:tcPr>
+            <w:tcW w:w="4814" w:type="dxa"/>
+            <w:shd w:val="clear" w:color="auto" w:fill="D9D9D9" w:themeFill="background1" w:themeFillShade="D9"/>
+          </w:tcPr>
+          <w:p>
+            <w:pPr>
+              <w:rPr>
+                <w:lang w:val="it-IT"/>
+              </w:rPr>
+            </w:pPr>
+            <w:r>
+              <w:rPr>
+                <w:b/>
+                <w:bCs/>
+                <w:lang w:val="it-IT"/>
+              </w:rPr>
+              <w:t>5</w:t>
             </w:r>
           </w:p>
         </w:tc>
@@ -4745,30 +8540,517 @@
       <w:tr>
         <w:tc>
           <w:tcPr>
-            <w:tcW w:w="1519" w:type="dxa"/>
+            <w:tcW w:w="4814" w:type="dxa"/>
+          </w:tcPr>
+          <w:p>
+            <w:pPr>
+              <w:rPr>
+                <w:lang w:val="it-IT"/>
+              </w:rPr>
+            </w:pPr>
+            <w:r>
+              <w:rPr>
+                <w:lang w:val="it-IT"/>
+              </w:rPr>
+              <w:t xml:space="preserve">User Story </w:t>
+            </w:r>
+            <w:r>
+              <w:rPr>
+                <w:lang w:val="it-IT"/>
+              </w:rPr>
+              <w:t>10</w:t>
+            </w:r>
+          </w:p>
+        </w:tc>
+        <w:tc>
+          <w:tcPr>
+            <w:tcW w:w="4814" w:type="dxa"/>
+          </w:tcPr>
+          <w:p>
+            <w:pPr>
+              <w:rPr>
+                <w:lang w:val="it-IT"/>
+              </w:rPr>
+            </w:pPr>
+            <w:r>
+              <w:rPr>
+                <w:lang w:val="it-IT"/>
+              </w:rPr>
+              <w:t>5</w:t>
+            </w:r>
+          </w:p>
+        </w:tc>
+      </w:tr>
+      <w:tr>
+        <w:tc>
+          <w:tcPr>
+            <w:tcW w:w="4814" w:type="dxa"/>
             <w:shd w:val="clear" w:color="auto" w:fill="D9D9D9" w:themeFill="background1" w:themeFillShade="D9"/>
           </w:tcPr>
           <w:p>
             <w:pPr>
               <w:rPr>
-                <w:b/>
+                <w:lang w:val="it-IT"/>
               </w:rPr>
             </w:pPr>
             <w:r>
               <w:rPr>
                 <w:b/>
-              </w:rPr>
-              <w:t>Req-012_3</w:t>
-            </w:r>
-          </w:p>
-        </w:tc>
-        <w:tc>
-          <w:tcPr>
-            <w:tcW w:w="8125" w:type="dxa"/>
-          </w:tcPr>
-          <w:p>
-            <w:r>
-              <w:t>Dovrà essere possibile la ricerca di allievi</w:t>
+                <w:bCs/>
+                <w:lang w:val="it-IT"/>
+              </w:rPr>
+              <w:t xml:space="preserve">Sprint </w:t>
+            </w:r>
+            <w:r>
+              <w:rPr>
+                <w:b/>
+                <w:bCs/>
+                <w:lang w:val="it-IT"/>
+              </w:rPr>
+              <w:t>4</w:t>
+            </w:r>
+          </w:p>
+        </w:tc>
+        <w:tc>
+          <w:tcPr>
+            <w:tcW w:w="4814" w:type="dxa"/>
+            <w:shd w:val="clear" w:color="auto" w:fill="D9D9D9" w:themeFill="background1" w:themeFillShade="D9"/>
+          </w:tcPr>
+          <w:p>
+            <w:pPr>
+              <w:rPr>
+                <w:lang w:val="it-IT"/>
+              </w:rPr>
+            </w:pPr>
+            <w:r>
+              <w:rPr>
+                <w:b/>
+                <w:bCs/>
+                <w:lang w:val="it-IT"/>
+              </w:rPr>
+              <w:t>6</w:t>
+            </w:r>
+          </w:p>
+        </w:tc>
+      </w:tr>
+      <w:tr>
+        <w:tc>
+          <w:tcPr>
+            <w:tcW w:w="4814" w:type="dxa"/>
+          </w:tcPr>
+          <w:p>
+            <w:pPr>
+              <w:rPr>
+                <w:b/>
+                <w:bCs/>
+                <w:lang w:val="it-IT"/>
+              </w:rPr>
+            </w:pPr>
+            <w:r>
+              <w:rPr>
+                <w:lang w:val="it-IT"/>
+              </w:rPr>
+              <w:t>User Story 8</w:t>
+            </w:r>
+          </w:p>
+        </w:tc>
+        <w:tc>
+          <w:tcPr>
+            <w:tcW w:w="4814" w:type="dxa"/>
+          </w:tcPr>
+          <w:p>
+            <w:pPr>
+              <w:rPr>
+                <w:b/>
+                <w:bCs/>
+                <w:lang w:val="it-IT"/>
+              </w:rPr>
+            </w:pPr>
+            <w:r>
+              <w:rPr>
+                <w:lang w:val="it-IT"/>
+              </w:rPr>
+              <w:t>6</w:t>
+            </w:r>
+          </w:p>
+        </w:tc>
+      </w:tr>
+      <w:tr>
+        <w:tc>
+          <w:tcPr>
+            <w:tcW w:w="4814" w:type="dxa"/>
+            <w:shd w:val="clear" w:color="auto" w:fill="D9D9D9" w:themeFill="background1" w:themeFillShade="D9"/>
+          </w:tcPr>
+          <w:p>
+            <w:pPr>
+              <w:rPr>
+                <w:lang w:val="it-IT"/>
+              </w:rPr>
+            </w:pPr>
+            <w:r>
+              <w:rPr>
+                <w:b/>
+                <w:bCs/>
+                <w:lang w:val="it-IT"/>
+              </w:rPr>
+              <w:t xml:space="preserve">Sprint </w:t>
+            </w:r>
+            <w:r>
+              <w:rPr>
+                <w:b/>
+                <w:bCs/>
+                <w:lang w:val="it-IT"/>
+              </w:rPr>
+              <w:t>5</w:t>
+            </w:r>
+          </w:p>
+        </w:tc>
+        <w:tc>
+          <w:tcPr>
+            <w:tcW w:w="4814" w:type="dxa"/>
+            <w:shd w:val="clear" w:color="auto" w:fill="D9D9D9" w:themeFill="background1" w:themeFillShade="D9"/>
+          </w:tcPr>
+          <w:p>
+            <w:pPr>
+              <w:rPr>
+                <w:lang w:val="it-IT"/>
+              </w:rPr>
+            </w:pPr>
+            <w:r>
+              <w:rPr>
+                <w:b/>
+                <w:bCs/>
+                <w:lang w:val="it-IT"/>
+              </w:rPr>
+              <w:t>6</w:t>
+            </w:r>
+          </w:p>
+        </w:tc>
+      </w:tr>
+      <w:tr>
+        <w:tc>
+          <w:tcPr>
+            <w:tcW w:w="4814" w:type="dxa"/>
+          </w:tcPr>
+          <w:p>
+            <w:pPr>
+              <w:rPr>
+                <w:b/>
+                <w:bCs/>
+                <w:lang w:val="it-IT"/>
+              </w:rPr>
+            </w:pPr>
+            <w:r>
+              <w:rPr>
+                <w:lang w:val="it-IT"/>
+              </w:rPr>
+              <w:t xml:space="preserve">User Story </w:t>
+            </w:r>
+            <w:r>
+              <w:rPr>
+                <w:lang w:val="it-IT"/>
+              </w:rPr>
+              <w:t>6</w:t>
+            </w:r>
+          </w:p>
+        </w:tc>
+        <w:tc>
+          <w:tcPr>
+            <w:tcW w:w="4814" w:type="dxa"/>
+          </w:tcPr>
+          <w:p>
+            <w:pPr>
+              <w:rPr>
+                <w:b/>
+                <w:bCs/>
+                <w:lang w:val="it-IT"/>
+              </w:rPr>
+            </w:pPr>
+            <w:r>
+              <w:rPr>
+                <w:lang w:val="it-IT"/>
+              </w:rPr>
+              <w:t>4</w:t>
+            </w:r>
+          </w:p>
+        </w:tc>
+      </w:tr>
+      <w:tr>
+        <w:tc>
+          <w:tcPr>
+            <w:tcW w:w="4814" w:type="dxa"/>
+          </w:tcPr>
+          <w:p>
+            <w:pPr>
+              <w:rPr>
+                <w:lang w:val="it-IT"/>
+              </w:rPr>
+            </w:pPr>
+            <w:r>
+              <w:rPr>
+                <w:lang w:val="it-IT"/>
+              </w:rPr>
+              <w:t xml:space="preserve">User Story </w:t>
+            </w:r>
+            <w:r>
+              <w:rPr>
+                <w:lang w:val="it-IT"/>
+              </w:rPr>
+              <w:t>7</w:t>
+            </w:r>
+          </w:p>
+        </w:tc>
+        <w:tc>
+          <w:tcPr>
+            <w:tcW w:w="4814" w:type="dxa"/>
+          </w:tcPr>
+          <w:p>
+            <w:pPr>
+              <w:rPr>
+                <w:lang w:val="it-IT"/>
+              </w:rPr>
+            </w:pPr>
+            <w:r>
+              <w:rPr>
+                <w:lang w:val="it-IT"/>
+              </w:rPr>
+              <w:t>2</w:t>
+            </w:r>
+          </w:p>
+        </w:tc>
+      </w:tr>
+      <w:tr>
+        <w:tc>
+          <w:tcPr>
+            <w:tcW w:w="4814" w:type="dxa"/>
+            <w:shd w:val="clear" w:color="auto" w:fill="D9D9D9" w:themeFill="background1" w:themeFillShade="D9"/>
+          </w:tcPr>
+          <w:p>
+            <w:pPr>
+              <w:rPr>
+                <w:lang w:val="it-IT"/>
+              </w:rPr>
+            </w:pPr>
+            <w:r>
+              <w:rPr>
+                <w:b/>
+                <w:bCs/>
+                <w:lang w:val="it-IT"/>
+              </w:rPr>
+              <w:t xml:space="preserve">Sprint </w:t>
+            </w:r>
+            <w:r>
+              <w:rPr>
+                <w:b/>
+                <w:bCs/>
+                <w:lang w:val="it-IT"/>
+              </w:rPr>
+              <w:t>6</w:t>
+            </w:r>
+          </w:p>
+        </w:tc>
+        <w:tc>
+          <w:tcPr>
+            <w:tcW w:w="4814" w:type="dxa"/>
+            <w:shd w:val="clear" w:color="auto" w:fill="D9D9D9" w:themeFill="background1" w:themeFillShade="D9"/>
+          </w:tcPr>
+          <w:p>
+            <w:pPr>
+              <w:rPr>
+                <w:lang w:val="it-IT"/>
+              </w:rPr>
+            </w:pPr>
+            <w:r>
+              <w:rPr>
+                <w:b/>
+                <w:bCs/>
+                <w:lang w:val="it-IT"/>
+              </w:rPr>
+              <w:t>5</w:t>
+            </w:r>
+          </w:p>
+        </w:tc>
+      </w:tr>
+      <w:tr>
+        <w:tc>
+          <w:tcPr>
+            <w:tcW w:w="4814" w:type="dxa"/>
+          </w:tcPr>
+          <w:p>
+            <w:pPr>
+              <w:rPr>
+                <w:lang w:val="it-IT"/>
+              </w:rPr>
+            </w:pPr>
+            <w:r>
+              <w:rPr>
+                <w:lang w:val="it-IT"/>
+              </w:rPr>
+              <w:t xml:space="preserve">User Story </w:t>
+            </w:r>
+            <w:r>
+              <w:rPr>
+                <w:lang w:val="it-IT"/>
+              </w:rPr>
+              <w:t>9</w:t>
+            </w:r>
+          </w:p>
+        </w:tc>
+        <w:tc>
+          <w:tcPr>
+            <w:tcW w:w="4814" w:type="dxa"/>
+          </w:tcPr>
+          <w:p>
+            <w:pPr>
+              <w:rPr>
+                <w:lang w:val="it-IT"/>
+              </w:rPr>
+            </w:pPr>
+            <w:r>
+              <w:rPr>
+                <w:lang w:val="it-IT"/>
+              </w:rPr>
+              <w:t>5</w:t>
+            </w:r>
+          </w:p>
+        </w:tc>
+      </w:tr>
+      <w:tr>
+        <w:tc>
+          <w:tcPr>
+            <w:tcW w:w="4814" w:type="dxa"/>
+            <w:shd w:val="clear" w:color="auto" w:fill="D9D9D9" w:themeFill="background1" w:themeFillShade="D9"/>
+          </w:tcPr>
+          <w:p>
+            <w:pPr>
+              <w:rPr>
+                <w:lang w:val="it-IT"/>
+              </w:rPr>
+            </w:pPr>
+            <w:r>
+              <w:rPr>
+                <w:b/>
+                <w:bCs/>
+                <w:lang w:val="it-IT"/>
+              </w:rPr>
+              <w:t xml:space="preserve">Sprint </w:t>
+            </w:r>
+            <w:r>
+              <w:rPr>
+                <w:b/>
+                <w:bCs/>
+                <w:lang w:val="it-IT"/>
+              </w:rPr>
+              <w:t>7</w:t>
+            </w:r>
+          </w:p>
+        </w:tc>
+        <w:tc>
+          <w:tcPr>
+            <w:tcW w:w="4814" w:type="dxa"/>
+            <w:shd w:val="clear" w:color="auto" w:fill="D9D9D9" w:themeFill="background1" w:themeFillShade="D9"/>
+          </w:tcPr>
+          <w:p>
+            <w:pPr>
+              <w:rPr>
+                <w:lang w:val="it-IT"/>
+              </w:rPr>
+            </w:pPr>
+            <w:r>
+              <w:rPr>
+                <w:b/>
+                <w:bCs/>
+                <w:lang w:val="it-IT"/>
+              </w:rPr>
+              <w:t>6</w:t>
+            </w:r>
+          </w:p>
+        </w:tc>
+      </w:tr>
+      <w:tr>
+        <w:tc>
+          <w:tcPr>
+            <w:tcW w:w="4814" w:type="dxa"/>
+          </w:tcPr>
+          <w:p>
+            <w:pPr>
+              <w:rPr>
+                <w:lang w:val="it-IT"/>
+              </w:rPr>
+            </w:pPr>
+            <w:r>
+              <w:rPr>
+                <w:lang w:val="it-IT"/>
+              </w:rPr>
+              <w:t xml:space="preserve">User Story </w:t>
+            </w:r>
+            <w:r>
+              <w:rPr>
+                <w:lang w:val="it-IT"/>
+              </w:rPr>
+              <w:t>2</w:t>
+            </w:r>
+          </w:p>
+        </w:tc>
+        <w:tc>
+          <w:tcPr>
+            <w:tcW w:w="4814" w:type="dxa"/>
+          </w:tcPr>
+          <w:p>
+            <w:pPr>
+              <w:rPr>
+                <w:lang w:val="it-IT"/>
+              </w:rPr>
+            </w:pPr>
+            <w:r>
+              <w:rPr>
+                <w:lang w:val="it-IT"/>
+              </w:rPr>
+              <w:t>2</w:t>
+            </w:r>
+          </w:p>
+        </w:tc>
+      </w:tr>
+      <w:tr>
+        <w:tc>
+          <w:tcPr>
+            <w:tcW w:w="4814" w:type="dxa"/>
+          </w:tcPr>
+          <w:p>
+            <w:pPr>
+              <w:rPr>
+                <w:lang w:val="it-IT"/>
+              </w:rPr>
+            </w:pPr>
+            <w:r>
+              <w:rPr>
+                <w:lang w:val="it-IT"/>
+              </w:rPr>
+              <w:t xml:space="preserve">User Story </w:t>
+            </w:r>
+            <w:r>
+              <w:rPr>
+                <w:lang w:val="it-IT"/>
+              </w:rPr>
+              <w:t>3</w:t>
+            </w:r>
+          </w:p>
+        </w:tc>
+        <w:tc>
+          <w:tcPr>
+            <w:tcW w:w="4814" w:type="dxa"/>
+          </w:tcPr>
+          <w:p>
+            <w:pPr>
+              <w:rPr>
+                <w:lang w:val="it-IT"/>
+              </w:rPr>
+            </w:pPr>
+            <w:r>
+              <w:rPr>
+                <w:lang w:val="it-IT"/>
+              </w:rPr>
+              <w:t>4</w:t>
             </w:r>
           </w:p>
         </w:tc>
@@ -4777,131 +9059,10 @@
     <w:p>
       <w:pPr>
         <w:rPr>
-          <w:b/>
-        </w:rPr>
-      </w:pPr>
-    </w:p>
-    <w:p>
-      <w:pPr>
-        <w:rPr>
-          <w:b/>
-        </w:rPr>
-      </w:pPr>
-    </w:p>
-    <w:p>
-      <w:pPr>
-        <w:rPr>
-          <w:b/>
-        </w:rPr>
-      </w:pPr>
-    </w:p>
-    <w:p>
-      <w:pPr>
-        <w:rPr>
-          <w:b/>
-        </w:rPr>
-      </w:pPr>
-      <w:r>
-        <w:rPr>
-          <w:b/>
-        </w:rPr>
-        <w:br w:type="page"/>
-      </w:r>
-    </w:p>
-    <w:p>
-      <w:pPr>
-        <w:rPr>
-          <w:b/>
-        </w:rPr>
-      </w:pPr>
-      <w:r>
-        <w:rPr>
-          <w:b/>
-        </w:rPr>
-        <w:lastRenderedPageBreak/>
-        <w:t>Spiegazione elementi tabella dei requisiti:</w:t>
-      </w:r>
-    </w:p>
-    <w:p/>
-    <w:p>
-      <w:r>
-        <w:rPr>
-          <w:b/>
-        </w:rPr>
-        <w:t>ID</w:t>
-      </w:r>
-      <w:r>
-        <w:t>: identificativo univoco del requisito</w:t>
-      </w:r>
-    </w:p>
-    <w:p>
-      <w:r>
-        <w:rPr>
-          <w:b/>
-        </w:rPr>
-        <w:t>Nome</w:t>
-      </w:r>
-      <w:r>
-        <w:t>: breve descrizione del requisito</w:t>
-      </w:r>
-    </w:p>
-    <w:p>
-      <w:r>
-        <w:rPr>
-          <w:b/>
-        </w:rPr>
-        <w:t>Priorità</w:t>
-      </w:r>
-      <w:r>
-        <w:t xml:space="preserve">: indica l’importanza di un requisito nell’insieme del progetto, definita assieme al committente. </w:t>
-      </w:r>
-      <w:r>
-        <w:t>Ad esempio,</w:t>
-      </w:r>
-      <w:r>
-        <w:t xml:space="preserve"> poter disporre di report con colonne di colori diversi ha priorità minore rispetto al fatto di avere un database con gli elementi al suo interno. Solitamente si definiscono al massimo di 2-3 livelli di priorità.</w:t>
-      </w:r>
-    </w:p>
-    <w:p>
-      <w:r>
-        <w:rPr>
-          <w:b/>
-        </w:rPr>
-        <w:t>Versione</w:t>
-      </w:r>
-      <w:r>
-        <w:t xml:space="preserve">: indica la versione del requisito. Ogni modifica del requisito avrà una versione aggiornata. </w:t>
-      </w:r>
-    </w:p>
-    <w:p>
-      <w:r>
-        <w:t>Sulla documentazione apparirà solamente l’ultima versione, mentre le vecchie dovranno essere inserite nei diari.</w:t>
-      </w:r>
-    </w:p>
-    <w:p>
-      <w:r>
-        <w:rPr>
-          <w:b/>
-        </w:rPr>
-        <w:t>Note</w:t>
-      </w:r>
-      <w:r>
-        <w:t>: eventuali osservazioni importanti o riferimenti ad altri requisiti.</w:t>
-      </w:r>
-    </w:p>
-    <w:p>
-      <w:r>
-        <w:rPr>
-          <w:b/>
-        </w:rPr>
-        <w:t>Sotto requisiti</w:t>
-      </w:r>
-      <w:r>
-        <w:t xml:space="preserve">: elementi che compongono il requisito. </w:t>
-      </w:r>
-    </w:p>
-    <w:p/>
-    <w:p/>
+          <w:lang w:val="it-IT"/>
+        </w:rPr>
+      </w:pPr>
+    </w:p>
     <w:p>
       <w:pPr>
         <w:pStyle w:val="Titolo2"/>
@@ -4910,83 +9071,77 @@
           <w:lang w:val="it-CH"/>
         </w:rPr>
       </w:pPr>
+      <w:bookmarkStart w:id="8" w:name="_Toc239751099"/>
       <w:r>
         <w:rPr>
           <w:lang w:val="it-CH"/>
         </w:rPr>
-        <w:br w:type="page"/>
-      </w:r>
-      <w:bookmarkStart w:id="7" w:name="_Toc124935604"/>
-      <w:r>
+        <w:t>Use case</w:t>
+      </w:r>
+      <w:bookmarkEnd w:id="8"/>
+    </w:p>
+    <w:p>
+      <w:r>
+        <w:t xml:space="preserve">I casi d’uso rappresentano l’interazione tra i vari </w:t>
+      </w:r>
+      <w:r>
+        <w:t>attori e le funzionalità</w:t>
+      </w:r>
+      <w:r>
+        <w:t xml:space="preserve"> del prodotto</w:t>
+      </w:r>
+      <w:r>
+        <w:t>.</w:t>
+      </w:r>
+    </w:p>
+    <w:p>
+      <w:pPr>
+        <w:pStyle w:val="Titolo2"/>
         <w:rPr>
           <w:lang w:val="it-CH"/>
         </w:rPr>
+      </w:pPr>
+      <w:bookmarkStart w:id="9" w:name="_Toc239751100"/>
+      <w:r>
+        <w:rPr>
+          <w:lang w:val="it-CH"/>
+        </w:rPr>
+        <w:t>Pianificazione</w:t>
+      </w:r>
+      <w:bookmarkEnd w:id="9"/>
+    </w:p>
+    <w:p>
+      <w:r>
+        <w:t xml:space="preserve">Prima di stabilire una pianificazione bisogna avere almeno una vaga idea del modello di sviluppo che si intende adottare. In questa sezione bisognerà inserire il modello concettuale di sviluppo che si seguirà durante il progetto. </w:t>
+      </w:r>
+      <w:r>
+        <w:t>Gli elementi di riferimento per una buona pianificazione derivano da una scomposizione top-down della problematica del progetto.</w:t>
+      </w:r>
+    </w:p>
+    <w:p/>
+    <w:p>
+      <w:r>
+        <w:t xml:space="preserve">La pianificazione può essere rappresentata mediante un diagramma di </w:t>
+      </w:r>
+      <w:proofErr w:type="spellStart"/>
+      <w:r>
+        <w:t>Gantt</w:t>
+      </w:r>
+      <w:proofErr w:type="spellEnd"/>
+      <w:r>
+        <w:t>:</w:t>
+      </w:r>
+    </w:p>
+    <w:p/>
+    <w:p>
+      <w:pPr>
+        <w:keepNext/>
+      </w:pPr>
+      <w:r>
+        <w:rPr>
+          <w:noProof/>
+        </w:rPr>
         <w:lastRenderedPageBreak/>
-        <w:t>Use case</w:t>
-      </w:r>
-      <w:bookmarkEnd w:id="7"/>
-    </w:p>
-    <w:p>
-      <w:r>
-        <w:t xml:space="preserve">I casi d’uso rappresentano l’interazione tra i vari </w:t>
-      </w:r>
-      <w:r>
-        <w:t>attori e le funzionalità</w:t>
-      </w:r>
-      <w:r>
-        <w:t xml:space="preserve"> del prodotto</w:t>
-      </w:r>
-      <w:r>
-        <w:t>.</w:t>
-      </w:r>
-    </w:p>
-    <w:p>
-      <w:pPr>
-        <w:pStyle w:val="Titolo2"/>
-        <w:rPr>
-          <w:lang w:val="it-CH"/>
-        </w:rPr>
-      </w:pPr>
-      <w:bookmarkStart w:id="8" w:name="_Toc124935605"/>
-      <w:r>
-        <w:rPr>
-          <w:lang w:val="it-CH"/>
-        </w:rPr>
-        <w:t>Pianificazione</w:t>
-      </w:r>
-      <w:bookmarkEnd w:id="8"/>
-    </w:p>
-    <w:p>
-      <w:r>
-        <w:t xml:space="preserve">Prima di stabilire una pianificazione bisogna avere almeno una vaga idea del modello di sviluppo che si intende adottare. In questa sezione bisognerà inserire il modello concettuale di sviluppo che si seguirà durante il progetto. </w:t>
-      </w:r>
-      <w:r>
-        <w:t>Gli elementi di riferimento per una buona pianificazione derivano da una scomposizione top-down della problematica del progetto.</w:t>
-      </w:r>
-    </w:p>
-    <w:p/>
-    <w:p>
-      <w:r>
-        <w:t xml:space="preserve">La pianificazione può essere rappresentata mediante un diagramma di </w:t>
-      </w:r>
-      <w:proofErr w:type="spellStart"/>
-      <w:r>
-        <w:t>Gantt</w:t>
-      </w:r>
-      <w:proofErr w:type="spellEnd"/>
-      <w:r>
-        <w:t>:</w:t>
-      </w:r>
-    </w:p>
-    <w:p/>
-    <w:p>
-      <w:pPr>
-        <w:keepNext/>
-      </w:pPr>
-      <w:r>
-        <w:rPr>
-          <w:noProof/>
-        </w:rPr>
         <w:drawing>
           <wp:inline distT="0" distB="0" distL="0" distR="0" wp14:anchorId="280632B8" wp14:editId="61600608">
             <wp:extent cx="5972175" cy="2876550"/>
@@ -5047,7 +9202,7 @@
       <w:pPr>
         <w:pStyle w:val="Didascalia"/>
       </w:pPr>
-      <w:bookmarkStart w:id="9" w:name="_Toc124775984"/>
+      <w:bookmarkStart w:id="10" w:name="_Toc124775984"/>
       <w:r>
         <w:t xml:space="preserve">Figura </w:t>
       </w:r>
@@ -5082,7 +9237,7 @@
       <w:r>
         <w:t>Gantt</w:t>
       </w:r>
-      <w:bookmarkEnd w:id="9"/>
+      <w:bookmarkEnd w:id="10"/>
       <w:proofErr w:type="spellEnd"/>
     </w:p>
     <w:p>
@@ -5202,7 +9357,7 @@
       <w:pPr>
         <w:pStyle w:val="Didascalia"/>
       </w:pPr>
-      <w:bookmarkStart w:id="10" w:name="_Toc124775985"/>
+      <w:bookmarkStart w:id="11" w:name="_Toc124775985"/>
       <w:r>
         <w:t xml:space="preserve">Figura </w:t>
       </w:r>
@@ -5237,7 +9392,7 @@
       <w:r>
         <w:t>Gantt</w:t>
       </w:r>
-      <w:bookmarkEnd w:id="10"/>
+      <w:bookmarkEnd w:id="11"/>
       <w:proofErr w:type="spellEnd"/>
     </w:p>
     <w:p/>
@@ -5262,7 +9417,7 @@
           <w:lang w:val="it-CH"/>
         </w:rPr>
       </w:pPr>
-      <w:bookmarkStart w:id="11" w:name="_Toc124935606"/>
+      <w:bookmarkStart w:id="12" w:name="_Toc239751101"/>
       <w:r>
         <w:rPr>
           <w:lang w:val="it-CH"/>
@@ -5270,7 +9425,7 @@
         <w:lastRenderedPageBreak/>
         <w:t>Analisi dei mezzi</w:t>
       </w:r>
-      <w:bookmarkEnd w:id="11"/>
+      <w:bookmarkEnd w:id="12"/>
     </w:p>
     <w:p>
       <w:r>
@@ -5290,16 +9445,16 @@
           <w:lang w:val="it-CH"/>
         </w:rPr>
       </w:pPr>
-      <w:bookmarkStart w:id="12" w:name="_Toc413411419"/>
-      <w:bookmarkStart w:id="13" w:name="_Toc124935607"/>
+      <w:bookmarkStart w:id="13" w:name="_Toc413411419"/>
+      <w:bookmarkStart w:id="14" w:name="_Toc239751102"/>
       <w:r>
         <w:rPr>
           <w:lang w:val="it-CH"/>
         </w:rPr>
         <w:t>Software</w:t>
       </w:r>
-      <w:bookmarkEnd w:id="12"/>
       <w:bookmarkEnd w:id="13"/>
+      <w:bookmarkEnd w:id="14"/>
     </w:p>
     <w:p>
       <w:r>
@@ -5322,16 +9477,16 @@
           <w:lang w:val="it-CH"/>
         </w:rPr>
       </w:pPr>
-      <w:bookmarkStart w:id="14" w:name="_Toc413411420"/>
-      <w:bookmarkStart w:id="15" w:name="_Toc124935608"/>
+      <w:bookmarkStart w:id="15" w:name="_Toc413411420"/>
+      <w:bookmarkStart w:id="16" w:name="_Toc239751103"/>
       <w:r>
         <w:rPr>
           <w:lang w:val="it-CH"/>
         </w:rPr>
         <w:t>Hardware</w:t>
       </w:r>
-      <w:bookmarkEnd w:id="14"/>
       <w:bookmarkEnd w:id="15"/>
+      <w:bookmarkEnd w:id="16"/>
     </w:p>
     <w:p>
       <w:r>
@@ -5348,13 +9503,13 @@
       <w:pPr>
         <w:pStyle w:val="Titolo1"/>
       </w:pPr>
-      <w:bookmarkStart w:id="16" w:name="_Toc429059808"/>
-      <w:bookmarkStart w:id="17" w:name="_Toc124935609"/>
+      <w:bookmarkStart w:id="17" w:name="_Toc429059808"/>
+      <w:bookmarkStart w:id="18" w:name="_Toc239751104"/>
       <w:r>
         <w:t>Progettazione</w:t>
       </w:r>
-      <w:bookmarkEnd w:id="16"/>
       <w:bookmarkEnd w:id="17"/>
+      <w:bookmarkEnd w:id="18"/>
     </w:p>
     <w:p>
       <w:r>
@@ -5369,16 +9524,16 @@
           <w:lang w:val="it-CH"/>
         </w:rPr>
       </w:pPr>
-      <w:bookmarkStart w:id="18" w:name="_Toc429059809"/>
-      <w:bookmarkStart w:id="19" w:name="_Toc124935610"/>
+      <w:bookmarkStart w:id="19" w:name="_Toc429059809"/>
+      <w:bookmarkStart w:id="20" w:name="_Toc239751105"/>
       <w:r>
         <w:rPr>
           <w:lang w:val="it-CH"/>
         </w:rPr>
         <w:t>Design dell’architettura del sistema</w:t>
       </w:r>
-      <w:bookmarkEnd w:id="18"/>
       <w:bookmarkEnd w:id="19"/>
+      <w:bookmarkEnd w:id="20"/>
     </w:p>
     <w:p>
       <w:r>
@@ -5450,16 +9605,16 @@
           <w:lang w:val="it-CH"/>
         </w:rPr>
       </w:pPr>
-      <w:bookmarkStart w:id="20" w:name="_Toc429059810"/>
-      <w:bookmarkStart w:id="21" w:name="_Toc124935611"/>
+      <w:bookmarkStart w:id="21" w:name="_Toc429059810"/>
+      <w:bookmarkStart w:id="22" w:name="_Toc239751106"/>
       <w:r>
         <w:rPr>
           <w:lang w:val="it-CH"/>
         </w:rPr>
         <w:t>Design dei dati e database</w:t>
       </w:r>
-      <w:bookmarkEnd w:id="20"/>
       <w:bookmarkEnd w:id="21"/>
+      <w:bookmarkEnd w:id="22"/>
     </w:p>
     <w:p>
       <w:r>
@@ -5549,7 +9704,7 @@
       <w:pPr>
         <w:pStyle w:val="Didascalia"/>
       </w:pPr>
-      <w:bookmarkStart w:id="22" w:name="_Toc124775986"/>
+      <w:bookmarkStart w:id="23" w:name="_Toc124775986"/>
       <w:r>
         <w:t xml:space="preserve">Figura </w:t>
       </w:r>
@@ -5577,7 +9732,7 @@
       <w:r>
         <w:t xml:space="preserve"> Diagramma ER Chen</w:t>
       </w:r>
-      <w:bookmarkEnd w:id="22"/>
+      <w:bookmarkEnd w:id="23"/>
     </w:p>
     <w:p/>
     <w:p>
@@ -5659,7 +9814,7 @@
       <w:pPr>
         <w:pStyle w:val="Didascalia"/>
       </w:pPr>
-      <w:bookmarkStart w:id="23" w:name="_Toc124775987"/>
+      <w:bookmarkStart w:id="24" w:name="_Toc124775987"/>
       <w:r>
         <w:t xml:space="preserve">Figura </w:t>
       </w:r>
@@ -5690,7 +9845,7 @@
       <w:r>
         <w:t>Diagramma ER Barker</w:t>
       </w:r>
-      <w:bookmarkEnd w:id="23"/>
+      <w:bookmarkEnd w:id="24"/>
     </w:p>
     <w:p/>
     <w:p>
@@ -5705,8 +9860,8 @@
           <w:lang w:val="it-CH"/>
         </w:rPr>
       </w:pPr>
-      <w:bookmarkStart w:id="24" w:name="_Toc429059811"/>
-      <w:bookmarkStart w:id="25" w:name="_Toc124935612"/>
+      <w:bookmarkStart w:id="25" w:name="_Toc429059811"/>
+      <w:bookmarkStart w:id="26" w:name="_Toc239751107"/>
       <w:r>
         <w:rPr>
           <w:lang w:val="it-CH"/>
@@ -5714,8 +9869,8 @@
         <w:lastRenderedPageBreak/>
         <w:t>Design delle interfacce</w:t>
       </w:r>
-      <w:bookmarkEnd w:id="24"/>
       <w:bookmarkEnd w:id="25"/>
+      <w:bookmarkEnd w:id="26"/>
     </w:p>
     <w:p>
       <w:r>
@@ -5737,16 +9892,16 @@
           <w:lang w:val="it-CH"/>
         </w:rPr>
       </w:pPr>
-      <w:bookmarkStart w:id="26" w:name="_Toc429059812"/>
-      <w:bookmarkStart w:id="27" w:name="_Toc124935613"/>
+      <w:bookmarkStart w:id="27" w:name="_Toc429059812"/>
+      <w:bookmarkStart w:id="28" w:name="_Toc239751108"/>
       <w:r>
         <w:rPr>
           <w:lang w:val="it-CH"/>
         </w:rPr>
         <w:t>Design procedurale</w:t>
       </w:r>
-      <w:bookmarkEnd w:id="26"/>
       <w:bookmarkEnd w:id="27"/>
+      <w:bookmarkEnd w:id="28"/>
     </w:p>
     <w:p>
       <w:r>
@@ -5829,14 +9984,14 @@
       <w:pPr>
         <w:pStyle w:val="Titolo1"/>
       </w:pPr>
-      <w:bookmarkStart w:id="28" w:name="_Toc461179222"/>
-      <w:bookmarkStart w:id="29" w:name="_Toc124935614"/>
+      <w:bookmarkStart w:id="29" w:name="_Toc461179222"/>
+      <w:bookmarkStart w:id="30" w:name="_Toc239751109"/>
       <w:r>
         <w:lastRenderedPageBreak/>
         <w:t>Implementazione</w:t>
       </w:r>
-      <w:bookmarkEnd w:id="28"/>
       <w:bookmarkEnd w:id="29"/>
+      <w:bookmarkEnd w:id="30"/>
     </w:p>
     <w:p>
       <w:r>
@@ -5896,13 +10051,13 @@
       <w:pPr>
         <w:pStyle w:val="Titolo1"/>
       </w:pPr>
-      <w:bookmarkStart w:id="30" w:name="_Toc461179223"/>
-      <w:bookmarkStart w:id="31" w:name="_Toc124935615"/>
+      <w:bookmarkStart w:id="31" w:name="_Toc461179223"/>
+      <w:bookmarkStart w:id="32" w:name="_Toc239751110"/>
       <w:r>
         <w:t>Test</w:t>
       </w:r>
-      <w:bookmarkEnd w:id="30"/>
       <w:bookmarkEnd w:id="31"/>
+      <w:bookmarkEnd w:id="32"/>
     </w:p>
     <w:p>
       <w:pPr>
@@ -5911,16 +10066,16 @@
           <w:lang w:val="it-CH"/>
         </w:rPr>
       </w:pPr>
-      <w:bookmarkStart w:id="32" w:name="_Toc461179224"/>
-      <w:bookmarkStart w:id="33" w:name="_Toc124935616"/>
+      <w:bookmarkStart w:id="33" w:name="_Toc461179224"/>
+      <w:bookmarkStart w:id="34" w:name="_Toc239751111"/>
       <w:r>
         <w:rPr>
           <w:lang w:val="it-CH"/>
         </w:rPr>
         <w:t>Protocollo di test</w:t>
       </w:r>
-      <w:bookmarkEnd w:id="32"/>
       <w:bookmarkEnd w:id="33"/>
+      <w:bookmarkEnd w:id="34"/>
     </w:p>
     <w:p>
       <w:r>
@@ -6310,25 +10465,7 @@
                 <w:szCs w:val="24"/>
                 <w:lang w:val="fr-CH"/>
               </w:rPr>
-              <w:t xml:space="preserve">Store on local </w:t>
-            </w:r>
-            <w:proofErr w:type="gramStart"/>
-            <w:r>
-              <w:rPr>
-                <w:sz w:val="24"/>
-                <w:szCs w:val="24"/>
-                <w:lang w:val="fr-CH"/>
-              </w:rPr>
-              <w:t>PC:</w:t>
-            </w:r>
-            <w:proofErr w:type="gramEnd"/>
-            <w:r>
-              <w:rPr>
-                <w:sz w:val="24"/>
-                <w:szCs w:val="24"/>
-                <w:lang w:val="fr-CH"/>
-              </w:rPr>
-              <w:t xml:space="preserve"> Profile_1.2.001.xml (</w:t>
+              <w:t>Store on local PC: Profile_1.2.001.xml (</w:t>
             </w:r>
             <w:proofErr w:type="spellStart"/>
             <w:r>
@@ -6907,9 +11044,8 @@
                 <w:szCs w:val="24"/>
                 <w:lang w:val="fr-CH" w:eastAsia="ja-JP"/>
               </w:rPr>
-              <w:t xml:space="preserve"> the </w:t>
-            </w:r>
-            <w:proofErr w:type="gramStart"/>
+              <w:t xml:space="preserve"> the SQL:</w:t>
+            </w:r>
             <w:r>
               <w:rPr>
                 <w:rFonts w:eastAsia="MS Mincho"/>
@@ -6917,16 +11053,6 @@
                 <w:szCs w:val="24"/>
                 <w:lang w:val="fr-CH" w:eastAsia="ja-JP"/>
               </w:rPr>
-              <w:t>SQL:</w:t>
-            </w:r>
-            <w:proofErr w:type="gramEnd"/>
-            <w:r>
-              <w:rPr>
-                <w:rFonts w:eastAsia="MS Mincho"/>
-                <w:sz w:val="24"/>
-                <w:szCs w:val="24"/>
-                <w:lang w:val="fr-CH" w:eastAsia="ja-JP"/>
-              </w:rPr>
               <w:br/>
             </w:r>
             <w:r>
@@ -7433,7 +11559,7 @@
           <w:b/>
         </w:rPr>
       </w:pPr>
-      <w:bookmarkStart w:id="34" w:name="_Toc461179225"/>
+      <w:bookmarkStart w:id="35" w:name="_Toc461179225"/>
       <w:r>
         <w:br w:type="page"/>
       </w:r>
@@ -7445,7 +11571,7 @@
           <w:lang w:val="it-CH"/>
         </w:rPr>
       </w:pPr>
-      <w:bookmarkStart w:id="35" w:name="_Toc124935617"/>
+      <w:bookmarkStart w:id="36" w:name="_Toc239751112"/>
       <w:r>
         <w:rPr>
           <w:lang w:val="it-CH"/>
@@ -7453,8 +11579,8 @@
         <w:lastRenderedPageBreak/>
         <w:t>Risultati test</w:t>
       </w:r>
-      <w:bookmarkEnd w:id="34"/>
       <w:bookmarkEnd w:id="35"/>
+      <w:bookmarkEnd w:id="36"/>
     </w:p>
     <w:p>
       <w:r>
@@ -7687,16 +11813,16 @@
           <w:lang w:val="it-CH"/>
         </w:rPr>
       </w:pPr>
-      <w:bookmarkStart w:id="36" w:name="_Toc461179226"/>
-      <w:bookmarkStart w:id="37" w:name="_Toc124935618"/>
+      <w:bookmarkStart w:id="37" w:name="_Toc461179226"/>
+      <w:bookmarkStart w:id="38" w:name="_Toc239751113"/>
       <w:r>
         <w:rPr>
           <w:lang w:val="it-CH"/>
         </w:rPr>
         <w:t>Mancanze/limitazioni conosciute</w:t>
       </w:r>
-      <w:bookmarkEnd w:id="36"/>
       <w:bookmarkEnd w:id="37"/>
+      <w:bookmarkEnd w:id="38"/>
     </w:p>
     <w:p>
       <w:r>
@@ -7707,13 +11833,13 @@
       <w:pPr>
         <w:pStyle w:val="Titolo1"/>
       </w:pPr>
-      <w:bookmarkStart w:id="38" w:name="_Toc461179227"/>
-      <w:bookmarkStart w:id="39" w:name="_Toc124935619"/>
+      <w:bookmarkStart w:id="39" w:name="_Toc461179227"/>
+      <w:bookmarkStart w:id="40" w:name="_Toc239751114"/>
       <w:r>
         <w:t>Consuntivo</w:t>
       </w:r>
-      <w:bookmarkEnd w:id="38"/>
       <w:bookmarkEnd w:id="39"/>
+      <w:bookmarkEnd w:id="40"/>
     </w:p>
     <w:p>
       <w:r>
@@ -7942,7 +12068,7 @@
       <w:pPr>
         <w:pStyle w:val="Didascalia"/>
       </w:pPr>
-      <w:bookmarkStart w:id="40" w:name="_Toc124775988"/>
+      <w:bookmarkStart w:id="41" w:name="_Toc124775988"/>
       <w:r>
         <w:t xml:space="preserve">Figura </w:t>
       </w:r>
@@ -7981,7 +12107,7 @@
       <w:r>
         <w:t xml:space="preserve"> consuntivo</w:t>
       </w:r>
-      <w:bookmarkEnd w:id="40"/>
+      <w:bookmarkEnd w:id="41"/>
     </w:p>
     <w:p/>
     <w:p>
@@ -8001,14 +12127,14 @@
       <w:pPr>
         <w:pStyle w:val="Titolo1"/>
       </w:pPr>
-      <w:bookmarkStart w:id="41" w:name="_Toc461179228"/>
-      <w:bookmarkStart w:id="42" w:name="_Toc124935620"/>
+      <w:bookmarkStart w:id="42" w:name="_Toc461179228"/>
+      <w:bookmarkStart w:id="43" w:name="_Toc239751115"/>
       <w:r>
         <w:lastRenderedPageBreak/>
         <w:t>Conclusioni</w:t>
       </w:r>
-      <w:bookmarkEnd w:id="41"/>
       <w:bookmarkEnd w:id="42"/>
+      <w:bookmarkEnd w:id="43"/>
     </w:p>
     <w:p>
       <w:r>
@@ -8025,16 +12151,16 @@
           <w:lang w:val="it-CH"/>
         </w:rPr>
       </w:pPr>
-      <w:bookmarkStart w:id="43" w:name="_Toc461179229"/>
-      <w:bookmarkStart w:id="44" w:name="_Toc124935621"/>
+      <w:bookmarkStart w:id="44" w:name="_Toc461179229"/>
+      <w:bookmarkStart w:id="45" w:name="_Toc239751116"/>
       <w:r>
         <w:rPr>
           <w:lang w:val="it-CH"/>
         </w:rPr>
         <w:t>Sviluppi futuri</w:t>
       </w:r>
-      <w:bookmarkEnd w:id="43"/>
       <w:bookmarkEnd w:id="44"/>
+      <w:bookmarkEnd w:id="45"/>
     </w:p>
     <w:p>
       <w:r>
@@ -8048,16 +12174,16 @@
           <w:lang w:val="it-CH"/>
         </w:rPr>
       </w:pPr>
-      <w:bookmarkStart w:id="45" w:name="_Toc461179230"/>
-      <w:bookmarkStart w:id="46" w:name="_Toc124935622"/>
+      <w:bookmarkStart w:id="46" w:name="_Toc461179230"/>
+      <w:bookmarkStart w:id="47" w:name="_Toc239751117"/>
       <w:r>
         <w:rPr>
           <w:lang w:val="it-CH"/>
         </w:rPr>
         <w:t>Considerazioni personali</w:t>
       </w:r>
-      <w:bookmarkEnd w:id="45"/>
       <w:bookmarkEnd w:id="46"/>
+      <w:bookmarkEnd w:id="47"/>
     </w:p>
     <w:p>
       <w:r>
@@ -8074,7 +12200,7 @@
           <w:b/>
         </w:rPr>
       </w:pPr>
-      <w:bookmarkStart w:id="47" w:name="_Toc461179231"/>
+      <w:bookmarkStart w:id="48" w:name="_Toc461179231"/>
       <w:r>
         <w:br w:type="page"/>
       </w:r>
@@ -8083,13 +12209,13 @@
       <w:pPr>
         <w:pStyle w:val="Titolo1"/>
       </w:pPr>
-      <w:bookmarkStart w:id="48" w:name="_Toc124935623"/>
+      <w:bookmarkStart w:id="49" w:name="_Toc239751118"/>
       <w:r>
         <w:lastRenderedPageBreak/>
         <w:t>Bibliografia</w:t>
       </w:r>
-      <w:bookmarkEnd w:id="47"/>
       <w:bookmarkEnd w:id="48"/>
+      <w:bookmarkEnd w:id="49"/>
     </w:p>
     <w:p>
       <w:pPr>
@@ -8098,16 +12224,16 @@
           <w:lang w:val="it-CH"/>
         </w:rPr>
       </w:pPr>
-      <w:bookmarkStart w:id="49" w:name="_Toc461179232"/>
-      <w:bookmarkStart w:id="50" w:name="_Toc124935624"/>
+      <w:bookmarkStart w:id="50" w:name="_Toc461179232"/>
+      <w:bookmarkStart w:id="51" w:name="_Toc239751119"/>
       <w:r>
         <w:rPr>
           <w:lang w:val="it-CH"/>
         </w:rPr>
         <w:t>Bibliografia per articoli di riviste:</w:t>
       </w:r>
-      <w:bookmarkEnd w:id="49"/>
       <w:bookmarkEnd w:id="50"/>
+      <w:bookmarkEnd w:id="51"/>
     </w:p>
     <w:p>
       <w:pPr>
@@ -8174,16 +12300,16 @@
           <w:lang w:val="it-CH"/>
         </w:rPr>
       </w:pPr>
-      <w:bookmarkStart w:id="51" w:name="_Toc461179233"/>
-      <w:bookmarkStart w:id="52" w:name="_Toc124935625"/>
+      <w:bookmarkStart w:id="52" w:name="_Toc461179233"/>
+      <w:bookmarkStart w:id="53" w:name="_Toc239751120"/>
       <w:r>
         <w:rPr>
           <w:lang w:val="it-CH"/>
         </w:rPr>
         <w:t>Bibliografia per libri</w:t>
       </w:r>
-      <w:bookmarkEnd w:id="51"/>
       <w:bookmarkEnd w:id="52"/>
+      <w:bookmarkEnd w:id="53"/>
     </w:p>
     <w:p>
       <w:pPr>
@@ -8263,16 +12389,16 @@
           <w:lang w:val="it-CH"/>
         </w:rPr>
       </w:pPr>
-      <w:bookmarkStart w:id="53" w:name="_Toc461179234"/>
-      <w:bookmarkStart w:id="54" w:name="_Toc124935626"/>
+      <w:bookmarkStart w:id="54" w:name="_Toc461179234"/>
+      <w:bookmarkStart w:id="55" w:name="_Toc239751121"/>
       <w:r>
         <w:rPr>
           <w:lang w:val="it-CH"/>
         </w:rPr>
         <w:t>Sitografia</w:t>
       </w:r>
-      <w:bookmarkEnd w:id="53"/>
       <w:bookmarkEnd w:id="54"/>
+      <w:bookmarkEnd w:id="55"/>
     </w:p>
     <w:p>
       <w:pPr>
@@ -8371,7 +12497,7 @@
           <w:lang w:val="fr-CH"/>
         </w:rPr>
       </w:pPr>
-      <w:bookmarkStart w:id="55" w:name="_Toc461179235"/>
+      <w:bookmarkStart w:id="56" w:name="_Toc461179235"/>
     </w:p>
     <w:p>
       <w:pPr>
@@ -8394,12 +12520,12 @@
       <w:pPr>
         <w:pStyle w:val="Titolo1"/>
       </w:pPr>
-      <w:bookmarkStart w:id="56" w:name="_Toc124935627"/>
+      <w:bookmarkStart w:id="57" w:name="_Toc239751122"/>
       <w:r>
         <w:lastRenderedPageBreak/>
         <w:t>Glossario</w:t>
       </w:r>
-      <w:bookmarkEnd w:id="56"/>
+      <w:bookmarkEnd w:id="57"/>
     </w:p>
     <w:tbl>
       <w:tblPr>
@@ -8580,11 +12706,11 @@
       <w:pPr>
         <w:pStyle w:val="Titolo1"/>
       </w:pPr>
-      <w:bookmarkStart w:id="57" w:name="_Toc124935628"/>
+      <w:bookmarkStart w:id="58" w:name="_Toc239751123"/>
       <w:r>
         <w:t>Indice delle figure</w:t>
       </w:r>
-      <w:bookmarkEnd w:id="57"/>
+      <w:bookmarkEnd w:id="58"/>
     </w:p>
     <w:p>
       <w:pPr>
@@ -8964,12 +13090,12 @@
       <w:pPr>
         <w:pStyle w:val="Titolo1"/>
       </w:pPr>
-      <w:bookmarkStart w:id="58" w:name="_Toc124935629"/>
+      <w:bookmarkStart w:id="59" w:name="_Toc239751124"/>
       <w:r>
         <w:t>Allegati</w:t>
       </w:r>
-      <w:bookmarkEnd w:id="55"/>
-      <w:bookmarkEnd w:id="58"/>
+      <w:bookmarkEnd w:id="56"/>
+      <w:bookmarkEnd w:id="59"/>
     </w:p>
     <w:p>
       <w:r>
@@ -9191,7 +13317,7 @@
         <w:noProof/>
         <w:sz w:val="20"/>
       </w:rPr>
-      <w:t>07.09.2026</w:t>
+      <w:t>08.09.2026</w:t>
     </w:r>
     <w:r>
       <w:rPr>
@@ -9700,7 +13826,7 @@
         <w:noProof/>
         <w:sz w:val="20"/>
       </w:rPr>
-      <w:t>18.01.2023</w:t>
+      <w:t>07.09.2026</w:t>
     </w:r>
     <w:r>
       <w:rPr>
@@ -9928,7 +14054,7 @@
         <w:noProof/>
         <w:sz w:val="20"/>
       </w:rPr>
-      <w:t>18.01.2023</w:t>
+      <w:t>07.09.2026</w:t>
     </w:r>
     <w:r>
       <w:rPr>
@@ -15743,7 +19869,6 @@
   <w:style w:type="character" w:default="1" w:styleId="Carpredefinitoparagrafo">
     <w:name w:val="Default Paragraph Font"/>
     <w:uiPriority w:val="1"/>
-    <w:semiHidden/>
     <w:unhideWhenUsed/>
   </w:style>
   <w:style w:type="table" w:default="1" w:styleId="Tabellanormale">

--- a/3_Documentazione/Documentazione.docx
+++ b/3_Documentazione/Documentazione.docx
@@ -67,7 +67,7 @@
       <w:pPr>
         <w:pStyle w:val="Titolo1"/>
       </w:pPr>
-      <w:bookmarkStart w:id="0" w:name="_Toc239751091"/>
+      <w:bookmarkStart w:id="0" w:name="_Toc239861543"/>
       <w:r>
         <w:lastRenderedPageBreak/>
         <w:t>Indice</w:t>
@@ -140,7 +140,7 @@
         <w:rPr>
           <w:noProof/>
         </w:rPr>
-        <w:instrText xml:space="preserve"> PAGEREF _Toc239751091 \h </w:instrText>
+        <w:instrText xml:space="preserve"> PAGEREF _Toc239861543 \h </w:instrText>
       </w:r>
       <w:r>
         <w:rPr>
@@ -223,7 +223,7 @@
         <w:rPr>
           <w:noProof/>
         </w:rPr>
-        <w:instrText xml:space="preserve"> PAGEREF _Toc239751092 \h </w:instrText>
+        <w:instrText xml:space="preserve"> PAGEREF _Toc239861544 \h </w:instrText>
       </w:r>
       <w:r>
         <w:rPr>
@@ -306,7 +306,7 @@
         <w:rPr>
           <w:noProof/>
         </w:rPr>
-        <w:instrText xml:space="preserve"> PAGEREF _Toc239751093 \h </w:instrText>
+        <w:instrText xml:space="preserve"> PAGEREF _Toc239861545 \h </w:instrText>
       </w:r>
       <w:r>
         <w:rPr>
@@ -389,7 +389,7 @@
         <w:rPr>
           <w:noProof/>
         </w:rPr>
-        <w:instrText xml:space="preserve"> PAGEREF _Toc239751094 \h </w:instrText>
+        <w:instrText xml:space="preserve"> PAGEREF _Toc239861546 \h </w:instrText>
       </w:r>
       <w:r>
         <w:rPr>
@@ -472,7 +472,7 @@
         <w:rPr>
           <w:noProof/>
         </w:rPr>
-        <w:instrText xml:space="preserve"> PAGEREF _Toc239751095 \h </w:instrText>
+        <w:instrText xml:space="preserve"> PAGEREF _Toc239861547 \h </w:instrText>
       </w:r>
       <w:r>
         <w:rPr>
@@ -555,7 +555,7 @@
         <w:rPr>
           <w:noProof/>
         </w:rPr>
-        <w:instrText xml:space="preserve"> PAGEREF _Toc239751096 \h </w:instrText>
+        <w:instrText xml:space="preserve"> PAGEREF _Toc239861548 \h </w:instrText>
       </w:r>
       <w:r>
         <w:rPr>
@@ -638,7 +638,7 @@
         <w:rPr>
           <w:noProof/>
         </w:rPr>
-        <w:instrText xml:space="preserve"> PAGEREF _Toc239751097 \h </w:instrText>
+        <w:instrText xml:space="preserve"> PAGEREF _Toc239861549 \h </w:instrText>
       </w:r>
       <w:r>
         <w:rPr>
@@ -721,7 +721,7 @@
         <w:rPr>
           <w:noProof/>
         </w:rPr>
-        <w:instrText xml:space="preserve"> PAGEREF _Toc239751098 \h </w:instrText>
+        <w:instrText xml:space="preserve"> PAGEREF _Toc239861550 \h </w:instrText>
       </w:r>
       <w:r>
         <w:rPr>
@@ -768,7 +768,7 @@
         <w:rPr>
           <w:noProof/>
         </w:rPr>
-        <w:t>3.4</w:t>
+        <w:t>3.5</w:t>
       </w:r>
       <w:r>
         <w:rPr>
@@ -786,7 +786,7 @@
         <w:rPr>
           <w:noProof/>
         </w:rPr>
-        <w:t>Use case</w:t>
+        <w:t>Sprint Planning</w:t>
       </w:r>
       <w:r>
         <w:rPr>
@@ -804,7 +804,7 @@
         <w:rPr>
           <w:noProof/>
         </w:rPr>
-        <w:instrText xml:space="preserve"> PAGEREF _Toc239751099 \h </w:instrText>
+        <w:instrText xml:space="preserve"> PAGEREF _Toc239861551 \h </w:instrText>
       </w:r>
       <w:r>
         <w:rPr>
@@ -851,7 +851,7 @@
         <w:rPr>
           <w:noProof/>
         </w:rPr>
-        <w:t>3.5</w:t>
+        <w:t>3.6</w:t>
       </w:r>
       <w:r>
         <w:rPr>
@@ -869,7 +869,7 @@
         <w:rPr>
           <w:noProof/>
         </w:rPr>
-        <w:t>Pianificazione</w:t>
+        <w:t>Use case</w:t>
       </w:r>
       <w:r>
         <w:rPr>
@@ -887,7 +887,7 @@
         <w:rPr>
           <w:noProof/>
         </w:rPr>
-        <w:instrText xml:space="preserve"> PAGEREF _Toc239751100 \h </w:instrText>
+        <w:instrText xml:space="preserve"> PAGEREF _Toc239861552 \h </w:instrText>
       </w:r>
       <w:r>
         <w:rPr>
@@ -934,7 +934,7 @@
         <w:rPr>
           <w:noProof/>
         </w:rPr>
-        <w:t>3.6</w:t>
+        <w:t>3.7</w:t>
       </w:r>
       <w:r>
         <w:rPr>
@@ -952,6 +952,89 @@
         <w:rPr>
           <w:noProof/>
         </w:rPr>
+        <w:t>Pianificazione</w:t>
+      </w:r>
+      <w:r>
+        <w:rPr>
+          <w:noProof/>
+        </w:rPr>
+        <w:tab/>
+      </w:r>
+      <w:r>
+        <w:rPr>
+          <w:noProof/>
+        </w:rPr>
+        <w:fldChar w:fldCharType="begin"/>
+      </w:r>
+      <w:r>
+        <w:rPr>
+          <w:noProof/>
+        </w:rPr>
+        <w:instrText xml:space="preserve"> PAGEREF _Toc239861553 \h </w:instrText>
+      </w:r>
+      <w:r>
+        <w:rPr>
+          <w:noProof/>
+        </w:rPr>
+      </w:r>
+      <w:r>
+        <w:rPr>
+          <w:noProof/>
+        </w:rPr>
+        <w:fldChar w:fldCharType="separate"/>
+      </w:r>
+      <w:r>
+        <w:rPr>
+          <w:noProof/>
+        </w:rPr>
+        <w:t>10</w:t>
+      </w:r>
+      <w:r>
+        <w:rPr>
+          <w:noProof/>
+        </w:rPr>
+        <w:fldChar w:fldCharType="end"/>
+      </w:r>
+    </w:p>
+    <w:p>
+      <w:pPr>
+        <w:pStyle w:val="Sommario2"/>
+        <w:tabs>
+          <w:tab w:val="left" w:pos="800"/>
+          <w:tab w:val="right" w:leader="dot" w:pos="9628"/>
+        </w:tabs>
+        <w:rPr>
+          <w:rFonts w:asciiTheme="minorHAnsi" w:eastAsiaTheme="minorEastAsia" w:hAnsiTheme="minorHAnsi" w:cstheme="minorBidi"/>
+          <w:noProof/>
+          <w:kern w:val="2"/>
+          <w:sz w:val="24"/>
+          <w:szCs w:val="24"/>
+          <w:lang w:eastAsia="it-CH"/>
+          <w14:ligatures w14:val="standardContextual"/>
+        </w:rPr>
+      </w:pPr>
+      <w:r>
+        <w:rPr>
+          <w:noProof/>
+        </w:rPr>
+        <w:t>3.8</w:t>
+      </w:r>
+      <w:r>
+        <w:rPr>
+          <w:rFonts w:asciiTheme="minorHAnsi" w:eastAsiaTheme="minorEastAsia" w:hAnsiTheme="minorHAnsi" w:cstheme="minorBidi"/>
+          <w:noProof/>
+          <w:kern w:val="2"/>
+          <w:sz w:val="24"/>
+          <w:szCs w:val="24"/>
+          <w:lang w:eastAsia="it-CH"/>
+          <w14:ligatures w14:val="standardContextual"/>
+        </w:rPr>
+        <w:tab/>
+      </w:r>
+      <w:r>
+        <w:rPr>
+          <w:noProof/>
+        </w:rPr>
         <w:t>Analisi dei mezzi</w:t>
       </w:r>
       <w:r>
@@ -970,7 +1053,7 @@
         <w:rPr>
           <w:noProof/>
         </w:rPr>
-        <w:instrText xml:space="preserve"> PAGEREF _Toc239751101 \h </w:instrText>
+        <w:instrText xml:space="preserve"> PAGEREF _Toc239861554 \h </w:instrText>
       </w:r>
       <w:r>
         <w:rPr>
@@ -987,13 +1070,7 @@
         <w:rPr>
           <w:noProof/>
         </w:rPr>
-        <w:t>1</w:t>
-      </w:r>
-      <w:r>
-        <w:rPr>
-          <w:noProof/>
-        </w:rPr>
-        <w:t>2</w:t>
+        <w:t>13</w:t>
       </w:r>
       <w:r>
         <w:rPr>
@@ -1023,7 +1100,7 @@
         <w:rPr>
           <w:noProof/>
         </w:rPr>
-        <w:t>3.6.1</w:t>
+        <w:t>3.8.1</w:t>
       </w:r>
       <w:r>
         <w:rPr>
@@ -1059,7 +1136,7 @@
         <w:rPr>
           <w:noProof/>
         </w:rPr>
-        <w:instrText xml:space="preserve"> PAGEREF _Toc239751102 \h </w:instrText>
+        <w:instrText xml:space="preserve"> PAGEREF _Toc239861555 \h </w:instrText>
       </w:r>
       <w:r>
         <w:rPr>
@@ -1076,7 +1153,7 @@
         <w:rPr>
           <w:noProof/>
         </w:rPr>
-        <w:t>12</w:t>
+        <w:t>13</w:t>
       </w:r>
       <w:r>
         <w:rPr>
@@ -1106,7 +1183,7 @@
         <w:rPr>
           <w:noProof/>
         </w:rPr>
-        <w:t>3.6.2</w:t>
+        <w:t>3.8.2</w:t>
       </w:r>
       <w:r>
         <w:rPr>
@@ -1142,7 +1219,7 @@
         <w:rPr>
           <w:noProof/>
         </w:rPr>
-        <w:instrText xml:space="preserve"> PAGEREF _Toc239751103 \h </w:instrText>
+        <w:instrText xml:space="preserve"> PAGEREF _Toc239861556 \h </w:instrText>
       </w:r>
       <w:r>
         <w:rPr>
@@ -1159,7 +1236,7 @@
         <w:rPr>
           <w:noProof/>
         </w:rPr>
-        <w:t>12</w:t>
+        <w:t>13</w:t>
       </w:r>
       <w:r>
         <w:rPr>
@@ -1225,7 +1302,7 @@
         <w:rPr>
           <w:noProof/>
         </w:rPr>
-        <w:instrText xml:space="preserve"> PAGEREF _Toc239751104 \h </w:instrText>
+        <w:instrText xml:space="preserve"> PAGEREF _Toc239861557 \h </w:instrText>
       </w:r>
       <w:r>
         <w:rPr>
@@ -1242,7 +1319,7 @@
         <w:rPr>
           <w:noProof/>
         </w:rPr>
-        <w:t>12</w:t>
+        <w:t>13</w:t>
       </w:r>
       <w:r>
         <w:rPr>
@@ -1308,7 +1385,7 @@
         <w:rPr>
           <w:noProof/>
         </w:rPr>
-        <w:instrText xml:space="preserve"> PAGEREF _Toc239751105 \h </w:instrText>
+        <w:instrText xml:space="preserve"> PAGEREF _Toc239861558 \h </w:instrText>
       </w:r>
       <w:r>
         <w:rPr>
@@ -1325,7 +1402,7 @@
         <w:rPr>
           <w:noProof/>
         </w:rPr>
-        <w:t>12</w:t>
+        <w:t>13</w:t>
       </w:r>
       <w:r>
         <w:rPr>
@@ -1391,7 +1468,7 @@
         <w:rPr>
           <w:noProof/>
         </w:rPr>
-        <w:instrText xml:space="preserve"> PAGEREF _Toc239751106 \h </w:instrText>
+        <w:instrText xml:space="preserve"> PAGEREF _Toc239861559 \h </w:instrText>
       </w:r>
       <w:r>
         <w:rPr>
@@ -1408,7 +1485,7 @@
         <w:rPr>
           <w:noProof/>
         </w:rPr>
-        <w:t>12</w:t>
+        <w:t>13</w:t>
       </w:r>
       <w:r>
         <w:rPr>
@@ -1474,7 +1551,7 @@
         <w:rPr>
           <w:noProof/>
         </w:rPr>
-        <w:instrText xml:space="preserve"> PAGEREF _Toc239751107 \h </w:instrText>
+        <w:instrText xml:space="preserve"> PAGEREF _Toc239861560 \h </w:instrText>
       </w:r>
       <w:r>
         <w:rPr>
@@ -1491,7 +1568,7 @@
         <w:rPr>
           <w:noProof/>
         </w:rPr>
-        <w:t>15</w:t>
+        <w:t>16</w:t>
       </w:r>
       <w:r>
         <w:rPr>
@@ -1557,7 +1634,7 @@
         <w:rPr>
           <w:noProof/>
         </w:rPr>
-        <w:instrText xml:space="preserve"> PAGEREF _Toc239751108 \h </w:instrText>
+        <w:instrText xml:space="preserve"> PAGEREF _Toc239861561 \h </w:instrText>
       </w:r>
       <w:r>
         <w:rPr>
@@ -1574,7 +1651,7 @@
         <w:rPr>
           <w:noProof/>
         </w:rPr>
-        <w:t>15</w:t>
+        <w:t>16</w:t>
       </w:r>
       <w:r>
         <w:rPr>
@@ -1640,7 +1717,7 @@
         <w:rPr>
           <w:noProof/>
         </w:rPr>
-        <w:instrText xml:space="preserve"> PAGEREF _Toc239751109 \h </w:instrText>
+        <w:instrText xml:space="preserve"> PAGEREF _Toc239861562 \h </w:instrText>
       </w:r>
       <w:r>
         <w:rPr>
@@ -1657,7 +1734,7 @@
         <w:rPr>
           <w:noProof/>
         </w:rPr>
-        <w:t>16</w:t>
+        <w:t>17</w:t>
       </w:r>
       <w:r>
         <w:rPr>
@@ -1723,7 +1800,7 @@
         <w:rPr>
           <w:noProof/>
         </w:rPr>
-        <w:instrText xml:space="preserve"> PAGEREF _Toc239751110 \h </w:instrText>
+        <w:instrText xml:space="preserve"> PAGEREF _Toc239861563 \h </w:instrText>
       </w:r>
       <w:r>
         <w:rPr>
@@ -1740,7 +1817,7 @@
         <w:rPr>
           <w:noProof/>
         </w:rPr>
-        <w:t>16</w:t>
+        <w:t>17</w:t>
       </w:r>
       <w:r>
         <w:rPr>
@@ -1806,7 +1883,7 @@
         <w:rPr>
           <w:noProof/>
         </w:rPr>
-        <w:instrText xml:space="preserve"> PAGEREF _Toc239751111 \h </w:instrText>
+        <w:instrText xml:space="preserve"> PAGEREF _Toc239861564 \h </w:instrText>
       </w:r>
       <w:r>
         <w:rPr>
@@ -1823,7 +1900,7 @@
         <w:rPr>
           <w:noProof/>
         </w:rPr>
-        <w:t>16</w:t>
+        <w:t>17</w:t>
       </w:r>
       <w:r>
         <w:rPr>
@@ -1889,7 +1966,7 @@
         <w:rPr>
           <w:noProof/>
         </w:rPr>
-        <w:instrText xml:space="preserve"> PAGEREF _Toc239751112 \h </w:instrText>
+        <w:instrText xml:space="preserve"> PAGEREF _Toc239861565 \h </w:instrText>
       </w:r>
       <w:r>
         <w:rPr>
@@ -1906,7 +1983,7 @@
         <w:rPr>
           <w:noProof/>
         </w:rPr>
-        <w:t>18</w:t>
+        <w:t>19</w:t>
       </w:r>
       <w:r>
         <w:rPr>
@@ -1972,7 +2049,7 @@
         <w:rPr>
           <w:noProof/>
         </w:rPr>
-        <w:instrText xml:space="preserve"> PAGEREF _Toc239751113 \h </w:instrText>
+        <w:instrText xml:space="preserve"> PAGEREF _Toc239861566 \h </w:instrText>
       </w:r>
       <w:r>
         <w:rPr>
@@ -1989,7 +2066,7 @@
         <w:rPr>
           <w:noProof/>
         </w:rPr>
-        <w:t>18</w:t>
+        <w:t>19</w:t>
       </w:r>
       <w:r>
         <w:rPr>
@@ -2055,7 +2132,7 @@
         <w:rPr>
           <w:noProof/>
         </w:rPr>
-        <w:instrText xml:space="preserve"> PAGEREF _Toc239751114 \h </w:instrText>
+        <w:instrText xml:space="preserve"> PAGEREF _Toc239861567 \h </w:instrText>
       </w:r>
       <w:r>
         <w:rPr>
@@ -2072,7 +2149,7 @@
         <w:rPr>
           <w:noProof/>
         </w:rPr>
-        <w:t>18</w:t>
+        <w:t>19</w:t>
       </w:r>
       <w:r>
         <w:rPr>
@@ -2138,7 +2215,7 @@
         <w:rPr>
           <w:noProof/>
         </w:rPr>
-        <w:instrText xml:space="preserve"> PAGEREF _Toc239751115 \h </w:instrText>
+        <w:instrText xml:space="preserve"> PAGEREF _Toc239861568 \h </w:instrText>
       </w:r>
       <w:r>
         <w:rPr>
@@ -2155,7 +2232,7 @@
         <w:rPr>
           <w:noProof/>
         </w:rPr>
-        <w:t>20</w:t>
+        <w:t>21</w:t>
       </w:r>
       <w:r>
         <w:rPr>
@@ -2221,7 +2298,7 @@
         <w:rPr>
           <w:noProof/>
         </w:rPr>
-        <w:instrText xml:space="preserve"> PAGEREF _Toc239751116 \h </w:instrText>
+        <w:instrText xml:space="preserve"> PAGEREF _Toc239861569 \h </w:instrText>
       </w:r>
       <w:r>
         <w:rPr>
@@ -2238,7 +2315,7 @@
         <w:rPr>
           <w:noProof/>
         </w:rPr>
-        <w:t>20</w:t>
+        <w:t>21</w:t>
       </w:r>
       <w:r>
         <w:rPr>
@@ -2304,7 +2381,7 @@
         <w:rPr>
           <w:noProof/>
         </w:rPr>
-        <w:instrText xml:space="preserve"> PAGEREF _Toc239751117 \h </w:instrText>
+        <w:instrText xml:space="preserve"> PAGEREF _Toc239861570 \h </w:instrText>
       </w:r>
       <w:r>
         <w:rPr>
@@ -2321,7 +2398,7 @@
         <w:rPr>
           <w:noProof/>
         </w:rPr>
-        <w:t>20</w:t>
+        <w:t>21</w:t>
       </w:r>
       <w:r>
         <w:rPr>
@@ -2387,7 +2464,7 @@
         <w:rPr>
           <w:noProof/>
         </w:rPr>
-        <w:instrText xml:space="preserve"> PAGEREF _Toc239751118 \h </w:instrText>
+        <w:instrText xml:space="preserve"> PAGEREF _Toc239861571 \h </w:instrText>
       </w:r>
       <w:r>
         <w:rPr>
@@ -2404,7 +2481,7 @@
         <w:rPr>
           <w:noProof/>
         </w:rPr>
-        <w:t>21</w:t>
+        <w:t>22</w:t>
       </w:r>
       <w:r>
         <w:rPr>
@@ -2470,7 +2547,7 @@
         <w:rPr>
           <w:noProof/>
         </w:rPr>
-        <w:instrText xml:space="preserve"> PAGEREF _Toc239751119 \h </w:instrText>
+        <w:instrText xml:space="preserve"> PAGEREF _Toc239861572 \h </w:instrText>
       </w:r>
       <w:r>
         <w:rPr>
@@ -2487,7 +2564,7 @@
         <w:rPr>
           <w:noProof/>
         </w:rPr>
-        <w:t>21</w:t>
+        <w:t>22</w:t>
       </w:r>
       <w:r>
         <w:rPr>
@@ -2553,7 +2630,7 @@
         <w:rPr>
           <w:noProof/>
         </w:rPr>
-        <w:instrText xml:space="preserve"> PAGEREF _Toc239751120 \h </w:instrText>
+        <w:instrText xml:space="preserve"> PAGEREF _Toc239861573 \h </w:instrText>
       </w:r>
       <w:r>
         <w:rPr>
@@ -2570,7 +2647,7 @@
         <w:rPr>
           <w:noProof/>
         </w:rPr>
-        <w:t>21</w:t>
+        <w:t>22</w:t>
       </w:r>
       <w:r>
         <w:rPr>
@@ -2636,7 +2713,7 @@
         <w:rPr>
           <w:noProof/>
         </w:rPr>
-        <w:instrText xml:space="preserve"> PAGEREF _Toc239751121 \h </w:instrText>
+        <w:instrText xml:space="preserve"> PAGEREF _Toc239861574 \h </w:instrText>
       </w:r>
       <w:r>
         <w:rPr>
@@ -2653,7 +2730,7 @@
         <w:rPr>
           <w:noProof/>
         </w:rPr>
-        <w:t>21</w:t>
+        <w:t>22</w:t>
       </w:r>
       <w:r>
         <w:rPr>
@@ -2719,7 +2796,7 @@
         <w:rPr>
           <w:noProof/>
         </w:rPr>
-        <w:instrText xml:space="preserve"> PAGEREF _Toc239751122 \h </w:instrText>
+        <w:instrText xml:space="preserve"> PAGEREF _Toc239861575 \h </w:instrText>
       </w:r>
       <w:r>
         <w:rPr>
@@ -2736,7 +2813,7 @@
         <w:rPr>
           <w:noProof/>
         </w:rPr>
-        <w:t>22</w:t>
+        <w:t>23</w:t>
       </w:r>
       <w:r>
         <w:rPr>
@@ -2802,7 +2879,7 @@
         <w:rPr>
           <w:noProof/>
         </w:rPr>
-        <w:instrText xml:space="preserve"> PAGEREF _Toc239751123 \h </w:instrText>
+        <w:instrText xml:space="preserve"> PAGEREF _Toc239861576 \h </w:instrText>
       </w:r>
       <w:r>
         <w:rPr>
@@ -2819,7 +2896,7 @@
         <w:rPr>
           <w:noProof/>
         </w:rPr>
-        <w:t>22</w:t>
+        <w:t>23</w:t>
       </w:r>
       <w:r>
         <w:rPr>
@@ -2885,7 +2962,7 @@
         <w:rPr>
           <w:noProof/>
         </w:rPr>
-        <w:instrText xml:space="preserve"> PAGEREF _Toc239751124 \h </w:instrText>
+        <w:instrText xml:space="preserve"> PAGEREF _Toc239861577 \h </w:instrText>
       </w:r>
       <w:r>
         <w:rPr>
@@ -2902,7 +2979,7 @@
         <w:rPr>
           <w:noProof/>
         </w:rPr>
-        <w:t>22</w:t>
+        <w:t>23</w:t>
       </w:r>
       <w:r>
         <w:rPr>
@@ -2923,7 +3000,7 @@
       <w:r>
         <w:br w:type="page"/>
       </w:r>
-      <w:bookmarkStart w:id="1" w:name="_Toc239751092"/>
+      <w:bookmarkStart w:id="1" w:name="_Toc239861544"/>
       <w:r>
         <w:lastRenderedPageBreak/>
         <w:t>Introduzione</w:t>
@@ -2937,7 +3014,7 @@
           <w:lang w:val="it-CH"/>
         </w:rPr>
       </w:pPr>
-      <w:bookmarkStart w:id="2" w:name="_Toc239751093"/>
+      <w:bookmarkStart w:id="2" w:name="_Toc239861545"/>
       <w:r>
         <w:rPr>
           <w:lang w:val="it-CH"/>
@@ -3020,7 +3097,7 @@
           <w:lang w:val="it-CH"/>
         </w:rPr>
       </w:pPr>
-      <w:bookmarkStart w:id="3" w:name="_Toc239751094"/>
+      <w:bookmarkStart w:id="3" w:name="_Toc239861546"/>
       <w:r>
         <w:rPr>
           <w:lang w:val="it-CH"/>
@@ -3053,7 +3130,7 @@
       <w:r>
         <w:br w:type="page"/>
       </w:r>
-      <w:bookmarkStart w:id="4" w:name="_Toc239751095"/>
+      <w:bookmarkStart w:id="4" w:name="_Toc239861547"/>
       <w:r>
         <w:lastRenderedPageBreak/>
         <w:t>Analisi</w:t>
@@ -3067,7 +3144,7 @@
           <w:lang w:val="it-CH"/>
         </w:rPr>
       </w:pPr>
-      <w:bookmarkStart w:id="5" w:name="_Toc239751096"/>
+      <w:bookmarkStart w:id="5" w:name="_Toc239861548"/>
       <w:r>
         <w:rPr>
           <w:lang w:val="it-CH"/>
@@ -3078,112 +3155,119 @@
     </w:p>
     <w:p>
       <w:r>
-        <w:t>Questo capitolo dovrebbe descrivere il contesto in cui il prodotto verrà utilizzato, da questa analisi dovrebbero scaturire le risposte a quesiti quali ad esempio:</w:t>
+        <w:t>Il progetto "</w:t>
+      </w:r>
+      <w:proofErr w:type="spellStart"/>
+      <w:r>
+        <w:t>Brutal</w:t>
+      </w:r>
+      <w:proofErr w:type="spellEnd"/>
+      <w:r>
+        <w:t xml:space="preserve"> Bumper Cars" è un videogioco 3D dove ci si scontra con gli autoscontri. Il gioco non si svolge in una normale pista da luna park, ma in una grande arena piena di ostacoli, rampe e salite. Lo scopo del gioco è distruggere le auto nemiche e rimanere l'ultimo in gara. </w:t>
+      </w:r>
+    </w:p>
+    <w:p>
+      <w:r>
+        <w:t xml:space="preserve">Il giocatore gioca da solo contro il computer (modalità single player). Nel menu principale è possibile modificare il proprio autoscontro, iniziare a giocare e guardare i propri risultati, come il numero di vittorie fatte. </w:t>
+      </w:r>
+    </w:p>
+    <w:p/>
+    <w:p>
+      <w:r>
+        <w:t>Il gioco si basa sulle azioni di questi elementi:</w:t>
       </w:r>
     </w:p>
     <w:p>
       <w:pPr>
         <w:numPr>
           <w:ilvl w:val="0"/>
-          <w:numId w:val="4"/>
+          <w:numId w:val="28"/>
         </w:numPr>
       </w:pPr>
       <w:r>
-        <w:t>Background/Situazione iniziale</w:t>
+        <w:rPr>
+          <w:b/>
+          <w:bCs/>
+        </w:rPr>
+        <w:t>Il Giocatore:</w:t>
+      </w:r>
+      <w:r>
+        <w:t xml:space="preserve"> Guida il suo autoscontro. Può fare derapate (drift) per prendere bene le curve e usare uno scatto veloce (</w:t>
+      </w:r>
+      <w:proofErr w:type="spellStart"/>
+      <w:r>
+        <w:t>boost</w:t>
+      </w:r>
+      <w:proofErr w:type="spellEnd"/>
+      <w:r>
+        <w:t xml:space="preserve">) che si ricarica nel tempo, utile per scappare o attaccare. </w:t>
       </w:r>
     </w:p>
     <w:p>
       <w:pPr>
         <w:numPr>
           <w:ilvl w:val="0"/>
-          <w:numId w:val="4"/>
+          <w:numId w:val="28"/>
         </w:numPr>
       </w:pPr>
       <w:r>
-        <w:t>Quale è e come è organizzato il contesto in cui il prodotto dovrà funzionare?</w:t>
+        <w:rPr>
+          <w:b/>
+          <w:bCs/>
+        </w:rPr>
+        <w:t>I Nemici (IA):</w:t>
+      </w:r>
+      <w:r>
+        <w:t xml:space="preserve"> Sono i veicoli guidati dal computer che cercano di eliminare gli altri. </w:t>
       </w:r>
     </w:p>
     <w:p>
       <w:pPr>
         <w:numPr>
           <w:ilvl w:val="0"/>
-          <w:numId w:val="3"/>
+          <w:numId w:val="28"/>
         </w:numPr>
       </w:pPr>
       <w:r>
-        <w:t>Come viene risolto attualmente il problema?</w:t>
-      </w:r>
-      <w:r>
-        <w:t xml:space="preserve"> Esiste già un prodotto </w:t>
-      </w:r>
-      <w:r>
-        <w:t>simile</w:t>
-      </w:r>
-      <w:r>
-        <w:t>?</w:t>
+        <w:rPr>
+          <w:b/>
+          <w:bCs/>
+        </w:rPr>
+        <w:t>I Danni:</w:t>
+      </w:r>
+      <w:r>
+        <w:t xml:space="preserve"> Quando due auto sbattono, i danni calcolati sono realistici e dipendono dalla velocità e dal punto in cui ci si colpisce (ad esempio sul lato o da dietro). </w:t>
       </w:r>
     </w:p>
     <w:p>
       <w:pPr>
         <w:numPr>
           <w:ilvl w:val="0"/>
-          <w:numId w:val="3"/>
+          <w:numId w:val="28"/>
         </w:numPr>
       </w:pPr>
       <w:r>
-        <w:t>Chi sono gli utenti? Che bisogni hanno? Come e dove lavorano?</w:t>
-      </w:r>
-    </w:p>
-    <w:p>
-      <w:pPr>
-        <w:numPr>
-          <w:ilvl w:val="0"/>
-          <w:numId w:val="3"/>
-        </w:numPr>
-      </w:pPr>
-      <w:r>
-        <w:t>Che competenze/conoscenze/cultura posseggono gli utenti in relazione con il problema?</w:t>
-      </w:r>
-    </w:p>
-    <w:p>
-      <w:pPr>
-        <w:numPr>
-          <w:ilvl w:val="0"/>
-          <w:numId w:val="3"/>
-        </w:numPr>
-      </w:pPr>
-      <w:r>
-        <w:t>Esistono convenzioni/standard applicati nel dominio?</w:t>
-      </w:r>
-    </w:p>
-    <w:p>
-      <w:pPr>
-        <w:numPr>
-          <w:ilvl w:val="0"/>
-          <w:numId w:val="3"/>
-        </w:numPr>
-      </w:pPr>
-      <w:r>
-        <w:t>Che conoscenze teoriche bisogna avere/acquisire per poter operare efficacemente nel dominio?</w:t>
-      </w:r>
-    </w:p>
-    <w:p>
-      <w:pPr>
-        <w:numPr>
-          <w:ilvl w:val="0"/>
-          <w:numId w:val="3"/>
-        </w:numPr>
-      </w:pPr>
-      <w:r>
-        <w:t>…</w:t>
+        <w:rPr>
+          <w:b/>
+          <w:bCs/>
+        </w:rPr>
+        <w:t>Gli Oggetti Speciali (Power-up):</w:t>
+      </w:r>
+      <w:r>
+        <w:t xml:space="preserve"> Sono oggetti sparsi nell'arena che si possono raccogliere. Permettono di usare granate, mine o banane per dare fastidio e bloccare i nemici. </w:t>
       </w:r>
     </w:p>
     <w:p/>
     <w:p>
+      <w:r>
+        <w:t xml:space="preserve">All'inizio, gli autoscontri sono posizionati e fermi sui bordi dell'arena. Dopo il conto alla rovescia, per i primi secondi nessuno può subire danni. Questo periodo di sicurezza serve per dare a tutti il tempo di allontanarsi e trovare una buona posizione senza essere colpiti subito. </w:t>
+      </w:r>
+    </w:p>
+    <w:p>
       <w:pPr>
         <w:pStyle w:val="Titolo2"/>
       </w:pPr>
-      <w:bookmarkStart w:id="6" w:name="_Toc239751097"/>
+      <w:bookmarkStart w:id="6" w:name="_Toc239861549"/>
       <w:r>
         <w:t>User Stories</w:t>
       </w:r>
@@ -3281,19 +3365,7 @@
         </w:numPr>
       </w:pPr>
       <w:r>
-        <w:t xml:space="preserve">Come giocatore voglio vedere </w:t>
-      </w:r>
-      <w:r>
-        <w:t>le statistiche personali</w:t>
-      </w:r>
-      <w:r>
-        <w:t xml:space="preserve"> per poter </w:t>
-      </w:r>
-      <w:r>
-        <w:t>capire i propri progressi</w:t>
-      </w:r>
-      <w:r>
-        <w:t>.</w:t>
+        <w:t>Come giocatore voglio vedere le statistiche personali per poter capire i propri progressi.</w:t>
       </w:r>
     </w:p>
     <w:p>
@@ -3410,6 +3482,7 @@
         </w:numPr>
       </w:pPr>
       <w:r>
+        <w:lastRenderedPageBreak/>
         <w:t>Dalle impostazioni di gioco voglio poter cambiare le impostazioni di gioco.</w:t>
       </w:r>
     </w:p>
@@ -4145,19 +4218,7 @@
       </w:pPr>
       <w:r>
         <w:lastRenderedPageBreak/>
-        <w:t xml:space="preserve">Come sistema voglio </w:t>
-      </w:r>
-      <w:r>
-        <w:t>creare la mappa</w:t>
-      </w:r>
-      <w:r>
-        <w:t xml:space="preserve"> per permettere al giocatore di avere </w:t>
-      </w:r>
-      <w:r>
-        <w:t>un campo di gioco</w:t>
-      </w:r>
-      <w:r>
-        <w:t>.</w:t>
+        <w:t>Come sistema voglio creare la mappa per permettere al giocatore di avere un campo di gioco.</w:t>
       </w:r>
     </w:p>
     <w:p>
@@ -4232,7 +4293,7 @@
           <w:lang w:val="it-CH"/>
         </w:rPr>
       </w:pPr>
-      <w:bookmarkStart w:id="7" w:name="_Toc239751098"/>
+      <w:bookmarkStart w:id="7" w:name="_Toc239861550"/>
       <w:r>
         <w:rPr>
           <w:lang w:val="it-CH"/>
@@ -8118,10 +8179,12 @@
       <w:pPr>
         <w:pStyle w:val="Titolo2"/>
       </w:pPr>
+      <w:bookmarkStart w:id="8" w:name="_Toc239861551"/>
       <w:r>
         <w:lastRenderedPageBreak/>
         <w:t>Sprint Planning</w:t>
       </w:r>
+      <w:bookmarkEnd w:id="8"/>
     </w:p>
     <w:p>
       <w:pPr>
@@ -8316,13 +8379,7 @@
               <w:rPr>
                 <w:lang w:val="it-IT"/>
               </w:rPr>
-              <w:t xml:space="preserve">User Story </w:t>
-            </w:r>
-            <w:r>
-              <w:rPr>
-                <w:lang w:val="it-IT"/>
-              </w:rPr>
-              <w:t>4</w:t>
+              <w:t>User Story 4</w:t>
             </w:r>
           </w:p>
         </w:tc>
@@ -8360,13 +8417,7 @@
               <w:rPr>
                 <w:lang w:val="it-IT"/>
               </w:rPr>
-              <w:t>User Story 1</w:t>
-            </w:r>
-            <w:r>
-              <w:rPr>
-                <w:lang w:val="it-IT"/>
-              </w:rPr>
-              <w:t>1</w:t>
+              <w:t>User Story 11</w:t>
             </w:r>
           </w:p>
         </w:tc>
@@ -8456,13 +8507,7 @@
               <w:rPr>
                 <w:lang w:val="it-IT"/>
               </w:rPr>
-              <w:t xml:space="preserve">User Story </w:t>
-            </w:r>
-            <w:r>
-              <w:rPr>
-                <w:lang w:val="it-IT"/>
-              </w:rPr>
-              <w:t>5</w:t>
+              <w:t>User Story 5</w:t>
             </w:r>
           </w:p>
         </w:tc>
@@ -8552,13 +8597,7 @@
               <w:rPr>
                 <w:lang w:val="it-IT"/>
               </w:rPr>
-              <w:t xml:space="preserve">User Story </w:t>
-            </w:r>
-            <w:r>
-              <w:rPr>
-                <w:lang w:val="it-IT"/>
-              </w:rPr>
-              <w:t>10</w:t>
+              <w:t>User Story 10</w:t>
             </w:r>
           </w:p>
         </w:tc>
@@ -8744,13 +8783,7 @@
               <w:rPr>
                 <w:lang w:val="it-IT"/>
               </w:rPr>
-              <w:t xml:space="preserve">User Story </w:t>
-            </w:r>
-            <w:r>
-              <w:rPr>
-                <w:lang w:val="it-IT"/>
-              </w:rPr>
-              <w:t>6</w:t>
+              <w:t>User Story 6</w:t>
             </w:r>
           </w:p>
         </w:tc>
@@ -8790,13 +8823,7 @@
               <w:rPr>
                 <w:lang w:val="it-IT"/>
               </w:rPr>
-              <w:t xml:space="preserve">User Story </w:t>
-            </w:r>
-            <w:r>
-              <w:rPr>
-                <w:lang w:val="it-IT"/>
-              </w:rPr>
-              <w:t>7</w:t>
+              <w:t>User Story 7</w:t>
             </w:r>
           </w:p>
         </w:tc>
@@ -8886,13 +8913,7 @@
               <w:rPr>
                 <w:lang w:val="it-IT"/>
               </w:rPr>
-              <w:t xml:space="preserve">User Story </w:t>
-            </w:r>
-            <w:r>
-              <w:rPr>
-                <w:lang w:val="it-IT"/>
-              </w:rPr>
-              <w:t>9</w:t>
+              <w:t>User Story 9</w:t>
             </w:r>
           </w:p>
         </w:tc>
@@ -8982,13 +9003,7 @@
               <w:rPr>
                 <w:lang w:val="it-IT"/>
               </w:rPr>
-              <w:t xml:space="preserve">User Story </w:t>
-            </w:r>
-            <w:r>
-              <w:rPr>
-                <w:lang w:val="it-IT"/>
-              </w:rPr>
-              <w:t>2</w:t>
+              <w:t>User Story 2</w:t>
             </w:r>
           </w:p>
         </w:tc>
@@ -9026,13 +9041,7 @@
               <w:rPr>
                 <w:lang w:val="it-IT"/>
               </w:rPr>
-              <w:t xml:space="preserve">User Story </w:t>
-            </w:r>
-            <w:r>
-              <w:rPr>
-                <w:lang w:val="it-IT"/>
-              </w:rPr>
-              <w:t>3</w:t>
+              <w:t>User Story 3</w:t>
             </w:r>
           </w:p>
         </w:tc>
@@ -9071,14 +9080,14 @@
           <w:lang w:val="it-CH"/>
         </w:rPr>
       </w:pPr>
-      <w:bookmarkStart w:id="8" w:name="_Toc239751099"/>
+      <w:bookmarkStart w:id="9" w:name="_Toc239861552"/>
       <w:r>
         <w:rPr>
           <w:lang w:val="it-CH"/>
         </w:rPr>
         <w:t>Use case</w:t>
       </w:r>
-      <w:bookmarkEnd w:id="8"/>
+      <w:bookmarkEnd w:id="9"/>
     </w:p>
     <w:p>
       <w:r>
@@ -9101,14 +9110,14 @@
           <w:lang w:val="it-CH"/>
         </w:rPr>
       </w:pPr>
-      <w:bookmarkStart w:id="9" w:name="_Toc239751100"/>
+      <w:bookmarkStart w:id="10" w:name="_Toc239861553"/>
       <w:r>
         <w:rPr>
           <w:lang w:val="it-CH"/>
         </w:rPr>
         <w:t>Pianificazione</w:t>
       </w:r>
-      <w:bookmarkEnd w:id="9"/>
+      <w:bookmarkEnd w:id="10"/>
     </w:p>
     <w:p>
       <w:r>
@@ -9202,7 +9211,7 @@
       <w:pPr>
         <w:pStyle w:val="Didascalia"/>
       </w:pPr>
-      <w:bookmarkStart w:id="10" w:name="_Toc124775984"/>
+      <w:bookmarkStart w:id="11" w:name="_Toc124775984"/>
       <w:r>
         <w:t xml:space="preserve">Figura </w:t>
       </w:r>
@@ -9237,7 +9246,7 @@
       <w:r>
         <w:t>Gantt</w:t>
       </w:r>
-      <w:bookmarkEnd w:id="10"/>
+      <w:bookmarkEnd w:id="11"/>
       <w:proofErr w:type="spellEnd"/>
     </w:p>
     <w:p>
@@ -9357,7 +9366,7 @@
       <w:pPr>
         <w:pStyle w:val="Didascalia"/>
       </w:pPr>
-      <w:bookmarkStart w:id="11" w:name="_Toc124775985"/>
+      <w:bookmarkStart w:id="12" w:name="_Toc124775985"/>
       <w:r>
         <w:t xml:space="preserve">Figura </w:t>
       </w:r>
@@ -9392,7 +9401,7 @@
       <w:r>
         <w:t>Gantt</w:t>
       </w:r>
-      <w:bookmarkEnd w:id="11"/>
+      <w:bookmarkEnd w:id="12"/>
       <w:proofErr w:type="spellEnd"/>
     </w:p>
     <w:p/>
@@ -9417,7 +9426,7 @@
           <w:lang w:val="it-CH"/>
         </w:rPr>
       </w:pPr>
-      <w:bookmarkStart w:id="12" w:name="_Toc239751101"/>
+      <w:bookmarkStart w:id="13" w:name="_Toc239861554"/>
       <w:r>
         <w:rPr>
           <w:lang w:val="it-CH"/>
@@ -9425,7 +9434,7 @@
         <w:lastRenderedPageBreak/>
         <w:t>Analisi dei mezzi</w:t>
       </w:r>
-      <w:bookmarkEnd w:id="12"/>
+      <w:bookmarkEnd w:id="13"/>
     </w:p>
     <w:p>
       <w:r>
@@ -9445,16 +9454,16 @@
           <w:lang w:val="it-CH"/>
         </w:rPr>
       </w:pPr>
-      <w:bookmarkStart w:id="13" w:name="_Toc413411419"/>
-      <w:bookmarkStart w:id="14" w:name="_Toc239751102"/>
+      <w:bookmarkStart w:id="14" w:name="_Toc413411419"/>
+      <w:bookmarkStart w:id="15" w:name="_Toc239861555"/>
       <w:r>
         <w:rPr>
           <w:lang w:val="it-CH"/>
         </w:rPr>
         <w:t>Software</w:t>
       </w:r>
-      <w:bookmarkEnd w:id="13"/>
       <w:bookmarkEnd w:id="14"/>
+      <w:bookmarkEnd w:id="15"/>
     </w:p>
     <w:p>
       <w:r>
@@ -9477,16 +9486,16 @@
           <w:lang w:val="it-CH"/>
         </w:rPr>
       </w:pPr>
-      <w:bookmarkStart w:id="15" w:name="_Toc413411420"/>
-      <w:bookmarkStart w:id="16" w:name="_Toc239751103"/>
+      <w:bookmarkStart w:id="16" w:name="_Toc413411420"/>
+      <w:bookmarkStart w:id="17" w:name="_Toc239861556"/>
       <w:r>
         <w:rPr>
           <w:lang w:val="it-CH"/>
         </w:rPr>
         <w:t>Hardware</w:t>
       </w:r>
-      <w:bookmarkEnd w:id="15"/>
       <w:bookmarkEnd w:id="16"/>
+      <w:bookmarkEnd w:id="17"/>
     </w:p>
     <w:p>
       <w:r>
@@ -9503,13 +9512,13 @@
       <w:pPr>
         <w:pStyle w:val="Titolo1"/>
       </w:pPr>
-      <w:bookmarkStart w:id="17" w:name="_Toc429059808"/>
-      <w:bookmarkStart w:id="18" w:name="_Toc239751104"/>
+      <w:bookmarkStart w:id="18" w:name="_Toc429059808"/>
+      <w:bookmarkStart w:id="19" w:name="_Toc239861557"/>
       <w:r>
         <w:t>Progettazione</w:t>
       </w:r>
-      <w:bookmarkEnd w:id="17"/>
       <w:bookmarkEnd w:id="18"/>
+      <w:bookmarkEnd w:id="19"/>
     </w:p>
     <w:p>
       <w:r>
@@ -9524,16 +9533,16 @@
           <w:lang w:val="it-CH"/>
         </w:rPr>
       </w:pPr>
-      <w:bookmarkStart w:id="19" w:name="_Toc429059809"/>
-      <w:bookmarkStart w:id="20" w:name="_Toc239751105"/>
+      <w:bookmarkStart w:id="20" w:name="_Toc429059809"/>
+      <w:bookmarkStart w:id="21" w:name="_Toc239861558"/>
       <w:r>
         <w:rPr>
           <w:lang w:val="it-CH"/>
         </w:rPr>
         <w:t>Design dell’architettura del sistema</w:t>
       </w:r>
-      <w:bookmarkEnd w:id="19"/>
       <w:bookmarkEnd w:id="20"/>
+      <w:bookmarkEnd w:id="21"/>
     </w:p>
     <w:p>
       <w:r>
@@ -9605,16 +9614,16 @@
           <w:lang w:val="it-CH"/>
         </w:rPr>
       </w:pPr>
-      <w:bookmarkStart w:id="21" w:name="_Toc429059810"/>
-      <w:bookmarkStart w:id="22" w:name="_Toc239751106"/>
+      <w:bookmarkStart w:id="22" w:name="_Toc429059810"/>
+      <w:bookmarkStart w:id="23" w:name="_Toc239861559"/>
       <w:r>
         <w:rPr>
           <w:lang w:val="it-CH"/>
         </w:rPr>
         <w:t>Design dei dati e database</w:t>
       </w:r>
-      <w:bookmarkEnd w:id="21"/>
       <w:bookmarkEnd w:id="22"/>
+      <w:bookmarkEnd w:id="23"/>
     </w:p>
     <w:p>
       <w:r>
@@ -9704,7 +9713,7 @@
       <w:pPr>
         <w:pStyle w:val="Didascalia"/>
       </w:pPr>
-      <w:bookmarkStart w:id="23" w:name="_Toc124775986"/>
+      <w:bookmarkStart w:id="24" w:name="_Toc124775986"/>
       <w:r>
         <w:t xml:space="preserve">Figura </w:t>
       </w:r>
@@ -9732,7 +9741,7 @@
       <w:r>
         <w:t xml:space="preserve"> Diagramma ER Chen</w:t>
       </w:r>
-      <w:bookmarkEnd w:id="23"/>
+      <w:bookmarkEnd w:id="24"/>
     </w:p>
     <w:p/>
     <w:p>
@@ -9814,7 +9823,7 @@
       <w:pPr>
         <w:pStyle w:val="Didascalia"/>
       </w:pPr>
-      <w:bookmarkStart w:id="24" w:name="_Toc124775987"/>
+      <w:bookmarkStart w:id="25" w:name="_Toc124775987"/>
       <w:r>
         <w:t xml:space="preserve">Figura </w:t>
       </w:r>
@@ -9845,7 +9854,7 @@
       <w:r>
         <w:t>Diagramma ER Barker</w:t>
       </w:r>
-      <w:bookmarkEnd w:id="24"/>
+      <w:bookmarkEnd w:id="25"/>
     </w:p>
     <w:p/>
     <w:p>
@@ -9860,8 +9869,8 @@
           <w:lang w:val="it-CH"/>
         </w:rPr>
       </w:pPr>
-      <w:bookmarkStart w:id="25" w:name="_Toc429059811"/>
-      <w:bookmarkStart w:id="26" w:name="_Toc239751107"/>
+      <w:bookmarkStart w:id="26" w:name="_Toc429059811"/>
+      <w:bookmarkStart w:id="27" w:name="_Toc239861560"/>
       <w:r>
         <w:rPr>
           <w:lang w:val="it-CH"/>
@@ -9869,8 +9878,8 @@
         <w:lastRenderedPageBreak/>
         <w:t>Design delle interfacce</w:t>
       </w:r>
-      <w:bookmarkEnd w:id="25"/>
       <w:bookmarkEnd w:id="26"/>
+      <w:bookmarkEnd w:id="27"/>
     </w:p>
     <w:p>
       <w:r>
@@ -9892,16 +9901,16 @@
           <w:lang w:val="it-CH"/>
         </w:rPr>
       </w:pPr>
-      <w:bookmarkStart w:id="27" w:name="_Toc429059812"/>
-      <w:bookmarkStart w:id="28" w:name="_Toc239751108"/>
+      <w:bookmarkStart w:id="28" w:name="_Toc429059812"/>
+      <w:bookmarkStart w:id="29" w:name="_Toc239861561"/>
       <w:r>
         <w:rPr>
           <w:lang w:val="it-CH"/>
         </w:rPr>
         <w:t>Design procedurale</w:t>
       </w:r>
-      <w:bookmarkEnd w:id="27"/>
       <w:bookmarkEnd w:id="28"/>
+      <w:bookmarkEnd w:id="29"/>
     </w:p>
     <w:p>
       <w:r>
@@ -9984,14 +9993,14 @@
       <w:pPr>
         <w:pStyle w:val="Titolo1"/>
       </w:pPr>
-      <w:bookmarkStart w:id="29" w:name="_Toc461179222"/>
-      <w:bookmarkStart w:id="30" w:name="_Toc239751109"/>
+      <w:bookmarkStart w:id="30" w:name="_Toc461179222"/>
+      <w:bookmarkStart w:id="31" w:name="_Toc239861562"/>
       <w:r>
         <w:lastRenderedPageBreak/>
         <w:t>Implementazione</w:t>
       </w:r>
-      <w:bookmarkEnd w:id="29"/>
       <w:bookmarkEnd w:id="30"/>
+      <w:bookmarkEnd w:id="31"/>
     </w:p>
     <w:p>
       <w:r>
@@ -10051,13 +10060,13 @@
       <w:pPr>
         <w:pStyle w:val="Titolo1"/>
       </w:pPr>
-      <w:bookmarkStart w:id="31" w:name="_Toc461179223"/>
-      <w:bookmarkStart w:id="32" w:name="_Toc239751110"/>
+      <w:bookmarkStart w:id="32" w:name="_Toc461179223"/>
+      <w:bookmarkStart w:id="33" w:name="_Toc239861563"/>
       <w:r>
         <w:t>Test</w:t>
       </w:r>
-      <w:bookmarkEnd w:id="31"/>
       <w:bookmarkEnd w:id="32"/>
+      <w:bookmarkEnd w:id="33"/>
     </w:p>
     <w:p>
       <w:pPr>
@@ -10066,16 +10075,16 @@
           <w:lang w:val="it-CH"/>
         </w:rPr>
       </w:pPr>
-      <w:bookmarkStart w:id="33" w:name="_Toc461179224"/>
-      <w:bookmarkStart w:id="34" w:name="_Toc239751111"/>
+      <w:bookmarkStart w:id="34" w:name="_Toc461179224"/>
+      <w:bookmarkStart w:id="35" w:name="_Toc239861564"/>
       <w:r>
         <w:rPr>
           <w:lang w:val="it-CH"/>
         </w:rPr>
         <w:t>Protocollo di test</w:t>
       </w:r>
-      <w:bookmarkEnd w:id="33"/>
       <w:bookmarkEnd w:id="34"/>
+      <w:bookmarkEnd w:id="35"/>
     </w:p>
     <w:p>
       <w:r>
@@ -11559,7 +11568,7 @@
           <w:b/>
         </w:rPr>
       </w:pPr>
-      <w:bookmarkStart w:id="35" w:name="_Toc461179225"/>
+      <w:bookmarkStart w:id="36" w:name="_Toc461179225"/>
       <w:r>
         <w:br w:type="page"/>
       </w:r>
@@ -11571,7 +11580,7 @@
           <w:lang w:val="it-CH"/>
         </w:rPr>
       </w:pPr>
-      <w:bookmarkStart w:id="36" w:name="_Toc239751112"/>
+      <w:bookmarkStart w:id="37" w:name="_Toc239861565"/>
       <w:r>
         <w:rPr>
           <w:lang w:val="it-CH"/>
@@ -11579,8 +11588,8 @@
         <w:lastRenderedPageBreak/>
         <w:t>Risultati test</w:t>
       </w:r>
-      <w:bookmarkEnd w:id="35"/>
       <w:bookmarkEnd w:id="36"/>
+      <w:bookmarkEnd w:id="37"/>
     </w:p>
     <w:p>
       <w:r>
@@ -11813,16 +11822,16 @@
           <w:lang w:val="it-CH"/>
         </w:rPr>
       </w:pPr>
-      <w:bookmarkStart w:id="37" w:name="_Toc461179226"/>
-      <w:bookmarkStart w:id="38" w:name="_Toc239751113"/>
+      <w:bookmarkStart w:id="38" w:name="_Toc461179226"/>
+      <w:bookmarkStart w:id="39" w:name="_Toc239861566"/>
       <w:r>
         <w:rPr>
           <w:lang w:val="it-CH"/>
         </w:rPr>
         <w:t>Mancanze/limitazioni conosciute</w:t>
       </w:r>
-      <w:bookmarkEnd w:id="37"/>
       <w:bookmarkEnd w:id="38"/>
+      <w:bookmarkEnd w:id="39"/>
     </w:p>
     <w:p>
       <w:r>
@@ -11833,13 +11842,13 @@
       <w:pPr>
         <w:pStyle w:val="Titolo1"/>
       </w:pPr>
-      <w:bookmarkStart w:id="39" w:name="_Toc461179227"/>
-      <w:bookmarkStart w:id="40" w:name="_Toc239751114"/>
+      <w:bookmarkStart w:id="40" w:name="_Toc461179227"/>
+      <w:bookmarkStart w:id="41" w:name="_Toc239861567"/>
       <w:r>
         <w:t>Consuntivo</w:t>
       </w:r>
-      <w:bookmarkEnd w:id="39"/>
       <w:bookmarkEnd w:id="40"/>
+      <w:bookmarkEnd w:id="41"/>
     </w:p>
     <w:p>
       <w:r>
@@ -12068,7 +12077,7 @@
       <w:pPr>
         <w:pStyle w:val="Didascalia"/>
       </w:pPr>
-      <w:bookmarkStart w:id="41" w:name="_Toc124775988"/>
+      <w:bookmarkStart w:id="42" w:name="_Toc124775988"/>
       <w:r>
         <w:t xml:space="preserve">Figura </w:t>
       </w:r>
@@ -12107,7 +12116,7 @@
       <w:r>
         <w:t xml:space="preserve"> consuntivo</w:t>
       </w:r>
-      <w:bookmarkEnd w:id="41"/>
+      <w:bookmarkEnd w:id="42"/>
     </w:p>
     <w:p/>
     <w:p>
@@ -12127,14 +12136,14 @@
       <w:pPr>
         <w:pStyle w:val="Titolo1"/>
       </w:pPr>
-      <w:bookmarkStart w:id="42" w:name="_Toc461179228"/>
-      <w:bookmarkStart w:id="43" w:name="_Toc239751115"/>
+      <w:bookmarkStart w:id="43" w:name="_Toc461179228"/>
+      <w:bookmarkStart w:id="44" w:name="_Toc239861568"/>
       <w:r>
         <w:lastRenderedPageBreak/>
         <w:t>Conclusioni</w:t>
       </w:r>
-      <w:bookmarkEnd w:id="42"/>
       <w:bookmarkEnd w:id="43"/>
+      <w:bookmarkEnd w:id="44"/>
     </w:p>
     <w:p>
       <w:r>
@@ -12151,16 +12160,16 @@
           <w:lang w:val="it-CH"/>
         </w:rPr>
       </w:pPr>
-      <w:bookmarkStart w:id="44" w:name="_Toc461179229"/>
-      <w:bookmarkStart w:id="45" w:name="_Toc239751116"/>
+      <w:bookmarkStart w:id="45" w:name="_Toc461179229"/>
+      <w:bookmarkStart w:id="46" w:name="_Toc239861569"/>
       <w:r>
         <w:rPr>
           <w:lang w:val="it-CH"/>
         </w:rPr>
         <w:t>Sviluppi futuri</w:t>
       </w:r>
-      <w:bookmarkEnd w:id="44"/>
       <w:bookmarkEnd w:id="45"/>
+      <w:bookmarkEnd w:id="46"/>
     </w:p>
     <w:p>
       <w:r>
@@ -12174,16 +12183,16 @@
           <w:lang w:val="it-CH"/>
         </w:rPr>
       </w:pPr>
-      <w:bookmarkStart w:id="46" w:name="_Toc461179230"/>
-      <w:bookmarkStart w:id="47" w:name="_Toc239751117"/>
+      <w:bookmarkStart w:id="47" w:name="_Toc461179230"/>
+      <w:bookmarkStart w:id="48" w:name="_Toc239861570"/>
       <w:r>
         <w:rPr>
           <w:lang w:val="it-CH"/>
         </w:rPr>
         <w:t>Considerazioni personali</w:t>
       </w:r>
-      <w:bookmarkEnd w:id="46"/>
       <w:bookmarkEnd w:id="47"/>
+      <w:bookmarkEnd w:id="48"/>
     </w:p>
     <w:p>
       <w:r>
@@ -12200,7 +12209,7 @@
           <w:b/>
         </w:rPr>
       </w:pPr>
-      <w:bookmarkStart w:id="48" w:name="_Toc461179231"/>
+      <w:bookmarkStart w:id="49" w:name="_Toc461179231"/>
       <w:r>
         <w:br w:type="page"/>
       </w:r>
@@ -12209,13 +12218,13 @@
       <w:pPr>
         <w:pStyle w:val="Titolo1"/>
       </w:pPr>
-      <w:bookmarkStart w:id="49" w:name="_Toc239751118"/>
+      <w:bookmarkStart w:id="50" w:name="_Toc239861571"/>
       <w:r>
         <w:lastRenderedPageBreak/>
         <w:t>Bibliografia</w:t>
       </w:r>
-      <w:bookmarkEnd w:id="48"/>
       <w:bookmarkEnd w:id="49"/>
+      <w:bookmarkEnd w:id="50"/>
     </w:p>
     <w:p>
       <w:pPr>
@@ -12224,16 +12233,16 @@
           <w:lang w:val="it-CH"/>
         </w:rPr>
       </w:pPr>
-      <w:bookmarkStart w:id="50" w:name="_Toc461179232"/>
-      <w:bookmarkStart w:id="51" w:name="_Toc239751119"/>
+      <w:bookmarkStart w:id="51" w:name="_Toc461179232"/>
+      <w:bookmarkStart w:id="52" w:name="_Toc239861572"/>
       <w:r>
         <w:rPr>
           <w:lang w:val="it-CH"/>
         </w:rPr>
         <w:t>Bibliografia per articoli di riviste:</w:t>
       </w:r>
-      <w:bookmarkEnd w:id="50"/>
       <w:bookmarkEnd w:id="51"/>
+      <w:bookmarkEnd w:id="52"/>
     </w:p>
     <w:p>
       <w:pPr>
@@ -12300,16 +12309,16 @@
           <w:lang w:val="it-CH"/>
         </w:rPr>
       </w:pPr>
-      <w:bookmarkStart w:id="52" w:name="_Toc461179233"/>
-      <w:bookmarkStart w:id="53" w:name="_Toc239751120"/>
+      <w:bookmarkStart w:id="53" w:name="_Toc461179233"/>
+      <w:bookmarkStart w:id="54" w:name="_Toc239861573"/>
       <w:r>
         <w:rPr>
           <w:lang w:val="it-CH"/>
         </w:rPr>
         <w:t>Bibliografia per libri</w:t>
       </w:r>
-      <w:bookmarkEnd w:id="52"/>
       <w:bookmarkEnd w:id="53"/>
+      <w:bookmarkEnd w:id="54"/>
     </w:p>
     <w:p>
       <w:pPr>
@@ -12389,16 +12398,16 @@
           <w:lang w:val="it-CH"/>
         </w:rPr>
       </w:pPr>
-      <w:bookmarkStart w:id="54" w:name="_Toc461179234"/>
-      <w:bookmarkStart w:id="55" w:name="_Toc239751121"/>
+      <w:bookmarkStart w:id="55" w:name="_Toc461179234"/>
+      <w:bookmarkStart w:id="56" w:name="_Toc239861574"/>
       <w:r>
         <w:rPr>
           <w:lang w:val="it-CH"/>
         </w:rPr>
         <w:t>Sitografia</w:t>
       </w:r>
-      <w:bookmarkEnd w:id="54"/>
       <w:bookmarkEnd w:id="55"/>
+      <w:bookmarkEnd w:id="56"/>
     </w:p>
     <w:p>
       <w:pPr>
@@ -12497,7 +12506,7 @@
           <w:lang w:val="fr-CH"/>
         </w:rPr>
       </w:pPr>
-      <w:bookmarkStart w:id="56" w:name="_Toc461179235"/>
+      <w:bookmarkStart w:id="57" w:name="_Toc461179235"/>
     </w:p>
     <w:p>
       <w:pPr>
@@ -12520,12 +12529,12 @@
       <w:pPr>
         <w:pStyle w:val="Titolo1"/>
       </w:pPr>
-      <w:bookmarkStart w:id="57" w:name="_Toc239751122"/>
+      <w:bookmarkStart w:id="58" w:name="_Toc239861575"/>
       <w:r>
         <w:lastRenderedPageBreak/>
         <w:t>Glossario</w:t>
       </w:r>
-      <w:bookmarkEnd w:id="57"/>
+      <w:bookmarkEnd w:id="58"/>
     </w:p>
     <w:tbl>
       <w:tblPr>
@@ -12706,11 +12715,11 @@
       <w:pPr>
         <w:pStyle w:val="Titolo1"/>
       </w:pPr>
-      <w:bookmarkStart w:id="58" w:name="_Toc239751123"/>
+      <w:bookmarkStart w:id="59" w:name="_Toc239861576"/>
       <w:r>
         <w:t>Indice delle figure</w:t>
       </w:r>
-      <w:bookmarkEnd w:id="58"/>
+      <w:bookmarkEnd w:id="59"/>
     </w:p>
     <w:p>
       <w:pPr>
@@ -13090,12 +13099,12 @@
       <w:pPr>
         <w:pStyle w:val="Titolo1"/>
       </w:pPr>
-      <w:bookmarkStart w:id="59" w:name="_Toc239751124"/>
+      <w:bookmarkStart w:id="60" w:name="_Toc239861577"/>
       <w:r>
         <w:t>Allegati</w:t>
       </w:r>
-      <w:bookmarkEnd w:id="56"/>
-      <w:bookmarkEnd w:id="59"/>
+      <w:bookmarkEnd w:id="57"/>
+      <w:bookmarkEnd w:id="60"/>
     </w:p>
     <w:p>
       <w:r>
@@ -13317,7 +13326,7 @@
         <w:noProof/>
         <w:sz w:val="20"/>
       </w:rPr>
-      <w:t>08.09.2026</w:t>
+      <w:t>09.09.2026</w:t>
     </w:r>
     <w:r>
       <w:rPr>
@@ -13826,7 +13835,7 @@
         <w:noProof/>
         <w:sz w:val="20"/>
       </w:rPr>
-      <w:t>07.09.2026</w:t>
+      <w:t>08.09.2026</w:t>
     </w:r>
     <w:r>
       <w:rPr>
@@ -14054,7 +14063,7 @@
         <w:noProof/>
         <w:sz w:val="20"/>
       </w:rPr>
-      <w:t>07.09.2026</w:t>
+      <w:t>08.09.2026</w:t>
     </w:r>
     <w:r>
       <w:rPr>
@@ -18761,6 +18770,155 @@
     </w:lvl>
   </w:abstractNum>
   <w:abstractNum w:abstractNumId="17" w15:restartNumberingAfterBreak="0">
+    <w:nsid w:val="6CAF4654"/>
+    <w:multiLevelType w:val="multilevel"/>
+    <w:tmpl w:val="B31E0A48"/>
+    <w:lvl w:ilvl="0">
+      <w:start w:val="1"/>
+      <w:numFmt w:val="bullet"/>
+      <w:lvlText w:val=""/>
+      <w:lvlJc w:val="left"/>
+      <w:pPr>
+        <w:tabs>
+          <w:tab w:val="num" w:pos="720"/>
+        </w:tabs>
+        <w:ind w:left="720" w:hanging="360"/>
+      </w:pPr>
+      <w:rPr>
+        <w:rFonts w:ascii="Symbol" w:hAnsi="Symbol" w:hint="default"/>
+        <w:sz w:val="20"/>
+      </w:rPr>
+    </w:lvl>
+    <w:lvl w:ilvl="1" w:tentative="1">
+      <w:start w:val="1"/>
+      <w:numFmt w:val="bullet"/>
+      <w:lvlText w:val="o"/>
+      <w:lvlJc w:val="left"/>
+      <w:pPr>
+        <w:tabs>
+          <w:tab w:val="num" w:pos="1440"/>
+        </w:tabs>
+        <w:ind w:left="1440" w:hanging="360"/>
+      </w:pPr>
+      <w:rPr>
+        <w:rFonts w:ascii="Courier New" w:hAnsi="Courier New" w:hint="default"/>
+        <w:sz w:val="20"/>
+      </w:rPr>
+    </w:lvl>
+    <w:lvl w:ilvl="2" w:tentative="1">
+      <w:start w:val="1"/>
+      <w:numFmt w:val="bullet"/>
+      <w:lvlText w:val=""/>
+      <w:lvlJc w:val="left"/>
+      <w:pPr>
+        <w:tabs>
+          <w:tab w:val="num" w:pos="2160"/>
+        </w:tabs>
+        <w:ind w:left="2160" w:hanging="360"/>
+      </w:pPr>
+      <w:rPr>
+        <w:rFonts w:ascii="Wingdings" w:hAnsi="Wingdings" w:hint="default"/>
+        <w:sz w:val="20"/>
+      </w:rPr>
+    </w:lvl>
+    <w:lvl w:ilvl="3" w:tentative="1">
+      <w:start w:val="1"/>
+      <w:numFmt w:val="bullet"/>
+      <w:lvlText w:val=""/>
+      <w:lvlJc w:val="left"/>
+      <w:pPr>
+        <w:tabs>
+          <w:tab w:val="num" w:pos="2880"/>
+        </w:tabs>
+        <w:ind w:left="2880" w:hanging="360"/>
+      </w:pPr>
+      <w:rPr>
+        <w:rFonts w:ascii="Wingdings" w:hAnsi="Wingdings" w:hint="default"/>
+        <w:sz w:val="20"/>
+      </w:rPr>
+    </w:lvl>
+    <w:lvl w:ilvl="4" w:tentative="1">
+      <w:start w:val="1"/>
+      <w:numFmt w:val="bullet"/>
+      <w:lvlText w:val=""/>
+      <w:lvlJc w:val="left"/>
+      <w:pPr>
+        <w:tabs>
+          <w:tab w:val="num" w:pos="3600"/>
+        </w:tabs>
+        <w:ind w:left="3600" w:hanging="360"/>
+      </w:pPr>
+      <w:rPr>
+        <w:rFonts w:ascii="Wingdings" w:hAnsi="Wingdings" w:hint="default"/>
+        <w:sz w:val="20"/>
+      </w:rPr>
+    </w:lvl>
+    <w:lvl w:ilvl="5" w:tentative="1">
+      <w:start w:val="1"/>
+      <w:numFmt w:val="bullet"/>
+      <w:lvlText w:val=""/>
+      <w:lvlJc w:val="left"/>
+      <w:pPr>
+        <w:tabs>
+          <w:tab w:val="num" w:pos="4320"/>
+        </w:tabs>
+        <w:ind w:left="4320" w:hanging="360"/>
+      </w:pPr>
+      <w:rPr>
+        <w:rFonts w:ascii="Wingdings" w:hAnsi="Wingdings" w:hint="default"/>
+        <w:sz w:val="20"/>
+      </w:rPr>
+    </w:lvl>
+    <w:lvl w:ilvl="6" w:tentative="1">
+      <w:start w:val="1"/>
+      <w:numFmt w:val="bullet"/>
+      <w:lvlText w:val=""/>
+      <w:lvlJc w:val="left"/>
+      <w:pPr>
+        <w:tabs>
+          <w:tab w:val="num" w:pos="5040"/>
+        </w:tabs>
+        <w:ind w:left="5040" w:hanging="360"/>
+      </w:pPr>
+      <w:rPr>
+        <w:rFonts w:ascii="Wingdings" w:hAnsi="Wingdings" w:hint="default"/>
+        <w:sz w:val="20"/>
+      </w:rPr>
+    </w:lvl>
+    <w:lvl w:ilvl="7" w:tentative="1">
+      <w:start w:val="1"/>
+      <w:numFmt w:val="bullet"/>
+      <w:lvlText w:val=""/>
+      <w:lvlJc w:val="left"/>
+      <w:pPr>
+        <w:tabs>
+          <w:tab w:val="num" w:pos="5760"/>
+        </w:tabs>
+        <w:ind w:left="5760" w:hanging="360"/>
+      </w:pPr>
+      <w:rPr>
+        <w:rFonts w:ascii="Wingdings" w:hAnsi="Wingdings" w:hint="default"/>
+        <w:sz w:val="20"/>
+      </w:rPr>
+    </w:lvl>
+    <w:lvl w:ilvl="8" w:tentative="1">
+      <w:start w:val="1"/>
+      <w:numFmt w:val="bullet"/>
+      <w:lvlText w:val=""/>
+      <w:lvlJc w:val="left"/>
+      <w:pPr>
+        <w:tabs>
+          <w:tab w:val="num" w:pos="6480"/>
+        </w:tabs>
+        <w:ind w:left="6480" w:hanging="360"/>
+      </w:pPr>
+      <w:rPr>
+        <w:rFonts w:ascii="Wingdings" w:hAnsi="Wingdings" w:hint="default"/>
+        <w:sz w:val="20"/>
+      </w:rPr>
+    </w:lvl>
+  </w:abstractNum>
+  <w:abstractNum w:abstractNumId="18" w15:restartNumberingAfterBreak="0">
     <w:nsid w:val="72904C79"/>
     <w:multiLevelType w:val="hybridMultilevel"/>
     <w:tmpl w:val="EB328896"/>
@@ -18900,7 +19058,7 @@
       </w:rPr>
     </w:lvl>
   </w:abstractNum>
-  <w:abstractNum w:abstractNumId="18" w15:restartNumberingAfterBreak="0">
+  <w:abstractNum w:abstractNumId="19" w15:restartNumberingAfterBreak="0">
     <w:nsid w:val="7ACC392C"/>
     <w:multiLevelType w:val="hybridMultilevel"/>
     <w:tmpl w:val="F282F7F0"/>
@@ -19040,7 +19198,7 @@
       </w:rPr>
     </w:lvl>
   </w:abstractNum>
-  <w:abstractNum w:abstractNumId="19" w15:restartNumberingAfterBreak="0">
+  <w:abstractNum w:abstractNumId="20" w15:restartNumberingAfterBreak="0">
     <w:nsid w:val="7CD54937"/>
     <w:multiLevelType w:val="hybridMultilevel"/>
     <w:tmpl w:val="1AB0305A"/>
@@ -19208,10 +19366,10 @@
     <w:abstractNumId w:val="0"/>
   </w:num>
   <w:num w:numId="10" w16cid:durableId="1239287808">
-    <w:abstractNumId w:val="17"/>
+    <w:abstractNumId w:val="18"/>
   </w:num>
   <w:num w:numId="11" w16cid:durableId="167793680">
-    <w:abstractNumId w:val="18"/>
+    <w:abstractNumId w:val="19"/>
   </w:num>
   <w:num w:numId="12" w16cid:durableId="538322029">
     <w:abstractNumId w:val="6"/>
@@ -19220,7 +19378,7 @@
     <w:abstractNumId w:val="3"/>
   </w:num>
   <w:num w:numId="14" w16cid:durableId="1609240294">
-    <w:abstractNumId w:val="19"/>
+    <w:abstractNumId w:val="20"/>
   </w:num>
   <w:num w:numId="15" w16cid:durableId="1371996878">
     <w:abstractNumId w:val="7"/>
@@ -19260,6 +19418,9 @@
   </w:num>
   <w:num w:numId="27" w16cid:durableId="437876889">
     <w:abstractNumId w:val="15"/>
+  </w:num>
+  <w:num w:numId="28" w16cid:durableId="1506164115">
+    <w:abstractNumId w:val="17"/>
   </w:num>
   <w:numIdMacAtCleanup w:val="14"/>
 </w:numbering>

--- a/3_Documentazione/Documentazione.docx
+++ b/3_Documentazione/Documentazione.docx
@@ -67,7 +67,7 @@
       <w:pPr>
         <w:pStyle w:val="Titolo1"/>
       </w:pPr>
-      <w:bookmarkStart w:id="0" w:name="_Toc239861543"/>
+      <w:bookmarkStart w:id="0" w:name="_Toc239863685"/>
       <w:r>
         <w:lastRenderedPageBreak/>
         <w:t>Indice</w:t>
@@ -140,7 +140,7 @@
         <w:rPr>
           <w:noProof/>
         </w:rPr>
-        <w:instrText xml:space="preserve"> PAGEREF _Toc239861543 \h </w:instrText>
+        <w:instrText xml:space="preserve"> PAGEREF _Toc239863685 \h </w:instrText>
       </w:r>
       <w:r>
         <w:rPr>
@@ -223,7 +223,7 @@
         <w:rPr>
           <w:noProof/>
         </w:rPr>
-        <w:instrText xml:space="preserve"> PAGEREF _Toc239861544 \h </w:instrText>
+        <w:instrText xml:space="preserve"> PAGEREF _Toc239863686 \h </w:instrText>
       </w:r>
       <w:r>
         <w:rPr>
@@ -306,7 +306,7 @@
         <w:rPr>
           <w:noProof/>
         </w:rPr>
-        <w:instrText xml:space="preserve"> PAGEREF _Toc239861545 \h </w:instrText>
+        <w:instrText xml:space="preserve"> PAGEREF _Toc239863687 \h </w:instrText>
       </w:r>
       <w:r>
         <w:rPr>
@@ -389,7 +389,7 @@
         <w:rPr>
           <w:noProof/>
         </w:rPr>
-        <w:instrText xml:space="preserve"> PAGEREF _Toc239861546 \h </w:instrText>
+        <w:instrText xml:space="preserve"> PAGEREF _Toc239863688 \h </w:instrText>
       </w:r>
       <w:r>
         <w:rPr>
@@ -472,7 +472,7 @@
         <w:rPr>
           <w:noProof/>
         </w:rPr>
-        <w:instrText xml:space="preserve"> PAGEREF _Toc239861547 \h </w:instrText>
+        <w:instrText xml:space="preserve"> PAGEREF _Toc239863689 \h </w:instrText>
       </w:r>
       <w:r>
         <w:rPr>
@@ -555,7 +555,7 @@
         <w:rPr>
           <w:noProof/>
         </w:rPr>
-        <w:instrText xml:space="preserve"> PAGEREF _Toc239861548 \h </w:instrText>
+        <w:instrText xml:space="preserve"> PAGEREF _Toc239863690 \h </w:instrText>
       </w:r>
       <w:r>
         <w:rPr>
@@ -638,7 +638,7 @@
         <w:rPr>
           <w:noProof/>
         </w:rPr>
-        <w:instrText xml:space="preserve"> PAGEREF _Toc239861549 \h </w:instrText>
+        <w:instrText xml:space="preserve"> PAGEREF _Toc239863691 \h </w:instrText>
       </w:r>
       <w:r>
         <w:rPr>
@@ -721,7 +721,7 @@
         <w:rPr>
           <w:noProof/>
         </w:rPr>
-        <w:instrText xml:space="preserve"> PAGEREF _Toc239861550 \h </w:instrText>
+        <w:instrText xml:space="preserve"> PAGEREF _Toc239863692 \h </w:instrText>
       </w:r>
       <w:r>
         <w:rPr>
@@ -738,7 +738,7 @@
         <w:rPr>
           <w:noProof/>
         </w:rPr>
-        <w:t>6</w:t>
+        <w:t>7</w:t>
       </w:r>
       <w:r>
         <w:rPr>
@@ -804,7 +804,7 @@
         <w:rPr>
           <w:noProof/>
         </w:rPr>
-        <w:instrText xml:space="preserve"> PAGEREF _Toc239861551 \h </w:instrText>
+        <w:instrText xml:space="preserve"> PAGEREF _Toc239863693 \h </w:instrText>
       </w:r>
       <w:r>
         <w:rPr>
@@ -821,7 +821,7 @@
         <w:rPr>
           <w:noProof/>
         </w:rPr>
-        <w:t>10</w:t>
+        <w:t>11</w:t>
       </w:r>
       <w:r>
         <w:rPr>
@@ -887,7 +887,7 @@
         <w:rPr>
           <w:noProof/>
         </w:rPr>
-        <w:instrText xml:space="preserve"> PAGEREF _Toc239861552 \h </w:instrText>
+        <w:instrText xml:space="preserve"> PAGEREF _Toc239863694 \h </w:instrText>
       </w:r>
       <w:r>
         <w:rPr>
@@ -904,7 +904,7 @@
         <w:rPr>
           <w:noProof/>
         </w:rPr>
-        <w:t>10</w:t>
+        <w:t>11</w:t>
       </w:r>
       <w:r>
         <w:rPr>
@@ -970,7 +970,7 @@
         <w:rPr>
           <w:noProof/>
         </w:rPr>
-        <w:instrText xml:space="preserve"> PAGEREF _Toc239861553 \h </w:instrText>
+        <w:instrText xml:space="preserve"> PAGEREF _Toc239863695 \h </w:instrText>
       </w:r>
       <w:r>
         <w:rPr>
@@ -987,7 +987,7 @@
         <w:rPr>
           <w:noProof/>
         </w:rPr>
-        <w:t>10</w:t>
+        <w:t>11</w:t>
       </w:r>
       <w:r>
         <w:rPr>
@@ -1053,7 +1053,7 @@
         <w:rPr>
           <w:noProof/>
         </w:rPr>
-        <w:instrText xml:space="preserve"> PAGEREF _Toc239861554 \h </w:instrText>
+        <w:instrText xml:space="preserve"> PAGEREF _Toc239863696 \h </w:instrText>
       </w:r>
       <w:r>
         <w:rPr>
@@ -1070,7 +1070,7 @@
         <w:rPr>
           <w:noProof/>
         </w:rPr>
-        <w:t>13</w:t>
+        <w:t>14</w:t>
       </w:r>
       <w:r>
         <w:rPr>
@@ -1136,7 +1136,7 @@
         <w:rPr>
           <w:noProof/>
         </w:rPr>
-        <w:instrText xml:space="preserve"> PAGEREF _Toc239861555 \h </w:instrText>
+        <w:instrText xml:space="preserve"> PAGEREF _Toc239863697 \h </w:instrText>
       </w:r>
       <w:r>
         <w:rPr>
@@ -1153,7 +1153,7 @@
         <w:rPr>
           <w:noProof/>
         </w:rPr>
-        <w:t>13</w:t>
+        <w:t>14</w:t>
       </w:r>
       <w:r>
         <w:rPr>
@@ -1219,7 +1219,7 @@
         <w:rPr>
           <w:noProof/>
         </w:rPr>
-        <w:instrText xml:space="preserve"> PAGEREF _Toc239861556 \h </w:instrText>
+        <w:instrText xml:space="preserve"> PAGEREF _Toc239863698 \h </w:instrText>
       </w:r>
       <w:r>
         <w:rPr>
@@ -1236,7 +1236,7 @@
         <w:rPr>
           <w:noProof/>
         </w:rPr>
-        <w:t>13</w:t>
+        <w:t>14</w:t>
       </w:r>
       <w:r>
         <w:rPr>
@@ -1302,7 +1302,7 @@
         <w:rPr>
           <w:noProof/>
         </w:rPr>
-        <w:instrText xml:space="preserve"> PAGEREF _Toc239861557 \h </w:instrText>
+        <w:instrText xml:space="preserve"> PAGEREF _Toc239863699 \h </w:instrText>
       </w:r>
       <w:r>
         <w:rPr>
@@ -1319,7 +1319,7 @@
         <w:rPr>
           <w:noProof/>
         </w:rPr>
-        <w:t>13</w:t>
+        <w:t>14</w:t>
       </w:r>
       <w:r>
         <w:rPr>
@@ -1385,7 +1385,7 @@
         <w:rPr>
           <w:noProof/>
         </w:rPr>
-        <w:instrText xml:space="preserve"> PAGEREF _Toc239861558 \h </w:instrText>
+        <w:instrText xml:space="preserve"> PAGEREF _Toc239863700 \h </w:instrText>
       </w:r>
       <w:r>
         <w:rPr>
@@ -1402,7 +1402,7 @@
         <w:rPr>
           <w:noProof/>
         </w:rPr>
-        <w:t>13</w:t>
+        <w:t>14</w:t>
       </w:r>
       <w:r>
         <w:rPr>
@@ -1468,7 +1468,7 @@
         <w:rPr>
           <w:noProof/>
         </w:rPr>
-        <w:instrText xml:space="preserve"> PAGEREF _Toc239861559 \h </w:instrText>
+        <w:instrText xml:space="preserve"> PAGEREF _Toc239863701 \h </w:instrText>
       </w:r>
       <w:r>
         <w:rPr>
@@ -1485,7 +1485,7 @@
         <w:rPr>
           <w:noProof/>
         </w:rPr>
-        <w:t>13</w:t>
+        <w:t>14</w:t>
       </w:r>
       <w:r>
         <w:rPr>
@@ -1551,7 +1551,7 @@
         <w:rPr>
           <w:noProof/>
         </w:rPr>
-        <w:instrText xml:space="preserve"> PAGEREF _Toc239861560 \h </w:instrText>
+        <w:instrText xml:space="preserve"> PAGEREF _Toc239863702 \h </w:instrText>
       </w:r>
       <w:r>
         <w:rPr>
@@ -1568,7 +1568,7 @@
         <w:rPr>
           <w:noProof/>
         </w:rPr>
-        <w:t>16</w:t>
+        <w:t>17</w:t>
       </w:r>
       <w:r>
         <w:rPr>
@@ -1634,7 +1634,7 @@
         <w:rPr>
           <w:noProof/>
         </w:rPr>
-        <w:instrText xml:space="preserve"> PAGEREF _Toc239861561 \h </w:instrText>
+        <w:instrText xml:space="preserve"> PAGEREF _Toc239863703 \h </w:instrText>
       </w:r>
       <w:r>
         <w:rPr>
@@ -1651,7 +1651,7 @@
         <w:rPr>
           <w:noProof/>
         </w:rPr>
-        <w:t>16</w:t>
+        <w:t>17</w:t>
       </w:r>
       <w:r>
         <w:rPr>
@@ -1717,7 +1717,7 @@
         <w:rPr>
           <w:noProof/>
         </w:rPr>
-        <w:instrText xml:space="preserve"> PAGEREF _Toc239861562 \h </w:instrText>
+        <w:instrText xml:space="preserve"> PAGEREF _Toc239863704 \h </w:instrText>
       </w:r>
       <w:r>
         <w:rPr>
@@ -1734,7 +1734,7 @@
         <w:rPr>
           <w:noProof/>
         </w:rPr>
-        <w:t>17</w:t>
+        <w:t>18</w:t>
       </w:r>
       <w:r>
         <w:rPr>
@@ -1800,7 +1800,7 @@
         <w:rPr>
           <w:noProof/>
         </w:rPr>
-        <w:instrText xml:space="preserve"> PAGEREF _Toc239861563 \h </w:instrText>
+        <w:instrText xml:space="preserve"> PAGEREF _Toc239863705 \h </w:instrText>
       </w:r>
       <w:r>
         <w:rPr>
@@ -1817,7 +1817,7 @@
         <w:rPr>
           <w:noProof/>
         </w:rPr>
-        <w:t>17</w:t>
+        <w:t>18</w:t>
       </w:r>
       <w:r>
         <w:rPr>
@@ -1883,7 +1883,7 @@
         <w:rPr>
           <w:noProof/>
         </w:rPr>
-        <w:instrText xml:space="preserve"> PAGEREF _Toc239861564 \h </w:instrText>
+        <w:instrText xml:space="preserve"> PAGEREF _Toc239863706 \h </w:instrText>
       </w:r>
       <w:r>
         <w:rPr>
@@ -1900,7 +1900,7 @@
         <w:rPr>
           <w:noProof/>
         </w:rPr>
-        <w:t>17</w:t>
+        <w:t>18</w:t>
       </w:r>
       <w:r>
         <w:rPr>
@@ -1966,7 +1966,7 @@
         <w:rPr>
           <w:noProof/>
         </w:rPr>
-        <w:instrText xml:space="preserve"> PAGEREF _Toc239861565 \h </w:instrText>
+        <w:instrText xml:space="preserve"> PAGEREF _Toc239863707 \h </w:instrText>
       </w:r>
       <w:r>
         <w:rPr>
@@ -1983,7 +1983,7 @@
         <w:rPr>
           <w:noProof/>
         </w:rPr>
-        <w:t>19</w:t>
+        <w:t>20</w:t>
       </w:r>
       <w:r>
         <w:rPr>
@@ -2049,7 +2049,7 @@
         <w:rPr>
           <w:noProof/>
         </w:rPr>
-        <w:instrText xml:space="preserve"> PAGEREF _Toc239861566 \h </w:instrText>
+        <w:instrText xml:space="preserve"> PAGEREF _Toc239863708 \h </w:instrText>
       </w:r>
       <w:r>
         <w:rPr>
@@ -2066,7 +2066,7 @@
         <w:rPr>
           <w:noProof/>
         </w:rPr>
-        <w:t>19</w:t>
+        <w:t>20</w:t>
       </w:r>
       <w:r>
         <w:rPr>
@@ -2132,7 +2132,7 @@
         <w:rPr>
           <w:noProof/>
         </w:rPr>
-        <w:instrText xml:space="preserve"> PAGEREF _Toc239861567 \h </w:instrText>
+        <w:instrText xml:space="preserve"> PAGEREF _Toc239863709 \h </w:instrText>
       </w:r>
       <w:r>
         <w:rPr>
@@ -2149,7 +2149,7 @@
         <w:rPr>
           <w:noProof/>
         </w:rPr>
-        <w:t>19</w:t>
+        <w:t>20</w:t>
       </w:r>
       <w:r>
         <w:rPr>
@@ -2215,7 +2215,7 @@
         <w:rPr>
           <w:noProof/>
         </w:rPr>
-        <w:instrText xml:space="preserve"> PAGEREF _Toc239861568 \h </w:instrText>
+        <w:instrText xml:space="preserve"> PAGEREF _Toc239863710 \h </w:instrText>
       </w:r>
       <w:r>
         <w:rPr>
@@ -2232,7 +2232,7 @@
         <w:rPr>
           <w:noProof/>
         </w:rPr>
-        <w:t>21</w:t>
+        <w:t>22</w:t>
       </w:r>
       <w:r>
         <w:rPr>
@@ -2298,7 +2298,7 @@
         <w:rPr>
           <w:noProof/>
         </w:rPr>
-        <w:instrText xml:space="preserve"> PAGEREF _Toc239861569 \h </w:instrText>
+        <w:instrText xml:space="preserve"> PAGEREF _Toc239863711 \h </w:instrText>
       </w:r>
       <w:r>
         <w:rPr>
@@ -2315,7 +2315,7 @@
         <w:rPr>
           <w:noProof/>
         </w:rPr>
-        <w:t>21</w:t>
+        <w:t>22</w:t>
       </w:r>
       <w:r>
         <w:rPr>
@@ -2381,7 +2381,7 @@
         <w:rPr>
           <w:noProof/>
         </w:rPr>
-        <w:instrText xml:space="preserve"> PAGEREF _Toc239861570 \h </w:instrText>
+        <w:instrText xml:space="preserve"> PAGEREF _Toc239863712 \h </w:instrText>
       </w:r>
       <w:r>
         <w:rPr>
@@ -2398,7 +2398,7 @@
         <w:rPr>
           <w:noProof/>
         </w:rPr>
-        <w:t>21</w:t>
+        <w:t>22</w:t>
       </w:r>
       <w:r>
         <w:rPr>
@@ -2464,7 +2464,7 @@
         <w:rPr>
           <w:noProof/>
         </w:rPr>
-        <w:instrText xml:space="preserve"> PAGEREF _Toc239861571 \h </w:instrText>
+        <w:instrText xml:space="preserve"> PAGEREF _Toc239863713 \h </w:instrText>
       </w:r>
       <w:r>
         <w:rPr>
@@ -2481,7 +2481,7 @@
         <w:rPr>
           <w:noProof/>
         </w:rPr>
-        <w:t>22</w:t>
+        <w:t>23</w:t>
       </w:r>
       <w:r>
         <w:rPr>
@@ -2547,7 +2547,7 @@
         <w:rPr>
           <w:noProof/>
         </w:rPr>
-        <w:instrText xml:space="preserve"> PAGEREF _Toc239861572 \h </w:instrText>
+        <w:instrText xml:space="preserve"> PAGEREF _Toc239863714 \h </w:instrText>
       </w:r>
       <w:r>
         <w:rPr>
@@ -2564,7 +2564,7 @@
         <w:rPr>
           <w:noProof/>
         </w:rPr>
-        <w:t>22</w:t>
+        <w:t>23</w:t>
       </w:r>
       <w:r>
         <w:rPr>
@@ -2630,7 +2630,7 @@
         <w:rPr>
           <w:noProof/>
         </w:rPr>
-        <w:instrText xml:space="preserve"> PAGEREF _Toc239861573 \h </w:instrText>
+        <w:instrText xml:space="preserve"> PAGEREF _Toc239863715 \h </w:instrText>
       </w:r>
       <w:r>
         <w:rPr>
@@ -2647,7 +2647,7 @@
         <w:rPr>
           <w:noProof/>
         </w:rPr>
-        <w:t>22</w:t>
+        <w:t>23</w:t>
       </w:r>
       <w:r>
         <w:rPr>
@@ -2713,7 +2713,7 @@
         <w:rPr>
           <w:noProof/>
         </w:rPr>
-        <w:instrText xml:space="preserve"> PAGEREF _Toc239861574 \h </w:instrText>
+        <w:instrText xml:space="preserve"> PAGEREF _Toc239863716 \h </w:instrText>
       </w:r>
       <w:r>
         <w:rPr>
@@ -2730,7 +2730,7 @@
         <w:rPr>
           <w:noProof/>
         </w:rPr>
-        <w:t>22</w:t>
+        <w:t>23</w:t>
       </w:r>
       <w:r>
         <w:rPr>
@@ -2796,7 +2796,7 @@
         <w:rPr>
           <w:noProof/>
         </w:rPr>
-        <w:instrText xml:space="preserve"> PAGEREF _Toc239861575 \h </w:instrText>
+        <w:instrText xml:space="preserve"> PAGEREF _Toc239863717 \h </w:instrText>
       </w:r>
       <w:r>
         <w:rPr>
@@ -2813,7 +2813,7 @@
         <w:rPr>
           <w:noProof/>
         </w:rPr>
-        <w:t>23</w:t>
+        <w:t>24</w:t>
       </w:r>
       <w:r>
         <w:rPr>
@@ -2879,7 +2879,7 @@
         <w:rPr>
           <w:noProof/>
         </w:rPr>
-        <w:instrText xml:space="preserve"> PAGEREF _Toc239861576 \h </w:instrText>
+        <w:instrText xml:space="preserve"> PAGEREF _Toc239863718 \h </w:instrText>
       </w:r>
       <w:r>
         <w:rPr>
@@ -2896,7 +2896,7 @@
         <w:rPr>
           <w:noProof/>
         </w:rPr>
-        <w:t>23</w:t>
+        <w:t>24</w:t>
       </w:r>
       <w:r>
         <w:rPr>
@@ -2962,7 +2962,7 @@
         <w:rPr>
           <w:noProof/>
         </w:rPr>
-        <w:instrText xml:space="preserve"> PAGEREF _Toc239861577 \h </w:instrText>
+        <w:instrText xml:space="preserve"> PAGEREF _Toc239863719 \h </w:instrText>
       </w:r>
       <w:r>
         <w:rPr>
@@ -2979,7 +2979,7 @@
         <w:rPr>
           <w:noProof/>
         </w:rPr>
-        <w:t>23</w:t>
+        <w:t>24</w:t>
       </w:r>
       <w:r>
         <w:rPr>
@@ -3000,7 +3000,7 @@
       <w:r>
         <w:br w:type="page"/>
       </w:r>
-      <w:bookmarkStart w:id="1" w:name="_Toc239861544"/>
+      <w:bookmarkStart w:id="1" w:name="_Toc239863686"/>
       <w:r>
         <w:lastRenderedPageBreak/>
         <w:t>Introduzione</w:t>
@@ -3014,7 +3014,7 @@
           <w:lang w:val="it-CH"/>
         </w:rPr>
       </w:pPr>
-      <w:bookmarkStart w:id="2" w:name="_Toc239861545"/>
+      <w:bookmarkStart w:id="2" w:name="_Toc239863687"/>
       <w:r>
         <w:rPr>
           <w:lang w:val="it-CH"/>
@@ -3097,7 +3097,7 @@
           <w:lang w:val="it-CH"/>
         </w:rPr>
       </w:pPr>
-      <w:bookmarkStart w:id="3" w:name="_Toc239861546"/>
+      <w:bookmarkStart w:id="3" w:name="_Toc239863688"/>
       <w:r>
         <w:rPr>
           <w:lang w:val="it-CH"/>
@@ -3130,7 +3130,7 @@
       <w:r>
         <w:br w:type="page"/>
       </w:r>
-      <w:bookmarkStart w:id="4" w:name="_Toc239861547"/>
+      <w:bookmarkStart w:id="4" w:name="_Toc239863689"/>
       <w:r>
         <w:lastRenderedPageBreak/>
         <w:t>Analisi</w:t>
@@ -3144,7 +3144,7 @@
           <w:lang w:val="it-CH"/>
         </w:rPr>
       </w:pPr>
-      <w:bookmarkStart w:id="5" w:name="_Toc239861548"/>
+      <w:bookmarkStart w:id="5" w:name="_Toc239863690"/>
       <w:r>
         <w:rPr>
           <w:lang w:val="it-CH"/>
@@ -3267,7 +3267,7 @@
       <w:pPr>
         <w:pStyle w:val="Titolo2"/>
       </w:pPr>
-      <w:bookmarkStart w:id="6" w:name="_Toc239861549"/>
+      <w:bookmarkStart w:id="6" w:name="_Toc239863691"/>
       <w:r>
         <w:t>User Stories</w:t>
       </w:r>
@@ -4293,7 +4293,7 @@
           <w:lang w:val="it-CH"/>
         </w:rPr>
       </w:pPr>
-      <w:bookmarkStart w:id="7" w:name="_Toc239861550"/>
+      <w:bookmarkStart w:id="7" w:name="_Toc239863692"/>
       <w:r>
         <w:rPr>
           <w:lang w:val="it-CH"/>
@@ -8179,7 +8179,7 @@
       <w:pPr>
         <w:pStyle w:val="Titolo2"/>
       </w:pPr>
-      <w:bookmarkStart w:id="8" w:name="_Toc239861551"/>
+      <w:bookmarkStart w:id="8" w:name="_Toc239863693"/>
       <w:r>
         <w:lastRenderedPageBreak/>
         <w:t>Sprint Planning</w:t>
@@ -9080,7 +9080,7 @@
           <w:lang w:val="it-CH"/>
         </w:rPr>
       </w:pPr>
-      <w:bookmarkStart w:id="9" w:name="_Toc239861552"/>
+      <w:bookmarkStart w:id="9" w:name="_Toc239863694"/>
       <w:r>
         <w:rPr>
           <w:lang w:val="it-CH"/>
@@ -9110,7 +9110,7 @@
           <w:lang w:val="it-CH"/>
         </w:rPr>
       </w:pPr>
-      <w:bookmarkStart w:id="10" w:name="_Toc239861553"/>
+      <w:bookmarkStart w:id="10" w:name="_Toc239863695"/>
       <w:r>
         <w:rPr>
           <w:lang w:val="it-CH"/>
@@ -9426,7 +9426,7 @@
           <w:lang w:val="it-CH"/>
         </w:rPr>
       </w:pPr>
-      <w:bookmarkStart w:id="13" w:name="_Toc239861554"/>
+      <w:bookmarkStart w:id="13" w:name="_Toc239863696"/>
       <w:r>
         <w:rPr>
           <w:lang w:val="it-CH"/>
@@ -9455,7 +9455,7 @@
         </w:rPr>
       </w:pPr>
       <w:bookmarkStart w:id="14" w:name="_Toc413411419"/>
-      <w:bookmarkStart w:id="15" w:name="_Toc239861555"/>
+      <w:bookmarkStart w:id="15" w:name="_Toc239863697"/>
       <w:r>
         <w:rPr>
           <w:lang w:val="it-CH"/>
@@ -9487,7 +9487,7 @@
         </w:rPr>
       </w:pPr>
       <w:bookmarkStart w:id="16" w:name="_Toc413411420"/>
-      <w:bookmarkStart w:id="17" w:name="_Toc239861556"/>
+      <w:bookmarkStart w:id="17" w:name="_Toc239863698"/>
       <w:r>
         <w:rPr>
           <w:lang w:val="it-CH"/>
@@ -9513,7 +9513,7 @@
         <w:pStyle w:val="Titolo1"/>
       </w:pPr>
       <w:bookmarkStart w:id="18" w:name="_Toc429059808"/>
-      <w:bookmarkStart w:id="19" w:name="_Toc239861557"/>
+      <w:bookmarkStart w:id="19" w:name="_Toc239863699"/>
       <w:r>
         <w:t>Progettazione</w:t>
       </w:r>
@@ -9534,7 +9534,7 @@
         </w:rPr>
       </w:pPr>
       <w:bookmarkStart w:id="20" w:name="_Toc429059809"/>
-      <w:bookmarkStart w:id="21" w:name="_Toc239861558"/>
+      <w:bookmarkStart w:id="21" w:name="_Toc239863700"/>
       <w:r>
         <w:rPr>
           <w:lang w:val="it-CH"/>
@@ -9615,7 +9615,7 @@
         </w:rPr>
       </w:pPr>
       <w:bookmarkStart w:id="22" w:name="_Toc429059810"/>
-      <w:bookmarkStart w:id="23" w:name="_Toc239861559"/>
+      <w:bookmarkStart w:id="23" w:name="_Toc239863701"/>
       <w:r>
         <w:rPr>
           <w:lang w:val="it-CH"/>
@@ -9870,7 +9870,7 @@
         </w:rPr>
       </w:pPr>
       <w:bookmarkStart w:id="26" w:name="_Toc429059811"/>
-      <w:bookmarkStart w:id="27" w:name="_Toc239861560"/>
+      <w:bookmarkStart w:id="27" w:name="_Toc239863702"/>
       <w:r>
         <w:rPr>
           <w:lang w:val="it-CH"/>
@@ -9902,7 +9902,7 @@
         </w:rPr>
       </w:pPr>
       <w:bookmarkStart w:id="28" w:name="_Toc429059812"/>
-      <w:bookmarkStart w:id="29" w:name="_Toc239861561"/>
+      <w:bookmarkStart w:id="29" w:name="_Toc239863703"/>
       <w:r>
         <w:rPr>
           <w:lang w:val="it-CH"/>
@@ -9994,7 +9994,7 @@
         <w:pStyle w:val="Titolo1"/>
       </w:pPr>
       <w:bookmarkStart w:id="30" w:name="_Toc461179222"/>
-      <w:bookmarkStart w:id="31" w:name="_Toc239861562"/>
+      <w:bookmarkStart w:id="31" w:name="_Toc239863704"/>
       <w:r>
         <w:lastRenderedPageBreak/>
         <w:t>Implementazione</w:t>
@@ -10061,7 +10061,7 @@
         <w:pStyle w:val="Titolo1"/>
       </w:pPr>
       <w:bookmarkStart w:id="32" w:name="_Toc461179223"/>
-      <w:bookmarkStart w:id="33" w:name="_Toc239861563"/>
+      <w:bookmarkStart w:id="33" w:name="_Toc239863705"/>
       <w:r>
         <w:t>Test</w:t>
       </w:r>
@@ -10076,7 +10076,7 @@
         </w:rPr>
       </w:pPr>
       <w:bookmarkStart w:id="34" w:name="_Toc461179224"/>
-      <w:bookmarkStart w:id="35" w:name="_Toc239861564"/>
+      <w:bookmarkStart w:id="35" w:name="_Toc239863706"/>
       <w:r>
         <w:rPr>
           <w:lang w:val="it-CH"/>
@@ -10474,7 +10474,25 @@
                 <w:szCs w:val="24"/>
                 <w:lang w:val="fr-CH"/>
               </w:rPr>
-              <w:t>Store on local PC: Profile_1.2.001.xml (</w:t>
+              <w:t xml:space="preserve">Store on local </w:t>
+            </w:r>
+            <w:proofErr w:type="gramStart"/>
+            <w:r>
+              <w:rPr>
+                <w:sz w:val="24"/>
+                <w:szCs w:val="24"/>
+                <w:lang w:val="fr-CH"/>
+              </w:rPr>
+              <w:t>PC:</w:t>
+            </w:r>
+            <w:proofErr w:type="gramEnd"/>
+            <w:r>
+              <w:rPr>
+                <w:sz w:val="24"/>
+                <w:szCs w:val="24"/>
+                <w:lang w:val="fr-CH"/>
+              </w:rPr>
+              <w:t xml:space="preserve"> Profile_1.2.001.xml (</w:t>
             </w:r>
             <w:proofErr w:type="spellStart"/>
             <w:r>
@@ -11053,8 +11071,9 @@
                 <w:szCs w:val="24"/>
                 <w:lang w:val="fr-CH" w:eastAsia="ja-JP"/>
               </w:rPr>
-              <w:t xml:space="preserve"> the SQL:</w:t>
-            </w:r>
+              <w:t xml:space="preserve"> the </w:t>
+            </w:r>
+            <w:proofErr w:type="gramStart"/>
             <w:r>
               <w:rPr>
                 <w:rFonts w:eastAsia="MS Mincho"/>
@@ -11062,6 +11081,16 @@
                 <w:szCs w:val="24"/>
                 <w:lang w:val="fr-CH" w:eastAsia="ja-JP"/>
               </w:rPr>
+              <w:t>SQL:</w:t>
+            </w:r>
+            <w:proofErr w:type="gramEnd"/>
+            <w:r>
+              <w:rPr>
+                <w:rFonts w:eastAsia="MS Mincho"/>
+                <w:sz w:val="24"/>
+                <w:szCs w:val="24"/>
+                <w:lang w:val="fr-CH" w:eastAsia="ja-JP"/>
+              </w:rPr>
               <w:br/>
             </w:r>
             <w:r>
@@ -11580,7 +11609,7 @@
           <w:lang w:val="it-CH"/>
         </w:rPr>
       </w:pPr>
-      <w:bookmarkStart w:id="37" w:name="_Toc239861565"/>
+      <w:bookmarkStart w:id="37" w:name="_Toc239863707"/>
       <w:r>
         <w:rPr>
           <w:lang w:val="it-CH"/>
@@ -11823,7 +11852,7 @@
         </w:rPr>
       </w:pPr>
       <w:bookmarkStart w:id="38" w:name="_Toc461179226"/>
-      <w:bookmarkStart w:id="39" w:name="_Toc239861566"/>
+      <w:bookmarkStart w:id="39" w:name="_Toc239863708"/>
       <w:r>
         <w:rPr>
           <w:lang w:val="it-CH"/>
@@ -11843,7 +11872,7 @@
         <w:pStyle w:val="Titolo1"/>
       </w:pPr>
       <w:bookmarkStart w:id="40" w:name="_Toc461179227"/>
-      <w:bookmarkStart w:id="41" w:name="_Toc239861567"/>
+      <w:bookmarkStart w:id="41" w:name="_Toc239863709"/>
       <w:r>
         <w:t>Consuntivo</w:t>
       </w:r>
@@ -12137,7 +12166,7 @@
         <w:pStyle w:val="Titolo1"/>
       </w:pPr>
       <w:bookmarkStart w:id="43" w:name="_Toc461179228"/>
-      <w:bookmarkStart w:id="44" w:name="_Toc239861568"/>
+      <w:bookmarkStart w:id="44" w:name="_Toc239863710"/>
       <w:r>
         <w:lastRenderedPageBreak/>
         <w:t>Conclusioni</w:t>
@@ -12161,7 +12190,7 @@
         </w:rPr>
       </w:pPr>
       <w:bookmarkStart w:id="45" w:name="_Toc461179229"/>
-      <w:bookmarkStart w:id="46" w:name="_Toc239861569"/>
+      <w:bookmarkStart w:id="46" w:name="_Toc239863711"/>
       <w:r>
         <w:rPr>
           <w:lang w:val="it-CH"/>
@@ -12184,7 +12213,7 @@
         </w:rPr>
       </w:pPr>
       <w:bookmarkStart w:id="47" w:name="_Toc461179230"/>
-      <w:bookmarkStart w:id="48" w:name="_Toc239861570"/>
+      <w:bookmarkStart w:id="48" w:name="_Toc239863712"/>
       <w:r>
         <w:rPr>
           <w:lang w:val="it-CH"/>
@@ -12218,7 +12247,7 @@
       <w:pPr>
         <w:pStyle w:val="Titolo1"/>
       </w:pPr>
-      <w:bookmarkStart w:id="50" w:name="_Toc239861571"/>
+      <w:bookmarkStart w:id="50" w:name="_Toc239863713"/>
       <w:r>
         <w:lastRenderedPageBreak/>
         <w:t>Bibliografia</w:t>
@@ -12234,7 +12263,7 @@
         </w:rPr>
       </w:pPr>
       <w:bookmarkStart w:id="51" w:name="_Toc461179232"/>
-      <w:bookmarkStart w:id="52" w:name="_Toc239861572"/>
+      <w:bookmarkStart w:id="52" w:name="_Toc239863714"/>
       <w:r>
         <w:rPr>
           <w:lang w:val="it-CH"/>
@@ -12310,7 +12339,7 @@
         </w:rPr>
       </w:pPr>
       <w:bookmarkStart w:id="53" w:name="_Toc461179233"/>
-      <w:bookmarkStart w:id="54" w:name="_Toc239861573"/>
+      <w:bookmarkStart w:id="54" w:name="_Toc239863715"/>
       <w:r>
         <w:rPr>
           <w:lang w:val="it-CH"/>
@@ -12399,7 +12428,7 @@
         </w:rPr>
       </w:pPr>
       <w:bookmarkStart w:id="55" w:name="_Toc461179234"/>
-      <w:bookmarkStart w:id="56" w:name="_Toc239861574"/>
+      <w:bookmarkStart w:id="56" w:name="_Toc239863716"/>
       <w:r>
         <w:rPr>
           <w:lang w:val="it-CH"/>
@@ -12529,7 +12558,7 @@
       <w:pPr>
         <w:pStyle w:val="Titolo1"/>
       </w:pPr>
-      <w:bookmarkStart w:id="58" w:name="_Toc239861575"/>
+      <w:bookmarkStart w:id="58" w:name="_Toc239863717"/>
       <w:r>
         <w:lastRenderedPageBreak/>
         <w:t>Glossario</w:t>
@@ -12715,7 +12744,7 @@
       <w:pPr>
         <w:pStyle w:val="Titolo1"/>
       </w:pPr>
-      <w:bookmarkStart w:id="59" w:name="_Toc239861576"/>
+      <w:bookmarkStart w:id="59" w:name="_Toc239863718"/>
       <w:r>
         <w:t>Indice delle figure</w:t>
       </w:r>
@@ -13099,7 +13128,7 @@
       <w:pPr>
         <w:pStyle w:val="Titolo1"/>
       </w:pPr>
-      <w:bookmarkStart w:id="60" w:name="_Toc239861577"/>
+      <w:bookmarkStart w:id="60" w:name="_Toc239863719"/>
       <w:r>
         <w:t>Allegati</w:t>
       </w:r>
@@ -13835,7 +13864,7 @@
         <w:noProof/>
         <w:sz w:val="20"/>
       </w:rPr>
-      <w:t>08.09.2026</w:t>
+      <w:t>09.09.2026</w:t>
     </w:r>
     <w:r>
       <w:rPr>
@@ -14063,7 +14092,7 @@
         <w:noProof/>
         <w:sz w:val="20"/>
       </w:rPr>
-      <w:t>08.09.2026</w:t>
+      <w:t>09.09.2026</w:t>
     </w:r>
     <w:r>
       <w:rPr>
@@ -20030,6 +20059,7 @@
   <w:style w:type="character" w:default="1" w:styleId="Carpredefinitoparagrafo">
     <w:name w:val="Default Paragraph Font"/>
     <w:uiPriority w:val="1"/>
+    <w:semiHidden/>
     <w:unhideWhenUsed/>
   </w:style>
   <w:style w:type="table" w:default="1" w:styleId="Tabellanormale">

--- a/3_Documentazione/Documentazione.docx
+++ b/3_Documentazione/Documentazione.docx
@@ -18,19 +18,11 @@
           <w:lang w:val="it-CH"/>
         </w:rPr>
       </w:pPr>
-      <w:proofErr w:type="spellStart"/>
       <w:r>
         <w:rPr>
           <w:lang w:val="it-CH"/>
         </w:rPr>
-        <w:t>Brutal</w:t>
-      </w:r>
-      <w:proofErr w:type="spellEnd"/>
-      <w:r>
-        <w:rPr>
-          <w:lang w:val="it-CH"/>
-        </w:rPr>
-        <w:t xml:space="preserve"> Bumper Cars (BBC)</w:t>
+        <w:t>Brutal Bumper Cars (BBC)</w:t>
       </w:r>
     </w:p>
     <w:p>
@@ -67,7 +59,7 @@
       <w:pPr>
         <w:pStyle w:val="Titolo1"/>
       </w:pPr>
-      <w:bookmarkStart w:id="0" w:name="_Toc239863685"/>
+      <w:bookmarkStart w:id="0" w:name="_Toc240023032"/>
       <w:r>
         <w:lastRenderedPageBreak/>
         <w:t>Indice</w:t>
@@ -140,7 +132,7 @@
         <w:rPr>
           <w:noProof/>
         </w:rPr>
-        <w:instrText xml:space="preserve"> PAGEREF _Toc239863685 \h </w:instrText>
+        <w:instrText xml:space="preserve"> PAGEREF _Toc240023032 \h </w:instrText>
       </w:r>
       <w:r>
         <w:rPr>
@@ -223,7 +215,7 @@
         <w:rPr>
           <w:noProof/>
         </w:rPr>
-        <w:instrText xml:space="preserve"> PAGEREF _Toc239863686 \h </w:instrText>
+        <w:instrText xml:space="preserve"> PAGEREF _Toc240023033 \h </w:instrText>
       </w:r>
       <w:r>
         <w:rPr>
@@ -306,7 +298,7 @@
         <w:rPr>
           <w:noProof/>
         </w:rPr>
-        <w:instrText xml:space="preserve"> PAGEREF _Toc239863687 \h </w:instrText>
+        <w:instrText xml:space="preserve"> PAGEREF _Toc240023034 \h </w:instrText>
       </w:r>
       <w:r>
         <w:rPr>
@@ -389,7 +381,7 @@
         <w:rPr>
           <w:noProof/>
         </w:rPr>
-        <w:instrText xml:space="preserve"> PAGEREF _Toc239863688 \h </w:instrText>
+        <w:instrText xml:space="preserve"> PAGEREF _Toc240023035 \h </w:instrText>
       </w:r>
       <w:r>
         <w:rPr>
@@ -472,7 +464,7 @@
         <w:rPr>
           <w:noProof/>
         </w:rPr>
-        <w:instrText xml:space="preserve"> PAGEREF _Toc239863689 \h </w:instrText>
+        <w:instrText xml:space="preserve"> PAGEREF _Toc240023036 \h </w:instrText>
       </w:r>
       <w:r>
         <w:rPr>
@@ -555,7 +547,7 @@
         <w:rPr>
           <w:noProof/>
         </w:rPr>
-        <w:instrText xml:space="preserve"> PAGEREF _Toc239863690 \h </w:instrText>
+        <w:instrText xml:space="preserve"> PAGEREF _Toc240023037 \h </w:instrText>
       </w:r>
       <w:r>
         <w:rPr>
@@ -638,7 +630,7 @@
         <w:rPr>
           <w:noProof/>
         </w:rPr>
-        <w:instrText xml:space="preserve"> PAGEREF _Toc239863691 \h </w:instrText>
+        <w:instrText xml:space="preserve"> PAGEREF _Toc240023038 \h </w:instrText>
       </w:r>
       <w:r>
         <w:rPr>
@@ -721,7 +713,7 @@
         <w:rPr>
           <w:noProof/>
         </w:rPr>
-        <w:instrText xml:space="preserve"> PAGEREF _Toc239863692 \h </w:instrText>
+        <w:instrText xml:space="preserve"> PAGEREF _Toc240023039 \h </w:instrText>
       </w:r>
       <w:r>
         <w:rPr>
@@ -804,7 +796,7 @@
         <w:rPr>
           <w:noProof/>
         </w:rPr>
-        <w:instrText xml:space="preserve"> PAGEREF _Toc239863693 \h </w:instrText>
+        <w:instrText xml:space="preserve"> PAGEREF _Toc240023040 \h </w:instrText>
       </w:r>
       <w:r>
         <w:rPr>
@@ -887,7 +879,7 @@
         <w:rPr>
           <w:noProof/>
         </w:rPr>
-        <w:instrText xml:space="preserve"> PAGEREF _Toc239863694 \h </w:instrText>
+        <w:instrText xml:space="preserve"> PAGEREF _Toc240023041 \h </w:instrText>
       </w:r>
       <w:r>
         <w:rPr>
@@ -970,7 +962,7 @@
         <w:rPr>
           <w:noProof/>
         </w:rPr>
-        <w:instrText xml:space="preserve"> PAGEREF _Toc239863695 \h </w:instrText>
+        <w:instrText xml:space="preserve"> PAGEREF _Toc240023042 \h </w:instrText>
       </w:r>
       <w:r>
         <w:rPr>
@@ -1053,7 +1045,7 @@
         <w:rPr>
           <w:noProof/>
         </w:rPr>
-        <w:instrText xml:space="preserve"> PAGEREF _Toc239863696 \h </w:instrText>
+        <w:instrText xml:space="preserve"> PAGEREF _Toc240023043 \h </w:instrText>
       </w:r>
       <w:r>
         <w:rPr>
@@ -1136,7 +1128,7 @@
         <w:rPr>
           <w:noProof/>
         </w:rPr>
-        <w:instrText xml:space="preserve"> PAGEREF _Toc239863697 \h </w:instrText>
+        <w:instrText xml:space="preserve"> PAGEREF _Toc240023044 \h </w:instrText>
       </w:r>
       <w:r>
         <w:rPr>
@@ -1219,7 +1211,7 @@
         <w:rPr>
           <w:noProof/>
         </w:rPr>
-        <w:instrText xml:space="preserve"> PAGEREF _Toc239863698 \h </w:instrText>
+        <w:instrText xml:space="preserve"> PAGEREF _Toc240023045 \h </w:instrText>
       </w:r>
       <w:r>
         <w:rPr>
@@ -1236,7 +1228,13 @@
         <w:rPr>
           <w:noProof/>
         </w:rPr>
-        <w:t>14</w:t>
+        <w:t>1</w:t>
+      </w:r>
+      <w:r>
+        <w:rPr>
+          <w:noProof/>
+        </w:rPr>
+        <w:t>4</w:t>
       </w:r>
       <w:r>
         <w:rPr>
@@ -1302,7 +1300,7 @@
         <w:rPr>
           <w:noProof/>
         </w:rPr>
-        <w:instrText xml:space="preserve"> PAGEREF _Toc239863699 \h </w:instrText>
+        <w:instrText xml:space="preserve"> PAGEREF _Toc240023046 \h </w:instrText>
       </w:r>
       <w:r>
         <w:rPr>
@@ -1385,7 +1383,7 @@
         <w:rPr>
           <w:noProof/>
         </w:rPr>
-        <w:instrText xml:space="preserve"> PAGEREF _Toc239863700 \h </w:instrText>
+        <w:instrText xml:space="preserve"> PAGEREF _Toc240023047 \h </w:instrText>
       </w:r>
       <w:r>
         <w:rPr>
@@ -1468,7 +1466,7 @@
         <w:rPr>
           <w:noProof/>
         </w:rPr>
-        <w:instrText xml:space="preserve"> PAGEREF _Toc239863701 \h </w:instrText>
+        <w:instrText xml:space="preserve"> PAGEREF _Toc240023048 \h </w:instrText>
       </w:r>
       <w:r>
         <w:rPr>
@@ -1551,7 +1549,7 @@
         <w:rPr>
           <w:noProof/>
         </w:rPr>
-        <w:instrText xml:space="preserve"> PAGEREF _Toc239863702 \h </w:instrText>
+        <w:instrText xml:space="preserve"> PAGEREF _Toc240023049 \h </w:instrText>
       </w:r>
       <w:r>
         <w:rPr>
@@ -1634,7 +1632,7 @@
         <w:rPr>
           <w:noProof/>
         </w:rPr>
-        <w:instrText xml:space="preserve"> PAGEREF _Toc239863703 \h </w:instrText>
+        <w:instrText xml:space="preserve"> PAGEREF _Toc240023050 \h </w:instrText>
       </w:r>
       <w:r>
         <w:rPr>
@@ -1717,7 +1715,7 @@
         <w:rPr>
           <w:noProof/>
         </w:rPr>
-        <w:instrText xml:space="preserve"> PAGEREF _Toc239863704 \h </w:instrText>
+        <w:instrText xml:space="preserve"> PAGEREF _Toc240023051 \h </w:instrText>
       </w:r>
       <w:r>
         <w:rPr>
@@ -1800,7 +1798,7 @@
         <w:rPr>
           <w:noProof/>
         </w:rPr>
-        <w:instrText xml:space="preserve"> PAGEREF _Toc239863705 \h </w:instrText>
+        <w:instrText xml:space="preserve"> PAGEREF _Toc240023052 \h </w:instrText>
       </w:r>
       <w:r>
         <w:rPr>
@@ -1883,7 +1881,7 @@
         <w:rPr>
           <w:noProof/>
         </w:rPr>
-        <w:instrText xml:space="preserve"> PAGEREF _Toc239863706 \h </w:instrText>
+        <w:instrText xml:space="preserve"> PAGEREF _Toc240023053 \h </w:instrText>
       </w:r>
       <w:r>
         <w:rPr>
@@ -1966,7 +1964,7 @@
         <w:rPr>
           <w:noProof/>
         </w:rPr>
-        <w:instrText xml:space="preserve"> PAGEREF _Toc239863707 \h </w:instrText>
+        <w:instrText xml:space="preserve"> PAGEREF _Toc240023054 \h </w:instrText>
       </w:r>
       <w:r>
         <w:rPr>
@@ -2049,7 +2047,7 @@
         <w:rPr>
           <w:noProof/>
         </w:rPr>
-        <w:instrText xml:space="preserve"> PAGEREF _Toc239863708 \h </w:instrText>
+        <w:instrText xml:space="preserve"> PAGEREF _Toc240023055 \h </w:instrText>
       </w:r>
       <w:r>
         <w:rPr>
@@ -2132,7 +2130,7 @@
         <w:rPr>
           <w:noProof/>
         </w:rPr>
-        <w:instrText xml:space="preserve"> PAGEREF _Toc239863709 \h </w:instrText>
+        <w:instrText xml:space="preserve"> PAGEREF _Toc240023056 \h </w:instrText>
       </w:r>
       <w:r>
         <w:rPr>
@@ -2215,7 +2213,7 @@
         <w:rPr>
           <w:noProof/>
         </w:rPr>
-        <w:instrText xml:space="preserve"> PAGEREF _Toc239863710 \h </w:instrText>
+        <w:instrText xml:space="preserve"> PAGEREF _Toc240023057 \h </w:instrText>
       </w:r>
       <w:r>
         <w:rPr>
@@ -2298,7 +2296,7 @@
         <w:rPr>
           <w:noProof/>
         </w:rPr>
-        <w:instrText xml:space="preserve"> PAGEREF _Toc239863711 \h </w:instrText>
+        <w:instrText xml:space="preserve"> PAGEREF _Toc240023058 \h </w:instrText>
       </w:r>
       <w:r>
         <w:rPr>
@@ -2381,7 +2379,7 @@
         <w:rPr>
           <w:noProof/>
         </w:rPr>
-        <w:instrText xml:space="preserve"> PAGEREF _Toc239863712 \h </w:instrText>
+        <w:instrText xml:space="preserve"> PAGEREF _Toc240023059 \h </w:instrText>
       </w:r>
       <w:r>
         <w:rPr>
@@ -2464,7 +2462,7 @@
         <w:rPr>
           <w:noProof/>
         </w:rPr>
-        <w:instrText xml:space="preserve"> PAGEREF _Toc239863713 \h </w:instrText>
+        <w:instrText xml:space="preserve"> PAGEREF _Toc240023060 \h </w:instrText>
       </w:r>
       <w:r>
         <w:rPr>
@@ -2547,7 +2545,7 @@
         <w:rPr>
           <w:noProof/>
         </w:rPr>
-        <w:instrText xml:space="preserve"> PAGEREF _Toc239863714 \h </w:instrText>
+        <w:instrText xml:space="preserve"> PAGEREF _Toc240023061 \h </w:instrText>
       </w:r>
       <w:r>
         <w:rPr>
@@ -2630,7 +2628,7 @@
         <w:rPr>
           <w:noProof/>
         </w:rPr>
-        <w:instrText xml:space="preserve"> PAGEREF _Toc239863715 \h </w:instrText>
+        <w:instrText xml:space="preserve"> PAGEREF _Toc240023062 \h </w:instrText>
       </w:r>
       <w:r>
         <w:rPr>
@@ -2713,7 +2711,7 @@
         <w:rPr>
           <w:noProof/>
         </w:rPr>
-        <w:instrText xml:space="preserve"> PAGEREF _Toc239863716 \h </w:instrText>
+        <w:instrText xml:space="preserve"> PAGEREF _Toc240023063 \h </w:instrText>
       </w:r>
       <w:r>
         <w:rPr>
@@ -2796,7 +2794,7 @@
         <w:rPr>
           <w:noProof/>
         </w:rPr>
-        <w:instrText xml:space="preserve"> PAGEREF _Toc239863717 \h </w:instrText>
+        <w:instrText xml:space="preserve"> PAGEREF _Toc240023064 \h </w:instrText>
       </w:r>
       <w:r>
         <w:rPr>
@@ -2879,7 +2877,7 @@
         <w:rPr>
           <w:noProof/>
         </w:rPr>
-        <w:instrText xml:space="preserve"> PAGEREF _Toc239863718 \h </w:instrText>
+        <w:instrText xml:space="preserve"> PAGEREF _Toc240023065 \h </w:instrText>
       </w:r>
       <w:r>
         <w:rPr>
@@ -2962,7 +2960,7 @@
         <w:rPr>
           <w:noProof/>
         </w:rPr>
-        <w:instrText xml:space="preserve"> PAGEREF _Toc239863719 \h </w:instrText>
+        <w:instrText xml:space="preserve"> PAGEREF _Toc240023066 \h </w:instrText>
       </w:r>
       <w:r>
         <w:rPr>
@@ -3000,7 +2998,7 @@
       <w:r>
         <w:br w:type="page"/>
       </w:r>
-      <w:bookmarkStart w:id="1" w:name="_Toc239863686"/>
+      <w:bookmarkStart w:id="1" w:name="_Toc240023033"/>
       <w:r>
         <w:lastRenderedPageBreak/>
         <w:t>Introduzione</w:t>
@@ -3014,7 +3012,7 @@
           <w:lang w:val="it-CH"/>
         </w:rPr>
       </w:pPr>
-      <w:bookmarkStart w:id="2" w:name="_Toc239863687"/>
+      <w:bookmarkStart w:id="2" w:name="_Toc240023034"/>
       <w:r>
         <w:rPr>
           <w:lang w:val="it-CH"/>
@@ -3030,97 +3028,139 @@
       </w:r>
     </w:p>
     <w:p>
-      <w:r>
-        <w:t xml:space="preserve">In questo capitolo raccogliere le informazioni relative al progetto, ad esempio: </w:t>
-      </w:r>
-    </w:p>
-    <w:p>
-      <w:pPr>
+      <w:bookmarkStart w:id="3" w:name="_Toc240023035"/>
+      <w:r>
+        <w:t>Bryan Ciaponi</w:t>
+      </w:r>
+      <w:r>
+        <w:t xml:space="preserve"> e</w:t>
+      </w:r>
+      <w:r>
+        <w:t xml:space="preserve"> Riley Bianchi </w:t>
+      </w:r>
+      <w:r>
+        <w:t>–</w:t>
+      </w:r>
+      <w:r>
+        <w:t xml:space="preserve"> I</w:t>
+      </w:r>
+      <w:r>
+        <w:t>4</w:t>
+      </w:r>
+      <w:r>
+        <w:t>AC.</w:t>
+      </w:r>
+    </w:p>
+    <w:p>
+      <w:r>
+        <w:t>SAM Trevano, sezione informatica.</w:t>
+      </w:r>
+    </w:p>
+    <w:p>
+      <w:r>
+        <w:t xml:space="preserve">Periodo progetto: </w:t>
+      </w:r>
+      <w:r>
+        <w:t>07.09</w:t>
+      </w:r>
+      <w:r>
+        <w:t xml:space="preserve">.2026 </w:t>
+      </w:r>
+      <w:r>
+        <w:t xml:space="preserve">– </w:t>
+      </w:r>
+      <w:r>
+        <w:t>22.01</w:t>
+      </w:r>
+      <w:r>
+        <w:t>.202</w:t>
+      </w:r>
+      <w:r>
+        <w:t>7</w:t>
+      </w:r>
+    </w:p>
+    <w:p>
+      <w:pPr>
+        <w:pStyle w:val="Titolo2"/>
+        <w:rPr>
+          <w:lang w:val="it-CH"/>
+        </w:rPr>
+      </w:pPr>
+      <w:r>
+        <w:rPr>
+          <w:lang w:val="it-CH"/>
+        </w:rPr>
+        <w:t>Scopo</w:t>
+      </w:r>
+      <w:bookmarkEnd w:id="3"/>
+    </w:p>
+    <w:p>
+      <w:r>
+        <w:t>Lo scopo del nostro progetto è sviluppare e consegnare un videogioco 3D completo, giocabile, basato sul combattimento tra veicoli all'interno di un'arena.</w:t>
+      </w:r>
+    </w:p>
+    <w:p/>
+    <w:p>
+      <w:r>
+        <w:t>Il nostro obiettivo principale è creare un sistema di gioco funzionante dove il giocatore possa affrontare avversari gestiti dal computer. Per arrivare a questo prodotto finale, il nostro lavoro si concentrerà sul raggiungimento di tre traguardi tecnici fondamentali:</w:t>
+      </w:r>
+    </w:p>
+    <w:p/>
+    <w:p>
+      <w:pPr>
+        <w:pStyle w:val="Paragrafoelenco"/>
         <w:numPr>
           <w:ilvl w:val="0"/>
-          <w:numId w:val="2"/>
+          <w:numId w:val="29"/>
         </w:numPr>
       </w:pPr>
       <w:r>
-        <w:t>Allievo/i e</w:t>
-      </w:r>
-      <w:r>
-        <w:t xml:space="preserve"> </w:t>
-      </w:r>
-      <w:r>
-        <w:t>docente/i coinvolti nel progetto e rispettivi ruoli,</w:t>
-      </w:r>
-    </w:p>
-    <w:p>
-      <w:pPr>
+        <w:t>Fisica e collisioni: Programmare un sistema di urti affidabile, capace di calcolare i danni in tempo reale in base alla velocità e al punto di impatto tra i veicoli.</w:t>
+      </w:r>
+    </w:p>
+    <w:p>
+      <w:pPr>
+        <w:pStyle w:val="Paragrafoelenco"/>
         <w:numPr>
           <w:ilvl w:val="0"/>
-          <w:numId w:val="2"/>
+          <w:numId w:val="29"/>
         </w:numPr>
       </w:pPr>
       <w:r>
-        <w:t>scuola,</w:t>
-      </w:r>
-      <w:r>
-        <w:t xml:space="preserve"> </w:t>
-      </w:r>
-      <w:r>
-        <w:t>sezione, materia/e,</w:t>
-      </w:r>
-    </w:p>
-    <w:p>
-      <w:pPr>
+        <w:t>Intelligenza Artificiale (IA): Sviluppare un'IA capace di muoversi autonomamente nell'arena, usare gli oggetti e cercare di eliminare il giocatore.</w:t>
+      </w:r>
+    </w:p>
+    <w:p>
+      <w:pPr>
+        <w:pStyle w:val="Paragrafoelenco"/>
         <w:numPr>
           <w:ilvl w:val="0"/>
-          <w:numId w:val="2"/>
+          <w:numId w:val="29"/>
         </w:numPr>
       </w:pPr>
       <w:r>
-        <w:t>date di inizio e termine di consegna,</w:t>
-      </w:r>
-    </w:p>
-    <w:p>
-      <w:pPr>
-        <w:numPr>
-          <w:ilvl w:val="0"/>
-          <w:numId w:val="2"/>
-        </w:numPr>
-      </w:pPr>
-      <w:r>
-        <w:t>…</w:t>
-      </w:r>
-    </w:p>
-    <w:p>
-      <w:pPr>
-        <w:pStyle w:val="Titolo2"/>
-        <w:rPr>
-          <w:lang w:val="it-CH"/>
-        </w:rPr>
-      </w:pPr>
-      <w:bookmarkStart w:id="3" w:name="_Toc239863688"/>
-      <w:r>
-        <w:rPr>
-          <w:lang w:val="it-CH"/>
-        </w:rPr>
-        <w:t>Scopo</w:t>
-      </w:r>
-      <w:bookmarkEnd w:id="3"/>
-    </w:p>
-    <w:p>
-      <w:r>
-        <w:t>Lo scopo del progetto (scopi didattici/scopi operativi)</w:t>
-      </w:r>
-      <w:r>
-        <w:t>. Dovrebbe descrivere il mandato</w:t>
-      </w:r>
-      <w:r>
-        <w:t>, ma non vanno ricopiate le informazioni del quaderno dei compiti</w:t>
-      </w:r>
-      <w:r>
-        <w:t xml:space="preserve"> (che va invece allegato)</w:t>
-      </w:r>
-      <w:r>
-        <w:t>.</w:t>
+        <w:t>Gestione dei dati: Creare un menu principale funzionante che permetta di personalizzare il veicolo e che salvi i risultati e le vittorie del giocatore.</w:t>
+      </w:r>
+    </w:p>
+    <w:p/>
+    <w:p>
+      <w:pPr>
+        <w:rPr>
+          <w:b/>
+          <w:bCs/>
+        </w:rPr>
+      </w:pPr>
+      <w:r>
+        <w:rPr>
+          <w:b/>
+          <w:bCs/>
+        </w:rPr>
+        <w:t>Limiti del progetto</w:t>
+      </w:r>
+    </w:p>
+    <w:p>
+      <w:r>
+        <w:t>Per poterci dedicare al meglio a questi obiettivi e garantire la qualità del gioco, il progetto avrà dei limiti precisi. Svilupperemo esclusivamente un'esperienza per giocatore singolo (single-player). Abbiamo quindi escluso lo sviluppo di qualsiasi modalità multigiocatore (online o locale) e non creeremo circuiti da corsa tradizionali, concentrando tutte le nostre risorse unicamente sugli scontri nelle arene chiuse.</w:t>
       </w:r>
     </w:p>
     <w:p>
@@ -3130,7 +3170,7 @@
       <w:r>
         <w:br w:type="page"/>
       </w:r>
-      <w:bookmarkStart w:id="4" w:name="_Toc239863689"/>
+      <w:bookmarkStart w:id="4" w:name="_Toc240023036"/>
       <w:r>
         <w:lastRenderedPageBreak/>
         <w:t>Analisi</w:t>
@@ -3144,7 +3184,7 @@
           <w:lang w:val="it-CH"/>
         </w:rPr>
       </w:pPr>
-      <w:bookmarkStart w:id="5" w:name="_Toc239863690"/>
+      <w:bookmarkStart w:id="5" w:name="_Toc240023037"/>
       <w:r>
         <w:rPr>
           <w:lang w:val="it-CH"/>
@@ -3155,15 +3195,7 @@
     </w:p>
     <w:p>
       <w:r>
-        <w:t>Il progetto "</w:t>
-      </w:r>
-      <w:proofErr w:type="spellStart"/>
-      <w:r>
-        <w:t>Brutal</w:t>
-      </w:r>
-      <w:proofErr w:type="spellEnd"/>
-      <w:r>
-        <w:t xml:space="preserve"> Bumper Cars" è un videogioco 3D dove ci si scontra con gli autoscontri. Il gioco non si svolge in una normale pista da luna park, ma in una grande arena piena di ostacoli, rampe e salite. Lo scopo del gioco è distruggere le auto nemiche e rimanere l'ultimo in gara. </w:t>
+        <w:t xml:space="preserve">Il progetto "Brutal Bumper Cars" è un videogioco 3D dove ci si scontra con gli autoscontri. Il gioco non si svolge in una normale pista da luna park, ma in una grande arena piena di ostacoli, rampe e salite. Lo scopo del gioco è distruggere le auto nemiche e rimanere l'ultimo in gara. </w:t>
       </w:r>
     </w:p>
     <w:p>
@@ -3192,15 +3224,7 @@
         <w:t>Il Giocatore:</w:t>
       </w:r>
       <w:r>
-        <w:t xml:space="preserve"> Guida il suo autoscontro. Può fare derapate (drift) per prendere bene le curve e usare uno scatto veloce (</w:t>
-      </w:r>
-      <w:proofErr w:type="spellStart"/>
-      <w:r>
-        <w:t>boost</w:t>
-      </w:r>
-      <w:proofErr w:type="spellEnd"/>
-      <w:r>
-        <w:t xml:space="preserve">) che si ricarica nel tempo, utile per scappare o attaccare. </w:t>
+        <w:t xml:space="preserve"> Guida il suo autoscontro. Può fare derapate (drift) per prendere bene le curve e usare uno scatto veloce (boost) che si ricarica nel tempo, utile per scappare o attaccare. </w:t>
       </w:r>
     </w:p>
     <w:p>
@@ -3263,12 +3287,34 @@
         <w:t xml:space="preserve">All'inizio, gli autoscontri sono posizionati e fermi sui bordi dell'arena. Dopo il conto alla rovescia, per i primi secondi nessuno può subire danni. Questo periodo di sicurezza serve per dare a tutti il tempo di allontanarsi e trovare una buona posizione senza essere colpiti subito. </w:t>
       </w:r>
     </w:p>
+    <w:p/>
+    <w:p>
+      <w:r>
+        <w:t xml:space="preserve">Esistono già giochi storici basati sugli scontri in arena, come il celebre </w:t>
+      </w:r>
+      <w:r>
+        <w:rPr>
+          <w:b/>
+          <w:bCs/>
+        </w:rPr>
+        <w:t>Destruction Derby</w:t>
+      </w:r>
+      <w:r>
+        <w:t>, ma il nostro progetto si distingue per due motivi principali. Innanzitutto, noi mettiamo in pista dei veri e propri autoscontri invece delle classiche automobili. In secondo luogo, uniamo il realismo fisico dei danni a meccaniche caotiche e divertenti: invece di limitarci ai semplici tamponamenti, permettiamo al giocatore di usare abilità come il boost e oggetti speciali come mine, granate e banane, trasformando la gara in un incrocio unico tra un gioco di pura demolizione e un frenetico party game.</w:t>
+      </w:r>
+    </w:p>
+    <w:p>
+      <w:r>
+        <w:br w:type="page"/>
+      </w:r>
+    </w:p>
     <w:p>
       <w:pPr>
         <w:pStyle w:val="Titolo2"/>
       </w:pPr>
-      <w:bookmarkStart w:id="6" w:name="_Toc239863691"/>
-      <w:r>
+      <w:bookmarkStart w:id="6" w:name="_Toc240023038"/>
+      <w:r>
+        <w:lastRenderedPageBreak/>
         <w:t>User Stories</w:t>
       </w:r>
       <w:bookmarkEnd w:id="6"/>
@@ -3482,7 +3528,6 @@
         </w:numPr>
       </w:pPr>
       <w:r>
-        <w:lastRenderedPageBreak/>
         <w:t>Dalle impostazioni di gioco voglio poter cambiare le impostazioni di gioco.</w:t>
       </w:r>
     </w:p>
@@ -3510,11 +3555,7 @@
         <w:t>4</w:t>
       </w:r>
     </w:p>
-    <w:p>
-      <w:r>
-        <w:br w:type="page"/>
-      </w:r>
-    </w:p>
+    <w:p/>
     <w:p>
       <w:pPr>
         <w:pStyle w:val="Paragrafoelenco"/>
@@ -3524,7 +3565,6 @@
         </w:numPr>
       </w:pPr>
       <w:r>
-        <w:lastRenderedPageBreak/>
         <w:t>Come giocatore voglio poter uscire dal gioco per chiuderlo.</w:t>
       </w:r>
     </w:p>
@@ -3703,15 +3743,7 @@
         </w:numPr>
       </w:pPr>
       <w:r>
-        <w:t xml:space="preserve">Come giocatore voglio poter raccogliere i </w:t>
-      </w:r>
-      <w:proofErr w:type="spellStart"/>
-      <w:r>
-        <w:t>perk</w:t>
-      </w:r>
-      <w:proofErr w:type="spellEnd"/>
-      <w:r>
-        <w:t xml:space="preserve"> per poterli usare in partita.</w:t>
+        <w:t>Come giocatore voglio poter raccogliere i perk per poterli usare in partita.</w:t>
       </w:r>
     </w:p>
     <w:p>
@@ -3739,21 +3771,13 @@
         </w:numPr>
       </w:pPr>
       <w:r>
-        <w:t xml:space="preserve">Posso vedere i </w:t>
-      </w:r>
-      <w:proofErr w:type="spellStart"/>
-      <w:r>
-        <w:t>pe</w:t>
+        <w:t>Posso vedere i pe</w:t>
       </w:r>
       <w:r>
         <w:t>r</w:t>
       </w:r>
       <w:r>
-        <w:t>k</w:t>
-      </w:r>
-      <w:proofErr w:type="spellEnd"/>
-      <w:r>
-        <w:t>.</w:t>
+        <w:t>k.</w:t>
       </w:r>
     </w:p>
     <w:p>
@@ -3765,15 +3789,7 @@
         </w:numPr>
       </w:pPr>
       <w:r>
-        <w:t xml:space="preserve">Posso raccogliere i </w:t>
-      </w:r>
-      <w:proofErr w:type="spellStart"/>
-      <w:r>
-        <w:t>perk</w:t>
-      </w:r>
-      <w:proofErr w:type="spellEnd"/>
-      <w:r>
-        <w:t>.</w:t>
+        <w:t>Posso raccogliere i perk.</w:t>
       </w:r>
     </w:p>
     <w:p>
@@ -3785,15 +3801,7 @@
         </w:numPr>
       </w:pPr>
       <w:r>
-        <w:t xml:space="preserve">Posso usare i </w:t>
-      </w:r>
-      <w:proofErr w:type="spellStart"/>
-      <w:r>
-        <w:t>perk</w:t>
-      </w:r>
-      <w:proofErr w:type="spellEnd"/>
-      <w:r>
-        <w:t>.</w:t>
+        <w:t>Posso usare i perk.</w:t>
       </w:r>
     </w:p>
     <w:p>
@@ -3820,7 +3828,11 @@
         <w:t>4</w:t>
       </w:r>
     </w:p>
-    <w:p/>
+    <w:p>
+      <w:r>
+        <w:br w:type="page"/>
+      </w:r>
+    </w:p>
     <w:p>
       <w:pPr>
         <w:pStyle w:val="Paragrafoelenco"/>
@@ -3830,6 +3842,7 @@
         </w:numPr>
       </w:pPr>
       <w:r>
+        <w:lastRenderedPageBreak/>
         <w:t>Come giocatore voglio poter usare il turbo per muovermi più velocemente.</w:t>
       </w:r>
     </w:p>
@@ -3989,15 +4002,7 @@
         </w:numPr>
       </w:pPr>
       <w:r>
-        <w:t xml:space="preserve">Tramite i </w:t>
-      </w:r>
-      <w:proofErr w:type="spellStart"/>
-      <w:r>
-        <w:t>perk</w:t>
-      </w:r>
-      <w:proofErr w:type="spellEnd"/>
-      <w:r>
-        <w:t xml:space="preserve"> posso </w:t>
+        <w:t xml:space="preserve">Tramite i perk posso </w:t>
       </w:r>
       <w:r>
         <w:t>infliggere</w:t>
@@ -4040,15 +4045,7 @@
         </w:numPr>
       </w:pPr>
       <w:r>
-        <w:t xml:space="preserve">Come giocatore voglio poter </w:t>
-      </w:r>
-      <w:proofErr w:type="spellStart"/>
-      <w:r>
-        <w:t>driftare</w:t>
-      </w:r>
-      <w:proofErr w:type="spellEnd"/>
-      <w:r>
-        <w:t xml:space="preserve"> per eseguire manovre evasive.</w:t>
+        <w:t>Come giocatore voglio poter driftare per eseguire manovre evasive.</w:t>
       </w:r>
     </w:p>
     <w:p>
@@ -4076,13 +4073,8 @@
         </w:numPr>
       </w:pPr>
       <w:r>
-        <w:t xml:space="preserve">Tramite l’apposito comando (SHIFT) posso </w:t>
-      </w:r>
-      <w:proofErr w:type="spellStart"/>
-      <w:r>
-        <w:t>driftare</w:t>
-      </w:r>
-      <w:proofErr w:type="spellEnd"/>
+        <w:t>Tramite l’apposito comando (SHIFT) posso driftare</w:t>
+      </w:r>
     </w:p>
     <w:p>
       <w:pPr>
@@ -4200,13 +4192,16 @@
         </w:rPr>
         <w:t>5</w:t>
       </w:r>
-      <w:r>
+    </w:p>
+    <w:p>
+      <w:pPr>
+        <w:pStyle w:val="Paragrafoelenco"/>
+        <w:ind w:left="786"/>
         <w:rPr>
           <w:b/>
           <w:bCs/>
         </w:rPr>
-        <w:br w:type="page"/>
-      </w:r>
+      </w:pPr>
     </w:p>
     <w:p>
       <w:pPr>
@@ -4217,7 +4212,6 @@
         </w:numPr>
       </w:pPr>
       <w:r>
-        <w:lastRenderedPageBreak/>
         <w:t>Come sistema voglio creare la mappa per permettere al giocatore di avere un campo di gioco.</w:t>
       </w:r>
     </w:p>
@@ -4285,7 +4279,11 @@
         <w:t>2</w:t>
       </w:r>
     </w:p>
-    <w:p/>
+    <w:p>
+      <w:r>
+        <w:br w:type="page"/>
+      </w:r>
+    </w:p>
     <w:p>
       <w:pPr>
         <w:pStyle w:val="Titolo2"/>
@@ -4293,11 +4291,12 @@
           <w:lang w:val="it-CH"/>
         </w:rPr>
       </w:pPr>
-      <w:bookmarkStart w:id="7" w:name="_Toc239863692"/>
+      <w:bookmarkStart w:id="7" w:name="_Toc240023039"/>
       <w:r>
         <w:rPr>
           <w:lang w:val="it-CH"/>
         </w:rPr>
+        <w:lastRenderedPageBreak/>
         <w:t>Analisi e specifica dei requisiti</w:t>
       </w:r>
       <w:bookmarkEnd w:id="7"/>
@@ -5184,12 +5183,6 @@
           <w:b/>
         </w:rPr>
       </w:pPr>
-      <w:r>
-        <w:rPr>
-          <w:b/>
-        </w:rPr>
-        <w:br w:type="page"/>
-      </w:r>
     </w:p>
     <w:tbl>
       <w:tblPr>
@@ -5236,7 +5229,6 @@
                 <w:b/>
                 <w:bCs/>
               </w:rPr>
-              <w:lastRenderedPageBreak/>
               <w:t>Requisito</w:t>
             </w:r>
           </w:p>
@@ -5439,6 +5431,12 @@
           <w:b/>
         </w:rPr>
       </w:pPr>
+      <w:r>
+        <w:rPr>
+          <w:b/>
+        </w:rPr>
+        <w:br w:type="page"/>
+      </w:r>
     </w:p>
     <w:tbl>
       <w:tblPr>
@@ -5485,6 +5483,7 @@
                 <w:b/>
                 <w:bCs/>
               </w:rPr>
+              <w:lastRenderedPageBreak/>
               <w:t>Requisito</w:t>
             </w:r>
           </w:p>
@@ -5869,13 +5868,8 @@
             <w:gridSpan w:val="5"/>
           </w:tcPr>
           <w:p>
-            <w:proofErr w:type="spellStart"/>
-            <w:r>
-              <w:t>Spawn</w:t>
-            </w:r>
-            <w:proofErr w:type="spellEnd"/>
-            <w:r>
-              <w:t xml:space="preserve"> dei veicoli avversari all'interno della mappa, capaci di muoversi e interagire con il giocatore.</w:t>
+            <w:r>
+              <w:t>Spawn dei veicoli avversari all'interno della mappa, capaci di muoversi e interagire con il giocatore.</w:t>
             </w:r>
           </w:p>
         </w:tc>
@@ -6232,6 +6226,12 @@
             <w:r>
               <w:rPr>
                 <w:b/>
+              </w:rPr>
+              <w:br w:type="column"/>
+            </w:r>
+            <w:r>
+              <w:rPr>
+                <w:b/>
                 <w:bCs/>
               </w:rPr>
               <w:t>Requisito</w:t>
@@ -6436,12 +6436,6 @@
           <w:b/>
         </w:rPr>
       </w:pPr>
-      <w:r>
-        <w:rPr>
-          <w:b/>
-        </w:rPr>
-        <w:br w:type="page"/>
-      </w:r>
     </w:p>
     <w:tbl>
       <w:tblPr>
@@ -6488,7 +6482,6 @@
                 <w:b/>
                 <w:bCs/>
               </w:rPr>
-              <w:lastRenderedPageBreak/>
               <w:t>Requisito</w:t>
             </w:r>
           </w:p>
@@ -6592,13 +6585,8 @@
           </w:tcPr>
           <w:p>
             <w:r>
-              <w:t xml:space="preserve">Generazione e raccolta </w:t>
-            </w:r>
-            <w:proofErr w:type="spellStart"/>
-            <w:r>
-              <w:t>perk</w:t>
-            </w:r>
-            <w:proofErr w:type="spellEnd"/>
+              <w:t>Generazione e raccolta perk</w:t>
+            </w:r>
           </w:p>
         </w:tc>
       </w:tr>
@@ -6631,15 +6619,7 @@
           </w:tcPr>
           <w:p>
             <w:r>
-              <w:t>Comparsa visibile di power-up/</w:t>
-            </w:r>
-            <w:proofErr w:type="spellStart"/>
-            <w:r>
-              <w:t>perk</w:t>
-            </w:r>
-            <w:proofErr w:type="spellEnd"/>
-            <w:r>
-              <w:t xml:space="preserve"> sul tracciato e rilevamento del passaggio del veicolo per la loro raccolta nell'inventario temporaneo.</w:t>
+              <w:t>Comparsa visibile di power-up/perk sul tracciato e rilevamento del passaggio del veicolo per la loro raccolta nell'inventario temporaneo.</w:t>
             </w:r>
           </w:p>
         </w:tc>
@@ -6891,13 +6871,8 @@
           </w:tcPr>
           <w:p>
             <w:r>
-              <w:t xml:space="preserve">Utilizzo ed effetti dei </w:t>
-            </w:r>
-            <w:proofErr w:type="spellStart"/>
-            <w:r>
-              <w:t>perk</w:t>
-            </w:r>
-            <w:proofErr w:type="spellEnd"/>
+              <w:t>Utilizzo ed effetti dei perk</w:t>
+            </w:r>
           </w:p>
         </w:tc>
       </w:tr>
@@ -6930,15 +6905,7 @@
           </w:tcPr>
           <w:p>
             <w:r>
-              <w:t xml:space="preserve">Attivazione del </w:t>
-            </w:r>
-            <w:proofErr w:type="spellStart"/>
-            <w:r>
-              <w:t>perk</w:t>
-            </w:r>
-            <w:proofErr w:type="spellEnd"/>
-            <w:r>
-              <w:t xml:space="preserve"> raccolto per generare vantaggi specifici o infliggere danni aggiuntivi ai veicoli avversari.</w:t>
+              <w:t>Attivazione del perk raccolto per generare vantaggi specifici o infliggere danni aggiuntivi ai veicoli avversari.</w:t>
             </w:r>
           </w:p>
         </w:tc>
@@ -6991,15 +6958,7 @@
           </w:tcPr>
           <w:p>
             <w:r>
-              <w:t xml:space="preserve">Richiede la raccolta del </w:t>
-            </w:r>
-            <w:proofErr w:type="spellStart"/>
-            <w:r>
-              <w:t>perk</w:t>
-            </w:r>
-            <w:proofErr w:type="spellEnd"/>
-            <w:r>
-              <w:t xml:space="preserve"> (Req-10)</w:t>
+              <w:t>Richiede la raccolta del perk (Req-10)</w:t>
             </w:r>
             <w:r>
               <w:t>.</w:t>
@@ -7136,7 +7095,7 @@
               <w:jc w:val="right"/>
             </w:pPr>
             <w:r>
-              <w:t>2</w:t>
+              <w:t>1</w:t>
             </w:r>
           </w:p>
         </w:tc>
@@ -7384,7 +7343,7 @@
               <w:jc w:val="right"/>
             </w:pPr>
             <w:r>
-              <w:t>3</w:t>
+              <w:t>1</w:t>
             </w:r>
           </w:p>
         </w:tc>
@@ -7545,12 +7504,6 @@
           <w:b/>
         </w:rPr>
       </w:pPr>
-      <w:r>
-        <w:rPr>
-          <w:b/>
-        </w:rPr>
-        <w:br w:type="page"/>
-      </w:r>
     </w:p>
     <w:tbl>
       <w:tblPr>
@@ -7597,7 +7550,6 @@
                 <w:b/>
                 <w:bCs/>
               </w:rPr>
-              <w:lastRenderedPageBreak/>
               <w:t>Requisito</w:t>
             </w:r>
           </w:p>
@@ -7642,7 +7594,7 @@
               <w:jc w:val="right"/>
             </w:pPr>
             <w:r>
-              <w:t>2</w:t>
+              <w:t>1</w:t>
             </w:r>
           </w:p>
         </w:tc>
@@ -7853,6 +7805,25 @@
         </w:tc>
       </w:tr>
     </w:tbl>
+    <w:p>
+      <w:pPr>
+        <w:rPr>
+          <w:b/>
+        </w:rPr>
+      </w:pPr>
+      <w:r>
+        <w:rPr>
+          <w:b/>
+        </w:rPr>
+        <w:t xml:space="preserve"> </w:t>
+      </w:r>
+      <w:r>
+        <w:rPr>
+          <w:b/>
+        </w:rPr>
+        <w:br w:type="page"/>
+      </w:r>
+    </w:p>
     <w:p>
       <w:pPr>
         <w:rPr>
@@ -8048,15 +8019,7 @@
           </w:tcPr>
           <w:p>
             <w:r>
-              <w:t xml:space="preserve">I menu di navigazione, i comandi a schermo e gli indicatori grafici (vita, ricarica turbo, stato </w:t>
-            </w:r>
-            <w:proofErr w:type="spellStart"/>
-            <w:r>
-              <w:t>perk</w:t>
-            </w:r>
-            <w:proofErr w:type="spellEnd"/>
-            <w:r>
-              <w:t>) devono risultare leggibili e intuitivi durante le fasi concitate della partita.</w:t>
+              <w:t>I menu di navigazione, i comandi a schermo e gli indicatori grafici (vita, ricarica turbo, stato perk) devono risultare leggibili e intuitivi durante le fasi concitate della partita.</w:t>
             </w:r>
           </w:p>
         </w:tc>
@@ -8075,6 +8038,27 @@
           <w:b/>
         </w:rPr>
       </w:pPr>
+    </w:p>
+    <w:p>
+      <w:pPr>
+        <w:rPr>
+          <w:b/>
+        </w:rPr>
+      </w:pPr>
+    </w:p>
+    <w:p>
+      <w:pPr>
+        <w:rPr>
+          <w:b/>
+        </w:rPr>
+      </w:pPr>
+    </w:p>
+    <w:p>
+      <w:pPr>
+        <w:rPr>
+          <w:b/>
+        </w:rPr>
+      </w:pPr>
       <w:r>
         <w:rPr>
           <w:b/>
@@ -8179,7 +8163,7 @@
       <w:pPr>
         <w:pStyle w:val="Titolo2"/>
       </w:pPr>
-      <w:bookmarkStart w:id="8" w:name="_Toc239863693"/>
+      <w:bookmarkStart w:id="8" w:name="_Toc240023040"/>
       <w:r>
         <w:lastRenderedPageBreak/>
         <w:t>Sprint Planning</w:t>
@@ -8196,7 +8180,37 @@
         <w:rPr>
           <w:lang w:val="it-IT"/>
         </w:rPr>
-        <w:t>Dopo profonda analisi abbiamo deciso di applicare un massimale di peso agli sprint dal valore di 6.</w:t>
+        <w:t>Dopo profonda analisi abbiamo deciso di applicare un massimale di peso agli sprint dal valore di 6</w:t>
+      </w:r>
+      <w:r>
+        <w:rPr>
+          <w:lang w:val="it-IT"/>
+        </w:rPr>
+        <w:t xml:space="preserve">, </w:t>
+      </w:r>
+      <w:r>
+        <w:rPr>
+          <w:lang w:val="it-IT"/>
+        </w:rPr>
+        <w:t xml:space="preserve">e </w:t>
+      </w:r>
+      <w:r>
+        <w:rPr>
+          <w:lang w:val="it-IT"/>
+        </w:rPr>
+        <w:t>dalla durata</w:t>
+      </w:r>
+      <w:r>
+        <w:rPr>
+          <w:lang w:val="it-IT"/>
+        </w:rPr>
+        <w:t xml:space="preserve"> totale</w:t>
+      </w:r>
+      <w:r>
+        <w:rPr>
+          <w:lang w:val="it-IT"/>
+        </w:rPr>
+        <w:t xml:space="preserve"> di 2 settimane.</w:t>
       </w:r>
     </w:p>
     <w:p>
@@ -8298,7 +8312,15 @@
                 <w:bCs/>
                 <w:lang w:val="it-IT"/>
               </w:rPr>
-              <w:t>Sprint 1</w:t>
+              <w:t xml:space="preserve">Sprint </w:t>
+            </w:r>
+            <w:r>
+              <w:rPr>
+                <w:b/>
+                <w:bCs/>
+                <w:lang w:val="it-IT"/>
+              </w:rPr>
+              <w:t>1</w:t>
             </w:r>
           </w:p>
         </w:tc>
@@ -8330,10 +8352,13 @@
         <w:tc>
           <w:tcPr>
             <w:tcW w:w="4814" w:type="dxa"/>
+            <w:shd w:val="clear" w:color="auto" w:fill="FFFFFF" w:themeFill="background1"/>
           </w:tcPr>
           <w:p>
             <w:pPr>
               <w:rPr>
+                <w:b/>
+                <w:bCs/>
                 <w:lang w:val="it-IT"/>
               </w:rPr>
             </w:pPr>
@@ -8341,17 +8366,20 @@
               <w:rPr>
                 <w:lang w:val="it-IT"/>
               </w:rPr>
-              <w:t>User Story 1</w:t>
+              <w:t>User Story 2</w:t>
             </w:r>
           </w:p>
         </w:tc>
         <w:tc>
           <w:tcPr>
             <w:tcW w:w="4814" w:type="dxa"/>
+            <w:shd w:val="clear" w:color="auto" w:fill="FFFFFF" w:themeFill="background1"/>
           </w:tcPr>
           <w:p>
             <w:pPr>
               <w:rPr>
+                <w:b/>
+                <w:bCs/>
                 <w:lang w:val="it-IT"/>
               </w:rPr>
             </w:pPr>
@@ -8359,7 +8387,7 @@
               <w:rPr>
                 <w:lang w:val="it-IT"/>
               </w:rPr>
-              <w:t>3</w:t>
+              <w:t>2</w:t>
             </w:r>
           </w:p>
         </w:tc>
@@ -8368,10 +8396,13 @@
         <w:tc>
           <w:tcPr>
             <w:tcW w:w="4814" w:type="dxa"/>
+            <w:shd w:val="clear" w:color="auto" w:fill="FFFFFF" w:themeFill="background1"/>
           </w:tcPr>
           <w:p>
             <w:pPr>
               <w:rPr>
+                <w:b/>
+                <w:bCs/>
                 <w:lang w:val="it-IT"/>
               </w:rPr>
             </w:pPr>
@@ -8379,17 +8410,20 @@
               <w:rPr>
                 <w:lang w:val="it-IT"/>
               </w:rPr>
-              <w:t>User Story 4</w:t>
+              <w:t>User Story 3</w:t>
             </w:r>
           </w:p>
         </w:tc>
         <w:tc>
           <w:tcPr>
             <w:tcW w:w="4814" w:type="dxa"/>
+            <w:shd w:val="clear" w:color="auto" w:fill="FFFFFF" w:themeFill="background1"/>
           </w:tcPr>
           <w:p>
             <w:pPr>
               <w:rPr>
+                <w:b/>
+                <w:bCs/>
                 <w:lang w:val="it-IT"/>
               </w:rPr>
             </w:pPr>
@@ -8397,7 +8431,7 @@
               <w:rPr>
                 <w:lang w:val="it-IT"/>
               </w:rPr>
-              <w:t>1</w:t>
+              <w:t>4</w:t>
             </w:r>
           </w:p>
         </w:tc>
@@ -8406,36 +8440,54 @@
         <w:tc>
           <w:tcPr>
             <w:tcW w:w="4814" w:type="dxa"/>
+            <w:shd w:val="clear" w:color="auto" w:fill="D9D9D9" w:themeFill="background1" w:themeFillShade="D9"/>
           </w:tcPr>
           <w:p>
             <w:pPr>
               <w:rPr>
+                <w:b/>
+                <w:bCs/>
                 <w:lang w:val="it-IT"/>
               </w:rPr>
             </w:pPr>
             <w:r>
               <w:rPr>
+                <w:b/>
+                <w:bCs/>
                 <w:lang w:val="it-IT"/>
               </w:rPr>
-              <w:t>User Story 11</w:t>
+              <w:t xml:space="preserve">Sprint </w:t>
+            </w:r>
+            <w:r>
+              <w:rPr>
+                <w:b/>
+                <w:bCs/>
+                <w:lang w:val="it-IT"/>
+              </w:rPr>
+              <w:t>2</w:t>
             </w:r>
           </w:p>
         </w:tc>
         <w:tc>
           <w:tcPr>
             <w:tcW w:w="4814" w:type="dxa"/>
+            <w:shd w:val="clear" w:color="auto" w:fill="D9D9D9" w:themeFill="background1" w:themeFillShade="D9"/>
           </w:tcPr>
           <w:p>
             <w:pPr>
               <w:rPr>
+                <w:b/>
+                <w:bCs/>
                 <w:lang w:val="it-IT"/>
               </w:rPr>
             </w:pPr>
             <w:r>
               <w:rPr>
+                <w:b/>
+                <w:bCs/>
                 <w:lang w:val="it-IT"/>
               </w:rPr>
-              <w:t>2</w:t>
+              <w:t>6</w:t>
             </w:r>
           </w:p>
         </w:tc>
@@ -8444,6 +8496,120 @@
         <w:tc>
           <w:tcPr>
             <w:tcW w:w="4814" w:type="dxa"/>
+          </w:tcPr>
+          <w:p>
+            <w:pPr>
+              <w:rPr>
+                <w:lang w:val="it-IT"/>
+              </w:rPr>
+            </w:pPr>
+            <w:r>
+              <w:rPr>
+                <w:lang w:val="it-IT"/>
+              </w:rPr>
+              <w:t>User Story 1</w:t>
+            </w:r>
+          </w:p>
+        </w:tc>
+        <w:tc>
+          <w:tcPr>
+            <w:tcW w:w="4814" w:type="dxa"/>
+          </w:tcPr>
+          <w:p>
+            <w:pPr>
+              <w:rPr>
+                <w:lang w:val="it-IT"/>
+              </w:rPr>
+            </w:pPr>
+            <w:r>
+              <w:rPr>
+                <w:lang w:val="it-IT"/>
+              </w:rPr>
+              <w:t>3</w:t>
+            </w:r>
+          </w:p>
+        </w:tc>
+      </w:tr>
+      <w:tr>
+        <w:tc>
+          <w:tcPr>
+            <w:tcW w:w="4814" w:type="dxa"/>
+          </w:tcPr>
+          <w:p>
+            <w:pPr>
+              <w:rPr>
+                <w:lang w:val="it-IT"/>
+              </w:rPr>
+            </w:pPr>
+            <w:r>
+              <w:rPr>
+                <w:lang w:val="it-IT"/>
+              </w:rPr>
+              <w:t>User Story 4</w:t>
+            </w:r>
+          </w:p>
+        </w:tc>
+        <w:tc>
+          <w:tcPr>
+            <w:tcW w:w="4814" w:type="dxa"/>
+          </w:tcPr>
+          <w:p>
+            <w:pPr>
+              <w:rPr>
+                <w:lang w:val="it-IT"/>
+              </w:rPr>
+            </w:pPr>
+            <w:r>
+              <w:rPr>
+                <w:lang w:val="it-IT"/>
+              </w:rPr>
+              <w:t>1</w:t>
+            </w:r>
+          </w:p>
+        </w:tc>
+      </w:tr>
+      <w:tr>
+        <w:tc>
+          <w:tcPr>
+            <w:tcW w:w="4814" w:type="dxa"/>
+          </w:tcPr>
+          <w:p>
+            <w:pPr>
+              <w:rPr>
+                <w:lang w:val="it-IT"/>
+              </w:rPr>
+            </w:pPr>
+            <w:r>
+              <w:rPr>
+                <w:lang w:val="it-IT"/>
+              </w:rPr>
+              <w:t>User Story 11</w:t>
+            </w:r>
+          </w:p>
+        </w:tc>
+        <w:tc>
+          <w:tcPr>
+            <w:tcW w:w="4814" w:type="dxa"/>
+          </w:tcPr>
+          <w:p>
+            <w:pPr>
+              <w:rPr>
+                <w:lang w:val="it-IT"/>
+              </w:rPr>
+            </w:pPr>
+            <w:r>
+              <w:rPr>
+                <w:lang w:val="it-IT"/>
+              </w:rPr>
+              <w:t>2</w:t>
+            </w:r>
+          </w:p>
+        </w:tc>
+      </w:tr>
+      <w:tr>
+        <w:tc>
+          <w:tcPr>
+            <w:tcW w:w="4814" w:type="dxa"/>
             <w:shd w:val="clear" w:color="auto" w:fill="D9D9D9" w:themeFill="background1" w:themeFillShade="D9"/>
           </w:tcPr>
           <w:p>
@@ -8466,7 +8632,7 @@
                 <w:bCs/>
                 <w:lang w:val="it-IT"/>
               </w:rPr>
-              <w:t>2</w:t>
+              <w:t>3</w:t>
             </w:r>
           </w:p>
         </w:tc>
@@ -8556,7 +8722,7 @@
                 <w:bCs/>
                 <w:lang w:val="it-IT"/>
               </w:rPr>
-              <w:t>3</w:t>
+              <w:t>4</w:t>
             </w:r>
           </w:p>
         </w:tc>
@@ -8646,7 +8812,7 @@
                 <w:bCs/>
                 <w:lang w:val="it-IT"/>
               </w:rPr>
-              <w:t>4</w:t>
+              <w:t>5</w:t>
             </w:r>
           </w:p>
         </w:tc>
@@ -8740,7 +8906,7 @@
                 <w:bCs/>
                 <w:lang w:val="it-IT"/>
               </w:rPr>
-              <w:t>5</w:t>
+              <w:t>6</w:t>
             </w:r>
           </w:p>
         </w:tc>
@@ -8872,7 +9038,7 @@
                 <w:bCs/>
                 <w:lang w:val="it-IT"/>
               </w:rPr>
-              <w:t>6</w:t>
+              <w:t>7</w:t>
             </w:r>
           </w:p>
         </w:tc>
@@ -8936,134 +9102,6 @@
           </w:p>
         </w:tc>
       </w:tr>
-      <w:tr>
-        <w:tc>
-          <w:tcPr>
-            <w:tcW w:w="4814" w:type="dxa"/>
-            <w:shd w:val="clear" w:color="auto" w:fill="D9D9D9" w:themeFill="background1" w:themeFillShade="D9"/>
-          </w:tcPr>
-          <w:p>
-            <w:pPr>
-              <w:rPr>
-                <w:lang w:val="it-IT"/>
-              </w:rPr>
-            </w:pPr>
-            <w:r>
-              <w:rPr>
-                <w:b/>
-                <w:bCs/>
-                <w:lang w:val="it-IT"/>
-              </w:rPr>
-              <w:t xml:space="preserve">Sprint </w:t>
-            </w:r>
-            <w:r>
-              <w:rPr>
-                <w:b/>
-                <w:bCs/>
-                <w:lang w:val="it-IT"/>
-              </w:rPr>
-              <w:t>7</w:t>
-            </w:r>
-          </w:p>
-        </w:tc>
-        <w:tc>
-          <w:tcPr>
-            <w:tcW w:w="4814" w:type="dxa"/>
-            <w:shd w:val="clear" w:color="auto" w:fill="D9D9D9" w:themeFill="background1" w:themeFillShade="D9"/>
-          </w:tcPr>
-          <w:p>
-            <w:pPr>
-              <w:rPr>
-                <w:lang w:val="it-IT"/>
-              </w:rPr>
-            </w:pPr>
-            <w:r>
-              <w:rPr>
-                <w:b/>
-                <w:bCs/>
-                <w:lang w:val="it-IT"/>
-              </w:rPr>
-              <w:t>6</w:t>
-            </w:r>
-          </w:p>
-        </w:tc>
-      </w:tr>
-      <w:tr>
-        <w:tc>
-          <w:tcPr>
-            <w:tcW w:w="4814" w:type="dxa"/>
-          </w:tcPr>
-          <w:p>
-            <w:pPr>
-              <w:rPr>
-                <w:lang w:val="it-IT"/>
-              </w:rPr>
-            </w:pPr>
-            <w:r>
-              <w:rPr>
-                <w:lang w:val="it-IT"/>
-              </w:rPr>
-              <w:t>User Story 2</w:t>
-            </w:r>
-          </w:p>
-        </w:tc>
-        <w:tc>
-          <w:tcPr>
-            <w:tcW w:w="4814" w:type="dxa"/>
-          </w:tcPr>
-          <w:p>
-            <w:pPr>
-              <w:rPr>
-                <w:lang w:val="it-IT"/>
-              </w:rPr>
-            </w:pPr>
-            <w:r>
-              <w:rPr>
-                <w:lang w:val="it-IT"/>
-              </w:rPr>
-              <w:t>2</w:t>
-            </w:r>
-          </w:p>
-        </w:tc>
-      </w:tr>
-      <w:tr>
-        <w:tc>
-          <w:tcPr>
-            <w:tcW w:w="4814" w:type="dxa"/>
-          </w:tcPr>
-          <w:p>
-            <w:pPr>
-              <w:rPr>
-                <w:lang w:val="it-IT"/>
-              </w:rPr>
-            </w:pPr>
-            <w:r>
-              <w:rPr>
-                <w:lang w:val="it-IT"/>
-              </w:rPr>
-              <w:t>User Story 3</w:t>
-            </w:r>
-          </w:p>
-        </w:tc>
-        <w:tc>
-          <w:tcPr>
-            <w:tcW w:w="4814" w:type="dxa"/>
-          </w:tcPr>
-          <w:p>
-            <w:pPr>
-              <w:rPr>
-                <w:lang w:val="it-IT"/>
-              </w:rPr>
-            </w:pPr>
-            <w:r>
-              <w:rPr>
-                <w:lang w:val="it-IT"/>
-              </w:rPr>
-              <w:t>4</w:t>
-            </w:r>
-          </w:p>
-        </w:tc>
-      </w:tr>
     </w:tbl>
     <w:p>
       <w:pPr>
@@ -9080,7 +9118,7 @@
           <w:lang w:val="it-CH"/>
         </w:rPr>
       </w:pPr>
-      <w:bookmarkStart w:id="9" w:name="_Toc239863694"/>
+      <w:bookmarkStart w:id="9" w:name="_Toc240023041"/>
       <w:r>
         <w:rPr>
           <w:lang w:val="it-CH"/>
@@ -9110,7 +9148,7 @@
           <w:lang w:val="it-CH"/>
         </w:rPr>
       </w:pPr>
-      <w:bookmarkStart w:id="10" w:name="_Toc239863695"/>
+      <w:bookmarkStart w:id="10" w:name="_Toc240023042"/>
       <w:r>
         <w:rPr>
           <w:lang w:val="it-CH"/>
@@ -9130,15 +9168,7 @@
     <w:p/>
     <w:p>
       <w:r>
-        <w:t xml:space="preserve">La pianificazione può essere rappresentata mediante un diagramma di </w:t>
-      </w:r>
-      <w:proofErr w:type="spellStart"/>
-      <w:r>
-        <w:t>Gantt</w:t>
-      </w:r>
-      <w:proofErr w:type="spellEnd"/>
-      <w:r>
-        <w:t>:</w:t>
+        <w:t>La pianificazione può essere rappresentata mediante un diagramma di Gantt:</w:t>
       </w:r>
     </w:p>
     <w:p/>
@@ -9240,14 +9270,9 @@
         <w:t xml:space="preserve"> </w:t>
       </w:r>
       <w:r>
-        <w:t xml:space="preserve">Esempio di diagramma di </w:t>
-      </w:r>
-      <w:proofErr w:type="spellStart"/>
-      <w:r>
-        <w:t>Gantt</w:t>
+        <w:t>Esempio di diagramma di Gantt</w:t>
       </w:r>
       <w:bookmarkEnd w:id="11"/>
-      <w:proofErr w:type="spellEnd"/>
     </w:p>
     <w:p>
       <w:r>
@@ -9263,15 +9288,7 @@
         <w:t>.</w:t>
       </w:r>
       <w:r>
-        <w:t xml:space="preserve"> </w:t>
-      </w:r>
-      <w:proofErr w:type="spellStart"/>
-      <w:r>
-        <w:t>scrum</w:t>
-      </w:r>
-      <w:proofErr w:type="spellEnd"/>
-      <w:r>
-        <w:t>), dovranno apparire in questo capitolo.</w:t>
+        <w:t xml:space="preserve"> scrum), dovranno apparire in questo capitolo.</w:t>
       </w:r>
     </w:p>
     <w:p/>
@@ -9395,14 +9412,9 @@
         <w:t xml:space="preserve"> </w:t>
       </w:r>
       <w:r>
-        <w:t xml:space="preserve">Esempio di diagramma di </w:t>
-      </w:r>
-      <w:proofErr w:type="spellStart"/>
-      <w:r>
-        <w:t>Gantt</w:t>
+        <w:t>Esempio di diagramma di Gantt</w:t>
       </w:r>
       <w:bookmarkEnd w:id="12"/>
-      <w:proofErr w:type="spellEnd"/>
     </w:p>
     <w:p/>
     <w:p>
@@ -9426,7 +9438,7 @@
           <w:lang w:val="it-CH"/>
         </w:rPr>
       </w:pPr>
-      <w:bookmarkStart w:id="13" w:name="_Toc239863696"/>
+      <w:bookmarkStart w:id="13" w:name="_Toc240023043"/>
       <w:r>
         <w:rPr>
           <w:lang w:val="it-CH"/>
@@ -9437,14 +9449,43 @@
       <w:bookmarkEnd w:id="13"/>
     </w:p>
     <w:p>
-      <w:r>
-        <w:t xml:space="preserve">Elencare e descrivere i </w:t>
-      </w:r>
-      <w:r>
-        <w:t>mezzi disponibili pe</w:t>
-      </w:r>
-      <w:r>
-        <w:t>r la realizzazione del progetto. Ricordarsi di sempre descrivere nel dettaglio le versioni e il modello di riferimento.</w:t>
+      <w:pPr>
+        <w:spacing w:after="160" w:line="278" w:lineRule="auto"/>
+      </w:pPr>
+      <w:bookmarkStart w:id="14" w:name="_Toc413411419"/>
+      <w:bookmarkStart w:id="15" w:name="_Toc240023044"/>
+      <w:r>
+        <w:t>Per la realizzazione del progetto sono stati utilizzat</w:t>
+      </w:r>
+      <w:r>
+        <w:t>i</w:t>
+      </w:r>
+      <w:r>
+        <w:t xml:space="preserve"> </w:t>
+      </w:r>
+      <w:r>
+        <w:t>2</w:t>
+      </w:r>
+      <w:r>
+        <w:t xml:space="preserve"> PC scolastici con </w:t>
+      </w:r>
+      <w:r>
+        <w:t>Unity</w:t>
+      </w:r>
+      <w:r>
+        <w:t>. Il debugging è effettuato direttamente sul</w:t>
+      </w:r>
+      <w:r>
+        <w:t xml:space="preserve"> game engine</w:t>
+      </w:r>
+      <w:r>
+        <w:t xml:space="preserve"> </w:t>
+      </w:r>
+      <w:r>
+        <w:t>Unity</w:t>
+      </w:r>
+      <w:r>
+        <w:t>, oltretutto sono stati anche eseguiti dei test su dei computer personali con delle prestazioni minori rispetto a quelli scolastici.</w:t>
       </w:r>
     </w:p>
     <w:p>
@@ -9454,8 +9495,6 @@
           <w:lang w:val="it-CH"/>
         </w:rPr>
       </w:pPr>
-      <w:bookmarkStart w:id="14" w:name="_Toc413411419"/>
-      <w:bookmarkStart w:id="15" w:name="_Toc239863697"/>
       <w:r>
         <w:rPr>
           <w:lang w:val="it-CH"/>
@@ -9465,20 +9504,162 @@
       <w:bookmarkEnd w:id="14"/>
       <w:bookmarkEnd w:id="15"/>
     </w:p>
-    <w:p>
-      <w:r>
-        <w:t>SDK, librerie, tools utilizzati pe</w:t>
-      </w:r>
-      <w:r>
-        <w:t>r la realizzazione del progetto</w:t>
-      </w:r>
-      <w:r>
-        <w:t xml:space="preserve"> e eventuali dipendenze</w:t>
-      </w:r>
-      <w:r>
-        <w:t>.</w:t>
-      </w:r>
-    </w:p>
+    <w:tbl>
+      <w:tblPr>
+        <w:tblStyle w:val="Tabellagriglia2"/>
+        <w:tblW w:w="0" w:type="auto"/>
+        <w:tblLook w:val="04A0" w:firstRow="1" w:lastRow="0" w:firstColumn="1" w:lastColumn="0" w:noHBand="0" w:noVBand="1"/>
+      </w:tblPr>
+      <w:tblGrid>
+        <w:gridCol w:w="2440"/>
+        <w:gridCol w:w="2407"/>
+      </w:tblGrid>
+      <w:tr>
+        <w:trPr>
+          <w:cnfStyle w:val="100000000000" w:firstRow="1" w:lastRow="0" w:firstColumn="0" w:lastColumn="0" w:oddVBand="0" w:evenVBand="0" w:oddHBand="0" w:evenHBand="0" w:firstRowFirstColumn="0" w:firstRowLastColumn="0" w:lastRowFirstColumn="0" w:lastRowLastColumn="0"/>
+        </w:trPr>
+        <w:tc>
+          <w:tcPr>
+            <w:cnfStyle w:val="001000000000" w:firstRow="0" w:lastRow="0" w:firstColumn="1" w:lastColumn="0" w:oddVBand="0" w:evenVBand="0" w:oddHBand="0" w:evenHBand="0" w:firstRowFirstColumn="0" w:firstRowLastColumn="0" w:lastRowFirstColumn="0" w:lastRowLastColumn="0"/>
+            <w:tcW w:w="2440" w:type="dxa"/>
+          </w:tcPr>
+          <w:p>
+            <w:r>
+              <w:t>Cosa</w:t>
+            </w:r>
+          </w:p>
+        </w:tc>
+        <w:tc>
+          <w:tcPr>
+            <w:tcW w:w="2407" w:type="dxa"/>
+          </w:tcPr>
+          <w:p>
+            <w:pPr>
+              <w:cnfStyle w:val="100000000000" w:firstRow="1" w:lastRow="0" w:firstColumn="0" w:lastColumn="0" w:oddVBand="0" w:evenVBand="0" w:oddHBand="0" w:evenHBand="0" w:firstRowFirstColumn="0" w:firstRowLastColumn="0" w:lastRowFirstColumn="0" w:lastRowLastColumn="0"/>
+            </w:pPr>
+            <w:r>
+              <w:t>Versione</w:t>
+            </w:r>
+          </w:p>
+        </w:tc>
+      </w:tr>
+      <w:tr>
+        <w:trPr>
+          <w:cnfStyle w:val="000000100000" w:firstRow="0" w:lastRow="0" w:firstColumn="0" w:lastColumn="0" w:oddVBand="0" w:evenVBand="0" w:oddHBand="1" w:evenHBand="0" w:firstRowFirstColumn="0" w:firstRowLastColumn="0" w:lastRowFirstColumn="0" w:lastRowLastColumn="0"/>
+        </w:trPr>
+        <w:tc>
+          <w:tcPr>
+            <w:cnfStyle w:val="001000000000" w:firstRow="0" w:lastRow="0" w:firstColumn="1" w:lastColumn="0" w:oddVBand="0" w:evenVBand="0" w:oddHBand="0" w:evenHBand="0" w:firstRowFirstColumn="0" w:firstRowLastColumn="0" w:lastRowFirstColumn="0" w:lastRowLastColumn="0"/>
+            <w:tcW w:w="2440" w:type="dxa"/>
+          </w:tcPr>
+          <w:p>
+            <w:r>
+              <w:t xml:space="preserve">Unity: </w:t>
+            </w:r>
+          </w:p>
+        </w:tc>
+        <w:tc>
+          <w:tcPr>
+            <w:tcW w:w="2407" w:type="dxa"/>
+          </w:tcPr>
+          <w:p>
+            <w:pPr>
+              <w:cnfStyle w:val="000000100000" w:firstRow="0" w:lastRow="0" w:firstColumn="0" w:lastColumn="0" w:oddVBand="0" w:evenVBand="0" w:oddHBand="1" w:evenHBand="0" w:firstRowFirstColumn="0" w:firstRowLastColumn="0" w:lastRowFirstColumn="0" w:lastRowLastColumn="0"/>
+            </w:pPr>
+            <w:r>
+              <w:t>6000.1.4f1</w:t>
+            </w:r>
+          </w:p>
+        </w:tc>
+      </w:tr>
+      <w:tr>
+        <w:tc>
+          <w:tcPr>
+            <w:cnfStyle w:val="001000000000" w:firstRow="0" w:lastRow="0" w:firstColumn="1" w:lastColumn="0" w:oddVBand="0" w:evenVBand="0" w:oddHBand="0" w:evenHBand="0" w:firstRowFirstColumn="0" w:firstRowLastColumn="0" w:lastRowFirstColumn="0" w:lastRowLastColumn="0"/>
+            <w:tcW w:w="2440" w:type="dxa"/>
+          </w:tcPr>
+          <w:p>
+            <w:r>
+              <w:t>MySQL:</w:t>
+            </w:r>
+          </w:p>
+        </w:tc>
+        <w:tc>
+          <w:tcPr>
+            <w:tcW w:w="2407" w:type="dxa"/>
+          </w:tcPr>
+          <w:p>
+            <w:pPr>
+              <w:cnfStyle w:val="000000000000" w:firstRow="0" w:lastRow="0" w:firstColumn="0" w:lastColumn="0" w:oddVBand="0" w:evenVBand="0" w:oddHBand="0" w:evenHBand="0" w:firstRowFirstColumn="0" w:firstRowLastColumn="0" w:lastRowFirstColumn="0" w:lastRowLastColumn="0"/>
+            </w:pPr>
+            <w:r>
+              <w:t>8.0.42</w:t>
+            </w:r>
+          </w:p>
+        </w:tc>
+      </w:tr>
+      <w:tr>
+        <w:trPr>
+          <w:cnfStyle w:val="000000100000" w:firstRow="0" w:lastRow="0" w:firstColumn="0" w:lastColumn="0" w:oddVBand="0" w:evenVBand="0" w:oddHBand="1" w:evenHBand="0" w:firstRowFirstColumn="0" w:firstRowLastColumn="0" w:lastRowFirstColumn="0" w:lastRowLastColumn="0"/>
+        </w:trPr>
+        <w:tc>
+          <w:tcPr>
+            <w:cnfStyle w:val="001000000000" w:firstRow="0" w:lastRow="0" w:firstColumn="1" w:lastColumn="0" w:oddVBand="0" w:evenVBand="0" w:oddHBand="0" w:evenHBand="0" w:firstRowFirstColumn="0" w:firstRowLastColumn="0" w:lastRowFirstColumn="0" w:lastRowLastColumn="0"/>
+            <w:tcW w:w="2440" w:type="dxa"/>
+          </w:tcPr>
+          <w:p>
+            <w:r>
+              <w:t>C#</w:t>
+            </w:r>
+            <w:r>
+              <w:t>:</w:t>
+            </w:r>
+          </w:p>
+        </w:tc>
+        <w:tc>
+          <w:tcPr>
+            <w:tcW w:w="2407" w:type="dxa"/>
+          </w:tcPr>
+          <w:p>
+            <w:pPr>
+              <w:cnfStyle w:val="000000100000" w:firstRow="0" w:lastRow="0" w:firstColumn="0" w:lastColumn="0" w:oddVBand="0" w:evenVBand="0" w:oddHBand="1" w:evenHBand="0" w:firstRowFirstColumn="0" w:firstRowLastColumn="0" w:lastRowFirstColumn="0" w:lastRowLastColumn="0"/>
+            </w:pPr>
+            <w:r>
+              <w:t>9.0</w:t>
+            </w:r>
+          </w:p>
+        </w:tc>
+      </w:tr>
+      <w:tr>
+        <w:tc>
+          <w:tcPr>
+            <w:cnfStyle w:val="001000000000" w:firstRow="0" w:lastRow="0" w:firstColumn="1" w:lastColumn="0" w:oddVBand="0" w:evenVBand="0" w:oddHBand="0" w:evenHBand="0" w:firstRowFirstColumn="0" w:firstRowLastColumn="0" w:lastRowFirstColumn="0" w:lastRowLastColumn="0"/>
+            <w:tcW w:w="2440" w:type="dxa"/>
+          </w:tcPr>
+          <w:p>
+            <w:r>
+              <w:t>.NET Framework</w:t>
+            </w:r>
+            <w:r>
+              <w:t>:</w:t>
+            </w:r>
+          </w:p>
+        </w:tc>
+        <w:tc>
+          <w:tcPr>
+            <w:tcW w:w="2407" w:type="dxa"/>
+          </w:tcPr>
+          <w:p>
+            <w:pPr>
+              <w:cnfStyle w:val="000000000000" w:firstRow="0" w:lastRow="0" w:firstColumn="0" w:lastColumn="0" w:oddVBand="0" w:evenVBand="0" w:oddHBand="0" w:evenHBand="0" w:firstRowFirstColumn="0" w:firstRowLastColumn="0" w:lastRowFirstColumn="0" w:lastRowLastColumn="0"/>
+            </w:pPr>
+            <w:r>
+              <w:t>4.8</w:t>
+            </w:r>
+          </w:p>
+        </w:tc>
+      </w:tr>
+    </w:tbl>
     <w:p>
       <w:pPr>
         <w:pStyle w:val="Titolo3"/>
@@ -9487,7 +9668,7 @@
         </w:rPr>
       </w:pPr>
       <w:bookmarkStart w:id="16" w:name="_Toc413411420"/>
-      <w:bookmarkStart w:id="17" w:name="_Toc239863698"/>
+      <w:bookmarkStart w:id="17" w:name="_Toc240023045"/>
       <w:r>
         <w:rPr>
           <w:lang w:val="it-CH"/>
@@ -9498,22 +9679,32 @@
       <w:bookmarkEnd w:id="17"/>
     </w:p>
     <w:p>
-      <w:r>
-        <w:t xml:space="preserve">Su quale piattaforma dovrà essere eseguito il prodotto? Che hardware particolare è coinvolto nel progetto? Che particolarità e limitazioni presenta? Che </w:t>
-      </w:r>
-      <w:r>
-        <w:t>HW</w:t>
-      </w:r>
-      <w:r>
-        <w:t xml:space="preserve"> sarà disponibile durante lo sviluppo?</w:t>
-      </w:r>
-    </w:p>
+      <w:bookmarkStart w:id="18" w:name="_Toc429059808"/>
+      <w:bookmarkStart w:id="19" w:name="_Toc240023046"/>
+      <w:r>
+        <w:t>PC Windows 11 Education</w:t>
+      </w:r>
+    </w:p>
+    <w:p>
+      <w:r>
+        <w:t>Intel Core i7-9700 3 GHz</w:t>
+      </w:r>
+    </w:p>
+    <w:p>
+      <w:r>
+        <w:t>32 GB RAM</w:t>
+      </w:r>
+    </w:p>
+    <w:p>
+      <w:r>
+        <w:t>NVIDIA GeForce RTX 2060</w:t>
+      </w:r>
+    </w:p>
+    <w:p/>
     <w:p>
       <w:pPr>
         <w:pStyle w:val="Titolo1"/>
       </w:pPr>
-      <w:bookmarkStart w:id="18" w:name="_Toc429059808"/>
-      <w:bookmarkStart w:id="19" w:name="_Toc239863699"/>
       <w:r>
         <w:t>Progettazione</w:t>
       </w:r>
@@ -9534,7 +9725,7 @@
         </w:rPr>
       </w:pPr>
       <w:bookmarkStart w:id="20" w:name="_Toc429059809"/>
-      <w:bookmarkStart w:id="21" w:name="_Toc239863700"/>
+      <w:bookmarkStart w:id="21" w:name="_Toc240023047"/>
       <w:r>
         <w:rPr>
           <w:lang w:val="it-CH"/>
@@ -9599,13 +9790,8 @@
         </w:numPr>
       </w:pPr>
       <w:r>
-        <w:t xml:space="preserve">Eventuale </w:t>
-      </w:r>
-      <w:proofErr w:type="spellStart"/>
-      <w:r>
-        <w:t>sitemap</w:t>
-      </w:r>
-      <w:proofErr w:type="spellEnd"/>
+        <w:t>Eventuale sitemap</w:t>
+      </w:r>
     </w:p>
     <w:p>
       <w:pPr>
@@ -9615,7 +9801,7 @@
         </w:rPr>
       </w:pPr>
       <w:bookmarkStart w:id="22" w:name="_Toc429059810"/>
-      <w:bookmarkStart w:id="23" w:name="_Toc239863701"/>
+      <w:bookmarkStart w:id="23" w:name="_Toc240023048"/>
       <w:r>
         <w:rPr>
           <w:lang w:val="it-CH"/>
@@ -9637,6 +9823,7 @@
     </w:p>
     <w:p>
       <w:r>
+        <w:lastRenderedPageBreak/>
         <w:t>Se il diagramma E-R viene modificato, sulla doc dovrà apparire l’ultima versione, mentre le vecchie saranno sui diari.</w:t>
       </w:r>
     </w:p>
@@ -9646,7 +9833,6 @@
         <w:keepNext/>
       </w:pPr>
       <w:r>
-        <w:lastRenderedPageBreak/>
         <w:t>Diagramma Chen</w:t>
       </w:r>
       <w:r>
@@ -9870,7 +10056,7 @@
         </w:rPr>
       </w:pPr>
       <w:bookmarkStart w:id="26" w:name="_Toc429059811"/>
-      <w:bookmarkStart w:id="27" w:name="_Toc239863702"/>
+      <w:bookmarkStart w:id="27" w:name="_Toc240023049"/>
       <w:r>
         <w:rPr>
           <w:lang w:val="it-CH"/>
@@ -9883,15 +10069,7 @@
     </w:p>
     <w:p>
       <w:r>
-        <w:t xml:space="preserve">Descrizione delle interfacce interne ed esterne del sistema e dell’interfaccia utente. La progettazione delle interfacce è basata sulle informazioni ricavate durante la fase di analisi e realizzata tramite </w:t>
-      </w:r>
-      <w:proofErr w:type="spellStart"/>
-      <w:r>
-        <w:t>mockups</w:t>
-      </w:r>
-      <w:proofErr w:type="spellEnd"/>
-      <w:r>
-        <w:t>.</w:t>
+        <w:t>Descrizione delle interfacce interne ed esterne del sistema e dell’interfaccia utente. La progettazione delle interfacce è basata sulle informazioni ricavate durante la fase di analisi e realizzata tramite mockups.</w:t>
       </w:r>
     </w:p>
     <w:p>
@@ -9902,7 +10080,7 @@
         </w:rPr>
       </w:pPr>
       <w:bookmarkStart w:id="28" w:name="_Toc429059812"/>
-      <w:bookmarkStart w:id="29" w:name="_Toc239863703"/>
+      <w:bookmarkStart w:id="29" w:name="_Toc240023050"/>
       <w:r>
         <w:rPr>
           <w:lang w:val="it-CH"/>
@@ -9958,13 +10136,8 @@
         </w:numPr>
       </w:pPr>
       <w:r>
-        <w:t xml:space="preserve">Tabelle di </w:t>
-      </w:r>
-      <w:proofErr w:type="spellStart"/>
-      <w:r>
-        <w:t>routing</w:t>
-      </w:r>
-      <w:proofErr w:type="spellEnd"/>
+        <w:t>Tabelle di routing</w:t>
+      </w:r>
     </w:p>
     <w:p>
       <w:pPr>
@@ -9994,7 +10167,7 @@
         <w:pStyle w:val="Titolo1"/>
       </w:pPr>
       <w:bookmarkStart w:id="30" w:name="_Toc461179222"/>
-      <w:bookmarkStart w:id="31" w:name="_Toc239863704"/>
+      <w:bookmarkStart w:id="31" w:name="_Toc240023051"/>
       <w:r>
         <w:lastRenderedPageBreak/>
         <w:t>Implementazione</w:t>
@@ -10061,7 +10234,7 @@
         <w:pStyle w:val="Titolo1"/>
       </w:pPr>
       <w:bookmarkStart w:id="32" w:name="_Toc461179223"/>
-      <w:bookmarkStart w:id="33" w:name="_Toc239863705"/>
+      <w:bookmarkStart w:id="33" w:name="_Toc240023052"/>
       <w:r>
         <w:t>Test</w:t>
       </w:r>
@@ -10076,7 +10249,7 @@
         </w:rPr>
       </w:pPr>
       <w:bookmarkStart w:id="34" w:name="_Toc461179224"/>
-      <w:bookmarkStart w:id="35" w:name="_Toc239863706"/>
+      <w:bookmarkStart w:id="35" w:name="_Toc240023053"/>
       <w:r>
         <w:rPr>
           <w:lang w:val="it-CH"/>
@@ -10244,212 +10417,86 @@
                 <w:szCs w:val="24"/>
                 <w:lang w:val="it-CH"/>
               </w:rPr>
-              <w:t xml:space="preserve">Import a card with KIC, KID and KIK keys, </w:t>
-            </w:r>
-            <w:proofErr w:type="spellStart"/>
-            <w:r>
-              <w:rPr>
+              <w:t>Import a card with KIC, KID and KIK keys, but not shown with the GUI</w:t>
+            </w:r>
+          </w:p>
+        </w:tc>
+      </w:tr>
+      <w:tr>
+        <w:tc>
+          <w:tcPr>
+            <w:tcW w:w="1843" w:type="dxa"/>
+            <w:shd w:val="clear" w:color="auto" w:fill="D9D9D9" w:themeFill="background1" w:themeFillShade="D9"/>
+          </w:tcPr>
+          <w:p>
+            <w:pPr>
+              <w:pStyle w:val="BodyTextChar"/>
+              <w:rPr>
+                <w:b/>
                 <w:sz w:val="24"/>
                 <w:szCs w:val="24"/>
                 <w:lang w:val="it-CH"/>
               </w:rPr>
-              <w:t>but</w:t>
-            </w:r>
-            <w:proofErr w:type="spellEnd"/>
-            <w:r>
-              <w:rPr>
+            </w:pPr>
+            <w:r>
+              <w:rPr>
+                <w:b/>
                 <w:sz w:val="24"/>
                 <w:szCs w:val="24"/>
                 <w:lang w:val="it-CH"/>
               </w:rPr>
-              <w:t xml:space="preserve"> </w:t>
-            </w:r>
-            <w:proofErr w:type="spellStart"/>
-            <w:r>
+              <w:t>Descrizione</w:t>
+            </w:r>
+          </w:p>
+        </w:tc>
+        <w:tc>
+          <w:tcPr>
+            <w:tcW w:w="7794" w:type="dxa"/>
+            <w:gridSpan w:val="3"/>
+          </w:tcPr>
+          <w:p>
+            <w:pPr>
+              <w:pStyle w:val="BodyTextChar"/>
               <w:rPr>
                 <w:sz w:val="24"/>
                 <w:szCs w:val="24"/>
                 <w:lang w:val="it-CH"/>
               </w:rPr>
-              <w:t>not</w:t>
-            </w:r>
-            <w:proofErr w:type="spellEnd"/>
+            </w:pPr>
             <w:r>
               <w:rPr>
                 <w:sz w:val="24"/>
                 <w:szCs w:val="24"/>
                 <w:lang w:val="it-CH"/>
               </w:rPr>
-              <w:t xml:space="preserve"> </w:t>
-            </w:r>
-            <w:proofErr w:type="spellStart"/>
-            <w:r>
-              <w:rPr>
+              <w:t>Import a card with KIC, KID and KIK keys with no obfuscation, but not shown with the GUI</w:t>
+            </w:r>
+          </w:p>
+        </w:tc>
+      </w:tr>
+      <w:tr>
+        <w:tc>
+          <w:tcPr>
+            <w:tcW w:w="1843" w:type="dxa"/>
+            <w:shd w:val="clear" w:color="auto" w:fill="D9D9D9" w:themeFill="background1" w:themeFillShade="D9"/>
+          </w:tcPr>
+          <w:p>
+            <w:pPr>
+              <w:pStyle w:val="BodyTextChar"/>
+              <w:rPr>
+                <w:b/>
                 <w:sz w:val="24"/>
                 <w:szCs w:val="24"/>
                 <w:lang w:val="it-CH"/>
               </w:rPr>
-              <w:t>shown</w:t>
-            </w:r>
-            <w:proofErr w:type="spellEnd"/>
-            <w:r>
-              <w:rPr>
+            </w:pPr>
+            <w:r>
+              <w:rPr>
+                <w:b/>
                 <w:sz w:val="24"/>
                 <w:szCs w:val="24"/>
                 <w:lang w:val="it-CH"/>
               </w:rPr>
-              <w:t xml:space="preserve"> with the GUI</w:t>
-            </w:r>
-          </w:p>
-        </w:tc>
-      </w:tr>
-      <w:tr>
-        <w:tc>
-          <w:tcPr>
-            <w:tcW w:w="1843" w:type="dxa"/>
-            <w:shd w:val="clear" w:color="auto" w:fill="D9D9D9" w:themeFill="background1" w:themeFillShade="D9"/>
-          </w:tcPr>
-          <w:p>
-            <w:pPr>
-              <w:pStyle w:val="BodyTextChar"/>
-              <w:rPr>
-                <w:b/>
-                <w:sz w:val="24"/>
-                <w:szCs w:val="24"/>
-                <w:lang w:val="it-CH"/>
-              </w:rPr>
-            </w:pPr>
-            <w:r>
-              <w:rPr>
-                <w:b/>
-                <w:sz w:val="24"/>
-                <w:szCs w:val="24"/>
-                <w:lang w:val="it-CH"/>
-              </w:rPr>
-              <w:t>Descrizione</w:t>
-            </w:r>
-          </w:p>
-        </w:tc>
-        <w:tc>
-          <w:tcPr>
-            <w:tcW w:w="7794" w:type="dxa"/>
-            <w:gridSpan w:val="3"/>
-          </w:tcPr>
-          <w:p>
-            <w:pPr>
-              <w:pStyle w:val="BodyTextChar"/>
-              <w:rPr>
-                <w:sz w:val="24"/>
-                <w:szCs w:val="24"/>
-                <w:lang w:val="it-CH"/>
-              </w:rPr>
-            </w:pPr>
-            <w:r>
-              <w:rPr>
-                <w:sz w:val="24"/>
-                <w:szCs w:val="24"/>
-                <w:lang w:val="it-CH"/>
-              </w:rPr>
-              <w:t xml:space="preserve">Import a card with KIC, KID and KIK keys with no </w:t>
-            </w:r>
-            <w:proofErr w:type="spellStart"/>
-            <w:r>
-              <w:rPr>
-                <w:sz w:val="24"/>
-                <w:szCs w:val="24"/>
-                <w:lang w:val="it-CH"/>
-              </w:rPr>
-              <w:t>obfuscation</w:t>
-            </w:r>
-            <w:proofErr w:type="spellEnd"/>
-            <w:r>
-              <w:rPr>
-                <w:sz w:val="24"/>
-                <w:szCs w:val="24"/>
-                <w:lang w:val="it-CH"/>
-              </w:rPr>
-              <w:t xml:space="preserve">, </w:t>
-            </w:r>
-            <w:proofErr w:type="spellStart"/>
-            <w:r>
-              <w:rPr>
-                <w:sz w:val="24"/>
-                <w:szCs w:val="24"/>
-                <w:lang w:val="it-CH"/>
-              </w:rPr>
-              <w:t>but</w:t>
-            </w:r>
-            <w:proofErr w:type="spellEnd"/>
-            <w:r>
-              <w:rPr>
-                <w:sz w:val="24"/>
-                <w:szCs w:val="24"/>
-                <w:lang w:val="it-CH"/>
-              </w:rPr>
-              <w:t xml:space="preserve"> </w:t>
-            </w:r>
-            <w:proofErr w:type="spellStart"/>
-            <w:r>
-              <w:rPr>
-                <w:sz w:val="24"/>
-                <w:szCs w:val="24"/>
-                <w:lang w:val="it-CH"/>
-              </w:rPr>
-              <w:t>not</w:t>
-            </w:r>
-            <w:proofErr w:type="spellEnd"/>
-            <w:r>
-              <w:rPr>
-                <w:sz w:val="24"/>
-                <w:szCs w:val="24"/>
-                <w:lang w:val="it-CH"/>
-              </w:rPr>
-              <w:t xml:space="preserve"> </w:t>
-            </w:r>
-            <w:proofErr w:type="spellStart"/>
-            <w:r>
-              <w:rPr>
-                <w:sz w:val="24"/>
-                <w:szCs w:val="24"/>
-                <w:lang w:val="it-CH"/>
-              </w:rPr>
-              <w:t>shown</w:t>
-            </w:r>
-            <w:proofErr w:type="spellEnd"/>
-            <w:r>
-              <w:rPr>
-                <w:sz w:val="24"/>
-                <w:szCs w:val="24"/>
-                <w:lang w:val="it-CH"/>
-              </w:rPr>
-              <w:t xml:space="preserve"> with the GUI</w:t>
-            </w:r>
-          </w:p>
-        </w:tc>
-      </w:tr>
-      <w:tr>
-        <w:tc>
-          <w:tcPr>
-            <w:tcW w:w="1843" w:type="dxa"/>
-            <w:shd w:val="clear" w:color="auto" w:fill="D9D9D9" w:themeFill="background1" w:themeFillShade="D9"/>
-          </w:tcPr>
-          <w:p>
-            <w:pPr>
-              <w:pStyle w:val="BodyTextChar"/>
-              <w:rPr>
-                <w:b/>
-                <w:sz w:val="24"/>
-                <w:szCs w:val="24"/>
-                <w:lang w:val="it-CH"/>
-              </w:rPr>
-            </w:pPr>
-            <w:r>
-              <w:rPr>
-                <w:b/>
-                <w:sz w:val="24"/>
-                <w:szCs w:val="24"/>
-                <w:lang w:val="it-CH"/>
-              </w:rPr>
               <w:t>Prerequisiti</w:t>
             </w:r>
           </w:p>
@@ -10474,90 +10521,32 @@
                 <w:szCs w:val="24"/>
                 <w:lang w:val="fr-CH"/>
               </w:rPr>
-              <w:t xml:space="preserve">Store on local </w:t>
-            </w:r>
-            <w:proofErr w:type="gramStart"/>
+              <w:t xml:space="preserve">Store on local PC: Profile_1.2.001.xml (appendix </w:t>
+            </w:r>
             <w:r>
               <w:rPr>
                 <w:sz w:val="24"/>
                 <w:szCs w:val="24"/>
                 <w:lang w:val="fr-CH"/>
               </w:rPr>
-              <w:t>PC:</w:t>
-            </w:r>
-            <w:proofErr w:type="gramEnd"/>
+              <w:t>n_n</w:t>
+            </w:r>
             <w:r>
               <w:rPr>
                 <w:sz w:val="24"/>
                 <w:szCs w:val="24"/>
                 <w:lang w:val="fr-CH"/>
               </w:rPr>
-              <w:t xml:space="preserve"> Profile_1.2.001.xml (</w:t>
-            </w:r>
-            <w:proofErr w:type="spellStart"/>
+              <w:t xml:space="preserve">) and Cards_1.2.001.txt (appendix </w:t>
+            </w:r>
             <w:r>
               <w:rPr>
                 <w:sz w:val="24"/>
                 <w:szCs w:val="24"/>
                 <w:lang w:val="fr-CH"/>
               </w:rPr>
-              <w:t>appendix</w:t>
-            </w:r>
-            <w:proofErr w:type="spellEnd"/>
-            <w:r>
-              <w:rPr>
-                <w:sz w:val="24"/>
-                <w:szCs w:val="24"/>
-                <w:lang w:val="fr-CH"/>
-              </w:rPr>
-              <w:t xml:space="preserve"> </w:t>
-            </w:r>
-            <w:proofErr w:type="spellStart"/>
-            <w:r>
-              <w:rPr>
-                <w:sz w:val="24"/>
-                <w:szCs w:val="24"/>
-                <w:lang w:val="fr-CH"/>
-              </w:rPr>
               <w:t>n_n</w:t>
             </w:r>
-            <w:proofErr w:type="spellEnd"/>
-            <w:r>
-              <w:rPr>
-                <w:sz w:val="24"/>
-                <w:szCs w:val="24"/>
-                <w:lang w:val="fr-CH"/>
-              </w:rPr>
-              <w:t>) and Cards_1.2.001.txt (</w:t>
-            </w:r>
-            <w:proofErr w:type="spellStart"/>
-            <w:r>
-              <w:rPr>
-                <w:sz w:val="24"/>
-                <w:szCs w:val="24"/>
-                <w:lang w:val="fr-CH"/>
-              </w:rPr>
-              <w:t>appendix</w:t>
-            </w:r>
-            <w:proofErr w:type="spellEnd"/>
-            <w:r>
-              <w:rPr>
-                <w:sz w:val="24"/>
-                <w:szCs w:val="24"/>
-                <w:lang w:val="fr-CH"/>
-              </w:rPr>
-              <w:t xml:space="preserve"> </w:t>
-            </w:r>
-            <w:proofErr w:type="spellStart"/>
-            <w:r>
-              <w:rPr>
-                <w:sz w:val="24"/>
-                <w:szCs w:val="24"/>
-                <w:lang w:val="fr-CH"/>
-              </w:rPr>
-              <w:t>n_n</w:t>
-            </w:r>
-            <w:proofErr w:type="spellEnd"/>
             <w:r>
               <w:rPr>
                 <w:sz w:val="24"/>
@@ -10646,52 +10635,16 @@
                 <w:szCs w:val="24"/>
                 <w:lang w:val="fr-CH"/>
               </w:rPr>
-              <w:t>Go to “</w:t>
-            </w:r>
-            <w:proofErr w:type="spellStart"/>
+              <w:t xml:space="preserve">Go to “Cards manager” menu, </w:t>
+            </w:r>
             <w:r>
               <w:rPr>
                 <w:sz w:val="24"/>
                 <w:szCs w:val="24"/>
                 <w:lang w:val="fr-CH"/>
               </w:rPr>
-              <w:t>Cards</w:t>
-            </w:r>
-            <w:proofErr w:type="spellEnd"/>
-            <w:r>
-              <w:rPr>
-                <w:sz w:val="24"/>
-                <w:szCs w:val="24"/>
-                <w:lang w:val="fr-CH"/>
-              </w:rPr>
-              <w:t xml:space="preserve"> manager” menu, </w:t>
-            </w:r>
-            <w:r>
-              <w:rPr>
-                <w:sz w:val="24"/>
-                <w:szCs w:val="24"/>
-                <w:lang w:val="fr-CH"/>
-              </w:rPr>
               <w:br/>
-              <w:t xml:space="preserve">in main page click “Import Profiles” </w:t>
-            </w:r>
-            <w:proofErr w:type="spellStart"/>
-            <w:r>
-              <w:rPr>
-                <w:sz w:val="24"/>
-                <w:szCs w:val="24"/>
-                <w:lang w:val="fr-CH"/>
-              </w:rPr>
-              <w:t>link</w:t>
-            </w:r>
-            <w:proofErr w:type="spellEnd"/>
-            <w:r>
-              <w:rPr>
-                <w:sz w:val="24"/>
-                <w:szCs w:val="24"/>
-                <w:lang w:val="fr-CH"/>
-              </w:rPr>
-              <w:t>,</w:t>
+              <w:t>in main page click “Import Profiles” link,</w:t>
             </w:r>
             <w:r>
               <w:rPr>
@@ -10732,25 +10685,25 @@
                 <w:szCs w:val="24"/>
                 <w:lang w:val="fr-CH"/>
               </w:rPr>
-              <w:t>Go to “</w:t>
-            </w:r>
-            <w:proofErr w:type="spellStart"/>
+              <w:t xml:space="preserve">Go to “Cards manager” menu, </w:t>
+            </w:r>
             <w:r>
               <w:rPr>
                 <w:sz w:val="24"/>
                 <w:szCs w:val="24"/>
                 <w:lang w:val="fr-CH"/>
               </w:rPr>
-              <w:t>Cards</w:t>
-            </w:r>
-            <w:proofErr w:type="spellEnd"/>
+              <w:br/>
+              <w:t>in main page click “Import Cards” link,</w:t>
+            </w:r>
             <w:r>
               <w:rPr>
                 <w:sz w:val="24"/>
                 <w:szCs w:val="24"/>
                 <w:lang w:val="fr-CH"/>
               </w:rPr>
-              <w:t xml:space="preserve"> manager” menu, </w:t>
+              <w:br/>
+              <w:t>Select the “1.2.001.txt” file,</w:t>
             </w:r>
             <w:r>
               <w:rPr>
@@ -10759,125 +10712,26 @@
                 <w:lang w:val="fr-CH"/>
               </w:rPr>
               <w:br/>
-              <w:t xml:space="preserve">in main page click “Import </w:t>
-            </w:r>
-            <w:proofErr w:type="spellStart"/>
+              <w:t xml:space="preserve">Delete the cards, </w:t>
+            </w:r>
             <w:r>
               <w:rPr>
                 <w:sz w:val="24"/>
                 <w:szCs w:val="24"/>
                 <w:lang w:val="fr-CH"/>
               </w:rPr>
-              <w:t>Cards</w:t>
-            </w:r>
-            <w:proofErr w:type="spellEnd"/>
+              <w:br/>
+              <w:t>Select the “1.2.001.txt” file,</w:t>
+            </w:r>
             <w:r>
               <w:rPr>
                 <w:sz w:val="24"/>
                 <w:szCs w:val="24"/>
                 <w:lang w:val="fr-CH"/>
               </w:rPr>
-              <w:t xml:space="preserve">” </w:t>
-            </w:r>
-            <w:proofErr w:type="spellStart"/>
-            <w:r>
-              <w:rPr>
-                <w:sz w:val="24"/>
-                <w:szCs w:val="24"/>
-                <w:lang w:val="fr-CH"/>
-              </w:rPr>
-              <w:t>link</w:t>
-            </w:r>
-            <w:proofErr w:type="spellEnd"/>
-            <w:r>
-              <w:rPr>
-                <w:sz w:val="24"/>
-                <w:szCs w:val="24"/>
-                <w:lang w:val="fr-CH"/>
-              </w:rPr>
-              <w:t>,</w:t>
-            </w:r>
-            <w:r>
-              <w:rPr>
-                <w:sz w:val="24"/>
-                <w:szCs w:val="24"/>
-                <w:lang w:val="fr-CH"/>
-              </w:rPr>
               <w:br/>
-              <w:t>Select the “1.2.001.txt” file,</w:t>
-            </w:r>
-            <w:r>
-              <w:rPr>
-                <w:sz w:val="24"/>
-                <w:szCs w:val="24"/>
-                <w:lang w:val="fr-CH"/>
-              </w:rPr>
-              <w:br/>
-            </w:r>
-            <w:proofErr w:type="spellStart"/>
-            <w:r>
-              <w:rPr>
-                <w:sz w:val="24"/>
-                <w:szCs w:val="24"/>
-                <w:lang w:val="fr-CH"/>
-              </w:rPr>
-              <w:t>Delete</w:t>
-            </w:r>
-            <w:proofErr w:type="spellEnd"/>
-            <w:r>
-              <w:rPr>
-                <w:sz w:val="24"/>
-                <w:szCs w:val="24"/>
-                <w:lang w:val="fr-CH"/>
-              </w:rPr>
-              <w:t xml:space="preserve"> the </w:t>
-            </w:r>
-            <w:proofErr w:type="spellStart"/>
-            <w:r>
-              <w:rPr>
-                <w:sz w:val="24"/>
-                <w:szCs w:val="24"/>
-                <w:lang w:val="fr-CH"/>
-              </w:rPr>
-              <w:t>cards</w:t>
-            </w:r>
-            <w:proofErr w:type="spellEnd"/>
-            <w:r>
-              <w:rPr>
-                <w:sz w:val="24"/>
-                <w:szCs w:val="24"/>
-                <w:lang w:val="fr-CH"/>
-              </w:rPr>
-              <w:t xml:space="preserve">, </w:t>
-            </w:r>
-            <w:r>
-              <w:rPr>
-                <w:sz w:val="24"/>
-                <w:szCs w:val="24"/>
-                <w:lang w:val="fr-CH"/>
-              </w:rPr>
-              <w:br/>
-              <w:t>Select the “1.2.001.txt” file,</w:t>
-            </w:r>
-            <w:r>
-              <w:rPr>
-                <w:sz w:val="24"/>
-                <w:szCs w:val="24"/>
-                <w:lang w:val="fr-CH"/>
-              </w:rPr>
-              <w:br/>
-              <w:t xml:space="preserve">Import the </w:t>
-            </w:r>
-            <w:proofErr w:type="spellStart"/>
-            <w:r>
-              <w:rPr>
-                <w:sz w:val="24"/>
-                <w:szCs w:val="24"/>
-                <w:lang w:val="fr-CH"/>
-              </w:rPr>
-              <w:t>cards</w:t>
-            </w:r>
-            <w:proofErr w:type="spellEnd"/>
+              <w:t>Import the cards</w:t>
+            </w:r>
           </w:p>
           <w:p>
             <w:pPr>
@@ -10892,7 +10746,6 @@
                 <w:lang w:val="fr-CH"/>
               </w:rPr>
             </w:pPr>
-            <w:proofErr w:type="spellStart"/>
             <w:r>
               <w:rPr>
                 <w:sz w:val="24"/>
@@ -10900,16 +10753,7 @@
                 <w:lang w:val="fr-CH"/>
               </w:rPr>
               <w:lastRenderedPageBreak/>
-              <w:t>Research</w:t>
-            </w:r>
-            <w:proofErr w:type="spellEnd"/>
-            <w:r>
-              <w:rPr>
-                <w:sz w:val="24"/>
-                <w:szCs w:val="24"/>
-                <w:lang w:val="fr-CH"/>
-              </w:rPr>
-              <w:t xml:space="preserve"> the “</w:t>
+              <w:t>Research the “</w:t>
             </w:r>
             <w:r>
               <w:rPr>
@@ -10927,118 +10771,26 @@
                 <w:szCs w:val="24"/>
                 <w:lang w:val="fr-CH"/>
               </w:rPr>
-              <w:t xml:space="preserve">” </w:t>
-            </w:r>
-            <w:proofErr w:type="spellStart"/>
+              <w:t>” Card,</w:t>
+            </w:r>
             <w:r>
               <w:rPr>
                 <w:sz w:val="24"/>
                 <w:szCs w:val="24"/>
                 <w:lang w:val="fr-CH"/>
               </w:rPr>
-              <w:t>Card</w:t>
-            </w:r>
-            <w:proofErr w:type="spellEnd"/>
+              <w:br/>
+              <w:t>Click the imsi card link</w:t>
+            </w:r>
             <w:r>
               <w:rPr>
                 <w:sz w:val="24"/>
                 <w:szCs w:val="24"/>
                 <w:lang w:val="fr-CH"/>
               </w:rPr>
-              <w:t>,</w:t>
-            </w:r>
-            <w:r>
-              <w:rPr>
-                <w:sz w:val="24"/>
-                <w:szCs w:val="24"/>
-                <w:lang w:val="fr-CH"/>
-              </w:rPr>
               <w:br/>
-              <w:t xml:space="preserve">Click the </w:t>
-            </w:r>
-            <w:proofErr w:type="spellStart"/>
-            <w:r>
-              <w:rPr>
-                <w:sz w:val="24"/>
-                <w:szCs w:val="24"/>
-                <w:lang w:val="fr-CH"/>
-              </w:rPr>
-              <w:t>imsi</w:t>
-            </w:r>
-            <w:proofErr w:type="spellEnd"/>
-            <w:r>
-              <w:rPr>
-                <w:sz w:val="24"/>
-                <w:szCs w:val="24"/>
-                <w:lang w:val="fr-CH"/>
-              </w:rPr>
-              <w:t xml:space="preserve"> </w:t>
-            </w:r>
-            <w:proofErr w:type="spellStart"/>
-            <w:r>
-              <w:rPr>
-                <w:sz w:val="24"/>
-                <w:szCs w:val="24"/>
-                <w:lang w:val="fr-CH"/>
-              </w:rPr>
-              <w:t>card</w:t>
-            </w:r>
-            <w:proofErr w:type="spellEnd"/>
-            <w:r>
-              <w:rPr>
-                <w:sz w:val="24"/>
-                <w:szCs w:val="24"/>
-                <w:lang w:val="fr-CH"/>
-              </w:rPr>
-              <w:t xml:space="preserve"> </w:t>
-            </w:r>
-            <w:proofErr w:type="spellStart"/>
-            <w:r>
-              <w:rPr>
-                <w:sz w:val="24"/>
-                <w:szCs w:val="24"/>
-                <w:lang w:val="fr-CH"/>
-              </w:rPr>
-              <w:t>link</w:t>
-            </w:r>
-            <w:proofErr w:type="spellEnd"/>
-            <w:r>
-              <w:rPr>
-                <w:sz w:val="24"/>
-                <w:szCs w:val="24"/>
-                <w:lang w:val="fr-CH"/>
-              </w:rPr>
-              <w:br/>
-              <w:t xml:space="preserve">Check the </w:t>
-            </w:r>
-            <w:proofErr w:type="spellStart"/>
-            <w:r>
-              <w:rPr>
-                <w:sz w:val="24"/>
-                <w:szCs w:val="24"/>
-                <w:lang w:val="fr-CH"/>
-              </w:rPr>
-              <w:t>card</w:t>
-            </w:r>
-            <w:proofErr w:type="spellEnd"/>
-            <w:r>
-              <w:rPr>
-                <w:sz w:val="24"/>
-                <w:szCs w:val="24"/>
-                <w:lang w:val="fr-CH"/>
-              </w:rPr>
-              <w:t xml:space="preserve"> </w:t>
-            </w:r>
-            <w:proofErr w:type="spellStart"/>
-            <w:r>
-              <w:rPr>
-                <w:sz w:val="24"/>
-                <w:szCs w:val="24"/>
-                <w:lang w:val="fr-CH"/>
-              </w:rPr>
-              <w:t>details</w:t>
-            </w:r>
-            <w:proofErr w:type="spellEnd"/>
+              <w:t>Check the card details</w:t>
+            </w:r>
           </w:p>
           <w:p>
             <w:pPr>
@@ -11053,7 +10805,6 @@
                 <w:lang w:val="fr-CH"/>
               </w:rPr>
             </w:pPr>
-            <w:proofErr w:type="spellStart"/>
             <w:r>
               <w:rPr>
                 <w:rFonts w:eastAsia="MS Mincho"/>
@@ -11061,9 +10812,8 @@
                 <w:szCs w:val="24"/>
                 <w:lang w:val="fr-CH" w:eastAsia="ja-JP"/>
               </w:rPr>
-              <w:t>Execute</w:t>
-            </w:r>
-            <w:proofErr w:type="spellEnd"/>
+              <w:t>Execute the SQL:</w:t>
+            </w:r>
             <w:r>
               <w:rPr>
                 <w:rFonts w:eastAsia="MS Mincho"/>
@@ -11071,26 +10821,6 @@
                 <w:szCs w:val="24"/>
                 <w:lang w:val="fr-CH" w:eastAsia="ja-JP"/>
               </w:rPr>
-              <w:t xml:space="preserve"> the </w:t>
-            </w:r>
-            <w:proofErr w:type="gramStart"/>
-            <w:r>
-              <w:rPr>
-                <w:rFonts w:eastAsia="MS Mincho"/>
-                <w:sz w:val="24"/>
-                <w:szCs w:val="24"/>
-                <w:lang w:val="fr-CH" w:eastAsia="ja-JP"/>
-              </w:rPr>
-              <w:t>SQL:</w:t>
-            </w:r>
-            <w:proofErr w:type="gramEnd"/>
-            <w:r>
-              <w:rPr>
-                <w:rFonts w:eastAsia="MS Mincho"/>
-                <w:sz w:val="24"/>
-                <w:szCs w:val="24"/>
-                <w:lang w:val="fr-CH" w:eastAsia="ja-JP"/>
-              </w:rPr>
               <w:br/>
             </w:r>
             <w:r>
@@ -11099,331 +10829,7 @@
                 <w:rFonts w:eastAsia="MS Mincho"/>
                 <w:lang w:val="fr-CH"/>
               </w:rPr>
-              <w:t xml:space="preserve">SELECT </w:t>
-            </w:r>
-            <w:proofErr w:type="spellStart"/>
-            <w:r>
-              <w:rPr>
-                <w:rStyle w:val="Codice"/>
-                <w:rFonts w:eastAsia="MS Mincho"/>
-                <w:lang w:val="fr-CH"/>
-              </w:rPr>
-              <w:t>imsi</w:t>
-            </w:r>
-            <w:proofErr w:type="spellEnd"/>
-            <w:r>
-              <w:rPr>
-                <w:rStyle w:val="Codice"/>
-                <w:rFonts w:eastAsia="MS Mincho"/>
-                <w:lang w:val="fr-CH"/>
-              </w:rPr>
-              <w:t xml:space="preserve">, </w:t>
-            </w:r>
-            <w:proofErr w:type="spellStart"/>
-            <w:r>
-              <w:rPr>
-                <w:rStyle w:val="Codice"/>
-                <w:rFonts w:eastAsia="MS Mincho"/>
-                <w:lang w:val="fr-CH"/>
-              </w:rPr>
-              <w:t>dir</w:t>
-            </w:r>
-            <w:proofErr w:type="spellEnd"/>
-            <w:r>
-              <w:rPr>
-                <w:rStyle w:val="Codice"/>
-                <w:rFonts w:eastAsia="MS Mincho"/>
-                <w:lang w:val="fr-CH"/>
-              </w:rPr>
-              <w:t xml:space="preserve">, </w:t>
-            </w:r>
-            <w:proofErr w:type="spellStart"/>
-            <w:r>
-              <w:rPr>
-                <w:rStyle w:val="Codice"/>
-                <w:rFonts w:eastAsia="MS Mincho"/>
-                <w:lang w:val="fr-CH"/>
-              </w:rPr>
-              <w:t>keyset</w:t>
-            </w:r>
-            <w:proofErr w:type="spellEnd"/>
-            <w:r>
-              <w:rPr>
-                <w:rStyle w:val="Codice"/>
-                <w:rFonts w:eastAsia="MS Mincho"/>
-                <w:lang w:val="fr-CH"/>
-              </w:rPr>
-              <w:t xml:space="preserve">, </w:t>
-            </w:r>
-            <w:proofErr w:type="spellStart"/>
-            <w:r>
-              <w:rPr>
-                <w:rStyle w:val="Codice"/>
-                <w:rFonts w:eastAsia="MS Mincho"/>
-                <w:lang w:val="fr-CH"/>
-              </w:rPr>
-              <w:t>cntr</w:t>
-            </w:r>
-            <w:proofErr w:type="spellEnd"/>
-            <w:r>
-              <w:rPr>
-                <w:rStyle w:val="Codice"/>
-                <w:rFonts w:eastAsia="MS Mincho"/>
-                <w:lang w:val="fr-CH"/>
-              </w:rPr>
-              <w:t xml:space="preserve">, </w:t>
-            </w:r>
-            <w:proofErr w:type="spellStart"/>
-            <w:r>
-              <w:rPr>
-                <w:rStyle w:val="Codice"/>
-                <w:rFonts w:eastAsia="MS Mincho"/>
-                <w:lang w:val="fr-CH"/>
-              </w:rPr>
-              <w:t>rawtohex</w:t>
-            </w:r>
-            <w:proofErr w:type="spellEnd"/>
-            <w:r>
-              <w:rPr>
-                <w:rStyle w:val="Codice"/>
-                <w:rFonts w:eastAsia="MS Mincho"/>
-                <w:lang w:val="fr-CH"/>
-              </w:rPr>
-              <w:t>(</w:t>
-            </w:r>
-            <w:proofErr w:type="spellStart"/>
-            <w:r>
-              <w:rPr>
-                <w:rStyle w:val="Codice"/>
-                <w:rFonts w:eastAsia="MS Mincho"/>
-                <w:lang w:val="fr-CH"/>
-              </w:rPr>
-              <w:t>kickey</w:t>
-            </w:r>
-            <w:proofErr w:type="spellEnd"/>
-            <w:r>
-              <w:rPr>
-                <w:rStyle w:val="Codice"/>
-                <w:rFonts w:eastAsia="MS Mincho"/>
-                <w:lang w:val="fr-CH"/>
-              </w:rPr>
-              <w:t xml:space="preserve">), </w:t>
-            </w:r>
-            <w:proofErr w:type="spellStart"/>
-            <w:r>
-              <w:rPr>
-                <w:rStyle w:val="Codice"/>
-                <w:rFonts w:eastAsia="MS Mincho"/>
-                <w:lang w:val="fr-CH"/>
-              </w:rPr>
-              <w:t>rawtohex</w:t>
-            </w:r>
-            <w:proofErr w:type="spellEnd"/>
-            <w:r>
-              <w:rPr>
-                <w:rStyle w:val="Codice"/>
-                <w:rFonts w:eastAsia="MS Mincho"/>
-                <w:lang w:val="fr-CH"/>
-              </w:rPr>
-              <w:t>(</w:t>
-            </w:r>
-            <w:proofErr w:type="spellStart"/>
-            <w:r>
-              <w:rPr>
-                <w:rStyle w:val="Codice"/>
-                <w:rFonts w:eastAsia="MS Mincho"/>
-                <w:lang w:val="fr-CH"/>
-              </w:rPr>
-              <w:t>kidkey</w:t>
-            </w:r>
-            <w:proofErr w:type="spellEnd"/>
-            <w:r>
-              <w:rPr>
-                <w:rStyle w:val="Codice"/>
-                <w:rFonts w:eastAsia="MS Mincho"/>
-                <w:lang w:val="fr-CH"/>
-              </w:rPr>
-              <w:t xml:space="preserve">), </w:t>
-            </w:r>
-            <w:proofErr w:type="spellStart"/>
-            <w:r>
-              <w:rPr>
-                <w:rStyle w:val="Codice"/>
-                <w:rFonts w:eastAsia="MS Mincho"/>
-                <w:lang w:val="fr-CH"/>
-              </w:rPr>
-              <w:t>rawtohex</w:t>
-            </w:r>
-            <w:proofErr w:type="spellEnd"/>
-            <w:r>
-              <w:rPr>
-                <w:rStyle w:val="Codice"/>
-                <w:rFonts w:eastAsia="MS Mincho"/>
-                <w:lang w:val="fr-CH"/>
-              </w:rPr>
-              <w:t>(</w:t>
-            </w:r>
-            <w:proofErr w:type="spellStart"/>
-            <w:r>
-              <w:rPr>
-                <w:rStyle w:val="Codice"/>
-                <w:rFonts w:eastAsia="MS Mincho"/>
-                <w:lang w:val="fr-CH"/>
-              </w:rPr>
-              <w:t>kikkey</w:t>
-            </w:r>
-            <w:proofErr w:type="spellEnd"/>
-            <w:r>
-              <w:rPr>
-                <w:rStyle w:val="Codice"/>
-                <w:rFonts w:eastAsia="MS Mincho"/>
-                <w:lang w:val="fr-CH"/>
-              </w:rPr>
-              <w:t xml:space="preserve">), </w:t>
-            </w:r>
-            <w:proofErr w:type="spellStart"/>
-            <w:r>
-              <w:rPr>
-                <w:rStyle w:val="Codice"/>
-                <w:rFonts w:eastAsia="MS Mincho"/>
-                <w:lang w:val="fr-CH"/>
-              </w:rPr>
-              <w:t>rawtohex</w:t>
-            </w:r>
-            <w:proofErr w:type="spellEnd"/>
-            <w:r>
-              <w:rPr>
-                <w:rStyle w:val="Codice"/>
-                <w:rFonts w:eastAsia="MS Mincho"/>
-                <w:lang w:val="fr-CH"/>
-              </w:rPr>
-              <w:t>(</w:t>
-            </w:r>
-            <w:proofErr w:type="spellStart"/>
-            <w:r>
-              <w:rPr>
-                <w:rStyle w:val="Codice"/>
-                <w:rFonts w:eastAsia="MS Mincho"/>
-                <w:lang w:val="fr-CH"/>
-              </w:rPr>
-              <w:t>chv</w:t>
-            </w:r>
-            <w:proofErr w:type="spellEnd"/>
-            <w:r>
-              <w:rPr>
-                <w:rStyle w:val="Codice"/>
-                <w:rFonts w:eastAsia="MS Mincho"/>
-                <w:lang w:val="fr-CH"/>
-              </w:rPr>
-              <w:t xml:space="preserve">), </w:t>
-            </w:r>
-            <w:proofErr w:type="spellStart"/>
-            <w:r>
-              <w:rPr>
-                <w:rStyle w:val="Codice"/>
-                <w:rFonts w:eastAsia="MS Mincho"/>
-                <w:lang w:val="fr-CH"/>
-              </w:rPr>
-              <w:t>rawtohex</w:t>
-            </w:r>
-            <w:proofErr w:type="spellEnd"/>
-            <w:r>
-              <w:rPr>
-                <w:rStyle w:val="Codice"/>
-                <w:rFonts w:eastAsia="MS Mincho"/>
-                <w:lang w:val="fr-CH"/>
-              </w:rPr>
-              <w:t>(</w:t>
-            </w:r>
-            <w:proofErr w:type="spellStart"/>
-            <w:r>
-              <w:rPr>
-                <w:rStyle w:val="Codice"/>
-                <w:rFonts w:eastAsia="MS Mincho"/>
-                <w:lang w:val="fr-CH"/>
-              </w:rPr>
-              <w:t>dap</w:t>
-            </w:r>
-            <w:proofErr w:type="spellEnd"/>
-            <w:r>
-              <w:rPr>
-                <w:rStyle w:val="Codice"/>
-                <w:rFonts w:eastAsia="MS Mincho"/>
-                <w:lang w:val="fr-CH"/>
-              </w:rPr>
-              <w:t xml:space="preserve">)FROM </w:t>
-            </w:r>
-            <w:proofErr w:type="spellStart"/>
-            <w:r>
-              <w:rPr>
-                <w:rStyle w:val="Codice"/>
-                <w:rFonts w:eastAsia="MS Mincho"/>
-                <w:lang w:val="fr-CH"/>
-              </w:rPr>
-              <w:t>otacardkey</w:t>
-            </w:r>
-            <w:proofErr w:type="spellEnd"/>
-            <w:r>
-              <w:rPr>
-                <w:rStyle w:val="Codice"/>
-                <w:rFonts w:eastAsia="MS Mincho"/>
-                <w:lang w:val="fr-CH"/>
-              </w:rPr>
-              <w:t xml:space="preserve"> a </w:t>
-            </w:r>
-            <w:proofErr w:type="spellStart"/>
-            <w:r>
-              <w:rPr>
-                <w:rStyle w:val="Codice"/>
-                <w:rFonts w:eastAsia="MS Mincho"/>
-                <w:lang w:val="fr-CH"/>
-              </w:rPr>
-              <w:t>where</w:t>
-            </w:r>
-            <w:proofErr w:type="spellEnd"/>
-            <w:r>
-              <w:rPr>
-                <w:rStyle w:val="Codice"/>
-                <w:rFonts w:eastAsia="MS Mincho"/>
-                <w:lang w:val="fr-CH"/>
-              </w:rPr>
-              <w:t xml:space="preserve"> </w:t>
-            </w:r>
-            <w:proofErr w:type="spellStart"/>
-            <w:r>
-              <w:rPr>
-                <w:rStyle w:val="Codice"/>
-                <w:rFonts w:eastAsia="MS Mincho"/>
-                <w:lang w:val="fr-CH"/>
-              </w:rPr>
-              <w:t>imsi</w:t>
-            </w:r>
-            <w:proofErr w:type="spellEnd"/>
-            <w:r>
-              <w:rPr>
-                <w:rStyle w:val="Codice"/>
-                <w:rFonts w:eastAsia="MS Mincho"/>
-                <w:lang w:val="fr-CH"/>
-              </w:rPr>
-              <w:t xml:space="preserve">='340041795924770' ORDER BY </w:t>
-            </w:r>
-            <w:proofErr w:type="spellStart"/>
-            <w:r>
-              <w:rPr>
-                <w:rStyle w:val="Codice"/>
-                <w:rFonts w:eastAsia="MS Mincho"/>
-                <w:lang w:val="fr-CH"/>
-              </w:rPr>
-              <w:t>keyset</w:t>
-            </w:r>
-            <w:proofErr w:type="spellEnd"/>
-            <w:r>
-              <w:rPr>
-                <w:rStyle w:val="Codice"/>
-                <w:rFonts w:eastAsia="MS Mincho"/>
-                <w:lang w:val="fr-CH"/>
-              </w:rPr>
-              <w:t>;</w:t>
+              <w:t>SELECT imsi, dir, keyset, cntr, rawtohex(kickey), rawtohex(kidkey), rawtohex(kikkey), rawtohex(chv), rawtohex(dap)FROM otacardkey a where imsi='340041795924770' ORDER BY keyset;</w:t>
             </w:r>
           </w:p>
         </w:tc>
@@ -11476,115 +10882,7 @@
                 <w:szCs w:val="24"/>
                 <w:lang w:val="it-CH"/>
               </w:rPr>
-              <w:t xml:space="preserve">Keys </w:t>
-            </w:r>
-            <w:proofErr w:type="spellStart"/>
-            <w:r>
-              <w:rPr>
-                <w:sz w:val="24"/>
-                <w:szCs w:val="24"/>
-                <w:lang w:val="it-CH"/>
-              </w:rPr>
-              <w:t>visible</w:t>
-            </w:r>
-            <w:proofErr w:type="spellEnd"/>
-            <w:r>
-              <w:rPr>
-                <w:sz w:val="24"/>
-                <w:szCs w:val="24"/>
-                <w:lang w:val="it-CH"/>
-              </w:rPr>
-              <w:t xml:space="preserve"> in the DB (</w:t>
-            </w:r>
-            <w:proofErr w:type="spellStart"/>
-            <w:r>
-              <w:rPr>
-                <w:sz w:val="24"/>
-                <w:szCs w:val="24"/>
-                <w:lang w:val="it-CH"/>
-              </w:rPr>
-              <w:t>OtaCardKey</w:t>
-            </w:r>
-            <w:proofErr w:type="spellEnd"/>
-            <w:r>
-              <w:rPr>
-                <w:sz w:val="24"/>
-                <w:szCs w:val="24"/>
-                <w:lang w:val="it-CH"/>
-              </w:rPr>
-              <w:t xml:space="preserve">) </w:t>
-            </w:r>
-            <w:proofErr w:type="spellStart"/>
-            <w:r>
-              <w:rPr>
-                <w:sz w:val="24"/>
-                <w:szCs w:val="24"/>
-                <w:lang w:val="it-CH"/>
-              </w:rPr>
-              <w:t>but</w:t>
-            </w:r>
-            <w:proofErr w:type="spellEnd"/>
-            <w:r>
-              <w:rPr>
-                <w:sz w:val="24"/>
-                <w:szCs w:val="24"/>
-                <w:lang w:val="it-CH"/>
-              </w:rPr>
-              <w:t xml:space="preserve"> </w:t>
-            </w:r>
-            <w:proofErr w:type="spellStart"/>
-            <w:r>
-              <w:rPr>
-                <w:sz w:val="24"/>
-                <w:szCs w:val="24"/>
-                <w:lang w:val="it-CH"/>
-              </w:rPr>
-              <w:t>not</w:t>
-            </w:r>
-            <w:proofErr w:type="spellEnd"/>
-            <w:r>
-              <w:rPr>
-                <w:sz w:val="24"/>
-                <w:szCs w:val="24"/>
-                <w:lang w:val="it-CH"/>
-              </w:rPr>
-              <w:t xml:space="preserve"> </w:t>
-            </w:r>
-            <w:proofErr w:type="spellStart"/>
-            <w:r>
-              <w:rPr>
-                <w:sz w:val="24"/>
-                <w:szCs w:val="24"/>
-                <w:lang w:val="it-CH"/>
-              </w:rPr>
-              <w:t>visible</w:t>
-            </w:r>
-            <w:proofErr w:type="spellEnd"/>
-            <w:r>
-              <w:rPr>
-                <w:sz w:val="24"/>
-                <w:szCs w:val="24"/>
-                <w:lang w:val="it-CH"/>
-              </w:rPr>
-              <w:t xml:space="preserve"> in the GUI (Card </w:t>
-            </w:r>
-            <w:proofErr w:type="spellStart"/>
-            <w:r>
-              <w:rPr>
-                <w:sz w:val="24"/>
-                <w:szCs w:val="24"/>
-                <w:lang w:val="it-CH"/>
-              </w:rPr>
-              <w:t>details</w:t>
-            </w:r>
-            <w:proofErr w:type="spellEnd"/>
-            <w:r>
-              <w:rPr>
-                <w:sz w:val="24"/>
-                <w:szCs w:val="24"/>
-                <w:lang w:val="it-CH"/>
-              </w:rPr>
-              <w:t>)</w:t>
+              <w:t>Keys visible in the DB (OtaCardKey) but not visible in the GUI (Card details)</w:t>
             </w:r>
           </w:p>
         </w:tc>
@@ -11609,7 +10907,7 @@
           <w:lang w:val="it-CH"/>
         </w:rPr>
       </w:pPr>
-      <w:bookmarkStart w:id="37" w:name="_Toc239863707"/>
+      <w:bookmarkStart w:id="37" w:name="_Toc240023054"/>
       <w:r>
         <w:rPr>
           <w:lang w:val="it-CH"/>
@@ -11852,7 +11150,7 @@
         </w:rPr>
       </w:pPr>
       <w:bookmarkStart w:id="38" w:name="_Toc461179226"/>
-      <w:bookmarkStart w:id="39" w:name="_Toc239863708"/>
+      <w:bookmarkStart w:id="39" w:name="_Toc240023055"/>
       <w:r>
         <w:rPr>
           <w:lang w:val="it-CH"/>
@@ -11872,7 +11170,7 @@
         <w:pStyle w:val="Titolo1"/>
       </w:pPr>
       <w:bookmarkStart w:id="40" w:name="_Toc461179227"/>
-      <w:bookmarkStart w:id="41" w:name="_Toc239863709"/>
+      <w:bookmarkStart w:id="41" w:name="_Toc240023056"/>
       <w:r>
         <w:t>Consuntivo</w:t>
       </w:r>
@@ -11887,21 +11185,13 @@
         <w:t>.</w:t>
       </w:r>
       <w:r>
-        <w:t xml:space="preserve"> 1.7) (ad esempio </w:t>
-      </w:r>
-      <w:proofErr w:type="spellStart"/>
-      <w:r>
-        <w:t>Gan</w:t>
+        <w:t xml:space="preserve"> 1.7) (ad esempio Gan</w:t>
       </w:r>
       <w:r>
         <w:t>t</w:t>
       </w:r>
       <w:r>
-        <w:t>t</w:t>
-      </w:r>
-      <w:proofErr w:type="spellEnd"/>
-      <w:r>
-        <w:t xml:space="preserve"> consuntivo).</w:t>
+        <w:t>t consuntivo).</w:t>
       </w:r>
     </w:p>
     <w:p/>
@@ -12135,13 +11425,8 @@
         <w:t xml:space="preserve"> </w:t>
       </w:r>
       <w:r>
-        <w:t xml:space="preserve">Esempio di diagramma di </w:t>
-      </w:r>
-      <w:proofErr w:type="spellStart"/>
-      <w:r>
-        <w:t>Gantt</w:t>
-      </w:r>
-      <w:proofErr w:type="spellEnd"/>
+        <w:t>Esempio di diagramma di Gantt</w:t>
+      </w:r>
       <w:r>
         <w:t xml:space="preserve"> consuntivo</w:t>
       </w:r>
@@ -12166,7 +11451,7 @@
         <w:pStyle w:val="Titolo1"/>
       </w:pPr>
       <w:bookmarkStart w:id="43" w:name="_Toc461179228"/>
-      <w:bookmarkStart w:id="44" w:name="_Toc239863710"/>
+      <w:bookmarkStart w:id="44" w:name="_Toc240023057"/>
       <w:r>
         <w:lastRenderedPageBreak/>
         <w:t>Conclusioni</w:t>
@@ -12190,7 +11475,7 @@
         </w:rPr>
       </w:pPr>
       <w:bookmarkStart w:id="45" w:name="_Toc461179229"/>
-      <w:bookmarkStart w:id="46" w:name="_Toc239863711"/>
+      <w:bookmarkStart w:id="46" w:name="_Toc240023058"/>
       <w:r>
         <w:rPr>
           <w:lang w:val="it-CH"/>
@@ -12213,7 +11498,7 @@
         </w:rPr>
       </w:pPr>
       <w:bookmarkStart w:id="47" w:name="_Toc461179230"/>
-      <w:bookmarkStart w:id="48" w:name="_Toc239863712"/>
+      <w:bookmarkStart w:id="48" w:name="_Toc240023059"/>
       <w:r>
         <w:rPr>
           <w:lang w:val="it-CH"/>
@@ -12247,7 +11532,7 @@
       <w:pPr>
         <w:pStyle w:val="Titolo1"/>
       </w:pPr>
-      <w:bookmarkStart w:id="50" w:name="_Toc239863713"/>
+      <w:bookmarkStart w:id="50" w:name="_Toc240023060"/>
       <w:r>
         <w:lastRenderedPageBreak/>
         <w:t>Bibliografia</w:t>
@@ -12263,7 +11548,7 @@
         </w:rPr>
       </w:pPr>
       <w:bookmarkStart w:id="51" w:name="_Toc461179232"/>
-      <w:bookmarkStart w:id="52" w:name="_Toc239863714"/>
+      <w:bookmarkStart w:id="52" w:name="_Toc240023061"/>
       <w:r>
         <w:rPr>
           <w:lang w:val="it-CH"/>
@@ -12339,7 +11624,7 @@
         </w:rPr>
       </w:pPr>
       <w:bookmarkStart w:id="53" w:name="_Toc461179233"/>
-      <w:bookmarkStart w:id="54" w:name="_Toc239863715"/>
+      <w:bookmarkStart w:id="54" w:name="_Toc240023062"/>
       <w:r>
         <w:rPr>
           <w:lang w:val="it-CH"/>
@@ -12378,13 +11663,8 @@
           <w:numId w:val="7"/>
         </w:numPr>
       </w:pPr>
-      <w:proofErr w:type="spellStart"/>
-      <w:r>
-        <w:t>ev</w:t>
-      </w:r>
-      <w:proofErr w:type="spellEnd"/>
-      <w:r>
-        <w:t>. Numero di edizione,</w:t>
+      <w:r>
+        <w:t>ev. Numero di edizione,</w:t>
       </w:r>
     </w:p>
     <w:p>
@@ -12428,7 +11708,7 @@
         </w:rPr>
       </w:pPr>
       <w:bookmarkStart w:id="55" w:name="_Toc461179234"/>
-      <w:bookmarkStart w:id="56" w:name="_Toc239863716"/>
+      <w:bookmarkStart w:id="56" w:name="_Toc240023063"/>
       <w:r>
         <w:rPr>
           <w:lang w:val="it-CH"/>
@@ -12446,15 +11726,7 @@
         </w:numPr>
       </w:pPr>
       <w:r>
-        <w:t xml:space="preserve">URL del sito (se troppo lungo solo dominio, </w:t>
-      </w:r>
-      <w:proofErr w:type="spellStart"/>
-      <w:r>
-        <w:t>evt</w:t>
-      </w:r>
-      <w:proofErr w:type="spellEnd"/>
-      <w:r>
-        <w:t xml:space="preserve"> completo nel diario),</w:t>
+        <w:t>URL del sito (se troppo lungo solo dominio, evt completo nel diario),</w:t>
       </w:r>
     </w:p>
     <w:p>
@@ -12558,7 +11830,7 @@
       <w:pPr>
         <w:pStyle w:val="Titolo1"/>
       </w:pPr>
-      <w:bookmarkStart w:id="58" w:name="_Toc239863717"/>
+      <w:bookmarkStart w:id="58" w:name="_Toc240023064"/>
       <w:r>
         <w:lastRenderedPageBreak/>
         <w:t>Glossario</w:t>
@@ -12634,15 +11906,7 @@
           </w:tcPr>
           <w:p>
             <w:r>
-              <w:t xml:space="preserve">American Standard Code for Information </w:t>
-            </w:r>
-            <w:proofErr w:type="spellStart"/>
-            <w:r>
-              <w:t>Interchange</w:t>
-            </w:r>
-            <w:proofErr w:type="spellEnd"/>
-            <w:r>
-              <w:t>, codice per la codifica di caratteri.</w:t>
+              <w:t>American Standard Code for Information Interchange, codice per la codifica di caratteri.</w:t>
             </w:r>
           </w:p>
         </w:tc>
@@ -12719,21 +11983,8 @@
             <w:tcW w:w="7081" w:type="dxa"/>
           </w:tcPr>
           <w:p>
-            <w:proofErr w:type="spellStart"/>
-            <w:r>
-              <w:t>Zettabyte</w:t>
-            </w:r>
-            <w:proofErr w:type="spellEnd"/>
-            <w:r>
-              <w:t xml:space="preserve"> File System, filesystem </w:t>
-            </w:r>
-            <w:proofErr w:type="spellStart"/>
-            <w:r>
-              <w:t>opernsource</w:t>
-            </w:r>
-            <w:proofErr w:type="spellEnd"/>
-            <w:r>
-              <w:t xml:space="preserve"> a 128 bit con funzionalità avanzate.</w:t>
+            <w:r>
+              <w:t>Zettabyte File System, filesystem opernsource a 128 bit con funzionalità avanzate.</w:t>
             </w:r>
           </w:p>
         </w:tc>
@@ -12744,7 +11995,7 @@
       <w:pPr>
         <w:pStyle w:val="Titolo1"/>
       </w:pPr>
-      <w:bookmarkStart w:id="59" w:name="_Toc239863718"/>
+      <w:bookmarkStart w:id="59" w:name="_Toc240023065"/>
       <w:r>
         <w:t>Indice delle figure</w:t>
       </w:r>
@@ -13128,7 +12379,7 @@
       <w:pPr>
         <w:pStyle w:val="Titolo1"/>
       </w:pPr>
-      <w:bookmarkStart w:id="60" w:name="_Toc239863719"/>
+      <w:bookmarkStart w:id="60" w:name="_Toc240023066"/>
       <w:r>
         <w:t>Allegati</w:t>
       </w:r>
@@ -13203,16 +12454,11 @@
         </w:numPr>
       </w:pPr>
       <w:r>
-        <w:t xml:space="preserve">Mandato e/o </w:t>
-      </w:r>
-      <w:proofErr w:type="spellStart"/>
-      <w:r>
-        <w:t>Qd</w:t>
+        <w:t>Mandato e/o Qd</w:t>
       </w:r>
       <w:r>
         <w:t>C</w:t>
       </w:r>
-      <w:proofErr w:type="spellEnd"/>
     </w:p>
     <w:p>
       <w:pPr>
@@ -13317,7 +12563,7 @@
         <w:noProof/>
         <w:sz w:val="20"/>
       </w:rPr>
-      <w:t>D2. Modello documentazione progetto v2.docx</w:t>
+      <w:t>Documentazione.docx</w:t>
     </w:r>
     <w:r>
       <w:rPr>
@@ -13355,7 +12601,7 @@
         <w:noProof/>
         <w:sz w:val="20"/>
       </w:rPr>
-      <w:t>09.09.2026</w:t>
+      <w:t>11.09.2026</w:t>
     </w:r>
     <w:r>
       <w:rPr>
@@ -13417,19 +12663,11 @@
               <w:lang w:val="it-IT"/>
             </w:rPr>
           </w:pPr>
-          <w:proofErr w:type="spellStart"/>
           <w:r>
             <w:rPr>
               <w:lang w:val="it-IT"/>
             </w:rPr>
-            <w:t>Brutal</w:t>
-          </w:r>
-          <w:proofErr w:type="spellEnd"/>
-          <w:r>
-            <w:rPr>
-              <w:lang w:val="it-IT"/>
-            </w:rPr>
-            <w:t xml:space="preserve"> Bumper Cars (BBC)</w:t>
+            <w:t>Brutal Bumper Cars (BBC)</w:t>
           </w:r>
         </w:p>
       </w:tc>
@@ -14471,23 +13709,13 @@
               <w:sz w:val="20"/>
             </w:rPr>
           </w:pPr>
-          <w:proofErr w:type="spellStart"/>
           <w:r>
             <w:rPr>
               <w:rFonts w:cs="Arial"/>
               <w:b/>
               <w:sz w:val="20"/>
             </w:rPr>
-            <w:t>Brutal</w:t>
-          </w:r>
-          <w:proofErr w:type="spellEnd"/>
-          <w:r>
-            <w:rPr>
-              <w:rFonts w:cs="Arial"/>
-              <w:b/>
-              <w:sz w:val="20"/>
-            </w:rPr>
-            <w:t xml:space="preserve"> Bumper Cars (BBC)</w:t>
+            <w:t>Brutal Bumper Cars (BBC)</w:t>
           </w:r>
         </w:p>
       </w:tc>
@@ -17874,6 +17102,119 @@
     </w:lvl>
   </w:abstractNum>
   <w:abstractNum w:abstractNumId="9" w15:restartNumberingAfterBreak="0">
+    <w:nsid w:val="238D0519"/>
+    <w:multiLevelType w:val="hybridMultilevel"/>
+    <w:tmpl w:val="9D96131A"/>
+    <w:lvl w:ilvl="0" w:tplc="08100001">
+      <w:start w:val="1"/>
+      <w:numFmt w:val="bullet"/>
+      <w:lvlText w:val=""/>
+      <w:lvlJc w:val="left"/>
+      <w:pPr>
+        <w:ind w:left="720" w:hanging="360"/>
+      </w:pPr>
+      <w:rPr>
+        <w:rFonts w:ascii="Symbol" w:hAnsi="Symbol" w:hint="default"/>
+      </w:rPr>
+    </w:lvl>
+    <w:lvl w:ilvl="1" w:tplc="08100003" w:tentative="1">
+      <w:start w:val="1"/>
+      <w:numFmt w:val="bullet"/>
+      <w:lvlText w:val="o"/>
+      <w:lvlJc w:val="left"/>
+      <w:pPr>
+        <w:ind w:left="1440" w:hanging="360"/>
+      </w:pPr>
+      <w:rPr>
+        <w:rFonts w:ascii="Courier New" w:hAnsi="Courier New" w:cs="Courier New" w:hint="default"/>
+      </w:rPr>
+    </w:lvl>
+    <w:lvl w:ilvl="2" w:tplc="08100005" w:tentative="1">
+      <w:start w:val="1"/>
+      <w:numFmt w:val="bullet"/>
+      <w:lvlText w:val=""/>
+      <w:lvlJc w:val="left"/>
+      <w:pPr>
+        <w:ind w:left="2160" w:hanging="360"/>
+      </w:pPr>
+      <w:rPr>
+        <w:rFonts w:ascii="Wingdings" w:hAnsi="Wingdings" w:hint="default"/>
+      </w:rPr>
+    </w:lvl>
+    <w:lvl w:ilvl="3" w:tplc="08100001" w:tentative="1">
+      <w:start w:val="1"/>
+      <w:numFmt w:val="bullet"/>
+      <w:lvlText w:val=""/>
+      <w:lvlJc w:val="left"/>
+      <w:pPr>
+        <w:ind w:left="2880" w:hanging="360"/>
+      </w:pPr>
+      <w:rPr>
+        <w:rFonts w:ascii="Symbol" w:hAnsi="Symbol" w:hint="default"/>
+      </w:rPr>
+    </w:lvl>
+    <w:lvl w:ilvl="4" w:tplc="08100003" w:tentative="1">
+      <w:start w:val="1"/>
+      <w:numFmt w:val="bullet"/>
+      <w:lvlText w:val="o"/>
+      <w:lvlJc w:val="left"/>
+      <w:pPr>
+        <w:ind w:left="3600" w:hanging="360"/>
+      </w:pPr>
+      <w:rPr>
+        <w:rFonts w:ascii="Courier New" w:hAnsi="Courier New" w:cs="Courier New" w:hint="default"/>
+      </w:rPr>
+    </w:lvl>
+    <w:lvl w:ilvl="5" w:tplc="08100005" w:tentative="1">
+      <w:start w:val="1"/>
+      <w:numFmt w:val="bullet"/>
+      <w:lvlText w:val=""/>
+      <w:lvlJc w:val="left"/>
+      <w:pPr>
+        <w:ind w:left="4320" w:hanging="360"/>
+      </w:pPr>
+      <w:rPr>
+        <w:rFonts w:ascii="Wingdings" w:hAnsi="Wingdings" w:hint="default"/>
+      </w:rPr>
+    </w:lvl>
+    <w:lvl w:ilvl="6" w:tplc="08100001" w:tentative="1">
+      <w:start w:val="1"/>
+      <w:numFmt w:val="bullet"/>
+      <w:lvlText w:val=""/>
+      <w:lvlJc w:val="left"/>
+      <w:pPr>
+        <w:ind w:left="5040" w:hanging="360"/>
+      </w:pPr>
+      <w:rPr>
+        <w:rFonts w:ascii="Symbol" w:hAnsi="Symbol" w:hint="default"/>
+      </w:rPr>
+    </w:lvl>
+    <w:lvl w:ilvl="7" w:tplc="08100003" w:tentative="1">
+      <w:start w:val="1"/>
+      <w:numFmt w:val="bullet"/>
+      <w:lvlText w:val="o"/>
+      <w:lvlJc w:val="left"/>
+      <w:pPr>
+        <w:ind w:left="5760" w:hanging="360"/>
+      </w:pPr>
+      <w:rPr>
+        <w:rFonts w:ascii="Courier New" w:hAnsi="Courier New" w:cs="Courier New" w:hint="default"/>
+      </w:rPr>
+    </w:lvl>
+    <w:lvl w:ilvl="8" w:tplc="08100005" w:tentative="1">
+      <w:start w:val="1"/>
+      <w:numFmt w:val="bullet"/>
+      <w:lvlText w:val=""/>
+      <w:lvlJc w:val="left"/>
+      <w:pPr>
+        <w:ind w:left="6480" w:hanging="360"/>
+      </w:pPr>
+      <w:rPr>
+        <w:rFonts w:ascii="Wingdings" w:hAnsi="Wingdings" w:hint="default"/>
+      </w:rPr>
+    </w:lvl>
+  </w:abstractNum>
+  <w:abstractNum w:abstractNumId="10" w15:restartNumberingAfterBreak="0">
     <w:nsid w:val="24A46D31"/>
     <w:multiLevelType w:val="hybridMultilevel"/>
     <w:tmpl w:val="A56221F0"/>
@@ -17986,7 +17327,7 @@
       </w:pPr>
     </w:lvl>
   </w:abstractNum>
-  <w:abstractNum w:abstractNumId="10" w15:restartNumberingAfterBreak="0">
+  <w:abstractNum w:abstractNumId="11" w15:restartNumberingAfterBreak="0">
     <w:nsid w:val="4CD9788C"/>
     <w:multiLevelType w:val="hybridMultilevel"/>
     <w:tmpl w:val="323221F6"/>
@@ -18075,7 +17416,7 @@
       </w:pPr>
     </w:lvl>
   </w:abstractNum>
-  <w:abstractNum w:abstractNumId="11" w15:restartNumberingAfterBreak="0">
+  <w:abstractNum w:abstractNumId="12" w15:restartNumberingAfterBreak="0">
     <w:nsid w:val="57C86EE7"/>
     <w:multiLevelType w:val="multilevel"/>
     <w:tmpl w:val="30BAB0BA"/>
@@ -18224,7 +17565,7 @@
       </w:rPr>
     </w:lvl>
   </w:abstractNum>
-  <w:abstractNum w:abstractNumId="12" w15:restartNumberingAfterBreak="0">
+  <w:abstractNum w:abstractNumId="13" w15:restartNumberingAfterBreak="0">
     <w:nsid w:val="652809B9"/>
     <w:multiLevelType w:val="hybridMultilevel"/>
     <w:tmpl w:val="C10EC632"/>
@@ -18337,7 +17678,7 @@
       </w:rPr>
     </w:lvl>
   </w:abstractNum>
-  <w:abstractNum w:abstractNumId="13" w15:restartNumberingAfterBreak="0">
+  <w:abstractNum w:abstractNumId="14" w15:restartNumberingAfterBreak="0">
     <w:nsid w:val="66871ECE"/>
     <w:multiLevelType w:val="hybridMultilevel"/>
     <w:tmpl w:val="7F74FC56"/>
@@ -18453,7 +17794,7 @@
       </w:pPr>
     </w:lvl>
   </w:abstractNum>
-  <w:abstractNum w:abstractNumId="14" w15:restartNumberingAfterBreak="0">
+  <w:abstractNum w:abstractNumId="15" w15:restartNumberingAfterBreak="0">
     <w:nsid w:val="6ABE5228"/>
     <w:multiLevelType w:val="hybridMultilevel"/>
     <w:tmpl w:val="089EE6D8"/>
@@ -18569,7 +17910,7 @@
       </w:pPr>
     </w:lvl>
   </w:abstractNum>
-  <w:abstractNum w:abstractNumId="15" w15:restartNumberingAfterBreak="0">
+  <w:abstractNum w:abstractNumId="16" w15:restartNumberingAfterBreak="0">
     <w:nsid w:val="6B0F7CFE"/>
     <w:multiLevelType w:val="hybridMultilevel"/>
     <w:tmpl w:val="D360BABA"/>
@@ -18682,7 +18023,7 @@
       </w:rPr>
     </w:lvl>
   </w:abstractNum>
-  <w:abstractNum w:abstractNumId="16" w15:restartNumberingAfterBreak="0">
+  <w:abstractNum w:abstractNumId="17" w15:restartNumberingAfterBreak="0">
     <w:nsid w:val="6C1D7334"/>
     <w:multiLevelType w:val="hybridMultilevel"/>
     <w:tmpl w:val="0D64F25A"/>
@@ -18798,7 +18139,7 @@
       </w:pPr>
     </w:lvl>
   </w:abstractNum>
-  <w:abstractNum w:abstractNumId="17" w15:restartNumberingAfterBreak="0">
+  <w:abstractNum w:abstractNumId="18" w15:restartNumberingAfterBreak="0">
     <w:nsid w:val="6CAF4654"/>
     <w:multiLevelType w:val="multilevel"/>
     <w:tmpl w:val="B31E0A48"/>
@@ -18947,7 +18288,7 @@
       </w:rPr>
     </w:lvl>
   </w:abstractNum>
-  <w:abstractNum w:abstractNumId="18" w15:restartNumberingAfterBreak="0">
+  <w:abstractNum w:abstractNumId="19" w15:restartNumberingAfterBreak="0">
     <w:nsid w:val="72904C79"/>
     <w:multiLevelType w:val="hybridMultilevel"/>
     <w:tmpl w:val="EB328896"/>
@@ -19087,7 +18428,7 @@
       </w:rPr>
     </w:lvl>
   </w:abstractNum>
-  <w:abstractNum w:abstractNumId="19" w15:restartNumberingAfterBreak="0">
+  <w:abstractNum w:abstractNumId="20" w15:restartNumberingAfterBreak="0">
     <w:nsid w:val="7ACC392C"/>
     <w:multiLevelType w:val="hybridMultilevel"/>
     <w:tmpl w:val="F282F7F0"/>
@@ -19227,7 +18568,7 @@
       </w:rPr>
     </w:lvl>
   </w:abstractNum>
-  <w:abstractNum w:abstractNumId="20" w15:restartNumberingAfterBreak="0">
+  <w:abstractNum w:abstractNumId="21" w15:restartNumberingAfterBreak="0">
     <w:nsid w:val="7CD54937"/>
     <w:multiLevelType w:val="hybridMultilevel"/>
     <w:tmpl w:val="1AB0305A"/>
@@ -19368,7 +18709,7 @@
     </w:lvl>
   </w:abstractNum>
   <w:num w:numId="1" w16cid:durableId="1839273709">
-    <w:abstractNumId w:val="11"/>
+    <w:abstractNumId w:val="12"/>
   </w:num>
   <w:num w:numId="2" w16cid:durableId="206529832">
     <w:abstractNumId w:val="4"/>
@@ -19383,22 +18724,22 @@
     <w:abstractNumId w:val="5"/>
   </w:num>
   <w:num w:numId="6" w16cid:durableId="1045445336">
-    <w:abstractNumId w:val="13"/>
+    <w:abstractNumId w:val="14"/>
   </w:num>
   <w:num w:numId="7" w16cid:durableId="1773208969">
-    <w:abstractNumId w:val="9"/>
+    <w:abstractNumId w:val="10"/>
   </w:num>
   <w:num w:numId="8" w16cid:durableId="1192692128">
-    <w:abstractNumId w:val="14"/>
+    <w:abstractNumId w:val="15"/>
   </w:num>
   <w:num w:numId="9" w16cid:durableId="100683294">
     <w:abstractNumId w:val="0"/>
   </w:num>
   <w:num w:numId="10" w16cid:durableId="1239287808">
-    <w:abstractNumId w:val="18"/>
+    <w:abstractNumId w:val="19"/>
   </w:num>
   <w:num w:numId="11" w16cid:durableId="167793680">
-    <w:abstractNumId w:val="19"/>
+    <w:abstractNumId w:val="20"/>
   </w:num>
   <w:num w:numId="12" w16cid:durableId="538322029">
     <w:abstractNumId w:val="6"/>
@@ -19407,49 +18748,52 @@
     <w:abstractNumId w:val="3"/>
   </w:num>
   <w:num w:numId="14" w16cid:durableId="1609240294">
-    <w:abstractNumId w:val="20"/>
+    <w:abstractNumId w:val="21"/>
   </w:num>
   <w:num w:numId="15" w16cid:durableId="1371996878">
     <w:abstractNumId w:val="7"/>
   </w:num>
   <w:num w:numId="16" w16cid:durableId="529537848">
-    <w:abstractNumId w:val="11"/>
+    <w:abstractNumId w:val="12"/>
   </w:num>
   <w:num w:numId="17" w16cid:durableId="348684104">
-    <w:abstractNumId w:val="16"/>
+    <w:abstractNumId w:val="17"/>
   </w:num>
   <w:num w:numId="18" w16cid:durableId="1508129072">
-    <w:abstractNumId w:val="11"/>
+    <w:abstractNumId w:val="12"/>
   </w:num>
   <w:num w:numId="19" w16cid:durableId="1576013479">
-    <w:abstractNumId w:val="11"/>
+    <w:abstractNumId w:val="12"/>
   </w:num>
   <w:num w:numId="20" w16cid:durableId="1766997607">
-    <w:abstractNumId w:val="11"/>
+    <w:abstractNumId w:val="12"/>
   </w:num>
   <w:num w:numId="21" w16cid:durableId="1067338359">
-    <w:abstractNumId w:val="11"/>
+    <w:abstractNumId w:val="12"/>
   </w:num>
   <w:num w:numId="22" w16cid:durableId="54664039">
-    <w:abstractNumId w:val="11"/>
+    <w:abstractNumId w:val="12"/>
   </w:num>
   <w:num w:numId="23" w16cid:durableId="839352035">
+    <w:abstractNumId w:val="13"/>
+  </w:num>
+  <w:num w:numId="24" w16cid:durableId="1155415412">
     <w:abstractNumId w:val="12"/>
   </w:num>
-  <w:num w:numId="24" w16cid:durableId="1155415412">
+  <w:num w:numId="25" w16cid:durableId="1735355469">
     <w:abstractNumId w:val="11"/>
-  </w:num>
-  <w:num w:numId="25" w16cid:durableId="1735355469">
-    <w:abstractNumId w:val="10"/>
   </w:num>
   <w:num w:numId="26" w16cid:durableId="55906121">
     <w:abstractNumId w:val="1"/>
   </w:num>
   <w:num w:numId="27" w16cid:durableId="437876889">
-    <w:abstractNumId w:val="15"/>
+    <w:abstractNumId w:val="16"/>
   </w:num>
   <w:num w:numId="28" w16cid:durableId="1506164115">
-    <w:abstractNumId w:val="17"/>
+    <w:abstractNumId w:val="18"/>
+  </w:num>
+  <w:num w:numId="29" w16cid:durableId="1032195576">
+    <w:abstractNumId w:val="9"/>
   </w:num>
   <w:numIdMacAtCleanup w:val="14"/>
 </w:numbering>
@@ -20059,7 +19403,6 @@
   <w:style w:type="character" w:default="1" w:styleId="Carpredefinitoparagrafo">
     <w:name w:val="Default Paragraph Font"/>
     <w:uiPriority w:val="1"/>
-    <w:semiHidden/>
     <w:unhideWhenUsed/>
   </w:style>
   <w:style w:type="table" w:default="1" w:styleId="Tabellanormale">
@@ -20441,6 +19784,78 @@
       <w:contextualSpacing/>
     </w:pPr>
   </w:style>
+  <w:style w:type="table" w:styleId="Tabellagriglia2">
+    <w:name w:val="Grid Table 2"/>
+    <w:basedOn w:val="Tabellanormale"/>
+    <w:uiPriority w:val="47"/>
+    <w:rsid w:val="003429D7"/>
+    <w:tblPr>
+      <w:tblStyleRowBandSize w:val="1"/>
+      <w:tblStyleColBandSize w:val="1"/>
+      <w:tblBorders>
+        <w:top w:val="single" w:sz="2" w:space="0" w:color="666666" w:themeColor="text1" w:themeTint="99"/>
+        <w:bottom w:val="single" w:sz="2" w:space="0" w:color="666666" w:themeColor="text1" w:themeTint="99"/>
+        <w:insideH w:val="single" w:sz="2" w:space="0" w:color="666666" w:themeColor="text1" w:themeTint="99"/>
+        <w:insideV w:val="single" w:sz="2" w:space="0" w:color="666666" w:themeColor="text1" w:themeTint="99"/>
+      </w:tblBorders>
+    </w:tblPr>
+    <w:tblStylePr w:type="firstRow">
+      <w:rPr>
+        <w:b/>
+        <w:bCs/>
+      </w:rPr>
+      <w:tblPr/>
+      <w:tcPr>
+        <w:tcBorders>
+          <w:top w:val="nil"/>
+          <w:bottom w:val="single" w:sz="12" w:space="0" w:color="666666" w:themeColor="text1" w:themeTint="99"/>
+          <w:insideH w:val="nil"/>
+          <w:insideV w:val="nil"/>
+        </w:tcBorders>
+        <w:shd w:val="clear" w:color="auto" w:fill="FFFFFF" w:themeFill="background1"/>
+      </w:tcPr>
+    </w:tblStylePr>
+    <w:tblStylePr w:type="lastRow">
+      <w:rPr>
+        <w:b/>
+        <w:bCs/>
+      </w:rPr>
+      <w:tblPr/>
+      <w:tcPr>
+        <w:tcBorders>
+          <w:top w:val="double" w:sz="2" w:space="0" w:color="666666" w:themeColor="text1" w:themeTint="99"/>
+          <w:bottom w:val="nil"/>
+          <w:insideH w:val="nil"/>
+          <w:insideV w:val="nil"/>
+        </w:tcBorders>
+        <w:shd w:val="clear" w:color="auto" w:fill="FFFFFF" w:themeFill="background1"/>
+      </w:tcPr>
+    </w:tblStylePr>
+    <w:tblStylePr w:type="firstCol">
+      <w:rPr>
+        <w:b/>
+        <w:bCs/>
+      </w:rPr>
+    </w:tblStylePr>
+    <w:tblStylePr w:type="lastCol">
+      <w:rPr>
+        <w:b/>
+        <w:bCs/>
+      </w:rPr>
+    </w:tblStylePr>
+    <w:tblStylePr w:type="band1Vert">
+      <w:tblPr/>
+      <w:tcPr>
+        <w:shd w:val="clear" w:color="auto" w:fill="CCCCCC" w:themeFill="text1" w:themeFillTint="33"/>
+      </w:tcPr>
+    </w:tblStylePr>
+    <w:tblStylePr w:type="band1Horz">
+      <w:tblPr/>
+      <w:tcPr>
+        <w:shd w:val="clear" w:color="auto" w:fill="CCCCCC" w:themeFill="text1" w:themeFillTint="33"/>
+      </w:tcPr>
+    </w:tblStylePr>
+  </w:style>
 </w:styles>
 </file>
 

--- a/3_Documentazione/Documentazione.docx
+++ b/3_Documentazione/Documentazione.docx
@@ -18,11 +18,19 @@
           <w:lang w:val="it-CH"/>
         </w:rPr>
       </w:pPr>
+      <w:proofErr w:type="spellStart"/>
       <w:r>
         <w:rPr>
           <w:lang w:val="it-CH"/>
         </w:rPr>
-        <w:t>Brutal Bumper Cars (BBC)</w:t>
+        <w:t>Brutal</w:t>
+      </w:r>
+      <w:proofErr w:type="spellEnd"/>
+      <w:r>
+        <w:rPr>
+          <w:lang w:val="it-CH"/>
+        </w:rPr>
+        <w:t xml:space="preserve"> Bumper Cars (BBC)</w:t>
       </w:r>
     </w:p>
     <w:p>
@@ -59,7 +67,7 @@
       <w:pPr>
         <w:pStyle w:val="Titolo1"/>
       </w:pPr>
-      <w:bookmarkStart w:id="0" w:name="_Toc240023032"/>
+      <w:bookmarkStart w:id="0" w:name="_Toc240033409"/>
       <w:r>
         <w:lastRenderedPageBreak/>
         <w:t>Indice</w:t>
@@ -132,7 +140,7 @@
         <w:rPr>
           <w:noProof/>
         </w:rPr>
-        <w:instrText xml:space="preserve"> PAGEREF _Toc240023032 \h </w:instrText>
+        <w:instrText xml:space="preserve"> PAGEREF _Toc240033409 \h </w:instrText>
       </w:r>
       <w:r>
         <w:rPr>
@@ -215,7 +223,7 @@
         <w:rPr>
           <w:noProof/>
         </w:rPr>
-        <w:instrText xml:space="preserve"> PAGEREF _Toc240023033 \h </w:instrText>
+        <w:instrText xml:space="preserve"> PAGEREF _Toc240033410 \h </w:instrText>
       </w:r>
       <w:r>
         <w:rPr>
@@ -298,7 +306,7 @@
         <w:rPr>
           <w:noProof/>
         </w:rPr>
-        <w:instrText xml:space="preserve"> PAGEREF _Toc240023034 \h </w:instrText>
+        <w:instrText xml:space="preserve"> PAGEREF _Toc240033411 \h </w:instrText>
       </w:r>
       <w:r>
         <w:rPr>
@@ -381,7 +389,7 @@
         <w:rPr>
           <w:noProof/>
         </w:rPr>
-        <w:instrText xml:space="preserve"> PAGEREF _Toc240023035 \h </w:instrText>
+        <w:instrText xml:space="preserve"> PAGEREF _Toc240033412 \h </w:instrText>
       </w:r>
       <w:r>
         <w:rPr>
@@ -464,7 +472,7 @@
         <w:rPr>
           <w:noProof/>
         </w:rPr>
-        <w:instrText xml:space="preserve"> PAGEREF _Toc240023036 \h </w:instrText>
+        <w:instrText xml:space="preserve"> PAGEREF _Toc240033413 \h </w:instrText>
       </w:r>
       <w:r>
         <w:rPr>
@@ -547,7 +555,7 @@
         <w:rPr>
           <w:noProof/>
         </w:rPr>
-        <w:instrText xml:space="preserve"> PAGEREF _Toc240023037 \h </w:instrText>
+        <w:instrText xml:space="preserve"> PAGEREF _Toc240033414 \h </w:instrText>
       </w:r>
       <w:r>
         <w:rPr>
@@ -612,7 +620,7 @@
         <w:rPr>
           <w:noProof/>
         </w:rPr>
-        <w:t>User Stories</w:t>
+        <w:t>Unity</w:t>
       </w:r>
       <w:r>
         <w:rPr>
@@ -630,7 +638,7 @@
         <w:rPr>
           <w:noProof/>
         </w:rPr>
-        <w:instrText xml:space="preserve"> PAGEREF _Toc240023038 \h </w:instrText>
+        <w:instrText xml:space="preserve"> PAGEREF _Toc240033415 \h </w:instrText>
       </w:r>
       <w:r>
         <w:rPr>
@@ -647,7 +655,7 @@
         <w:rPr>
           <w:noProof/>
         </w:rPr>
-        <w:t>4</w:t>
+        <w:t>5</w:t>
       </w:r>
       <w:r>
         <w:rPr>
@@ -695,7 +703,7 @@
         <w:rPr>
           <w:noProof/>
         </w:rPr>
-        <w:t>Analisi e specifica dei requisiti</w:t>
+        <w:t>User Stories</w:t>
       </w:r>
       <w:r>
         <w:rPr>
@@ -713,7 +721,7 @@
         <w:rPr>
           <w:noProof/>
         </w:rPr>
-        <w:instrText xml:space="preserve"> PAGEREF _Toc240023039 \h </w:instrText>
+        <w:instrText xml:space="preserve"> PAGEREF _Toc240033416 \h </w:instrText>
       </w:r>
       <w:r>
         <w:rPr>
@@ -730,7 +738,7 @@
         <w:rPr>
           <w:noProof/>
         </w:rPr>
-        <w:t>7</w:t>
+        <w:t>6</w:t>
       </w:r>
       <w:r>
         <w:rPr>
@@ -760,7 +768,7 @@
         <w:rPr>
           <w:noProof/>
         </w:rPr>
-        <w:t>3.5</w:t>
+        <w:t>3.4</w:t>
       </w:r>
       <w:r>
         <w:rPr>
@@ -778,7 +786,7 @@
         <w:rPr>
           <w:noProof/>
         </w:rPr>
-        <w:t>Sprint Planning</w:t>
+        <w:t>Analisi e specifica dei requisiti</w:t>
       </w:r>
       <w:r>
         <w:rPr>
@@ -796,7 +804,90 @@
         <w:rPr>
           <w:noProof/>
         </w:rPr>
-        <w:instrText xml:space="preserve"> PAGEREF _Toc240023040 \h </w:instrText>
+        <w:instrText xml:space="preserve"> PAGEREF _Toc240033417 \h </w:instrText>
+      </w:r>
+      <w:r>
+        <w:rPr>
+          <w:noProof/>
+        </w:rPr>
+      </w:r>
+      <w:r>
+        <w:rPr>
+          <w:noProof/>
+        </w:rPr>
+        <w:fldChar w:fldCharType="separate"/>
+      </w:r>
+      <w:r>
+        <w:rPr>
+          <w:noProof/>
+        </w:rPr>
+        <w:t>8</w:t>
+      </w:r>
+      <w:r>
+        <w:rPr>
+          <w:noProof/>
+        </w:rPr>
+        <w:fldChar w:fldCharType="end"/>
+      </w:r>
+    </w:p>
+    <w:p>
+      <w:pPr>
+        <w:pStyle w:val="Sommario3"/>
+        <w:tabs>
+          <w:tab w:val="left" w:pos="1200"/>
+          <w:tab w:val="right" w:leader="dot" w:pos="9628"/>
+        </w:tabs>
+        <w:rPr>
+          <w:rFonts w:asciiTheme="minorHAnsi" w:eastAsiaTheme="minorEastAsia" w:hAnsiTheme="minorHAnsi" w:cstheme="minorBidi"/>
+          <w:noProof/>
+          <w:kern w:val="2"/>
+          <w:sz w:val="24"/>
+          <w:szCs w:val="24"/>
+          <w:lang w:eastAsia="it-CH"/>
+          <w14:ligatures w14:val="standardContextual"/>
+        </w:rPr>
+      </w:pPr>
+      <w:r>
+        <w:rPr>
+          <w:noProof/>
+        </w:rPr>
+        <w:t>3.4.1</w:t>
+      </w:r>
+      <w:r>
+        <w:rPr>
+          <w:rFonts w:asciiTheme="minorHAnsi" w:eastAsiaTheme="minorEastAsia" w:hAnsiTheme="minorHAnsi" w:cstheme="minorBidi"/>
+          <w:noProof/>
+          <w:kern w:val="2"/>
+          <w:sz w:val="24"/>
+          <w:szCs w:val="24"/>
+          <w:lang w:eastAsia="it-CH"/>
+          <w14:ligatures w14:val="standardContextual"/>
+        </w:rPr>
+        <w:tab/>
+      </w:r>
+      <w:r>
+        <w:rPr>
+          <w:noProof/>
+        </w:rPr>
+        <w:t>Spiegazione elementi tabella dei requisiti:</w:t>
+      </w:r>
+      <w:r>
+        <w:rPr>
+          <w:noProof/>
+        </w:rPr>
+        <w:tab/>
+      </w:r>
+      <w:r>
+        <w:rPr>
+          <w:noProof/>
+        </w:rPr>
+        <w:fldChar w:fldCharType="begin"/>
+      </w:r>
+      <w:r>
+        <w:rPr>
+          <w:noProof/>
+        </w:rPr>
+        <w:instrText xml:space="preserve"> PAGEREF _Toc240033418 \h </w:instrText>
       </w:r>
       <w:r>
         <w:rPr>
@@ -843,7 +934,7 @@
         <w:rPr>
           <w:noProof/>
         </w:rPr>
-        <w:t>3.6</w:t>
+        <w:t>3.5</w:t>
       </w:r>
       <w:r>
         <w:rPr>
@@ -861,7 +952,7 @@
         <w:rPr>
           <w:noProof/>
         </w:rPr>
-        <w:t>Use case</w:t>
+        <w:t>Sprint Planning</w:t>
       </w:r>
       <w:r>
         <w:rPr>
@@ -879,7 +970,7 @@
         <w:rPr>
           <w:noProof/>
         </w:rPr>
-        <w:instrText xml:space="preserve"> PAGEREF _Toc240023041 \h </w:instrText>
+        <w:instrText xml:space="preserve"> PAGEREF _Toc240033419 \h </w:instrText>
       </w:r>
       <w:r>
         <w:rPr>
@@ -896,7 +987,7 @@
         <w:rPr>
           <w:noProof/>
         </w:rPr>
-        <w:t>11</w:t>
+        <w:t>12</w:t>
       </w:r>
       <w:r>
         <w:rPr>
@@ -926,7 +1017,7 @@
         <w:rPr>
           <w:noProof/>
         </w:rPr>
-        <w:t>3.7</w:t>
+        <w:t>3.6</w:t>
       </w:r>
       <w:r>
         <w:rPr>
@@ -944,7 +1035,7 @@
         <w:rPr>
           <w:noProof/>
         </w:rPr>
-        <w:t>Pianificazione</w:t>
+        <w:t>Use case</w:t>
       </w:r>
       <w:r>
         <w:rPr>
@@ -962,7 +1053,7 @@
         <w:rPr>
           <w:noProof/>
         </w:rPr>
-        <w:instrText xml:space="preserve"> PAGEREF _Toc240023042 \h </w:instrText>
+        <w:instrText xml:space="preserve"> PAGEREF _Toc240033420 \h </w:instrText>
       </w:r>
       <w:r>
         <w:rPr>
@@ -979,7 +1070,7 @@
         <w:rPr>
           <w:noProof/>
         </w:rPr>
-        <w:t>11</w:t>
+        <w:t>12</w:t>
       </w:r>
       <w:r>
         <w:rPr>
@@ -1009,7 +1100,7 @@
         <w:rPr>
           <w:noProof/>
         </w:rPr>
-        <w:t>3.8</w:t>
+        <w:t>3.7</w:t>
       </w:r>
       <w:r>
         <w:rPr>
@@ -1027,6 +1118,89 @@
         <w:rPr>
           <w:noProof/>
         </w:rPr>
+        <w:t>Pianificazione</w:t>
+      </w:r>
+      <w:r>
+        <w:rPr>
+          <w:noProof/>
+        </w:rPr>
+        <w:tab/>
+      </w:r>
+      <w:r>
+        <w:rPr>
+          <w:noProof/>
+        </w:rPr>
+        <w:fldChar w:fldCharType="begin"/>
+      </w:r>
+      <w:r>
+        <w:rPr>
+          <w:noProof/>
+        </w:rPr>
+        <w:instrText xml:space="preserve"> PAGEREF _Toc240033421 \h </w:instrText>
+      </w:r>
+      <w:r>
+        <w:rPr>
+          <w:noProof/>
+        </w:rPr>
+      </w:r>
+      <w:r>
+        <w:rPr>
+          <w:noProof/>
+        </w:rPr>
+        <w:fldChar w:fldCharType="separate"/>
+      </w:r>
+      <w:r>
+        <w:rPr>
+          <w:noProof/>
+        </w:rPr>
+        <w:t>12</w:t>
+      </w:r>
+      <w:r>
+        <w:rPr>
+          <w:noProof/>
+        </w:rPr>
+        <w:fldChar w:fldCharType="end"/>
+      </w:r>
+    </w:p>
+    <w:p>
+      <w:pPr>
+        <w:pStyle w:val="Sommario2"/>
+        <w:tabs>
+          <w:tab w:val="left" w:pos="800"/>
+          <w:tab w:val="right" w:leader="dot" w:pos="9628"/>
+        </w:tabs>
+        <w:rPr>
+          <w:rFonts w:asciiTheme="minorHAnsi" w:eastAsiaTheme="minorEastAsia" w:hAnsiTheme="minorHAnsi" w:cstheme="minorBidi"/>
+          <w:noProof/>
+          <w:kern w:val="2"/>
+          <w:sz w:val="24"/>
+          <w:szCs w:val="24"/>
+          <w:lang w:eastAsia="it-CH"/>
+          <w14:ligatures w14:val="standardContextual"/>
+        </w:rPr>
+      </w:pPr>
+      <w:r>
+        <w:rPr>
+          <w:noProof/>
+        </w:rPr>
+        <w:t>3.8</w:t>
+      </w:r>
+      <w:r>
+        <w:rPr>
+          <w:rFonts w:asciiTheme="minorHAnsi" w:eastAsiaTheme="minorEastAsia" w:hAnsiTheme="minorHAnsi" w:cstheme="minorBidi"/>
+          <w:noProof/>
+          <w:kern w:val="2"/>
+          <w:sz w:val="24"/>
+          <w:szCs w:val="24"/>
+          <w:lang w:eastAsia="it-CH"/>
+          <w14:ligatures w14:val="standardContextual"/>
+        </w:rPr>
+        <w:tab/>
+      </w:r>
+      <w:r>
+        <w:rPr>
+          <w:noProof/>
+        </w:rPr>
         <w:t>Analisi dei mezzi</w:t>
       </w:r>
       <w:r>
@@ -1045,7 +1219,7 @@
         <w:rPr>
           <w:noProof/>
         </w:rPr>
-        <w:instrText xml:space="preserve"> PAGEREF _Toc240023043 \h </w:instrText>
+        <w:instrText xml:space="preserve"> PAGEREF _Toc240033422 \h </w:instrText>
       </w:r>
       <w:r>
         <w:rPr>
@@ -1062,7 +1236,7 @@
         <w:rPr>
           <w:noProof/>
         </w:rPr>
-        <w:t>14</w:t>
+        <w:t>15</w:t>
       </w:r>
       <w:r>
         <w:rPr>
@@ -1128,7 +1302,7 @@
         <w:rPr>
           <w:noProof/>
         </w:rPr>
-        <w:instrText xml:space="preserve"> PAGEREF _Toc240023044 \h </w:instrText>
+        <w:instrText xml:space="preserve"> PAGEREF _Toc240033423 \h </w:instrText>
       </w:r>
       <w:r>
         <w:rPr>
@@ -1145,7 +1319,7 @@
         <w:rPr>
           <w:noProof/>
         </w:rPr>
-        <w:t>14</w:t>
+        <w:t>15</w:t>
       </w:r>
       <w:r>
         <w:rPr>
@@ -1211,7 +1385,7 @@
         <w:rPr>
           <w:noProof/>
         </w:rPr>
-        <w:instrText xml:space="preserve"> PAGEREF _Toc240023045 \h </w:instrText>
+        <w:instrText xml:space="preserve"> PAGEREF _Toc240033424 \h </w:instrText>
       </w:r>
       <w:r>
         <w:rPr>
@@ -1228,13 +1402,7 @@
         <w:rPr>
           <w:noProof/>
         </w:rPr>
-        <w:t>1</w:t>
-      </w:r>
-      <w:r>
-        <w:rPr>
-          <w:noProof/>
-        </w:rPr>
-        <w:t>4</w:t>
+        <w:t>15</w:t>
       </w:r>
       <w:r>
         <w:rPr>
@@ -1300,7 +1468,7 @@
         <w:rPr>
           <w:noProof/>
         </w:rPr>
-        <w:instrText xml:space="preserve"> PAGEREF _Toc240023046 \h </w:instrText>
+        <w:instrText xml:space="preserve"> PAGEREF _Toc240033425 \h </w:instrText>
       </w:r>
       <w:r>
         <w:rPr>
@@ -1317,7 +1485,7 @@
         <w:rPr>
           <w:noProof/>
         </w:rPr>
-        <w:t>14</w:t>
+        <w:t>16</w:t>
       </w:r>
       <w:r>
         <w:rPr>
@@ -1365,7 +1533,7 @@
         <w:rPr>
           <w:noProof/>
         </w:rPr>
-        <w:t>Design dell’architettura del sistema</w:t>
+        <w:t>Design dei dati e database</w:t>
       </w:r>
       <w:r>
         <w:rPr>
@@ -1383,7 +1551,7 @@
         <w:rPr>
           <w:noProof/>
         </w:rPr>
-        <w:instrText xml:space="preserve"> PAGEREF _Toc240023047 \h </w:instrText>
+        <w:instrText xml:space="preserve"> PAGEREF _Toc240033426 \h </w:instrText>
       </w:r>
       <w:r>
         <w:rPr>
@@ -1400,7 +1568,7 @@
         <w:rPr>
           <w:noProof/>
         </w:rPr>
-        <w:t>14</w:t>
+        <w:t>16</w:t>
       </w:r>
       <w:r>
         <w:rPr>
@@ -1448,7 +1616,7 @@
         <w:rPr>
           <w:noProof/>
         </w:rPr>
-        <w:t>Design dei dati e database</w:t>
+        <w:t>Design delle interfacce</w:t>
       </w:r>
       <w:r>
         <w:rPr>
@@ -1466,7 +1634,7 @@
         <w:rPr>
           <w:noProof/>
         </w:rPr>
-        <w:instrText xml:space="preserve"> PAGEREF _Toc240023048 \h </w:instrText>
+        <w:instrText xml:space="preserve"> PAGEREF _Toc240033427 \h </w:instrText>
       </w:r>
       <w:r>
         <w:rPr>
@@ -1483,7 +1651,7 @@
         <w:rPr>
           <w:noProof/>
         </w:rPr>
-        <w:t>14</w:t>
+        <w:t>17</w:t>
       </w:r>
       <w:r>
         <w:rPr>
@@ -1531,7 +1699,7 @@
         <w:rPr>
           <w:noProof/>
         </w:rPr>
-        <w:t>Design delle interfacce</w:t>
+        <w:t>Design procedurale</w:t>
       </w:r>
       <w:r>
         <w:rPr>
@@ -1549,7 +1717,7 @@
         <w:rPr>
           <w:noProof/>
         </w:rPr>
-        <w:instrText xml:space="preserve"> PAGEREF _Toc240023049 \h </w:instrText>
+        <w:instrText xml:space="preserve"> PAGEREF _Toc240033428 \h </w:instrText>
       </w:r>
       <w:r>
         <w:rPr>
@@ -1567,6 +1735,172 @@
           <w:noProof/>
         </w:rPr>
         <w:t>17</w:t>
+      </w:r>
+      <w:r>
+        <w:rPr>
+          <w:noProof/>
+        </w:rPr>
+        <w:fldChar w:fldCharType="end"/>
+      </w:r>
+    </w:p>
+    <w:p>
+      <w:pPr>
+        <w:pStyle w:val="Sommario1"/>
+        <w:tabs>
+          <w:tab w:val="left" w:pos="400"/>
+          <w:tab w:val="right" w:leader="dot" w:pos="9628"/>
+        </w:tabs>
+        <w:rPr>
+          <w:rFonts w:asciiTheme="minorHAnsi" w:eastAsiaTheme="minorEastAsia" w:hAnsiTheme="minorHAnsi" w:cstheme="minorBidi"/>
+          <w:noProof/>
+          <w:kern w:val="2"/>
+          <w:sz w:val="24"/>
+          <w:szCs w:val="24"/>
+          <w:lang w:eastAsia="it-CH"/>
+          <w14:ligatures w14:val="standardContextual"/>
+        </w:rPr>
+      </w:pPr>
+      <w:r>
+        <w:rPr>
+          <w:noProof/>
+        </w:rPr>
+        <w:t>5</w:t>
+      </w:r>
+      <w:r>
+        <w:rPr>
+          <w:rFonts w:asciiTheme="minorHAnsi" w:eastAsiaTheme="minorEastAsia" w:hAnsiTheme="minorHAnsi" w:cstheme="minorBidi"/>
+          <w:noProof/>
+          <w:kern w:val="2"/>
+          <w:sz w:val="24"/>
+          <w:szCs w:val="24"/>
+          <w:lang w:eastAsia="it-CH"/>
+          <w14:ligatures w14:val="standardContextual"/>
+        </w:rPr>
+        <w:tab/>
+      </w:r>
+      <w:r>
+        <w:rPr>
+          <w:noProof/>
+        </w:rPr>
+        <w:t>Implementazione</w:t>
+      </w:r>
+      <w:r>
+        <w:rPr>
+          <w:noProof/>
+        </w:rPr>
+        <w:tab/>
+      </w:r>
+      <w:r>
+        <w:rPr>
+          <w:noProof/>
+        </w:rPr>
+        <w:fldChar w:fldCharType="begin"/>
+      </w:r>
+      <w:r>
+        <w:rPr>
+          <w:noProof/>
+        </w:rPr>
+        <w:instrText xml:space="preserve"> PAGEREF _Toc240033429 \h </w:instrText>
+      </w:r>
+      <w:r>
+        <w:rPr>
+          <w:noProof/>
+        </w:rPr>
+      </w:r>
+      <w:r>
+        <w:rPr>
+          <w:noProof/>
+        </w:rPr>
+        <w:fldChar w:fldCharType="separate"/>
+      </w:r>
+      <w:r>
+        <w:rPr>
+          <w:noProof/>
+        </w:rPr>
+        <w:t>18</w:t>
+      </w:r>
+      <w:r>
+        <w:rPr>
+          <w:noProof/>
+        </w:rPr>
+        <w:fldChar w:fldCharType="end"/>
+      </w:r>
+    </w:p>
+    <w:p>
+      <w:pPr>
+        <w:pStyle w:val="Sommario1"/>
+        <w:tabs>
+          <w:tab w:val="left" w:pos="400"/>
+          <w:tab w:val="right" w:leader="dot" w:pos="9628"/>
+        </w:tabs>
+        <w:rPr>
+          <w:rFonts w:asciiTheme="minorHAnsi" w:eastAsiaTheme="minorEastAsia" w:hAnsiTheme="minorHAnsi" w:cstheme="minorBidi"/>
+          <w:noProof/>
+          <w:kern w:val="2"/>
+          <w:sz w:val="24"/>
+          <w:szCs w:val="24"/>
+          <w:lang w:eastAsia="it-CH"/>
+          <w14:ligatures w14:val="standardContextual"/>
+        </w:rPr>
+      </w:pPr>
+      <w:r>
+        <w:rPr>
+          <w:noProof/>
+        </w:rPr>
+        <w:t>6</w:t>
+      </w:r>
+      <w:r>
+        <w:rPr>
+          <w:rFonts w:asciiTheme="minorHAnsi" w:eastAsiaTheme="minorEastAsia" w:hAnsiTheme="minorHAnsi" w:cstheme="minorBidi"/>
+          <w:noProof/>
+          <w:kern w:val="2"/>
+          <w:sz w:val="24"/>
+          <w:szCs w:val="24"/>
+          <w:lang w:eastAsia="it-CH"/>
+          <w14:ligatures w14:val="standardContextual"/>
+        </w:rPr>
+        <w:tab/>
+      </w:r>
+      <w:r>
+        <w:rPr>
+          <w:noProof/>
+        </w:rPr>
+        <w:t>Test</w:t>
+      </w:r>
+      <w:r>
+        <w:rPr>
+          <w:noProof/>
+        </w:rPr>
+        <w:tab/>
+      </w:r>
+      <w:r>
+        <w:rPr>
+          <w:noProof/>
+        </w:rPr>
+        <w:fldChar w:fldCharType="begin"/>
+      </w:r>
+      <w:r>
+        <w:rPr>
+          <w:noProof/>
+        </w:rPr>
+        <w:instrText xml:space="preserve"> PAGEREF _Toc240033430 \h </w:instrText>
+      </w:r>
+      <w:r>
+        <w:rPr>
+          <w:noProof/>
+        </w:rPr>
+      </w:r>
+      <w:r>
+        <w:rPr>
+          <w:noProof/>
+        </w:rPr>
+        <w:fldChar w:fldCharType="separate"/>
+      </w:r>
+      <w:r>
+        <w:rPr>
+          <w:noProof/>
+        </w:rPr>
+        <w:t>18</w:t>
       </w:r>
       <w:r>
         <w:rPr>
@@ -1596,7 +1930,7 @@
         <w:rPr>
           <w:noProof/>
         </w:rPr>
-        <w:t>4.4</w:t>
+        <w:t>6.1</w:t>
       </w:r>
       <w:r>
         <w:rPr>
@@ -1614,7 +1948,7 @@
         <w:rPr>
           <w:noProof/>
         </w:rPr>
-        <w:t>Design procedurale</w:t>
+        <w:t>Protocollo di test</w:t>
       </w:r>
       <w:r>
         <w:rPr>
@@ -1632,7 +1966,7 @@
         <w:rPr>
           <w:noProof/>
         </w:rPr>
-        <w:instrText xml:space="preserve"> PAGEREF _Toc240023050 \h </w:instrText>
+        <w:instrText xml:space="preserve"> PAGEREF _Toc240033431 \h </w:instrText>
       </w:r>
       <w:r>
         <w:rPr>
@@ -1649,7 +1983,173 @@
         <w:rPr>
           <w:noProof/>
         </w:rPr>
-        <w:t>17</w:t>
+        <w:t>18</w:t>
+      </w:r>
+      <w:r>
+        <w:rPr>
+          <w:noProof/>
+        </w:rPr>
+        <w:fldChar w:fldCharType="end"/>
+      </w:r>
+    </w:p>
+    <w:p>
+      <w:pPr>
+        <w:pStyle w:val="Sommario2"/>
+        <w:tabs>
+          <w:tab w:val="left" w:pos="800"/>
+          <w:tab w:val="right" w:leader="dot" w:pos="9628"/>
+        </w:tabs>
+        <w:rPr>
+          <w:rFonts w:asciiTheme="minorHAnsi" w:eastAsiaTheme="minorEastAsia" w:hAnsiTheme="minorHAnsi" w:cstheme="minorBidi"/>
+          <w:noProof/>
+          <w:kern w:val="2"/>
+          <w:sz w:val="24"/>
+          <w:szCs w:val="24"/>
+          <w:lang w:eastAsia="it-CH"/>
+          <w14:ligatures w14:val="standardContextual"/>
+        </w:rPr>
+      </w:pPr>
+      <w:r>
+        <w:rPr>
+          <w:noProof/>
+        </w:rPr>
+        <w:t>6.2</w:t>
+      </w:r>
+      <w:r>
+        <w:rPr>
+          <w:rFonts w:asciiTheme="minorHAnsi" w:eastAsiaTheme="minorEastAsia" w:hAnsiTheme="minorHAnsi" w:cstheme="minorBidi"/>
+          <w:noProof/>
+          <w:kern w:val="2"/>
+          <w:sz w:val="24"/>
+          <w:szCs w:val="24"/>
+          <w:lang w:eastAsia="it-CH"/>
+          <w14:ligatures w14:val="standardContextual"/>
+        </w:rPr>
+        <w:tab/>
+      </w:r>
+      <w:r>
+        <w:rPr>
+          <w:noProof/>
+        </w:rPr>
+        <w:t>Risultati test</w:t>
+      </w:r>
+      <w:r>
+        <w:rPr>
+          <w:noProof/>
+        </w:rPr>
+        <w:tab/>
+      </w:r>
+      <w:r>
+        <w:rPr>
+          <w:noProof/>
+        </w:rPr>
+        <w:fldChar w:fldCharType="begin"/>
+      </w:r>
+      <w:r>
+        <w:rPr>
+          <w:noProof/>
+        </w:rPr>
+        <w:instrText xml:space="preserve"> PAGEREF _Toc240033432 \h </w:instrText>
+      </w:r>
+      <w:r>
+        <w:rPr>
+          <w:noProof/>
+        </w:rPr>
+      </w:r>
+      <w:r>
+        <w:rPr>
+          <w:noProof/>
+        </w:rPr>
+        <w:fldChar w:fldCharType="separate"/>
+      </w:r>
+      <w:r>
+        <w:rPr>
+          <w:noProof/>
+        </w:rPr>
+        <w:t>20</w:t>
+      </w:r>
+      <w:r>
+        <w:rPr>
+          <w:noProof/>
+        </w:rPr>
+        <w:fldChar w:fldCharType="end"/>
+      </w:r>
+    </w:p>
+    <w:p>
+      <w:pPr>
+        <w:pStyle w:val="Sommario2"/>
+        <w:tabs>
+          <w:tab w:val="left" w:pos="800"/>
+          <w:tab w:val="right" w:leader="dot" w:pos="9628"/>
+        </w:tabs>
+        <w:rPr>
+          <w:rFonts w:asciiTheme="minorHAnsi" w:eastAsiaTheme="minorEastAsia" w:hAnsiTheme="minorHAnsi" w:cstheme="minorBidi"/>
+          <w:noProof/>
+          <w:kern w:val="2"/>
+          <w:sz w:val="24"/>
+          <w:szCs w:val="24"/>
+          <w:lang w:eastAsia="it-CH"/>
+          <w14:ligatures w14:val="standardContextual"/>
+        </w:rPr>
+      </w:pPr>
+      <w:r>
+        <w:rPr>
+          <w:noProof/>
+        </w:rPr>
+        <w:t>6.3</w:t>
+      </w:r>
+      <w:r>
+        <w:rPr>
+          <w:rFonts w:asciiTheme="minorHAnsi" w:eastAsiaTheme="minorEastAsia" w:hAnsiTheme="minorHAnsi" w:cstheme="minorBidi"/>
+          <w:noProof/>
+          <w:kern w:val="2"/>
+          <w:sz w:val="24"/>
+          <w:szCs w:val="24"/>
+          <w:lang w:eastAsia="it-CH"/>
+          <w14:ligatures w14:val="standardContextual"/>
+        </w:rPr>
+        <w:tab/>
+      </w:r>
+      <w:r>
+        <w:rPr>
+          <w:noProof/>
+        </w:rPr>
+        <w:t>Mancanze/limitazioni conosciute</w:t>
+      </w:r>
+      <w:r>
+        <w:rPr>
+          <w:noProof/>
+        </w:rPr>
+        <w:tab/>
+      </w:r>
+      <w:r>
+        <w:rPr>
+          <w:noProof/>
+        </w:rPr>
+        <w:fldChar w:fldCharType="begin"/>
+      </w:r>
+      <w:r>
+        <w:rPr>
+          <w:noProof/>
+        </w:rPr>
+        <w:instrText xml:space="preserve"> PAGEREF _Toc240033433 \h </w:instrText>
+      </w:r>
+      <w:r>
+        <w:rPr>
+          <w:noProof/>
+        </w:rPr>
+      </w:r>
+      <w:r>
+        <w:rPr>
+          <w:noProof/>
+        </w:rPr>
+        <w:fldChar w:fldCharType="separate"/>
+      </w:r>
+      <w:r>
+        <w:rPr>
+          <w:noProof/>
+        </w:rPr>
+        <w:t>20</w:t>
       </w:r>
       <w:r>
         <w:rPr>
@@ -1679,7 +2179,7 @@
         <w:rPr>
           <w:noProof/>
         </w:rPr>
-        <w:t>5</w:t>
+        <w:t>7</w:t>
       </w:r>
       <w:r>
         <w:rPr>
@@ -1697,7 +2197,7 @@
         <w:rPr>
           <w:noProof/>
         </w:rPr>
-        <w:t>Implementazione</w:t>
+        <w:t>Consuntivo</w:t>
       </w:r>
       <w:r>
         <w:rPr>
@@ -1715,7 +2215,7 @@
         <w:rPr>
           <w:noProof/>
         </w:rPr>
-        <w:instrText xml:space="preserve"> PAGEREF _Toc240023051 \h </w:instrText>
+        <w:instrText xml:space="preserve"> PAGEREF _Toc240033434 \h </w:instrText>
       </w:r>
       <w:r>
         <w:rPr>
@@ -1732,7 +2232,7 @@
         <w:rPr>
           <w:noProof/>
         </w:rPr>
-        <w:t>18</w:t>
+        <w:t>20</w:t>
       </w:r>
       <w:r>
         <w:rPr>
@@ -1762,7 +2262,7 @@
         <w:rPr>
           <w:noProof/>
         </w:rPr>
-        <w:t>6</w:t>
+        <w:t>8</w:t>
       </w:r>
       <w:r>
         <w:rPr>
@@ -1780,7 +2280,7 @@
         <w:rPr>
           <w:noProof/>
         </w:rPr>
-        <w:t>Test</w:t>
+        <w:t>Conclusioni</w:t>
       </w:r>
       <w:r>
         <w:rPr>
@@ -1798,7 +2298,7 @@
         <w:rPr>
           <w:noProof/>
         </w:rPr>
-        <w:instrText xml:space="preserve"> PAGEREF _Toc240023052 \h </w:instrText>
+        <w:instrText xml:space="preserve"> PAGEREF _Toc240033435 \h </w:instrText>
       </w:r>
       <w:r>
         <w:rPr>
@@ -1815,7 +2315,7 @@
         <w:rPr>
           <w:noProof/>
         </w:rPr>
-        <w:t>18</w:t>
+        <w:t>22</w:t>
       </w:r>
       <w:r>
         <w:rPr>
@@ -1845,7 +2345,7 @@
         <w:rPr>
           <w:noProof/>
         </w:rPr>
-        <w:t>6.1</w:t>
+        <w:t>8.1</w:t>
       </w:r>
       <w:r>
         <w:rPr>
@@ -1863,7 +2363,7 @@
         <w:rPr>
           <w:noProof/>
         </w:rPr>
-        <w:t>Protocollo di test</w:t>
+        <w:t>Sviluppi futuri</w:t>
       </w:r>
       <w:r>
         <w:rPr>
@@ -1881,7 +2381,7 @@
         <w:rPr>
           <w:noProof/>
         </w:rPr>
-        <w:instrText xml:space="preserve"> PAGEREF _Toc240023053 \h </w:instrText>
+        <w:instrText xml:space="preserve"> PAGEREF _Toc240033436 \h </w:instrText>
       </w:r>
       <w:r>
         <w:rPr>
@@ -1898,7 +2398,7 @@
         <w:rPr>
           <w:noProof/>
         </w:rPr>
-        <w:t>18</w:t>
+        <w:t>22</w:t>
       </w:r>
       <w:r>
         <w:rPr>
@@ -1928,7 +2428,7 @@
         <w:rPr>
           <w:noProof/>
         </w:rPr>
-        <w:t>6.2</w:t>
+        <w:t>8.2</w:t>
       </w:r>
       <w:r>
         <w:rPr>
@@ -1946,7 +2446,7 @@
         <w:rPr>
           <w:noProof/>
         </w:rPr>
-        <w:t>Risultati test</w:t>
+        <w:t>Considerazioni personali</w:t>
       </w:r>
       <w:r>
         <w:rPr>
@@ -1964,7 +2464,7 @@
         <w:rPr>
           <w:noProof/>
         </w:rPr>
-        <w:instrText xml:space="preserve"> PAGEREF _Toc240023054 \h </w:instrText>
+        <w:instrText xml:space="preserve"> PAGEREF _Toc240033437 \h </w:instrText>
       </w:r>
       <w:r>
         <w:rPr>
@@ -1981,7 +2481,90 @@
         <w:rPr>
           <w:noProof/>
         </w:rPr>
-        <w:t>20</w:t>
+        <w:t>22</w:t>
+      </w:r>
+      <w:r>
+        <w:rPr>
+          <w:noProof/>
+        </w:rPr>
+        <w:fldChar w:fldCharType="end"/>
+      </w:r>
+    </w:p>
+    <w:p>
+      <w:pPr>
+        <w:pStyle w:val="Sommario1"/>
+        <w:tabs>
+          <w:tab w:val="left" w:pos="400"/>
+          <w:tab w:val="right" w:leader="dot" w:pos="9628"/>
+        </w:tabs>
+        <w:rPr>
+          <w:rFonts w:asciiTheme="minorHAnsi" w:eastAsiaTheme="minorEastAsia" w:hAnsiTheme="minorHAnsi" w:cstheme="minorBidi"/>
+          <w:noProof/>
+          <w:kern w:val="2"/>
+          <w:sz w:val="24"/>
+          <w:szCs w:val="24"/>
+          <w:lang w:eastAsia="it-CH"/>
+          <w14:ligatures w14:val="standardContextual"/>
+        </w:rPr>
+      </w:pPr>
+      <w:r>
+        <w:rPr>
+          <w:noProof/>
+        </w:rPr>
+        <w:t>9</w:t>
+      </w:r>
+      <w:r>
+        <w:rPr>
+          <w:rFonts w:asciiTheme="minorHAnsi" w:eastAsiaTheme="minorEastAsia" w:hAnsiTheme="minorHAnsi" w:cstheme="minorBidi"/>
+          <w:noProof/>
+          <w:kern w:val="2"/>
+          <w:sz w:val="24"/>
+          <w:szCs w:val="24"/>
+          <w:lang w:eastAsia="it-CH"/>
+          <w14:ligatures w14:val="standardContextual"/>
+        </w:rPr>
+        <w:tab/>
+      </w:r>
+      <w:r>
+        <w:rPr>
+          <w:noProof/>
+        </w:rPr>
+        <w:t>Bibliografia</w:t>
+      </w:r>
+      <w:r>
+        <w:rPr>
+          <w:noProof/>
+        </w:rPr>
+        <w:tab/>
+      </w:r>
+      <w:r>
+        <w:rPr>
+          <w:noProof/>
+        </w:rPr>
+        <w:fldChar w:fldCharType="begin"/>
+      </w:r>
+      <w:r>
+        <w:rPr>
+          <w:noProof/>
+        </w:rPr>
+        <w:instrText xml:space="preserve"> PAGEREF _Toc240033438 \h </w:instrText>
+      </w:r>
+      <w:r>
+        <w:rPr>
+          <w:noProof/>
+        </w:rPr>
+      </w:r>
+      <w:r>
+        <w:rPr>
+          <w:noProof/>
+        </w:rPr>
+        <w:fldChar w:fldCharType="separate"/>
+      </w:r>
+      <w:r>
+        <w:rPr>
+          <w:noProof/>
+        </w:rPr>
+        <w:t>23</w:t>
       </w:r>
       <w:r>
         <w:rPr>
@@ -2011,7 +2594,7 @@
         <w:rPr>
           <w:noProof/>
         </w:rPr>
-        <w:t>6.3</w:t>
+        <w:t>9.1</w:t>
       </w:r>
       <w:r>
         <w:rPr>
@@ -2029,7 +2612,7 @@
         <w:rPr>
           <w:noProof/>
         </w:rPr>
-        <w:t>Mancanze/limitazioni conosciute</w:t>
+        <w:t>Bibliografia per articoli di riviste:</w:t>
       </w:r>
       <w:r>
         <w:rPr>
@@ -2047,7 +2630,7 @@
         <w:rPr>
           <w:noProof/>
         </w:rPr>
-        <w:instrText xml:space="preserve"> PAGEREF _Toc240023055 \h </w:instrText>
+        <w:instrText xml:space="preserve"> PAGEREF _Toc240033439 \h </w:instrText>
       </w:r>
       <w:r>
         <w:rPr>
@@ -2064,7 +2647,7 @@
         <w:rPr>
           <w:noProof/>
         </w:rPr>
-        <w:t>20</w:t>
+        <w:t>23</w:t>
       </w:r>
       <w:r>
         <w:rPr>
@@ -2075,9 +2658,9 @@
     </w:p>
     <w:p>
       <w:pPr>
-        <w:pStyle w:val="Sommario1"/>
+        <w:pStyle w:val="Sommario2"/>
         <w:tabs>
-          <w:tab w:val="left" w:pos="400"/>
+          <w:tab w:val="left" w:pos="800"/>
           <w:tab w:val="right" w:leader="dot" w:pos="9628"/>
         </w:tabs>
         <w:rPr>
@@ -2094,7 +2677,7 @@
         <w:rPr>
           <w:noProof/>
         </w:rPr>
-        <w:t>7</w:t>
+        <w:t>9.2</w:t>
       </w:r>
       <w:r>
         <w:rPr>
@@ -2112,7 +2695,7 @@
         <w:rPr>
           <w:noProof/>
         </w:rPr>
-        <w:t>Consuntivo</w:t>
+        <w:t>Bibliografia per libri</w:t>
       </w:r>
       <w:r>
         <w:rPr>
@@ -2130,7 +2713,7 @@
         <w:rPr>
           <w:noProof/>
         </w:rPr>
-        <w:instrText xml:space="preserve"> PAGEREF _Toc240023056 \h </w:instrText>
+        <w:instrText xml:space="preserve"> PAGEREF _Toc240033440 \h </w:instrText>
       </w:r>
       <w:r>
         <w:rPr>
@@ -2147,7 +2730,7 @@
         <w:rPr>
           <w:noProof/>
         </w:rPr>
-        <w:t>20</w:t>
+        <w:t>23</w:t>
       </w:r>
       <w:r>
         <w:rPr>
@@ -2158,9 +2741,9 @@
     </w:p>
     <w:p>
       <w:pPr>
-        <w:pStyle w:val="Sommario1"/>
+        <w:pStyle w:val="Sommario2"/>
         <w:tabs>
-          <w:tab w:val="left" w:pos="400"/>
+          <w:tab w:val="left" w:pos="800"/>
           <w:tab w:val="right" w:leader="dot" w:pos="9628"/>
         </w:tabs>
         <w:rPr>
@@ -2177,7 +2760,7 @@
         <w:rPr>
           <w:noProof/>
         </w:rPr>
-        <w:t>8</w:t>
+        <w:t>9.3</w:t>
       </w:r>
       <w:r>
         <w:rPr>
@@ -2195,7 +2778,7 @@
         <w:rPr>
           <w:noProof/>
         </w:rPr>
-        <w:t>Conclusioni</w:t>
+        <w:t>Sitografia</w:t>
       </w:r>
       <w:r>
         <w:rPr>
@@ -2213,7 +2796,7 @@
         <w:rPr>
           <w:noProof/>
         </w:rPr>
-        <w:instrText xml:space="preserve"> PAGEREF _Toc240023057 \h </w:instrText>
+        <w:instrText xml:space="preserve"> PAGEREF _Toc240033441 \h </w:instrText>
       </w:r>
       <w:r>
         <w:rPr>
@@ -2230,7 +2813,7 @@
         <w:rPr>
           <w:noProof/>
         </w:rPr>
-        <w:t>22</w:t>
+        <w:t>23</w:t>
       </w:r>
       <w:r>
         <w:rPr>
@@ -2241,9 +2824,9 @@
     </w:p>
     <w:p>
       <w:pPr>
-        <w:pStyle w:val="Sommario2"/>
+        <w:pStyle w:val="Sommario1"/>
         <w:tabs>
-          <w:tab w:val="left" w:pos="800"/>
+          <w:tab w:val="left" w:pos="600"/>
           <w:tab w:val="right" w:leader="dot" w:pos="9628"/>
         </w:tabs>
         <w:rPr>
@@ -2260,7 +2843,7 @@
         <w:rPr>
           <w:noProof/>
         </w:rPr>
-        <w:t>8.1</w:t>
+        <w:t>10</w:t>
       </w:r>
       <w:r>
         <w:rPr>
@@ -2278,7 +2861,7 @@
         <w:rPr>
           <w:noProof/>
         </w:rPr>
-        <w:t>Sviluppi futuri</w:t>
+        <w:t>Glossario</w:t>
       </w:r>
       <w:r>
         <w:rPr>
@@ -2296,7 +2879,7 @@
         <w:rPr>
           <w:noProof/>
         </w:rPr>
-        <w:instrText xml:space="preserve"> PAGEREF _Toc240023058 \h </w:instrText>
+        <w:instrText xml:space="preserve"> PAGEREF _Toc240033442 \h </w:instrText>
       </w:r>
       <w:r>
         <w:rPr>
@@ -2313,7 +2896,7 @@
         <w:rPr>
           <w:noProof/>
         </w:rPr>
-        <w:t>22</w:t>
+        <w:t>24</w:t>
       </w:r>
       <w:r>
         <w:rPr>
@@ -2324,9 +2907,9 @@
     </w:p>
     <w:p>
       <w:pPr>
-        <w:pStyle w:val="Sommario2"/>
+        <w:pStyle w:val="Sommario1"/>
         <w:tabs>
-          <w:tab w:val="left" w:pos="800"/>
+          <w:tab w:val="left" w:pos="600"/>
           <w:tab w:val="right" w:leader="dot" w:pos="9628"/>
         </w:tabs>
         <w:rPr>
@@ -2343,7 +2926,7 @@
         <w:rPr>
           <w:noProof/>
         </w:rPr>
-        <w:t>8.2</w:t>
+        <w:t>11</w:t>
       </w:r>
       <w:r>
         <w:rPr>
@@ -2361,7 +2944,7 @@
         <w:rPr>
           <w:noProof/>
         </w:rPr>
-        <w:t>Considerazioni personali</w:t>
+        <w:t>Indice delle figure</w:t>
       </w:r>
       <w:r>
         <w:rPr>
@@ -2379,7 +2962,7 @@
         <w:rPr>
           <w:noProof/>
         </w:rPr>
-        <w:instrText xml:space="preserve"> PAGEREF _Toc240023059 \h </w:instrText>
+        <w:instrText xml:space="preserve"> PAGEREF _Toc240033443 \h </w:instrText>
       </w:r>
       <w:r>
         <w:rPr>
@@ -2396,7 +2979,7 @@
         <w:rPr>
           <w:noProof/>
         </w:rPr>
-        <w:t>22</w:t>
+        <w:t>24</w:t>
       </w:r>
       <w:r>
         <w:rPr>
@@ -2409,7 +2992,7 @@
       <w:pPr>
         <w:pStyle w:val="Sommario1"/>
         <w:tabs>
-          <w:tab w:val="left" w:pos="400"/>
+          <w:tab w:val="left" w:pos="600"/>
           <w:tab w:val="right" w:leader="dot" w:pos="9628"/>
         </w:tabs>
         <w:rPr>
@@ -2426,7 +3009,7 @@
         <w:rPr>
           <w:noProof/>
         </w:rPr>
-        <w:t>9</w:t>
+        <w:t>12</w:t>
       </w:r>
       <w:r>
         <w:rPr>
@@ -2444,7 +3027,7 @@
         <w:rPr>
           <w:noProof/>
         </w:rPr>
-        <w:t>Bibliografia</w:t>
+        <w:t>Allegati</w:t>
       </w:r>
       <w:r>
         <w:rPr>
@@ -2462,7 +3045,7 @@
         <w:rPr>
           <w:noProof/>
         </w:rPr>
-        <w:instrText xml:space="preserve"> PAGEREF _Toc240023060 \h </w:instrText>
+        <w:instrText xml:space="preserve"> PAGEREF _Toc240033444 \h </w:instrText>
       </w:r>
       <w:r>
         <w:rPr>
@@ -2479,7 +3062,7 @@
         <w:rPr>
           <w:noProof/>
         </w:rPr>
-        <w:t>23</w:t>
+        <w:t>24</w:t>
       </w:r>
       <w:r>
         <w:rPr>
@@ -2489,516 +3072,18 @@
       </w:r>
     </w:p>
     <w:p>
-      <w:pPr>
-        <w:pStyle w:val="Sommario2"/>
-        <w:tabs>
-          <w:tab w:val="left" w:pos="800"/>
-          <w:tab w:val="right" w:leader="dot" w:pos="9628"/>
-        </w:tabs>
-        <w:rPr>
-          <w:rFonts w:asciiTheme="minorHAnsi" w:eastAsiaTheme="minorEastAsia" w:hAnsiTheme="minorHAnsi" w:cstheme="minorBidi"/>
-          <w:noProof/>
-          <w:kern w:val="2"/>
-          <w:sz w:val="24"/>
-          <w:szCs w:val="24"/>
-          <w:lang w:eastAsia="it-CH"/>
-          <w14:ligatures w14:val="standardContextual"/>
-        </w:rPr>
-      </w:pPr>
-      <w:r>
-        <w:rPr>
-          <w:noProof/>
-        </w:rPr>
-        <w:t>9.1</w:t>
-      </w:r>
-      <w:r>
-        <w:rPr>
-          <w:rFonts w:asciiTheme="minorHAnsi" w:eastAsiaTheme="minorEastAsia" w:hAnsiTheme="minorHAnsi" w:cstheme="minorBidi"/>
-          <w:noProof/>
-          <w:kern w:val="2"/>
-          <w:sz w:val="24"/>
-          <w:szCs w:val="24"/>
-          <w:lang w:eastAsia="it-CH"/>
-          <w14:ligatures w14:val="standardContextual"/>
-        </w:rPr>
-        <w:tab/>
-      </w:r>
-      <w:r>
-        <w:rPr>
-          <w:noProof/>
-        </w:rPr>
-        <w:t>Bibliografia per articoli di riviste:</w:t>
-      </w:r>
-      <w:r>
-        <w:rPr>
-          <w:noProof/>
-        </w:rPr>
-        <w:tab/>
-      </w:r>
-      <w:r>
-        <w:rPr>
-          <w:noProof/>
-        </w:rPr>
-        <w:fldChar w:fldCharType="begin"/>
-      </w:r>
-      <w:r>
-        <w:rPr>
-          <w:noProof/>
-        </w:rPr>
-        <w:instrText xml:space="preserve"> PAGEREF _Toc240023061 \h </w:instrText>
-      </w:r>
-      <w:r>
-        <w:rPr>
-          <w:noProof/>
-        </w:rPr>
-      </w:r>
-      <w:r>
-        <w:rPr>
-          <w:noProof/>
-        </w:rPr>
-        <w:fldChar w:fldCharType="separate"/>
-      </w:r>
-      <w:r>
-        <w:rPr>
-          <w:noProof/>
-        </w:rPr>
-        <w:t>23</w:t>
-      </w:r>
-      <w:r>
-        <w:rPr>
-          <w:noProof/>
-        </w:rPr>
+      <w:r>
         <w:fldChar w:fldCharType="end"/>
       </w:r>
     </w:p>
     <w:p>
       <w:pPr>
-        <w:pStyle w:val="Sommario2"/>
-        <w:tabs>
-          <w:tab w:val="left" w:pos="800"/>
-          <w:tab w:val="right" w:leader="dot" w:pos="9628"/>
-        </w:tabs>
-        <w:rPr>
-          <w:rFonts w:asciiTheme="minorHAnsi" w:eastAsiaTheme="minorEastAsia" w:hAnsiTheme="minorHAnsi" w:cstheme="minorBidi"/>
-          <w:noProof/>
-          <w:kern w:val="2"/>
-          <w:sz w:val="24"/>
-          <w:szCs w:val="24"/>
-          <w:lang w:eastAsia="it-CH"/>
-          <w14:ligatures w14:val="standardContextual"/>
-        </w:rPr>
-      </w:pPr>
-      <w:r>
-        <w:rPr>
-          <w:noProof/>
-        </w:rPr>
-        <w:t>9.2</w:t>
-      </w:r>
-      <w:r>
-        <w:rPr>
-          <w:rFonts w:asciiTheme="minorHAnsi" w:eastAsiaTheme="minorEastAsia" w:hAnsiTheme="minorHAnsi" w:cstheme="minorBidi"/>
-          <w:noProof/>
-          <w:kern w:val="2"/>
-          <w:sz w:val="24"/>
-          <w:szCs w:val="24"/>
-          <w:lang w:eastAsia="it-CH"/>
-          <w14:ligatures w14:val="standardContextual"/>
-        </w:rPr>
-        <w:tab/>
-      </w:r>
-      <w:r>
-        <w:rPr>
-          <w:noProof/>
-        </w:rPr>
-        <w:t>Bibliografia per libri</w:t>
-      </w:r>
-      <w:r>
-        <w:rPr>
-          <w:noProof/>
-        </w:rPr>
-        <w:tab/>
-      </w:r>
-      <w:r>
-        <w:rPr>
-          <w:noProof/>
-        </w:rPr>
-        <w:fldChar w:fldCharType="begin"/>
-      </w:r>
-      <w:r>
-        <w:rPr>
-          <w:noProof/>
-        </w:rPr>
-        <w:instrText xml:space="preserve"> PAGEREF _Toc240023062 \h </w:instrText>
-      </w:r>
-      <w:r>
-        <w:rPr>
-          <w:noProof/>
-        </w:rPr>
-      </w:r>
-      <w:r>
-        <w:rPr>
-          <w:noProof/>
-        </w:rPr>
-        <w:fldChar w:fldCharType="separate"/>
-      </w:r>
-      <w:r>
-        <w:rPr>
-          <w:noProof/>
-        </w:rPr>
-        <w:t>23</w:t>
-      </w:r>
-      <w:r>
-        <w:rPr>
-          <w:noProof/>
-        </w:rPr>
-        <w:fldChar w:fldCharType="end"/>
-      </w:r>
-    </w:p>
-    <w:p>
-      <w:pPr>
-        <w:pStyle w:val="Sommario2"/>
-        <w:tabs>
-          <w:tab w:val="left" w:pos="800"/>
-          <w:tab w:val="right" w:leader="dot" w:pos="9628"/>
-        </w:tabs>
-        <w:rPr>
-          <w:rFonts w:asciiTheme="minorHAnsi" w:eastAsiaTheme="minorEastAsia" w:hAnsiTheme="minorHAnsi" w:cstheme="minorBidi"/>
-          <w:noProof/>
-          <w:kern w:val="2"/>
-          <w:sz w:val="24"/>
-          <w:szCs w:val="24"/>
-          <w:lang w:eastAsia="it-CH"/>
-          <w14:ligatures w14:val="standardContextual"/>
-        </w:rPr>
-      </w:pPr>
-      <w:r>
-        <w:rPr>
-          <w:noProof/>
-        </w:rPr>
-        <w:t>9.3</w:t>
-      </w:r>
-      <w:r>
-        <w:rPr>
-          <w:rFonts w:asciiTheme="minorHAnsi" w:eastAsiaTheme="minorEastAsia" w:hAnsiTheme="minorHAnsi" w:cstheme="minorBidi"/>
-          <w:noProof/>
-          <w:kern w:val="2"/>
-          <w:sz w:val="24"/>
-          <w:szCs w:val="24"/>
-          <w:lang w:eastAsia="it-CH"/>
-          <w14:ligatures w14:val="standardContextual"/>
-        </w:rPr>
-        <w:tab/>
-      </w:r>
-      <w:r>
-        <w:rPr>
-          <w:noProof/>
-        </w:rPr>
-        <w:t>Sitografia</w:t>
-      </w:r>
-      <w:r>
-        <w:rPr>
-          <w:noProof/>
-        </w:rPr>
-        <w:tab/>
-      </w:r>
-      <w:r>
-        <w:rPr>
-          <w:noProof/>
-        </w:rPr>
-        <w:fldChar w:fldCharType="begin"/>
-      </w:r>
-      <w:r>
-        <w:rPr>
-          <w:noProof/>
-        </w:rPr>
-        <w:instrText xml:space="preserve"> PAGEREF _Toc240023063 \h </w:instrText>
-      </w:r>
-      <w:r>
-        <w:rPr>
-          <w:noProof/>
-        </w:rPr>
-      </w:r>
-      <w:r>
-        <w:rPr>
-          <w:noProof/>
-        </w:rPr>
-        <w:fldChar w:fldCharType="separate"/>
-      </w:r>
-      <w:r>
-        <w:rPr>
-          <w:noProof/>
-        </w:rPr>
-        <w:t>23</w:t>
-      </w:r>
-      <w:r>
-        <w:rPr>
-          <w:noProof/>
-        </w:rPr>
-        <w:fldChar w:fldCharType="end"/>
-      </w:r>
-    </w:p>
-    <w:p>
-      <w:pPr>
-        <w:pStyle w:val="Sommario1"/>
-        <w:tabs>
-          <w:tab w:val="left" w:pos="600"/>
-          <w:tab w:val="right" w:leader="dot" w:pos="9628"/>
-        </w:tabs>
-        <w:rPr>
-          <w:rFonts w:asciiTheme="minorHAnsi" w:eastAsiaTheme="minorEastAsia" w:hAnsiTheme="minorHAnsi" w:cstheme="minorBidi"/>
-          <w:noProof/>
-          <w:kern w:val="2"/>
-          <w:sz w:val="24"/>
-          <w:szCs w:val="24"/>
-          <w:lang w:eastAsia="it-CH"/>
-          <w14:ligatures w14:val="standardContextual"/>
-        </w:rPr>
-      </w:pPr>
-      <w:r>
-        <w:rPr>
-          <w:noProof/>
-        </w:rPr>
-        <w:t>10</w:t>
-      </w:r>
-      <w:r>
-        <w:rPr>
-          <w:rFonts w:asciiTheme="minorHAnsi" w:eastAsiaTheme="minorEastAsia" w:hAnsiTheme="minorHAnsi" w:cstheme="minorBidi"/>
-          <w:noProof/>
-          <w:kern w:val="2"/>
-          <w:sz w:val="24"/>
-          <w:szCs w:val="24"/>
-          <w:lang w:eastAsia="it-CH"/>
-          <w14:ligatures w14:val="standardContextual"/>
-        </w:rPr>
-        <w:tab/>
-      </w:r>
-      <w:r>
-        <w:rPr>
-          <w:noProof/>
-        </w:rPr>
-        <w:t>Glossario</w:t>
-      </w:r>
-      <w:r>
-        <w:rPr>
-          <w:noProof/>
-        </w:rPr>
-        <w:tab/>
-      </w:r>
-      <w:r>
-        <w:rPr>
-          <w:noProof/>
-        </w:rPr>
-        <w:fldChar w:fldCharType="begin"/>
-      </w:r>
-      <w:r>
-        <w:rPr>
-          <w:noProof/>
-        </w:rPr>
-        <w:instrText xml:space="preserve"> PAGEREF _Toc240023064 \h </w:instrText>
-      </w:r>
-      <w:r>
-        <w:rPr>
-          <w:noProof/>
-        </w:rPr>
-      </w:r>
-      <w:r>
-        <w:rPr>
-          <w:noProof/>
-        </w:rPr>
-        <w:fldChar w:fldCharType="separate"/>
-      </w:r>
-      <w:r>
-        <w:rPr>
-          <w:noProof/>
-        </w:rPr>
-        <w:t>24</w:t>
-      </w:r>
-      <w:r>
-        <w:rPr>
-          <w:noProof/>
-        </w:rPr>
-        <w:fldChar w:fldCharType="end"/>
-      </w:r>
-    </w:p>
-    <w:p>
-      <w:pPr>
-        <w:pStyle w:val="Sommario1"/>
-        <w:tabs>
-          <w:tab w:val="left" w:pos="600"/>
-          <w:tab w:val="right" w:leader="dot" w:pos="9628"/>
-        </w:tabs>
-        <w:rPr>
-          <w:rFonts w:asciiTheme="minorHAnsi" w:eastAsiaTheme="minorEastAsia" w:hAnsiTheme="minorHAnsi" w:cstheme="minorBidi"/>
-          <w:noProof/>
-          <w:kern w:val="2"/>
-          <w:sz w:val="24"/>
-          <w:szCs w:val="24"/>
-          <w:lang w:eastAsia="it-CH"/>
-          <w14:ligatures w14:val="standardContextual"/>
-        </w:rPr>
-      </w:pPr>
-      <w:r>
-        <w:rPr>
-          <w:noProof/>
-        </w:rPr>
-        <w:t>11</w:t>
-      </w:r>
-      <w:r>
-        <w:rPr>
-          <w:rFonts w:asciiTheme="minorHAnsi" w:eastAsiaTheme="minorEastAsia" w:hAnsiTheme="minorHAnsi" w:cstheme="minorBidi"/>
-          <w:noProof/>
-          <w:kern w:val="2"/>
-          <w:sz w:val="24"/>
-          <w:szCs w:val="24"/>
-          <w:lang w:eastAsia="it-CH"/>
-          <w14:ligatures w14:val="standardContextual"/>
-        </w:rPr>
-        <w:tab/>
-      </w:r>
-      <w:r>
-        <w:rPr>
-          <w:noProof/>
-        </w:rPr>
-        <w:t>Indice delle figure</w:t>
-      </w:r>
-      <w:r>
-        <w:rPr>
-          <w:noProof/>
-        </w:rPr>
-        <w:tab/>
-      </w:r>
-      <w:r>
-        <w:rPr>
-          <w:noProof/>
-        </w:rPr>
-        <w:fldChar w:fldCharType="begin"/>
-      </w:r>
-      <w:r>
-        <w:rPr>
-          <w:noProof/>
-        </w:rPr>
-        <w:instrText xml:space="preserve"> PAGEREF _Toc240023065 \h </w:instrText>
-      </w:r>
-      <w:r>
-        <w:rPr>
-          <w:noProof/>
-        </w:rPr>
-      </w:r>
-      <w:r>
-        <w:rPr>
-          <w:noProof/>
-        </w:rPr>
-        <w:fldChar w:fldCharType="separate"/>
-      </w:r>
-      <w:r>
-        <w:rPr>
-          <w:noProof/>
-        </w:rPr>
-        <w:t>24</w:t>
-      </w:r>
-      <w:r>
-        <w:rPr>
-          <w:noProof/>
-        </w:rPr>
-        <w:fldChar w:fldCharType="end"/>
-      </w:r>
-    </w:p>
-    <w:p>
-      <w:pPr>
-        <w:pStyle w:val="Sommario1"/>
-        <w:tabs>
-          <w:tab w:val="left" w:pos="600"/>
-          <w:tab w:val="right" w:leader="dot" w:pos="9628"/>
-        </w:tabs>
-        <w:rPr>
-          <w:rFonts w:asciiTheme="minorHAnsi" w:eastAsiaTheme="minorEastAsia" w:hAnsiTheme="minorHAnsi" w:cstheme="minorBidi"/>
-          <w:noProof/>
-          <w:kern w:val="2"/>
-          <w:sz w:val="24"/>
-          <w:szCs w:val="24"/>
-          <w:lang w:eastAsia="it-CH"/>
-          <w14:ligatures w14:val="standardContextual"/>
-        </w:rPr>
-      </w:pPr>
-      <w:r>
-        <w:rPr>
-          <w:noProof/>
-        </w:rPr>
-        <w:t>12</w:t>
-      </w:r>
-      <w:r>
-        <w:rPr>
-          <w:rFonts w:asciiTheme="minorHAnsi" w:eastAsiaTheme="minorEastAsia" w:hAnsiTheme="minorHAnsi" w:cstheme="minorBidi"/>
-          <w:noProof/>
-          <w:kern w:val="2"/>
-          <w:sz w:val="24"/>
-          <w:szCs w:val="24"/>
-          <w:lang w:eastAsia="it-CH"/>
-          <w14:ligatures w14:val="standardContextual"/>
-        </w:rPr>
-        <w:tab/>
-      </w:r>
-      <w:r>
-        <w:rPr>
-          <w:noProof/>
-        </w:rPr>
-        <w:t>Allegati</w:t>
-      </w:r>
-      <w:r>
-        <w:rPr>
-          <w:noProof/>
-        </w:rPr>
-        <w:tab/>
-      </w:r>
-      <w:r>
-        <w:rPr>
-          <w:noProof/>
-        </w:rPr>
-        <w:fldChar w:fldCharType="begin"/>
-      </w:r>
-      <w:r>
-        <w:rPr>
-          <w:noProof/>
-        </w:rPr>
-        <w:instrText xml:space="preserve"> PAGEREF _Toc240023066 \h </w:instrText>
-      </w:r>
-      <w:r>
-        <w:rPr>
-          <w:noProof/>
-        </w:rPr>
-      </w:r>
-      <w:r>
-        <w:rPr>
-          <w:noProof/>
-        </w:rPr>
-        <w:fldChar w:fldCharType="separate"/>
-      </w:r>
-      <w:r>
-        <w:rPr>
-          <w:noProof/>
-        </w:rPr>
-        <w:t>24</w:t>
-      </w:r>
-      <w:r>
-        <w:rPr>
-          <w:noProof/>
-        </w:rPr>
-        <w:fldChar w:fldCharType="end"/>
-      </w:r>
-    </w:p>
-    <w:p>
-      <w:r>
-        <w:fldChar w:fldCharType="end"/>
-      </w:r>
-    </w:p>
-    <w:p>
-      <w:pPr>
         <w:pStyle w:val="Titolo1"/>
       </w:pPr>
       <w:r>
         <w:br w:type="page"/>
       </w:r>
-      <w:bookmarkStart w:id="1" w:name="_Toc240023033"/>
+      <w:bookmarkStart w:id="1" w:name="_Toc240033410"/>
       <w:r>
         <w:lastRenderedPageBreak/>
         <w:t>Introduzione</w:t>
@@ -3012,7 +3097,7 @@
           <w:lang w:val="it-CH"/>
         </w:rPr>
       </w:pPr>
-      <w:bookmarkStart w:id="2" w:name="_Toc240023034"/>
+      <w:bookmarkStart w:id="2" w:name="_Toc240033411"/>
       <w:r>
         <w:rPr>
           <w:lang w:val="it-CH"/>
@@ -3028,27 +3113,8 @@
       </w:r>
     </w:p>
     <w:p>
-      <w:bookmarkStart w:id="3" w:name="_Toc240023035"/>
-      <w:r>
-        <w:t>Bryan Ciaponi</w:t>
-      </w:r>
-      <w:r>
-        <w:t xml:space="preserve"> e</w:t>
-      </w:r>
-      <w:r>
-        <w:t xml:space="preserve"> Riley Bianchi </w:t>
-      </w:r>
-      <w:r>
-        <w:t>–</w:t>
-      </w:r>
-      <w:r>
-        <w:t xml:space="preserve"> I</w:t>
-      </w:r>
-      <w:r>
-        <w:t>4</w:t>
-      </w:r>
-      <w:r>
-        <w:t>AC.</w:t>
+      <w:r>
+        <w:t>Bryan Ciaponi e Riley Bianchi – I4AC.</w:t>
       </w:r>
     </w:p>
     <w:p>
@@ -3058,13 +3124,7 @@
     </w:p>
     <w:p>
       <w:r>
-        <w:t xml:space="preserve">Periodo progetto: </w:t>
-      </w:r>
-      <w:r>
-        <w:t>07.09</w:t>
-      </w:r>
-      <w:r>
-        <w:t xml:space="preserve">.2026 </w:t>
+        <w:t xml:space="preserve">Periodo progetto: 07.09.2026 </w:t>
       </w:r>
       <w:r>
         <w:t xml:space="preserve">– </w:t>
@@ -3086,6 +3146,7 @@
           <w:lang w:val="it-CH"/>
         </w:rPr>
       </w:pPr>
+      <w:bookmarkStart w:id="3" w:name="_Toc240033412"/>
       <w:r>
         <w:rPr>
           <w:lang w:val="it-CH"/>
@@ -3170,7 +3231,7 @@
       <w:r>
         <w:br w:type="page"/>
       </w:r>
-      <w:bookmarkStart w:id="4" w:name="_Toc240023036"/>
+      <w:bookmarkStart w:id="4" w:name="_Toc240033413"/>
       <w:r>
         <w:lastRenderedPageBreak/>
         <w:t>Analisi</w:t>
@@ -3184,7 +3245,7 @@
           <w:lang w:val="it-CH"/>
         </w:rPr>
       </w:pPr>
-      <w:bookmarkStart w:id="5" w:name="_Toc240023037"/>
+      <w:bookmarkStart w:id="5" w:name="_Toc240033414"/>
       <w:r>
         <w:rPr>
           <w:lang w:val="it-CH"/>
@@ -3195,7 +3256,15 @@
     </w:p>
     <w:p>
       <w:r>
-        <w:t xml:space="preserve">Il progetto "Brutal Bumper Cars" è un videogioco 3D dove ci si scontra con gli autoscontri. Il gioco non si svolge in una normale pista da luna park, ma in una grande arena piena di ostacoli, rampe e salite. Lo scopo del gioco è distruggere le auto nemiche e rimanere l'ultimo in gara. </w:t>
+        <w:t>Il progetto "</w:t>
+      </w:r>
+      <w:proofErr w:type="spellStart"/>
+      <w:r>
+        <w:t>Brutal</w:t>
+      </w:r>
+      <w:proofErr w:type="spellEnd"/>
+      <w:r>
+        <w:t xml:space="preserve"> Bumper Cars" è un videogioco 3D dove ci si scontra con gli autoscontri. Il gioco non si svolge in una normale pista da luna park, ma in una grande arena piena di ostacoli, rampe e salite. Lo scopo del gioco è distruggere le auto nemiche e rimanere l'ultimo in gara. </w:t>
       </w:r>
     </w:p>
     <w:p>
@@ -3224,7 +3293,15 @@
         <w:t>Il Giocatore:</w:t>
       </w:r>
       <w:r>
-        <w:t xml:space="preserve"> Guida il suo autoscontro. Può fare derapate (drift) per prendere bene le curve e usare uno scatto veloce (boost) che si ricarica nel tempo, utile per scappare o attaccare. </w:t>
+        <w:t xml:space="preserve"> Guida il suo autoscontro. Può fare derapate (drift) per prendere bene le curve e usare uno scatto veloce (</w:t>
+      </w:r>
+      <w:proofErr w:type="spellStart"/>
+      <w:r>
+        <w:t>boost</w:t>
+      </w:r>
+      <w:proofErr w:type="spellEnd"/>
+      <w:r>
+        <w:t xml:space="preserve">) che si ricarica nel tempo, utile per scappare o attaccare. </w:t>
       </w:r>
     </w:p>
     <w:p>
@@ -3292,18 +3369,33 @@
       <w:r>
         <w:t xml:space="preserve">Esistono già giochi storici basati sugli scontri in arena, come il celebre </w:t>
       </w:r>
+      <w:proofErr w:type="spellStart"/>
       <w:r>
         <w:rPr>
           <w:b/>
           <w:bCs/>
         </w:rPr>
-        <w:t>Destruction Derby</w:t>
-      </w:r>
-      <w:r>
-        <w:t>, ma il nostro progetto si distingue per due motivi principali. Innanzitutto, noi mettiamo in pista dei veri e propri autoscontri invece delle classiche automobili. In secondo luogo, uniamo il realismo fisico dei danni a meccaniche caotiche e divertenti: invece di limitarci ai semplici tamponamenti, permettiamo al giocatore di usare abilità come il boost e oggetti speciali come mine, granate e banane, trasformando la gara in un incrocio unico tra un gioco di pura demolizione e un frenetico party game.</w:t>
-      </w:r>
-    </w:p>
-    <w:p>
+        <w:t>Destruction</w:t>
+      </w:r>
+      <w:proofErr w:type="spellEnd"/>
+      <w:r>
+        <w:rPr>
+          <w:b/>
+          <w:bCs/>
+        </w:rPr>
+        <w:t xml:space="preserve"> Derby</w:t>
+      </w:r>
+      <w:r>
+        <w:t xml:space="preserve">, ma il nostro progetto si distingue per due motivi principali. Innanzitutto, noi mettiamo in pista dei veri e propri autoscontri invece delle classiche automobili. In secondo luogo, uniamo il realismo fisico dei danni a meccaniche caotiche e divertenti: invece di limitarci ai semplici tamponamenti, permettiamo al giocatore di usare abilità come il </w:t>
+      </w:r>
+      <w:proofErr w:type="spellStart"/>
+      <w:r>
+        <w:t>boost</w:t>
+      </w:r>
+      <w:proofErr w:type="spellEnd"/>
+      <w:r>
+        <w:t xml:space="preserve"> e oggetti speciali come mine, granate e banane, trasformando la gara in un incrocio unico tra un gioco di pura demolizione e un frenetico party game.</w:t>
+      </w:r>
       <w:r>
         <w:br w:type="page"/>
       </w:r>
@@ -3312,12 +3404,246 @@
       <w:pPr>
         <w:pStyle w:val="Titolo2"/>
       </w:pPr>
-      <w:bookmarkStart w:id="6" w:name="_Toc240023038"/>
+      <w:bookmarkStart w:id="6" w:name="_Toc240033415"/>
+      <w:proofErr w:type="spellStart"/>
+      <w:r>
+        <w:lastRenderedPageBreak/>
+        <w:t>Unity</w:t>
+      </w:r>
+      <w:bookmarkEnd w:id="6"/>
+      <w:proofErr w:type="spellEnd"/>
+    </w:p>
+    <w:p>
+      <w:pPr>
+        <w:rPr>
+          <w:lang w:val="it-IT"/>
+        </w:rPr>
+      </w:pPr>
+      <w:r>
+        <w:rPr>
+          <w:b/>
+          <w:bCs/>
+        </w:rPr>
+        <w:t xml:space="preserve">Cos'è </w:t>
+      </w:r>
+      <w:proofErr w:type="spellStart"/>
+      <w:r>
+        <w:rPr>
+          <w:b/>
+          <w:bCs/>
+        </w:rPr>
+        <w:t>Unity</w:t>
+      </w:r>
+      <w:proofErr w:type="spellEnd"/>
+      <w:r>
+        <w:rPr>
+          <w:b/>
+          <w:bCs/>
+        </w:rPr>
+        <w:t xml:space="preserve"> e le sue particolarità</w:t>
+      </w:r>
+    </w:p>
+    <w:p>
+      <w:proofErr w:type="spellStart"/>
+      <w:r>
+        <w:t>Unity</w:t>
+      </w:r>
+      <w:proofErr w:type="spellEnd"/>
+      <w:r>
+        <w:t xml:space="preserve"> è un programma molto famoso che serve per creare videogiochi in 2D e in 3D. </w:t>
+      </w:r>
+      <w:r>
+        <w:t>C</w:t>
+      </w:r>
+      <w:r>
+        <w:t>i fornisce tutti gli strumenti necessari per costruire il gioco in un unico posto.</w:t>
+      </w:r>
+      <w:r>
+        <w:t xml:space="preserve"> Inoltre</w:t>
+      </w:r>
+      <w:r>
+        <w:t xml:space="preserve"> </w:t>
+      </w:r>
+      <w:r>
+        <w:t>c</w:t>
+      </w:r>
+      <w:r>
+        <w:t>i permette di gestire facilmente i modelli 3D, i suoni e i movimenti fisici senza usare altri programmi.</w:t>
+      </w:r>
+    </w:p>
+    <w:p/>
+    <w:p>
+      <w:r>
+        <w:t xml:space="preserve">La cosa più comoda di </w:t>
+      </w:r>
+      <w:proofErr w:type="spellStart"/>
+      <w:r>
+        <w:t>Unity</w:t>
+      </w:r>
+      <w:proofErr w:type="spellEnd"/>
+      <w:r>
+        <w:t xml:space="preserve"> è che funziona un po' come le costruzioni Lego. Invece di programmare un oggetto intero da zero, possiamo "attaccare" piccoli blocchi di istruzioni già pronti (chiamati componenti). Per esempio, possiamo attaccare al nostro autoscontro un blocco per la gravità e un altro per calcolare gli urti. Inoltre, </w:t>
+      </w:r>
+      <w:proofErr w:type="spellStart"/>
+      <w:r>
+        <w:t>Unity</w:t>
+      </w:r>
+      <w:proofErr w:type="spellEnd"/>
+      <w:r>
+        <w:t xml:space="preserve"> usa un linguaggio di programmazione chiamato C#, che è potente ma abbastanza facile da usare. Infine, ha una grande comunità su internet per chiedere aiuto e ci permette di far funzionare il gioco finito su tanti dispositivi diversi senza dover rifare tutto da capo.</w:t>
+      </w:r>
+    </w:p>
+    <w:p/>
+    <w:p>
+      <w:pPr>
+        <w:rPr>
+          <w:b/>
+          <w:bCs/>
+        </w:rPr>
+      </w:pPr>
+      <w:r>
+        <w:rPr>
+          <w:b/>
+          <w:bCs/>
+        </w:rPr>
+        <w:t xml:space="preserve">Perché abbiamo scelto </w:t>
+      </w:r>
+      <w:proofErr w:type="spellStart"/>
+      <w:r>
+        <w:rPr>
+          <w:b/>
+          <w:bCs/>
+        </w:rPr>
+        <w:t>Unity</w:t>
+      </w:r>
+      <w:proofErr w:type="spellEnd"/>
+      <w:r>
+        <w:rPr>
+          <w:b/>
+          <w:bCs/>
+        </w:rPr>
+        <w:t xml:space="preserve"> al posto di </w:t>
+      </w:r>
+      <w:proofErr w:type="spellStart"/>
+      <w:r>
+        <w:rPr>
+          <w:b/>
+          <w:bCs/>
+        </w:rPr>
+        <w:t>Unreal</w:t>
+      </w:r>
+      <w:proofErr w:type="spellEnd"/>
+      <w:r>
+        <w:rPr>
+          <w:b/>
+          <w:bCs/>
+        </w:rPr>
+        <w:t xml:space="preserve"> Engine</w:t>
+      </w:r>
+    </w:p>
+    <w:p>
+      <w:r>
+        <w:t xml:space="preserve">All'inizio abbiamo pensato di usare anche un altro programma molto conosciuto, </w:t>
+      </w:r>
+      <w:proofErr w:type="spellStart"/>
+      <w:r>
+        <w:t>Unreal</w:t>
+      </w:r>
+      <w:proofErr w:type="spellEnd"/>
+      <w:r>
+        <w:t xml:space="preserve"> Engine. Alla fine, però, abbiamo scelto </w:t>
+      </w:r>
+      <w:proofErr w:type="spellStart"/>
+      <w:r>
+        <w:t>Unity</w:t>
+      </w:r>
+      <w:proofErr w:type="spellEnd"/>
+      <w:r>
+        <w:t xml:space="preserve"> per alcuni motivi molto semplici. Il primo motivo è il linguaggio di programmazione: il C# di </w:t>
+      </w:r>
+      <w:proofErr w:type="spellStart"/>
+      <w:r>
+        <w:t>Unity</w:t>
+      </w:r>
+      <w:proofErr w:type="spellEnd"/>
+      <w:r>
+        <w:t xml:space="preserve"> per noi è molto più facile e veloce da scrivere rispetto al difficile C++ di </w:t>
+      </w:r>
+      <w:proofErr w:type="spellStart"/>
+      <w:r>
+        <w:t>Unreal</w:t>
+      </w:r>
+      <w:proofErr w:type="spellEnd"/>
+      <w:r>
+        <w:t xml:space="preserve"> Engine. Così possiamo concentrarci sul gioco senza impazzire con codici troppo complicati.</w:t>
+      </w:r>
+    </w:p>
+    <w:p/>
+    <w:p>
+      <w:r>
+        <w:t xml:space="preserve">Il secondo motivo è il tipo di gioco che stiamo facendo. </w:t>
+      </w:r>
+      <w:proofErr w:type="spellStart"/>
+      <w:r>
+        <w:t>Unreal</w:t>
+      </w:r>
+      <w:proofErr w:type="spellEnd"/>
+      <w:r>
+        <w:t xml:space="preserve"> Engine è fantastico per creare mondi enormi e super realistici. Il nostro gioco, invece, è veloce, divertente e si svolge dentro arene chiuse. Per questo scopo </w:t>
+      </w:r>
+      <w:proofErr w:type="spellStart"/>
+      <w:r>
+        <w:t>Unity</w:t>
+      </w:r>
+      <w:proofErr w:type="spellEnd"/>
+      <w:r>
+        <w:t xml:space="preserve"> è perfetto perché è più leggero e ci fa avere ottime prestazioni, senza pesare troppo sul computer con funzioni che non ci servono.</w:t>
+      </w:r>
+    </w:p>
+    <w:p/>
+    <w:p>
+      <w:r>
+        <w:t xml:space="preserve">Infine, </w:t>
+      </w:r>
+      <w:proofErr w:type="spellStart"/>
+      <w:r>
+        <w:t>Unity</w:t>
+      </w:r>
+      <w:proofErr w:type="spellEnd"/>
+      <w:r>
+        <w:t xml:space="preserve"> è ottimo per gestire la fisica. Calcolare i danni, le derapate e gli scontri tra le auto è molto facile. Visto che siamo </w:t>
+      </w:r>
+      <w:r>
+        <w:t>in due</w:t>
+      </w:r>
+      <w:r>
+        <w:t xml:space="preserve">, abbiamo bisogno di fare tante prove veloci. Con </w:t>
+      </w:r>
+      <w:proofErr w:type="spellStart"/>
+      <w:r>
+        <w:t>Unity</w:t>
+      </w:r>
+      <w:proofErr w:type="spellEnd"/>
+      <w:r>
+        <w:t xml:space="preserve"> possiamo mettere subito le auto nell'arena, testare i nemici e correggere gli errori al volo, risparmiando un sacco di tempo.</w:t>
+      </w:r>
+    </w:p>
+    <w:p/>
+    <w:p>
+      <w:r>
+        <w:br w:type="page"/>
+      </w:r>
+    </w:p>
+    <w:p>
+      <w:pPr>
+        <w:pStyle w:val="Titolo2"/>
+      </w:pPr>
+      <w:bookmarkStart w:id="7" w:name="_Toc240033416"/>
       <w:r>
         <w:lastRenderedPageBreak/>
         <w:t>User Stories</w:t>
       </w:r>
-      <w:bookmarkEnd w:id="6"/>
+      <w:bookmarkEnd w:id="7"/>
     </w:p>
     <w:p>
       <w:pPr>
@@ -3743,7 +4069,15 @@
         </w:numPr>
       </w:pPr>
       <w:r>
-        <w:t>Come giocatore voglio poter raccogliere i perk per poterli usare in partita.</w:t>
+        <w:t xml:space="preserve">Come giocatore voglio poter raccogliere i </w:t>
+      </w:r>
+      <w:proofErr w:type="spellStart"/>
+      <w:r>
+        <w:t>perk</w:t>
+      </w:r>
+      <w:proofErr w:type="spellEnd"/>
+      <w:r>
+        <w:t xml:space="preserve"> per poterli usare in partita.</w:t>
       </w:r>
     </w:p>
     <w:p>
@@ -3771,13 +4105,21 @@
         </w:numPr>
       </w:pPr>
       <w:r>
-        <w:t>Posso vedere i pe</w:t>
+        <w:t xml:space="preserve">Posso vedere i </w:t>
+      </w:r>
+      <w:proofErr w:type="spellStart"/>
+      <w:r>
+        <w:t>pe</w:t>
       </w:r>
       <w:r>
         <w:t>r</w:t>
       </w:r>
       <w:r>
-        <w:t>k.</w:t>
+        <w:t>k</w:t>
+      </w:r>
+      <w:proofErr w:type="spellEnd"/>
+      <w:r>
+        <w:t>.</w:t>
       </w:r>
     </w:p>
     <w:p>
@@ -3789,7 +4131,15 @@
         </w:numPr>
       </w:pPr>
       <w:r>
-        <w:t>Posso raccogliere i perk.</w:t>
+        <w:t xml:space="preserve">Posso raccogliere i </w:t>
+      </w:r>
+      <w:proofErr w:type="spellStart"/>
+      <w:r>
+        <w:t>perk</w:t>
+      </w:r>
+      <w:proofErr w:type="spellEnd"/>
+      <w:r>
+        <w:t>.</w:t>
       </w:r>
     </w:p>
     <w:p>
@@ -3801,7 +4151,15 @@
         </w:numPr>
       </w:pPr>
       <w:r>
-        <w:t>Posso usare i perk.</w:t>
+        <w:t xml:space="preserve">Posso usare i </w:t>
+      </w:r>
+      <w:proofErr w:type="spellStart"/>
+      <w:r>
+        <w:t>perk</w:t>
+      </w:r>
+      <w:proofErr w:type="spellEnd"/>
+      <w:r>
+        <w:t>.</w:t>
       </w:r>
     </w:p>
     <w:p>
@@ -4002,7 +4360,15 @@
         </w:numPr>
       </w:pPr>
       <w:r>
-        <w:t xml:space="preserve">Tramite i perk posso </w:t>
+        <w:t xml:space="preserve">Tramite i </w:t>
+      </w:r>
+      <w:proofErr w:type="spellStart"/>
+      <w:r>
+        <w:t>perk</w:t>
+      </w:r>
+      <w:proofErr w:type="spellEnd"/>
+      <w:r>
+        <w:t xml:space="preserve"> posso </w:t>
       </w:r>
       <w:r>
         <w:t>infliggere</w:t>
@@ -4045,7 +4411,15 @@
         </w:numPr>
       </w:pPr>
       <w:r>
-        <w:t>Come giocatore voglio poter driftare per eseguire manovre evasive.</w:t>
+        <w:t xml:space="preserve">Come giocatore voglio poter </w:t>
+      </w:r>
+      <w:proofErr w:type="spellStart"/>
+      <w:r>
+        <w:t>driftare</w:t>
+      </w:r>
+      <w:proofErr w:type="spellEnd"/>
+      <w:r>
+        <w:t xml:space="preserve"> per eseguire manovre evasive.</w:t>
       </w:r>
     </w:p>
     <w:p>
@@ -4073,8 +4447,13 @@
         </w:numPr>
       </w:pPr>
       <w:r>
-        <w:t>Tramite l’apposito comando (SHIFT) posso driftare</w:t>
-      </w:r>
+        <w:t xml:space="preserve">Tramite l’apposito comando (SHIFT) posso </w:t>
+      </w:r>
+      <w:proofErr w:type="spellStart"/>
+      <w:r>
+        <w:t>driftare</w:t>
+      </w:r>
+      <w:proofErr w:type="spellEnd"/>
     </w:p>
     <w:p>
       <w:pPr>
@@ -4291,7 +4670,7 @@
           <w:lang w:val="it-CH"/>
         </w:rPr>
       </w:pPr>
-      <w:bookmarkStart w:id="7" w:name="_Toc240023039"/>
+      <w:bookmarkStart w:id="8" w:name="_Toc240033417"/>
       <w:r>
         <w:rPr>
           <w:lang w:val="it-CH"/>
@@ -4299,7 +4678,7 @@
         <w:lastRenderedPageBreak/>
         <w:t>Analisi e specifica dei requisiti</w:t>
       </w:r>
-      <w:bookmarkEnd w:id="7"/>
+      <w:bookmarkEnd w:id="8"/>
     </w:p>
     <w:tbl>
       <w:tblPr>
@@ -5868,8 +6247,13 @@
             <w:gridSpan w:val="5"/>
           </w:tcPr>
           <w:p>
-            <w:r>
-              <w:t>Spawn dei veicoli avversari all'interno della mappa, capaci di muoversi e interagire con il giocatore.</w:t>
+            <w:proofErr w:type="spellStart"/>
+            <w:r>
+              <w:t>Spawn</w:t>
+            </w:r>
+            <w:proofErr w:type="spellEnd"/>
+            <w:r>
+              <w:t xml:space="preserve"> dei veicoli avversari all'interno della mappa, capaci di muoversi e interagire con il giocatore.</w:t>
             </w:r>
           </w:p>
         </w:tc>
@@ -6585,8 +6969,13 @@
           </w:tcPr>
           <w:p>
             <w:r>
-              <w:t>Generazione e raccolta perk</w:t>
-            </w:r>
+              <w:t xml:space="preserve">Generazione e raccolta </w:t>
+            </w:r>
+            <w:proofErr w:type="spellStart"/>
+            <w:r>
+              <w:t>perk</w:t>
+            </w:r>
+            <w:proofErr w:type="spellEnd"/>
           </w:p>
         </w:tc>
       </w:tr>
@@ -6619,7 +7008,15 @@
           </w:tcPr>
           <w:p>
             <w:r>
-              <w:t>Comparsa visibile di power-up/perk sul tracciato e rilevamento del passaggio del veicolo per la loro raccolta nell'inventario temporaneo.</w:t>
+              <w:t>Comparsa visibile di power-up/</w:t>
+            </w:r>
+            <w:proofErr w:type="spellStart"/>
+            <w:r>
+              <w:t>perk</w:t>
+            </w:r>
+            <w:proofErr w:type="spellEnd"/>
+            <w:r>
+              <w:t xml:space="preserve"> sul tracciato e rilevamento del passaggio del veicolo per la loro raccolta nell'inventario temporaneo.</w:t>
             </w:r>
           </w:p>
         </w:tc>
@@ -6871,8 +7268,13 @@
           </w:tcPr>
           <w:p>
             <w:r>
-              <w:t>Utilizzo ed effetti dei perk</w:t>
-            </w:r>
+              <w:t xml:space="preserve">Utilizzo ed effetti dei </w:t>
+            </w:r>
+            <w:proofErr w:type="spellStart"/>
+            <w:r>
+              <w:t>perk</w:t>
+            </w:r>
+            <w:proofErr w:type="spellEnd"/>
           </w:p>
         </w:tc>
       </w:tr>
@@ -6905,7 +7307,15 @@
           </w:tcPr>
           <w:p>
             <w:r>
-              <w:t>Attivazione del perk raccolto per generare vantaggi specifici o infliggere danni aggiuntivi ai veicoli avversari.</w:t>
+              <w:t xml:space="preserve">Attivazione del </w:t>
+            </w:r>
+            <w:proofErr w:type="spellStart"/>
+            <w:r>
+              <w:t>perk</w:t>
+            </w:r>
+            <w:proofErr w:type="spellEnd"/>
+            <w:r>
+              <w:t xml:space="preserve"> raccolto per generare vantaggi specifici o infliggere danni aggiuntivi ai veicoli avversari.</w:t>
             </w:r>
           </w:p>
         </w:tc>
@@ -6958,7 +7368,15 @@
           </w:tcPr>
           <w:p>
             <w:r>
-              <w:t>Richiede la raccolta del perk (Req-10)</w:t>
+              <w:t xml:space="preserve">Richiede la raccolta del </w:t>
+            </w:r>
+            <w:proofErr w:type="spellStart"/>
+            <w:r>
+              <w:t>perk</w:t>
+            </w:r>
+            <w:proofErr w:type="spellEnd"/>
+            <w:r>
+              <w:t xml:space="preserve"> (Req-10)</w:t>
             </w:r>
             <w:r>
               <w:t>.</w:t>
@@ -8019,7 +8437,15 @@
           </w:tcPr>
           <w:p>
             <w:r>
-              <w:t>I menu di navigazione, i comandi a schermo e gli indicatori grafici (vita, ricarica turbo, stato perk) devono risultare leggibili e intuitivi durante le fasi concitate della partita.</w:t>
+              <w:t xml:space="preserve">I menu di navigazione, i comandi a schermo e gli indicatori grafici (vita, ricarica turbo, stato </w:t>
+            </w:r>
+            <w:proofErr w:type="spellStart"/>
+            <w:r>
+              <w:t>perk</w:t>
+            </w:r>
+            <w:proofErr w:type="spellEnd"/>
+            <w:r>
+              <w:t>) devono risultare leggibili e intuitivi durante le fasi concitate della partita.</w:t>
             </w:r>
           </w:p>
         </w:tc>
@@ -8041,41 +8467,78 @@
     </w:p>
     <w:p>
       <w:pPr>
+        <w:pStyle w:val="Titolo3"/>
+      </w:pPr>
+      <w:bookmarkStart w:id="9" w:name="_Toc240033418"/>
+      <w:r>
+        <w:t>Spiegazione elementi tabella dei requisiti:</w:t>
+      </w:r>
+      <w:bookmarkEnd w:id="9"/>
+    </w:p>
+    <w:p>
+      <w:r>
         <w:rPr>
           <w:b/>
         </w:rPr>
-      </w:pPr>
-    </w:p>
-    <w:p>
-      <w:pPr>
+        <w:t>ID</w:t>
+      </w:r>
+      <w:r>
+        <w:t>: identificativo univoco del requisito</w:t>
+      </w:r>
+    </w:p>
+    <w:p>
+      <w:r>
         <w:rPr>
           <w:b/>
         </w:rPr>
-      </w:pPr>
-    </w:p>
-    <w:p>
-      <w:pPr>
+        <w:t>Nome</w:t>
+      </w:r>
+      <w:r>
+        <w:t>: breve descrizione del requisito</w:t>
+      </w:r>
+    </w:p>
+    <w:p>
+      <w:r>
         <w:rPr>
           <w:b/>
         </w:rPr>
-      </w:pPr>
+        <w:t>Priorità</w:t>
+      </w:r>
+      <w:r>
+        <w:t xml:space="preserve">: indica l’importanza di un requisito nell’insieme del progetto, definita assieme al committente. </w:t>
+      </w:r>
+      <w:r>
+        <w:t>Ad esempio,</w:t>
+      </w:r>
+      <w:r>
+        <w:t xml:space="preserve"> poter disporre di report con colonne di colori diversi ha priorità minore rispetto al fatto di avere un database con gli elementi al suo interno. Solitamente si definiscono al massimo di 2-3 livelli di priorità.</w:t>
+      </w:r>
+    </w:p>
+    <w:p>
       <w:r>
         <w:rPr>
           <w:b/>
         </w:rPr>
-        <w:t>Spiegazione elementi tabella dei requisiti:</w:t>
-      </w:r>
-    </w:p>
-    <w:p/>
+        <w:t>Versione</w:t>
+      </w:r>
+      <w:r>
+        <w:t xml:space="preserve">: indica la versione del requisito. Ogni modifica del requisito avrà una versione aggiornata. </w:t>
+      </w:r>
+    </w:p>
+    <w:p>
+      <w:r>
+        <w:t>Sulla documentazione apparirà solamente l’ultima versione, mentre le vecchie dovranno essere inserite nei diari.</w:t>
+      </w:r>
+    </w:p>
     <w:p>
       <w:r>
         <w:rPr>
           <w:b/>
         </w:rPr>
-        <w:t>ID</w:t>
-      </w:r>
-      <w:r>
-        <w:t>: identificativo univoco del requisito</w:t>
+        <w:t>Note</w:t>
+      </w:r>
+      <w:r>
+        <w:t>: eventuali osservazioni importanti o riferimenti ad altri requisiti.</w:t>
       </w:r>
     </w:p>
     <w:p>
@@ -8083,61 +8546,6 @@
         <w:rPr>
           <w:b/>
         </w:rPr>
-        <w:t>Nome</w:t>
-      </w:r>
-      <w:r>
-        <w:t>: breve descrizione del requisito</w:t>
-      </w:r>
-    </w:p>
-    <w:p>
-      <w:r>
-        <w:rPr>
-          <w:b/>
-        </w:rPr>
-        <w:t>Priorità</w:t>
-      </w:r>
-      <w:r>
-        <w:t xml:space="preserve">: indica l’importanza di un requisito nell’insieme del progetto, definita assieme al committente. </w:t>
-      </w:r>
-      <w:r>
-        <w:t>Ad esempio,</w:t>
-      </w:r>
-      <w:r>
-        <w:t xml:space="preserve"> poter disporre di report con colonne di colori diversi ha priorità minore rispetto al fatto di avere un database con gli elementi al suo interno. Solitamente si definiscono al massimo di 2-3 livelli di priorità.</w:t>
-      </w:r>
-    </w:p>
-    <w:p>
-      <w:r>
-        <w:rPr>
-          <w:b/>
-        </w:rPr>
-        <w:t>Versione</w:t>
-      </w:r>
-      <w:r>
-        <w:t xml:space="preserve">: indica la versione del requisito. Ogni modifica del requisito avrà una versione aggiornata. </w:t>
-      </w:r>
-    </w:p>
-    <w:p>
-      <w:r>
-        <w:t>Sulla documentazione apparirà solamente l’ultima versione, mentre le vecchie dovranno essere inserite nei diari.</w:t>
-      </w:r>
-    </w:p>
-    <w:p>
-      <w:r>
-        <w:rPr>
-          <w:b/>
-        </w:rPr>
-        <w:t>Note</w:t>
-      </w:r>
-      <w:r>
-        <w:t>: eventuali osservazioni importanti o riferimenti ad altri requisiti.</w:t>
-      </w:r>
-    </w:p>
-    <w:p>
-      <w:r>
-        <w:rPr>
-          <w:b/>
-        </w:rPr>
         <w:t>Sotto requisiti</w:t>
       </w:r>
       <w:r>
@@ -8147,7 +8555,11 @@
     <w:p>
       <w:pPr>
         <w:pStyle w:val="Titolo2"/>
-        <w:ind w:left="578" w:hanging="578"/>
+        <w:numPr>
+          <w:ilvl w:val="0"/>
+          <w:numId w:val="0"/>
+        </w:numPr>
+        <w:ind w:left="578"/>
         <w:rPr>
           <w:lang w:val="it-CH"/>
         </w:rPr>
@@ -8163,12 +8575,12 @@
       <w:pPr>
         <w:pStyle w:val="Titolo2"/>
       </w:pPr>
-      <w:bookmarkStart w:id="8" w:name="_Toc240023040"/>
+      <w:bookmarkStart w:id="10" w:name="_Toc240033419"/>
       <w:r>
         <w:lastRenderedPageBreak/>
         <w:t>Sprint Planning</w:t>
       </w:r>
-      <w:bookmarkEnd w:id="8"/>
+      <w:bookmarkEnd w:id="10"/>
     </w:p>
     <w:p>
       <w:pPr>
@@ -8227,13 +8639,14 @@
         <w:tblLook w:val="04A0" w:firstRow="1" w:lastRow="0" w:firstColumn="1" w:lastColumn="0" w:noHBand="0" w:noVBand="1"/>
       </w:tblPr>
       <w:tblGrid>
-        <w:gridCol w:w="4814"/>
-        <w:gridCol w:w="4814"/>
+        <w:gridCol w:w="3520"/>
+        <w:gridCol w:w="3168"/>
+        <w:gridCol w:w="2940"/>
       </w:tblGrid>
       <w:tr>
         <w:tc>
           <w:tcPr>
-            <w:tcW w:w="4814" w:type="dxa"/>
+            <w:tcW w:w="3520" w:type="dxa"/>
             <w:shd w:val="clear" w:color="auto" w:fill="808080" w:themeFill="background1" w:themeFillShade="80"/>
           </w:tcPr>
           <w:p>
@@ -8263,7 +8676,7 @@
         </w:tc>
         <w:tc>
           <w:tcPr>
-            <w:tcW w:w="4814" w:type="dxa"/>
+            <w:tcW w:w="3168" w:type="dxa"/>
             <w:shd w:val="clear" w:color="auto" w:fill="808080" w:themeFill="background1" w:themeFillShade="80"/>
           </w:tcPr>
           <w:p>
@@ -8291,11 +8704,52 @@
             </w:r>
           </w:p>
         </w:tc>
+        <w:tc>
+          <w:tcPr>
+            <w:tcW w:w="2940" w:type="dxa"/>
+            <w:shd w:val="clear" w:color="auto" w:fill="808080" w:themeFill="background1" w:themeFillShade="80"/>
+          </w:tcPr>
+          <w:p>
+            <w:pPr>
+              <w:jc w:val="center"/>
+              <w:rPr>
+                <w:b/>
+                <w:bCs/>
+                <w:color w:val="FFFFFF" w:themeColor="background1"/>
+                <w:sz w:val="28"/>
+                <w:szCs w:val="28"/>
+                <w:lang w:val="it-IT"/>
+              </w:rPr>
+            </w:pPr>
+            <w:r>
+              <w:rPr>
+                <w:b/>
+                <w:bCs/>
+                <w:color w:val="FFFFFF" w:themeColor="background1"/>
+                <w:sz w:val="28"/>
+                <w:szCs w:val="28"/>
+                <w:lang w:val="it-IT"/>
+              </w:rPr>
+              <w:t>Ore</w:t>
+            </w:r>
+            <w:r>
+              <w:rPr>
+                <w:b/>
+                <w:bCs/>
+                <w:color w:val="FFFFFF" w:themeColor="background1"/>
+                <w:sz w:val="28"/>
+                <w:szCs w:val="28"/>
+                <w:lang w:val="it-IT"/>
+              </w:rPr>
+              <w:t xml:space="preserve"> (scolastiche)</w:t>
+            </w:r>
+          </w:p>
+        </w:tc>
       </w:tr>
       <w:tr>
         <w:tc>
           <w:tcPr>
-            <w:tcW w:w="4814" w:type="dxa"/>
+            <w:tcW w:w="3520" w:type="dxa"/>
             <w:shd w:val="clear" w:color="auto" w:fill="D9D9D9" w:themeFill="background1" w:themeFillShade="D9"/>
           </w:tcPr>
           <w:p>
@@ -8326,7 +8780,7 @@
         </w:tc>
         <w:tc>
           <w:tcPr>
-            <w:tcW w:w="4814" w:type="dxa"/>
+            <w:tcW w:w="3168" w:type="dxa"/>
             <w:shd w:val="clear" w:color="auto" w:fill="D9D9D9" w:themeFill="background1" w:themeFillShade="D9"/>
           </w:tcPr>
           <w:p>
@@ -8347,11 +8801,34 @@
             </w:r>
           </w:p>
         </w:tc>
+        <w:tc>
+          <w:tcPr>
+            <w:tcW w:w="2940" w:type="dxa"/>
+            <w:shd w:val="clear" w:color="auto" w:fill="D9D9D9" w:themeFill="background1" w:themeFillShade="D9"/>
+          </w:tcPr>
+          <w:p>
+            <w:pPr>
+              <w:rPr>
+                <w:b/>
+                <w:bCs/>
+                <w:lang w:val="it-IT"/>
+              </w:rPr>
+            </w:pPr>
+            <w:r>
+              <w:rPr>
+                <w:b/>
+                <w:bCs/>
+                <w:lang w:val="it-IT"/>
+              </w:rPr>
+              <w:t>24</w:t>
+            </w:r>
+          </w:p>
+        </w:tc>
       </w:tr>
       <w:tr>
         <w:tc>
           <w:tcPr>
-            <w:tcW w:w="4814" w:type="dxa"/>
+            <w:tcW w:w="3520" w:type="dxa"/>
             <w:shd w:val="clear" w:color="auto" w:fill="FFFFFF" w:themeFill="background1"/>
           </w:tcPr>
           <w:p>
@@ -8372,7 +8849,7 @@
         </w:tc>
         <w:tc>
           <w:tcPr>
-            <w:tcW w:w="4814" w:type="dxa"/>
+            <w:tcW w:w="3168" w:type="dxa"/>
             <w:shd w:val="clear" w:color="auto" w:fill="FFFFFF" w:themeFill="background1"/>
           </w:tcPr>
           <w:p>
@@ -8391,11 +8868,30 @@
             </w:r>
           </w:p>
         </w:tc>
+        <w:tc>
+          <w:tcPr>
+            <w:tcW w:w="2940" w:type="dxa"/>
+            <w:shd w:val="clear" w:color="auto" w:fill="FFFFFF" w:themeFill="background1"/>
+          </w:tcPr>
+          <w:p>
+            <w:pPr>
+              <w:rPr>
+                <w:lang w:val="it-IT"/>
+              </w:rPr>
+            </w:pPr>
+            <w:r>
+              <w:rPr>
+                <w:lang w:val="it-IT"/>
+              </w:rPr>
+              <w:t>8</w:t>
+            </w:r>
+          </w:p>
+        </w:tc>
       </w:tr>
       <w:tr>
         <w:tc>
           <w:tcPr>
-            <w:tcW w:w="4814" w:type="dxa"/>
+            <w:tcW w:w="3520" w:type="dxa"/>
             <w:shd w:val="clear" w:color="auto" w:fill="FFFFFF" w:themeFill="background1"/>
           </w:tcPr>
           <w:p>
@@ -8416,7 +8912,7 @@
         </w:tc>
         <w:tc>
           <w:tcPr>
-            <w:tcW w:w="4814" w:type="dxa"/>
+            <w:tcW w:w="3168" w:type="dxa"/>
             <w:shd w:val="clear" w:color="auto" w:fill="FFFFFF" w:themeFill="background1"/>
           </w:tcPr>
           <w:p>
@@ -8435,11 +8931,30 @@
             </w:r>
           </w:p>
         </w:tc>
+        <w:tc>
+          <w:tcPr>
+            <w:tcW w:w="2940" w:type="dxa"/>
+            <w:shd w:val="clear" w:color="auto" w:fill="FFFFFF" w:themeFill="background1"/>
+          </w:tcPr>
+          <w:p>
+            <w:pPr>
+              <w:rPr>
+                <w:lang w:val="it-IT"/>
+              </w:rPr>
+            </w:pPr>
+            <w:r>
+              <w:rPr>
+                <w:lang w:val="it-IT"/>
+              </w:rPr>
+              <w:t>16</w:t>
+            </w:r>
+          </w:p>
+        </w:tc>
       </w:tr>
       <w:tr>
         <w:tc>
           <w:tcPr>
-            <w:tcW w:w="4814" w:type="dxa"/>
+            <w:tcW w:w="3520" w:type="dxa"/>
             <w:shd w:val="clear" w:color="auto" w:fill="D9D9D9" w:themeFill="background1" w:themeFillShade="D9"/>
           </w:tcPr>
           <w:p>
@@ -8470,7 +8985,7 @@
         </w:tc>
         <w:tc>
           <w:tcPr>
-            <w:tcW w:w="4814" w:type="dxa"/>
+            <w:tcW w:w="3168" w:type="dxa"/>
             <w:shd w:val="clear" w:color="auto" w:fill="D9D9D9" w:themeFill="background1" w:themeFillShade="D9"/>
           </w:tcPr>
           <w:p>
@@ -8491,11 +9006,34 @@
             </w:r>
           </w:p>
         </w:tc>
+        <w:tc>
+          <w:tcPr>
+            <w:tcW w:w="2940" w:type="dxa"/>
+            <w:shd w:val="clear" w:color="auto" w:fill="D9D9D9" w:themeFill="background1" w:themeFillShade="D9"/>
+          </w:tcPr>
+          <w:p>
+            <w:pPr>
+              <w:rPr>
+                <w:b/>
+                <w:bCs/>
+                <w:lang w:val="it-IT"/>
+              </w:rPr>
+            </w:pPr>
+            <w:r>
+              <w:rPr>
+                <w:b/>
+                <w:bCs/>
+                <w:lang w:val="it-IT"/>
+              </w:rPr>
+              <w:t>24</w:t>
+            </w:r>
+          </w:p>
+        </w:tc>
       </w:tr>
       <w:tr>
         <w:tc>
           <w:tcPr>
-            <w:tcW w:w="4814" w:type="dxa"/>
+            <w:tcW w:w="3520" w:type="dxa"/>
           </w:tcPr>
           <w:p>
             <w:pPr>
@@ -8513,7 +9051,7 @@
         </w:tc>
         <w:tc>
           <w:tcPr>
-            <w:tcW w:w="4814" w:type="dxa"/>
+            <w:tcW w:w="3168" w:type="dxa"/>
           </w:tcPr>
           <w:p>
             <w:pPr>
@@ -8526,6 +9064,24 @@
                 <w:lang w:val="it-IT"/>
               </w:rPr>
               <w:t>3</w:t>
+            </w:r>
+          </w:p>
+        </w:tc>
+        <w:tc>
+          <w:tcPr>
+            <w:tcW w:w="2940" w:type="dxa"/>
+          </w:tcPr>
+          <w:p>
+            <w:pPr>
+              <w:rPr>
+                <w:lang w:val="it-IT"/>
+              </w:rPr>
+            </w:pPr>
+            <w:r>
+              <w:rPr>
+                <w:lang w:val="it-IT"/>
+              </w:rPr>
+              <w:t>12</w:t>
             </w:r>
           </w:p>
         </w:tc>
@@ -8533,7 +9089,7 @@
       <w:tr>
         <w:tc>
           <w:tcPr>
-            <w:tcW w:w="4814" w:type="dxa"/>
+            <w:tcW w:w="3520" w:type="dxa"/>
           </w:tcPr>
           <w:p>
             <w:pPr>
@@ -8551,7 +9107,7 @@
         </w:tc>
         <w:tc>
           <w:tcPr>
-            <w:tcW w:w="4814" w:type="dxa"/>
+            <w:tcW w:w="3168" w:type="dxa"/>
           </w:tcPr>
           <w:p>
             <w:pPr>
@@ -8564,6 +9120,24 @@
                 <w:lang w:val="it-IT"/>
               </w:rPr>
               <w:t>1</w:t>
+            </w:r>
+          </w:p>
+        </w:tc>
+        <w:tc>
+          <w:tcPr>
+            <w:tcW w:w="2940" w:type="dxa"/>
+          </w:tcPr>
+          <w:p>
+            <w:pPr>
+              <w:rPr>
+                <w:lang w:val="it-IT"/>
+              </w:rPr>
+            </w:pPr>
+            <w:r>
+              <w:rPr>
+                <w:lang w:val="it-IT"/>
+              </w:rPr>
+              <w:t>4</w:t>
             </w:r>
           </w:p>
         </w:tc>
@@ -8571,7 +9145,7 @@
       <w:tr>
         <w:tc>
           <w:tcPr>
-            <w:tcW w:w="4814" w:type="dxa"/>
+            <w:tcW w:w="3520" w:type="dxa"/>
           </w:tcPr>
           <w:p>
             <w:pPr>
@@ -8589,7 +9163,7 @@
         </w:tc>
         <w:tc>
           <w:tcPr>
-            <w:tcW w:w="4814" w:type="dxa"/>
+            <w:tcW w:w="3168" w:type="dxa"/>
           </w:tcPr>
           <w:p>
             <w:pPr>
@@ -8602,6 +9176,24 @@
                 <w:lang w:val="it-IT"/>
               </w:rPr>
               <w:t>2</w:t>
+            </w:r>
+          </w:p>
+        </w:tc>
+        <w:tc>
+          <w:tcPr>
+            <w:tcW w:w="2940" w:type="dxa"/>
+          </w:tcPr>
+          <w:p>
+            <w:pPr>
+              <w:rPr>
+                <w:lang w:val="it-IT"/>
+              </w:rPr>
+            </w:pPr>
+            <w:r>
+              <w:rPr>
+                <w:lang w:val="it-IT"/>
+              </w:rPr>
+              <w:t>8</w:t>
             </w:r>
           </w:p>
         </w:tc>
@@ -8609,7 +9201,7 @@
       <w:tr>
         <w:tc>
           <w:tcPr>
-            <w:tcW w:w="4814" w:type="dxa"/>
+            <w:tcW w:w="3520" w:type="dxa"/>
             <w:shd w:val="clear" w:color="auto" w:fill="D9D9D9" w:themeFill="background1" w:themeFillShade="D9"/>
           </w:tcPr>
           <w:p>
@@ -8638,7 +9230,7 @@
         </w:tc>
         <w:tc>
           <w:tcPr>
-            <w:tcW w:w="4814" w:type="dxa"/>
+            <w:tcW w:w="3168" w:type="dxa"/>
             <w:shd w:val="clear" w:color="auto" w:fill="D9D9D9" w:themeFill="background1" w:themeFillShade="D9"/>
           </w:tcPr>
           <w:p>
@@ -8657,11 +9249,34 @@
             </w:r>
           </w:p>
         </w:tc>
+        <w:tc>
+          <w:tcPr>
+            <w:tcW w:w="2940" w:type="dxa"/>
+            <w:shd w:val="clear" w:color="auto" w:fill="D9D9D9" w:themeFill="background1" w:themeFillShade="D9"/>
+          </w:tcPr>
+          <w:p>
+            <w:pPr>
+              <w:rPr>
+                <w:b/>
+                <w:bCs/>
+                <w:lang w:val="it-IT"/>
+              </w:rPr>
+            </w:pPr>
+            <w:r>
+              <w:rPr>
+                <w:b/>
+                <w:bCs/>
+                <w:lang w:val="it-IT"/>
+              </w:rPr>
+              <w:t>24</w:t>
+            </w:r>
+          </w:p>
+        </w:tc>
       </w:tr>
       <w:tr>
         <w:tc>
           <w:tcPr>
-            <w:tcW w:w="4814" w:type="dxa"/>
+            <w:tcW w:w="3520" w:type="dxa"/>
           </w:tcPr>
           <w:p>
             <w:pPr>
@@ -8679,7 +9294,7 @@
         </w:tc>
         <w:tc>
           <w:tcPr>
-            <w:tcW w:w="4814" w:type="dxa"/>
+            <w:tcW w:w="3168" w:type="dxa"/>
           </w:tcPr>
           <w:p>
             <w:pPr>
@@ -8692,6 +9307,24 @@
                 <w:lang w:val="it-IT"/>
               </w:rPr>
               <w:t>6</w:t>
+            </w:r>
+          </w:p>
+        </w:tc>
+        <w:tc>
+          <w:tcPr>
+            <w:tcW w:w="2940" w:type="dxa"/>
+          </w:tcPr>
+          <w:p>
+            <w:pPr>
+              <w:rPr>
+                <w:lang w:val="it-IT"/>
+              </w:rPr>
+            </w:pPr>
+            <w:r>
+              <w:rPr>
+                <w:lang w:val="it-IT"/>
+              </w:rPr>
+              <w:t>24</w:t>
             </w:r>
           </w:p>
         </w:tc>
@@ -8699,7 +9332,7 @@
       <w:tr>
         <w:tc>
           <w:tcPr>
-            <w:tcW w:w="4814" w:type="dxa"/>
+            <w:tcW w:w="3520" w:type="dxa"/>
             <w:shd w:val="clear" w:color="auto" w:fill="D9D9D9" w:themeFill="background1" w:themeFillShade="D9"/>
           </w:tcPr>
           <w:p>
@@ -8728,7 +9361,7 @@
         </w:tc>
         <w:tc>
           <w:tcPr>
-            <w:tcW w:w="4814" w:type="dxa"/>
+            <w:tcW w:w="3168" w:type="dxa"/>
             <w:shd w:val="clear" w:color="auto" w:fill="D9D9D9" w:themeFill="background1" w:themeFillShade="D9"/>
           </w:tcPr>
           <w:p>
@@ -8747,11 +9380,34 @@
             </w:r>
           </w:p>
         </w:tc>
+        <w:tc>
+          <w:tcPr>
+            <w:tcW w:w="2940" w:type="dxa"/>
+            <w:shd w:val="clear" w:color="auto" w:fill="D9D9D9" w:themeFill="background1" w:themeFillShade="D9"/>
+          </w:tcPr>
+          <w:p>
+            <w:pPr>
+              <w:rPr>
+                <w:b/>
+                <w:bCs/>
+                <w:lang w:val="it-IT"/>
+              </w:rPr>
+            </w:pPr>
+            <w:r>
+              <w:rPr>
+                <w:b/>
+                <w:bCs/>
+                <w:lang w:val="it-IT"/>
+              </w:rPr>
+              <w:t>24</w:t>
+            </w:r>
+          </w:p>
+        </w:tc>
       </w:tr>
       <w:tr>
         <w:tc>
           <w:tcPr>
-            <w:tcW w:w="4814" w:type="dxa"/>
+            <w:tcW w:w="3520" w:type="dxa"/>
           </w:tcPr>
           <w:p>
             <w:pPr>
@@ -8769,7 +9425,7 @@
         </w:tc>
         <w:tc>
           <w:tcPr>
-            <w:tcW w:w="4814" w:type="dxa"/>
+            <w:tcW w:w="3168" w:type="dxa"/>
           </w:tcPr>
           <w:p>
             <w:pPr>
@@ -8782,6 +9438,24 @@
                 <w:lang w:val="it-IT"/>
               </w:rPr>
               <w:t>5</w:t>
+            </w:r>
+          </w:p>
+        </w:tc>
+        <w:tc>
+          <w:tcPr>
+            <w:tcW w:w="2940" w:type="dxa"/>
+          </w:tcPr>
+          <w:p>
+            <w:pPr>
+              <w:rPr>
+                <w:lang w:val="it-IT"/>
+              </w:rPr>
+            </w:pPr>
+            <w:r>
+              <w:rPr>
+                <w:lang w:val="it-IT"/>
+              </w:rPr>
+              <w:t>24</w:t>
             </w:r>
           </w:p>
         </w:tc>
@@ -8789,7 +9463,7 @@
       <w:tr>
         <w:tc>
           <w:tcPr>
-            <w:tcW w:w="4814" w:type="dxa"/>
+            <w:tcW w:w="3520" w:type="dxa"/>
             <w:shd w:val="clear" w:color="auto" w:fill="D9D9D9" w:themeFill="background1" w:themeFillShade="D9"/>
           </w:tcPr>
           <w:p>
@@ -8818,7 +9492,7 @@
         </w:tc>
         <w:tc>
           <w:tcPr>
-            <w:tcW w:w="4814" w:type="dxa"/>
+            <w:tcW w:w="3168" w:type="dxa"/>
             <w:shd w:val="clear" w:color="auto" w:fill="D9D9D9" w:themeFill="background1" w:themeFillShade="D9"/>
           </w:tcPr>
           <w:p>
@@ -8837,11 +9511,34 @@
             </w:r>
           </w:p>
         </w:tc>
+        <w:tc>
+          <w:tcPr>
+            <w:tcW w:w="2940" w:type="dxa"/>
+            <w:shd w:val="clear" w:color="auto" w:fill="D9D9D9" w:themeFill="background1" w:themeFillShade="D9"/>
+          </w:tcPr>
+          <w:p>
+            <w:pPr>
+              <w:rPr>
+                <w:b/>
+                <w:bCs/>
+                <w:lang w:val="it-IT"/>
+              </w:rPr>
+            </w:pPr>
+            <w:r>
+              <w:rPr>
+                <w:b/>
+                <w:bCs/>
+                <w:lang w:val="it-IT"/>
+              </w:rPr>
+              <w:t>24</w:t>
+            </w:r>
+          </w:p>
+        </w:tc>
       </w:tr>
       <w:tr>
         <w:tc>
           <w:tcPr>
-            <w:tcW w:w="4814" w:type="dxa"/>
+            <w:tcW w:w="3520" w:type="dxa"/>
           </w:tcPr>
           <w:p>
             <w:pPr>
@@ -8861,7 +9558,7 @@
         </w:tc>
         <w:tc>
           <w:tcPr>
-            <w:tcW w:w="4814" w:type="dxa"/>
+            <w:tcW w:w="3168" w:type="dxa"/>
           </w:tcPr>
           <w:p>
             <w:pPr>
@@ -8879,11 +9576,29 @@
             </w:r>
           </w:p>
         </w:tc>
+        <w:tc>
+          <w:tcPr>
+            <w:tcW w:w="2940" w:type="dxa"/>
+          </w:tcPr>
+          <w:p>
+            <w:pPr>
+              <w:rPr>
+                <w:lang w:val="it-IT"/>
+              </w:rPr>
+            </w:pPr>
+            <w:r>
+              <w:rPr>
+                <w:lang w:val="it-IT"/>
+              </w:rPr>
+              <w:t>24</w:t>
+            </w:r>
+          </w:p>
+        </w:tc>
       </w:tr>
       <w:tr>
         <w:tc>
           <w:tcPr>
-            <w:tcW w:w="4814" w:type="dxa"/>
+            <w:tcW w:w="3520" w:type="dxa"/>
             <w:shd w:val="clear" w:color="auto" w:fill="D9D9D9" w:themeFill="background1" w:themeFillShade="D9"/>
           </w:tcPr>
           <w:p>
@@ -8912,7 +9627,7 @@
         </w:tc>
         <w:tc>
           <w:tcPr>
-            <w:tcW w:w="4814" w:type="dxa"/>
+            <w:tcW w:w="3168" w:type="dxa"/>
             <w:shd w:val="clear" w:color="auto" w:fill="D9D9D9" w:themeFill="background1" w:themeFillShade="D9"/>
           </w:tcPr>
           <w:p>
@@ -8931,11 +9646,34 @@
             </w:r>
           </w:p>
         </w:tc>
+        <w:tc>
+          <w:tcPr>
+            <w:tcW w:w="2940" w:type="dxa"/>
+            <w:shd w:val="clear" w:color="auto" w:fill="D9D9D9" w:themeFill="background1" w:themeFillShade="D9"/>
+          </w:tcPr>
+          <w:p>
+            <w:pPr>
+              <w:rPr>
+                <w:b/>
+                <w:bCs/>
+                <w:lang w:val="it-IT"/>
+              </w:rPr>
+            </w:pPr>
+            <w:r>
+              <w:rPr>
+                <w:b/>
+                <w:bCs/>
+                <w:lang w:val="it-IT"/>
+              </w:rPr>
+              <w:t>24</w:t>
+            </w:r>
+          </w:p>
+        </w:tc>
       </w:tr>
       <w:tr>
         <w:tc>
           <w:tcPr>
-            <w:tcW w:w="4814" w:type="dxa"/>
+            <w:tcW w:w="3520" w:type="dxa"/>
           </w:tcPr>
           <w:p>
             <w:pPr>
@@ -8955,7 +9693,7 @@
         </w:tc>
         <w:tc>
           <w:tcPr>
-            <w:tcW w:w="4814" w:type="dxa"/>
+            <w:tcW w:w="3168" w:type="dxa"/>
           </w:tcPr>
           <w:p>
             <w:pPr>
@@ -8973,11 +9711,29 @@
             </w:r>
           </w:p>
         </w:tc>
+        <w:tc>
+          <w:tcPr>
+            <w:tcW w:w="2940" w:type="dxa"/>
+          </w:tcPr>
+          <w:p>
+            <w:pPr>
+              <w:rPr>
+                <w:lang w:val="it-IT"/>
+              </w:rPr>
+            </w:pPr>
+            <w:r>
+              <w:rPr>
+                <w:lang w:val="it-IT"/>
+              </w:rPr>
+              <w:t>16</w:t>
+            </w:r>
+          </w:p>
+        </w:tc>
       </w:tr>
       <w:tr>
         <w:tc>
           <w:tcPr>
-            <w:tcW w:w="4814" w:type="dxa"/>
+            <w:tcW w:w="3520" w:type="dxa"/>
           </w:tcPr>
           <w:p>
             <w:pPr>
@@ -8995,7 +9751,7 @@
         </w:tc>
         <w:tc>
           <w:tcPr>
-            <w:tcW w:w="4814" w:type="dxa"/>
+            <w:tcW w:w="3168" w:type="dxa"/>
           </w:tcPr>
           <w:p>
             <w:pPr>
@@ -9008,6 +9764,24 @@
                 <w:lang w:val="it-IT"/>
               </w:rPr>
               <w:t>2</w:t>
+            </w:r>
+          </w:p>
+        </w:tc>
+        <w:tc>
+          <w:tcPr>
+            <w:tcW w:w="2940" w:type="dxa"/>
+          </w:tcPr>
+          <w:p>
+            <w:pPr>
+              <w:rPr>
+                <w:lang w:val="it-IT"/>
+              </w:rPr>
+            </w:pPr>
+            <w:r>
+              <w:rPr>
+                <w:lang w:val="it-IT"/>
+              </w:rPr>
+              <w:t>8</w:t>
             </w:r>
           </w:p>
         </w:tc>
@@ -9015,7 +9789,7 @@
       <w:tr>
         <w:tc>
           <w:tcPr>
-            <w:tcW w:w="4814" w:type="dxa"/>
+            <w:tcW w:w="3520" w:type="dxa"/>
             <w:shd w:val="clear" w:color="auto" w:fill="D9D9D9" w:themeFill="background1" w:themeFillShade="D9"/>
           </w:tcPr>
           <w:p>
@@ -9044,7 +9818,7 @@
         </w:tc>
         <w:tc>
           <w:tcPr>
-            <w:tcW w:w="4814" w:type="dxa"/>
+            <w:tcW w:w="3168" w:type="dxa"/>
             <w:shd w:val="clear" w:color="auto" w:fill="D9D9D9" w:themeFill="background1" w:themeFillShade="D9"/>
           </w:tcPr>
           <w:p>
@@ -9063,11 +9837,34 @@
             </w:r>
           </w:p>
         </w:tc>
+        <w:tc>
+          <w:tcPr>
+            <w:tcW w:w="2940" w:type="dxa"/>
+            <w:shd w:val="clear" w:color="auto" w:fill="D9D9D9" w:themeFill="background1" w:themeFillShade="D9"/>
+          </w:tcPr>
+          <w:p>
+            <w:pPr>
+              <w:rPr>
+                <w:b/>
+                <w:bCs/>
+                <w:lang w:val="it-IT"/>
+              </w:rPr>
+            </w:pPr>
+            <w:r>
+              <w:rPr>
+                <w:b/>
+                <w:bCs/>
+                <w:lang w:val="it-IT"/>
+              </w:rPr>
+              <w:t>24</w:t>
+            </w:r>
+          </w:p>
+        </w:tc>
       </w:tr>
       <w:tr>
         <w:tc>
           <w:tcPr>
-            <w:tcW w:w="4814" w:type="dxa"/>
+            <w:tcW w:w="3520" w:type="dxa"/>
           </w:tcPr>
           <w:p>
             <w:pPr>
@@ -9085,7 +9882,7 @@
         </w:tc>
         <w:tc>
           <w:tcPr>
-            <w:tcW w:w="4814" w:type="dxa"/>
+            <w:tcW w:w="3168" w:type="dxa"/>
           </w:tcPr>
           <w:p>
             <w:pPr>
@@ -9098,6 +9895,24 @@
                 <w:lang w:val="it-IT"/>
               </w:rPr>
               <w:t>5</w:t>
+            </w:r>
+          </w:p>
+        </w:tc>
+        <w:tc>
+          <w:tcPr>
+            <w:tcW w:w="2940" w:type="dxa"/>
+          </w:tcPr>
+          <w:p>
+            <w:pPr>
+              <w:rPr>
+                <w:lang w:val="it-IT"/>
+              </w:rPr>
+            </w:pPr>
+            <w:r>
+              <w:rPr>
+                <w:lang w:val="it-IT"/>
+              </w:rPr>
+              <w:t>24</w:t>
             </w:r>
           </w:p>
         </w:tc>
@@ -9118,14 +9933,14 @@
           <w:lang w:val="it-CH"/>
         </w:rPr>
       </w:pPr>
-      <w:bookmarkStart w:id="9" w:name="_Toc240023041"/>
+      <w:bookmarkStart w:id="11" w:name="_Toc240033420"/>
       <w:r>
         <w:rPr>
           <w:lang w:val="it-CH"/>
         </w:rPr>
         <w:t>Use case</w:t>
       </w:r>
-      <w:bookmarkEnd w:id="9"/>
+      <w:bookmarkEnd w:id="11"/>
     </w:p>
     <w:p>
       <w:r>
@@ -9148,14 +9963,14 @@
           <w:lang w:val="it-CH"/>
         </w:rPr>
       </w:pPr>
-      <w:bookmarkStart w:id="10" w:name="_Toc240023042"/>
+      <w:bookmarkStart w:id="12" w:name="_Toc240033421"/>
       <w:r>
         <w:rPr>
           <w:lang w:val="it-CH"/>
         </w:rPr>
         <w:t>Pianificazione</w:t>
       </w:r>
-      <w:bookmarkEnd w:id="10"/>
+      <w:bookmarkEnd w:id="12"/>
     </w:p>
     <w:p>
       <w:r>
@@ -9168,7 +9983,15 @@
     <w:p/>
     <w:p>
       <w:r>
-        <w:t>La pianificazione può essere rappresentata mediante un diagramma di Gantt:</w:t>
+        <w:t xml:space="preserve">La pianificazione può essere rappresentata mediante un diagramma di </w:t>
+      </w:r>
+      <w:proofErr w:type="spellStart"/>
+      <w:r>
+        <w:t>Gantt</w:t>
+      </w:r>
+      <w:proofErr w:type="spellEnd"/>
+      <w:r>
+        <w:t>:</w:t>
       </w:r>
     </w:p>
     <w:p/>
@@ -9241,7 +10064,7 @@
       <w:pPr>
         <w:pStyle w:val="Didascalia"/>
       </w:pPr>
-      <w:bookmarkStart w:id="11" w:name="_Toc124775984"/>
+      <w:bookmarkStart w:id="13" w:name="_Toc124775984"/>
       <w:r>
         <w:t xml:space="preserve">Figura </w:t>
       </w:r>
@@ -9270,9 +10093,14 @@
         <w:t xml:space="preserve"> </w:t>
       </w:r>
       <w:r>
-        <w:t>Esempio di diagramma di Gantt</w:t>
-      </w:r>
-      <w:bookmarkEnd w:id="11"/>
+        <w:t xml:space="preserve">Esempio di diagramma di </w:t>
+      </w:r>
+      <w:proofErr w:type="spellStart"/>
+      <w:r>
+        <w:t>Gantt</w:t>
+      </w:r>
+      <w:bookmarkEnd w:id="13"/>
+      <w:proofErr w:type="spellEnd"/>
     </w:p>
     <w:p>
       <w:r>
@@ -9288,7 +10116,15 @@
         <w:t>.</w:t>
       </w:r>
       <w:r>
-        <w:t xml:space="preserve"> scrum), dovranno apparire in questo capitolo.</w:t>
+        <w:t xml:space="preserve"> </w:t>
+      </w:r>
+      <w:proofErr w:type="spellStart"/>
+      <w:r>
+        <w:t>scrum</w:t>
+      </w:r>
+      <w:proofErr w:type="spellEnd"/>
+      <w:r>
+        <w:t>), dovranno apparire in questo capitolo.</w:t>
       </w:r>
     </w:p>
     <w:p/>
@@ -9383,7 +10219,7 @@
       <w:pPr>
         <w:pStyle w:val="Didascalia"/>
       </w:pPr>
-      <w:bookmarkStart w:id="12" w:name="_Toc124775985"/>
+      <w:bookmarkStart w:id="14" w:name="_Toc124775985"/>
       <w:r>
         <w:t xml:space="preserve">Figura </w:t>
       </w:r>
@@ -9412,9 +10248,14 @@
         <w:t xml:space="preserve"> </w:t>
       </w:r>
       <w:r>
-        <w:t>Esempio di diagramma di Gantt</w:t>
-      </w:r>
-      <w:bookmarkEnd w:id="12"/>
+        <w:t xml:space="preserve">Esempio di diagramma di </w:t>
+      </w:r>
+      <w:proofErr w:type="spellStart"/>
+      <w:r>
+        <w:t>Gantt</w:t>
+      </w:r>
+      <w:bookmarkEnd w:id="14"/>
+      <w:proofErr w:type="spellEnd"/>
     </w:p>
     <w:p/>
     <w:p>
@@ -9438,7 +10279,7 @@
           <w:lang w:val="it-CH"/>
         </w:rPr>
       </w:pPr>
-      <w:bookmarkStart w:id="13" w:name="_Toc240023043"/>
+      <w:bookmarkStart w:id="15" w:name="_Toc240033422"/>
       <w:r>
         <w:rPr>
           <w:lang w:val="it-CH"/>
@@ -9446,14 +10287,13 @@
         <w:lastRenderedPageBreak/>
         <w:t>Analisi dei mezzi</w:t>
       </w:r>
-      <w:bookmarkEnd w:id="13"/>
+      <w:bookmarkEnd w:id="15"/>
     </w:p>
     <w:p>
       <w:pPr>
         <w:spacing w:after="160" w:line="278" w:lineRule="auto"/>
       </w:pPr>
-      <w:bookmarkStart w:id="14" w:name="_Toc413411419"/>
-      <w:bookmarkStart w:id="15" w:name="_Toc240023044"/>
+      <w:bookmarkStart w:id="16" w:name="_Toc413411419"/>
       <w:r>
         <w:t>Per la realizzazione del progetto sono stati utilizzat</w:t>
       </w:r>
@@ -9469,21 +10309,30 @@
       <w:r>
         <w:t xml:space="preserve"> PC scolastici con </w:t>
       </w:r>
+      <w:proofErr w:type="spellStart"/>
       <w:r>
         <w:t>Unity</w:t>
       </w:r>
+      <w:proofErr w:type="spellEnd"/>
       <w:r>
         <w:t>. Il debugging è effettuato direttamente sul</w:t>
       </w:r>
       <w:r>
-        <w:t xml:space="preserve"> game engine</w:t>
-      </w:r>
+        <w:t xml:space="preserve"> game </w:t>
+      </w:r>
+      <w:proofErr w:type="spellStart"/>
+      <w:r>
+        <w:t>engine</w:t>
+      </w:r>
+      <w:proofErr w:type="spellEnd"/>
       <w:r>
         <w:t xml:space="preserve"> </w:t>
       </w:r>
+      <w:proofErr w:type="spellStart"/>
       <w:r>
         <w:t>Unity</w:t>
       </w:r>
+      <w:proofErr w:type="spellEnd"/>
       <w:r>
         <w:t>, oltretutto sono stati anche eseguiti dei test su dei computer personali con delle prestazioni minori rispetto a quelli scolastici.</w:t>
       </w:r>
@@ -9495,14 +10344,15 @@
           <w:lang w:val="it-CH"/>
         </w:rPr>
       </w:pPr>
+      <w:bookmarkStart w:id="17" w:name="_Toc240033423"/>
       <w:r>
         <w:rPr>
           <w:lang w:val="it-CH"/>
         </w:rPr>
         <w:t>Software</w:t>
       </w:r>
-      <w:bookmarkEnd w:id="14"/>
-      <w:bookmarkEnd w:id="15"/>
+      <w:bookmarkEnd w:id="16"/>
+      <w:bookmarkEnd w:id="17"/>
     </w:p>
     <w:tbl>
       <w:tblPr>
@@ -9553,8 +10403,13 @@
             <w:tcW w:w="2440" w:type="dxa"/>
           </w:tcPr>
           <w:p>
-            <w:r>
-              <w:t xml:space="preserve">Unity: </w:t>
+            <w:proofErr w:type="spellStart"/>
+            <w:r>
+              <w:t>Unity</w:t>
+            </w:r>
+            <w:proofErr w:type="spellEnd"/>
+            <w:r>
+              <w:t xml:space="preserve">: </w:t>
             </w:r>
           </w:p>
         </w:tc>
@@ -9609,10 +10464,7 @@
           </w:tcPr>
           <w:p>
             <w:r>
-              <w:t>C#</w:t>
-            </w:r>
-            <w:r>
-              <w:t>:</w:t>
+              <w:t>C#:</w:t>
             </w:r>
           </w:p>
         </w:tc>
@@ -9638,10 +10490,7 @@
           </w:tcPr>
           <w:p>
             <w:r>
-              <w:t>.NET Framework</w:t>
-            </w:r>
-            <w:r>
-              <w:t>:</w:t>
+              <w:t>.NET Framework:</w:t>
             </w:r>
           </w:p>
         </w:tc>
@@ -9667,133 +10516,69 @@
           <w:lang w:val="it-CH"/>
         </w:rPr>
       </w:pPr>
-      <w:bookmarkStart w:id="16" w:name="_Toc413411420"/>
-      <w:bookmarkStart w:id="17" w:name="_Toc240023045"/>
+      <w:bookmarkStart w:id="18" w:name="_Toc413411420"/>
+      <w:bookmarkStart w:id="19" w:name="_Toc240033424"/>
       <w:r>
         <w:rPr>
           <w:lang w:val="it-CH"/>
         </w:rPr>
         <w:t>Hardware</w:t>
-      </w:r>
-      <w:bookmarkEnd w:id="16"/>
-      <w:bookmarkEnd w:id="17"/>
-    </w:p>
-    <w:p>
-      <w:bookmarkStart w:id="18" w:name="_Toc429059808"/>
-      <w:bookmarkStart w:id="19" w:name="_Toc240023046"/>
-      <w:r>
-        <w:t>PC Windows 11 Education</w:t>
-      </w:r>
-    </w:p>
-    <w:p>
-      <w:r>
-        <w:t>Intel Core i7-9700 3 GHz</w:t>
-      </w:r>
-    </w:p>
-    <w:p>
-      <w:r>
-        <w:t>32 GB RAM</w:t>
-      </w:r>
-    </w:p>
-    <w:p>
-      <w:r>
-        <w:t>NVIDIA GeForce RTX 2060</w:t>
-      </w:r>
-    </w:p>
-    <w:p/>
-    <w:p>
-      <w:pPr>
-        <w:pStyle w:val="Titolo1"/>
-      </w:pPr>
-      <w:r>
-        <w:t>Progettazione</w:t>
       </w:r>
       <w:bookmarkEnd w:id="18"/>
       <w:bookmarkEnd w:id="19"/>
     </w:p>
     <w:p>
-      <w:r>
-        <w:t>Questo capitolo descrive esaustivamente come deve essere realizzato il prodotto fin nei suoi dettagli. Una buona progettazione permette all’esecutore di evitare fraintendimenti e imprecisioni nell’implementazione del prodotto.</w:t>
-      </w:r>
-    </w:p>
-    <w:p/>
-    <w:p>
-      <w:pPr>
-        <w:pStyle w:val="Titolo2"/>
-        <w:rPr>
-          <w:lang w:val="it-CH"/>
-        </w:rPr>
-      </w:pPr>
-      <w:bookmarkStart w:id="20" w:name="_Toc429059809"/>
-      <w:bookmarkStart w:id="21" w:name="_Toc240023047"/>
-      <w:r>
-        <w:rPr>
-          <w:lang w:val="it-CH"/>
-        </w:rPr>
-        <w:t>Design dell’architettura del sistema</w:t>
+      <w:bookmarkStart w:id="20" w:name="_Toc429059808"/>
+      <w:r>
+        <w:t xml:space="preserve">PC Windows 11 </w:t>
+      </w:r>
+      <w:proofErr w:type="spellStart"/>
+      <w:r>
+        <w:t>Education</w:t>
+      </w:r>
+      <w:proofErr w:type="spellEnd"/>
+    </w:p>
+    <w:p>
+      <w:r>
+        <w:t>Intel Core i7-9700 3 GHz</w:t>
+      </w:r>
+    </w:p>
+    <w:p>
+      <w:r>
+        <w:t>32 GB RAM</w:t>
+      </w:r>
+    </w:p>
+    <w:p>
+      <w:r>
+        <w:t xml:space="preserve">NVIDIA </w:t>
+      </w:r>
+      <w:proofErr w:type="spellStart"/>
+      <w:r>
+        <w:t>GeForce</w:t>
+      </w:r>
+      <w:proofErr w:type="spellEnd"/>
+      <w:r>
+        <w:t xml:space="preserve"> RTX 2060</w:t>
+      </w:r>
+    </w:p>
+    <w:p>
+      <w:r>
+        <w:br w:type="page"/>
+      </w:r>
+    </w:p>
+    <w:p>
+      <w:pPr>
+        <w:pStyle w:val="Titolo1"/>
+      </w:pPr>
+      <w:bookmarkStart w:id="21" w:name="_Toc240033425"/>
+      <w:r>
+        <w:lastRenderedPageBreak/>
+        <w:t>Progettazione</w:t>
       </w:r>
       <w:bookmarkEnd w:id="20"/>
       <w:bookmarkEnd w:id="21"/>
     </w:p>
     <w:p>
-      <w:r>
-        <w:t>Descrive:</w:t>
-      </w:r>
-    </w:p>
-    <w:p>
-      <w:pPr>
-        <w:numPr>
-          <w:ilvl w:val="0"/>
-          <w:numId w:val="10"/>
-        </w:numPr>
-      </w:pPr>
-      <w:r>
-        <w:t>La struttura del programma/sistema lo schema di rete...</w:t>
-      </w:r>
-    </w:p>
-    <w:p>
-      <w:pPr>
-        <w:numPr>
-          <w:ilvl w:val="0"/>
-          <w:numId w:val="10"/>
-        </w:numPr>
-      </w:pPr>
-      <w:r>
-        <w:t>Gli oggetti/moduli/componenti che lo compongono.</w:t>
-      </w:r>
-    </w:p>
-    <w:p>
-      <w:pPr>
-        <w:numPr>
-          <w:ilvl w:val="0"/>
-          <w:numId w:val="10"/>
-        </w:numPr>
-      </w:pPr>
-      <w:r>
-        <w:t xml:space="preserve">I flussi di informazione in ingresso ed in uscita e le relative elaborazioni. Può utilizzare </w:t>
-      </w:r>
-      <w:r>
-        <w:rPr>
-          <w:i/>
-        </w:rPr>
-        <w:t>diagrammi di flusso dei dati</w:t>
-      </w:r>
-      <w:r>
-        <w:t xml:space="preserve"> (DFD).</w:t>
-      </w:r>
-    </w:p>
-    <w:p>
-      <w:pPr>
-        <w:numPr>
-          <w:ilvl w:val="0"/>
-          <w:numId w:val="10"/>
-        </w:numPr>
-      </w:pPr>
-      <w:r>
-        <w:t>Eventuale sitemap</w:t>
-      </w:r>
-    </w:p>
-    <w:p>
       <w:pPr>
         <w:pStyle w:val="Titolo2"/>
         <w:rPr>
@@ -9801,48 +10586,23 @@
         </w:rPr>
       </w:pPr>
       <w:bookmarkStart w:id="22" w:name="_Toc429059810"/>
-      <w:bookmarkStart w:id="23" w:name="_Toc240023048"/>
-      <w:r>
-        <w:rPr>
-          <w:lang w:val="it-CH"/>
-        </w:rPr>
-        <w:t>Design dei dati e database</w:t>
-      </w:r>
-      <w:bookmarkEnd w:id="22"/>
-      <w:bookmarkEnd w:id="23"/>
-    </w:p>
-    <w:p>
-      <w:r>
-        <w:t>Descrizione delle strutture di dati utilizzate dal programma in base agli attributi e le relazioni degli oggetti in uso.</w:t>
-      </w:r>
-    </w:p>
-    <w:p>
-      <w:r>
-        <w:t>Schema E-R, schema logico e descrizione.</w:t>
-      </w:r>
-    </w:p>
-    <w:p>
-      <w:r>
-        <w:lastRenderedPageBreak/>
-        <w:t>Se il diagramma E-R viene modificato, sulla doc dovrà apparire l’ultima versione, mentre le vecchie saranno sui diari.</w:t>
-      </w:r>
-    </w:p>
-    <w:p/>
-    <w:p>
-      <w:pPr>
-        <w:keepNext/>
-      </w:pPr>
-      <w:r>
-        <w:t>Diagramma Chen</w:t>
-      </w:r>
+      <w:bookmarkStart w:id="23" w:name="_Toc240033426"/>
       <w:r>
         <w:rPr>
           <w:noProof/>
         </w:rPr>
         <w:drawing>
-          <wp:inline distT="0" distB="0" distL="0" distR="0" wp14:anchorId="461D480A" wp14:editId="4E1FBEF6">
-            <wp:extent cx="6115050" cy="5448300"/>
-            <wp:effectExtent l="152400" t="152400" r="361950" b="361950"/>
+          <wp:anchor distT="0" distB="0" distL="114300" distR="114300" simplePos="0" relativeHeight="251660288" behindDoc="0" locked="0" layoutInCell="1" allowOverlap="1" wp14:anchorId="461D480A" wp14:editId="5CEBA669">
+            <wp:simplePos x="0" y="0"/>
+            <wp:positionH relativeFrom="column">
+              <wp:posOffset>-75565</wp:posOffset>
+            </wp:positionH>
+            <wp:positionV relativeFrom="paragraph">
+              <wp:posOffset>525145</wp:posOffset>
+            </wp:positionV>
+            <wp:extent cx="6239510" cy="4251960"/>
+            <wp:effectExtent l="152400" t="152400" r="370840" b="358140"/>
+            <wp:wrapTopAndBottom/>
             <wp:docPr id="4" name="Immagine 4"/>
             <wp:cNvGraphicFramePr>
               <a:graphicFrameLocks xmlns:a="http://schemas.openxmlformats.org/drawingml/2006/main" noChangeAspect="1"/>
@@ -9851,28 +10611,26 @@
               <a:graphicData uri="http://schemas.openxmlformats.org/drawingml/2006/picture">
                 <pic:pic xmlns:pic="http://schemas.openxmlformats.org/drawingml/2006/picture">
                   <pic:nvPicPr>
-                    <pic:cNvPr id="0" name="Picture 2"/>
+                    <pic:cNvPr id="4" name="Immagine 4"/>
                     <pic:cNvPicPr>
                       <a:picLocks noChangeAspect="1" noChangeArrowheads="1"/>
                     </pic:cNvPicPr>
                   </pic:nvPicPr>
-                  <pic:blipFill>
-                    <a:blip r:embed="rId16">
+                  <pic:blipFill rotWithShape="1">
+                    <a:blip r:embed="rId16" cstate="print">
                       <a:extLst>
                         <a:ext uri="{28A0092B-C50C-407E-A947-70E740481C1C}">
                           <a14:useLocalDpi xmlns:a14="http://schemas.microsoft.com/office/drawing/2010/main" val="0"/>
                         </a:ext>
                       </a:extLst>
                     </a:blip>
-                    <a:srcRect/>
-                    <a:stretch>
-                      <a:fillRect/>
-                    </a:stretch>
+                    <a:srcRect l="6605" t="22855" r="9035" b="22933"/>
+                    <a:stretch/>
                   </pic:blipFill>
                   <pic:spPr bwMode="auto">
                     <a:xfrm>
                       <a:off x="0" y="0"/>
-                      <a:ext cx="6115050" cy="5448300"/>
+                      <a:ext cx="6239510" cy="4251960"/>
                     </a:xfrm>
                     <a:prstGeom prst="rect">
                       <a:avLst/>
@@ -9887,165 +10645,194 @@
                         </a:srgbClr>
                       </a:outerShdw>
                     </a:effectLst>
+                    <a:extLst>
+                      <a:ext uri="{53640926-AAD7-44D8-BBD7-CCE9431645EC}">
+                        <a14:shadowObscured xmlns:a14="http://schemas.microsoft.com/office/drawing/2010/main"/>
+                      </a:ext>
+                    </a:extLst>
                   </pic:spPr>
                 </pic:pic>
               </a:graphicData>
             </a:graphic>
-          </wp:inline>
+            <wp14:sizeRelH relativeFrom="margin">
+              <wp14:pctWidth>0</wp14:pctWidth>
+            </wp14:sizeRelH>
+            <wp14:sizeRelV relativeFrom="margin">
+              <wp14:pctHeight>0</wp14:pctHeight>
+            </wp14:sizeRelV>
+          </wp:anchor>
         </w:drawing>
       </w:r>
-    </w:p>
-    <w:p>
-      <w:pPr>
-        <w:pStyle w:val="Didascalia"/>
-      </w:pPr>
-      <w:bookmarkStart w:id="24" w:name="_Toc124775986"/>
-      <w:r>
-        <w:t xml:space="preserve">Figura </w:t>
-      </w:r>
-      <w:r>
-        <w:fldChar w:fldCharType="begin"/>
-      </w:r>
-      <w:r>
-        <w:instrText xml:space="preserve"> SEQ Figura \* ARABIC </w:instrText>
-      </w:r>
-      <w:r>
-        <w:fldChar w:fldCharType="separate"/>
-      </w:r>
-      <w:r>
-        <w:rPr>
-          <w:noProof/>
-        </w:rPr>
-        <w:t>3</w:t>
-      </w:r>
-      <w:r>
-        <w:rPr>
-          <w:noProof/>
-        </w:rPr>
-        <w:fldChar w:fldCharType="end"/>
-      </w:r>
-      <w:r>
-        <w:t xml:space="preserve"> Diagramma ER Chen</w:t>
+      <w:r>
+        <w:rPr>
+          <w:lang w:val="it-CH"/>
+        </w:rPr>
+        <w:t>Design dei dati e database</w:t>
+      </w:r>
+      <w:bookmarkEnd w:id="22"/>
+      <w:bookmarkEnd w:id="23"/>
+    </w:p>
+    <w:p>
+      <w:pPr>
+        <w:rPr>
+          <w:lang w:eastAsia="it-CH"/>
+        </w:rPr>
+      </w:pPr>
+      <w:r>
+        <w:rPr>
+          <w:lang w:eastAsia="it-CH"/>
+        </w:rPr>
+        <w:t xml:space="preserve">Questo schema Entità-Relazione descrive la struttura del database per un videogioco. Al centro troviamo l'entità "User", che rappresenta l'account del giocatore ed è identificata da una </w:t>
+      </w:r>
+      <w:proofErr w:type="spellStart"/>
+      <w:r>
+        <w:rPr>
+          <w:lang w:eastAsia="it-CH"/>
+        </w:rPr>
+        <w:t>Primary</w:t>
+      </w:r>
+      <w:proofErr w:type="spellEnd"/>
+      <w:r>
+        <w:rPr>
+          <w:lang w:eastAsia="it-CH"/>
+        </w:rPr>
+        <w:t xml:space="preserve"> Key (</w:t>
+      </w:r>
+      <w:r>
+        <w:rPr>
+          <w:sz w:val="23"/>
+          <w:szCs w:val="23"/>
+          <w:lang w:eastAsia="it-CH"/>
+        </w:rPr>
+        <w:t>Id</w:t>
+      </w:r>
+      <w:r>
+        <w:rPr>
+          <w:lang w:eastAsia="it-CH"/>
+        </w:rPr>
+        <w:t>). Da questo punto centrale, i dati si dividono in due sezioni: le "Statistiche", che salvano l'andamento delle partite (come vittorie e danni), e le "impostazioni", che memorizzano le preferenze grafiche e audio. Le impostazioni si collegano a loro volta a "Tasti" e "Comandi", permettendo di creare un sistema personalizzato per mappare le singole azioni di gioco sui pulsanti fisici.</w:t>
+      </w:r>
+    </w:p>
+    <w:p>
+      <w:pPr>
+        <w:rPr>
+          <w:lang w:eastAsia="it-CH"/>
+        </w:rPr>
+      </w:pPr>
+    </w:p>
+    <w:p>
+      <w:pPr>
+        <w:rPr>
+          <w:lang w:eastAsia="it-CH"/>
+        </w:rPr>
+      </w:pPr>
+      <w:r>
+        <w:rPr>
+          <w:lang w:eastAsia="it-CH"/>
+        </w:rPr>
+        <w:t xml:space="preserve">Per trasformare le relazioni "Possiede" e "Gestisce" in vere e proprie tabelle, utilizziamo le Chiavi Esterne (Foreign Key o FK). Le tabelle "Statistiche" e "impostazioni" conterranno una colonna specifica (ad esempio </w:t>
+      </w:r>
+      <w:proofErr w:type="spellStart"/>
+      <w:r>
+        <w:rPr>
+          <w:sz w:val="23"/>
+          <w:szCs w:val="23"/>
+          <w:lang w:eastAsia="it-CH"/>
+        </w:rPr>
+        <w:t>Id_User</w:t>
+      </w:r>
+      <w:proofErr w:type="spellEnd"/>
+      <w:r>
+        <w:rPr>
+          <w:lang w:eastAsia="it-CH"/>
+        </w:rPr>
+        <w:t xml:space="preserve">) che funziona da FK e punta direttamente alla </w:t>
+      </w:r>
+      <w:proofErr w:type="spellStart"/>
+      <w:r>
+        <w:rPr>
+          <w:lang w:eastAsia="it-CH"/>
+        </w:rPr>
+        <w:t>Primary</w:t>
+      </w:r>
+      <w:proofErr w:type="spellEnd"/>
+      <w:r>
+        <w:rPr>
+          <w:lang w:eastAsia="it-CH"/>
+        </w:rPr>
+        <w:t xml:space="preserve"> Key della tabella "User". Poiché a ogni giocatore corrisponde un solo set di statistiche e un solo profilo di opzioni (relazione 1 a 1), su queste FK viene applicato un vincolo </w:t>
+      </w:r>
+      <w:r>
+        <w:rPr>
+          <w:sz w:val="23"/>
+          <w:szCs w:val="23"/>
+          <w:lang w:eastAsia="it-CH"/>
+        </w:rPr>
+        <w:t>UNIQUE</w:t>
+      </w:r>
+      <w:r>
+        <w:rPr>
+          <w:lang w:eastAsia="it-CH"/>
+        </w:rPr>
+        <w:t>. Questa regola tecnica assicura che il database non crei mai dei duplicati per lo stesso utente, mantenendo i dati puliti.</w:t>
+      </w:r>
+    </w:p>
+    <w:p>
+      <w:pPr>
+        <w:rPr>
+          <w:lang w:eastAsia="it-CH"/>
+        </w:rPr>
+      </w:pPr>
+      <w:r>
+        <w:rPr>
+          <w:lang w:eastAsia="it-CH"/>
+        </w:rPr>
+        <w:br w:type="page"/>
+      </w:r>
+    </w:p>
+    <w:p>
+      <w:pPr>
+        <w:rPr>
+          <w:lang w:eastAsia="it-CH"/>
+        </w:rPr>
+      </w:pPr>
+      <w:r>
+        <w:rPr>
+          <w:lang w:eastAsia="it-CH"/>
+        </w:rPr>
+        <w:lastRenderedPageBreak/>
+        <w:t>Per gestire l'assegnazione dei controlli, invece, serve una tabella aggiuntiva, comunemente chiamata tabella ponte. Questa tabella collega "impostazioni", "Tasti" e "Comandi" utilizzando tre diverse Foreign Key: la prima punta al profilo delle impostazioni, la seconda al tasto scelto e la terza all'azione da eseguire. È il metodo standard per registrare in un'unica riga quale mossa è stata assegnata a un determinato tasto. Questa struttura risulta fondamentale per supportare sistemi di comandi complessi, come quelli necessari in un gioco horror in 2D o in un'arena 3D, garantendo che i controlli personalizzati di ogni giocatore vengano salvati e caricati correttamente.</w:t>
+      </w:r>
+    </w:p>
+    <w:p>
+      <w:pPr>
+        <w:pStyle w:val="Titolo2"/>
+        <w:rPr>
+          <w:lang w:val="it-CH"/>
+        </w:rPr>
+      </w:pPr>
+      <w:bookmarkStart w:id="24" w:name="_Toc429059811"/>
+      <w:bookmarkStart w:id="25" w:name="_Toc240033427"/>
+      <w:r>
+        <w:rPr>
+          <w:lang w:val="it-CH"/>
+        </w:rPr>
+        <w:t>Design delle interfacce</w:t>
       </w:r>
       <w:bookmarkEnd w:id="24"/>
-    </w:p>
-    <w:p/>
-    <w:p>
-      <w:r>
-        <w:br w:type="page"/>
-      </w:r>
-    </w:p>
-    <w:p>
-      <w:r>
-        <w:lastRenderedPageBreak/>
-        <w:t>Diagramma Barker/Bachmann</w:t>
-      </w:r>
-    </w:p>
-    <w:p>
-      <w:pPr>
-        <w:keepNext/>
-      </w:pPr>
-      <w:r>
-        <w:rPr>
-          <w:noProof/>
-        </w:rPr>
-        <w:drawing>
-          <wp:inline distT="0" distB="0" distL="0" distR="0" wp14:anchorId="3A386735" wp14:editId="2586053A">
-            <wp:extent cx="6115050" cy="5343525"/>
-            <wp:effectExtent l="152400" t="152400" r="361950" b="371475"/>
-            <wp:docPr id="2" name="Immagine 2"/>
-            <wp:cNvGraphicFramePr>
-              <a:graphicFrameLocks xmlns:a="http://schemas.openxmlformats.org/drawingml/2006/main" noChangeAspect="1"/>
-            </wp:cNvGraphicFramePr>
-            <a:graphic xmlns:a="http://schemas.openxmlformats.org/drawingml/2006/main">
-              <a:graphicData uri="http://schemas.openxmlformats.org/drawingml/2006/picture">
-                <pic:pic xmlns:pic="http://schemas.openxmlformats.org/drawingml/2006/picture">
-                  <pic:nvPicPr>
-                    <pic:cNvPr id="0" name="Picture 1"/>
-                    <pic:cNvPicPr>
-                      <a:picLocks noChangeAspect="1" noChangeArrowheads="1"/>
-                    </pic:cNvPicPr>
-                  </pic:nvPicPr>
-                  <pic:blipFill>
-                    <a:blip r:embed="rId17">
-                      <a:extLst>
-                        <a:ext uri="{28A0092B-C50C-407E-A947-70E740481C1C}">
-                          <a14:useLocalDpi xmlns:a14="http://schemas.microsoft.com/office/drawing/2010/main" val="0"/>
-                        </a:ext>
-                      </a:extLst>
-                    </a:blip>
-                    <a:srcRect/>
-                    <a:stretch>
-                      <a:fillRect/>
-                    </a:stretch>
-                  </pic:blipFill>
-                  <pic:spPr bwMode="auto">
-                    <a:xfrm>
-                      <a:off x="0" y="0"/>
-                      <a:ext cx="6115050" cy="5343525"/>
-                    </a:xfrm>
-                    <a:prstGeom prst="rect">
-                      <a:avLst/>
-                    </a:prstGeom>
-                    <a:ln>
-                      <a:noFill/>
-                    </a:ln>
-                    <a:effectLst>
-                      <a:outerShdw blurRad="292100" dist="139700" dir="2700000" algn="tl" rotWithShape="0">
-                        <a:srgbClr val="333333">
-                          <a:alpha val="65000"/>
-                        </a:srgbClr>
-                      </a:outerShdw>
-                    </a:effectLst>
-                  </pic:spPr>
-                </pic:pic>
-              </a:graphicData>
-            </a:graphic>
-          </wp:inline>
-        </w:drawing>
-      </w:r>
-    </w:p>
-    <w:p>
-      <w:pPr>
-        <w:pStyle w:val="Didascalia"/>
-      </w:pPr>
-      <w:bookmarkStart w:id="25" w:name="_Toc124775987"/>
-      <w:r>
-        <w:t xml:space="preserve">Figura </w:t>
-      </w:r>
-      <w:r>
-        <w:fldChar w:fldCharType="begin"/>
-      </w:r>
-      <w:r>
-        <w:instrText xml:space="preserve"> SEQ Figura \* ARABIC </w:instrText>
-      </w:r>
-      <w:r>
-        <w:fldChar w:fldCharType="separate"/>
-      </w:r>
-      <w:r>
-        <w:rPr>
-          <w:noProof/>
-        </w:rPr>
-        <w:t>4</w:t>
-      </w:r>
-      <w:r>
-        <w:rPr>
-          <w:noProof/>
-        </w:rPr>
-        <w:fldChar w:fldCharType="end"/>
-      </w:r>
-      <w:r>
-        <w:t xml:space="preserve"> </w:t>
-      </w:r>
-      <w:r>
-        <w:t>Diagramma ER Barker</w:t>
-      </w:r>
       <w:bookmarkEnd w:id="25"/>
     </w:p>
-    <w:p/>
-    <w:p>
-      <w:r>
-        <w:br w:type="page"/>
+    <w:p>
+      <w:r>
+        <w:t xml:space="preserve">Descrizione delle interfacce interne ed esterne del sistema e dell’interfaccia utente. La progettazione delle interfacce è basata sulle informazioni ricavate durante la fase di analisi e realizzata tramite </w:t>
+      </w:r>
+      <w:proofErr w:type="spellStart"/>
+      <w:r>
+        <w:t>mockups</w:t>
+      </w:r>
+      <w:proofErr w:type="spellEnd"/>
+      <w:r>
+        <w:t>.</w:t>
       </w:r>
     </w:p>
     <w:p>
@@ -10055,40 +10842,16 @@
           <w:lang w:val="it-CH"/>
         </w:rPr>
       </w:pPr>
-      <w:bookmarkStart w:id="26" w:name="_Toc429059811"/>
-      <w:bookmarkStart w:id="27" w:name="_Toc240023049"/>
+      <w:bookmarkStart w:id="26" w:name="_Toc429059812"/>
+      <w:bookmarkStart w:id="27" w:name="_Toc240033428"/>
       <w:r>
         <w:rPr>
           <w:lang w:val="it-CH"/>
         </w:rPr>
-        <w:lastRenderedPageBreak/>
-        <w:t>Design delle interfacce</w:t>
+        <w:t>Design procedurale</w:t>
       </w:r>
       <w:bookmarkEnd w:id="26"/>
       <w:bookmarkEnd w:id="27"/>
-    </w:p>
-    <w:p>
-      <w:r>
-        <w:t>Descrizione delle interfacce interne ed esterne del sistema e dell’interfaccia utente. La progettazione delle interfacce è basata sulle informazioni ricavate durante la fase di analisi e realizzata tramite mockups.</w:t>
-      </w:r>
-    </w:p>
-    <w:p>
-      <w:pPr>
-        <w:pStyle w:val="Titolo2"/>
-        <w:rPr>
-          <w:lang w:val="it-CH"/>
-        </w:rPr>
-      </w:pPr>
-      <w:bookmarkStart w:id="28" w:name="_Toc429059812"/>
-      <w:bookmarkStart w:id="29" w:name="_Toc240023050"/>
-      <w:r>
-        <w:rPr>
-          <w:lang w:val="it-CH"/>
-        </w:rPr>
-        <w:t>Design procedurale</w:t>
-      </w:r>
-      <w:bookmarkEnd w:id="28"/>
-      <w:bookmarkEnd w:id="29"/>
     </w:p>
     <w:p>
       <w:r>
@@ -10136,8 +10899,13 @@
         </w:numPr>
       </w:pPr>
       <w:r>
-        <w:t>Tabelle di routing</w:t>
-      </w:r>
+        <w:t xml:space="preserve">Tabelle di </w:t>
+      </w:r>
+      <w:proofErr w:type="spellStart"/>
+      <w:r>
+        <w:t>routing</w:t>
+      </w:r>
+      <w:proofErr w:type="spellEnd"/>
     </w:p>
     <w:p>
       <w:pPr>
@@ -10166,98 +10934,98 @@
       <w:pPr>
         <w:pStyle w:val="Titolo1"/>
       </w:pPr>
-      <w:bookmarkStart w:id="30" w:name="_Toc461179222"/>
-      <w:bookmarkStart w:id="31" w:name="_Toc240023051"/>
+      <w:bookmarkStart w:id="28" w:name="_Toc461179222"/>
+      <w:bookmarkStart w:id="29" w:name="_Toc240033429"/>
       <w:r>
         <w:lastRenderedPageBreak/>
         <w:t>Implementazione</w:t>
       </w:r>
+      <w:bookmarkEnd w:id="28"/>
+      <w:bookmarkEnd w:id="29"/>
+    </w:p>
+    <w:p>
+      <w:r>
+        <w:t>In questo capitolo dovrà essere mostrato come è stato realizzato il lavoro. Questa parte può differenziarsi dalla progettazione in quanto il risultato ottenuto non per forza può essere come era stato progettato.</w:t>
+      </w:r>
+    </w:p>
+    <w:p>
+      <w:r>
+        <w:t xml:space="preserve">Sulla base di queste informazioni il lavoro svolto dovrà essere riproducibile. </w:t>
+      </w:r>
+    </w:p>
+    <w:p>
+      <w:r>
+        <w:t>In questa parte è richiesto l’inserimento di codice sorgente</w:t>
+      </w:r>
+      <w:r>
+        <w:t xml:space="preserve"> - </w:t>
+      </w:r>
+      <w:r>
+        <w:t>P</w:t>
+      </w:r>
+      <w:r>
+        <w:t xml:space="preserve">rint </w:t>
+      </w:r>
+      <w:r>
+        <w:t>S</w:t>
+      </w:r>
+      <w:r>
+        <w:t xml:space="preserve">creen </w:t>
+      </w:r>
+      <w:r>
+        <w:t xml:space="preserve">- </w:t>
+      </w:r>
+      <w:r>
+        <w:t>di maschere solamente per quei passaggi particolarmente significativi e/o critici.</w:t>
+      </w:r>
+    </w:p>
+    <w:p>
+      <w:r>
+        <w:t>Inoltre,</w:t>
+      </w:r>
+      <w:r>
+        <w:t xml:space="preserve"> dovranno essere descritte eventuali varianti di soluzione o scelte di prodotti con motivazione delle scelte.</w:t>
+      </w:r>
+    </w:p>
+    <w:p>
+      <w:r>
+        <w:t>Non deve apparire nessuna forma di guida d’uso di librerie o di componenti utilizzati. Eventualmente questa va allegata.</w:t>
+      </w:r>
+    </w:p>
+    <w:p>
+      <w:r>
+        <w:t>Per eventuali dettagli si possono inserire riferimenti ai diari.</w:t>
+      </w:r>
+    </w:p>
+    <w:p>
+      <w:pPr>
+        <w:pStyle w:val="Titolo1"/>
+      </w:pPr>
+      <w:bookmarkStart w:id="30" w:name="_Toc461179223"/>
+      <w:bookmarkStart w:id="31" w:name="_Toc240033430"/>
+      <w:r>
+        <w:t>Test</w:t>
+      </w:r>
       <w:bookmarkEnd w:id="30"/>
       <w:bookmarkEnd w:id="31"/>
     </w:p>
     <w:p>
-      <w:r>
-        <w:t>In questo capitolo dovrà essere mostrato come è stato realizzato il lavoro. Questa parte può differenziarsi dalla progettazione in quanto il risultato ottenuto non per forza può essere come era stato progettato.</w:t>
-      </w:r>
-    </w:p>
-    <w:p>
-      <w:r>
-        <w:t xml:space="preserve">Sulla base di queste informazioni il lavoro svolto dovrà essere riproducibile. </w:t>
-      </w:r>
-    </w:p>
-    <w:p>
-      <w:r>
-        <w:t>In questa parte è richiesto l’inserimento di codice sorgente</w:t>
-      </w:r>
-      <w:r>
-        <w:t xml:space="preserve"> - </w:t>
-      </w:r>
-      <w:r>
-        <w:t>P</w:t>
-      </w:r>
-      <w:r>
-        <w:t xml:space="preserve">rint </w:t>
-      </w:r>
-      <w:r>
-        <w:t>S</w:t>
-      </w:r>
-      <w:r>
-        <w:t xml:space="preserve">creen </w:t>
-      </w:r>
-      <w:r>
-        <w:t xml:space="preserve">- </w:t>
-      </w:r>
-      <w:r>
-        <w:t>di maschere solamente per quei passaggi particolarmente significativi e/o critici.</w:t>
-      </w:r>
-    </w:p>
-    <w:p>
-      <w:r>
-        <w:t>Inoltre,</w:t>
-      </w:r>
-      <w:r>
-        <w:t xml:space="preserve"> dovranno essere descritte eventuali varianti di soluzione o scelte di prodotti con motivazione delle scelte.</w:t>
-      </w:r>
-    </w:p>
-    <w:p>
-      <w:r>
-        <w:t>Non deve apparire nessuna forma di guida d’uso di librerie o di componenti utilizzati. Eventualmente questa va allegata.</w:t>
-      </w:r>
-    </w:p>
-    <w:p>
-      <w:r>
-        <w:t>Per eventuali dettagli si possono inserire riferimenti ai diari.</w:t>
-      </w:r>
-    </w:p>
-    <w:p>
-      <w:pPr>
-        <w:pStyle w:val="Titolo1"/>
-      </w:pPr>
-      <w:bookmarkStart w:id="32" w:name="_Toc461179223"/>
-      <w:bookmarkStart w:id="33" w:name="_Toc240023052"/>
-      <w:r>
-        <w:t>Test</w:t>
+      <w:pPr>
+        <w:pStyle w:val="Titolo2"/>
+        <w:rPr>
+          <w:lang w:val="it-CH"/>
+        </w:rPr>
+      </w:pPr>
+      <w:bookmarkStart w:id="32" w:name="_Toc461179224"/>
+      <w:bookmarkStart w:id="33" w:name="_Toc240033431"/>
+      <w:r>
+        <w:rPr>
+          <w:lang w:val="it-CH"/>
+        </w:rPr>
+        <w:t>Protocollo di test</w:t>
       </w:r>
       <w:bookmarkEnd w:id="32"/>
       <w:bookmarkEnd w:id="33"/>
-    </w:p>
-    <w:p>
-      <w:pPr>
-        <w:pStyle w:val="Titolo2"/>
-        <w:rPr>
-          <w:lang w:val="it-CH"/>
-        </w:rPr>
-      </w:pPr>
-      <w:bookmarkStart w:id="34" w:name="_Toc461179224"/>
-      <w:bookmarkStart w:id="35" w:name="_Toc240023053"/>
-      <w:r>
-        <w:rPr>
-          <w:lang w:val="it-CH"/>
-        </w:rPr>
-        <w:t>Protocollo di test</w:t>
-      </w:r>
-      <w:bookmarkEnd w:id="34"/>
-      <w:bookmarkEnd w:id="35"/>
     </w:p>
     <w:p>
       <w:r>
@@ -10417,86 +11185,212 @@
                 <w:szCs w:val="24"/>
                 <w:lang w:val="it-CH"/>
               </w:rPr>
-              <w:t>Import a card with KIC, KID and KIK keys, but not shown with the GUI</w:t>
-            </w:r>
-          </w:p>
-        </w:tc>
-      </w:tr>
-      <w:tr>
-        <w:tc>
-          <w:tcPr>
-            <w:tcW w:w="1843" w:type="dxa"/>
-            <w:shd w:val="clear" w:color="auto" w:fill="D9D9D9" w:themeFill="background1" w:themeFillShade="D9"/>
-          </w:tcPr>
-          <w:p>
-            <w:pPr>
-              <w:pStyle w:val="BodyTextChar"/>
-              <w:rPr>
-                <w:b/>
+              <w:t xml:space="preserve">Import a card with KIC, KID and KIK keys, </w:t>
+            </w:r>
+            <w:proofErr w:type="spellStart"/>
+            <w:r>
+              <w:rPr>
                 <w:sz w:val="24"/>
                 <w:szCs w:val="24"/>
                 <w:lang w:val="it-CH"/>
               </w:rPr>
-            </w:pPr>
-            <w:r>
-              <w:rPr>
-                <w:b/>
+              <w:t>but</w:t>
+            </w:r>
+            <w:proofErr w:type="spellEnd"/>
+            <w:r>
+              <w:rPr>
                 <w:sz w:val="24"/>
                 <w:szCs w:val="24"/>
                 <w:lang w:val="it-CH"/>
               </w:rPr>
-              <w:t>Descrizione</w:t>
-            </w:r>
-          </w:p>
-        </w:tc>
-        <w:tc>
-          <w:tcPr>
-            <w:tcW w:w="7794" w:type="dxa"/>
-            <w:gridSpan w:val="3"/>
-          </w:tcPr>
-          <w:p>
-            <w:pPr>
-              <w:pStyle w:val="BodyTextChar"/>
+              <w:t xml:space="preserve"> </w:t>
+            </w:r>
+            <w:proofErr w:type="spellStart"/>
+            <w:r>
               <w:rPr>
                 <w:sz w:val="24"/>
                 <w:szCs w:val="24"/>
                 <w:lang w:val="it-CH"/>
               </w:rPr>
-            </w:pPr>
+              <w:t>not</w:t>
+            </w:r>
+            <w:proofErr w:type="spellEnd"/>
             <w:r>
               <w:rPr>
                 <w:sz w:val="24"/>
                 <w:szCs w:val="24"/>
                 <w:lang w:val="it-CH"/>
               </w:rPr>
-              <w:t>Import a card with KIC, KID and KIK keys with no obfuscation, but not shown with the GUI</w:t>
-            </w:r>
-          </w:p>
-        </w:tc>
-      </w:tr>
-      <w:tr>
-        <w:tc>
-          <w:tcPr>
-            <w:tcW w:w="1843" w:type="dxa"/>
-            <w:shd w:val="clear" w:color="auto" w:fill="D9D9D9" w:themeFill="background1" w:themeFillShade="D9"/>
-          </w:tcPr>
-          <w:p>
-            <w:pPr>
-              <w:pStyle w:val="BodyTextChar"/>
-              <w:rPr>
-                <w:b/>
+              <w:t xml:space="preserve"> </w:t>
+            </w:r>
+            <w:proofErr w:type="spellStart"/>
+            <w:r>
+              <w:rPr>
                 <w:sz w:val="24"/>
                 <w:szCs w:val="24"/>
                 <w:lang w:val="it-CH"/>
               </w:rPr>
-            </w:pPr>
-            <w:r>
-              <w:rPr>
-                <w:b/>
+              <w:t>shown</w:t>
+            </w:r>
+            <w:proofErr w:type="spellEnd"/>
+            <w:r>
+              <w:rPr>
                 <w:sz w:val="24"/>
                 <w:szCs w:val="24"/>
                 <w:lang w:val="it-CH"/>
               </w:rPr>
+              <w:t xml:space="preserve"> with the GUI</w:t>
+            </w:r>
+          </w:p>
+        </w:tc>
+      </w:tr>
+      <w:tr>
+        <w:tc>
+          <w:tcPr>
+            <w:tcW w:w="1843" w:type="dxa"/>
+            <w:shd w:val="clear" w:color="auto" w:fill="D9D9D9" w:themeFill="background1" w:themeFillShade="D9"/>
+          </w:tcPr>
+          <w:p>
+            <w:pPr>
+              <w:pStyle w:val="BodyTextChar"/>
+              <w:rPr>
+                <w:b/>
+                <w:sz w:val="24"/>
+                <w:szCs w:val="24"/>
+                <w:lang w:val="it-CH"/>
+              </w:rPr>
+            </w:pPr>
+            <w:r>
+              <w:rPr>
+                <w:b/>
+                <w:sz w:val="24"/>
+                <w:szCs w:val="24"/>
+                <w:lang w:val="it-CH"/>
+              </w:rPr>
+              <w:t>Descrizione</w:t>
+            </w:r>
+          </w:p>
+        </w:tc>
+        <w:tc>
+          <w:tcPr>
+            <w:tcW w:w="7794" w:type="dxa"/>
+            <w:gridSpan w:val="3"/>
+          </w:tcPr>
+          <w:p>
+            <w:pPr>
+              <w:pStyle w:val="BodyTextChar"/>
+              <w:rPr>
+                <w:sz w:val="24"/>
+                <w:szCs w:val="24"/>
+                <w:lang w:val="it-CH"/>
+              </w:rPr>
+            </w:pPr>
+            <w:r>
+              <w:rPr>
+                <w:sz w:val="24"/>
+                <w:szCs w:val="24"/>
+                <w:lang w:val="it-CH"/>
+              </w:rPr>
+              <w:t xml:space="preserve">Import a card with KIC, KID and KIK keys with no </w:t>
+            </w:r>
+            <w:proofErr w:type="spellStart"/>
+            <w:r>
+              <w:rPr>
+                <w:sz w:val="24"/>
+                <w:szCs w:val="24"/>
+                <w:lang w:val="it-CH"/>
+              </w:rPr>
+              <w:t>obfuscation</w:t>
+            </w:r>
+            <w:proofErr w:type="spellEnd"/>
+            <w:r>
+              <w:rPr>
+                <w:sz w:val="24"/>
+                <w:szCs w:val="24"/>
+                <w:lang w:val="it-CH"/>
+              </w:rPr>
+              <w:t xml:space="preserve">, </w:t>
+            </w:r>
+            <w:proofErr w:type="spellStart"/>
+            <w:r>
+              <w:rPr>
+                <w:sz w:val="24"/>
+                <w:szCs w:val="24"/>
+                <w:lang w:val="it-CH"/>
+              </w:rPr>
+              <w:t>but</w:t>
+            </w:r>
+            <w:proofErr w:type="spellEnd"/>
+            <w:r>
+              <w:rPr>
+                <w:sz w:val="24"/>
+                <w:szCs w:val="24"/>
+                <w:lang w:val="it-CH"/>
+              </w:rPr>
+              <w:t xml:space="preserve"> </w:t>
+            </w:r>
+            <w:proofErr w:type="spellStart"/>
+            <w:r>
+              <w:rPr>
+                <w:sz w:val="24"/>
+                <w:szCs w:val="24"/>
+                <w:lang w:val="it-CH"/>
+              </w:rPr>
+              <w:t>not</w:t>
+            </w:r>
+            <w:proofErr w:type="spellEnd"/>
+            <w:r>
+              <w:rPr>
+                <w:sz w:val="24"/>
+                <w:szCs w:val="24"/>
+                <w:lang w:val="it-CH"/>
+              </w:rPr>
+              <w:t xml:space="preserve"> </w:t>
+            </w:r>
+            <w:proofErr w:type="spellStart"/>
+            <w:r>
+              <w:rPr>
+                <w:sz w:val="24"/>
+                <w:szCs w:val="24"/>
+                <w:lang w:val="it-CH"/>
+              </w:rPr>
+              <w:t>shown</w:t>
+            </w:r>
+            <w:proofErr w:type="spellEnd"/>
+            <w:r>
+              <w:rPr>
+                <w:sz w:val="24"/>
+                <w:szCs w:val="24"/>
+                <w:lang w:val="it-CH"/>
+              </w:rPr>
+              <w:t xml:space="preserve"> with the GUI</w:t>
+            </w:r>
+          </w:p>
+        </w:tc>
+      </w:tr>
+      <w:tr>
+        <w:tc>
+          <w:tcPr>
+            <w:tcW w:w="1843" w:type="dxa"/>
+            <w:shd w:val="clear" w:color="auto" w:fill="D9D9D9" w:themeFill="background1" w:themeFillShade="D9"/>
+          </w:tcPr>
+          <w:p>
+            <w:pPr>
+              <w:pStyle w:val="BodyTextChar"/>
+              <w:rPr>
+                <w:b/>
+                <w:sz w:val="24"/>
+                <w:szCs w:val="24"/>
+                <w:lang w:val="it-CH"/>
+              </w:rPr>
+            </w:pPr>
+            <w:r>
+              <w:rPr>
+                <w:b/>
+                <w:sz w:val="24"/>
+                <w:szCs w:val="24"/>
+                <w:lang w:val="it-CH"/>
+              </w:rPr>
               <w:t>Prerequisiti</w:t>
             </w:r>
           </w:p>
@@ -10521,32 +11415,90 @@
                 <w:szCs w:val="24"/>
                 <w:lang w:val="fr-CH"/>
               </w:rPr>
-              <w:t xml:space="preserve">Store on local PC: Profile_1.2.001.xml (appendix </w:t>
-            </w:r>
+              <w:t xml:space="preserve">Store on local </w:t>
+            </w:r>
+            <w:proofErr w:type="gramStart"/>
             <w:r>
               <w:rPr>
                 <w:sz w:val="24"/>
                 <w:szCs w:val="24"/>
                 <w:lang w:val="fr-CH"/>
               </w:rPr>
-              <w:t>n_n</w:t>
-            </w:r>
+              <w:t>PC:</w:t>
+            </w:r>
+            <w:proofErr w:type="gramEnd"/>
             <w:r>
               <w:rPr>
                 <w:sz w:val="24"/>
                 <w:szCs w:val="24"/>
                 <w:lang w:val="fr-CH"/>
               </w:rPr>
-              <w:t xml:space="preserve">) and Cards_1.2.001.txt (appendix </w:t>
-            </w:r>
+              <w:t xml:space="preserve"> Profile_1.2.001.xml (</w:t>
+            </w:r>
+            <w:proofErr w:type="spellStart"/>
             <w:r>
               <w:rPr>
                 <w:sz w:val="24"/>
                 <w:szCs w:val="24"/>
                 <w:lang w:val="fr-CH"/>
               </w:rPr>
+              <w:t>appendix</w:t>
+            </w:r>
+            <w:proofErr w:type="spellEnd"/>
+            <w:r>
+              <w:rPr>
+                <w:sz w:val="24"/>
+                <w:szCs w:val="24"/>
+                <w:lang w:val="fr-CH"/>
+              </w:rPr>
+              <w:t xml:space="preserve"> </w:t>
+            </w:r>
+            <w:proofErr w:type="spellStart"/>
+            <w:r>
+              <w:rPr>
+                <w:sz w:val="24"/>
+                <w:szCs w:val="24"/>
+                <w:lang w:val="fr-CH"/>
+              </w:rPr>
               <w:t>n_n</w:t>
             </w:r>
+            <w:proofErr w:type="spellEnd"/>
+            <w:r>
+              <w:rPr>
+                <w:sz w:val="24"/>
+                <w:szCs w:val="24"/>
+                <w:lang w:val="fr-CH"/>
+              </w:rPr>
+              <w:t>) and Cards_1.2.001.txt (</w:t>
+            </w:r>
+            <w:proofErr w:type="spellStart"/>
+            <w:r>
+              <w:rPr>
+                <w:sz w:val="24"/>
+                <w:szCs w:val="24"/>
+                <w:lang w:val="fr-CH"/>
+              </w:rPr>
+              <w:t>appendix</w:t>
+            </w:r>
+            <w:proofErr w:type="spellEnd"/>
+            <w:r>
+              <w:rPr>
+                <w:sz w:val="24"/>
+                <w:szCs w:val="24"/>
+                <w:lang w:val="fr-CH"/>
+              </w:rPr>
+              <w:t xml:space="preserve"> </w:t>
+            </w:r>
+            <w:proofErr w:type="spellStart"/>
+            <w:r>
+              <w:rPr>
+                <w:sz w:val="24"/>
+                <w:szCs w:val="24"/>
+                <w:lang w:val="fr-CH"/>
+              </w:rPr>
+              <w:t>n_n</w:t>
+            </w:r>
+            <w:proofErr w:type="spellEnd"/>
             <w:r>
               <w:rPr>
                 <w:sz w:val="24"/>
@@ -10635,16 +11587,52 @@
                 <w:szCs w:val="24"/>
                 <w:lang w:val="fr-CH"/>
               </w:rPr>
-              <w:t xml:space="preserve">Go to “Cards manager” menu, </w:t>
-            </w:r>
+              <w:t>Go to “</w:t>
+            </w:r>
+            <w:proofErr w:type="spellStart"/>
             <w:r>
               <w:rPr>
                 <w:sz w:val="24"/>
                 <w:szCs w:val="24"/>
                 <w:lang w:val="fr-CH"/>
               </w:rPr>
+              <w:t>Cards</w:t>
+            </w:r>
+            <w:proofErr w:type="spellEnd"/>
+            <w:r>
+              <w:rPr>
+                <w:sz w:val="24"/>
+                <w:szCs w:val="24"/>
+                <w:lang w:val="fr-CH"/>
+              </w:rPr>
+              <w:t xml:space="preserve"> manager” menu, </w:t>
+            </w:r>
+            <w:r>
+              <w:rPr>
+                <w:sz w:val="24"/>
+                <w:szCs w:val="24"/>
+                <w:lang w:val="fr-CH"/>
+              </w:rPr>
               <w:br/>
-              <w:t>in main page click “Import Profiles” link,</w:t>
+              <w:t xml:space="preserve">in main page click “Import Profiles” </w:t>
+            </w:r>
+            <w:proofErr w:type="spellStart"/>
+            <w:r>
+              <w:rPr>
+                <w:sz w:val="24"/>
+                <w:szCs w:val="24"/>
+                <w:lang w:val="fr-CH"/>
+              </w:rPr>
+              <w:t>link</w:t>
+            </w:r>
+            <w:proofErr w:type="spellEnd"/>
+            <w:r>
+              <w:rPr>
+                <w:sz w:val="24"/>
+                <w:szCs w:val="24"/>
+                <w:lang w:val="fr-CH"/>
+              </w:rPr>
+              <w:t>,</w:t>
             </w:r>
             <w:r>
               <w:rPr>
@@ -10685,25 +11673,25 @@
                 <w:szCs w:val="24"/>
                 <w:lang w:val="fr-CH"/>
               </w:rPr>
-              <w:t xml:space="preserve">Go to “Cards manager” menu, </w:t>
-            </w:r>
+              <w:t>Go to “</w:t>
+            </w:r>
+            <w:proofErr w:type="spellStart"/>
             <w:r>
               <w:rPr>
                 <w:sz w:val="24"/>
                 <w:szCs w:val="24"/>
                 <w:lang w:val="fr-CH"/>
               </w:rPr>
-              <w:br/>
-              <w:t>in main page click “Import Cards” link,</w:t>
-            </w:r>
+              <w:t>Cards</w:t>
+            </w:r>
+            <w:proofErr w:type="spellEnd"/>
             <w:r>
               <w:rPr>
                 <w:sz w:val="24"/>
                 <w:szCs w:val="24"/>
                 <w:lang w:val="fr-CH"/>
               </w:rPr>
-              <w:br/>
-              <w:t>Select the “1.2.001.txt” file,</w:t>
+              <w:t xml:space="preserve"> manager” menu, </w:t>
             </w:r>
             <w:r>
               <w:rPr>
@@ -10712,26 +11700,125 @@
                 <w:lang w:val="fr-CH"/>
               </w:rPr>
               <w:br/>
-              <w:t xml:space="preserve">Delete the cards, </w:t>
-            </w:r>
+              <w:t xml:space="preserve">in main page click “Import </w:t>
+            </w:r>
+            <w:proofErr w:type="spellStart"/>
             <w:r>
               <w:rPr>
                 <w:sz w:val="24"/>
                 <w:szCs w:val="24"/>
                 <w:lang w:val="fr-CH"/>
               </w:rPr>
-              <w:br/>
-              <w:t>Select the “1.2.001.txt” file,</w:t>
-            </w:r>
+              <w:t>Cards</w:t>
+            </w:r>
+            <w:proofErr w:type="spellEnd"/>
             <w:r>
               <w:rPr>
                 <w:sz w:val="24"/>
                 <w:szCs w:val="24"/>
                 <w:lang w:val="fr-CH"/>
               </w:rPr>
+              <w:t xml:space="preserve">” </w:t>
+            </w:r>
+            <w:proofErr w:type="spellStart"/>
+            <w:r>
+              <w:rPr>
+                <w:sz w:val="24"/>
+                <w:szCs w:val="24"/>
+                <w:lang w:val="fr-CH"/>
+              </w:rPr>
+              <w:t>link</w:t>
+            </w:r>
+            <w:proofErr w:type="spellEnd"/>
+            <w:r>
+              <w:rPr>
+                <w:sz w:val="24"/>
+                <w:szCs w:val="24"/>
+                <w:lang w:val="fr-CH"/>
+              </w:rPr>
+              <w:t>,</w:t>
+            </w:r>
+            <w:r>
+              <w:rPr>
+                <w:sz w:val="24"/>
+                <w:szCs w:val="24"/>
+                <w:lang w:val="fr-CH"/>
+              </w:rPr>
               <w:br/>
-              <w:t>Import the cards</w:t>
-            </w:r>
+              <w:t>Select the “1.2.001.txt” file,</w:t>
+            </w:r>
+            <w:r>
+              <w:rPr>
+                <w:sz w:val="24"/>
+                <w:szCs w:val="24"/>
+                <w:lang w:val="fr-CH"/>
+              </w:rPr>
+              <w:br/>
+            </w:r>
+            <w:proofErr w:type="spellStart"/>
+            <w:r>
+              <w:rPr>
+                <w:sz w:val="24"/>
+                <w:szCs w:val="24"/>
+                <w:lang w:val="fr-CH"/>
+              </w:rPr>
+              <w:t>Delete</w:t>
+            </w:r>
+            <w:proofErr w:type="spellEnd"/>
+            <w:r>
+              <w:rPr>
+                <w:sz w:val="24"/>
+                <w:szCs w:val="24"/>
+                <w:lang w:val="fr-CH"/>
+              </w:rPr>
+              <w:t xml:space="preserve"> the </w:t>
+            </w:r>
+            <w:proofErr w:type="spellStart"/>
+            <w:r>
+              <w:rPr>
+                <w:sz w:val="24"/>
+                <w:szCs w:val="24"/>
+                <w:lang w:val="fr-CH"/>
+              </w:rPr>
+              <w:t>cards</w:t>
+            </w:r>
+            <w:proofErr w:type="spellEnd"/>
+            <w:r>
+              <w:rPr>
+                <w:sz w:val="24"/>
+                <w:szCs w:val="24"/>
+                <w:lang w:val="fr-CH"/>
+              </w:rPr>
+              <w:t xml:space="preserve">, </w:t>
+            </w:r>
+            <w:r>
+              <w:rPr>
+                <w:sz w:val="24"/>
+                <w:szCs w:val="24"/>
+                <w:lang w:val="fr-CH"/>
+              </w:rPr>
+              <w:br/>
+              <w:t>Select the “1.2.001.txt” file,</w:t>
+            </w:r>
+            <w:r>
+              <w:rPr>
+                <w:sz w:val="24"/>
+                <w:szCs w:val="24"/>
+                <w:lang w:val="fr-CH"/>
+              </w:rPr>
+              <w:br/>
+              <w:t xml:space="preserve">Import the </w:t>
+            </w:r>
+            <w:proofErr w:type="spellStart"/>
+            <w:r>
+              <w:rPr>
+                <w:sz w:val="24"/>
+                <w:szCs w:val="24"/>
+                <w:lang w:val="fr-CH"/>
+              </w:rPr>
+              <w:t>cards</w:t>
+            </w:r>
+            <w:proofErr w:type="spellEnd"/>
           </w:p>
           <w:p>
             <w:pPr>
@@ -10746,6 +11833,7 @@
                 <w:lang w:val="fr-CH"/>
               </w:rPr>
             </w:pPr>
+            <w:proofErr w:type="spellStart"/>
             <w:r>
               <w:rPr>
                 <w:sz w:val="24"/>
@@ -10753,7 +11841,16 @@
                 <w:lang w:val="fr-CH"/>
               </w:rPr>
               <w:lastRenderedPageBreak/>
-              <w:t>Research the “</w:t>
+              <w:t>Research</w:t>
+            </w:r>
+            <w:proofErr w:type="spellEnd"/>
+            <w:r>
+              <w:rPr>
+                <w:sz w:val="24"/>
+                <w:szCs w:val="24"/>
+                <w:lang w:val="fr-CH"/>
+              </w:rPr>
+              <w:t xml:space="preserve"> the “</w:t>
             </w:r>
             <w:r>
               <w:rPr>
@@ -10771,26 +11868,118 @@
                 <w:szCs w:val="24"/>
                 <w:lang w:val="fr-CH"/>
               </w:rPr>
-              <w:t>” Card,</w:t>
-            </w:r>
+              <w:t xml:space="preserve">” </w:t>
+            </w:r>
+            <w:proofErr w:type="spellStart"/>
             <w:r>
               <w:rPr>
                 <w:sz w:val="24"/>
                 <w:szCs w:val="24"/>
                 <w:lang w:val="fr-CH"/>
               </w:rPr>
-              <w:br/>
-              <w:t>Click the imsi card link</w:t>
-            </w:r>
+              <w:t>Card</w:t>
+            </w:r>
+            <w:proofErr w:type="spellEnd"/>
             <w:r>
               <w:rPr>
                 <w:sz w:val="24"/>
                 <w:szCs w:val="24"/>
                 <w:lang w:val="fr-CH"/>
               </w:rPr>
+              <w:t>,</w:t>
+            </w:r>
+            <w:r>
+              <w:rPr>
+                <w:sz w:val="24"/>
+                <w:szCs w:val="24"/>
+                <w:lang w:val="fr-CH"/>
+              </w:rPr>
               <w:br/>
-              <w:t>Check the card details</w:t>
-            </w:r>
+              <w:t xml:space="preserve">Click the </w:t>
+            </w:r>
+            <w:proofErr w:type="spellStart"/>
+            <w:r>
+              <w:rPr>
+                <w:sz w:val="24"/>
+                <w:szCs w:val="24"/>
+                <w:lang w:val="fr-CH"/>
+              </w:rPr>
+              <w:t>imsi</w:t>
+            </w:r>
+            <w:proofErr w:type="spellEnd"/>
+            <w:r>
+              <w:rPr>
+                <w:sz w:val="24"/>
+                <w:szCs w:val="24"/>
+                <w:lang w:val="fr-CH"/>
+              </w:rPr>
+              <w:t xml:space="preserve"> </w:t>
+            </w:r>
+            <w:proofErr w:type="spellStart"/>
+            <w:r>
+              <w:rPr>
+                <w:sz w:val="24"/>
+                <w:szCs w:val="24"/>
+                <w:lang w:val="fr-CH"/>
+              </w:rPr>
+              <w:t>card</w:t>
+            </w:r>
+            <w:proofErr w:type="spellEnd"/>
+            <w:r>
+              <w:rPr>
+                <w:sz w:val="24"/>
+                <w:szCs w:val="24"/>
+                <w:lang w:val="fr-CH"/>
+              </w:rPr>
+              <w:t xml:space="preserve"> </w:t>
+            </w:r>
+            <w:proofErr w:type="spellStart"/>
+            <w:r>
+              <w:rPr>
+                <w:sz w:val="24"/>
+                <w:szCs w:val="24"/>
+                <w:lang w:val="fr-CH"/>
+              </w:rPr>
+              <w:t>link</w:t>
+            </w:r>
+            <w:proofErr w:type="spellEnd"/>
+            <w:r>
+              <w:rPr>
+                <w:sz w:val="24"/>
+                <w:szCs w:val="24"/>
+                <w:lang w:val="fr-CH"/>
+              </w:rPr>
+              <w:br/>
+              <w:t xml:space="preserve">Check the </w:t>
+            </w:r>
+            <w:proofErr w:type="spellStart"/>
+            <w:r>
+              <w:rPr>
+                <w:sz w:val="24"/>
+                <w:szCs w:val="24"/>
+                <w:lang w:val="fr-CH"/>
+              </w:rPr>
+              <w:t>card</w:t>
+            </w:r>
+            <w:proofErr w:type="spellEnd"/>
+            <w:r>
+              <w:rPr>
+                <w:sz w:val="24"/>
+                <w:szCs w:val="24"/>
+                <w:lang w:val="fr-CH"/>
+              </w:rPr>
+              <w:t xml:space="preserve"> </w:t>
+            </w:r>
+            <w:proofErr w:type="spellStart"/>
+            <w:r>
+              <w:rPr>
+                <w:sz w:val="24"/>
+                <w:szCs w:val="24"/>
+                <w:lang w:val="fr-CH"/>
+              </w:rPr>
+              <w:t>details</w:t>
+            </w:r>
+            <w:proofErr w:type="spellEnd"/>
           </w:p>
           <w:p>
             <w:pPr>
@@ -10805,6 +11994,7 @@
                 <w:lang w:val="fr-CH"/>
               </w:rPr>
             </w:pPr>
+            <w:proofErr w:type="spellStart"/>
             <w:r>
               <w:rPr>
                 <w:rFonts w:eastAsia="MS Mincho"/>
@@ -10812,8 +12002,9 @@
                 <w:szCs w:val="24"/>
                 <w:lang w:val="fr-CH" w:eastAsia="ja-JP"/>
               </w:rPr>
-              <w:t>Execute the SQL:</w:t>
-            </w:r>
+              <w:t>Execute</w:t>
+            </w:r>
+            <w:proofErr w:type="spellEnd"/>
             <w:r>
               <w:rPr>
                 <w:rFonts w:eastAsia="MS Mincho"/>
@@ -10821,6 +12012,26 @@
                 <w:szCs w:val="24"/>
                 <w:lang w:val="fr-CH" w:eastAsia="ja-JP"/>
               </w:rPr>
+              <w:t xml:space="preserve"> the </w:t>
+            </w:r>
+            <w:proofErr w:type="gramStart"/>
+            <w:r>
+              <w:rPr>
+                <w:rFonts w:eastAsia="MS Mincho"/>
+                <w:sz w:val="24"/>
+                <w:szCs w:val="24"/>
+                <w:lang w:val="fr-CH" w:eastAsia="ja-JP"/>
+              </w:rPr>
+              <w:t>SQL:</w:t>
+            </w:r>
+            <w:proofErr w:type="gramEnd"/>
+            <w:r>
+              <w:rPr>
+                <w:rFonts w:eastAsia="MS Mincho"/>
+                <w:sz w:val="24"/>
+                <w:szCs w:val="24"/>
+                <w:lang w:val="fr-CH" w:eastAsia="ja-JP"/>
+              </w:rPr>
               <w:br/>
             </w:r>
             <w:r>
@@ -10829,7 +12040,331 @@
                 <w:rFonts w:eastAsia="MS Mincho"/>
                 <w:lang w:val="fr-CH"/>
               </w:rPr>
-              <w:t>SELECT imsi, dir, keyset, cntr, rawtohex(kickey), rawtohex(kidkey), rawtohex(kikkey), rawtohex(chv), rawtohex(dap)FROM otacardkey a where imsi='340041795924770' ORDER BY keyset;</w:t>
+              <w:t xml:space="preserve">SELECT </w:t>
+            </w:r>
+            <w:proofErr w:type="spellStart"/>
+            <w:r>
+              <w:rPr>
+                <w:rStyle w:val="Codice"/>
+                <w:rFonts w:eastAsia="MS Mincho"/>
+                <w:lang w:val="fr-CH"/>
+              </w:rPr>
+              <w:t>imsi</w:t>
+            </w:r>
+            <w:proofErr w:type="spellEnd"/>
+            <w:r>
+              <w:rPr>
+                <w:rStyle w:val="Codice"/>
+                <w:rFonts w:eastAsia="MS Mincho"/>
+                <w:lang w:val="fr-CH"/>
+              </w:rPr>
+              <w:t xml:space="preserve">, </w:t>
+            </w:r>
+            <w:proofErr w:type="spellStart"/>
+            <w:r>
+              <w:rPr>
+                <w:rStyle w:val="Codice"/>
+                <w:rFonts w:eastAsia="MS Mincho"/>
+                <w:lang w:val="fr-CH"/>
+              </w:rPr>
+              <w:t>dir</w:t>
+            </w:r>
+            <w:proofErr w:type="spellEnd"/>
+            <w:r>
+              <w:rPr>
+                <w:rStyle w:val="Codice"/>
+                <w:rFonts w:eastAsia="MS Mincho"/>
+                <w:lang w:val="fr-CH"/>
+              </w:rPr>
+              <w:t xml:space="preserve">, </w:t>
+            </w:r>
+            <w:proofErr w:type="spellStart"/>
+            <w:r>
+              <w:rPr>
+                <w:rStyle w:val="Codice"/>
+                <w:rFonts w:eastAsia="MS Mincho"/>
+                <w:lang w:val="fr-CH"/>
+              </w:rPr>
+              <w:t>keyset</w:t>
+            </w:r>
+            <w:proofErr w:type="spellEnd"/>
+            <w:r>
+              <w:rPr>
+                <w:rStyle w:val="Codice"/>
+                <w:rFonts w:eastAsia="MS Mincho"/>
+                <w:lang w:val="fr-CH"/>
+              </w:rPr>
+              <w:t xml:space="preserve">, </w:t>
+            </w:r>
+            <w:proofErr w:type="spellStart"/>
+            <w:r>
+              <w:rPr>
+                <w:rStyle w:val="Codice"/>
+                <w:rFonts w:eastAsia="MS Mincho"/>
+                <w:lang w:val="fr-CH"/>
+              </w:rPr>
+              <w:t>cntr</w:t>
+            </w:r>
+            <w:proofErr w:type="spellEnd"/>
+            <w:r>
+              <w:rPr>
+                <w:rStyle w:val="Codice"/>
+                <w:rFonts w:eastAsia="MS Mincho"/>
+                <w:lang w:val="fr-CH"/>
+              </w:rPr>
+              <w:t xml:space="preserve">, </w:t>
+            </w:r>
+            <w:proofErr w:type="spellStart"/>
+            <w:r>
+              <w:rPr>
+                <w:rStyle w:val="Codice"/>
+                <w:rFonts w:eastAsia="MS Mincho"/>
+                <w:lang w:val="fr-CH"/>
+              </w:rPr>
+              <w:t>rawtohex</w:t>
+            </w:r>
+            <w:proofErr w:type="spellEnd"/>
+            <w:r>
+              <w:rPr>
+                <w:rStyle w:val="Codice"/>
+                <w:rFonts w:eastAsia="MS Mincho"/>
+                <w:lang w:val="fr-CH"/>
+              </w:rPr>
+              <w:t>(</w:t>
+            </w:r>
+            <w:proofErr w:type="spellStart"/>
+            <w:r>
+              <w:rPr>
+                <w:rStyle w:val="Codice"/>
+                <w:rFonts w:eastAsia="MS Mincho"/>
+                <w:lang w:val="fr-CH"/>
+              </w:rPr>
+              <w:t>kickey</w:t>
+            </w:r>
+            <w:proofErr w:type="spellEnd"/>
+            <w:r>
+              <w:rPr>
+                <w:rStyle w:val="Codice"/>
+                <w:rFonts w:eastAsia="MS Mincho"/>
+                <w:lang w:val="fr-CH"/>
+              </w:rPr>
+              <w:t xml:space="preserve">), </w:t>
+            </w:r>
+            <w:proofErr w:type="spellStart"/>
+            <w:r>
+              <w:rPr>
+                <w:rStyle w:val="Codice"/>
+                <w:rFonts w:eastAsia="MS Mincho"/>
+                <w:lang w:val="fr-CH"/>
+              </w:rPr>
+              <w:t>rawtohex</w:t>
+            </w:r>
+            <w:proofErr w:type="spellEnd"/>
+            <w:r>
+              <w:rPr>
+                <w:rStyle w:val="Codice"/>
+                <w:rFonts w:eastAsia="MS Mincho"/>
+                <w:lang w:val="fr-CH"/>
+              </w:rPr>
+              <w:t>(</w:t>
+            </w:r>
+            <w:proofErr w:type="spellStart"/>
+            <w:r>
+              <w:rPr>
+                <w:rStyle w:val="Codice"/>
+                <w:rFonts w:eastAsia="MS Mincho"/>
+                <w:lang w:val="fr-CH"/>
+              </w:rPr>
+              <w:t>kidkey</w:t>
+            </w:r>
+            <w:proofErr w:type="spellEnd"/>
+            <w:r>
+              <w:rPr>
+                <w:rStyle w:val="Codice"/>
+                <w:rFonts w:eastAsia="MS Mincho"/>
+                <w:lang w:val="fr-CH"/>
+              </w:rPr>
+              <w:t xml:space="preserve">), </w:t>
+            </w:r>
+            <w:proofErr w:type="spellStart"/>
+            <w:r>
+              <w:rPr>
+                <w:rStyle w:val="Codice"/>
+                <w:rFonts w:eastAsia="MS Mincho"/>
+                <w:lang w:val="fr-CH"/>
+              </w:rPr>
+              <w:t>rawtohex</w:t>
+            </w:r>
+            <w:proofErr w:type="spellEnd"/>
+            <w:r>
+              <w:rPr>
+                <w:rStyle w:val="Codice"/>
+                <w:rFonts w:eastAsia="MS Mincho"/>
+                <w:lang w:val="fr-CH"/>
+              </w:rPr>
+              <w:t>(</w:t>
+            </w:r>
+            <w:proofErr w:type="spellStart"/>
+            <w:r>
+              <w:rPr>
+                <w:rStyle w:val="Codice"/>
+                <w:rFonts w:eastAsia="MS Mincho"/>
+                <w:lang w:val="fr-CH"/>
+              </w:rPr>
+              <w:t>kikkey</w:t>
+            </w:r>
+            <w:proofErr w:type="spellEnd"/>
+            <w:r>
+              <w:rPr>
+                <w:rStyle w:val="Codice"/>
+                <w:rFonts w:eastAsia="MS Mincho"/>
+                <w:lang w:val="fr-CH"/>
+              </w:rPr>
+              <w:t xml:space="preserve">), </w:t>
+            </w:r>
+            <w:proofErr w:type="spellStart"/>
+            <w:r>
+              <w:rPr>
+                <w:rStyle w:val="Codice"/>
+                <w:rFonts w:eastAsia="MS Mincho"/>
+                <w:lang w:val="fr-CH"/>
+              </w:rPr>
+              <w:t>rawtohex</w:t>
+            </w:r>
+            <w:proofErr w:type="spellEnd"/>
+            <w:r>
+              <w:rPr>
+                <w:rStyle w:val="Codice"/>
+                <w:rFonts w:eastAsia="MS Mincho"/>
+                <w:lang w:val="fr-CH"/>
+              </w:rPr>
+              <w:t>(</w:t>
+            </w:r>
+            <w:proofErr w:type="spellStart"/>
+            <w:r>
+              <w:rPr>
+                <w:rStyle w:val="Codice"/>
+                <w:rFonts w:eastAsia="MS Mincho"/>
+                <w:lang w:val="fr-CH"/>
+              </w:rPr>
+              <w:t>chv</w:t>
+            </w:r>
+            <w:proofErr w:type="spellEnd"/>
+            <w:r>
+              <w:rPr>
+                <w:rStyle w:val="Codice"/>
+                <w:rFonts w:eastAsia="MS Mincho"/>
+                <w:lang w:val="fr-CH"/>
+              </w:rPr>
+              <w:t xml:space="preserve">), </w:t>
+            </w:r>
+            <w:proofErr w:type="spellStart"/>
+            <w:r>
+              <w:rPr>
+                <w:rStyle w:val="Codice"/>
+                <w:rFonts w:eastAsia="MS Mincho"/>
+                <w:lang w:val="fr-CH"/>
+              </w:rPr>
+              <w:t>rawtohex</w:t>
+            </w:r>
+            <w:proofErr w:type="spellEnd"/>
+            <w:r>
+              <w:rPr>
+                <w:rStyle w:val="Codice"/>
+                <w:rFonts w:eastAsia="MS Mincho"/>
+                <w:lang w:val="fr-CH"/>
+              </w:rPr>
+              <w:t>(</w:t>
+            </w:r>
+            <w:proofErr w:type="spellStart"/>
+            <w:r>
+              <w:rPr>
+                <w:rStyle w:val="Codice"/>
+                <w:rFonts w:eastAsia="MS Mincho"/>
+                <w:lang w:val="fr-CH"/>
+              </w:rPr>
+              <w:t>dap</w:t>
+            </w:r>
+            <w:proofErr w:type="spellEnd"/>
+            <w:r>
+              <w:rPr>
+                <w:rStyle w:val="Codice"/>
+                <w:rFonts w:eastAsia="MS Mincho"/>
+                <w:lang w:val="fr-CH"/>
+              </w:rPr>
+              <w:t xml:space="preserve">)FROM </w:t>
+            </w:r>
+            <w:proofErr w:type="spellStart"/>
+            <w:r>
+              <w:rPr>
+                <w:rStyle w:val="Codice"/>
+                <w:rFonts w:eastAsia="MS Mincho"/>
+                <w:lang w:val="fr-CH"/>
+              </w:rPr>
+              <w:t>otacardkey</w:t>
+            </w:r>
+            <w:proofErr w:type="spellEnd"/>
+            <w:r>
+              <w:rPr>
+                <w:rStyle w:val="Codice"/>
+                <w:rFonts w:eastAsia="MS Mincho"/>
+                <w:lang w:val="fr-CH"/>
+              </w:rPr>
+              <w:t xml:space="preserve"> a </w:t>
+            </w:r>
+            <w:proofErr w:type="spellStart"/>
+            <w:r>
+              <w:rPr>
+                <w:rStyle w:val="Codice"/>
+                <w:rFonts w:eastAsia="MS Mincho"/>
+                <w:lang w:val="fr-CH"/>
+              </w:rPr>
+              <w:t>where</w:t>
+            </w:r>
+            <w:proofErr w:type="spellEnd"/>
+            <w:r>
+              <w:rPr>
+                <w:rStyle w:val="Codice"/>
+                <w:rFonts w:eastAsia="MS Mincho"/>
+                <w:lang w:val="fr-CH"/>
+              </w:rPr>
+              <w:t xml:space="preserve"> </w:t>
+            </w:r>
+            <w:proofErr w:type="spellStart"/>
+            <w:r>
+              <w:rPr>
+                <w:rStyle w:val="Codice"/>
+                <w:rFonts w:eastAsia="MS Mincho"/>
+                <w:lang w:val="fr-CH"/>
+              </w:rPr>
+              <w:t>imsi</w:t>
+            </w:r>
+            <w:proofErr w:type="spellEnd"/>
+            <w:r>
+              <w:rPr>
+                <w:rStyle w:val="Codice"/>
+                <w:rFonts w:eastAsia="MS Mincho"/>
+                <w:lang w:val="fr-CH"/>
+              </w:rPr>
+              <w:t xml:space="preserve">='340041795924770' ORDER BY </w:t>
+            </w:r>
+            <w:proofErr w:type="spellStart"/>
+            <w:r>
+              <w:rPr>
+                <w:rStyle w:val="Codice"/>
+                <w:rFonts w:eastAsia="MS Mincho"/>
+                <w:lang w:val="fr-CH"/>
+              </w:rPr>
+              <w:t>keyset</w:t>
+            </w:r>
+            <w:proofErr w:type="spellEnd"/>
+            <w:r>
+              <w:rPr>
+                <w:rStyle w:val="Codice"/>
+                <w:rFonts w:eastAsia="MS Mincho"/>
+                <w:lang w:val="fr-CH"/>
+              </w:rPr>
+              <w:t>;</w:t>
             </w:r>
           </w:p>
         </w:tc>
@@ -10882,7 +12417,115 @@
                 <w:szCs w:val="24"/>
                 <w:lang w:val="it-CH"/>
               </w:rPr>
-              <w:t>Keys visible in the DB (OtaCardKey) but not visible in the GUI (Card details)</w:t>
+              <w:t xml:space="preserve">Keys </w:t>
+            </w:r>
+            <w:proofErr w:type="spellStart"/>
+            <w:r>
+              <w:rPr>
+                <w:sz w:val="24"/>
+                <w:szCs w:val="24"/>
+                <w:lang w:val="it-CH"/>
+              </w:rPr>
+              <w:t>visible</w:t>
+            </w:r>
+            <w:proofErr w:type="spellEnd"/>
+            <w:r>
+              <w:rPr>
+                <w:sz w:val="24"/>
+                <w:szCs w:val="24"/>
+                <w:lang w:val="it-CH"/>
+              </w:rPr>
+              <w:t xml:space="preserve"> in the DB (</w:t>
+            </w:r>
+            <w:proofErr w:type="spellStart"/>
+            <w:r>
+              <w:rPr>
+                <w:sz w:val="24"/>
+                <w:szCs w:val="24"/>
+                <w:lang w:val="it-CH"/>
+              </w:rPr>
+              <w:t>OtaCardKey</w:t>
+            </w:r>
+            <w:proofErr w:type="spellEnd"/>
+            <w:r>
+              <w:rPr>
+                <w:sz w:val="24"/>
+                <w:szCs w:val="24"/>
+                <w:lang w:val="it-CH"/>
+              </w:rPr>
+              <w:t xml:space="preserve">) </w:t>
+            </w:r>
+            <w:proofErr w:type="spellStart"/>
+            <w:r>
+              <w:rPr>
+                <w:sz w:val="24"/>
+                <w:szCs w:val="24"/>
+                <w:lang w:val="it-CH"/>
+              </w:rPr>
+              <w:t>but</w:t>
+            </w:r>
+            <w:proofErr w:type="spellEnd"/>
+            <w:r>
+              <w:rPr>
+                <w:sz w:val="24"/>
+                <w:szCs w:val="24"/>
+                <w:lang w:val="it-CH"/>
+              </w:rPr>
+              <w:t xml:space="preserve"> </w:t>
+            </w:r>
+            <w:proofErr w:type="spellStart"/>
+            <w:r>
+              <w:rPr>
+                <w:sz w:val="24"/>
+                <w:szCs w:val="24"/>
+                <w:lang w:val="it-CH"/>
+              </w:rPr>
+              <w:t>not</w:t>
+            </w:r>
+            <w:proofErr w:type="spellEnd"/>
+            <w:r>
+              <w:rPr>
+                <w:sz w:val="24"/>
+                <w:szCs w:val="24"/>
+                <w:lang w:val="it-CH"/>
+              </w:rPr>
+              <w:t xml:space="preserve"> </w:t>
+            </w:r>
+            <w:proofErr w:type="spellStart"/>
+            <w:r>
+              <w:rPr>
+                <w:sz w:val="24"/>
+                <w:szCs w:val="24"/>
+                <w:lang w:val="it-CH"/>
+              </w:rPr>
+              <w:t>visible</w:t>
+            </w:r>
+            <w:proofErr w:type="spellEnd"/>
+            <w:r>
+              <w:rPr>
+                <w:sz w:val="24"/>
+                <w:szCs w:val="24"/>
+                <w:lang w:val="it-CH"/>
+              </w:rPr>
+              <w:t xml:space="preserve"> in the GUI (Card </w:t>
+            </w:r>
+            <w:proofErr w:type="spellStart"/>
+            <w:r>
+              <w:rPr>
+                <w:sz w:val="24"/>
+                <w:szCs w:val="24"/>
+                <w:lang w:val="it-CH"/>
+              </w:rPr>
+              <w:t>details</w:t>
+            </w:r>
+            <w:proofErr w:type="spellEnd"/>
+            <w:r>
+              <w:rPr>
+                <w:sz w:val="24"/>
+                <w:szCs w:val="24"/>
+                <w:lang w:val="it-CH"/>
+              </w:rPr>
+              <w:t>)</w:t>
             </w:r>
           </w:p>
         </w:tc>
@@ -10895,7 +12538,7 @@
           <w:b/>
         </w:rPr>
       </w:pPr>
-      <w:bookmarkStart w:id="36" w:name="_Toc461179225"/>
+      <w:bookmarkStart w:id="34" w:name="_Toc461179225"/>
       <w:r>
         <w:br w:type="page"/>
       </w:r>
@@ -10907,7 +12550,7 @@
           <w:lang w:val="it-CH"/>
         </w:rPr>
       </w:pPr>
-      <w:bookmarkStart w:id="37" w:name="_Toc240023054"/>
+      <w:bookmarkStart w:id="35" w:name="_Toc240033432"/>
       <w:r>
         <w:rPr>
           <w:lang w:val="it-CH"/>
@@ -10915,8 +12558,8 @@
         <w:lastRenderedPageBreak/>
         <w:t>Risultati test</w:t>
       </w:r>
-      <w:bookmarkEnd w:id="36"/>
-      <w:bookmarkEnd w:id="37"/>
+      <w:bookmarkEnd w:id="34"/>
+      <w:bookmarkEnd w:id="35"/>
     </w:p>
     <w:p>
       <w:r>
@@ -11149,49 +12792,57 @@
           <w:lang w:val="it-CH"/>
         </w:rPr>
       </w:pPr>
-      <w:bookmarkStart w:id="38" w:name="_Toc461179226"/>
-      <w:bookmarkStart w:id="39" w:name="_Toc240023055"/>
+      <w:bookmarkStart w:id="36" w:name="_Toc461179226"/>
+      <w:bookmarkStart w:id="37" w:name="_Toc240033433"/>
       <w:r>
         <w:rPr>
           <w:lang w:val="it-CH"/>
         </w:rPr>
         <w:t>Mancanze/limitazioni conosciute</w:t>
+      </w:r>
+      <w:bookmarkEnd w:id="36"/>
+      <w:bookmarkEnd w:id="37"/>
+    </w:p>
+    <w:p>
+      <w:r>
+        <w:t>Descrizione con motivazione di eventuali elementi mancanti o non completamente implementati, al di fuori dei test case. Non devono essere riportati gli errori e i problemi riscontrati e poi risolti durante il progetto.</w:t>
+      </w:r>
+    </w:p>
+    <w:p>
+      <w:pPr>
+        <w:pStyle w:val="Titolo1"/>
+      </w:pPr>
+      <w:bookmarkStart w:id="38" w:name="_Toc461179227"/>
+      <w:bookmarkStart w:id="39" w:name="_Toc240033434"/>
+      <w:r>
+        <w:t>Consuntivo</w:t>
       </w:r>
       <w:bookmarkEnd w:id="38"/>
       <w:bookmarkEnd w:id="39"/>
     </w:p>
     <w:p>
       <w:r>
-        <w:t>Descrizione con motivazione di eventuali elementi mancanti o non completamente implementati, al di fuori dei test case. Non devono essere riportati gli errori e i problemi riscontrati e poi risolti durante il progetto.</w:t>
-      </w:r>
-    </w:p>
-    <w:p>
-      <w:pPr>
-        <w:pStyle w:val="Titolo1"/>
-      </w:pPr>
-      <w:bookmarkStart w:id="40" w:name="_Toc461179227"/>
-      <w:bookmarkStart w:id="41" w:name="_Toc240023056"/>
-      <w:r>
-        <w:t>Consuntivo</w:t>
-      </w:r>
-      <w:bookmarkEnd w:id="40"/>
-      <w:bookmarkEnd w:id="41"/>
-    </w:p>
-    <w:p>
-      <w:r>
         <w:t>Consuntivo del tempo di lavoro effettivo e considerazioni riguardo le differenze rispetto alla pianificazione (cap</w:t>
       </w:r>
       <w:r>
         <w:t>.</w:t>
       </w:r>
       <w:r>
-        <w:t xml:space="preserve"> 1.7) (ad esempio Gan</w:t>
+        <w:t xml:space="preserve"> 1.7) (ad esempio </w:t>
+      </w:r>
+      <w:proofErr w:type="spellStart"/>
+      <w:r>
+        <w:t>Gan</w:t>
       </w:r>
       <w:r>
         <w:t>t</w:t>
       </w:r>
       <w:r>
-        <w:t>t consuntivo).</w:t>
+        <w:t>t</w:t>
+      </w:r>
+      <w:proofErr w:type="spellEnd"/>
+      <w:r>
+        <w:t xml:space="preserve"> consuntivo).</w:t>
       </w:r>
     </w:p>
     <w:p/>
@@ -11199,10 +12850,10 @@
     <w:p>
       <w:pPr>
         <w:sectPr>
-          <w:headerReference w:type="default" r:id="rId18"/>
-          <w:footerReference w:type="default" r:id="rId19"/>
-          <w:headerReference w:type="first" r:id="rId20"/>
-          <w:footerReference w:type="first" r:id="rId21"/>
+          <w:headerReference w:type="default" r:id="rId17"/>
+          <w:footerReference w:type="default" r:id="rId18"/>
+          <w:headerReference w:type="first" r:id="rId19"/>
+          <w:footerReference w:type="first" r:id="rId20"/>
           <w:pgSz w:w="11906" w:h="16838"/>
           <w:pgMar w:top="1985" w:right="1134" w:bottom="1418" w:left="1134" w:header="567" w:footer="567" w:gutter="0"/>
           <w:cols w:space="720"/>
@@ -11396,7 +13047,7 @@
       <w:pPr>
         <w:pStyle w:val="Didascalia"/>
       </w:pPr>
-      <w:bookmarkStart w:id="42" w:name="_Toc124775988"/>
+      <w:bookmarkStart w:id="40" w:name="_Toc124775988"/>
       <w:r>
         <w:t xml:space="preserve">Figura </w:t>
       </w:r>
@@ -11425,19 +13076,24 @@
         <w:t xml:space="preserve"> </w:t>
       </w:r>
       <w:r>
-        <w:t>Esempio di diagramma di Gantt</w:t>
-      </w:r>
+        <w:t xml:space="preserve">Esempio di diagramma di </w:t>
+      </w:r>
+      <w:proofErr w:type="spellStart"/>
+      <w:r>
+        <w:t>Gantt</w:t>
+      </w:r>
+      <w:proofErr w:type="spellEnd"/>
       <w:r>
         <w:t xml:space="preserve"> consuntivo</w:t>
       </w:r>
-      <w:bookmarkEnd w:id="42"/>
+      <w:bookmarkEnd w:id="40"/>
     </w:p>
     <w:p/>
     <w:p>
       <w:pPr>
         <w:sectPr>
-          <w:headerReference w:type="first" r:id="rId22"/>
-          <w:footerReference w:type="first" r:id="rId23"/>
+          <w:headerReference w:type="first" r:id="rId21"/>
+          <w:footerReference w:type="first" r:id="rId22"/>
           <w:pgSz w:w="16838" w:h="11906" w:orient="landscape"/>
           <w:pgMar w:top="720" w:right="720" w:bottom="720" w:left="720" w:header="567" w:footer="567" w:gutter="0"/>
           <w:cols w:space="720"/>
@@ -11450,21 +13106,44 @@
       <w:pPr>
         <w:pStyle w:val="Titolo1"/>
       </w:pPr>
-      <w:bookmarkStart w:id="43" w:name="_Toc461179228"/>
-      <w:bookmarkStart w:id="44" w:name="_Toc240023057"/>
+      <w:bookmarkStart w:id="41" w:name="_Toc461179228"/>
+      <w:bookmarkStart w:id="42" w:name="_Toc240033435"/>
       <w:r>
         <w:lastRenderedPageBreak/>
         <w:t>Conclusioni</w:t>
       </w:r>
+      <w:bookmarkEnd w:id="41"/>
+      <w:bookmarkEnd w:id="42"/>
+    </w:p>
+    <w:p>
+      <w:r>
+        <w:t>Quali sono le implicazioni della mia soluzione? Che impatto avrà? Cambierà il mondo? È un successo importante? È solo un’aggiunta marginale o è semplicemente servita per scoprire che questo percorso è stato una perdita di tempo? I risultati ottenuti sono generali, facilmente generalizzabili o sono specifici di un caso particolare? ecc</w:t>
+      </w:r>
+      <w:r>
+        <w:t>.</w:t>
+      </w:r>
+    </w:p>
+    <w:p>
+      <w:pPr>
+        <w:pStyle w:val="Titolo2"/>
+        <w:rPr>
+          <w:lang w:val="it-CH"/>
+        </w:rPr>
+      </w:pPr>
+      <w:bookmarkStart w:id="43" w:name="_Toc461179229"/>
+      <w:bookmarkStart w:id="44" w:name="_Toc240033436"/>
+      <w:r>
+        <w:rPr>
+          <w:lang w:val="it-CH"/>
+        </w:rPr>
+        <w:t>Sviluppi futuri</w:t>
+      </w:r>
       <w:bookmarkEnd w:id="43"/>
       <w:bookmarkEnd w:id="44"/>
     </w:p>
     <w:p>
       <w:r>
-        <w:t>Quali sono le implicazioni della mia soluzione? Che impatto avrà? Cambierà il mondo? È un successo importante? È solo un’aggiunta marginale o è semplicemente servita per scoprire che questo percorso è stato una perdita di tempo? I risultati ottenuti sono generali, facilmente generalizzabili o sono specifici di un caso particolare? ecc</w:t>
-      </w:r>
-      <w:r>
-        <w:t>.</w:t>
+        <w:t>Migliorie o estensioni che possono essere sviluppate sul prodotto.</w:t>
       </w:r>
     </w:p>
     <w:p>
@@ -11474,89 +13153,66 @@
           <w:lang w:val="it-CH"/>
         </w:rPr>
       </w:pPr>
-      <w:bookmarkStart w:id="45" w:name="_Toc461179229"/>
-      <w:bookmarkStart w:id="46" w:name="_Toc240023058"/>
+      <w:bookmarkStart w:id="45" w:name="_Toc461179230"/>
+      <w:bookmarkStart w:id="46" w:name="_Toc240033437"/>
       <w:r>
         <w:rPr>
           <w:lang w:val="it-CH"/>
         </w:rPr>
-        <w:t>Sviluppi futuri</w:t>
+        <w:t>Considerazioni personali</w:t>
       </w:r>
       <w:bookmarkEnd w:id="45"/>
       <w:bookmarkEnd w:id="46"/>
     </w:p>
     <w:p>
       <w:r>
-        <w:t>Migliorie o estensioni che possono essere sviluppate sul prodotto.</w:t>
-      </w:r>
-    </w:p>
-    <w:p>
-      <w:pPr>
-        <w:pStyle w:val="Titolo2"/>
-        <w:rPr>
-          <w:lang w:val="it-CH"/>
-        </w:rPr>
-      </w:pPr>
-      <w:bookmarkStart w:id="47" w:name="_Toc461179230"/>
-      <w:bookmarkStart w:id="48" w:name="_Toc240023059"/>
-      <w:r>
-        <w:rPr>
-          <w:lang w:val="it-CH"/>
-        </w:rPr>
-        <w:t>Considerazioni personali</w:t>
+        <w:t>Cosa ho imparato in questo progetto? ecc</w:t>
+      </w:r>
+      <w:r>
+        <w:t>.</w:t>
+      </w:r>
+    </w:p>
+    <w:p/>
+    <w:p>
+      <w:pPr>
+        <w:rPr>
+          <w:b/>
+        </w:rPr>
+      </w:pPr>
+      <w:bookmarkStart w:id="47" w:name="_Toc461179231"/>
+      <w:r>
+        <w:br w:type="page"/>
+      </w:r>
+    </w:p>
+    <w:p>
+      <w:pPr>
+        <w:pStyle w:val="Titolo1"/>
+      </w:pPr>
+      <w:bookmarkStart w:id="48" w:name="_Toc240033438"/>
+      <w:r>
+        <w:lastRenderedPageBreak/>
+        <w:t>Bibliografia</w:t>
       </w:r>
       <w:bookmarkEnd w:id="47"/>
       <w:bookmarkEnd w:id="48"/>
     </w:p>
     <w:p>
-      <w:r>
-        <w:t>Cosa ho imparato in questo progetto? ecc</w:t>
-      </w:r>
-      <w:r>
-        <w:t>.</w:t>
-      </w:r>
-    </w:p>
-    <w:p/>
-    <w:p>
-      <w:pPr>
-        <w:rPr>
-          <w:b/>
-        </w:rPr>
-      </w:pPr>
-      <w:bookmarkStart w:id="49" w:name="_Toc461179231"/>
-      <w:r>
-        <w:br w:type="page"/>
-      </w:r>
-    </w:p>
-    <w:p>
-      <w:pPr>
-        <w:pStyle w:val="Titolo1"/>
-      </w:pPr>
-      <w:bookmarkStart w:id="50" w:name="_Toc240023060"/>
-      <w:r>
-        <w:lastRenderedPageBreak/>
-        <w:t>Bibliografia</w:t>
+      <w:pPr>
+        <w:pStyle w:val="Titolo2"/>
+        <w:rPr>
+          <w:lang w:val="it-CH"/>
+        </w:rPr>
+      </w:pPr>
+      <w:bookmarkStart w:id="49" w:name="_Toc461179232"/>
+      <w:bookmarkStart w:id="50" w:name="_Toc240033439"/>
+      <w:r>
+        <w:rPr>
+          <w:lang w:val="it-CH"/>
+        </w:rPr>
+        <w:t>Bibliografia per articoli di riviste:</w:t>
       </w:r>
       <w:bookmarkEnd w:id="49"/>
       <w:bookmarkEnd w:id="50"/>
-    </w:p>
-    <w:p>
-      <w:pPr>
-        <w:pStyle w:val="Titolo2"/>
-        <w:rPr>
-          <w:lang w:val="it-CH"/>
-        </w:rPr>
-      </w:pPr>
-      <w:bookmarkStart w:id="51" w:name="_Toc461179232"/>
-      <w:bookmarkStart w:id="52" w:name="_Toc240023061"/>
-      <w:r>
-        <w:rPr>
-          <w:lang w:val="it-CH"/>
-        </w:rPr>
-        <w:t>Bibliografia per articoli di riviste:</w:t>
-      </w:r>
-      <w:bookmarkEnd w:id="51"/>
-      <w:bookmarkEnd w:id="52"/>
     </w:p>
     <w:p>
       <w:pPr>
@@ -11623,16 +13279,16 @@
           <w:lang w:val="it-CH"/>
         </w:rPr>
       </w:pPr>
-      <w:bookmarkStart w:id="53" w:name="_Toc461179233"/>
-      <w:bookmarkStart w:id="54" w:name="_Toc240023062"/>
+      <w:bookmarkStart w:id="51" w:name="_Toc461179233"/>
+      <w:bookmarkStart w:id="52" w:name="_Toc240033440"/>
       <w:r>
         <w:rPr>
           <w:lang w:val="it-CH"/>
         </w:rPr>
         <w:t>Bibliografia per libri</w:t>
       </w:r>
-      <w:bookmarkEnd w:id="53"/>
-      <w:bookmarkEnd w:id="54"/>
+      <w:bookmarkEnd w:id="51"/>
+      <w:bookmarkEnd w:id="52"/>
     </w:p>
     <w:p>
       <w:pPr>
@@ -11663,8 +13319,13 @@
           <w:numId w:val="7"/>
         </w:numPr>
       </w:pPr>
-      <w:r>
-        <w:t>ev. Numero di edizione,</w:t>
+      <w:proofErr w:type="spellStart"/>
+      <w:r>
+        <w:t>ev</w:t>
+      </w:r>
+      <w:proofErr w:type="spellEnd"/>
+      <w:r>
+        <w:t>. Numero di edizione,</w:t>
       </w:r>
     </w:p>
     <w:p>
@@ -11707,16 +13368,16 @@
           <w:lang w:val="it-CH"/>
         </w:rPr>
       </w:pPr>
-      <w:bookmarkStart w:id="55" w:name="_Toc461179234"/>
-      <w:bookmarkStart w:id="56" w:name="_Toc240023063"/>
+      <w:bookmarkStart w:id="53" w:name="_Toc461179234"/>
+      <w:bookmarkStart w:id="54" w:name="_Toc240033441"/>
       <w:r>
         <w:rPr>
           <w:lang w:val="it-CH"/>
         </w:rPr>
         <w:t>Sitografia</w:t>
       </w:r>
-      <w:bookmarkEnd w:id="55"/>
-      <w:bookmarkEnd w:id="56"/>
+      <w:bookmarkEnd w:id="53"/>
+      <w:bookmarkEnd w:id="54"/>
     </w:p>
     <w:p>
       <w:pPr>
@@ -11726,7 +13387,15 @@
         </w:numPr>
       </w:pPr>
       <w:r>
-        <w:t>URL del sito (se troppo lungo solo dominio, evt completo nel diario),</w:t>
+        <w:t xml:space="preserve">URL del sito (se troppo lungo solo dominio, </w:t>
+      </w:r>
+      <w:proofErr w:type="spellStart"/>
+      <w:r>
+        <w:t>evt</w:t>
+      </w:r>
+      <w:proofErr w:type="spellEnd"/>
+      <w:r>
+        <w:t xml:space="preserve"> completo nel diario),</w:t>
       </w:r>
     </w:p>
     <w:p>
@@ -11807,7 +13476,7 @@
           <w:lang w:val="fr-CH"/>
         </w:rPr>
       </w:pPr>
-      <w:bookmarkStart w:id="57" w:name="_Toc461179235"/>
+      <w:bookmarkStart w:id="55" w:name="_Toc461179235"/>
     </w:p>
     <w:p>
       <w:pPr>
@@ -11830,12 +13499,12 @@
       <w:pPr>
         <w:pStyle w:val="Titolo1"/>
       </w:pPr>
-      <w:bookmarkStart w:id="58" w:name="_Toc240023064"/>
+      <w:bookmarkStart w:id="56" w:name="_Toc240033442"/>
       <w:r>
         <w:lastRenderedPageBreak/>
         <w:t>Glossario</w:t>
       </w:r>
-      <w:bookmarkEnd w:id="58"/>
+      <w:bookmarkEnd w:id="56"/>
     </w:p>
     <w:tbl>
       <w:tblPr>
@@ -11906,7 +13575,15 @@
           </w:tcPr>
           <w:p>
             <w:r>
-              <w:t>American Standard Code for Information Interchange, codice per la codifica di caratteri.</w:t>
+              <w:t xml:space="preserve">American Standard Code for Information </w:t>
+            </w:r>
+            <w:proofErr w:type="spellStart"/>
+            <w:r>
+              <w:t>Interchange</w:t>
+            </w:r>
+            <w:proofErr w:type="spellEnd"/>
+            <w:r>
+              <w:t>, codice per la codifica di caratteri.</w:t>
             </w:r>
           </w:p>
         </w:tc>
@@ -11983,8 +13660,21 @@
             <w:tcW w:w="7081" w:type="dxa"/>
           </w:tcPr>
           <w:p>
-            <w:r>
-              <w:t>Zettabyte File System, filesystem opernsource a 128 bit con funzionalità avanzate.</w:t>
+            <w:proofErr w:type="spellStart"/>
+            <w:r>
+              <w:t>Zettabyte</w:t>
+            </w:r>
+            <w:proofErr w:type="spellEnd"/>
+            <w:r>
+              <w:t xml:space="preserve"> File System, filesystem </w:t>
+            </w:r>
+            <w:proofErr w:type="spellStart"/>
+            <w:r>
+              <w:t>opernsource</w:t>
+            </w:r>
+            <w:proofErr w:type="spellEnd"/>
+            <w:r>
+              <w:t xml:space="preserve"> a 128 bit con funzionalità avanzate.</w:t>
             </w:r>
           </w:p>
         </w:tc>
@@ -11995,11 +13685,11 @@
       <w:pPr>
         <w:pStyle w:val="Titolo1"/>
       </w:pPr>
-      <w:bookmarkStart w:id="59" w:name="_Toc240023065"/>
+      <w:bookmarkStart w:id="57" w:name="_Toc240033443"/>
       <w:r>
         <w:t>Indice delle figure</w:t>
       </w:r>
-      <w:bookmarkEnd w:id="59"/>
+      <w:bookmarkEnd w:id="57"/>
     </w:p>
     <w:p>
       <w:pPr>
@@ -12379,12 +14069,12 @@
       <w:pPr>
         <w:pStyle w:val="Titolo1"/>
       </w:pPr>
-      <w:bookmarkStart w:id="60" w:name="_Toc240023066"/>
+      <w:bookmarkStart w:id="58" w:name="_Toc240033444"/>
       <w:r>
         <w:t>Allegati</w:t>
       </w:r>
-      <w:bookmarkEnd w:id="57"/>
-      <w:bookmarkEnd w:id="60"/>
+      <w:bookmarkEnd w:id="55"/>
+      <w:bookmarkEnd w:id="58"/>
     </w:p>
     <w:p>
       <w:r>
@@ -12454,11 +14144,16 @@
         </w:numPr>
       </w:pPr>
       <w:r>
-        <w:t>Mandato e/o Qd</w:t>
+        <w:t xml:space="preserve">Mandato e/o </w:t>
+      </w:r>
+      <w:proofErr w:type="spellStart"/>
+      <w:r>
+        <w:t>Qd</w:t>
       </w:r>
       <w:r>
         <w:t>C</w:t>
       </w:r>
+      <w:proofErr w:type="spellEnd"/>
     </w:p>
     <w:p>
       <w:pPr>
@@ -12489,8 +14184,8 @@
       </w:pPr>
     </w:p>
     <w:sectPr>
-      <w:headerReference w:type="first" r:id="rId24"/>
-      <w:footerReference w:type="first" r:id="rId25"/>
+      <w:headerReference w:type="first" r:id="rId23"/>
+      <w:footerReference w:type="first" r:id="rId24"/>
       <w:pgSz w:w="11906" w:h="16838"/>
       <w:pgMar w:top="1985" w:right="1134" w:bottom="1418" w:left="1134" w:header="567" w:footer="567" w:gutter="0"/>
       <w:cols w:space="720"/>
@@ -12663,11 +14358,19 @@
               <w:lang w:val="it-IT"/>
             </w:rPr>
           </w:pPr>
+          <w:proofErr w:type="spellStart"/>
           <w:r>
             <w:rPr>
               <w:lang w:val="it-IT"/>
             </w:rPr>
-            <w:t>Brutal Bumper Cars (BBC)</w:t>
+            <w:t>Brutal</w:t>
+          </w:r>
+          <w:proofErr w:type="spellEnd"/>
+          <w:r>
+            <w:rPr>
+              <w:lang w:val="it-IT"/>
+            </w:rPr>
+            <w:t xml:space="preserve"> Bumper Cars (BBC)</w:t>
           </w:r>
         </w:p>
       </w:tc>
@@ -13102,7 +14805,7 @@
         <w:noProof/>
         <w:sz w:val="20"/>
       </w:rPr>
-      <w:t>09.09.2026</w:t>
+      <w:t>11.09.2026</w:t>
     </w:r>
     <w:r>
       <w:rPr>
@@ -13330,7 +15033,7 @@
         <w:noProof/>
         <w:sz w:val="20"/>
       </w:rPr>
-      <w:t>09.09.2026</w:t>
+      <w:t>11.09.2026</w:t>
     </w:r>
     <w:r>
       <w:rPr>
@@ -13709,13 +15412,23 @@
               <w:sz w:val="20"/>
             </w:rPr>
           </w:pPr>
+          <w:proofErr w:type="spellStart"/>
           <w:r>
             <w:rPr>
               <w:rFonts w:cs="Arial"/>
               <w:b/>
               <w:sz w:val="20"/>
             </w:rPr>
-            <w:t>Brutal Bumper Cars (BBC)</w:t>
+            <w:t>Brutal</w:t>
+          </w:r>
+          <w:proofErr w:type="spellEnd"/>
+          <w:r>
+            <w:rPr>
+              <w:rFonts w:cs="Arial"/>
+              <w:b/>
+              <w:sz w:val="20"/>
+            </w:rPr>
+            <w:t xml:space="preserve"> Bumper Cars (BBC)</w:t>
           </w:r>
         </w:p>
       </w:tc>
@@ -17419,7 +19132,7 @@
   <w:abstractNum w:abstractNumId="12" w15:restartNumberingAfterBreak="0">
     <w:nsid w:val="57C86EE7"/>
     <w:multiLevelType w:val="multilevel"/>
-    <w:tmpl w:val="30BAB0BA"/>
+    <w:tmpl w:val="FE92D24E"/>
     <w:lvl w:ilvl="0">
       <w:start w:val="1"/>
       <w:numFmt w:val="decimal"/>
@@ -18794,6 +20507,36 @@
   </w:num>
   <w:num w:numId="29" w16cid:durableId="1032195576">
     <w:abstractNumId w:val="9"/>
+  </w:num>
+  <w:num w:numId="30" w16cid:durableId="451753283">
+    <w:abstractNumId w:val="12"/>
+    <w:lvlOverride w:ilvl="0">
+      <w:startOverride w:val="1"/>
+    </w:lvlOverride>
+    <w:lvlOverride w:ilvl="1">
+      <w:startOverride w:val="1"/>
+    </w:lvlOverride>
+    <w:lvlOverride w:ilvl="2">
+      <w:startOverride w:val="1"/>
+    </w:lvlOverride>
+    <w:lvlOverride w:ilvl="3">
+      <w:startOverride w:val="1"/>
+    </w:lvlOverride>
+    <w:lvlOverride w:ilvl="4">
+      <w:startOverride w:val="1"/>
+    </w:lvlOverride>
+    <w:lvlOverride w:ilvl="5">
+      <w:startOverride w:val="1"/>
+    </w:lvlOverride>
+    <w:lvlOverride w:ilvl="6">
+      <w:startOverride w:val="1"/>
+    </w:lvlOverride>
+    <w:lvlOverride w:ilvl="7">
+      <w:startOverride w:val="1"/>
+    </w:lvlOverride>
+    <w:lvlOverride w:ilvl="8">
+      <w:startOverride w:val="1"/>
+    </w:lvlOverride>
   </w:num>
   <w:numIdMacAtCleanup w:val="14"/>
 </w:numbering>
@@ -19215,11 +20958,7 @@
       <w:pBdr>
         <w:bottom w:val="single" w:sz="2" w:space="1" w:color="7F7F7F" w:themeColor="text1" w:themeTint="80"/>
       </w:pBdr>
-      <w:tabs>
-        <w:tab w:val="clear" w:pos="432"/>
-      </w:tabs>
       <w:spacing w:before="240" w:after="240"/>
-      <w:ind w:left="567" w:hanging="578"/>
       <w:outlineLvl w:val="0"/>
     </w:pPr>
     <w:rPr>
@@ -19282,9 +21021,6 @@
         <w:ilvl w:val="3"/>
         <w:numId w:val="1"/>
       </w:numPr>
-      <w:tabs>
-        <w:tab w:val="clear" w:pos="864"/>
-      </w:tabs>
       <w:spacing w:before="240" w:after="240"/>
       <w:outlineLvl w:val="3"/>
     </w:pPr>
@@ -19856,6 +21592,19 @@
       </w:tcPr>
     </w:tblStylePr>
   </w:style>
+  <w:style w:type="character" w:styleId="CodiceHTML">
+    <w:name w:val="HTML Code"/>
+    <w:basedOn w:val="Carpredefinitoparagrafo"/>
+    <w:uiPriority w:val="99"/>
+    <w:semiHidden/>
+    <w:unhideWhenUsed/>
+    <w:rsid w:val="00220C61"/>
+    <w:rPr>
+      <w:rFonts w:ascii="Courier New" w:eastAsia="Times New Roman" w:hAnsi="Courier New" w:cs="Courier New"/>
+      <w:sz w:val="20"/>
+      <w:szCs w:val="20"/>
+    </w:rPr>
+  </w:style>
 </w:styles>
 </file>
 

--- a/3_Documentazione/Documentazione.docx
+++ b/3_Documentazione/Documentazione.docx
@@ -67,7 +67,7 @@
       <w:pPr>
         <w:pStyle w:val="Titolo1"/>
       </w:pPr>
-      <w:bookmarkStart w:id="0" w:name="_Toc240033409"/>
+      <w:bookmarkStart w:id="0" w:name="_Toc240284365"/>
       <w:r>
         <w:lastRenderedPageBreak/>
         <w:t>Indice</w:t>
@@ -140,7 +140,7 @@
         <w:rPr>
           <w:noProof/>
         </w:rPr>
-        <w:instrText xml:space="preserve"> PAGEREF _Toc240033409 \h </w:instrText>
+        <w:instrText xml:space="preserve"> PAGEREF _Toc240284365 \h </w:instrText>
       </w:r>
       <w:r>
         <w:rPr>
@@ -223,7 +223,7 @@
         <w:rPr>
           <w:noProof/>
         </w:rPr>
-        <w:instrText xml:space="preserve"> PAGEREF _Toc240033410 \h </w:instrText>
+        <w:instrText xml:space="preserve"> PAGEREF _Toc240284366 \h </w:instrText>
       </w:r>
       <w:r>
         <w:rPr>
@@ -306,7 +306,7 @@
         <w:rPr>
           <w:noProof/>
         </w:rPr>
-        <w:instrText xml:space="preserve"> PAGEREF _Toc240033411 \h </w:instrText>
+        <w:instrText xml:space="preserve"> PAGEREF _Toc240284367 \h </w:instrText>
       </w:r>
       <w:r>
         <w:rPr>
@@ -389,7 +389,7 @@
         <w:rPr>
           <w:noProof/>
         </w:rPr>
-        <w:instrText xml:space="preserve"> PAGEREF _Toc240033412 \h </w:instrText>
+        <w:instrText xml:space="preserve"> PAGEREF _Toc240284368 \h </w:instrText>
       </w:r>
       <w:r>
         <w:rPr>
@@ -472,7 +472,7 @@
         <w:rPr>
           <w:noProof/>
         </w:rPr>
-        <w:instrText xml:space="preserve"> PAGEREF _Toc240033413 \h </w:instrText>
+        <w:instrText xml:space="preserve"> PAGEREF _Toc240284369 \h </w:instrText>
       </w:r>
       <w:r>
         <w:rPr>
@@ -555,7 +555,7 @@
         <w:rPr>
           <w:noProof/>
         </w:rPr>
-        <w:instrText xml:space="preserve"> PAGEREF _Toc240033414 \h </w:instrText>
+        <w:instrText xml:space="preserve"> PAGEREF _Toc240284370 \h </w:instrText>
       </w:r>
       <w:r>
         <w:rPr>
@@ -638,7 +638,7 @@
         <w:rPr>
           <w:noProof/>
         </w:rPr>
-        <w:instrText xml:space="preserve"> PAGEREF _Toc240033415 \h </w:instrText>
+        <w:instrText xml:space="preserve"> PAGEREF _Toc240284371 \h </w:instrText>
       </w:r>
       <w:r>
         <w:rPr>
@@ -721,7 +721,7 @@
         <w:rPr>
           <w:noProof/>
         </w:rPr>
-        <w:instrText xml:space="preserve"> PAGEREF _Toc240033416 \h </w:instrText>
+        <w:instrText xml:space="preserve"> PAGEREF _Toc240284372 \h </w:instrText>
       </w:r>
       <w:r>
         <w:rPr>
@@ -804,7 +804,7 @@
         <w:rPr>
           <w:noProof/>
         </w:rPr>
-        <w:instrText xml:space="preserve"> PAGEREF _Toc240033417 \h </w:instrText>
+        <w:instrText xml:space="preserve"> PAGEREF _Toc240284373 \h </w:instrText>
       </w:r>
       <w:r>
         <w:rPr>
@@ -887,7 +887,7 @@
         <w:rPr>
           <w:noProof/>
         </w:rPr>
-        <w:instrText xml:space="preserve"> PAGEREF _Toc240033418 \h </w:instrText>
+        <w:instrText xml:space="preserve"> PAGEREF _Toc240284374 \h </w:instrText>
       </w:r>
       <w:r>
         <w:rPr>
@@ -970,7 +970,7 @@
         <w:rPr>
           <w:noProof/>
         </w:rPr>
-        <w:instrText xml:space="preserve"> PAGEREF _Toc240033419 \h </w:instrText>
+        <w:instrText xml:space="preserve"> PAGEREF _Toc240284375 \h </w:instrText>
       </w:r>
       <w:r>
         <w:rPr>
@@ -1053,7 +1053,7 @@
         <w:rPr>
           <w:noProof/>
         </w:rPr>
-        <w:instrText xml:space="preserve"> PAGEREF _Toc240033420 \h </w:instrText>
+        <w:instrText xml:space="preserve"> PAGEREF _Toc240284376 \h </w:instrText>
       </w:r>
       <w:r>
         <w:rPr>
@@ -1136,7 +1136,7 @@
         <w:rPr>
           <w:noProof/>
         </w:rPr>
-        <w:instrText xml:space="preserve"> PAGEREF _Toc240033421 \h </w:instrText>
+        <w:instrText xml:space="preserve"> PAGEREF _Toc240284377 \h </w:instrText>
       </w:r>
       <w:r>
         <w:rPr>
@@ -1219,7 +1219,7 @@
         <w:rPr>
           <w:noProof/>
         </w:rPr>
-        <w:instrText xml:space="preserve"> PAGEREF _Toc240033422 \h </w:instrText>
+        <w:instrText xml:space="preserve"> PAGEREF _Toc240284378 \h </w:instrText>
       </w:r>
       <w:r>
         <w:rPr>
@@ -1302,7 +1302,7 @@
         <w:rPr>
           <w:noProof/>
         </w:rPr>
-        <w:instrText xml:space="preserve"> PAGEREF _Toc240033423 \h </w:instrText>
+        <w:instrText xml:space="preserve"> PAGEREF _Toc240284379 \h </w:instrText>
       </w:r>
       <w:r>
         <w:rPr>
@@ -1385,7 +1385,7 @@
         <w:rPr>
           <w:noProof/>
         </w:rPr>
-        <w:instrText xml:space="preserve"> PAGEREF _Toc240033424 \h </w:instrText>
+        <w:instrText xml:space="preserve"> PAGEREF _Toc240284380 \h </w:instrText>
       </w:r>
       <w:r>
         <w:rPr>
@@ -1468,7 +1468,7 @@
         <w:rPr>
           <w:noProof/>
         </w:rPr>
-        <w:instrText xml:space="preserve"> PAGEREF _Toc240033425 \h </w:instrText>
+        <w:instrText xml:space="preserve"> PAGEREF _Toc240284381 \h </w:instrText>
       </w:r>
       <w:r>
         <w:rPr>
@@ -1551,7 +1551,7 @@
         <w:rPr>
           <w:noProof/>
         </w:rPr>
-        <w:instrText xml:space="preserve"> PAGEREF _Toc240033426 \h </w:instrText>
+        <w:instrText xml:space="preserve"> PAGEREF _Toc240284382 \h </w:instrText>
       </w:r>
       <w:r>
         <w:rPr>
@@ -1634,7 +1634,7 @@
         <w:rPr>
           <w:noProof/>
         </w:rPr>
-        <w:instrText xml:space="preserve"> PAGEREF _Toc240033427 \h </w:instrText>
+        <w:instrText xml:space="preserve"> PAGEREF _Toc240284383 \h </w:instrText>
       </w:r>
       <w:r>
         <w:rPr>
@@ -1717,7 +1717,7 @@
         <w:rPr>
           <w:noProof/>
         </w:rPr>
-        <w:instrText xml:space="preserve"> PAGEREF _Toc240033428 \h </w:instrText>
+        <w:instrText xml:space="preserve"> PAGEREF _Toc240284384 \h </w:instrText>
       </w:r>
       <w:r>
         <w:rPr>
@@ -1800,7 +1800,7 @@
         <w:rPr>
           <w:noProof/>
         </w:rPr>
-        <w:instrText xml:space="preserve"> PAGEREF _Toc240033429 \h </w:instrText>
+        <w:instrText xml:space="preserve"> PAGEREF _Toc240284385 \h </w:instrText>
       </w:r>
       <w:r>
         <w:rPr>
@@ -1883,7 +1883,7 @@
         <w:rPr>
           <w:noProof/>
         </w:rPr>
-        <w:instrText xml:space="preserve"> PAGEREF _Toc240033430 \h </w:instrText>
+        <w:instrText xml:space="preserve"> PAGEREF _Toc240284386 \h </w:instrText>
       </w:r>
       <w:r>
         <w:rPr>
@@ -1966,7 +1966,7 @@
         <w:rPr>
           <w:noProof/>
         </w:rPr>
-        <w:instrText xml:space="preserve"> PAGEREF _Toc240033431 \h </w:instrText>
+        <w:instrText xml:space="preserve"> PAGEREF _Toc240284387 \h </w:instrText>
       </w:r>
       <w:r>
         <w:rPr>
@@ -2049,7 +2049,7 @@
         <w:rPr>
           <w:noProof/>
         </w:rPr>
-        <w:instrText xml:space="preserve"> PAGEREF _Toc240033432 \h </w:instrText>
+        <w:instrText xml:space="preserve"> PAGEREF _Toc240284388 \h </w:instrText>
       </w:r>
       <w:r>
         <w:rPr>
@@ -2132,7 +2132,7 @@
         <w:rPr>
           <w:noProof/>
         </w:rPr>
-        <w:instrText xml:space="preserve"> PAGEREF _Toc240033433 \h </w:instrText>
+        <w:instrText xml:space="preserve"> PAGEREF _Toc240284389 \h </w:instrText>
       </w:r>
       <w:r>
         <w:rPr>
@@ -2215,7 +2215,7 @@
         <w:rPr>
           <w:noProof/>
         </w:rPr>
-        <w:instrText xml:space="preserve"> PAGEREF _Toc240033434 \h </w:instrText>
+        <w:instrText xml:space="preserve"> PAGEREF _Toc240284390 \h </w:instrText>
       </w:r>
       <w:r>
         <w:rPr>
@@ -2298,7 +2298,7 @@
         <w:rPr>
           <w:noProof/>
         </w:rPr>
-        <w:instrText xml:space="preserve"> PAGEREF _Toc240033435 \h </w:instrText>
+        <w:instrText xml:space="preserve"> PAGEREF _Toc240284391 \h </w:instrText>
       </w:r>
       <w:r>
         <w:rPr>
@@ -2381,7 +2381,7 @@
         <w:rPr>
           <w:noProof/>
         </w:rPr>
-        <w:instrText xml:space="preserve"> PAGEREF _Toc240033436 \h </w:instrText>
+        <w:instrText xml:space="preserve"> PAGEREF _Toc240284392 \h </w:instrText>
       </w:r>
       <w:r>
         <w:rPr>
@@ -2464,7 +2464,7 @@
         <w:rPr>
           <w:noProof/>
         </w:rPr>
-        <w:instrText xml:space="preserve"> PAGEREF _Toc240033437 \h </w:instrText>
+        <w:instrText xml:space="preserve"> PAGEREF _Toc240284393 \h </w:instrText>
       </w:r>
       <w:r>
         <w:rPr>
@@ -2547,7 +2547,7 @@
         <w:rPr>
           <w:noProof/>
         </w:rPr>
-        <w:instrText xml:space="preserve"> PAGEREF _Toc240033438 \h </w:instrText>
+        <w:instrText xml:space="preserve"> PAGEREF _Toc240284394 \h </w:instrText>
       </w:r>
       <w:r>
         <w:rPr>
@@ -2630,7 +2630,7 @@
         <w:rPr>
           <w:noProof/>
         </w:rPr>
-        <w:instrText xml:space="preserve"> PAGEREF _Toc240033439 \h </w:instrText>
+        <w:instrText xml:space="preserve"> PAGEREF _Toc240284395 \h </w:instrText>
       </w:r>
       <w:r>
         <w:rPr>
@@ -2713,7 +2713,7 @@
         <w:rPr>
           <w:noProof/>
         </w:rPr>
-        <w:instrText xml:space="preserve"> PAGEREF _Toc240033440 \h </w:instrText>
+        <w:instrText xml:space="preserve"> PAGEREF _Toc240284396 \h </w:instrText>
       </w:r>
       <w:r>
         <w:rPr>
@@ -2796,7 +2796,7 @@
         <w:rPr>
           <w:noProof/>
         </w:rPr>
-        <w:instrText xml:space="preserve"> PAGEREF _Toc240033441 \h </w:instrText>
+        <w:instrText xml:space="preserve"> PAGEREF _Toc240284397 \h </w:instrText>
       </w:r>
       <w:r>
         <w:rPr>
@@ -2879,7 +2879,7 @@
         <w:rPr>
           <w:noProof/>
         </w:rPr>
-        <w:instrText xml:space="preserve"> PAGEREF _Toc240033442 \h </w:instrText>
+        <w:instrText xml:space="preserve"> PAGEREF _Toc240284398 \h </w:instrText>
       </w:r>
       <w:r>
         <w:rPr>
@@ -2962,7 +2962,7 @@
         <w:rPr>
           <w:noProof/>
         </w:rPr>
-        <w:instrText xml:space="preserve"> PAGEREF _Toc240033443 \h </w:instrText>
+        <w:instrText xml:space="preserve"> PAGEREF _Toc240284399 \h </w:instrText>
       </w:r>
       <w:r>
         <w:rPr>
@@ -3045,7 +3045,7 @@
         <w:rPr>
           <w:noProof/>
         </w:rPr>
-        <w:instrText xml:space="preserve"> PAGEREF _Toc240033444 \h </w:instrText>
+        <w:instrText xml:space="preserve"> PAGEREF _Toc240284400 \h </w:instrText>
       </w:r>
       <w:r>
         <w:rPr>
@@ -3083,7 +3083,7 @@
       <w:r>
         <w:br w:type="page"/>
       </w:r>
-      <w:bookmarkStart w:id="1" w:name="_Toc240033410"/>
+      <w:bookmarkStart w:id="1" w:name="_Toc240284366"/>
       <w:r>
         <w:lastRenderedPageBreak/>
         <w:t>Introduzione</w:t>
@@ -3097,7 +3097,7 @@
           <w:lang w:val="it-CH"/>
         </w:rPr>
       </w:pPr>
-      <w:bookmarkStart w:id="2" w:name="_Toc240033411"/>
+      <w:bookmarkStart w:id="2" w:name="_Toc240284367"/>
       <w:r>
         <w:rPr>
           <w:lang w:val="it-CH"/>
@@ -3146,7 +3146,7 @@
           <w:lang w:val="it-CH"/>
         </w:rPr>
       </w:pPr>
-      <w:bookmarkStart w:id="3" w:name="_Toc240033412"/>
+      <w:bookmarkStart w:id="3" w:name="_Toc240284368"/>
       <w:r>
         <w:rPr>
           <w:lang w:val="it-CH"/>
@@ -3231,7 +3231,7 @@
       <w:r>
         <w:br w:type="page"/>
       </w:r>
-      <w:bookmarkStart w:id="4" w:name="_Toc240033413"/>
+      <w:bookmarkStart w:id="4" w:name="_Toc240284369"/>
       <w:r>
         <w:lastRenderedPageBreak/>
         <w:t>Analisi</w:t>
@@ -3245,7 +3245,7 @@
           <w:lang w:val="it-CH"/>
         </w:rPr>
       </w:pPr>
-      <w:bookmarkStart w:id="5" w:name="_Toc240033414"/>
+      <w:bookmarkStart w:id="5" w:name="_Toc240284370"/>
       <w:r>
         <w:rPr>
           <w:lang w:val="it-CH"/>
@@ -3404,7 +3404,7 @@
       <w:pPr>
         <w:pStyle w:val="Titolo2"/>
       </w:pPr>
-      <w:bookmarkStart w:id="6" w:name="_Toc240033415"/>
+      <w:bookmarkStart w:id="6" w:name="_Toc240284371"/>
       <w:proofErr w:type="spellStart"/>
       <w:r>
         <w:lastRenderedPageBreak/>
@@ -3638,7 +3638,7 @@
       <w:pPr>
         <w:pStyle w:val="Titolo2"/>
       </w:pPr>
-      <w:bookmarkStart w:id="7" w:name="_Toc240033416"/>
+      <w:bookmarkStart w:id="7" w:name="_Toc240284372"/>
       <w:r>
         <w:lastRenderedPageBreak/>
         <w:t>User Stories</w:t>
@@ -4670,7 +4670,7 @@
           <w:lang w:val="it-CH"/>
         </w:rPr>
       </w:pPr>
-      <w:bookmarkStart w:id="8" w:name="_Toc240033417"/>
+      <w:bookmarkStart w:id="8" w:name="_Toc240284373"/>
       <w:r>
         <w:rPr>
           <w:lang w:val="it-CH"/>
@@ -8469,7 +8469,7 @@
       <w:pPr>
         <w:pStyle w:val="Titolo3"/>
       </w:pPr>
-      <w:bookmarkStart w:id="9" w:name="_Toc240033418"/>
+      <w:bookmarkStart w:id="9" w:name="_Toc240284374"/>
       <w:r>
         <w:t>Spiegazione elementi tabella dei requisiti:</w:t>
       </w:r>
@@ -8575,7 +8575,7 @@
       <w:pPr>
         <w:pStyle w:val="Titolo2"/>
       </w:pPr>
-      <w:bookmarkStart w:id="10" w:name="_Toc240033419"/>
+      <w:bookmarkStart w:id="10" w:name="_Toc240284375"/>
       <w:r>
         <w:lastRenderedPageBreak/>
         <w:t>Sprint Planning</w:t>
@@ -8820,7 +8820,15 @@
                 <w:bCs/>
                 <w:lang w:val="it-IT"/>
               </w:rPr>
-              <w:t>24</w:t>
+              <w:t>2</w:t>
+            </w:r>
+            <w:r>
+              <w:rPr>
+                <w:b/>
+                <w:bCs/>
+                <w:lang w:val="it-IT"/>
+              </w:rPr>
+              <w:t>0</w:t>
             </w:r>
           </w:p>
         </w:tc>
@@ -8946,7 +8954,13 @@
               <w:rPr>
                 <w:lang w:val="it-IT"/>
               </w:rPr>
-              <w:t>16</w:t>
+              <w:t>1</w:t>
+            </w:r>
+            <w:r>
+              <w:rPr>
+                <w:lang w:val="it-IT"/>
+              </w:rPr>
+              <w:t>2</w:t>
             </w:r>
           </w:p>
         </w:tc>
@@ -9933,7 +9947,7 @@
           <w:lang w:val="it-CH"/>
         </w:rPr>
       </w:pPr>
-      <w:bookmarkStart w:id="11" w:name="_Toc240033420"/>
+      <w:bookmarkStart w:id="11" w:name="_Toc240284376"/>
       <w:r>
         <w:rPr>
           <w:lang w:val="it-CH"/>
@@ -9963,7 +9977,7 @@
           <w:lang w:val="it-CH"/>
         </w:rPr>
       </w:pPr>
-      <w:bookmarkStart w:id="12" w:name="_Toc240033421"/>
+      <w:bookmarkStart w:id="12" w:name="_Toc240284377"/>
       <w:r>
         <w:rPr>
           <w:lang w:val="it-CH"/>
@@ -10279,7 +10293,7 @@
           <w:lang w:val="it-CH"/>
         </w:rPr>
       </w:pPr>
-      <w:bookmarkStart w:id="15" w:name="_Toc240033422"/>
+      <w:bookmarkStart w:id="15" w:name="_Toc240284378"/>
       <w:r>
         <w:rPr>
           <w:lang w:val="it-CH"/>
@@ -10344,7 +10358,7 @@
           <w:lang w:val="it-CH"/>
         </w:rPr>
       </w:pPr>
-      <w:bookmarkStart w:id="17" w:name="_Toc240033423"/>
+      <w:bookmarkStart w:id="17" w:name="_Toc240284379"/>
       <w:r>
         <w:rPr>
           <w:lang w:val="it-CH"/>
@@ -10517,7 +10531,7 @@
         </w:rPr>
       </w:pPr>
       <w:bookmarkStart w:id="18" w:name="_Toc413411420"/>
-      <w:bookmarkStart w:id="19" w:name="_Toc240033424"/>
+      <w:bookmarkStart w:id="19" w:name="_Toc240284380"/>
       <w:r>
         <w:rPr>
           <w:lang w:val="it-CH"/>
@@ -10570,7 +10584,7 @@
       <w:pPr>
         <w:pStyle w:val="Titolo1"/>
       </w:pPr>
-      <w:bookmarkStart w:id="21" w:name="_Toc240033425"/>
+      <w:bookmarkStart w:id="21" w:name="_Toc240284381"/>
       <w:r>
         <w:lastRenderedPageBreak/>
         <w:t>Progettazione</w:t>
@@ -10586,7 +10600,7 @@
         </w:rPr>
       </w:pPr>
       <w:bookmarkStart w:id="22" w:name="_Toc429059810"/>
-      <w:bookmarkStart w:id="23" w:name="_Toc240033426"/>
+      <w:bookmarkStart w:id="23" w:name="_Toc240284382"/>
       <w:r>
         <w:rPr>
           <w:noProof/>
@@ -10812,7 +10826,7 @@
         </w:rPr>
       </w:pPr>
       <w:bookmarkStart w:id="24" w:name="_Toc429059811"/>
-      <w:bookmarkStart w:id="25" w:name="_Toc240033427"/>
+      <w:bookmarkStart w:id="25" w:name="_Toc240284383"/>
       <w:r>
         <w:rPr>
           <w:lang w:val="it-CH"/>
@@ -10843,7 +10857,7 @@
         </w:rPr>
       </w:pPr>
       <w:bookmarkStart w:id="26" w:name="_Toc429059812"/>
-      <w:bookmarkStart w:id="27" w:name="_Toc240033428"/>
+      <w:bookmarkStart w:id="27" w:name="_Toc240284384"/>
       <w:r>
         <w:rPr>
           <w:lang w:val="it-CH"/>
@@ -10935,7 +10949,7 @@
         <w:pStyle w:val="Titolo1"/>
       </w:pPr>
       <w:bookmarkStart w:id="28" w:name="_Toc461179222"/>
-      <w:bookmarkStart w:id="29" w:name="_Toc240033429"/>
+      <w:bookmarkStart w:id="29" w:name="_Toc240284385"/>
       <w:r>
         <w:lastRenderedPageBreak/>
         <w:t>Implementazione</w:t>
@@ -11002,7 +11016,7 @@
         <w:pStyle w:val="Titolo1"/>
       </w:pPr>
       <w:bookmarkStart w:id="30" w:name="_Toc461179223"/>
-      <w:bookmarkStart w:id="31" w:name="_Toc240033430"/>
+      <w:bookmarkStart w:id="31" w:name="_Toc240284386"/>
       <w:r>
         <w:t>Test</w:t>
       </w:r>
@@ -11017,7 +11031,7 @@
         </w:rPr>
       </w:pPr>
       <w:bookmarkStart w:id="32" w:name="_Toc461179224"/>
-      <w:bookmarkStart w:id="33" w:name="_Toc240033431"/>
+      <w:bookmarkStart w:id="33" w:name="_Toc240284387"/>
       <w:r>
         <w:rPr>
           <w:lang w:val="it-CH"/>
@@ -12550,7 +12564,7 @@
           <w:lang w:val="it-CH"/>
         </w:rPr>
       </w:pPr>
-      <w:bookmarkStart w:id="35" w:name="_Toc240033432"/>
+      <w:bookmarkStart w:id="35" w:name="_Toc240284388"/>
       <w:r>
         <w:rPr>
           <w:lang w:val="it-CH"/>
@@ -12793,7 +12807,7 @@
         </w:rPr>
       </w:pPr>
       <w:bookmarkStart w:id="36" w:name="_Toc461179226"/>
-      <w:bookmarkStart w:id="37" w:name="_Toc240033433"/>
+      <w:bookmarkStart w:id="37" w:name="_Toc240284389"/>
       <w:r>
         <w:rPr>
           <w:lang w:val="it-CH"/>
@@ -12813,7 +12827,7 @@
         <w:pStyle w:val="Titolo1"/>
       </w:pPr>
       <w:bookmarkStart w:id="38" w:name="_Toc461179227"/>
-      <w:bookmarkStart w:id="39" w:name="_Toc240033434"/>
+      <w:bookmarkStart w:id="39" w:name="_Toc240284390"/>
       <w:r>
         <w:t>Consuntivo</w:t>
       </w:r>
@@ -13107,7 +13121,7 @@
         <w:pStyle w:val="Titolo1"/>
       </w:pPr>
       <w:bookmarkStart w:id="41" w:name="_Toc461179228"/>
-      <w:bookmarkStart w:id="42" w:name="_Toc240033435"/>
+      <w:bookmarkStart w:id="42" w:name="_Toc240284391"/>
       <w:r>
         <w:lastRenderedPageBreak/>
         <w:t>Conclusioni</w:t>
@@ -13131,7 +13145,7 @@
         </w:rPr>
       </w:pPr>
       <w:bookmarkStart w:id="43" w:name="_Toc461179229"/>
-      <w:bookmarkStart w:id="44" w:name="_Toc240033436"/>
+      <w:bookmarkStart w:id="44" w:name="_Toc240284392"/>
       <w:r>
         <w:rPr>
           <w:lang w:val="it-CH"/>
@@ -13154,7 +13168,7 @@
         </w:rPr>
       </w:pPr>
       <w:bookmarkStart w:id="45" w:name="_Toc461179230"/>
-      <w:bookmarkStart w:id="46" w:name="_Toc240033437"/>
+      <w:bookmarkStart w:id="46" w:name="_Toc240284393"/>
       <w:r>
         <w:rPr>
           <w:lang w:val="it-CH"/>
@@ -13188,7 +13202,7 @@
       <w:pPr>
         <w:pStyle w:val="Titolo1"/>
       </w:pPr>
-      <w:bookmarkStart w:id="48" w:name="_Toc240033438"/>
+      <w:bookmarkStart w:id="48" w:name="_Toc240284394"/>
       <w:r>
         <w:lastRenderedPageBreak/>
         <w:t>Bibliografia</w:t>
@@ -13204,7 +13218,7 @@
         </w:rPr>
       </w:pPr>
       <w:bookmarkStart w:id="49" w:name="_Toc461179232"/>
-      <w:bookmarkStart w:id="50" w:name="_Toc240033439"/>
+      <w:bookmarkStart w:id="50" w:name="_Toc240284395"/>
       <w:r>
         <w:rPr>
           <w:lang w:val="it-CH"/>
@@ -13280,7 +13294,7 @@
         </w:rPr>
       </w:pPr>
       <w:bookmarkStart w:id="51" w:name="_Toc461179233"/>
-      <w:bookmarkStart w:id="52" w:name="_Toc240033440"/>
+      <w:bookmarkStart w:id="52" w:name="_Toc240284396"/>
       <w:r>
         <w:rPr>
           <w:lang w:val="it-CH"/>
@@ -13369,7 +13383,7 @@
         </w:rPr>
       </w:pPr>
       <w:bookmarkStart w:id="53" w:name="_Toc461179234"/>
-      <w:bookmarkStart w:id="54" w:name="_Toc240033441"/>
+      <w:bookmarkStart w:id="54" w:name="_Toc240284397"/>
       <w:r>
         <w:rPr>
           <w:lang w:val="it-CH"/>
@@ -13499,7 +13513,7 @@
       <w:pPr>
         <w:pStyle w:val="Titolo1"/>
       </w:pPr>
-      <w:bookmarkStart w:id="56" w:name="_Toc240033442"/>
+      <w:bookmarkStart w:id="56" w:name="_Toc240284398"/>
       <w:r>
         <w:lastRenderedPageBreak/>
         <w:t>Glossario</w:t>
@@ -13685,7 +13699,7 @@
       <w:pPr>
         <w:pStyle w:val="Titolo1"/>
       </w:pPr>
-      <w:bookmarkStart w:id="57" w:name="_Toc240033443"/>
+      <w:bookmarkStart w:id="57" w:name="_Toc240284399"/>
       <w:r>
         <w:t>Indice delle figure</w:t>
       </w:r>
@@ -14069,7 +14083,7 @@
       <w:pPr>
         <w:pStyle w:val="Titolo1"/>
       </w:pPr>
-      <w:bookmarkStart w:id="58" w:name="_Toc240033444"/>
+      <w:bookmarkStart w:id="58" w:name="_Toc240284400"/>
       <w:r>
         <w:t>Allegati</w:t>
       </w:r>
@@ -14296,7 +14310,7 @@
         <w:noProof/>
         <w:sz w:val="20"/>
       </w:rPr>
-      <w:t>11.09.2026</w:t>
+      <w:t>14.09.2026</w:t>
     </w:r>
     <w:r>
       <w:rPr>
@@ -21139,6 +21153,7 @@
   <w:style w:type="character" w:default="1" w:styleId="Carpredefinitoparagrafo">
     <w:name w:val="Default Paragraph Font"/>
     <w:uiPriority w:val="1"/>
+    <w:semiHidden/>
     <w:unhideWhenUsed/>
   </w:style>
   <w:style w:type="table" w:default="1" w:styleId="Tabellanormale">

--- a/3_Documentazione/Documentazione.docx
+++ b/3_Documentazione/Documentazione.docx
@@ -18,19 +18,11 @@
           <w:lang w:val="it-CH"/>
         </w:rPr>
       </w:pPr>
-      <w:proofErr w:type="spellStart"/>
       <w:r>
         <w:rPr>
           <w:lang w:val="it-CH"/>
         </w:rPr>
-        <w:t>Brutal</w:t>
-      </w:r>
-      <w:proofErr w:type="spellEnd"/>
-      <w:r>
-        <w:rPr>
-          <w:lang w:val="it-CH"/>
-        </w:rPr>
-        <w:t xml:space="preserve"> Bumper Cars (BBC)</w:t>
+        <w:t>Brutal Bumper Cars (BBC)</w:t>
       </w:r>
     </w:p>
     <w:p>
@@ -3256,15 +3248,7 @@
     </w:p>
     <w:p>
       <w:r>
-        <w:t>Il progetto "</w:t>
-      </w:r>
-      <w:proofErr w:type="spellStart"/>
-      <w:r>
-        <w:t>Brutal</w:t>
-      </w:r>
-      <w:proofErr w:type="spellEnd"/>
-      <w:r>
-        <w:t xml:space="preserve"> Bumper Cars" è un videogioco 3D dove ci si scontra con gli autoscontri. Il gioco non si svolge in una normale pista da luna park, ma in una grande arena piena di ostacoli, rampe e salite. Lo scopo del gioco è distruggere le auto nemiche e rimanere l'ultimo in gara. </w:t>
+        <w:t xml:space="preserve">Il progetto "Brutal Bumper Cars" è un videogioco 3D dove ci si scontra con gli autoscontri. Il gioco non si svolge in una normale pista da luna park, ma in una grande arena piena di ostacoli, rampe e salite. Lo scopo del gioco è distruggere le auto nemiche e rimanere l'ultimo in gara. </w:t>
       </w:r>
     </w:p>
     <w:p>
@@ -3293,15 +3277,7 @@
         <w:t>Il Giocatore:</w:t>
       </w:r>
       <w:r>
-        <w:t xml:space="preserve"> Guida il suo autoscontro. Può fare derapate (drift) per prendere bene le curve e usare uno scatto veloce (</w:t>
-      </w:r>
-      <w:proofErr w:type="spellStart"/>
-      <w:r>
-        <w:t>boost</w:t>
-      </w:r>
-      <w:proofErr w:type="spellEnd"/>
-      <w:r>
-        <w:t xml:space="preserve">) che si ricarica nel tempo, utile per scappare o attaccare. </w:t>
+        <w:t xml:space="preserve"> Guida il suo autoscontro. Può fare derapate (drift) per prendere bene le curve e usare uno scatto veloce (boost) che si ricarica nel tempo, utile per scappare o attaccare. </w:t>
       </w:r>
     </w:p>
     <w:p>
@@ -3369,263 +3345,111 @@
       <w:r>
         <w:t xml:space="preserve">Esistono già giochi storici basati sugli scontri in arena, come il celebre </w:t>
       </w:r>
-      <w:proofErr w:type="spellStart"/>
       <w:r>
         <w:rPr>
           <w:b/>
           <w:bCs/>
         </w:rPr>
-        <w:t>Destruction</w:t>
-      </w:r>
-      <w:proofErr w:type="spellEnd"/>
+        <w:t>Destruction Derby</w:t>
+      </w:r>
+      <w:r>
+        <w:t>, ma il nostro progetto si distingue per due motivi principali. Innanzitutto, noi mettiamo in pista dei veri e propri autoscontri invece delle classiche automobili. In secondo luogo, uniamo il realismo fisico dei danni a meccaniche caotiche e divertenti: invece di limitarci ai semplici tamponamenti, permettiamo al giocatore di usare abilità come il boost e oggetti speciali come mine, granate e banane, trasformando la gara in un incrocio unico tra un gioco di pura demolizione e un frenetico party game.</w:t>
+      </w:r>
+      <w:r>
+        <w:br w:type="page"/>
+      </w:r>
+    </w:p>
+    <w:p>
+      <w:pPr>
+        <w:pStyle w:val="Titolo2"/>
+      </w:pPr>
+      <w:bookmarkStart w:id="6" w:name="_Toc240284371"/>
+      <w:r>
+        <w:lastRenderedPageBreak/>
+        <w:t>Unity</w:t>
+      </w:r>
+      <w:bookmarkEnd w:id="6"/>
+    </w:p>
+    <w:p>
+      <w:pPr>
+        <w:rPr>
+          <w:lang w:val="it-IT"/>
+        </w:rPr>
+      </w:pPr>
       <w:r>
         <w:rPr>
           <w:b/>
           <w:bCs/>
         </w:rPr>
-        <w:t xml:space="preserve"> Derby</w:t>
-      </w:r>
-      <w:r>
-        <w:t xml:space="preserve">, ma il nostro progetto si distingue per due motivi principali. Innanzitutto, noi mettiamo in pista dei veri e propri autoscontri invece delle classiche automobili. In secondo luogo, uniamo il realismo fisico dei danni a meccaniche caotiche e divertenti: invece di limitarci ai semplici tamponamenti, permettiamo al giocatore di usare abilità come il </w:t>
-      </w:r>
-      <w:proofErr w:type="spellStart"/>
-      <w:r>
-        <w:t>boost</w:t>
-      </w:r>
-      <w:proofErr w:type="spellEnd"/>
-      <w:r>
-        <w:t xml:space="preserve"> e oggetti speciali come mine, granate e banane, trasformando la gara in un incrocio unico tra un gioco di pura demolizione e un frenetico party game.</w:t>
-      </w:r>
-      <w:r>
-        <w:br w:type="page"/>
-      </w:r>
-    </w:p>
-    <w:p>
-      <w:pPr>
-        <w:pStyle w:val="Titolo2"/>
-      </w:pPr>
-      <w:bookmarkStart w:id="6" w:name="_Toc240284371"/>
-      <w:proofErr w:type="spellStart"/>
-      <w:r>
-        <w:lastRenderedPageBreak/>
-        <w:t>Unity</w:t>
-      </w:r>
-      <w:bookmarkEnd w:id="6"/>
-      <w:proofErr w:type="spellEnd"/>
-    </w:p>
-    <w:p>
-      <w:pPr>
-        <w:rPr>
-          <w:lang w:val="it-IT"/>
-        </w:rPr>
-      </w:pPr>
-      <w:r>
+        <w:t>Cos'è Unity e le sue particolarità</w:t>
+      </w:r>
+    </w:p>
+    <w:p>
+      <w:r>
+        <w:t xml:space="preserve">Unity è un programma molto famoso che serve per creare videogiochi in 2D e in 3D. </w:t>
+      </w:r>
+      <w:r>
+        <w:t>C</w:t>
+      </w:r>
+      <w:r>
+        <w:t>i fornisce tutti gli strumenti necessari per costruire il gioco in un unico posto.</w:t>
+      </w:r>
+      <w:r>
+        <w:t xml:space="preserve"> Inoltre</w:t>
+      </w:r>
+      <w:r>
+        <w:t xml:space="preserve"> </w:t>
+      </w:r>
+      <w:r>
+        <w:t>c</w:t>
+      </w:r>
+      <w:r>
+        <w:t>i permette di gestire facilmente i modelli 3D, i suoni e i movimenti fisici senza usare altri programmi.</w:t>
+      </w:r>
+    </w:p>
+    <w:p/>
+    <w:p>
+      <w:r>
+        <w:t>La cosa più comoda di Unity è che funziona un po' come le costruzioni Lego. Invece di programmare un oggetto intero da zero, possiamo "attaccare" piccoli blocchi di istruzioni già pronti (chiamati componenti). Per esempio, possiamo attaccare al nostro autoscontro un blocco per la gravità e un altro per calcolare gli urti. Inoltre, Unity usa un linguaggio di programmazione chiamato C#, che è potente ma abbastanza facile da usare. Infine, ha una grande comunità su internet per chiedere aiuto e ci permette di far funzionare il gioco finito su tanti dispositivi diversi senza dover rifare tutto da capo.</w:t>
+      </w:r>
+    </w:p>
+    <w:p/>
+    <w:p>
+      <w:pPr>
         <w:rPr>
           <w:b/>
           <w:bCs/>
         </w:rPr>
-        <w:t xml:space="preserve">Cos'è </w:t>
-      </w:r>
-      <w:proofErr w:type="spellStart"/>
+      </w:pPr>
       <w:r>
         <w:rPr>
           <w:b/>
           <w:bCs/>
         </w:rPr>
-        <w:t>Unity</w:t>
-      </w:r>
-      <w:proofErr w:type="spellEnd"/>
-      <w:r>
-        <w:rPr>
-          <w:b/>
-          <w:bCs/>
-        </w:rPr>
-        <w:t xml:space="preserve"> e le sue particolarità</w:t>
-      </w:r>
-    </w:p>
-    <w:p>
-      <w:proofErr w:type="spellStart"/>
-      <w:r>
-        <w:t>Unity</w:t>
-      </w:r>
-      <w:proofErr w:type="spellEnd"/>
-      <w:r>
-        <w:t xml:space="preserve"> è un programma molto famoso che serve per creare videogiochi in 2D e in 3D. </w:t>
-      </w:r>
-      <w:r>
-        <w:t>C</w:t>
-      </w:r>
-      <w:r>
-        <w:t>i fornisce tutti gli strumenti necessari per costruire il gioco in un unico posto.</w:t>
-      </w:r>
-      <w:r>
-        <w:t xml:space="preserve"> Inoltre</w:t>
-      </w:r>
-      <w:r>
-        <w:t xml:space="preserve"> </w:t>
-      </w:r>
-      <w:r>
-        <w:t>c</w:t>
-      </w:r>
-      <w:r>
-        <w:t>i permette di gestire facilmente i modelli 3D, i suoni e i movimenti fisici senza usare altri programmi.</w:t>
+        <w:t>Perché abbiamo scelto Unity al posto di Unreal Engine</w:t>
+      </w:r>
+    </w:p>
+    <w:p>
+      <w:r>
+        <w:t>All'inizio abbiamo pensato di usare anche un altro programma molto conosciuto, Unreal Engine. Alla fine, però, abbiamo scelto Unity per alcuni motivi molto semplici. Il primo motivo è il linguaggio di programmazione: il C# di Unity per noi è molto più facile e veloce da scrivere rispetto al difficile C++ di Unreal Engine. Così possiamo concentrarci sul gioco senza impazzire con codici troppo complicati.</w:t>
       </w:r>
     </w:p>
     <w:p/>
     <w:p>
       <w:r>
-        <w:t xml:space="preserve">La cosa più comoda di </w:t>
-      </w:r>
-      <w:proofErr w:type="spellStart"/>
-      <w:r>
-        <w:t>Unity</w:t>
-      </w:r>
-      <w:proofErr w:type="spellEnd"/>
-      <w:r>
-        <w:t xml:space="preserve"> è che funziona un po' come le costruzioni Lego. Invece di programmare un oggetto intero da zero, possiamo "attaccare" piccoli blocchi di istruzioni già pronti (chiamati componenti). Per esempio, possiamo attaccare al nostro autoscontro un blocco per la gravità e un altro per calcolare gli urti. Inoltre, </w:t>
-      </w:r>
-      <w:proofErr w:type="spellStart"/>
-      <w:r>
-        <w:t>Unity</w:t>
-      </w:r>
-      <w:proofErr w:type="spellEnd"/>
-      <w:r>
-        <w:t xml:space="preserve"> usa un linguaggio di programmazione chiamato C#, che è potente ma abbastanza facile da usare. Infine, ha una grande comunità su internet per chiedere aiuto e ci permette di far funzionare il gioco finito su tanti dispositivi diversi senza dover rifare tutto da capo.</w:t>
+        <w:t>Il secondo motivo è il tipo di gioco che stiamo facendo. Unreal Engine è fantastico per creare mondi enormi e super realistici. Il nostro gioco, invece, è veloce, divertente e si svolge dentro arene chiuse. Per questo scopo Unity è perfetto perché è più leggero e ci fa avere ottime prestazioni, senza pesare troppo sul computer con funzioni che non ci servono.</w:t>
       </w:r>
     </w:p>
     <w:p/>
     <w:p>
-      <w:pPr>
-        <w:rPr>
-          <w:b/>
-          <w:bCs/>
-        </w:rPr>
-      </w:pPr>
-      <w:r>
-        <w:rPr>
-          <w:b/>
-          <w:bCs/>
-        </w:rPr>
-        <w:t xml:space="preserve">Perché abbiamo scelto </w:t>
-      </w:r>
-      <w:proofErr w:type="spellStart"/>
-      <w:r>
-        <w:rPr>
-          <w:b/>
-          <w:bCs/>
-        </w:rPr>
-        <w:t>Unity</w:t>
-      </w:r>
-      <w:proofErr w:type="spellEnd"/>
-      <w:r>
-        <w:rPr>
-          <w:b/>
-          <w:bCs/>
-        </w:rPr>
-        <w:t xml:space="preserve"> al posto di </w:t>
-      </w:r>
-      <w:proofErr w:type="spellStart"/>
-      <w:r>
-        <w:rPr>
-          <w:b/>
-          <w:bCs/>
-        </w:rPr>
-        <w:t>Unreal</w:t>
-      </w:r>
-      <w:proofErr w:type="spellEnd"/>
-      <w:r>
-        <w:rPr>
-          <w:b/>
-          <w:bCs/>
-        </w:rPr>
-        <w:t xml:space="preserve"> Engine</w:t>
-      </w:r>
-    </w:p>
-    <w:p>
-      <w:r>
-        <w:t xml:space="preserve">All'inizio abbiamo pensato di usare anche un altro programma molto conosciuto, </w:t>
-      </w:r>
-      <w:proofErr w:type="spellStart"/>
-      <w:r>
-        <w:t>Unreal</w:t>
-      </w:r>
-      <w:proofErr w:type="spellEnd"/>
-      <w:r>
-        <w:t xml:space="preserve"> Engine. Alla fine, però, abbiamo scelto </w:t>
-      </w:r>
-      <w:proofErr w:type="spellStart"/>
-      <w:r>
-        <w:t>Unity</w:t>
-      </w:r>
-      <w:proofErr w:type="spellEnd"/>
-      <w:r>
-        <w:t xml:space="preserve"> per alcuni motivi molto semplici. Il primo motivo è il linguaggio di programmazione: il C# di </w:t>
-      </w:r>
-      <w:proofErr w:type="spellStart"/>
-      <w:r>
-        <w:t>Unity</w:t>
-      </w:r>
-      <w:proofErr w:type="spellEnd"/>
-      <w:r>
-        <w:t xml:space="preserve"> per noi è molto più facile e veloce da scrivere rispetto al difficile C++ di </w:t>
-      </w:r>
-      <w:proofErr w:type="spellStart"/>
-      <w:r>
-        <w:t>Unreal</w:t>
-      </w:r>
-      <w:proofErr w:type="spellEnd"/>
-      <w:r>
-        <w:t xml:space="preserve"> Engine. Così possiamo concentrarci sul gioco senza impazzire con codici troppo complicati.</w:t>
-      </w:r>
-    </w:p>
-    <w:p/>
-    <w:p>
-      <w:r>
-        <w:t xml:space="preserve">Il secondo motivo è il tipo di gioco che stiamo facendo. </w:t>
-      </w:r>
-      <w:proofErr w:type="spellStart"/>
-      <w:r>
-        <w:t>Unreal</w:t>
-      </w:r>
-      <w:proofErr w:type="spellEnd"/>
-      <w:r>
-        <w:t xml:space="preserve"> Engine è fantastico per creare mondi enormi e super realistici. Il nostro gioco, invece, è veloce, divertente e si svolge dentro arene chiuse. Per questo scopo </w:t>
-      </w:r>
-      <w:proofErr w:type="spellStart"/>
-      <w:r>
-        <w:t>Unity</w:t>
-      </w:r>
-      <w:proofErr w:type="spellEnd"/>
-      <w:r>
-        <w:t xml:space="preserve"> è perfetto perché è più leggero e ci fa avere ottime prestazioni, senza pesare troppo sul computer con funzioni che non ci servono.</w:t>
-      </w:r>
-    </w:p>
-    <w:p/>
-    <w:p>
-      <w:r>
-        <w:t xml:space="preserve">Infine, </w:t>
-      </w:r>
-      <w:proofErr w:type="spellStart"/>
-      <w:r>
-        <w:t>Unity</w:t>
-      </w:r>
-      <w:proofErr w:type="spellEnd"/>
-      <w:r>
-        <w:t xml:space="preserve"> è ottimo per gestire la fisica. Calcolare i danni, le derapate e gli scontri tra le auto è molto facile. Visto che siamo </w:t>
+      <w:r>
+        <w:t xml:space="preserve">Infine, Unity è ottimo per gestire la fisica. Calcolare i danni, le derapate e gli scontri tra le auto è molto facile. Visto che siamo </w:t>
       </w:r>
       <w:r>
         <w:t>in due</w:t>
       </w:r>
       <w:r>
-        <w:t xml:space="preserve">, abbiamo bisogno di fare tante prove veloci. Con </w:t>
-      </w:r>
-      <w:proofErr w:type="spellStart"/>
-      <w:r>
-        <w:t>Unity</w:t>
-      </w:r>
-      <w:proofErr w:type="spellEnd"/>
-      <w:r>
-        <w:t xml:space="preserve"> possiamo mettere subito le auto nell'arena, testare i nemici e correggere gli errori al volo, risparmiando un sacco di tempo.</w:t>
+        <w:t>, abbiamo bisogno di fare tante prove veloci. Con Unity possiamo mettere subito le auto nell'arena, testare i nemici e correggere gli errori al volo, risparmiando un sacco di tempo.</w:t>
       </w:r>
     </w:p>
     <w:p/>
@@ -4069,15 +3893,7 @@
         </w:numPr>
       </w:pPr>
       <w:r>
-        <w:t xml:space="preserve">Come giocatore voglio poter raccogliere i </w:t>
-      </w:r>
-      <w:proofErr w:type="spellStart"/>
-      <w:r>
-        <w:t>perk</w:t>
-      </w:r>
-      <w:proofErr w:type="spellEnd"/>
-      <w:r>
-        <w:t xml:space="preserve"> per poterli usare in partita.</w:t>
+        <w:t>Come giocatore voglio poter raccogliere i perk per poterli usare in partita.</w:t>
       </w:r>
     </w:p>
     <w:p>
@@ -4105,21 +3921,13 @@
         </w:numPr>
       </w:pPr>
       <w:r>
-        <w:t xml:space="preserve">Posso vedere i </w:t>
-      </w:r>
-      <w:proofErr w:type="spellStart"/>
-      <w:r>
-        <w:t>pe</w:t>
+        <w:t>Posso vedere i pe</w:t>
       </w:r>
       <w:r>
         <w:t>r</w:t>
       </w:r>
       <w:r>
-        <w:t>k</w:t>
-      </w:r>
-      <w:proofErr w:type="spellEnd"/>
-      <w:r>
-        <w:t>.</w:t>
+        <w:t>k.</w:t>
       </w:r>
     </w:p>
     <w:p>
@@ -4131,15 +3939,7 @@
         </w:numPr>
       </w:pPr>
       <w:r>
-        <w:t xml:space="preserve">Posso raccogliere i </w:t>
-      </w:r>
-      <w:proofErr w:type="spellStart"/>
-      <w:r>
-        <w:t>perk</w:t>
-      </w:r>
-      <w:proofErr w:type="spellEnd"/>
-      <w:r>
-        <w:t>.</w:t>
+        <w:t>Posso raccogliere i perk.</w:t>
       </w:r>
     </w:p>
     <w:p>
@@ -4151,15 +3951,7 @@
         </w:numPr>
       </w:pPr>
       <w:r>
-        <w:t xml:space="preserve">Posso usare i </w:t>
-      </w:r>
-      <w:proofErr w:type="spellStart"/>
-      <w:r>
-        <w:t>perk</w:t>
-      </w:r>
-      <w:proofErr w:type="spellEnd"/>
-      <w:r>
-        <w:t>.</w:t>
+        <w:t>Posso usare i perk.</w:t>
       </w:r>
     </w:p>
     <w:p>
@@ -4360,15 +4152,7 @@
         </w:numPr>
       </w:pPr>
       <w:r>
-        <w:t xml:space="preserve">Tramite i </w:t>
-      </w:r>
-      <w:proofErr w:type="spellStart"/>
-      <w:r>
-        <w:t>perk</w:t>
-      </w:r>
-      <w:proofErr w:type="spellEnd"/>
-      <w:r>
-        <w:t xml:space="preserve"> posso </w:t>
+        <w:t xml:space="preserve">Tramite i perk posso </w:t>
       </w:r>
       <w:r>
         <w:t>infliggere</w:t>
@@ -4411,15 +4195,7 @@
         </w:numPr>
       </w:pPr>
       <w:r>
-        <w:t xml:space="preserve">Come giocatore voglio poter </w:t>
-      </w:r>
-      <w:proofErr w:type="spellStart"/>
-      <w:r>
-        <w:t>driftare</w:t>
-      </w:r>
-      <w:proofErr w:type="spellEnd"/>
-      <w:r>
-        <w:t xml:space="preserve"> per eseguire manovre evasive.</w:t>
+        <w:t>Come giocatore voglio poter driftare per eseguire manovre evasive.</w:t>
       </w:r>
     </w:p>
     <w:p>
@@ -4447,13 +4223,8 @@
         </w:numPr>
       </w:pPr>
       <w:r>
-        <w:t xml:space="preserve">Tramite l’apposito comando (SHIFT) posso </w:t>
-      </w:r>
-      <w:proofErr w:type="spellStart"/>
-      <w:r>
-        <w:t>driftare</w:t>
-      </w:r>
-      <w:proofErr w:type="spellEnd"/>
+        <w:t>Tramite l’apposito comando (SHIFT) posso driftare</w:t>
+      </w:r>
     </w:p>
     <w:p>
       <w:pPr>
@@ -6247,13 +6018,8 @@
             <w:gridSpan w:val="5"/>
           </w:tcPr>
           <w:p>
-            <w:proofErr w:type="spellStart"/>
-            <w:r>
-              <w:t>Spawn</w:t>
-            </w:r>
-            <w:proofErr w:type="spellEnd"/>
-            <w:r>
-              <w:t xml:space="preserve"> dei veicoli avversari all'interno della mappa, capaci di muoversi e interagire con il giocatore.</w:t>
+            <w:r>
+              <w:t>Spawn dei veicoli avversari all'interno della mappa, capaci di muoversi e interagire con il giocatore.</w:t>
             </w:r>
           </w:p>
         </w:tc>
@@ -6969,13 +6735,8 @@
           </w:tcPr>
           <w:p>
             <w:r>
-              <w:t xml:space="preserve">Generazione e raccolta </w:t>
-            </w:r>
-            <w:proofErr w:type="spellStart"/>
-            <w:r>
-              <w:t>perk</w:t>
-            </w:r>
-            <w:proofErr w:type="spellEnd"/>
+              <w:t>Generazione e raccolta perk</w:t>
+            </w:r>
           </w:p>
         </w:tc>
       </w:tr>
@@ -7008,15 +6769,7 @@
           </w:tcPr>
           <w:p>
             <w:r>
-              <w:t>Comparsa visibile di power-up/</w:t>
-            </w:r>
-            <w:proofErr w:type="spellStart"/>
-            <w:r>
-              <w:t>perk</w:t>
-            </w:r>
-            <w:proofErr w:type="spellEnd"/>
-            <w:r>
-              <w:t xml:space="preserve"> sul tracciato e rilevamento del passaggio del veicolo per la loro raccolta nell'inventario temporaneo.</w:t>
+              <w:t>Comparsa visibile di power-up/perk sul tracciato e rilevamento del passaggio del veicolo per la loro raccolta nell'inventario temporaneo.</w:t>
             </w:r>
           </w:p>
         </w:tc>
@@ -7268,13 +7021,8 @@
           </w:tcPr>
           <w:p>
             <w:r>
-              <w:t xml:space="preserve">Utilizzo ed effetti dei </w:t>
-            </w:r>
-            <w:proofErr w:type="spellStart"/>
-            <w:r>
-              <w:t>perk</w:t>
-            </w:r>
-            <w:proofErr w:type="spellEnd"/>
+              <w:t>Utilizzo ed effetti dei perk</w:t>
+            </w:r>
           </w:p>
         </w:tc>
       </w:tr>
@@ -7307,15 +7055,7 @@
           </w:tcPr>
           <w:p>
             <w:r>
-              <w:t xml:space="preserve">Attivazione del </w:t>
-            </w:r>
-            <w:proofErr w:type="spellStart"/>
-            <w:r>
-              <w:t>perk</w:t>
-            </w:r>
-            <w:proofErr w:type="spellEnd"/>
-            <w:r>
-              <w:t xml:space="preserve"> raccolto per generare vantaggi specifici o infliggere danni aggiuntivi ai veicoli avversari.</w:t>
+              <w:t>Attivazione del perk raccolto per generare vantaggi specifici o infliggere danni aggiuntivi ai veicoli avversari.</w:t>
             </w:r>
           </w:p>
         </w:tc>
@@ -7368,15 +7108,7 @@
           </w:tcPr>
           <w:p>
             <w:r>
-              <w:t xml:space="preserve">Richiede la raccolta del </w:t>
-            </w:r>
-            <w:proofErr w:type="spellStart"/>
-            <w:r>
-              <w:t>perk</w:t>
-            </w:r>
-            <w:proofErr w:type="spellEnd"/>
-            <w:r>
-              <w:t xml:space="preserve"> (Req-10)</w:t>
+              <w:t>Richiede la raccolta del perk (Req-10)</w:t>
             </w:r>
             <w:r>
               <w:t>.</w:t>
@@ -8437,15 +8169,7 @@
           </w:tcPr>
           <w:p>
             <w:r>
-              <w:t xml:space="preserve">I menu di navigazione, i comandi a schermo e gli indicatori grafici (vita, ricarica turbo, stato </w:t>
-            </w:r>
-            <w:proofErr w:type="spellStart"/>
-            <w:r>
-              <w:t>perk</w:t>
-            </w:r>
-            <w:proofErr w:type="spellEnd"/>
-            <w:r>
-              <w:t>) devono risultare leggibili e intuitivi durante le fasi concitate della partita.</w:t>
+              <w:t>I menu di navigazione, i comandi a schermo e gli indicatori grafici (vita, ricarica turbo, stato perk) devono risultare leggibili e intuitivi durante le fasi concitate della partita.</w:t>
             </w:r>
           </w:p>
         </w:tc>
@@ -9938,6 +9662,12 @@
           <w:lang w:val="it-IT"/>
         </w:rPr>
       </w:pPr>
+      <w:r>
+        <w:rPr>
+          <w:lang w:val="it-IT"/>
+        </w:rPr>
+        <w:br w:type="page"/>
+      </w:r>
     </w:p>
     <w:p>
       <w:pPr>
@@ -9952,22 +9682,98 @@
         <w:rPr>
           <w:lang w:val="it-CH"/>
         </w:rPr>
+        <w:lastRenderedPageBreak/>
         <w:t>Use case</w:t>
       </w:r>
       <w:bookmarkEnd w:id="11"/>
     </w:p>
     <w:p>
       <w:r>
-        <w:t xml:space="preserve">I casi d’uso rappresentano l’interazione tra i vari </w:t>
-      </w:r>
-      <w:r>
-        <w:t>attori e le funzionalità</w:t>
-      </w:r>
-      <w:r>
-        <w:t xml:space="preserve"> del prodotto</w:t>
-      </w:r>
-      <w:r>
-        <w:t>.</w:t>
+        <w:rPr>
+          <w:noProof/>
+        </w:rPr>
+        <w:drawing>
+          <wp:inline distT="0" distB="0" distL="0" distR="0" wp14:anchorId="5B7F8B9F" wp14:editId="78257CD4">
+            <wp:extent cx="6115050" cy="4076700"/>
+            <wp:effectExtent l="0" t="0" r="0" b="0"/>
+            <wp:docPr id="6" name="Immagine 6"/>
+            <wp:cNvGraphicFramePr>
+              <a:graphicFrameLocks xmlns:a="http://schemas.openxmlformats.org/drawingml/2006/main" noChangeAspect="1"/>
+            </wp:cNvGraphicFramePr>
+            <a:graphic xmlns:a="http://schemas.openxmlformats.org/drawingml/2006/main">
+              <a:graphicData uri="http://schemas.openxmlformats.org/drawingml/2006/picture">
+                <pic:pic xmlns:pic="http://schemas.openxmlformats.org/drawingml/2006/picture">
+                  <pic:nvPicPr>
+                    <pic:cNvPr id="0" name="Picture 2"/>
+                    <pic:cNvPicPr>
+                      <a:picLocks noChangeAspect="1" noChangeArrowheads="1"/>
+                    </pic:cNvPicPr>
+                  </pic:nvPicPr>
+                  <pic:blipFill>
+                    <a:blip r:embed="rId8" cstate="print">
+                      <a:extLst>
+                        <a:ext uri="{28A0092B-C50C-407E-A947-70E740481C1C}">
+                          <a14:useLocalDpi xmlns:a14="http://schemas.microsoft.com/office/drawing/2010/main" val="0"/>
+                        </a:ext>
+                      </a:extLst>
+                    </a:blip>
+                    <a:srcRect/>
+                    <a:stretch>
+                      <a:fillRect/>
+                    </a:stretch>
+                  </pic:blipFill>
+                  <pic:spPr bwMode="auto">
+                    <a:xfrm>
+                      <a:off x="0" y="0"/>
+                      <a:ext cx="6115050" cy="4076700"/>
+                    </a:xfrm>
+                    <a:prstGeom prst="rect">
+                      <a:avLst/>
+                    </a:prstGeom>
+                    <a:noFill/>
+                    <a:ln>
+                      <a:noFill/>
+                    </a:ln>
+                  </pic:spPr>
+                </pic:pic>
+              </a:graphicData>
+            </a:graphic>
+          </wp:inline>
+        </w:drawing>
+      </w:r>
+    </w:p>
+    <w:p>
+      <w:r>
+        <w:t>Questo</w:t>
+      </w:r>
+      <w:r>
+        <w:t xml:space="preserve"> Use Case </w:t>
+      </w:r>
+      <w:r>
+        <w:t>descrive come funziona Brutal Bumper Cars. Spiega in modo chiaro cosa fa il Giocatore (Player) e cosa fa il computer (Sistema) in automatico.</w:t>
+      </w:r>
+    </w:p>
+    <w:p/>
+    <w:p>
+      <w:r>
+        <w:t>Il Giocatore può personalizzare il suo veicolo, guardare le statistiche, cambiare le impostazioni o uscire dal gioco. Quando avvia la partita, il Giocatore si occupa solo di guidare la sua auto e usare i potenziamenti (power-up).</w:t>
+      </w:r>
+    </w:p>
+    <w:p/>
+    <w:p>
+      <w:r>
+        <w:t>Il Sistema prepara tutto il resto: crea la mappa e fa comparire i veicoli e i potenziamenti. Durante la gara, il Sistema guida le auto nemiche (bot) e controlla chi viene eliminato. Alla fine, decide chi ha vinto, mostra il risultato sullo schermo e salva i punteggi.</w:t>
+      </w:r>
+    </w:p>
+    <w:p/>
+    <w:p>
+      <w:r>
+        <w:t>L'applicazione divide così le azioni umane da quelle automatiche del computer, facendo funzionare il gioco in modo semplice e ordinato.</w:t>
+      </w:r>
+    </w:p>
+    <w:p>
+      <w:r>
+        <w:br w:type="page"/>
       </w:r>
     </w:p>
     <w:p>
@@ -9982,6 +9788,7 @@
         <w:rPr>
           <w:lang w:val="it-CH"/>
         </w:rPr>
+        <w:lastRenderedPageBreak/>
         <w:t>Pianificazione</w:t>
       </w:r>
       <w:bookmarkEnd w:id="12"/>
@@ -9997,15 +9804,7 @@
     <w:p/>
     <w:p>
       <w:r>
-        <w:t xml:space="preserve">La pianificazione può essere rappresentata mediante un diagramma di </w:t>
-      </w:r>
-      <w:proofErr w:type="spellStart"/>
-      <w:r>
-        <w:t>Gantt</w:t>
-      </w:r>
-      <w:proofErr w:type="spellEnd"/>
-      <w:r>
-        <w:t>:</w:t>
+        <w:t>La pianificazione può essere rappresentata mediante un diagramma di Gantt:</w:t>
       </w:r>
     </w:p>
     <w:p/>
@@ -10017,7 +9816,6 @@
         <w:rPr>
           <w:noProof/>
         </w:rPr>
-        <w:lastRenderedPageBreak/>
         <w:drawing>
           <wp:inline distT="0" distB="0" distL="0" distR="0" wp14:anchorId="280632B8" wp14:editId="61600608">
             <wp:extent cx="5972175" cy="2876550"/>
@@ -10036,7 +9834,7 @@
                     </pic:cNvPicPr>
                   </pic:nvPicPr>
                   <pic:blipFill>
-                    <a:blip r:embed="rId8" cstate="print">
+                    <a:blip r:embed="rId9" cstate="print">
                       <a:extLst>
                         <a:ext uri="{28A0092B-C50C-407E-A947-70E740481C1C}">
                           <a14:useLocalDpi xmlns:a14="http://schemas.microsoft.com/office/drawing/2010/main" val="0"/>
@@ -10107,14 +9905,9 @@
         <w:t xml:space="preserve"> </w:t>
       </w:r>
       <w:r>
-        <w:t xml:space="preserve">Esempio di diagramma di </w:t>
-      </w:r>
-      <w:proofErr w:type="spellStart"/>
-      <w:r>
-        <w:t>Gantt</w:t>
+        <w:t>Esempio di diagramma di Gantt</w:t>
       </w:r>
       <w:bookmarkEnd w:id="13"/>
-      <w:proofErr w:type="spellEnd"/>
     </w:p>
     <w:p>
       <w:r>
@@ -10130,15 +9923,7 @@
         <w:t>.</w:t>
       </w:r>
       <w:r>
-        <w:t xml:space="preserve"> </w:t>
-      </w:r>
-      <w:proofErr w:type="spellStart"/>
-      <w:r>
-        <w:t>scrum</w:t>
-      </w:r>
-      <w:proofErr w:type="spellEnd"/>
-      <w:r>
-        <w:t>), dovranno apparire in questo capitolo.</w:t>
+        <w:t xml:space="preserve"> scrum), dovranno apparire in questo capitolo.</w:t>
       </w:r>
     </w:p>
     <w:p/>
@@ -10146,10 +9931,10 @@
     <w:p>
       <w:pPr>
         <w:sectPr>
-          <w:headerReference w:type="default" r:id="rId9"/>
-          <w:footerReference w:type="default" r:id="rId10"/>
-          <w:headerReference w:type="first" r:id="rId11"/>
-          <w:footerReference w:type="first" r:id="rId12"/>
+          <w:headerReference w:type="default" r:id="rId10"/>
+          <w:footerReference w:type="default" r:id="rId11"/>
+          <w:headerReference w:type="first" r:id="rId12"/>
+          <w:footerReference w:type="first" r:id="rId13"/>
           <w:pgSz w:w="11906" w:h="16838"/>
           <w:pgMar w:top="1985" w:right="1134" w:bottom="1418" w:left="1134" w:header="567" w:footer="567" w:gutter="0"/>
           <w:pgNumType w:start="1"/>
@@ -10191,7 +9976,7 @@
                     </pic:cNvPicPr>
                   </pic:nvPicPr>
                   <pic:blipFill>
-                    <a:blip r:embed="rId8" cstate="print">
+                    <a:blip r:embed="rId9" cstate="print">
                       <a:extLst>
                         <a:ext uri="{28A0092B-C50C-407E-A947-70E740481C1C}">
                           <a14:useLocalDpi xmlns:a14="http://schemas.microsoft.com/office/drawing/2010/main" val="0"/>
@@ -10262,22 +10047,17 @@
         <w:t xml:space="preserve"> </w:t>
       </w:r>
       <w:r>
-        <w:t xml:space="preserve">Esempio di diagramma di </w:t>
-      </w:r>
-      <w:proofErr w:type="spellStart"/>
-      <w:r>
-        <w:t>Gantt</w:t>
+        <w:t>Esempio di diagramma di Gantt</w:t>
       </w:r>
       <w:bookmarkEnd w:id="14"/>
-      <w:proofErr w:type="spellEnd"/>
     </w:p>
     <w:p/>
     <w:p>
       <w:pPr>
         <w:sectPr>
-          <w:footerReference w:type="default" r:id="rId13"/>
-          <w:headerReference w:type="first" r:id="rId14"/>
-          <w:footerReference w:type="first" r:id="rId15"/>
+          <w:footerReference w:type="default" r:id="rId14"/>
+          <w:headerReference w:type="first" r:id="rId15"/>
+          <w:footerReference w:type="first" r:id="rId16"/>
           <w:pgSz w:w="16838" w:h="11906" w:orient="landscape"/>
           <w:pgMar w:top="720" w:right="720" w:bottom="720" w:left="720" w:header="567" w:footer="567" w:gutter="0"/>
           <w:cols w:space="720"/>
@@ -10323,30 +10103,21 @@
       <w:r>
         <w:t xml:space="preserve"> PC scolastici con </w:t>
       </w:r>
-      <w:proofErr w:type="spellStart"/>
       <w:r>
         <w:t>Unity</w:t>
       </w:r>
-      <w:proofErr w:type="spellEnd"/>
       <w:r>
         <w:t>. Il debugging è effettuato direttamente sul</w:t>
       </w:r>
       <w:r>
-        <w:t xml:space="preserve"> game </w:t>
-      </w:r>
-      <w:proofErr w:type="spellStart"/>
-      <w:r>
-        <w:t>engine</w:t>
-      </w:r>
-      <w:proofErr w:type="spellEnd"/>
+        <w:t xml:space="preserve"> game engine</w:t>
+      </w:r>
       <w:r>
         <w:t xml:space="preserve"> </w:t>
       </w:r>
-      <w:proofErr w:type="spellStart"/>
       <w:r>
         <w:t>Unity</w:t>
       </w:r>
-      <w:proofErr w:type="spellEnd"/>
       <w:r>
         <w:t>, oltretutto sono stati anche eseguiti dei test su dei computer personali con delle prestazioni minori rispetto a quelli scolastici.</w:t>
       </w:r>
@@ -10417,13 +10188,8 @@
             <w:tcW w:w="2440" w:type="dxa"/>
           </w:tcPr>
           <w:p>
-            <w:proofErr w:type="spellStart"/>
-            <w:r>
-              <w:t>Unity</w:t>
-            </w:r>
-            <w:proofErr w:type="spellEnd"/>
-            <w:r>
-              <w:t xml:space="preserve">: </w:t>
+            <w:r>
+              <w:t xml:space="preserve">Unity: </w:t>
             </w:r>
           </w:p>
         </w:tc>
@@ -10544,13 +10310,8 @@
     <w:p>
       <w:bookmarkStart w:id="20" w:name="_Toc429059808"/>
       <w:r>
-        <w:t xml:space="preserve">PC Windows 11 </w:t>
-      </w:r>
-      <w:proofErr w:type="spellStart"/>
-      <w:r>
-        <w:t>Education</w:t>
-      </w:r>
-      <w:proofErr w:type="spellEnd"/>
+        <w:t>PC Windows 11 Education</w:t>
+      </w:r>
     </w:p>
     <w:p>
       <w:r>
@@ -10564,15 +10325,7 @@
     </w:p>
     <w:p>
       <w:r>
-        <w:t xml:space="preserve">NVIDIA </w:t>
-      </w:r>
-      <w:proofErr w:type="spellStart"/>
-      <w:r>
-        <w:t>GeForce</w:t>
-      </w:r>
-      <w:proofErr w:type="spellEnd"/>
-      <w:r>
-        <w:t xml:space="preserve"> RTX 2060</w:t>
+        <w:t>NVIDIA GeForce RTX 2060</w:t>
       </w:r>
     </w:p>
     <w:p>
@@ -10631,7 +10384,7 @@
                     </pic:cNvPicPr>
                   </pic:nvPicPr>
                   <pic:blipFill rotWithShape="1">
-                    <a:blip r:embed="rId16" cstate="print">
+                    <a:blip r:embed="rId17" cstate="print">
                       <a:extLst>
                         <a:ext uri="{28A0092B-C50C-407E-A947-70E740481C1C}">
                           <a14:useLocalDpi xmlns:a14="http://schemas.microsoft.com/office/drawing/2010/main" val="0"/>
@@ -10696,21 +10449,7 @@
         <w:rPr>
           <w:lang w:eastAsia="it-CH"/>
         </w:rPr>
-        <w:t xml:space="preserve">Questo schema Entità-Relazione descrive la struttura del database per un videogioco. Al centro troviamo l'entità "User", che rappresenta l'account del giocatore ed è identificata da una </w:t>
-      </w:r>
-      <w:proofErr w:type="spellStart"/>
-      <w:r>
-        <w:rPr>
-          <w:lang w:eastAsia="it-CH"/>
-        </w:rPr>
-        <w:t>Primary</w:t>
-      </w:r>
-      <w:proofErr w:type="spellEnd"/>
-      <w:r>
-        <w:rPr>
-          <w:lang w:eastAsia="it-CH"/>
-        </w:rPr>
-        <w:t xml:space="preserve"> Key (</w:t>
+        <w:t>Questo schema Entità-Relazione descrive la struttura del database per un videogioco. Al centro troviamo l'entità "User", che rappresenta l'account del giocatore ed è identificata da una Primary Key (</w:t>
       </w:r>
       <w:r>
         <w:rPr>
@@ -10746,7 +10485,6 @@
         </w:rPr>
         <w:t xml:space="preserve">Per trasformare le relazioni "Possiede" e "Gestisce" in vere e proprie tabelle, utilizziamo le Chiavi Esterne (Foreign Key o FK). Le tabelle "Statistiche" e "impostazioni" conterranno una colonna specifica (ad esempio </w:t>
       </w:r>
-      <w:proofErr w:type="spellStart"/>
       <w:r>
         <w:rPr>
           <w:sz w:val="23"/>
@@ -10755,26 +10493,11 @@
         </w:rPr>
         <w:t>Id_User</w:t>
       </w:r>
-      <w:proofErr w:type="spellEnd"/>
       <w:r>
         <w:rPr>
           <w:lang w:eastAsia="it-CH"/>
         </w:rPr>
-        <w:t xml:space="preserve">) che funziona da FK e punta direttamente alla </w:t>
-      </w:r>
-      <w:proofErr w:type="spellStart"/>
-      <w:r>
-        <w:rPr>
-          <w:lang w:eastAsia="it-CH"/>
-        </w:rPr>
-        <w:t>Primary</w:t>
-      </w:r>
-      <w:proofErr w:type="spellEnd"/>
-      <w:r>
-        <w:rPr>
-          <w:lang w:eastAsia="it-CH"/>
-        </w:rPr>
-        <w:t xml:space="preserve"> Key della tabella "User". Poiché a ogni giocatore corrisponde un solo set di statistiche e un solo profilo di opzioni (relazione 1 a 1), su queste FK viene applicato un vincolo </w:t>
+        <w:t xml:space="preserve">) che funziona da FK e punta direttamente alla Primary Key della tabella "User". Poiché a ogni giocatore corrisponde un solo set di statistiche e un solo profilo di opzioni (relazione 1 a 1), su queste FK viene applicato un vincolo </w:t>
       </w:r>
       <w:r>
         <w:rPr>
@@ -10838,15 +10561,234 @@
     </w:p>
     <w:p>
       <w:r>
-        <w:t xml:space="preserve">Descrizione delle interfacce interne ed esterne del sistema e dell’interfaccia utente. La progettazione delle interfacce è basata sulle informazioni ricavate durante la fase di analisi e realizzata tramite </w:t>
-      </w:r>
-      <w:proofErr w:type="spellStart"/>
-      <w:r>
-        <w:t>mockups</w:t>
-      </w:r>
-      <w:proofErr w:type="spellEnd"/>
+        <w:t>Abbiamo deciso di mantenere uno stile a tema arancione per il gioco</w:t>
+      </w:r>
       <w:r>
         <w:t>.</w:t>
+      </w:r>
+    </w:p>
+    <w:p>
+      <w:r>
+        <w:t>Le griglie sono la nostra focalizzazione, portando una UI pulita a tutte le interfacce presenti.</w:t>
+      </w:r>
+    </w:p>
+    <w:p>
+      <w:r>
+        <w:t>Cerchiamo di mantenere facile l’utilizzo delle interfacce per l’utente.</w:t>
+      </w:r>
+    </w:p>
+    <w:p>
+      <w:r>
+        <w:t>Le seguenti immagini sono generati per bozza tramite Gemini, non sono vincolanti nel risultato che sarà presente a fine sviluppo.</w:t>
+      </w:r>
+    </w:p>
+    <w:p>
+      <w:pPr>
+        <w:pStyle w:val="Titolo3"/>
+      </w:pPr>
+      <w:r>
+        <w:t>Statistiche</w:t>
+      </w:r>
+    </w:p>
+    <w:p>
+      <w:r>
+        <w:rPr>
+          <w:noProof/>
+        </w:rPr>
+        <w:drawing>
+          <wp:inline distT="0" distB="0" distL="0" distR="0" wp14:anchorId="2BA77E0D" wp14:editId="5F83BED4">
+            <wp:extent cx="6115050" cy="3276600"/>
+            <wp:effectExtent l="0" t="0" r="0" b="0"/>
+            <wp:docPr id="11" name="Immagine 11"/>
+            <wp:cNvGraphicFramePr>
+              <a:graphicFrameLocks xmlns:a="http://schemas.openxmlformats.org/drawingml/2006/main" noChangeAspect="1"/>
+            </wp:cNvGraphicFramePr>
+            <a:graphic xmlns:a="http://schemas.openxmlformats.org/drawingml/2006/main">
+              <a:graphicData uri="http://schemas.openxmlformats.org/drawingml/2006/picture">
+                <pic:pic xmlns:pic="http://schemas.openxmlformats.org/drawingml/2006/picture">
+                  <pic:nvPicPr>
+                    <pic:cNvPr id="0" name="Picture 3"/>
+                    <pic:cNvPicPr>
+                      <a:picLocks noChangeAspect="1" noChangeArrowheads="1"/>
+                    </pic:cNvPicPr>
+                  </pic:nvPicPr>
+                  <pic:blipFill>
+                    <a:blip r:embed="rId18" cstate="print">
+                      <a:extLst>
+                        <a:ext uri="{28A0092B-C50C-407E-A947-70E740481C1C}">
+                          <a14:useLocalDpi xmlns:a14="http://schemas.microsoft.com/office/drawing/2010/main" val="0"/>
+                        </a:ext>
+                      </a:extLst>
+                    </a:blip>
+                    <a:srcRect/>
+                    <a:stretch>
+                      <a:fillRect/>
+                    </a:stretch>
+                  </pic:blipFill>
+                  <pic:spPr bwMode="auto">
+                    <a:xfrm>
+                      <a:off x="0" y="0"/>
+                      <a:ext cx="6115050" cy="3276600"/>
+                    </a:xfrm>
+                    <a:prstGeom prst="rect">
+                      <a:avLst/>
+                    </a:prstGeom>
+                    <a:noFill/>
+                    <a:ln>
+                      <a:noFill/>
+                    </a:ln>
+                  </pic:spPr>
+                </pic:pic>
+              </a:graphicData>
+            </a:graphic>
+          </wp:inline>
+        </w:drawing>
+      </w:r>
+    </w:p>
+    <w:p/>
+    <w:p>
+      <w:pPr>
+        <w:pStyle w:val="Titolo3"/>
+      </w:pPr>
+      <w:r>
+        <w:lastRenderedPageBreak/>
+        <w:t>Impostazioni</w:t>
+      </w:r>
+    </w:p>
+    <w:p>
+      <w:pPr>
+        <w:rPr>
+          <w:lang w:val="it-IT"/>
+        </w:rPr>
+      </w:pPr>
+      <w:r>
+        <w:rPr>
+          <w:noProof/>
+          <w:lang w:val="it-IT"/>
+        </w:rPr>
+        <w:drawing>
+          <wp:inline distT="0" distB="0" distL="0" distR="0" wp14:anchorId="540FFFAF" wp14:editId="174224A0">
+            <wp:extent cx="6105525" cy="3238500"/>
+            <wp:effectExtent l="0" t="0" r="9525" b="0"/>
+            <wp:docPr id="14" name="Immagine 14"/>
+            <wp:cNvGraphicFramePr>
+              <a:graphicFrameLocks xmlns:a="http://schemas.openxmlformats.org/drawingml/2006/main" noChangeAspect="1"/>
+            </wp:cNvGraphicFramePr>
+            <a:graphic xmlns:a="http://schemas.openxmlformats.org/drawingml/2006/main">
+              <a:graphicData uri="http://schemas.openxmlformats.org/drawingml/2006/picture">
+                <pic:pic xmlns:pic="http://schemas.openxmlformats.org/drawingml/2006/picture">
+                  <pic:nvPicPr>
+                    <pic:cNvPr id="0" name="Picture 4"/>
+                    <pic:cNvPicPr>
+                      <a:picLocks noChangeAspect="1" noChangeArrowheads="1"/>
+                    </pic:cNvPicPr>
+                  </pic:nvPicPr>
+                  <pic:blipFill>
+                    <a:blip r:embed="rId19" cstate="print">
+                      <a:extLst>
+                        <a:ext uri="{28A0092B-C50C-407E-A947-70E740481C1C}">
+                          <a14:useLocalDpi xmlns:a14="http://schemas.microsoft.com/office/drawing/2010/main" val="0"/>
+                        </a:ext>
+                      </a:extLst>
+                    </a:blip>
+                    <a:srcRect/>
+                    <a:stretch>
+                      <a:fillRect/>
+                    </a:stretch>
+                  </pic:blipFill>
+                  <pic:spPr bwMode="auto">
+                    <a:xfrm>
+                      <a:off x="0" y="0"/>
+                      <a:ext cx="6105525" cy="3238500"/>
+                    </a:xfrm>
+                    <a:prstGeom prst="rect">
+                      <a:avLst/>
+                    </a:prstGeom>
+                    <a:noFill/>
+                    <a:ln>
+                      <a:noFill/>
+                    </a:ln>
+                  </pic:spPr>
+                </pic:pic>
+              </a:graphicData>
+            </a:graphic>
+          </wp:inline>
+        </w:drawing>
+      </w:r>
+    </w:p>
+    <w:p/>
+    <w:p>
+      <w:pPr>
+        <w:pStyle w:val="Titolo3"/>
+      </w:pPr>
+      <w:r>
+        <w:t>Homepage</w:t>
+      </w:r>
+    </w:p>
+    <w:p>
+      <w:pPr>
+        <w:rPr>
+          <w:lang w:val="it-IT"/>
+        </w:rPr>
+      </w:pPr>
+      <w:r>
+        <w:rPr>
+          <w:noProof/>
+          <w:lang w:val="it-IT"/>
+        </w:rPr>
+        <w:drawing>
+          <wp:inline distT="0" distB="0" distL="0" distR="0" wp14:anchorId="6CFDA699" wp14:editId="5211FDCB">
+            <wp:extent cx="6105525" cy="3257550"/>
+            <wp:effectExtent l="0" t="0" r="9525" b="0"/>
+            <wp:docPr id="16" name="Immagine 16"/>
+            <wp:cNvGraphicFramePr>
+              <a:graphicFrameLocks xmlns:a="http://schemas.openxmlformats.org/drawingml/2006/main" noChangeAspect="1"/>
+            </wp:cNvGraphicFramePr>
+            <a:graphic xmlns:a="http://schemas.openxmlformats.org/drawingml/2006/main">
+              <a:graphicData uri="http://schemas.openxmlformats.org/drawingml/2006/picture">
+                <pic:pic xmlns:pic="http://schemas.openxmlformats.org/drawingml/2006/picture">
+                  <pic:nvPicPr>
+                    <pic:cNvPr id="0" name="Picture 5"/>
+                    <pic:cNvPicPr>
+                      <a:picLocks noChangeAspect="1" noChangeArrowheads="1"/>
+                    </pic:cNvPicPr>
+                  </pic:nvPicPr>
+                  <pic:blipFill>
+                    <a:blip r:embed="rId20" cstate="print">
+                      <a:extLst>
+                        <a:ext uri="{28A0092B-C50C-407E-A947-70E740481C1C}">
+                          <a14:useLocalDpi xmlns:a14="http://schemas.microsoft.com/office/drawing/2010/main" val="0"/>
+                        </a:ext>
+                      </a:extLst>
+                    </a:blip>
+                    <a:srcRect/>
+                    <a:stretch>
+                      <a:fillRect/>
+                    </a:stretch>
+                  </pic:blipFill>
+                  <pic:spPr bwMode="auto">
+                    <a:xfrm>
+                      <a:off x="0" y="0"/>
+                      <a:ext cx="6105525" cy="3257550"/>
+                    </a:xfrm>
+                    <a:prstGeom prst="rect">
+                      <a:avLst/>
+                    </a:prstGeom>
+                    <a:noFill/>
+                    <a:ln>
+                      <a:noFill/>
+                    </a:ln>
+                  </pic:spPr>
+                </pic:pic>
+              </a:graphicData>
+            </a:graphic>
+          </wp:inline>
+        </w:drawing>
+      </w:r>
+    </w:p>
+    <w:p>
+      <w:r>
+        <w:br w:type="page"/>
       </w:r>
     </w:p>
     <w:p>
@@ -10862,6 +10804,7 @@
         <w:rPr>
           <w:lang w:val="it-CH"/>
         </w:rPr>
+        <w:lastRenderedPageBreak/>
         <w:t>Design procedurale</w:t>
       </w:r>
       <w:bookmarkEnd w:id="26"/>
@@ -10913,13 +10856,8 @@
         </w:numPr>
       </w:pPr>
       <w:r>
-        <w:t xml:space="preserve">Tabelle di </w:t>
-      </w:r>
-      <w:proofErr w:type="spellStart"/>
-      <w:r>
-        <w:t>routing</w:t>
-      </w:r>
-      <w:proofErr w:type="spellEnd"/>
+        <w:t>Tabelle di routing</w:t>
+      </w:r>
     </w:p>
     <w:p>
       <w:pPr>
@@ -11199,212 +11137,86 @@
                 <w:szCs w:val="24"/>
                 <w:lang w:val="it-CH"/>
               </w:rPr>
-              <w:t xml:space="preserve">Import a card with KIC, KID and KIK keys, </w:t>
-            </w:r>
-            <w:proofErr w:type="spellStart"/>
-            <w:r>
-              <w:rPr>
+              <w:t>Import a card with KIC, KID and KIK keys, but not shown with the GUI</w:t>
+            </w:r>
+          </w:p>
+        </w:tc>
+      </w:tr>
+      <w:tr>
+        <w:tc>
+          <w:tcPr>
+            <w:tcW w:w="1843" w:type="dxa"/>
+            <w:shd w:val="clear" w:color="auto" w:fill="D9D9D9" w:themeFill="background1" w:themeFillShade="D9"/>
+          </w:tcPr>
+          <w:p>
+            <w:pPr>
+              <w:pStyle w:val="BodyTextChar"/>
+              <w:rPr>
+                <w:b/>
                 <w:sz w:val="24"/>
                 <w:szCs w:val="24"/>
                 <w:lang w:val="it-CH"/>
               </w:rPr>
-              <w:t>but</w:t>
-            </w:r>
-            <w:proofErr w:type="spellEnd"/>
-            <w:r>
-              <w:rPr>
+            </w:pPr>
+            <w:r>
+              <w:rPr>
+                <w:b/>
                 <w:sz w:val="24"/>
                 <w:szCs w:val="24"/>
                 <w:lang w:val="it-CH"/>
               </w:rPr>
-              <w:t xml:space="preserve"> </w:t>
-            </w:r>
-            <w:proofErr w:type="spellStart"/>
-            <w:r>
+              <w:t>Descrizione</w:t>
+            </w:r>
+          </w:p>
+        </w:tc>
+        <w:tc>
+          <w:tcPr>
+            <w:tcW w:w="7794" w:type="dxa"/>
+            <w:gridSpan w:val="3"/>
+          </w:tcPr>
+          <w:p>
+            <w:pPr>
+              <w:pStyle w:val="BodyTextChar"/>
               <w:rPr>
                 <w:sz w:val="24"/>
                 <w:szCs w:val="24"/>
                 <w:lang w:val="it-CH"/>
               </w:rPr>
-              <w:t>not</w:t>
-            </w:r>
-            <w:proofErr w:type="spellEnd"/>
+            </w:pPr>
             <w:r>
               <w:rPr>
                 <w:sz w:val="24"/>
                 <w:szCs w:val="24"/>
                 <w:lang w:val="it-CH"/>
               </w:rPr>
-              <w:t xml:space="preserve"> </w:t>
-            </w:r>
-            <w:proofErr w:type="spellStart"/>
-            <w:r>
-              <w:rPr>
+              <w:t>Import a card with KIC, KID and KIK keys with no obfuscation, but not shown with the GUI</w:t>
+            </w:r>
+          </w:p>
+        </w:tc>
+      </w:tr>
+      <w:tr>
+        <w:tc>
+          <w:tcPr>
+            <w:tcW w:w="1843" w:type="dxa"/>
+            <w:shd w:val="clear" w:color="auto" w:fill="D9D9D9" w:themeFill="background1" w:themeFillShade="D9"/>
+          </w:tcPr>
+          <w:p>
+            <w:pPr>
+              <w:pStyle w:val="BodyTextChar"/>
+              <w:rPr>
+                <w:b/>
                 <w:sz w:val="24"/>
                 <w:szCs w:val="24"/>
                 <w:lang w:val="it-CH"/>
               </w:rPr>
-              <w:t>shown</w:t>
-            </w:r>
-            <w:proofErr w:type="spellEnd"/>
-            <w:r>
-              <w:rPr>
+            </w:pPr>
+            <w:r>
+              <w:rPr>
+                <w:b/>
                 <w:sz w:val="24"/>
                 <w:szCs w:val="24"/>
                 <w:lang w:val="it-CH"/>
               </w:rPr>
-              <w:t xml:space="preserve"> with the GUI</w:t>
-            </w:r>
-          </w:p>
-        </w:tc>
-      </w:tr>
-      <w:tr>
-        <w:tc>
-          <w:tcPr>
-            <w:tcW w:w="1843" w:type="dxa"/>
-            <w:shd w:val="clear" w:color="auto" w:fill="D9D9D9" w:themeFill="background1" w:themeFillShade="D9"/>
-          </w:tcPr>
-          <w:p>
-            <w:pPr>
-              <w:pStyle w:val="BodyTextChar"/>
-              <w:rPr>
-                <w:b/>
-                <w:sz w:val="24"/>
-                <w:szCs w:val="24"/>
-                <w:lang w:val="it-CH"/>
-              </w:rPr>
-            </w:pPr>
-            <w:r>
-              <w:rPr>
-                <w:b/>
-                <w:sz w:val="24"/>
-                <w:szCs w:val="24"/>
-                <w:lang w:val="it-CH"/>
-              </w:rPr>
-              <w:t>Descrizione</w:t>
-            </w:r>
-          </w:p>
-        </w:tc>
-        <w:tc>
-          <w:tcPr>
-            <w:tcW w:w="7794" w:type="dxa"/>
-            <w:gridSpan w:val="3"/>
-          </w:tcPr>
-          <w:p>
-            <w:pPr>
-              <w:pStyle w:val="BodyTextChar"/>
-              <w:rPr>
-                <w:sz w:val="24"/>
-                <w:szCs w:val="24"/>
-                <w:lang w:val="it-CH"/>
-              </w:rPr>
-            </w:pPr>
-            <w:r>
-              <w:rPr>
-                <w:sz w:val="24"/>
-                <w:szCs w:val="24"/>
-                <w:lang w:val="it-CH"/>
-              </w:rPr>
-              <w:t xml:space="preserve">Import a card with KIC, KID and KIK keys with no </w:t>
-            </w:r>
-            <w:proofErr w:type="spellStart"/>
-            <w:r>
-              <w:rPr>
-                <w:sz w:val="24"/>
-                <w:szCs w:val="24"/>
-                <w:lang w:val="it-CH"/>
-              </w:rPr>
-              <w:t>obfuscation</w:t>
-            </w:r>
-            <w:proofErr w:type="spellEnd"/>
-            <w:r>
-              <w:rPr>
-                <w:sz w:val="24"/>
-                <w:szCs w:val="24"/>
-                <w:lang w:val="it-CH"/>
-              </w:rPr>
-              <w:t xml:space="preserve">, </w:t>
-            </w:r>
-            <w:proofErr w:type="spellStart"/>
-            <w:r>
-              <w:rPr>
-                <w:sz w:val="24"/>
-                <w:szCs w:val="24"/>
-                <w:lang w:val="it-CH"/>
-              </w:rPr>
-              <w:t>but</w:t>
-            </w:r>
-            <w:proofErr w:type="spellEnd"/>
-            <w:r>
-              <w:rPr>
-                <w:sz w:val="24"/>
-                <w:szCs w:val="24"/>
-                <w:lang w:val="it-CH"/>
-              </w:rPr>
-              <w:t xml:space="preserve"> </w:t>
-            </w:r>
-            <w:proofErr w:type="spellStart"/>
-            <w:r>
-              <w:rPr>
-                <w:sz w:val="24"/>
-                <w:szCs w:val="24"/>
-                <w:lang w:val="it-CH"/>
-              </w:rPr>
-              <w:t>not</w:t>
-            </w:r>
-            <w:proofErr w:type="spellEnd"/>
-            <w:r>
-              <w:rPr>
-                <w:sz w:val="24"/>
-                <w:szCs w:val="24"/>
-                <w:lang w:val="it-CH"/>
-              </w:rPr>
-              <w:t xml:space="preserve"> </w:t>
-            </w:r>
-            <w:proofErr w:type="spellStart"/>
-            <w:r>
-              <w:rPr>
-                <w:sz w:val="24"/>
-                <w:szCs w:val="24"/>
-                <w:lang w:val="it-CH"/>
-              </w:rPr>
-              <w:t>shown</w:t>
-            </w:r>
-            <w:proofErr w:type="spellEnd"/>
-            <w:r>
-              <w:rPr>
-                <w:sz w:val="24"/>
-                <w:szCs w:val="24"/>
-                <w:lang w:val="it-CH"/>
-              </w:rPr>
-              <w:t xml:space="preserve"> with the GUI</w:t>
-            </w:r>
-          </w:p>
-        </w:tc>
-      </w:tr>
-      <w:tr>
-        <w:tc>
-          <w:tcPr>
-            <w:tcW w:w="1843" w:type="dxa"/>
-            <w:shd w:val="clear" w:color="auto" w:fill="D9D9D9" w:themeFill="background1" w:themeFillShade="D9"/>
-          </w:tcPr>
-          <w:p>
-            <w:pPr>
-              <w:pStyle w:val="BodyTextChar"/>
-              <w:rPr>
-                <w:b/>
-                <w:sz w:val="24"/>
-                <w:szCs w:val="24"/>
-                <w:lang w:val="it-CH"/>
-              </w:rPr>
-            </w:pPr>
-            <w:r>
-              <w:rPr>
-                <w:b/>
-                <w:sz w:val="24"/>
-                <w:szCs w:val="24"/>
-                <w:lang w:val="it-CH"/>
-              </w:rPr>
               <w:t>Prerequisiti</w:t>
             </w:r>
           </w:p>
@@ -11429,90 +11241,32 @@
                 <w:szCs w:val="24"/>
                 <w:lang w:val="fr-CH"/>
               </w:rPr>
-              <w:t xml:space="preserve">Store on local </w:t>
-            </w:r>
-            <w:proofErr w:type="gramStart"/>
+              <w:t xml:space="preserve">Store on local PC: Profile_1.2.001.xml (appendix </w:t>
+            </w:r>
             <w:r>
               <w:rPr>
                 <w:sz w:val="24"/>
                 <w:szCs w:val="24"/>
                 <w:lang w:val="fr-CH"/>
               </w:rPr>
-              <w:t>PC:</w:t>
-            </w:r>
-            <w:proofErr w:type="gramEnd"/>
+              <w:t>n_n</w:t>
+            </w:r>
             <w:r>
               <w:rPr>
                 <w:sz w:val="24"/>
                 <w:szCs w:val="24"/>
                 <w:lang w:val="fr-CH"/>
               </w:rPr>
-              <w:t xml:space="preserve"> Profile_1.2.001.xml (</w:t>
-            </w:r>
-            <w:proofErr w:type="spellStart"/>
+              <w:t xml:space="preserve">) and Cards_1.2.001.txt (appendix </w:t>
+            </w:r>
             <w:r>
               <w:rPr>
                 <w:sz w:val="24"/>
                 <w:szCs w:val="24"/>
                 <w:lang w:val="fr-CH"/>
               </w:rPr>
-              <w:t>appendix</w:t>
-            </w:r>
-            <w:proofErr w:type="spellEnd"/>
-            <w:r>
-              <w:rPr>
-                <w:sz w:val="24"/>
-                <w:szCs w:val="24"/>
-                <w:lang w:val="fr-CH"/>
-              </w:rPr>
-              <w:t xml:space="preserve"> </w:t>
-            </w:r>
-            <w:proofErr w:type="spellStart"/>
-            <w:r>
-              <w:rPr>
-                <w:sz w:val="24"/>
-                <w:szCs w:val="24"/>
-                <w:lang w:val="fr-CH"/>
-              </w:rPr>
               <w:t>n_n</w:t>
             </w:r>
-            <w:proofErr w:type="spellEnd"/>
-            <w:r>
-              <w:rPr>
-                <w:sz w:val="24"/>
-                <w:szCs w:val="24"/>
-                <w:lang w:val="fr-CH"/>
-              </w:rPr>
-              <w:t>) and Cards_1.2.001.txt (</w:t>
-            </w:r>
-            <w:proofErr w:type="spellStart"/>
-            <w:r>
-              <w:rPr>
-                <w:sz w:val="24"/>
-                <w:szCs w:val="24"/>
-                <w:lang w:val="fr-CH"/>
-              </w:rPr>
-              <w:t>appendix</w:t>
-            </w:r>
-            <w:proofErr w:type="spellEnd"/>
-            <w:r>
-              <w:rPr>
-                <w:sz w:val="24"/>
-                <w:szCs w:val="24"/>
-                <w:lang w:val="fr-CH"/>
-              </w:rPr>
-              <w:t xml:space="preserve"> </w:t>
-            </w:r>
-            <w:proofErr w:type="spellStart"/>
-            <w:r>
-              <w:rPr>
-                <w:sz w:val="24"/>
-                <w:szCs w:val="24"/>
-                <w:lang w:val="fr-CH"/>
-              </w:rPr>
-              <w:t>n_n</w:t>
-            </w:r>
-            <w:proofErr w:type="spellEnd"/>
             <w:r>
               <w:rPr>
                 <w:sz w:val="24"/>
@@ -11601,52 +11355,16 @@
                 <w:szCs w:val="24"/>
                 <w:lang w:val="fr-CH"/>
               </w:rPr>
-              <w:t>Go to “</w:t>
-            </w:r>
-            <w:proofErr w:type="spellStart"/>
+              <w:t xml:space="preserve">Go to “Cards manager” menu, </w:t>
+            </w:r>
             <w:r>
               <w:rPr>
                 <w:sz w:val="24"/>
                 <w:szCs w:val="24"/>
                 <w:lang w:val="fr-CH"/>
               </w:rPr>
-              <w:t>Cards</w:t>
-            </w:r>
-            <w:proofErr w:type="spellEnd"/>
-            <w:r>
-              <w:rPr>
-                <w:sz w:val="24"/>
-                <w:szCs w:val="24"/>
-                <w:lang w:val="fr-CH"/>
-              </w:rPr>
-              <w:t xml:space="preserve"> manager” menu, </w:t>
-            </w:r>
-            <w:r>
-              <w:rPr>
-                <w:sz w:val="24"/>
-                <w:szCs w:val="24"/>
-                <w:lang w:val="fr-CH"/>
-              </w:rPr>
               <w:br/>
-              <w:t xml:space="preserve">in main page click “Import Profiles” </w:t>
-            </w:r>
-            <w:proofErr w:type="spellStart"/>
-            <w:r>
-              <w:rPr>
-                <w:sz w:val="24"/>
-                <w:szCs w:val="24"/>
-                <w:lang w:val="fr-CH"/>
-              </w:rPr>
-              <w:t>link</w:t>
-            </w:r>
-            <w:proofErr w:type="spellEnd"/>
-            <w:r>
-              <w:rPr>
-                <w:sz w:val="24"/>
-                <w:szCs w:val="24"/>
-                <w:lang w:val="fr-CH"/>
-              </w:rPr>
-              <w:t>,</w:t>
+              <w:t>in main page click “Import Profiles” link,</w:t>
             </w:r>
             <w:r>
               <w:rPr>
@@ -11687,25 +11405,25 @@
                 <w:szCs w:val="24"/>
                 <w:lang w:val="fr-CH"/>
               </w:rPr>
-              <w:t>Go to “</w:t>
-            </w:r>
-            <w:proofErr w:type="spellStart"/>
+              <w:t xml:space="preserve">Go to “Cards manager” menu, </w:t>
+            </w:r>
             <w:r>
               <w:rPr>
                 <w:sz w:val="24"/>
                 <w:szCs w:val="24"/>
                 <w:lang w:val="fr-CH"/>
               </w:rPr>
-              <w:t>Cards</w:t>
-            </w:r>
-            <w:proofErr w:type="spellEnd"/>
+              <w:br/>
+              <w:t>in main page click “Import Cards” link,</w:t>
+            </w:r>
             <w:r>
               <w:rPr>
                 <w:sz w:val="24"/>
                 <w:szCs w:val="24"/>
                 <w:lang w:val="fr-CH"/>
               </w:rPr>
-              <w:t xml:space="preserve"> manager” menu, </w:t>
+              <w:br/>
+              <w:t>Select the “1.2.001.txt” file,</w:t>
             </w:r>
             <w:r>
               <w:rPr>
@@ -11714,125 +11432,26 @@
                 <w:lang w:val="fr-CH"/>
               </w:rPr>
               <w:br/>
-              <w:t xml:space="preserve">in main page click “Import </w:t>
-            </w:r>
-            <w:proofErr w:type="spellStart"/>
+              <w:t xml:space="preserve">Delete the cards, </w:t>
+            </w:r>
             <w:r>
               <w:rPr>
                 <w:sz w:val="24"/>
                 <w:szCs w:val="24"/>
                 <w:lang w:val="fr-CH"/>
               </w:rPr>
-              <w:t>Cards</w:t>
-            </w:r>
-            <w:proofErr w:type="spellEnd"/>
+              <w:br/>
+              <w:t>Select the “1.2.001.txt” file,</w:t>
+            </w:r>
             <w:r>
               <w:rPr>
                 <w:sz w:val="24"/>
                 <w:szCs w:val="24"/>
                 <w:lang w:val="fr-CH"/>
               </w:rPr>
-              <w:t xml:space="preserve">” </w:t>
-            </w:r>
-            <w:proofErr w:type="spellStart"/>
-            <w:r>
-              <w:rPr>
-                <w:sz w:val="24"/>
-                <w:szCs w:val="24"/>
-                <w:lang w:val="fr-CH"/>
-              </w:rPr>
-              <w:t>link</w:t>
-            </w:r>
-            <w:proofErr w:type="spellEnd"/>
-            <w:r>
-              <w:rPr>
-                <w:sz w:val="24"/>
-                <w:szCs w:val="24"/>
-                <w:lang w:val="fr-CH"/>
-              </w:rPr>
-              <w:t>,</w:t>
-            </w:r>
-            <w:r>
-              <w:rPr>
-                <w:sz w:val="24"/>
-                <w:szCs w:val="24"/>
-                <w:lang w:val="fr-CH"/>
-              </w:rPr>
               <w:br/>
-              <w:t>Select the “1.2.001.txt” file,</w:t>
-            </w:r>
-            <w:r>
-              <w:rPr>
-                <w:sz w:val="24"/>
-                <w:szCs w:val="24"/>
-                <w:lang w:val="fr-CH"/>
-              </w:rPr>
-              <w:br/>
-            </w:r>
-            <w:proofErr w:type="spellStart"/>
-            <w:r>
-              <w:rPr>
-                <w:sz w:val="24"/>
-                <w:szCs w:val="24"/>
-                <w:lang w:val="fr-CH"/>
-              </w:rPr>
-              <w:t>Delete</w:t>
-            </w:r>
-            <w:proofErr w:type="spellEnd"/>
-            <w:r>
-              <w:rPr>
-                <w:sz w:val="24"/>
-                <w:szCs w:val="24"/>
-                <w:lang w:val="fr-CH"/>
-              </w:rPr>
-              <w:t xml:space="preserve"> the </w:t>
-            </w:r>
-            <w:proofErr w:type="spellStart"/>
-            <w:r>
-              <w:rPr>
-                <w:sz w:val="24"/>
-                <w:szCs w:val="24"/>
-                <w:lang w:val="fr-CH"/>
-              </w:rPr>
-              <w:t>cards</w:t>
-            </w:r>
-            <w:proofErr w:type="spellEnd"/>
-            <w:r>
-              <w:rPr>
-                <w:sz w:val="24"/>
-                <w:szCs w:val="24"/>
-                <w:lang w:val="fr-CH"/>
-              </w:rPr>
-              <w:t xml:space="preserve">, </w:t>
-            </w:r>
-            <w:r>
-              <w:rPr>
-                <w:sz w:val="24"/>
-                <w:szCs w:val="24"/>
-                <w:lang w:val="fr-CH"/>
-              </w:rPr>
-              <w:br/>
-              <w:t>Select the “1.2.001.txt” file,</w:t>
-            </w:r>
-            <w:r>
-              <w:rPr>
-                <w:sz w:val="24"/>
-                <w:szCs w:val="24"/>
-                <w:lang w:val="fr-CH"/>
-              </w:rPr>
-              <w:br/>
-              <w:t xml:space="preserve">Import the </w:t>
-            </w:r>
-            <w:proofErr w:type="spellStart"/>
-            <w:r>
-              <w:rPr>
-                <w:sz w:val="24"/>
-                <w:szCs w:val="24"/>
-                <w:lang w:val="fr-CH"/>
-              </w:rPr>
-              <w:t>cards</w:t>
-            </w:r>
-            <w:proofErr w:type="spellEnd"/>
+              <w:t>Import the cards</w:t>
+            </w:r>
           </w:p>
           <w:p>
             <w:pPr>
@@ -11847,7 +11466,6 @@
                 <w:lang w:val="fr-CH"/>
               </w:rPr>
             </w:pPr>
-            <w:proofErr w:type="spellStart"/>
             <w:r>
               <w:rPr>
                 <w:sz w:val="24"/>
@@ -11855,16 +11473,7 @@
                 <w:lang w:val="fr-CH"/>
               </w:rPr>
               <w:lastRenderedPageBreak/>
-              <w:t>Research</w:t>
-            </w:r>
-            <w:proofErr w:type="spellEnd"/>
-            <w:r>
-              <w:rPr>
-                <w:sz w:val="24"/>
-                <w:szCs w:val="24"/>
-                <w:lang w:val="fr-CH"/>
-              </w:rPr>
-              <w:t xml:space="preserve"> the “</w:t>
+              <w:t>Research the “</w:t>
             </w:r>
             <w:r>
               <w:rPr>
@@ -11882,118 +11491,26 @@
                 <w:szCs w:val="24"/>
                 <w:lang w:val="fr-CH"/>
               </w:rPr>
-              <w:t xml:space="preserve">” </w:t>
-            </w:r>
-            <w:proofErr w:type="spellStart"/>
+              <w:t>” Card,</w:t>
+            </w:r>
             <w:r>
               <w:rPr>
                 <w:sz w:val="24"/>
                 <w:szCs w:val="24"/>
                 <w:lang w:val="fr-CH"/>
               </w:rPr>
-              <w:t>Card</w:t>
-            </w:r>
-            <w:proofErr w:type="spellEnd"/>
+              <w:br/>
+              <w:t>Click the imsi card link</w:t>
+            </w:r>
             <w:r>
               <w:rPr>
                 <w:sz w:val="24"/>
                 <w:szCs w:val="24"/>
                 <w:lang w:val="fr-CH"/>
               </w:rPr>
-              <w:t>,</w:t>
-            </w:r>
-            <w:r>
-              <w:rPr>
-                <w:sz w:val="24"/>
-                <w:szCs w:val="24"/>
-                <w:lang w:val="fr-CH"/>
-              </w:rPr>
               <w:br/>
-              <w:t xml:space="preserve">Click the </w:t>
-            </w:r>
-            <w:proofErr w:type="spellStart"/>
-            <w:r>
-              <w:rPr>
-                <w:sz w:val="24"/>
-                <w:szCs w:val="24"/>
-                <w:lang w:val="fr-CH"/>
-              </w:rPr>
-              <w:t>imsi</w:t>
-            </w:r>
-            <w:proofErr w:type="spellEnd"/>
-            <w:r>
-              <w:rPr>
-                <w:sz w:val="24"/>
-                <w:szCs w:val="24"/>
-                <w:lang w:val="fr-CH"/>
-              </w:rPr>
-              <w:t xml:space="preserve"> </w:t>
-            </w:r>
-            <w:proofErr w:type="spellStart"/>
-            <w:r>
-              <w:rPr>
-                <w:sz w:val="24"/>
-                <w:szCs w:val="24"/>
-                <w:lang w:val="fr-CH"/>
-              </w:rPr>
-              <w:t>card</w:t>
-            </w:r>
-            <w:proofErr w:type="spellEnd"/>
-            <w:r>
-              <w:rPr>
-                <w:sz w:val="24"/>
-                <w:szCs w:val="24"/>
-                <w:lang w:val="fr-CH"/>
-              </w:rPr>
-              <w:t xml:space="preserve"> </w:t>
-            </w:r>
-            <w:proofErr w:type="spellStart"/>
-            <w:r>
-              <w:rPr>
-                <w:sz w:val="24"/>
-                <w:szCs w:val="24"/>
-                <w:lang w:val="fr-CH"/>
-              </w:rPr>
-              <w:t>link</w:t>
-            </w:r>
-            <w:proofErr w:type="spellEnd"/>
-            <w:r>
-              <w:rPr>
-                <w:sz w:val="24"/>
-                <w:szCs w:val="24"/>
-                <w:lang w:val="fr-CH"/>
-              </w:rPr>
-              <w:br/>
-              <w:t xml:space="preserve">Check the </w:t>
-            </w:r>
-            <w:proofErr w:type="spellStart"/>
-            <w:r>
-              <w:rPr>
-                <w:sz w:val="24"/>
-                <w:szCs w:val="24"/>
-                <w:lang w:val="fr-CH"/>
-              </w:rPr>
-              <w:t>card</w:t>
-            </w:r>
-            <w:proofErr w:type="spellEnd"/>
-            <w:r>
-              <w:rPr>
-                <w:sz w:val="24"/>
-                <w:szCs w:val="24"/>
-                <w:lang w:val="fr-CH"/>
-              </w:rPr>
-              <w:t xml:space="preserve"> </w:t>
-            </w:r>
-            <w:proofErr w:type="spellStart"/>
-            <w:r>
-              <w:rPr>
-                <w:sz w:val="24"/>
-                <w:szCs w:val="24"/>
-                <w:lang w:val="fr-CH"/>
-              </w:rPr>
-              <w:t>details</w:t>
-            </w:r>
-            <w:proofErr w:type="spellEnd"/>
+              <w:t>Check the card details</w:t>
+            </w:r>
           </w:p>
           <w:p>
             <w:pPr>
@@ -12008,7 +11525,6 @@
                 <w:lang w:val="fr-CH"/>
               </w:rPr>
             </w:pPr>
-            <w:proofErr w:type="spellStart"/>
             <w:r>
               <w:rPr>
                 <w:rFonts w:eastAsia="MS Mincho"/>
@@ -12016,9 +11532,8 @@
                 <w:szCs w:val="24"/>
                 <w:lang w:val="fr-CH" w:eastAsia="ja-JP"/>
               </w:rPr>
-              <w:t>Execute</w:t>
-            </w:r>
-            <w:proofErr w:type="spellEnd"/>
+              <w:t>Execute the SQL:</w:t>
+            </w:r>
             <w:r>
               <w:rPr>
                 <w:rFonts w:eastAsia="MS Mincho"/>
@@ -12026,26 +11541,6 @@
                 <w:szCs w:val="24"/>
                 <w:lang w:val="fr-CH" w:eastAsia="ja-JP"/>
               </w:rPr>
-              <w:t xml:space="preserve"> the </w:t>
-            </w:r>
-            <w:proofErr w:type="gramStart"/>
-            <w:r>
-              <w:rPr>
-                <w:rFonts w:eastAsia="MS Mincho"/>
-                <w:sz w:val="24"/>
-                <w:szCs w:val="24"/>
-                <w:lang w:val="fr-CH" w:eastAsia="ja-JP"/>
-              </w:rPr>
-              <w:t>SQL:</w:t>
-            </w:r>
-            <w:proofErr w:type="gramEnd"/>
-            <w:r>
-              <w:rPr>
-                <w:rFonts w:eastAsia="MS Mincho"/>
-                <w:sz w:val="24"/>
-                <w:szCs w:val="24"/>
-                <w:lang w:val="fr-CH" w:eastAsia="ja-JP"/>
-              </w:rPr>
               <w:br/>
             </w:r>
             <w:r>
@@ -12054,331 +11549,7 @@
                 <w:rFonts w:eastAsia="MS Mincho"/>
                 <w:lang w:val="fr-CH"/>
               </w:rPr>
-              <w:t xml:space="preserve">SELECT </w:t>
-            </w:r>
-            <w:proofErr w:type="spellStart"/>
-            <w:r>
-              <w:rPr>
-                <w:rStyle w:val="Codice"/>
-                <w:rFonts w:eastAsia="MS Mincho"/>
-                <w:lang w:val="fr-CH"/>
-              </w:rPr>
-              <w:t>imsi</w:t>
-            </w:r>
-            <w:proofErr w:type="spellEnd"/>
-            <w:r>
-              <w:rPr>
-                <w:rStyle w:val="Codice"/>
-                <w:rFonts w:eastAsia="MS Mincho"/>
-                <w:lang w:val="fr-CH"/>
-              </w:rPr>
-              <w:t xml:space="preserve">, </w:t>
-            </w:r>
-            <w:proofErr w:type="spellStart"/>
-            <w:r>
-              <w:rPr>
-                <w:rStyle w:val="Codice"/>
-                <w:rFonts w:eastAsia="MS Mincho"/>
-                <w:lang w:val="fr-CH"/>
-              </w:rPr>
-              <w:t>dir</w:t>
-            </w:r>
-            <w:proofErr w:type="spellEnd"/>
-            <w:r>
-              <w:rPr>
-                <w:rStyle w:val="Codice"/>
-                <w:rFonts w:eastAsia="MS Mincho"/>
-                <w:lang w:val="fr-CH"/>
-              </w:rPr>
-              <w:t xml:space="preserve">, </w:t>
-            </w:r>
-            <w:proofErr w:type="spellStart"/>
-            <w:r>
-              <w:rPr>
-                <w:rStyle w:val="Codice"/>
-                <w:rFonts w:eastAsia="MS Mincho"/>
-                <w:lang w:val="fr-CH"/>
-              </w:rPr>
-              <w:t>keyset</w:t>
-            </w:r>
-            <w:proofErr w:type="spellEnd"/>
-            <w:r>
-              <w:rPr>
-                <w:rStyle w:val="Codice"/>
-                <w:rFonts w:eastAsia="MS Mincho"/>
-                <w:lang w:val="fr-CH"/>
-              </w:rPr>
-              <w:t xml:space="preserve">, </w:t>
-            </w:r>
-            <w:proofErr w:type="spellStart"/>
-            <w:r>
-              <w:rPr>
-                <w:rStyle w:val="Codice"/>
-                <w:rFonts w:eastAsia="MS Mincho"/>
-                <w:lang w:val="fr-CH"/>
-              </w:rPr>
-              <w:t>cntr</w:t>
-            </w:r>
-            <w:proofErr w:type="spellEnd"/>
-            <w:r>
-              <w:rPr>
-                <w:rStyle w:val="Codice"/>
-                <w:rFonts w:eastAsia="MS Mincho"/>
-                <w:lang w:val="fr-CH"/>
-              </w:rPr>
-              <w:t xml:space="preserve">, </w:t>
-            </w:r>
-            <w:proofErr w:type="spellStart"/>
-            <w:r>
-              <w:rPr>
-                <w:rStyle w:val="Codice"/>
-                <w:rFonts w:eastAsia="MS Mincho"/>
-                <w:lang w:val="fr-CH"/>
-              </w:rPr>
-              <w:t>rawtohex</w:t>
-            </w:r>
-            <w:proofErr w:type="spellEnd"/>
-            <w:r>
-              <w:rPr>
-                <w:rStyle w:val="Codice"/>
-                <w:rFonts w:eastAsia="MS Mincho"/>
-                <w:lang w:val="fr-CH"/>
-              </w:rPr>
-              <w:t>(</w:t>
-            </w:r>
-            <w:proofErr w:type="spellStart"/>
-            <w:r>
-              <w:rPr>
-                <w:rStyle w:val="Codice"/>
-                <w:rFonts w:eastAsia="MS Mincho"/>
-                <w:lang w:val="fr-CH"/>
-              </w:rPr>
-              <w:t>kickey</w:t>
-            </w:r>
-            <w:proofErr w:type="spellEnd"/>
-            <w:r>
-              <w:rPr>
-                <w:rStyle w:val="Codice"/>
-                <w:rFonts w:eastAsia="MS Mincho"/>
-                <w:lang w:val="fr-CH"/>
-              </w:rPr>
-              <w:t xml:space="preserve">), </w:t>
-            </w:r>
-            <w:proofErr w:type="spellStart"/>
-            <w:r>
-              <w:rPr>
-                <w:rStyle w:val="Codice"/>
-                <w:rFonts w:eastAsia="MS Mincho"/>
-                <w:lang w:val="fr-CH"/>
-              </w:rPr>
-              <w:t>rawtohex</w:t>
-            </w:r>
-            <w:proofErr w:type="spellEnd"/>
-            <w:r>
-              <w:rPr>
-                <w:rStyle w:val="Codice"/>
-                <w:rFonts w:eastAsia="MS Mincho"/>
-                <w:lang w:val="fr-CH"/>
-              </w:rPr>
-              <w:t>(</w:t>
-            </w:r>
-            <w:proofErr w:type="spellStart"/>
-            <w:r>
-              <w:rPr>
-                <w:rStyle w:val="Codice"/>
-                <w:rFonts w:eastAsia="MS Mincho"/>
-                <w:lang w:val="fr-CH"/>
-              </w:rPr>
-              <w:t>kidkey</w:t>
-            </w:r>
-            <w:proofErr w:type="spellEnd"/>
-            <w:r>
-              <w:rPr>
-                <w:rStyle w:val="Codice"/>
-                <w:rFonts w:eastAsia="MS Mincho"/>
-                <w:lang w:val="fr-CH"/>
-              </w:rPr>
-              <w:t xml:space="preserve">), </w:t>
-            </w:r>
-            <w:proofErr w:type="spellStart"/>
-            <w:r>
-              <w:rPr>
-                <w:rStyle w:val="Codice"/>
-                <w:rFonts w:eastAsia="MS Mincho"/>
-                <w:lang w:val="fr-CH"/>
-              </w:rPr>
-              <w:t>rawtohex</w:t>
-            </w:r>
-            <w:proofErr w:type="spellEnd"/>
-            <w:r>
-              <w:rPr>
-                <w:rStyle w:val="Codice"/>
-                <w:rFonts w:eastAsia="MS Mincho"/>
-                <w:lang w:val="fr-CH"/>
-              </w:rPr>
-              <w:t>(</w:t>
-            </w:r>
-            <w:proofErr w:type="spellStart"/>
-            <w:r>
-              <w:rPr>
-                <w:rStyle w:val="Codice"/>
-                <w:rFonts w:eastAsia="MS Mincho"/>
-                <w:lang w:val="fr-CH"/>
-              </w:rPr>
-              <w:t>kikkey</w:t>
-            </w:r>
-            <w:proofErr w:type="spellEnd"/>
-            <w:r>
-              <w:rPr>
-                <w:rStyle w:val="Codice"/>
-                <w:rFonts w:eastAsia="MS Mincho"/>
-                <w:lang w:val="fr-CH"/>
-              </w:rPr>
-              <w:t xml:space="preserve">), </w:t>
-            </w:r>
-            <w:proofErr w:type="spellStart"/>
-            <w:r>
-              <w:rPr>
-                <w:rStyle w:val="Codice"/>
-                <w:rFonts w:eastAsia="MS Mincho"/>
-                <w:lang w:val="fr-CH"/>
-              </w:rPr>
-              <w:t>rawtohex</w:t>
-            </w:r>
-            <w:proofErr w:type="spellEnd"/>
-            <w:r>
-              <w:rPr>
-                <w:rStyle w:val="Codice"/>
-                <w:rFonts w:eastAsia="MS Mincho"/>
-                <w:lang w:val="fr-CH"/>
-              </w:rPr>
-              <w:t>(</w:t>
-            </w:r>
-            <w:proofErr w:type="spellStart"/>
-            <w:r>
-              <w:rPr>
-                <w:rStyle w:val="Codice"/>
-                <w:rFonts w:eastAsia="MS Mincho"/>
-                <w:lang w:val="fr-CH"/>
-              </w:rPr>
-              <w:t>chv</w:t>
-            </w:r>
-            <w:proofErr w:type="spellEnd"/>
-            <w:r>
-              <w:rPr>
-                <w:rStyle w:val="Codice"/>
-                <w:rFonts w:eastAsia="MS Mincho"/>
-                <w:lang w:val="fr-CH"/>
-              </w:rPr>
-              <w:t xml:space="preserve">), </w:t>
-            </w:r>
-            <w:proofErr w:type="spellStart"/>
-            <w:r>
-              <w:rPr>
-                <w:rStyle w:val="Codice"/>
-                <w:rFonts w:eastAsia="MS Mincho"/>
-                <w:lang w:val="fr-CH"/>
-              </w:rPr>
-              <w:t>rawtohex</w:t>
-            </w:r>
-            <w:proofErr w:type="spellEnd"/>
-            <w:r>
-              <w:rPr>
-                <w:rStyle w:val="Codice"/>
-                <w:rFonts w:eastAsia="MS Mincho"/>
-                <w:lang w:val="fr-CH"/>
-              </w:rPr>
-              <w:t>(</w:t>
-            </w:r>
-            <w:proofErr w:type="spellStart"/>
-            <w:r>
-              <w:rPr>
-                <w:rStyle w:val="Codice"/>
-                <w:rFonts w:eastAsia="MS Mincho"/>
-                <w:lang w:val="fr-CH"/>
-              </w:rPr>
-              <w:t>dap</w:t>
-            </w:r>
-            <w:proofErr w:type="spellEnd"/>
-            <w:r>
-              <w:rPr>
-                <w:rStyle w:val="Codice"/>
-                <w:rFonts w:eastAsia="MS Mincho"/>
-                <w:lang w:val="fr-CH"/>
-              </w:rPr>
-              <w:t xml:space="preserve">)FROM </w:t>
-            </w:r>
-            <w:proofErr w:type="spellStart"/>
-            <w:r>
-              <w:rPr>
-                <w:rStyle w:val="Codice"/>
-                <w:rFonts w:eastAsia="MS Mincho"/>
-                <w:lang w:val="fr-CH"/>
-              </w:rPr>
-              <w:t>otacardkey</w:t>
-            </w:r>
-            <w:proofErr w:type="spellEnd"/>
-            <w:r>
-              <w:rPr>
-                <w:rStyle w:val="Codice"/>
-                <w:rFonts w:eastAsia="MS Mincho"/>
-                <w:lang w:val="fr-CH"/>
-              </w:rPr>
-              <w:t xml:space="preserve"> a </w:t>
-            </w:r>
-            <w:proofErr w:type="spellStart"/>
-            <w:r>
-              <w:rPr>
-                <w:rStyle w:val="Codice"/>
-                <w:rFonts w:eastAsia="MS Mincho"/>
-                <w:lang w:val="fr-CH"/>
-              </w:rPr>
-              <w:t>where</w:t>
-            </w:r>
-            <w:proofErr w:type="spellEnd"/>
-            <w:r>
-              <w:rPr>
-                <w:rStyle w:val="Codice"/>
-                <w:rFonts w:eastAsia="MS Mincho"/>
-                <w:lang w:val="fr-CH"/>
-              </w:rPr>
-              <w:t xml:space="preserve"> </w:t>
-            </w:r>
-            <w:proofErr w:type="spellStart"/>
-            <w:r>
-              <w:rPr>
-                <w:rStyle w:val="Codice"/>
-                <w:rFonts w:eastAsia="MS Mincho"/>
-                <w:lang w:val="fr-CH"/>
-              </w:rPr>
-              <w:t>imsi</w:t>
-            </w:r>
-            <w:proofErr w:type="spellEnd"/>
-            <w:r>
-              <w:rPr>
-                <w:rStyle w:val="Codice"/>
-                <w:rFonts w:eastAsia="MS Mincho"/>
-                <w:lang w:val="fr-CH"/>
-              </w:rPr>
-              <w:t xml:space="preserve">='340041795924770' ORDER BY </w:t>
-            </w:r>
-            <w:proofErr w:type="spellStart"/>
-            <w:r>
-              <w:rPr>
-                <w:rStyle w:val="Codice"/>
-                <w:rFonts w:eastAsia="MS Mincho"/>
-                <w:lang w:val="fr-CH"/>
-              </w:rPr>
-              <w:t>keyset</w:t>
-            </w:r>
-            <w:proofErr w:type="spellEnd"/>
-            <w:r>
-              <w:rPr>
-                <w:rStyle w:val="Codice"/>
-                <w:rFonts w:eastAsia="MS Mincho"/>
-                <w:lang w:val="fr-CH"/>
-              </w:rPr>
-              <w:t>;</w:t>
+              <w:t>SELECT imsi, dir, keyset, cntr, rawtohex(kickey), rawtohex(kidkey), rawtohex(kikkey), rawtohex(chv), rawtohex(dap)FROM otacardkey a where imsi='340041795924770' ORDER BY keyset;</w:t>
             </w:r>
           </w:p>
         </w:tc>
@@ -12431,115 +11602,7 @@
                 <w:szCs w:val="24"/>
                 <w:lang w:val="it-CH"/>
               </w:rPr>
-              <w:t xml:space="preserve">Keys </w:t>
-            </w:r>
-            <w:proofErr w:type="spellStart"/>
-            <w:r>
-              <w:rPr>
-                <w:sz w:val="24"/>
-                <w:szCs w:val="24"/>
-                <w:lang w:val="it-CH"/>
-              </w:rPr>
-              <w:t>visible</w:t>
-            </w:r>
-            <w:proofErr w:type="spellEnd"/>
-            <w:r>
-              <w:rPr>
-                <w:sz w:val="24"/>
-                <w:szCs w:val="24"/>
-                <w:lang w:val="it-CH"/>
-              </w:rPr>
-              <w:t xml:space="preserve"> in the DB (</w:t>
-            </w:r>
-            <w:proofErr w:type="spellStart"/>
-            <w:r>
-              <w:rPr>
-                <w:sz w:val="24"/>
-                <w:szCs w:val="24"/>
-                <w:lang w:val="it-CH"/>
-              </w:rPr>
-              <w:t>OtaCardKey</w:t>
-            </w:r>
-            <w:proofErr w:type="spellEnd"/>
-            <w:r>
-              <w:rPr>
-                <w:sz w:val="24"/>
-                <w:szCs w:val="24"/>
-                <w:lang w:val="it-CH"/>
-              </w:rPr>
-              <w:t xml:space="preserve">) </w:t>
-            </w:r>
-            <w:proofErr w:type="spellStart"/>
-            <w:r>
-              <w:rPr>
-                <w:sz w:val="24"/>
-                <w:szCs w:val="24"/>
-                <w:lang w:val="it-CH"/>
-              </w:rPr>
-              <w:t>but</w:t>
-            </w:r>
-            <w:proofErr w:type="spellEnd"/>
-            <w:r>
-              <w:rPr>
-                <w:sz w:val="24"/>
-                <w:szCs w:val="24"/>
-                <w:lang w:val="it-CH"/>
-              </w:rPr>
-              <w:t xml:space="preserve"> </w:t>
-            </w:r>
-            <w:proofErr w:type="spellStart"/>
-            <w:r>
-              <w:rPr>
-                <w:sz w:val="24"/>
-                <w:szCs w:val="24"/>
-                <w:lang w:val="it-CH"/>
-              </w:rPr>
-              <w:t>not</w:t>
-            </w:r>
-            <w:proofErr w:type="spellEnd"/>
-            <w:r>
-              <w:rPr>
-                <w:sz w:val="24"/>
-                <w:szCs w:val="24"/>
-                <w:lang w:val="it-CH"/>
-              </w:rPr>
-              <w:t xml:space="preserve"> </w:t>
-            </w:r>
-            <w:proofErr w:type="spellStart"/>
-            <w:r>
-              <w:rPr>
-                <w:sz w:val="24"/>
-                <w:szCs w:val="24"/>
-                <w:lang w:val="it-CH"/>
-              </w:rPr>
-              <w:t>visible</w:t>
-            </w:r>
-            <w:proofErr w:type="spellEnd"/>
-            <w:r>
-              <w:rPr>
-                <w:sz w:val="24"/>
-                <w:szCs w:val="24"/>
-                <w:lang w:val="it-CH"/>
-              </w:rPr>
-              <w:t xml:space="preserve"> in the GUI (Card </w:t>
-            </w:r>
-            <w:proofErr w:type="spellStart"/>
-            <w:r>
-              <w:rPr>
-                <w:sz w:val="24"/>
-                <w:szCs w:val="24"/>
-                <w:lang w:val="it-CH"/>
-              </w:rPr>
-              <w:t>details</w:t>
-            </w:r>
-            <w:proofErr w:type="spellEnd"/>
-            <w:r>
-              <w:rPr>
-                <w:sz w:val="24"/>
-                <w:szCs w:val="24"/>
-                <w:lang w:val="it-CH"/>
-              </w:rPr>
-              <w:t>)</w:t>
+              <w:t>Keys visible in the DB (OtaCardKey) but not visible in the GUI (Card details)</w:t>
             </w:r>
           </w:p>
         </w:tc>
@@ -12842,21 +11905,13 @@
         <w:t>.</w:t>
       </w:r>
       <w:r>
-        <w:t xml:space="preserve"> 1.7) (ad esempio </w:t>
-      </w:r>
-      <w:proofErr w:type="spellStart"/>
-      <w:r>
-        <w:t>Gan</w:t>
+        <w:t xml:space="preserve"> 1.7) (ad esempio Gan</w:t>
       </w:r>
       <w:r>
         <w:t>t</w:t>
       </w:r>
       <w:r>
-        <w:t>t</w:t>
-      </w:r>
-      <w:proofErr w:type="spellEnd"/>
-      <w:r>
-        <w:t xml:space="preserve"> consuntivo).</w:t>
+        <w:t>t consuntivo).</w:t>
       </w:r>
     </w:p>
     <w:p/>
@@ -12864,10 +11919,10 @@
     <w:p>
       <w:pPr>
         <w:sectPr>
-          <w:headerReference w:type="default" r:id="rId17"/>
-          <w:footerReference w:type="default" r:id="rId18"/>
-          <w:headerReference w:type="first" r:id="rId19"/>
-          <w:footerReference w:type="first" r:id="rId20"/>
+          <w:headerReference w:type="default" r:id="rId21"/>
+          <w:footerReference w:type="default" r:id="rId22"/>
+          <w:headerReference w:type="first" r:id="rId23"/>
+          <w:footerReference w:type="first" r:id="rId24"/>
           <w:pgSz w:w="11906" w:h="16838"/>
           <w:pgMar w:top="1985" w:right="1134" w:bottom="1418" w:left="1134" w:header="567" w:footer="567" w:gutter="0"/>
           <w:cols w:space="720"/>
@@ -13019,7 +12074,7 @@
                     </pic:cNvPicPr>
                   </pic:nvPicPr>
                   <pic:blipFill>
-                    <a:blip r:embed="rId8" cstate="print">
+                    <a:blip r:embed="rId9" cstate="print">
                       <a:extLst>
                         <a:ext uri="{28A0092B-C50C-407E-A947-70E740481C1C}">
                           <a14:useLocalDpi xmlns:a14="http://schemas.microsoft.com/office/drawing/2010/main" val="0"/>
@@ -13090,13 +12145,8 @@
         <w:t xml:space="preserve"> </w:t>
       </w:r>
       <w:r>
-        <w:t xml:space="preserve">Esempio di diagramma di </w:t>
-      </w:r>
-      <w:proofErr w:type="spellStart"/>
-      <w:r>
-        <w:t>Gantt</w:t>
-      </w:r>
-      <w:proofErr w:type="spellEnd"/>
+        <w:t>Esempio di diagramma di Gantt</w:t>
+      </w:r>
       <w:r>
         <w:t xml:space="preserve"> consuntivo</w:t>
       </w:r>
@@ -13106,8 +12156,8 @@
     <w:p>
       <w:pPr>
         <w:sectPr>
-          <w:headerReference w:type="first" r:id="rId21"/>
-          <w:footerReference w:type="first" r:id="rId22"/>
+          <w:headerReference w:type="first" r:id="rId25"/>
+          <w:footerReference w:type="first" r:id="rId26"/>
           <w:pgSz w:w="16838" w:h="11906" w:orient="landscape"/>
           <w:pgMar w:top="720" w:right="720" w:bottom="720" w:left="720" w:header="567" w:footer="567" w:gutter="0"/>
           <w:cols w:space="720"/>
@@ -13333,13 +12383,8 @@
           <w:numId w:val="7"/>
         </w:numPr>
       </w:pPr>
-      <w:proofErr w:type="spellStart"/>
-      <w:r>
-        <w:t>ev</w:t>
-      </w:r>
-      <w:proofErr w:type="spellEnd"/>
-      <w:r>
-        <w:t>. Numero di edizione,</w:t>
+      <w:r>
+        <w:t>ev. Numero di edizione,</w:t>
       </w:r>
     </w:p>
     <w:p>
@@ -13401,15 +12446,7 @@
         </w:numPr>
       </w:pPr>
       <w:r>
-        <w:t xml:space="preserve">URL del sito (se troppo lungo solo dominio, </w:t>
-      </w:r>
-      <w:proofErr w:type="spellStart"/>
-      <w:r>
-        <w:t>evt</w:t>
-      </w:r>
-      <w:proofErr w:type="spellEnd"/>
-      <w:r>
-        <w:t xml:space="preserve"> completo nel diario),</w:t>
+        <w:t>URL del sito (se troppo lungo solo dominio, evt completo nel diario),</w:t>
       </w:r>
     </w:p>
     <w:p>
@@ -13589,15 +12626,7 @@
           </w:tcPr>
           <w:p>
             <w:r>
-              <w:t xml:space="preserve">American Standard Code for Information </w:t>
-            </w:r>
-            <w:proofErr w:type="spellStart"/>
-            <w:r>
-              <w:t>Interchange</w:t>
-            </w:r>
-            <w:proofErr w:type="spellEnd"/>
-            <w:r>
-              <w:t>, codice per la codifica di caratteri.</w:t>
+              <w:t>American Standard Code for Information Interchange, codice per la codifica di caratteri.</w:t>
             </w:r>
           </w:p>
         </w:tc>
@@ -13674,21 +12703,8 @@
             <w:tcW w:w="7081" w:type="dxa"/>
           </w:tcPr>
           <w:p>
-            <w:proofErr w:type="spellStart"/>
-            <w:r>
-              <w:t>Zettabyte</w:t>
-            </w:r>
-            <w:proofErr w:type="spellEnd"/>
-            <w:r>
-              <w:t xml:space="preserve"> File System, filesystem </w:t>
-            </w:r>
-            <w:proofErr w:type="spellStart"/>
-            <w:r>
-              <w:t>opernsource</w:t>
-            </w:r>
-            <w:proofErr w:type="spellEnd"/>
-            <w:r>
-              <w:t xml:space="preserve"> a 128 bit con funzionalità avanzate.</w:t>
+            <w:r>
+              <w:t>Zettabyte File System, filesystem opernsource a 128 bit con funzionalità avanzate.</w:t>
             </w:r>
           </w:p>
         </w:tc>
@@ -14158,16 +13174,11 @@
         </w:numPr>
       </w:pPr>
       <w:r>
-        <w:t xml:space="preserve">Mandato e/o </w:t>
-      </w:r>
-      <w:proofErr w:type="spellStart"/>
-      <w:r>
-        <w:t>Qd</w:t>
+        <w:t>Mandato e/o Qd</w:t>
       </w:r>
       <w:r>
         <w:t>C</w:t>
       </w:r>
-      <w:proofErr w:type="spellEnd"/>
     </w:p>
     <w:p>
       <w:pPr>
@@ -14198,8 +13209,8 @@
       </w:pPr>
     </w:p>
     <w:sectPr>
-      <w:headerReference w:type="first" r:id="rId23"/>
-      <w:footerReference w:type="first" r:id="rId24"/>
+      <w:headerReference w:type="first" r:id="rId27"/>
+      <w:footerReference w:type="first" r:id="rId28"/>
       <w:pgSz w:w="11906" w:h="16838"/>
       <w:pgMar w:top="1985" w:right="1134" w:bottom="1418" w:left="1134" w:header="567" w:footer="567" w:gutter="0"/>
       <w:cols w:space="720"/>
@@ -14372,19 +13383,11 @@
               <w:lang w:val="it-IT"/>
             </w:rPr>
           </w:pPr>
-          <w:proofErr w:type="spellStart"/>
           <w:r>
             <w:rPr>
               <w:lang w:val="it-IT"/>
             </w:rPr>
-            <w:t>Brutal</w:t>
-          </w:r>
-          <w:proofErr w:type="spellEnd"/>
-          <w:r>
-            <w:rPr>
-              <w:lang w:val="it-IT"/>
-            </w:rPr>
-            <w:t xml:space="preserve"> Bumper Cars (BBC)</w:t>
+            <w:t>Brutal Bumper Cars (BBC)</w:t>
           </w:r>
         </w:p>
       </w:tc>
@@ -14819,7 +13822,7 @@
         <w:noProof/>
         <w:sz w:val="20"/>
       </w:rPr>
-      <w:t>11.09.2026</w:t>
+      <w:t>14.09.2026</w:t>
     </w:r>
     <w:r>
       <w:rPr>
@@ -15047,7 +14050,7 @@
         <w:noProof/>
         <w:sz w:val="20"/>
       </w:rPr>
-      <w:t>11.09.2026</w:t>
+      <w:t>14.09.2026</w:t>
     </w:r>
     <w:r>
       <w:rPr>
@@ -15426,23 +14429,13 @@
               <w:sz w:val="20"/>
             </w:rPr>
           </w:pPr>
-          <w:proofErr w:type="spellStart"/>
           <w:r>
             <w:rPr>
               <w:rFonts w:cs="Arial"/>
               <w:b/>
               <w:sz w:val="20"/>
             </w:rPr>
-            <w:t>Brutal</w:t>
-          </w:r>
-          <w:proofErr w:type="spellEnd"/>
-          <w:r>
-            <w:rPr>
-              <w:rFonts w:cs="Arial"/>
-              <w:b/>
-              <w:sz w:val="20"/>
-            </w:rPr>
-            <w:t xml:space="preserve"> Bumper Cars (BBC)</w:t>
+            <w:t>Brutal Bumper Cars (BBC)</w:t>
           </w:r>
         </w:p>
       </w:tc>
@@ -21153,7 +20146,6 @@
   <w:style w:type="character" w:default="1" w:styleId="Carpredefinitoparagrafo">
     <w:name w:val="Default Paragraph Font"/>
     <w:uiPriority w:val="1"/>
-    <w:semiHidden/>
     <w:unhideWhenUsed/>
   </w:style>
   <w:style w:type="table" w:default="1" w:styleId="Tabellanormale">

--- a/3_Documentazione/Documentazione.docx
+++ b/3_Documentazione/Documentazione.docx
@@ -18,11 +18,19 @@
           <w:lang w:val="it-CH"/>
         </w:rPr>
       </w:pPr>
+      <w:proofErr w:type="spellStart"/>
       <w:r>
         <w:rPr>
           <w:lang w:val="it-CH"/>
         </w:rPr>
-        <w:t>Brutal Bumper Cars (BBC)</w:t>
+        <w:t>Brutal</w:t>
+      </w:r>
+      <w:proofErr w:type="spellEnd"/>
+      <w:r>
+        <w:rPr>
+          <w:lang w:val="it-CH"/>
+        </w:rPr>
+        <w:t xml:space="preserve"> Bumper Cars (BBC)</w:t>
       </w:r>
     </w:p>
     <w:p>
@@ -59,7 +67,7 @@
       <w:pPr>
         <w:pStyle w:val="Titolo1"/>
       </w:pPr>
-      <w:bookmarkStart w:id="0" w:name="_Toc240284365"/>
+      <w:bookmarkStart w:id="0" w:name="_Toc240357840"/>
       <w:r>
         <w:lastRenderedPageBreak/>
         <w:t>Indice</w:t>
@@ -132,7 +140,7 @@
         <w:rPr>
           <w:noProof/>
         </w:rPr>
-        <w:instrText xml:space="preserve"> PAGEREF _Toc240284365 \h </w:instrText>
+        <w:instrText xml:space="preserve"> PAGEREF _Toc240357840 \h </w:instrText>
       </w:r>
       <w:r>
         <w:rPr>
@@ -215,7 +223,7 @@
         <w:rPr>
           <w:noProof/>
         </w:rPr>
-        <w:instrText xml:space="preserve"> PAGEREF _Toc240284366 \h </w:instrText>
+        <w:instrText xml:space="preserve"> PAGEREF _Toc240357841 \h </w:instrText>
       </w:r>
       <w:r>
         <w:rPr>
@@ -298,7 +306,7 @@
         <w:rPr>
           <w:noProof/>
         </w:rPr>
-        <w:instrText xml:space="preserve"> PAGEREF _Toc240284367 \h </w:instrText>
+        <w:instrText xml:space="preserve"> PAGEREF _Toc240357842 \h </w:instrText>
       </w:r>
       <w:r>
         <w:rPr>
@@ -381,7 +389,7 @@
         <w:rPr>
           <w:noProof/>
         </w:rPr>
-        <w:instrText xml:space="preserve"> PAGEREF _Toc240284368 \h </w:instrText>
+        <w:instrText xml:space="preserve"> PAGEREF _Toc240357843 \h </w:instrText>
       </w:r>
       <w:r>
         <w:rPr>
@@ -464,7 +472,7 @@
         <w:rPr>
           <w:noProof/>
         </w:rPr>
-        <w:instrText xml:space="preserve"> PAGEREF _Toc240284369 \h </w:instrText>
+        <w:instrText xml:space="preserve"> PAGEREF _Toc240357844 \h </w:instrText>
       </w:r>
       <w:r>
         <w:rPr>
@@ -547,7 +555,7 @@
         <w:rPr>
           <w:noProof/>
         </w:rPr>
-        <w:instrText xml:space="preserve"> PAGEREF _Toc240284370 \h </w:instrText>
+        <w:instrText xml:space="preserve"> PAGEREF _Toc240357845 \h </w:instrText>
       </w:r>
       <w:r>
         <w:rPr>
@@ -630,7 +638,7 @@
         <w:rPr>
           <w:noProof/>
         </w:rPr>
-        <w:instrText xml:space="preserve"> PAGEREF _Toc240284371 \h </w:instrText>
+        <w:instrText xml:space="preserve"> PAGEREF _Toc240357846 \h </w:instrText>
       </w:r>
       <w:r>
         <w:rPr>
@@ -713,7 +721,7 @@
         <w:rPr>
           <w:noProof/>
         </w:rPr>
-        <w:instrText xml:space="preserve"> PAGEREF _Toc240284372 \h </w:instrText>
+        <w:instrText xml:space="preserve"> PAGEREF _Toc240357847 \h </w:instrText>
       </w:r>
       <w:r>
         <w:rPr>
@@ -796,7 +804,7 @@
         <w:rPr>
           <w:noProof/>
         </w:rPr>
-        <w:instrText xml:space="preserve"> PAGEREF _Toc240284373 \h </w:instrText>
+        <w:instrText xml:space="preserve"> PAGEREF _Toc240357848 \h </w:instrText>
       </w:r>
       <w:r>
         <w:rPr>
@@ -879,7 +887,7 @@
         <w:rPr>
           <w:noProof/>
         </w:rPr>
-        <w:instrText xml:space="preserve"> PAGEREF _Toc240284374 \h </w:instrText>
+        <w:instrText xml:space="preserve"> PAGEREF _Toc240357849 \h </w:instrText>
       </w:r>
       <w:r>
         <w:rPr>
@@ -962,7 +970,7 @@
         <w:rPr>
           <w:noProof/>
         </w:rPr>
-        <w:instrText xml:space="preserve"> PAGEREF _Toc240284375 \h </w:instrText>
+        <w:instrText xml:space="preserve"> PAGEREF _Toc240357850 \h </w:instrText>
       </w:r>
       <w:r>
         <w:rPr>
@@ -1045,7 +1053,7 @@
         <w:rPr>
           <w:noProof/>
         </w:rPr>
-        <w:instrText xml:space="preserve"> PAGEREF _Toc240284376 \h </w:instrText>
+        <w:instrText xml:space="preserve"> PAGEREF _Toc240357851 \h </w:instrText>
       </w:r>
       <w:r>
         <w:rPr>
@@ -1062,7 +1070,7 @@
         <w:rPr>
           <w:noProof/>
         </w:rPr>
-        <w:t>12</w:t>
+        <w:t>13</w:t>
       </w:r>
       <w:r>
         <w:rPr>
@@ -1128,7 +1136,7 @@
         <w:rPr>
           <w:noProof/>
         </w:rPr>
-        <w:instrText xml:space="preserve"> PAGEREF _Toc240284377 \h </w:instrText>
+        <w:instrText xml:space="preserve"> PAGEREF _Toc240357852 \h </w:instrText>
       </w:r>
       <w:r>
         <w:rPr>
@@ -1145,7 +1153,7 @@
         <w:rPr>
           <w:noProof/>
         </w:rPr>
-        <w:t>12</w:t>
+        <w:t>14</w:t>
       </w:r>
       <w:r>
         <w:rPr>
@@ -1211,7 +1219,7 @@
         <w:rPr>
           <w:noProof/>
         </w:rPr>
-        <w:instrText xml:space="preserve"> PAGEREF _Toc240284378 \h </w:instrText>
+        <w:instrText xml:space="preserve"> PAGEREF _Toc240357853 \h </w:instrText>
       </w:r>
       <w:r>
         <w:rPr>
@@ -1294,7 +1302,7 @@
         <w:rPr>
           <w:noProof/>
         </w:rPr>
-        <w:instrText xml:space="preserve"> PAGEREF _Toc240284379 \h </w:instrText>
+        <w:instrText xml:space="preserve"> PAGEREF _Toc240357854 \h </w:instrText>
       </w:r>
       <w:r>
         <w:rPr>
@@ -1377,7 +1385,7 @@
         <w:rPr>
           <w:noProof/>
         </w:rPr>
-        <w:instrText xml:space="preserve"> PAGEREF _Toc240284380 \h </w:instrText>
+        <w:instrText xml:space="preserve"> PAGEREF _Toc240357855 \h </w:instrText>
       </w:r>
       <w:r>
         <w:rPr>
@@ -1460,7 +1468,7 @@
         <w:rPr>
           <w:noProof/>
         </w:rPr>
-        <w:instrText xml:space="preserve"> PAGEREF _Toc240284381 \h </w:instrText>
+        <w:instrText xml:space="preserve"> PAGEREF _Toc240357856 \h </w:instrText>
       </w:r>
       <w:r>
         <w:rPr>
@@ -1543,7 +1551,7 @@
         <w:rPr>
           <w:noProof/>
         </w:rPr>
-        <w:instrText xml:space="preserve"> PAGEREF _Toc240284382 \h </w:instrText>
+        <w:instrText xml:space="preserve"> PAGEREF _Toc240357857 \h </w:instrText>
       </w:r>
       <w:r>
         <w:rPr>
@@ -1626,7 +1634,7 @@
         <w:rPr>
           <w:noProof/>
         </w:rPr>
-        <w:instrText xml:space="preserve"> PAGEREF _Toc240284383 \h </w:instrText>
+        <w:instrText xml:space="preserve"> PAGEREF _Toc240357858 \h </w:instrText>
       </w:r>
       <w:r>
         <w:rPr>
@@ -1644,6 +1652,421 @@
           <w:noProof/>
         </w:rPr>
         <w:t>17</w:t>
+      </w:r>
+      <w:r>
+        <w:rPr>
+          <w:noProof/>
+        </w:rPr>
+        <w:fldChar w:fldCharType="end"/>
+      </w:r>
+    </w:p>
+    <w:p>
+      <w:pPr>
+        <w:pStyle w:val="Sommario3"/>
+        <w:tabs>
+          <w:tab w:val="left" w:pos="1200"/>
+          <w:tab w:val="right" w:leader="dot" w:pos="9628"/>
+        </w:tabs>
+        <w:rPr>
+          <w:rFonts w:asciiTheme="minorHAnsi" w:eastAsiaTheme="minorEastAsia" w:hAnsiTheme="minorHAnsi" w:cstheme="minorBidi"/>
+          <w:noProof/>
+          <w:kern w:val="2"/>
+          <w:sz w:val="24"/>
+          <w:szCs w:val="24"/>
+          <w:lang w:eastAsia="it-CH"/>
+          <w14:ligatures w14:val="standardContextual"/>
+        </w:rPr>
+      </w:pPr>
+      <w:r>
+        <w:rPr>
+          <w:noProof/>
+        </w:rPr>
+        <w:t>4.2.1</w:t>
+      </w:r>
+      <w:r>
+        <w:rPr>
+          <w:rFonts w:asciiTheme="minorHAnsi" w:eastAsiaTheme="minorEastAsia" w:hAnsiTheme="minorHAnsi" w:cstheme="minorBidi"/>
+          <w:noProof/>
+          <w:kern w:val="2"/>
+          <w:sz w:val="24"/>
+          <w:szCs w:val="24"/>
+          <w:lang w:eastAsia="it-CH"/>
+          <w14:ligatures w14:val="standardContextual"/>
+        </w:rPr>
+        <w:tab/>
+      </w:r>
+      <w:r>
+        <w:rPr>
+          <w:noProof/>
+        </w:rPr>
+        <w:t>Statistiche</w:t>
+      </w:r>
+      <w:r>
+        <w:rPr>
+          <w:noProof/>
+        </w:rPr>
+        <w:tab/>
+      </w:r>
+      <w:r>
+        <w:rPr>
+          <w:noProof/>
+        </w:rPr>
+        <w:fldChar w:fldCharType="begin"/>
+      </w:r>
+      <w:r>
+        <w:rPr>
+          <w:noProof/>
+        </w:rPr>
+        <w:instrText xml:space="preserve"> PAGEREF _Toc240357859 \h </w:instrText>
+      </w:r>
+      <w:r>
+        <w:rPr>
+          <w:noProof/>
+        </w:rPr>
+      </w:r>
+      <w:r>
+        <w:rPr>
+          <w:noProof/>
+        </w:rPr>
+        <w:fldChar w:fldCharType="separate"/>
+      </w:r>
+      <w:r>
+        <w:rPr>
+          <w:noProof/>
+        </w:rPr>
+        <w:t>17</w:t>
+      </w:r>
+      <w:r>
+        <w:rPr>
+          <w:noProof/>
+        </w:rPr>
+        <w:fldChar w:fldCharType="end"/>
+      </w:r>
+    </w:p>
+    <w:p>
+      <w:pPr>
+        <w:pStyle w:val="Sommario3"/>
+        <w:tabs>
+          <w:tab w:val="left" w:pos="1200"/>
+          <w:tab w:val="right" w:leader="dot" w:pos="9628"/>
+        </w:tabs>
+        <w:rPr>
+          <w:rFonts w:asciiTheme="minorHAnsi" w:eastAsiaTheme="minorEastAsia" w:hAnsiTheme="minorHAnsi" w:cstheme="minorBidi"/>
+          <w:noProof/>
+          <w:kern w:val="2"/>
+          <w:sz w:val="24"/>
+          <w:szCs w:val="24"/>
+          <w:lang w:eastAsia="it-CH"/>
+          <w14:ligatures w14:val="standardContextual"/>
+        </w:rPr>
+      </w:pPr>
+      <w:r>
+        <w:rPr>
+          <w:noProof/>
+        </w:rPr>
+        <w:t>4.2.2</w:t>
+      </w:r>
+      <w:r>
+        <w:rPr>
+          <w:rFonts w:asciiTheme="minorHAnsi" w:eastAsiaTheme="minorEastAsia" w:hAnsiTheme="minorHAnsi" w:cstheme="minorBidi"/>
+          <w:noProof/>
+          <w:kern w:val="2"/>
+          <w:sz w:val="24"/>
+          <w:szCs w:val="24"/>
+          <w:lang w:eastAsia="it-CH"/>
+          <w14:ligatures w14:val="standardContextual"/>
+        </w:rPr>
+        <w:tab/>
+      </w:r>
+      <w:r>
+        <w:rPr>
+          <w:noProof/>
+        </w:rPr>
+        <w:t>Impostazioni</w:t>
+      </w:r>
+      <w:r>
+        <w:rPr>
+          <w:noProof/>
+        </w:rPr>
+        <w:tab/>
+      </w:r>
+      <w:r>
+        <w:rPr>
+          <w:noProof/>
+        </w:rPr>
+        <w:fldChar w:fldCharType="begin"/>
+      </w:r>
+      <w:r>
+        <w:rPr>
+          <w:noProof/>
+        </w:rPr>
+        <w:instrText xml:space="preserve"> PAGEREF _Toc240357860 \h </w:instrText>
+      </w:r>
+      <w:r>
+        <w:rPr>
+          <w:noProof/>
+        </w:rPr>
+      </w:r>
+      <w:r>
+        <w:rPr>
+          <w:noProof/>
+        </w:rPr>
+        <w:fldChar w:fldCharType="separate"/>
+      </w:r>
+      <w:r>
+        <w:rPr>
+          <w:noProof/>
+        </w:rPr>
+        <w:t>18</w:t>
+      </w:r>
+      <w:r>
+        <w:rPr>
+          <w:noProof/>
+        </w:rPr>
+        <w:fldChar w:fldCharType="end"/>
+      </w:r>
+    </w:p>
+    <w:p>
+      <w:pPr>
+        <w:pStyle w:val="Sommario3"/>
+        <w:tabs>
+          <w:tab w:val="left" w:pos="1200"/>
+          <w:tab w:val="right" w:leader="dot" w:pos="9628"/>
+        </w:tabs>
+        <w:rPr>
+          <w:rFonts w:asciiTheme="minorHAnsi" w:eastAsiaTheme="minorEastAsia" w:hAnsiTheme="minorHAnsi" w:cstheme="minorBidi"/>
+          <w:noProof/>
+          <w:kern w:val="2"/>
+          <w:sz w:val="24"/>
+          <w:szCs w:val="24"/>
+          <w:lang w:eastAsia="it-CH"/>
+          <w14:ligatures w14:val="standardContextual"/>
+        </w:rPr>
+      </w:pPr>
+      <w:r>
+        <w:rPr>
+          <w:noProof/>
+        </w:rPr>
+        <w:t>4.2.3</w:t>
+      </w:r>
+      <w:r>
+        <w:rPr>
+          <w:rFonts w:asciiTheme="minorHAnsi" w:eastAsiaTheme="minorEastAsia" w:hAnsiTheme="minorHAnsi" w:cstheme="minorBidi"/>
+          <w:noProof/>
+          <w:kern w:val="2"/>
+          <w:sz w:val="24"/>
+          <w:szCs w:val="24"/>
+          <w:lang w:eastAsia="it-CH"/>
+          <w14:ligatures w14:val="standardContextual"/>
+        </w:rPr>
+        <w:tab/>
+      </w:r>
+      <w:r>
+        <w:rPr>
+          <w:noProof/>
+        </w:rPr>
+        <w:t>Homepage</w:t>
+      </w:r>
+      <w:r>
+        <w:rPr>
+          <w:noProof/>
+        </w:rPr>
+        <w:tab/>
+      </w:r>
+      <w:r>
+        <w:rPr>
+          <w:noProof/>
+        </w:rPr>
+        <w:fldChar w:fldCharType="begin"/>
+      </w:r>
+      <w:r>
+        <w:rPr>
+          <w:noProof/>
+        </w:rPr>
+        <w:instrText xml:space="preserve"> PAGEREF _Toc240357861 \h </w:instrText>
+      </w:r>
+      <w:r>
+        <w:rPr>
+          <w:noProof/>
+        </w:rPr>
+      </w:r>
+      <w:r>
+        <w:rPr>
+          <w:noProof/>
+        </w:rPr>
+        <w:fldChar w:fldCharType="separate"/>
+      </w:r>
+      <w:r>
+        <w:rPr>
+          <w:noProof/>
+        </w:rPr>
+        <w:t>18</w:t>
+      </w:r>
+      <w:r>
+        <w:rPr>
+          <w:noProof/>
+        </w:rPr>
+        <w:fldChar w:fldCharType="end"/>
+      </w:r>
+    </w:p>
+    <w:p>
+      <w:pPr>
+        <w:pStyle w:val="Sommario3"/>
+        <w:tabs>
+          <w:tab w:val="left" w:pos="1200"/>
+          <w:tab w:val="right" w:leader="dot" w:pos="9628"/>
+        </w:tabs>
+        <w:rPr>
+          <w:rFonts w:asciiTheme="minorHAnsi" w:eastAsiaTheme="minorEastAsia" w:hAnsiTheme="minorHAnsi" w:cstheme="minorBidi"/>
+          <w:noProof/>
+          <w:kern w:val="2"/>
+          <w:sz w:val="24"/>
+          <w:szCs w:val="24"/>
+          <w:lang w:eastAsia="it-CH"/>
+          <w14:ligatures w14:val="standardContextual"/>
+        </w:rPr>
+      </w:pPr>
+      <w:r>
+        <w:rPr>
+          <w:noProof/>
+        </w:rPr>
+        <w:t>4.2.4</w:t>
+      </w:r>
+      <w:r>
+        <w:rPr>
+          <w:rFonts w:asciiTheme="minorHAnsi" w:eastAsiaTheme="minorEastAsia" w:hAnsiTheme="minorHAnsi" w:cstheme="minorBidi"/>
+          <w:noProof/>
+          <w:kern w:val="2"/>
+          <w:sz w:val="24"/>
+          <w:szCs w:val="24"/>
+          <w:lang w:eastAsia="it-CH"/>
+          <w14:ligatures w14:val="standardContextual"/>
+        </w:rPr>
+        <w:tab/>
+      </w:r>
+      <w:r>
+        <w:rPr>
+          <w:noProof/>
+        </w:rPr>
+        <w:t>Garage</w:t>
+      </w:r>
+      <w:r>
+        <w:rPr>
+          <w:noProof/>
+        </w:rPr>
+        <w:tab/>
+      </w:r>
+      <w:r>
+        <w:rPr>
+          <w:noProof/>
+        </w:rPr>
+        <w:fldChar w:fldCharType="begin"/>
+      </w:r>
+      <w:r>
+        <w:rPr>
+          <w:noProof/>
+        </w:rPr>
+        <w:instrText xml:space="preserve"> PAGEREF _Toc240357862 \h </w:instrText>
+      </w:r>
+      <w:r>
+        <w:rPr>
+          <w:noProof/>
+        </w:rPr>
+      </w:r>
+      <w:r>
+        <w:rPr>
+          <w:noProof/>
+        </w:rPr>
+        <w:fldChar w:fldCharType="separate"/>
+      </w:r>
+      <w:r>
+        <w:rPr>
+          <w:noProof/>
+        </w:rPr>
+        <w:t>19</w:t>
+      </w:r>
+      <w:r>
+        <w:rPr>
+          <w:noProof/>
+        </w:rPr>
+        <w:fldChar w:fldCharType="end"/>
+      </w:r>
+    </w:p>
+    <w:p>
+      <w:pPr>
+        <w:pStyle w:val="Sommario3"/>
+        <w:tabs>
+          <w:tab w:val="left" w:pos="1200"/>
+          <w:tab w:val="right" w:leader="dot" w:pos="9628"/>
+        </w:tabs>
+        <w:rPr>
+          <w:rFonts w:asciiTheme="minorHAnsi" w:eastAsiaTheme="minorEastAsia" w:hAnsiTheme="minorHAnsi" w:cstheme="minorBidi"/>
+          <w:noProof/>
+          <w:kern w:val="2"/>
+          <w:sz w:val="24"/>
+          <w:szCs w:val="24"/>
+          <w:lang w:eastAsia="it-CH"/>
+          <w14:ligatures w14:val="standardContextual"/>
+        </w:rPr>
+      </w:pPr>
+      <w:r>
+        <w:rPr>
+          <w:noProof/>
+        </w:rPr>
+        <w:t>4.2.5</w:t>
+      </w:r>
+      <w:r>
+        <w:rPr>
+          <w:rFonts w:asciiTheme="minorHAnsi" w:eastAsiaTheme="minorEastAsia" w:hAnsiTheme="minorHAnsi" w:cstheme="minorBidi"/>
+          <w:noProof/>
+          <w:kern w:val="2"/>
+          <w:sz w:val="24"/>
+          <w:szCs w:val="24"/>
+          <w:lang w:eastAsia="it-CH"/>
+          <w14:ligatures w14:val="standardContextual"/>
+        </w:rPr>
+        <w:tab/>
+      </w:r>
+      <w:r>
+        <w:rPr>
+          <w:noProof/>
+        </w:rPr>
+        <w:t>In-Game</w:t>
+      </w:r>
+      <w:r>
+        <w:rPr>
+          <w:noProof/>
+        </w:rPr>
+        <w:tab/>
+      </w:r>
+      <w:r>
+        <w:rPr>
+          <w:noProof/>
+        </w:rPr>
+        <w:fldChar w:fldCharType="begin"/>
+      </w:r>
+      <w:r>
+        <w:rPr>
+          <w:noProof/>
+        </w:rPr>
+        <w:instrText xml:space="preserve"> PAGEREF _Toc240357863 \h </w:instrText>
+      </w:r>
+      <w:r>
+        <w:rPr>
+          <w:noProof/>
+        </w:rPr>
+      </w:r>
+      <w:r>
+        <w:rPr>
+          <w:noProof/>
+        </w:rPr>
+        <w:fldChar w:fldCharType="separate"/>
+      </w:r>
+      <w:r>
+        <w:rPr>
+          <w:noProof/>
+        </w:rPr>
+        <w:t>19</w:t>
       </w:r>
       <w:r>
         <w:rPr>
@@ -1709,7 +2132,7 @@
         <w:rPr>
           <w:noProof/>
         </w:rPr>
-        <w:instrText xml:space="preserve"> PAGEREF _Toc240284384 \h </w:instrText>
+        <w:instrText xml:space="preserve"> PAGEREF _Toc240357864 \h </w:instrText>
       </w:r>
       <w:r>
         <w:rPr>
@@ -1726,7 +2149,7 @@
         <w:rPr>
           <w:noProof/>
         </w:rPr>
-        <w:t>17</w:t>
+        <w:t>20</w:t>
       </w:r>
       <w:r>
         <w:rPr>
@@ -1792,7 +2215,7 @@
         <w:rPr>
           <w:noProof/>
         </w:rPr>
-        <w:instrText xml:space="preserve"> PAGEREF _Toc240284385 \h </w:instrText>
+        <w:instrText xml:space="preserve"> PAGEREF _Toc240357865 \h </w:instrText>
       </w:r>
       <w:r>
         <w:rPr>
@@ -1809,7 +2232,7 @@
         <w:rPr>
           <w:noProof/>
         </w:rPr>
-        <w:t>18</w:t>
+        <w:t>21</w:t>
       </w:r>
       <w:r>
         <w:rPr>
@@ -1875,7 +2298,7 @@
         <w:rPr>
           <w:noProof/>
         </w:rPr>
-        <w:instrText xml:space="preserve"> PAGEREF _Toc240284386 \h </w:instrText>
+        <w:instrText xml:space="preserve"> PAGEREF _Toc240357866 \h </w:instrText>
       </w:r>
       <w:r>
         <w:rPr>
@@ -1892,7 +2315,7 @@
         <w:rPr>
           <w:noProof/>
         </w:rPr>
-        <w:t>18</w:t>
+        <w:t>21</w:t>
       </w:r>
       <w:r>
         <w:rPr>
@@ -1958,7 +2381,7 @@
         <w:rPr>
           <w:noProof/>
         </w:rPr>
-        <w:instrText xml:space="preserve"> PAGEREF _Toc240284387 \h </w:instrText>
+        <w:instrText xml:space="preserve"> PAGEREF _Toc240357867 \h </w:instrText>
       </w:r>
       <w:r>
         <w:rPr>
@@ -1975,7 +2398,7 @@
         <w:rPr>
           <w:noProof/>
         </w:rPr>
-        <w:t>18</w:t>
+        <w:t>21</w:t>
       </w:r>
       <w:r>
         <w:rPr>
@@ -2041,7 +2464,7 @@
         <w:rPr>
           <w:noProof/>
         </w:rPr>
-        <w:instrText xml:space="preserve"> PAGEREF _Toc240284388 \h </w:instrText>
+        <w:instrText xml:space="preserve"> PAGEREF _Toc240357868 \h </w:instrText>
       </w:r>
       <w:r>
         <w:rPr>
@@ -2058,7 +2481,7 @@
         <w:rPr>
           <w:noProof/>
         </w:rPr>
-        <w:t>20</w:t>
+        <w:t>23</w:t>
       </w:r>
       <w:r>
         <w:rPr>
@@ -2124,7 +2547,7 @@
         <w:rPr>
           <w:noProof/>
         </w:rPr>
-        <w:instrText xml:space="preserve"> PAGEREF _Toc240284389 \h </w:instrText>
+        <w:instrText xml:space="preserve"> PAGEREF _Toc240357869 \h </w:instrText>
       </w:r>
       <w:r>
         <w:rPr>
@@ -2141,7 +2564,7 @@
         <w:rPr>
           <w:noProof/>
         </w:rPr>
-        <w:t>20</w:t>
+        <w:t>23</w:t>
       </w:r>
       <w:r>
         <w:rPr>
@@ -2207,7 +2630,7 @@
         <w:rPr>
           <w:noProof/>
         </w:rPr>
-        <w:instrText xml:space="preserve"> PAGEREF _Toc240284390 \h </w:instrText>
+        <w:instrText xml:space="preserve"> PAGEREF _Toc240357870 \h </w:instrText>
       </w:r>
       <w:r>
         <w:rPr>
@@ -2224,7 +2647,7 @@
         <w:rPr>
           <w:noProof/>
         </w:rPr>
-        <w:t>20</w:t>
+        <w:t>23</w:t>
       </w:r>
       <w:r>
         <w:rPr>
@@ -2290,7 +2713,7 @@
         <w:rPr>
           <w:noProof/>
         </w:rPr>
-        <w:instrText xml:space="preserve"> PAGEREF _Toc240284391 \h </w:instrText>
+        <w:instrText xml:space="preserve"> PAGEREF _Toc240357871 \h </w:instrText>
       </w:r>
       <w:r>
         <w:rPr>
@@ -2307,7 +2730,7 @@
         <w:rPr>
           <w:noProof/>
         </w:rPr>
-        <w:t>22</w:t>
+        <w:t>25</w:t>
       </w:r>
       <w:r>
         <w:rPr>
@@ -2373,7 +2796,7 @@
         <w:rPr>
           <w:noProof/>
         </w:rPr>
-        <w:instrText xml:space="preserve"> PAGEREF _Toc240284392 \h </w:instrText>
+        <w:instrText xml:space="preserve"> PAGEREF _Toc240357872 \h </w:instrText>
       </w:r>
       <w:r>
         <w:rPr>
@@ -2390,7 +2813,7 @@
         <w:rPr>
           <w:noProof/>
         </w:rPr>
-        <w:t>22</w:t>
+        <w:t>25</w:t>
       </w:r>
       <w:r>
         <w:rPr>
@@ -2456,7 +2879,7 @@
         <w:rPr>
           <w:noProof/>
         </w:rPr>
-        <w:instrText xml:space="preserve"> PAGEREF _Toc240284393 \h </w:instrText>
+        <w:instrText xml:space="preserve"> PAGEREF _Toc240357873 \h </w:instrText>
       </w:r>
       <w:r>
         <w:rPr>
@@ -2473,7 +2896,7 @@
         <w:rPr>
           <w:noProof/>
         </w:rPr>
-        <w:t>22</w:t>
+        <w:t>25</w:t>
       </w:r>
       <w:r>
         <w:rPr>
@@ -2539,7 +2962,7 @@
         <w:rPr>
           <w:noProof/>
         </w:rPr>
-        <w:instrText xml:space="preserve"> PAGEREF _Toc240284394 \h </w:instrText>
+        <w:instrText xml:space="preserve"> PAGEREF _Toc240357874 \h </w:instrText>
       </w:r>
       <w:r>
         <w:rPr>
@@ -2556,7 +2979,7 @@
         <w:rPr>
           <w:noProof/>
         </w:rPr>
-        <w:t>23</w:t>
+        <w:t>26</w:t>
       </w:r>
       <w:r>
         <w:rPr>
@@ -2622,7 +3045,7 @@
         <w:rPr>
           <w:noProof/>
         </w:rPr>
-        <w:instrText xml:space="preserve"> PAGEREF _Toc240284395 \h </w:instrText>
+        <w:instrText xml:space="preserve"> PAGEREF _Toc240357875 \h </w:instrText>
       </w:r>
       <w:r>
         <w:rPr>
@@ -2639,7 +3062,7 @@
         <w:rPr>
           <w:noProof/>
         </w:rPr>
-        <w:t>23</w:t>
+        <w:t>26</w:t>
       </w:r>
       <w:r>
         <w:rPr>
@@ -2705,7 +3128,7 @@
         <w:rPr>
           <w:noProof/>
         </w:rPr>
-        <w:instrText xml:space="preserve"> PAGEREF _Toc240284396 \h </w:instrText>
+        <w:instrText xml:space="preserve"> PAGEREF _Toc240357876 \h </w:instrText>
       </w:r>
       <w:r>
         <w:rPr>
@@ -2722,7 +3145,7 @@
         <w:rPr>
           <w:noProof/>
         </w:rPr>
-        <w:t>23</w:t>
+        <w:t>26</w:t>
       </w:r>
       <w:r>
         <w:rPr>
@@ -2788,7 +3211,7 @@
         <w:rPr>
           <w:noProof/>
         </w:rPr>
-        <w:instrText xml:space="preserve"> PAGEREF _Toc240284397 \h </w:instrText>
+        <w:instrText xml:space="preserve"> PAGEREF _Toc240357877 \h </w:instrText>
       </w:r>
       <w:r>
         <w:rPr>
@@ -2805,7 +3228,7 @@
         <w:rPr>
           <w:noProof/>
         </w:rPr>
-        <w:t>23</w:t>
+        <w:t>26</w:t>
       </w:r>
       <w:r>
         <w:rPr>
@@ -2871,7 +3294,7 @@
         <w:rPr>
           <w:noProof/>
         </w:rPr>
-        <w:instrText xml:space="preserve"> PAGEREF _Toc240284398 \h </w:instrText>
+        <w:instrText xml:space="preserve"> PAGEREF _Toc240357878 \h </w:instrText>
       </w:r>
       <w:r>
         <w:rPr>
@@ -2888,7 +3311,7 @@
         <w:rPr>
           <w:noProof/>
         </w:rPr>
-        <w:t>24</w:t>
+        <w:t>27</w:t>
       </w:r>
       <w:r>
         <w:rPr>
@@ -2954,7 +3377,7 @@
         <w:rPr>
           <w:noProof/>
         </w:rPr>
-        <w:instrText xml:space="preserve"> PAGEREF _Toc240284399 \h </w:instrText>
+        <w:instrText xml:space="preserve"> PAGEREF _Toc240357879 \h </w:instrText>
       </w:r>
       <w:r>
         <w:rPr>
@@ -2971,7 +3394,7 @@
         <w:rPr>
           <w:noProof/>
         </w:rPr>
-        <w:t>24</w:t>
+        <w:t>27</w:t>
       </w:r>
       <w:r>
         <w:rPr>
@@ -3037,7 +3460,7 @@
         <w:rPr>
           <w:noProof/>
         </w:rPr>
-        <w:instrText xml:space="preserve"> PAGEREF _Toc240284400 \h </w:instrText>
+        <w:instrText xml:space="preserve"> PAGEREF _Toc240357880 \h </w:instrText>
       </w:r>
       <w:r>
         <w:rPr>
@@ -3054,7 +3477,7 @@
         <w:rPr>
           <w:noProof/>
         </w:rPr>
-        <w:t>24</w:t>
+        <w:t>27</w:t>
       </w:r>
       <w:r>
         <w:rPr>
@@ -3075,7 +3498,7 @@
       <w:r>
         <w:br w:type="page"/>
       </w:r>
-      <w:bookmarkStart w:id="1" w:name="_Toc240284366"/>
+      <w:bookmarkStart w:id="1" w:name="_Toc240357841"/>
       <w:r>
         <w:lastRenderedPageBreak/>
         <w:t>Introduzione</w:t>
@@ -3089,7 +3512,7 @@
           <w:lang w:val="it-CH"/>
         </w:rPr>
       </w:pPr>
-      <w:bookmarkStart w:id="2" w:name="_Toc240284367"/>
+      <w:bookmarkStart w:id="2" w:name="_Toc240357842"/>
       <w:r>
         <w:rPr>
           <w:lang w:val="it-CH"/>
@@ -3138,7 +3561,7 @@
           <w:lang w:val="it-CH"/>
         </w:rPr>
       </w:pPr>
-      <w:bookmarkStart w:id="3" w:name="_Toc240284368"/>
+      <w:bookmarkStart w:id="3" w:name="_Toc240357843"/>
       <w:r>
         <w:rPr>
           <w:lang w:val="it-CH"/>
@@ -3223,7 +3646,7 @@
       <w:r>
         <w:br w:type="page"/>
       </w:r>
-      <w:bookmarkStart w:id="4" w:name="_Toc240284369"/>
+      <w:bookmarkStart w:id="4" w:name="_Toc240357844"/>
       <w:r>
         <w:lastRenderedPageBreak/>
         <w:t>Analisi</w:t>
@@ -3237,7 +3660,7 @@
           <w:lang w:val="it-CH"/>
         </w:rPr>
       </w:pPr>
-      <w:bookmarkStart w:id="5" w:name="_Toc240284370"/>
+      <w:bookmarkStart w:id="5" w:name="_Toc240357845"/>
       <w:r>
         <w:rPr>
           <w:lang w:val="it-CH"/>
@@ -3248,7 +3671,15 @@
     </w:p>
     <w:p>
       <w:r>
-        <w:t xml:space="preserve">Il progetto "Brutal Bumper Cars" è un videogioco 3D dove ci si scontra con gli autoscontri. Il gioco non si svolge in una normale pista da luna park, ma in una grande arena piena di ostacoli, rampe e salite. Lo scopo del gioco è distruggere le auto nemiche e rimanere l'ultimo in gara. </w:t>
+        <w:t>Il progetto "</w:t>
+      </w:r>
+      <w:proofErr w:type="spellStart"/>
+      <w:r>
+        <w:t>Brutal</w:t>
+      </w:r>
+      <w:proofErr w:type="spellEnd"/>
+      <w:r>
+        <w:t xml:space="preserve"> Bumper Cars" è un videogioco 3D dove ci si scontra con gli autoscontri. Il gioco non si svolge in una normale pista da luna park, ma in una grande arena piena di ostacoli, rampe e salite. Lo scopo del gioco è distruggere le auto nemiche e rimanere l'ultimo in gara. </w:t>
       </w:r>
     </w:p>
     <w:p>
@@ -3277,7 +3708,15 @@
         <w:t>Il Giocatore:</w:t>
       </w:r>
       <w:r>
-        <w:t xml:space="preserve"> Guida il suo autoscontro. Può fare derapate (drift) per prendere bene le curve e usare uno scatto veloce (boost) che si ricarica nel tempo, utile per scappare o attaccare. </w:t>
+        <w:t xml:space="preserve"> Guida il suo autoscontro. Può fare derapate (drift) per prendere bene le curve e usare uno scatto veloce (</w:t>
+      </w:r>
+      <w:proofErr w:type="spellStart"/>
+      <w:r>
+        <w:t>boost</w:t>
+      </w:r>
+      <w:proofErr w:type="spellEnd"/>
+      <w:r>
+        <w:t xml:space="preserve">) che si ricarica nel tempo, utile per scappare o attaccare. </w:t>
       </w:r>
     </w:p>
     <w:p>
@@ -3345,15 +3784,32 @@
       <w:r>
         <w:t xml:space="preserve">Esistono già giochi storici basati sugli scontri in arena, come il celebre </w:t>
       </w:r>
+      <w:proofErr w:type="spellStart"/>
       <w:r>
         <w:rPr>
           <w:b/>
           <w:bCs/>
         </w:rPr>
-        <w:t>Destruction Derby</w:t>
-      </w:r>
-      <w:r>
-        <w:t>, ma il nostro progetto si distingue per due motivi principali. Innanzitutto, noi mettiamo in pista dei veri e propri autoscontri invece delle classiche automobili. In secondo luogo, uniamo il realismo fisico dei danni a meccaniche caotiche e divertenti: invece di limitarci ai semplici tamponamenti, permettiamo al giocatore di usare abilità come il boost e oggetti speciali come mine, granate e banane, trasformando la gara in un incrocio unico tra un gioco di pura demolizione e un frenetico party game.</w:t>
+        <w:t>Destruction</w:t>
+      </w:r>
+      <w:proofErr w:type="spellEnd"/>
+      <w:r>
+        <w:rPr>
+          <w:b/>
+          <w:bCs/>
+        </w:rPr>
+        <w:t xml:space="preserve"> Derby</w:t>
+      </w:r>
+      <w:r>
+        <w:t xml:space="preserve">, ma il nostro progetto si distingue per due motivi principali. Innanzitutto, noi mettiamo in pista dei veri e propri autoscontri invece delle classiche automobili. In secondo luogo, uniamo il realismo fisico dei danni a meccaniche caotiche e divertenti: invece di limitarci ai semplici tamponamenti, permettiamo al giocatore di usare abilità come il </w:t>
+      </w:r>
+      <w:proofErr w:type="spellStart"/>
+      <w:r>
+        <w:t>boost</w:t>
+      </w:r>
+      <w:proofErr w:type="spellEnd"/>
+      <w:r>
+        <w:t xml:space="preserve"> e oggetti speciali come mine, granate e banane, trasformando la gara in un incrocio unico tra un gioco di pura demolizione e un frenetico party game.</w:t>
       </w:r>
       <w:r>
         <w:br w:type="page"/>
@@ -3363,12 +3819,14 @@
       <w:pPr>
         <w:pStyle w:val="Titolo2"/>
       </w:pPr>
-      <w:bookmarkStart w:id="6" w:name="_Toc240284371"/>
+      <w:bookmarkStart w:id="6" w:name="_Toc240357846"/>
+      <w:proofErr w:type="spellStart"/>
       <w:r>
         <w:lastRenderedPageBreak/>
         <w:t>Unity</w:t>
       </w:r>
       <w:bookmarkEnd w:id="6"/>
+      <w:proofErr w:type="spellEnd"/>
     </w:p>
     <w:p>
       <w:pPr>
@@ -3381,75 +3839,208 @@
           <w:b/>
           <w:bCs/>
         </w:rPr>
-        <w:t>Cos'è Unity e le sue particolarità</w:t>
-      </w:r>
-    </w:p>
-    <w:p>
-      <w:r>
-        <w:t xml:space="preserve">Unity è un programma molto famoso che serve per creare videogiochi in 2D e in 3D. </w:t>
-      </w:r>
-      <w:r>
-        <w:t>C</w:t>
-      </w:r>
-      <w:r>
-        <w:t>i fornisce tutti gli strumenti necessari per costruire il gioco in un unico posto.</w:t>
-      </w:r>
-      <w:r>
-        <w:t xml:space="preserve"> Inoltre</w:t>
-      </w:r>
-      <w:r>
-        <w:t xml:space="preserve"> </w:t>
-      </w:r>
-      <w:r>
-        <w:t>c</w:t>
-      </w:r>
-      <w:r>
-        <w:t>i permette di gestire facilmente i modelli 3D, i suoni e i movimenti fisici senza usare altri programmi.</w:t>
-      </w:r>
-    </w:p>
-    <w:p/>
-    <w:p>
-      <w:r>
-        <w:t>La cosa più comoda di Unity è che funziona un po' come le costruzioni Lego. Invece di programmare un oggetto intero da zero, possiamo "attaccare" piccoli blocchi di istruzioni già pronti (chiamati componenti). Per esempio, possiamo attaccare al nostro autoscontro un blocco per la gravità e un altro per calcolare gli urti. Inoltre, Unity usa un linguaggio di programmazione chiamato C#, che è potente ma abbastanza facile da usare. Infine, ha una grande comunità su internet per chiedere aiuto e ci permette di far funzionare il gioco finito su tanti dispositivi diversi senza dover rifare tutto da capo.</w:t>
-      </w:r>
-    </w:p>
-    <w:p/>
-    <w:p>
-      <w:pPr>
+        <w:t xml:space="preserve">Cos'è </w:t>
+      </w:r>
+      <w:proofErr w:type="spellStart"/>
+      <w:r>
         <w:rPr>
           <w:b/>
           <w:bCs/>
         </w:rPr>
-      </w:pPr>
+        <w:t>Unity</w:t>
+      </w:r>
+      <w:proofErr w:type="spellEnd"/>
       <w:r>
         <w:rPr>
           <w:b/>
           <w:bCs/>
         </w:rPr>
-        <w:t>Perché abbiamo scelto Unity al posto di Unreal Engine</w:t>
-      </w:r>
-    </w:p>
-    <w:p>
-      <w:r>
-        <w:t>All'inizio abbiamo pensato di usare anche un altro programma molto conosciuto, Unreal Engine. Alla fine, però, abbiamo scelto Unity per alcuni motivi molto semplici. Il primo motivo è il linguaggio di programmazione: il C# di Unity per noi è molto più facile e veloce da scrivere rispetto al difficile C++ di Unreal Engine. Così possiamo concentrarci sul gioco senza impazzire con codici troppo complicati.</w:t>
+        <w:t xml:space="preserve"> e le sue particolarità</w:t>
+      </w:r>
+    </w:p>
+    <w:p>
+      <w:proofErr w:type="spellStart"/>
+      <w:r>
+        <w:t>Unity</w:t>
+      </w:r>
+      <w:proofErr w:type="spellEnd"/>
+      <w:r>
+        <w:t xml:space="preserve"> è un programma molto famoso che serve per creare videogiochi in 2D e in 3D. </w:t>
+      </w:r>
+      <w:r>
+        <w:t>C</w:t>
+      </w:r>
+      <w:r>
+        <w:t>i fornisce tutti gli strumenti necessari per costruire il gioco in un unico posto.</w:t>
+      </w:r>
+      <w:r>
+        <w:t xml:space="preserve"> Inoltre</w:t>
+      </w:r>
+      <w:r>
+        <w:t xml:space="preserve"> </w:t>
+      </w:r>
+      <w:r>
+        <w:t>c</w:t>
+      </w:r>
+      <w:r>
+        <w:t>i permette di gestire facilmente i modelli 3D, i suoni e i movimenti fisici senza usare altri programmi.</w:t>
       </w:r>
     </w:p>
     <w:p/>
     <w:p>
       <w:r>
-        <w:t>Il secondo motivo è il tipo di gioco che stiamo facendo. Unreal Engine è fantastico per creare mondi enormi e super realistici. Il nostro gioco, invece, è veloce, divertente e si svolge dentro arene chiuse. Per questo scopo Unity è perfetto perché è più leggero e ci fa avere ottime prestazioni, senza pesare troppo sul computer con funzioni che non ci servono.</w:t>
+        <w:t xml:space="preserve">La cosa più comoda di </w:t>
+      </w:r>
+      <w:proofErr w:type="spellStart"/>
+      <w:r>
+        <w:t>Unity</w:t>
+      </w:r>
+      <w:proofErr w:type="spellEnd"/>
+      <w:r>
+        <w:t xml:space="preserve"> è che funziona un po' come le costruzioni Lego. Invece di programmare un oggetto intero da zero, possiamo "attaccare" piccoli blocchi di istruzioni già pronti (chiamati componenti). Per esempio, possiamo attaccare al nostro autoscontro un blocco per la gravità e un altro per calcolare gli urti. Inoltre, </w:t>
+      </w:r>
+      <w:proofErr w:type="spellStart"/>
+      <w:r>
+        <w:t>Unity</w:t>
+      </w:r>
+      <w:proofErr w:type="spellEnd"/>
+      <w:r>
+        <w:t xml:space="preserve"> usa un linguaggio di programmazione chiamato C#, che è potente ma abbastanza facile da usare. Infine, ha una grande comunità su internet per chiedere aiuto e ci permette di far funzionare il gioco finito su tanti dispositivi diversi senza dover rifare tutto da capo.</w:t>
       </w:r>
     </w:p>
     <w:p/>
     <w:p>
-      <w:r>
-        <w:t xml:space="preserve">Infine, Unity è ottimo per gestire la fisica. Calcolare i danni, le derapate e gli scontri tra le auto è molto facile. Visto che siamo </w:t>
+      <w:pPr>
+        <w:rPr>
+          <w:b/>
+          <w:bCs/>
+        </w:rPr>
+      </w:pPr>
+      <w:r>
+        <w:rPr>
+          <w:b/>
+          <w:bCs/>
+        </w:rPr>
+        <w:t xml:space="preserve">Perché abbiamo scelto </w:t>
+      </w:r>
+      <w:proofErr w:type="spellStart"/>
+      <w:r>
+        <w:rPr>
+          <w:b/>
+          <w:bCs/>
+        </w:rPr>
+        <w:t>Unity</w:t>
+      </w:r>
+      <w:proofErr w:type="spellEnd"/>
+      <w:r>
+        <w:rPr>
+          <w:b/>
+          <w:bCs/>
+        </w:rPr>
+        <w:t xml:space="preserve"> al posto di </w:t>
+      </w:r>
+      <w:proofErr w:type="spellStart"/>
+      <w:r>
+        <w:rPr>
+          <w:b/>
+          <w:bCs/>
+        </w:rPr>
+        <w:t>Unreal</w:t>
+      </w:r>
+      <w:proofErr w:type="spellEnd"/>
+      <w:r>
+        <w:rPr>
+          <w:b/>
+          <w:bCs/>
+        </w:rPr>
+        <w:t xml:space="preserve"> Engine</w:t>
+      </w:r>
+    </w:p>
+    <w:p>
+      <w:r>
+        <w:t xml:space="preserve">All'inizio abbiamo pensato di usare anche un altro programma molto conosciuto, </w:t>
+      </w:r>
+      <w:proofErr w:type="spellStart"/>
+      <w:r>
+        <w:t>Unreal</w:t>
+      </w:r>
+      <w:proofErr w:type="spellEnd"/>
+      <w:r>
+        <w:t xml:space="preserve"> Engine. Alla fine, però, abbiamo scelto </w:t>
+      </w:r>
+      <w:proofErr w:type="spellStart"/>
+      <w:r>
+        <w:t>Unity</w:t>
+      </w:r>
+      <w:proofErr w:type="spellEnd"/>
+      <w:r>
+        <w:t xml:space="preserve"> per alcuni motivi molto semplici. Il primo motivo è il linguaggio di programmazione: il C# di </w:t>
+      </w:r>
+      <w:proofErr w:type="spellStart"/>
+      <w:r>
+        <w:t>Unity</w:t>
+      </w:r>
+      <w:proofErr w:type="spellEnd"/>
+      <w:r>
+        <w:t xml:space="preserve"> per noi è molto più facile e veloce da scrivere rispetto al difficile C++ di </w:t>
+      </w:r>
+      <w:proofErr w:type="spellStart"/>
+      <w:r>
+        <w:t>Unreal</w:t>
+      </w:r>
+      <w:proofErr w:type="spellEnd"/>
+      <w:r>
+        <w:t xml:space="preserve"> Engine. Così possiamo concentrarci sul gioco senza impazzire con codici troppo complicati.</w:t>
+      </w:r>
+    </w:p>
+    <w:p/>
+    <w:p>
+      <w:r>
+        <w:t xml:space="preserve">Il secondo motivo è il tipo di gioco che stiamo facendo. </w:t>
+      </w:r>
+      <w:proofErr w:type="spellStart"/>
+      <w:r>
+        <w:t>Unreal</w:t>
+      </w:r>
+      <w:proofErr w:type="spellEnd"/>
+      <w:r>
+        <w:t xml:space="preserve"> Engine è fantastico per creare mondi enormi e super realistici. Il nostro gioco, invece, è veloce, divertente e si svolge dentro arene chiuse. Per questo scopo </w:t>
+      </w:r>
+      <w:proofErr w:type="spellStart"/>
+      <w:r>
+        <w:t>Unity</w:t>
+      </w:r>
+      <w:proofErr w:type="spellEnd"/>
+      <w:r>
+        <w:t xml:space="preserve"> è perfetto perché è più leggero e ci fa avere ottime prestazioni, senza pesare troppo sul computer con funzioni che non ci servono.</w:t>
+      </w:r>
+    </w:p>
+    <w:p/>
+    <w:p>
+      <w:r>
+        <w:t xml:space="preserve">Infine, </w:t>
+      </w:r>
+      <w:proofErr w:type="spellStart"/>
+      <w:r>
+        <w:t>Unity</w:t>
+      </w:r>
+      <w:proofErr w:type="spellEnd"/>
+      <w:r>
+        <w:t xml:space="preserve"> è ottimo per gestire la fisica. Calcolare i danni, le derapate e gli scontri tra le auto è molto facile. Visto che siamo </w:t>
       </w:r>
       <w:r>
         <w:t>in due</w:t>
       </w:r>
       <w:r>
-        <w:t>, abbiamo bisogno di fare tante prove veloci. Con Unity possiamo mettere subito le auto nell'arena, testare i nemici e correggere gli errori al volo, risparmiando un sacco di tempo.</w:t>
+        <w:t xml:space="preserve">, abbiamo bisogno di fare tante prove veloci. Con </w:t>
+      </w:r>
+      <w:proofErr w:type="spellStart"/>
+      <w:r>
+        <w:t>Unity</w:t>
+      </w:r>
+      <w:proofErr w:type="spellEnd"/>
+      <w:r>
+        <w:t xml:space="preserve"> possiamo mettere subito le auto nell'arena, testare i nemici e correggere gli errori al volo, risparmiando un sacco di tempo.</w:t>
       </w:r>
     </w:p>
     <w:p/>
@@ -3462,7 +4053,7 @@
       <w:pPr>
         <w:pStyle w:val="Titolo2"/>
       </w:pPr>
-      <w:bookmarkStart w:id="7" w:name="_Toc240284372"/>
+      <w:bookmarkStart w:id="7" w:name="_Toc240357847"/>
       <w:r>
         <w:lastRenderedPageBreak/>
         <w:t>User Stories</w:t>
@@ -3893,7 +4484,15 @@
         </w:numPr>
       </w:pPr>
       <w:r>
-        <w:t>Come giocatore voglio poter raccogliere i perk per poterli usare in partita.</w:t>
+        <w:t xml:space="preserve">Come giocatore voglio poter raccogliere i </w:t>
+      </w:r>
+      <w:proofErr w:type="spellStart"/>
+      <w:r>
+        <w:t>perk</w:t>
+      </w:r>
+      <w:proofErr w:type="spellEnd"/>
+      <w:r>
+        <w:t xml:space="preserve"> per poterli usare in partita.</w:t>
       </w:r>
     </w:p>
     <w:p>
@@ -3921,13 +4520,21 @@
         </w:numPr>
       </w:pPr>
       <w:r>
-        <w:t>Posso vedere i pe</w:t>
+        <w:t xml:space="preserve">Posso vedere i </w:t>
+      </w:r>
+      <w:proofErr w:type="spellStart"/>
+      <w:r>
+        <w:t>pe</w:t>
       </w:r>
       <w:r>
         <w:t>r</w:t>
       </w:r>
       <w:r>
-        <w:t>k.</w:t>
+        <w:t>k</w:t>
+      </w:r>
+      <w:proofErr w:type="spellEnd"/>
+      <w:r>
+        <w:t>.</w:t>
       </w:r>
     </w:p>
     <w:p>
@@ -3939,7 +4546,15 @@
         </w:numPr>
       </w:pPr>
       <w:r>
-        <w:t>Posso raccogliere i perk.</w:t>
+        <w:t xml:space="preserve">Posso raccogliere i </w:t>
+      </w:r>
+      <w:proofErr w:type="spellStart"/>
+      <w:r>
+        <w:t>perk</w:t>
+      </w:r>
+      <w:proofErr w:type="spellEnd"/>
+      <w:r>
+        <w:t>.</w:t>
       </w:r>
     </w:p>
     <w:p>
@@ -3951,7 +4566,15 @@
         </w:numPr>
       </w:pPr>
       <w:r>
-        <w:t>Posso usare i perk.</w:t>
+        <w:t xml:space="preserve">Posso usare i </w:t>
+      </w:r>
+      <w:proofErr w:type="spellStart"/>
+      <w:r>
+        <w:t>perk</w:t>
+      </w:r>
+      <w:proofErr w:type="spellEnd"/>
+      <w:r>
+        <w:t>.</w:t>
       </w:r>
     </w:p>
     <w:p>
@@ -4152,7 +4775,15 @@
         </w:numPr>
       </w:pPr>
       <w:r>
-        <w:t xml:space="preserve">Tramite i perk posso </w:t>
+        <w:t xml:space="preserve">Tramite i </w:t>
+      </w:r>
+      <w:proofErr w:type="spellStart"/>
+      <w:r>
+        <w:t>perk</w:t>
+      </w:r>
+      <w:proofErr w:type="spellEnd"/>
+      <w:r>
+        <w:t xml:space="preserve"> posso </w:t>
       </w:r>
       <w:r>
         <w:t>infliggere</w:t>
@@ -4195,7 +4826,15 @@
         </w:numPr>
       </w:pPr>
       <w:r>
-        <w:t>Come giocatore voglio poter driftare per eseguire manovre evasive.</w:t>
+        <w:t xml:space="preserve">Come giocatore voglio poter </w:t>
+      </w:r>
+      <w:proofErr w:type="spellStart"/>
+      <w:r>
+        <w:t>driftare</w:t>
+      </w:r>
+      <w:proofErr w:type="spellEnd"/>
+      <w:r>
+        <w:t xml:space="preserve"> per eseguire manovre evasive.</w:t>
       </w:r>
     </w:p>
     <w:p>
@@ -4223,8 +4862,13 @@
         </w:numPr>
       </w:pPr>
       <w:r>
-        <w:t>Tramite l’apposito comando (SHIFT) posso driftare</w:t>
-      </w:r>
+        <w:t xml:space="preserve">Tramite l’apposito comando (SHIFT) posso </w:t>
+      </w:r>
+      <w:proofErr w:type="spellStart"/>
+      <w:r>
+        <w:t>driftare</w:t>
+      </w:r>
+      <w:proofErr w:type="spellEnd"/>
     </w:p>
     <w:p>
       <w:pPr>
@@ -4441,7 +5085,7 @@
           <w:lang w:val="it-CH"/>
         </w:rPr>
       </w:pPr>
-      <w:bookmarkStart w:id="8" w:name="_Toc240284373"/>
+      <w:bookmarkStart w:id="8" w:name="_Toc240357848"/>
       <w:r>
         <w:rPr>
           <w:lang w:val="it-CH"/>
@@ -6018,8 +6662,13 @@
             <w:gridSpan w:val="5"/>
           </w:tcPr>
           <w:p>
-            <w:r>
-              <w:t>Spawn dei veicoli avversari all'interno della mappa, capaci di muoversi e interagire con il giocatore.</w:t>
+            <w:proofErr w:type="spellStart"/>
+            <w:r>
+              <w:t>Spawn</w:t>
+            </w:r>
+            <w:proofErr w:type="spellEnd"/>
+            <w:r>
+              <w:t xml:space="preserve"> dei veicoli avversari all'interno della mappa, capaci di muoversi e interagire con il giocatore.</w:t>
             </w:r>
           </w:p>
         </w:tc>
@@ -6735,8 +7384,13 @@
           </w:tcPr>
           <w:p>
             <w:r>
-              <w:t>Generazione e raccolta perk</w:t>
-            </w:r>
+              <w:t xml:space="preserve">Generazione e raccolta </w:t>
+            </w:r>
+            <w:proofErr w:type="spellStart"/>
+            <w:r>
+              <w:t>perk</w:t>
+            </w:r>
+            <w:proofErr w:type="spellEnd"/>
           </w:p>
         </w:tc>
       </w:tr>
@@ -6769,7 +7423,15 @@
           </w:tcPr>
           <w:p>
             <w:r>
-              <w:t>Comparsa visibile di power-up/perk sul tracciato e rilevamento del passaggio del veicolo per la loro raccolta nell'inventario temporaneo.</w:t>
+              <w:t>Comparsa visibile di power-up/</w:t>
+            </w:r>
+            <w:proofErr w:type="spellStart"/>
+            <w:r>
+              <w:t>perk</w:t>
+            </w:r>
+            <w:proofErr w:type="spellEnd"/>
+            <w:r>
+              <w:t xml:space="preserve"> sul tracciato e rilevamento del passaggio del veicolo per la loro raccolta nell'inventario temporaneo.</w:t>
             </w:r>
           </w:p>
         </w:tc>
@@ -7021,8 +7683,13 @@
           </w:tcPr>
           <w:p>
             <w:r>
-              <w:t>Utilizzo ed effetti dei perk</w:t>
-            </w:r>
+              <w:t xml:space="preserve">Utilizzo ed effetti dei </w:t>
+            </w:r>
+            <w:proofErr w:type="spellStart"/>
+            <w:r>
+              <w:t>perk</w:t>
+            </w:r>
+            <w:proofErr w:type="spellEnd"/>
           </w:p>
         </w:tc>
       </w:tr>
@@ -7055,7 +7722,15 @@
           </w:tcPr>
           <w:p>
             <w:r>
-              <w:t>Attivazione del perk raccolto per generare vantaggi specifici o infliggere danni aggiuntivi ai veicoli avversari.</w:t>
+              <w:t xml:space="preserve">Attivazione del </w:t>
+            </w:r>
+            <w:proofErr w:type="spellStart"/>
+            <w:r>
+              <w:t>perk</w:t>
+            </w:r>
+            <w:proofErr w:type="spellEnd"/>
+            <w:r>
+              <w:t xml:space="preserve"> raccolto per generare vantaggi specifici o infliggere danni aggiuntivi ai veicoli avversari.</w:t>
             </w:r>
           </w:p>
         </w:tc>
@@ -7108,7 +7783,15 @@
           </w:tcPr>
           <w:p>
             <w:r>
-              <w:t>Richiede la raccolta del perk (Req-10)</w:t>
+              <w:t xml:space="preserve">Richiede la raccolta del </w:t>
+            </w:r>
+            <w:proofErr w:type="spellStart"/>
+            <w:r>
+              <w:t>perk</w:t>
+            </w:r>
+            <w:proofErr w:type="spellEnd"/>
+            <w:r>
+              <w:t xml:space="preserve"> (Req-10)</w:t>
             </w:r>
             <w:r>
               <w:t>.</w:t>
@@ -8169,7 +8852,15 @@
           </w:tcPr>
           <w:p>
             <w:r>
-              <w:t>I menu di navigazione, i comandi a schermo e gli indicatori grafici (vita, ricarica turbo, stato perk) devono risultare leggibili e intuitivi durante le fasi concitate della partita.</w:t>
+              <w:t xml:space="preserve">I menu di navigazione, i comandi a schermo e gli indicatori grafici (vita, ricarica turbo, stato </w:t>
+            </w:r>
+            <w:proofErr w:type="spellStart"/>
+            <w:r>
+              <w:t>perk</w:t>
+            </w:r>
+            <w:proofErr w:type="spellEnd"/>
+            <w:r>
+              <w:t>) devono risultare leggibili e intuitivi durante le fasi concitate della partita.</w:t>
             </w:r>
           </w:p>
         </w:tc>
@@ -8193,7 +8884,7 @@
       <w:pPr>
         <w:pStyle w:val="Titolo3"/>
       </w:pPr>
-      <w:bookmarkStart w:id="9" w:name="_Toc240284374"/>
+      <w:bookmarkStart w:id="9" w:name="_Toc240357849"/>
       <w:r>
         <w:t>Spiegazione elementi tabella dei requisiti:</w:t>
       </w:r>
@@ -8299,7 +8990,7 @@
       <w:pPr>
         <w:pStyle w:val="Titolo2"/>
       </w:pPr>
-      <w:bookmarkStart w:id="10" w:name="_Toc240284375"/>
+      <w:bookmarkStart w:id="10" w:name="_Toc240357850"/>
       <w:r>
         <w:lastRenderedPageBreak/>
         <w:t>Sprint Planning</w:t>
@@ -9677,7 +10368,7 @@
           <w:lang w:val="it-CH"/>
         </w:rPr>
       </w:pPr>
-      <w:bookmarkStart w:id="11" w:name="_Toc240284376"/>
+      <w:bookmarkStart w:id="11" w:name="_Toc240357851"/>
       <w:r>
         <w:rPr>
           <w:lang w:val="it-CH"/>
@@ -9750,7 +10441,15 @@
         <w:t xml:space="preserve"> Use Case </w:t>
       </w:r>
       <w:r>
-        <w:t>descrive come funziona Brutal Bumper Cars. Spiega in modo chiaro cosa fa il Giocatore (Player) e cosa fa il computer (Sistema) in automatico.</w:t>
+        <w:t xml:space="preserve">descrive come funziona </w:t>
+      </w:r>
+      <w:proofErr w:type="spellStart"/>
+      <w:r>
+        <w:t>Brutal</w:t>
+      </w:r>
+      <w:proofErr w:type="spellEnd"/>
+      <w:r>
+        <w:t xml:space="preserve"> Bumper Cars. Spiega in modo chiaro cosa fa il Giocatore (Player) e cosa fa il computer (Sistema) in automatico.</w:t>
       </w:r>
     </w:p>
     <w:p/>
@@ -9771,10 +10470,21 @@
         <w:t>L'applicazione divide così le azioni umane da quelle automatiche del computer, facendo funzionare il gioco in modo semplice e ordinato.</w:t>
       </w:r>
     </w:p>
-    <w:p>
-      <w:r>
-        <w:br w:type="page"/>
-      </w:r>
+    <w:p/>
+    <w:p>
+      <w:pPr>
+        <w:sectPr>
+          <w:headerReference w:type="default" r:id="rId9"/>
+          <w:footerReference w:type="default" r:id="rId10"/>
+          <w:headerReference w:type="first" r:id="rId11"/>
+          <w:footerReference w:type="first" r:id="rId12"/>
+          <w:pgSz w:w="11906" w:h="16838"/>
+          <w:pgMar w:top="1985" w:right="1134" w:bottom="1418" w:left="1134" w:header="567" w:footer="567" w:gutter="0"/>
+          <w:pgNumType w:start="1"/>
+          <w:cols w:space="720"/>
+          <w:titlePg/>
+        </w:sectPr>
+      </w:pPr>
     </w:p>
     <w:p>
       <w:pPr>
@@ -9783,7 +10493,7 @@
           <w:lang w:val="it-CH"/>
         </w:rPr>
       </w:pPr>
-      <w:bookmarkStart w:id="12" w:name="_Toc240284377"/>
+      <w:bookmarkStart w:id="12" w:name="_Toc240357852"/>
       <w:r>
         <w:rPr>
           <w:lang w:val="it-CH"/>
@@ -9795,32 +10505,22 @@
     </w:p>
     <w:p>
       <w:r>
-        <w:t xml:space="preserve">Prima di stabilire una pianificazione bisogna avere almeno una vaga idea del modello di sviluppo che si intende adottare. In questa sezione bisognerà inserire il modello concettuale di sviluppo che si seguirà durante il progetto. </w:t>
-      </w:r>
-      <w:r>
-        <w:t>Gli elementi di riferimento per una buona pianificazione derivano da una scomposizione top-down della problematica del progetto.</w:t>
-      </w:r>
-    </w:p>
-    <w:p/>
-    <w:p>
-      <w:r>
-        <w:t>La pianificazione può essere rappresentata mediante un diagramma di Gantt:</w:t>
-      </w:r>
-    </w:p>
-    <w:p/>
-    <w:p>
-      <w:pPr>
-        <w:keepNext/>
-      </w:pPr>
-      <w:r>
         <w:rPr>
           <w:noProof/>
         </w:rPr>
         <w:drawing>
-          <wp:inline distT="0" distB="0" distL="0" distR="0" wp14:anchorId="280632B8" wp14:editId="61600608">
-            <wp:extent cx="5972175" cy="2876550"/>
-            <wp:effectExtent l="152400" t="152400" r="371475" b="361950"/>
-            <wp:docPr id="1" name="Immagine 1"/>
+          <wp:anchor distT="0" distB="0" distL="114300" distR="114300" simplePos="0" relativeHeight="251661312" behindDoc="0" locked="0" layoutInCell="1" allowOverlap="1" wp14:anchorId="1D32AA6B" wp14:editId="0328BFB2">
+            <wp:simplePos x="0" y="0"/>
+            <wp:positionH relativeFrom="margin">
+              <wp:align>center</wp:align>
+            </wp:positionH>
+            <wp:positionV relativeFrom="paragraph">
+              <wp:posOffset>371475</wp:posOffset>
+            </wp:positionV>
+            <wp:extent cx="10095612" cy="3571875"/>
+            <wp:effectExtent l="0" t="0" r="1270" b="0"/>
+            <wp:wrapSquare wrapText="bothSides"/>
+            <wp:docPr id="18" name="Immagine 18"/>
             <wp:cNvGraphicFramePr>
               <a:graphicFrameLocks xmlns:a="http://schemas.openxmlformats.org/drawingml/2006/main" noChangeAspect="1"/>
             </wp:cNvGraphicFramePr>
@@ -9828,28 +10528,24 @@
               <a:graphicData uri="http://schemas.openxmlformats.org/drawingml/2006/picture">
                 <pic:pic xmlns:pic="http://schemas.openxmlformats.org/drawingml/2006/picture">
                   <pic:nvPicPr>
-                    <pic:cNvPr id="0" name="Picture 1"/>
-                    <pic:cNvPicPr>
-                      <a:picLocks noChangeAspect="1" noChangeArrowheads="1"/>
-                    </pic:cNvPicPr>
+                    <pic:cNvPr id="1" name=""/>
+                    <pic:cNvPicPr/>
                   </pic:nvPicPr>
-                  <pic:blipFill>
-                    <a:blip r:embed="rId9" cstate="print">
+                  <pic:blipFill rotWithShape="1">
+                    <a:blip r:embed="rId13">
                       <a:extLst>
                         <a:ext uri="{28A0092B-C50C-407E-A947-70E740481C1C}">
                           <a14:useLocalDpi xmlns:a14="http://schemas.microsoft.com/office/drawing/2010/main" val="0"/>
                         </a:ext>
                       </a:extLst>
                     </a:blip>
-                    <a:srcRect r="6310"/>
-                    <a:stretch>
-                      <a:fillRect/>
-                    </a:stretch>
+                    <a:srcRect r="3559"/>
+                    <a:stretch/>
                   </pic:blipFill>
                   <pic:spPr bwMode="auto">
                     <a:xfrm>
                       <a:off x="0" y="0"/>
-                      <a:ext cx="5972175" cy="2876550"/>
+                      <a:ext cx="10095612" cy="3571875"/>
                     </a:xfrm>
                     <a:prstGeom prst="rect">
                       <a:avLst/>
@@ -9857,96 +10553,17 @@
                     <a:ln>
                       <a:noFill/>
                     </a:ln>
-                    <a:effectLst>
-                      <a:outerShdw blurRad="292100" dist="139700" dir="2700000" algn="tl" rotWithShape="0">
-                        <a:srgbClr val="333333">
-                          <a:alpha val="65000"/>
-                        </a:srgbClr>
-                      </a:outerShdw>
-                    </a:effectLst>
+                    <a:extLst>
+                      <a:ext uri="{53640926-AAD7-44D8-BBD7-CCE9431645EC}">
+                        <a14:shadowObscured xmlns:a14="http://schemas.microsoft.com/office/drawing/2010/main"/>
+                      </a:ext>
+                    </a:extLst>
                   </pic:spPr>
                 </pic:pic>
               </a:graphicData>
             </a:graphic>
-          </wp:inline>
+          </wp:anchor>
         </w:drawing>
-      </w:r>
-    </w:p>
-    <w:p>
-      <w:pPr>
-        <w:pStyle w:val="Didascalia"/>
-      </w:pPr>
-      <w:bookmarkStart w:id="13" w:name="_Toc124775984"/>
-      <w:r>
-        <w:t xml:space="preserve">Figura </w:t>
-      </w:r>
-      <w:r>
-        <w:fldChar w:fldCharType="begin"/>
-      </w:r>
-      <w:r>
-        <w:instrText xml:space="preserve"> SEQ Figura \* ARABIC </w:instrText>
-      </w:r>
-      <w:r>
-        <w:fldChar w:fldCharType="separate"/>
-      </w:r>
-      <w:r>
-        <w:rPr>
-          <w:noProof/>
-        </w:rPr>
-        <w:t>1</w:t>
-      </w:r>
-      <w:r>
-        <w:rPr>
-          <w:noProof/>
-        </w:rPr>
-        <w:fldChar w:fldCharType="end"/>
-      </w:r>
-      <w:r>
-        <w:t xml:space="preserve"> </w:t>
-      </w:r>
-      <w:r>
-        <w:t>Esempio di diagramma di Gantt</w:t>
-      </w:r>
-      <w:bookmarkEnd w:id="13"/>
-    </w:p>
-    <w:p>
-      <w:r>
-        <w:t>Se si usano altri metodi di pianificazione (</w:t>
-      </w:r>
-      <w:r>
-        <w:t>p.</w:t>
-      </w:r>
-      <w:r>
-        <w:t>es</w:t>
-      </w:r>
-      <w:r>
-        <w:t>.</w:t>
-      </w:r>
-      <w:r>
-        <w:t xml:space="preserve"> scrum), dovranno apparire in questo capitolo.</w:t>
-      </w:r>
-    </w:p>
-    <w:p/>
-    <w:p/>
-    <w:p>
-      <w:pPr>
-        <w:sectPr>
-          <w:headerReference w:type="default" r:id="rId10"/>
-          <w:footerReference w:type="default" r:id="rId11"/>
-          <w:headerReference w:type="first" r:id="rId12"/>
-          <w:footerReference w:type="first" r:id="rId13"/>
-          <w:pgSz w:w="11906" w:h="16838"/>
-          <w:pgMar w:top="1985" w:right="1134" w:bottom="1418" w:left="1134" w:header="567" w:footer="567" w:gutter="0"/>
-          <w:pgNumType w:start="1"/>
-          <w:cols w:space="720"/>
-          <w:titlePg/>
-        </w:sectPr>
-      </w:pPr>
-    </w:p>
-    <w:p>
-      <w:r>
-        <w:lastRenderedPageBreak/>
-        <w:t>Stile orizzontale</w:t>
       </w:r>
     </w:p>
     <w:p>
@@ -9954,102 +10571,6 @@
         <w:keepNext/>
         <w:jc w:val="center"/>
       </w:pPr>
-      <w:r>
-        <w:rPr>
-          <w:noProof/>
-        </w:rPr>
-        <w:drawing>
-          <wp:inline distT="0" distB="0" distL="0" distR="0" wp14:anchorId="49EF31E6" wp14:editId="64779ABE">
-            <wp:extent cx="9000000" cy="4334929"/>
-            <wp:effectExtent l="152400" t="152400" r="353695" b="370840"/>
-            <wp:docPr id="8" name="Immagine 8"/>
-            <wp:cNvGraphicFramePr>
-              <a:graphicFrameLocks xmlns:a="http://schemas.openxmlformats.org/drawingml/2006/main" noChangeAspect="1"/>
-            </wp:cNvGraphicFramePr>
-            <a:graphic xmlns:a="http://schemas.openxmlformats.org/drawingml/2006/main">
-              <a:graphicData uri="http://schemas.openxmlformats.org/drawingml/2006/picture">
-                <pic:pic xmlns:pic="http://schemas.openxmlformats.org/drawingml/2006/picture">
-                  <pic:nvPicPr>
-                    <pic:cNvPr id="0" name="Picture 1"/>
-                    <pic:cNvPicPr>
-                      <a:picLocks noChangeAspect="1" noChangeArrowheads="1"/>
-                    </pic:cNvPicPr>
-                  </pic:nvPicPr>
-                  <pic:blipFill>
-                    <a:blip r:embed="rId9" cstate="print">
-                      <a:extLst>
-                        <a:ext uri="{28A0092B-C50C-407E-A947-70E740481C1C}">
-                          <a14:useLocalDpi xmlns:a14="http://schemas.microsoft.com/office/drawing/2010/main" val="0"/>
-                        </a:ext>
-                      </a:extLst>
-                    </a:blip>
-                    <a:srcRect r="6310"/>
-                    <a:stretch>
-                      <a:fillRect/>
-                    </a:stretch>
-                  </pic:blipFill>
-                  <pic:spPr bwMode="auto">
-                    <a:xfrm>
-                      <a:off x="0" y="0"/>
-                      <a:ext cx="9000000" cy="4334929"/>
-                    </a:xfrm>
-                    <a:prstGeom prst="rect">
-                      <a:avLst/>
-                    </a:prstGeom>
-                    <a:ln>
-                      <a:noFill/>
-                    </a:ln>
-                    <a:effectLst>
-                      <a:outerShdw blurRad="292100" dist="139700" dir="2700000" algn="tl" rotWithShape="0">
-                        <a:srgbClr val="333333">
-                          <a:alpha val="65000"/>
-                        </a:srgbClr>
-                      </a:outerShdw>
-                    </a:effectLst>
-                  </pic:spPr>
-                </pic:pic>
-              </a:graphicData>
-            </a:graphic>
-          </wp:inline>
-        </w:drawing>
-      </w:r>
-    </w:p>
-    <w:p>
-      <w:pPr>
-        <w:pStyle w:val="Didascalia"/>
-      </w:pPr>
-      <w:bookmarkStart w:id="14" w:name="_Toc124775985"/>
-      <w:r>
-        <w:t xml:space="preserve">Figura </w:t>
-      </w:r>
-      <w:r>
-        <w:fldChar w:fldCharType="begin"/>
-      </w:r>
-      <w:r>
-        <w:instrText xml:space="preserve"> SEQ Figura \* ARABIC </w:instrText>
-      </w:r>
-      <w:r>
-        <w:fldChar w:fldCharType="separate"/>
-      </w:r>
-      <w:r>
-        <w:rPr>
-          <w:noProof/>
-        </w:rPr>
-        <w:t>2</w:t>
-      </w:r>
-      <w:r>
-        <w:rPr>
-          <w:noProof/>
-        </w:rPr>
-        <w:fldChar w:fldCharType="end"/>
-      </w:r>
-      <w:r>
-        <w:t xml:space="preserve"> </w:t>
-      </w:r>
-      <w:r>
-        <w:t>Esempio di diagramma di Gantt</w:t>
-      </w:r>
-      <w:bookmarkEnd w:id="14"/>
     </w:p>
     <w:p/>
     <w:p>
@@ -10073,7 +10594,7 @@
           <w:lang w:val="it-CH"/>
         </w:rPr>
       </w:pPr>
-      <w:bookmarkStart w:id="15" w:name="_Toc240284378"/>
+      <w:bookmarkStart w:id="13" w:name="_Toc240357853"/>
       <w:r>
         <w:rPr>
           <w:lang w:val="it-CH"/>
@@ -10081,63 +10602,72 @@
         <w:lastRenderedPageBreak/>
         <w:t>Analisi dei mezzi</w:t>
       </w:r>
+      <w:bookmarkEnd w:id="13"/>
+    </w:p>
+    <w:p>
+      <w:pPr>
+        <w:spacing w:after="160" w:line="278" w:lineRule="auto"/>
+      </w:pPr>
+      <w:bookmarkStart w:id="14" w:name="_Toc413411419"/>
+      <w:r>
+        <w:t>Per la realizzazione del progetto sono stati utilizzat</w:t>
+      </w:r>
+      <w:r>
+        <w:t>i</w:t>
+      </w:r>
+      <w:r>
+        <w:t xml:space="preserve"> </w:t>
+      </w:r>
+      <w:r>
+        <w:t>2</w:t>
+      </w:r>
+      <w:r>
+        <w:t xml:space="preserve"> PC scolastici con </w:t>
+      </w:r>
+      <w:proofErr w:type="spellStart"/>
+      <w:r>
+        <w:t>Unity</w:t>
+      </w:r>
+      <w:proofErr w:type="spellEnd"/>
+      <w:r>
+        <w:t>. Il debugging è effettuato direttamente sul</w:t>
+      </w:r>
+      <w:r>
+        <w:t xml:space="preserve"> game </w:t>
+      </w:r>
+      <w:proofErr w:type="spellStart"/>
+      <w:r>
+        <w:t>engine</w:t>
+      </w:r>
+      <w:proofErr w:type="spellEnd"/>
+      <w:r>
+        <w:t xml:space="preserve"> </w:t>
+      </w:r>
+      <w:proofErr w:type="spellStart"/>
+      <w:r>
+        <w:t>Unity</w:t>
+      </w:r>
+      <w:proofErr w:type="spellEnd"/>
+      <w:r>
+        <w:t>, oltretutto sono stati anche eseguiti dei test su dei computer personali con delle prestazioni minori rispetto a quelli scolastici.</w:t>
+      </w:r>
+    </w:p>
+    <w:p>
+      <w:pPr>
+        <w:pStyle w:val="Titolo3"/>
+        <w:rPr>
+          <w:lang w:val="it-CH"/>
+        </w:rPr>
+      </w:pPr>
+      <w:bookmarkStart w:id="15" w:name="_Toc240357854"/>
+      <w:r>
+        <w:rPr>
+          <w:lang w:val="it-CH"/>
+        </w:rPr>
+        <w:t>Software</w:t>
+      </w:r>
+      <w:bookmarkEnd w:id="14"/>
       <w:bookmarkEnd w:id="15"/>
-    </w:p>
-    <w:p>
-      <w:pPr>
-        <w:spacing w:after="160" w:line="278" w:lineRule="auto"/>
-      </w:pPr>
-      <w:bookmarkStart w:id="16" w:name="_Toc413411419"/>
-      <w:r>
-        <w:t>Per la realizzazione del progetto sono stati utilizzat</w:t>
-      </w:r>
-      <w:r>
-        <w:t>i</w:t>
-      </w:r>
-      <w:r>
-        <w:t xml:space="preserve"> </w:t>
-      </w:r>
-      <w:r>
-        <w:t>2</w:t>
-      </w:r>
-      <w:r>
-        <w:t xml:space="preserve"> PC scolastici con </w:t>
-      </w:r>
-      <w:r>
-        <w:t>Unity</w:t>
-      </w:r>
-      <w:r>
-        <w:t>. Il debugging è effettuato direttamente sul</w:t>
-      </w:r>
-      <w:r>
-        <w:t xml:space="preserve"> game engine</w:t>
-      </w:r>
-      <w:r>
-        <w:t xml:space="preserve"> </w:t>
-      </w:r>
-      <w:r>
-        <w:t>Unity</w:t>
-      </w:r>
-      <w:r>
-        <w:t>, oltretutto sono stati anche eseguiti dei test su dei computer personali con delle prestazioni minori rispetto a quelli scolastici.</w:t>
-      </w:r>
-    </w:p>
-    <w:p>
-      <w:pPr>
-        <w:pStyle w:val="Titolo3"/>
-        <w:rPr>
-          <w:lang w:val="it-CH"/>
-        </w:rPr>
-      </w:pPr>
-      <w:bookmarkStart w:id="17" w:name="_Toc240284379"/>
-      <w:r>
-        <w:rPr>
-          <w:lang w:val="it-CH"/>
-        </w:rPr>
-        <w:t>Software</w:t>
-      </w:r>
-      <w:bookmarkEnd w:id="16"/>
-      <w:bookmarkEnd w:id="17"/>
     </w:p>
     <w:tbl>
       <w:tblPr>
@@ -10188,8 +10718,13 @@
             <w:tcW w:w="2440" w:type="dxa"/>
           </w:tcPr>
           <w:p>
-            <w:r>
-              <w:t xml:space="preserve">Unity: </w:t>
+            <w:proofErr w:type="spellStart"/>
+            <w:r>
+              <w:t>Unity</w:t>
+            </w:r>
+            <w:proofErr w:type="spellEnd"/>
+            <w:r>
+              <w:t xml:space="preserve">: </w:t>
             </w:r>
           </w:p>
         </w:tc>
@@ -10296,64 +10831,77 @@
           <w:lang w:val="it-CH"/>
         </w:rPr>
       </w:pPr>
-      <w:bookmarkStart w:id="18" w:name="_Toc413411420"/>
-      <w:bookmarkStart w:id="19" w:name="_Toc240284380"/>
+      <w:bookmarkStart w:id="16" w:name="_Toc413411420"/>
+      <w:bookmarkStart w:id="17" w:name="_Toc240357855"/>
       <w:r>
         <w:rPr>
           <w:lang w:val="it-CH"/>
         </w:rPr>
         <w:t>Hardware</w:t>
+      </w:r>
+      <w:bookmarkEnd w:id="16"/>
+      <w:bookmarkEnd w:id="17"/>
+    </w:p>
+    <w:p>
+      <w:bookmarkStart w:id="18" w:name="_Toc429059808"/>
+      <w:r>
+        <w:t xml:space="preserve">PC Windows 11 </w:t>
+      </w:r>
+      <w:proofErr w:type="spellStart"/>
+      <w:r>
+        <w:t>Education</w:t>
+      </w:r>
+      <w:proofErr w:type="spellEnd"/>
+    </w:p>
+    <w:p>
+      <w:r>
+        <w:t>Intel Core i7-9700 3 GHz</w:t>
+      </w:r>
+    </w:p>
+    <w:p>
+      <w:r>
+        <w:t>32 GB RAM</w:t>
+      </w:r>
+    </w:p>
+    <w:p>
+      <w:r>
+        <w:t xml:space="preserve">NVIDIA </w:t>
+      </w:r>
+      <w:proofErr w:type="spellStart"/>
+      <w:r>
+        <w:t>GeForce</w:t>
+      </w:r>
+      <w:proofErr w:type="spellEnd"/>
+      <w:r>
+        <w:t xml:space="preserve"> RTX 2060</w:t>
+      </w:r>
+    </w:p>
+    <w:p>
+      <w:r>
+        <w:br w:type="page"/>
+      </w:r>
+    </w:p>
+    <w:p>
+      <w:pPr>
+        <w:pStyle w:val="Titolo1"/>
+      </w:pPr>
+      <w:bookmarkStart w:id="19" w:name="_Toc240357856"/>
+      <w:r>
+        <w:lastRenderedPageBreak/>
+        <w:t>Progettazione</w:t>
       </w:r>
       <w:bookmarkEnd w:id="18"/>
       <w:bookmarkEnd w:id="19"/>
     </w:p>
     <w:p>
-      <w:bookmarkStart w:id="20" w:name="_Toc429059808"/>
-      <w:r>
-        <w:t>PC Windows 11 Education</w:t>
-      </w:r>
-    </w:p>
-    <w:p>
-      <w:r>
-        <w:t>Intel Core i7-9700 3 GHz</w:t>
-      </w:r>
-    </w:p>
-    <w:p>
-      <w:r>
-        <w:t>32 GB RAM</w:t>
-      </w:r>
-    </w:p>
-    <w:p>
-      <w:r>
-        <w:t>NVIDIA GeForce RTX 2060</w:t>
-      </w:r>
-    </w:p>
-    <w:p>
-      <w:r>
-        <w:br w:type="page"/>
-      </w:r>
-    </w:p>
-    <w:p>
-      <w:pPr>
-        <w:pStyle w:val="Titolo1"/>
-      </w:pPr>
-      <w:bookmarkStart w:id="21" w:name="_Toc240284381"/>
-      <w:r>
-        <w:lastRenderedPageBreak/>
-        <w:t>Progettazione</w:t>
-      </w:r>
-      <w:bookmarkEnd w:id="20"/>
-      <w:bookmarkEnd w:id="21"/>
-    </w:p>
-    <w:p>
       <w:pPr>
         <w:pStyle w:val="Titolo2"/>
         <w:rPr>
           <w:lang w:val="it-CH"/>
         </w:rPr>
       </w:pPr>
-      <w:bookmarkStart w:id="22" w:name="_Toc429059810"/>
-      <w:bookmarkStart w:id="23" w:name="_Toc240284382"/>
+      <w:bookmarkStart w:id="20" w:name="_Toc429059810"/>
+      <w:bookmarkStart w:id="21" w:name="_Toc240357857"/>
       <w:r>
         <w:rPr>
           <w:noProof/>
@@ -10436,8 +10984,8 @@
         </w:rPr>
         <w:t>Design dei dati e database</w:t>
       </w:r>
-      <w:bookmarkEnd w:id="22"/>
-      <w:bookmarkEnd w:id="23"/>
+      <w:bookmarkEnd w:id="20"/>
+      <w:bookmarkEnd w:id="21"/>
     </w:p>
     <w:p>
       <w:pPr>
@@ -10449,7 +10997,21 @@
         <w:rPr>
           <w:lang w:eastAsia="it-CH"/>
         </w:rPr>
-        <w:t>Questo schema Entità-Relazione descrive la struttura del database per un videogioco. Al centro troviamo l'entità "User", che rappresenta l'account del giocatore ed è identificata da una Primary Key (</w:t>
+        <w:t xml:space="preserve">Questo schema Entità-Relazione descrive la struttura del database per un videogioco. Al centro troviamo l'entità "User", che rappresenta l'account del giocatore ed è identificata da una </w:t>
+      </w:r>
+      <w:proofErr w:type="spellStart"/>
+      <w:r>
+        <w:rPr>
+          <w:lang w:eastAsia="it-CH"/>
+        </w:rPr>
+        <w:t>Primary</w:t>
+      </w:r>
+      <w:proofErr w:type="spellEnd"/>
+      <w:r>
+        <w:rPr>
+          <w:lang w:eastAsia="it-CH"/>
+        </w:rPr>
+        <w:t xml:space="preserve"> Key (</w:t>
       </w:r>
       <w:r>
         <w:rPr>
@@ -10485,6 +11047,7 @@
         </w:rPr>
         <w:t xml:space="preserve">Per trasformare le relazioni "Possiede" e "Gestisce" in vere e proprie tabelle, utilizziamo le Chiavi Esterne (Foreign Key o FK). Le tabelle "Statistiche" e "impostazioni" conterranno una colonna specifica (ad esempio </w:t>
       </w:r>
+      <w:proofErr w:type="spellStart"/>
       <w:r>
         <w:rPr>
           <w:sz w:val="23"/>
@@ -10493,11 +11056,26 @@
         </w:rPr>
         <w:t>Id_User</w:t>
       </w:r>
+      <w:proofErr w:type="spellEnd"/>
       <w:r>
         <w:rPr>
           <w:lang w:eastAsia="it-CH"/>
         </w:rPr>
-        <w:t xml:space="preserve">) che funziona da FK e punta direttamente alla Primary Key della tabella "User". Poiché a ogni giocatore corrisponde un solo set di statistiche e un solo profilo di opzioni (relazione 1 a 1), su queste FK viene applicato un vincolo </w:t>
+        <w:t xml:space="preserve">) che funziona da FK e punta direttamente alla </w:t>
+      </w:r>
+      <w:proofErr w:type="spellStart"/>
+      <w:r>
+        <w:rPr>
+          <w:lang w:eastAsia="it-CH"/>
+        </w:rPr>
+        <w:t>Primary</w:t>
+      </w:r>
+      <w:proofErr w:type="spellEnd"/>
+      <w:r>
+        <w:rPr>
+          <w:lang w:eastAsia="it-CH"/>
+        </w:rPr>
+        <w:t xml:space="preserve"> Key della tabella "User". Poiché a ogni giocatore corrisponde un solo set di statistiche e un solo profilo di opzioni (relazione 1 a 1), su queste FK viene applicato un vincolo </w:t>
       </w:r>
       <w:r>
         <w:rPr>
@@ -10548,47 +11126,54 @@
           <w:lang w:val="it-CH"/>
         </w:rPr>
       </w:pPr>
-      <w:bookmarkStart w:id="24" w:name="_Toc429059811"/>
-      <w:bookmarkStart w:id="25" w:name="_Toc240284383"/>
+      <w:bookmarkStart w:id="22" w:name="_Toc429059811"/>
+      <w:bookmarkStart w:id="23" w:name="_Toc240357858"/>
       <w:r>
         <w:rPr>
           <w:lang w:val="it-CH"/>
         </w:rPr>
         <w:t>Design delle interfacce</w:t>
       </w:r>
+      <w:bookmarkEnd w:id="22"/>
+      <w:bookmarkEnd w:id="23"/>
+    </w:p>
+    <w:p>
+      <w:r>
+        <w:t>Abbiamo deciso di mantenere uno stile a tema arancione per il gioco.</w:t>
+      </w:r>
+    </w:p>
+    <w:p>
+      <w:r>
+        <w:t>Le griglie sono la nostra focalizzazione, portando una UI pulita a tutte le interfacce presenti.</w:t>
+      </w:r>
+    </w:p>
+    <w:p>
+      <w:r>
+        <w:t>Cerchiamo di mantenere facile l’utilizzo delle interfacce per l’utente.</w:t>
+      </w:r>
+    </w:p>
+    <w:p>
+      <w:r>
+        <w:t xml:space="preserve">Le seguenti immagini </w:t>
+      </w:r>
+      <w:proofErr w:type="gramStart"/>
+      <w:r>
+        <w:t>sono generati</w:t>
+      </w:r>
+      <w:proofErr w:type="gramEnd"/>
+      <w:r>
+        <w:t xml:space="preserve"> per bozza tramite Gemini, non sono vincolanti nel risultato che sarà presente a fine sviluppo.</w:t>
+      </w:r>
+    </w:p>
+    <w:p>
+      <w:pPr>
+        <w:pStyle w:val="Titolo3"/>
+      </w:pPr>
+      <w:bookmarkStart w:id="24" w:name="_Toc240357859"/>
+      <w:r>
+        <w:t>Statistiche</w:t>
+      </w:r>
       <w:bookmarkEnd w:id="24"/>
-      <w:bookmarkEnd w:id="25"/>
-    </w:p>
-    <w:p>
-      <w:r>
-        <w:t>Abbiamo deciso di mantenere uno stile a tema arancione per il gioco</w:t>
-      </w:r>
-      <w:r>
-        <w:t>.</w:t>
-      </w:r>
-    </w:p>
-    <w:p>
-      <w:r>
-        <w:t>Le griglie sono la nostra focalizzazione, portando una UI pulita a tutte le interfacce presenti.</w:t>
-      </w:r>
-    </w:p>
-    <w:p>
-      <w:r>
-        <w:t>Cerchiamo di mantenere facile l’utilizzo delle interfacce per l’utente.</w:t>
-      </w:r>
-    </w:p>
-    <w:p>
-      <w:r>
-        <w:t>Le seguenti immagini sono generati per bozza tramite Gemini, non sono vincolanti nel risultato che sarà presente a fine sviluppo.</w:t>
-      </w:r>
-    </w:p>
-    <w:p>
-      <w:pPr>
-        <w:pStyle w:val="Titolo3"/>
-      </w:pPr>
-      <w:r>
-        <w:t>Statistiche</w:t>
-      </w:r>
     </w:p>
     <w:p>
       <w:r>
@@ -10596,7 +11181,7 @@
           <w:noProof/>
         </w:rPr>
         <w:drawing>
-          <wp:inline distT="0" distB="0" distL="0" distR="0" wp14:anchorId="2BA77E0D" wp14:editId="5F83BED4">
+          <wp:inline distT="0" distB="0" distL="0" distR="0" wp14:anchorId="2BA77E0D" wp14:editId="45AA8F82">
             <wp:extent cx="6115050" cy="3276600"/>
             <wp:effectExtent l="0" t="0" r="0" b="0"/>
             <wp:docPr id="11" name="Immagine 11"/>
@@ -10650,10 +11235,12 @@
       <w:pPr>
         <w:pStyle w:val="Titolo3"/>
       </w:pPr>
+      <w:bookmarkStart w:id="25" w:name="_Toc240357860"/>
       <w:r>
         <w:lastRenderedPageBreak/>
         <w:t>Impostazioni</w:t>
       </w:r>
+      <w:bookmarkEnd w:id="25"/>
     </w:p>
     <w:p>
       <w:pPr>
@@ -10721,9 +11308,11 @@
       <w:pPr>
         <w:pStyle w:val="Titolo3"/>
       </w:pPr>
+      <w:bookmarkStart w:id="26" w:name="_Toc240357861"/>
       <w:r>
         <w:t>Homepage</w:t>
       </w:r>
+      <w:bookmarkEnd w:id="26"/>
     </w:p>
     <w:p>
       <w:pPr>
@@ -10787,19 +11376,168 @@
       </w:r>
     </w:p>
     <w:p>
+      <w:pPr>
+        <w:rPr>
+          <w:lang w:val="it-IT"/>
+        </w:rPr>
+      </w:pPr>
+    </w:p>
+    <w:p>
       <w:r>
         <w:br w:type="page"/>
       </w:r>
     </w:p>
     <w:p>
       <w:pPr>
+        <w:pStyle w:val="Titolo3"/>
+      </w:pPr>
+      <w:bookmarkStart w:id="27" w:name="_Toc240357862"/>
+      <w:r>
+        <w:lastRenderedPageBreak/>
+        <w:t>Garage</w:t>
+      </w:r>
+      <w:bookmarkEnd w:id="27"/>
+    </w:p>
+    <w:p>
+      <w:pPr>
+        <w:rPr>
+          <w:lang w:val="it-IT"/>
+        </w:rPr>
+      </w:pPr>
+      <w:r>
+        <w:rPr>
+          <w:noProof/>
+        </w:rPr>
+        <w:drawing>
+          <wp:inline distT="0" distB="0" distL="0" distR="0" wp14:anchorId="1F1C4167" wp14:editId="62327B21">
+            <wp:extent cx="6115050" cy="3276600"/>
+            <wp:effectExtent l="0" t="0" r="0" b="0"/>
+            <wp:docPr id="17" name="Immagine 17"/>
+            <wp:cNvGraphicFramePr>
+              <a:graphicFrameLocks xmlns:a="http://schemas.openxmlformats.org/drawingml/2006/main" noChangeAspect="1"/>
+            </wp:cNvGraphicFramePr>
+            <a:graphic xmlns:a="http://schemas.openxmlformats.org/drawingml/2006/main">
+              <a:graphicData uri="http://schemas.openxmlformats.org/drawingml/2006/picture">
+                <pic:pic xmlns:pic="http://schemas.openxmlformats.org/drawingml/2006/picture">
+                  <pic:nvPicPr>
+                    <pic:cNvPr id="0" name="Picture 2"/>
+                    <pic:cNvPicPr>
+                      <a:picLocks noChangeAspect="1" noChangeArrowheads="1"/>
+                    </pic:cNvPicPr>
+                  </pic:nvPicPr>
+                  <pic:blipFill>
+                    <a:blip r:embed="rId21" cstate="print">
+                      <a:extLst>
+                        <a:ext uri="{28A0092B-C50C-407E-A947-70E740481C1C}">
+                          <a14:useLocalDpi xmlns:a14="http://schemas.microsoft.com/office/drawing/2010/main" val="0"/>
+                        </a:ext>
+                      </a:extLst>
+                    </a:blip>
+                    <a:srcRect/>
+                    <a:stretch>
+                      <a:fillRect/>
+                    </a:stretch>
+                  </pic:blipFill>
+                  <pic:spPr bwMode="auto">
+                    <a:xfrm>
+                      <a:off x="0" y="0"/>
+                      <a:ext cx="6115050" cy="3276600"/>
+                    </a:xfrm>
+                    <a:prstGeom prst="rect">
+                      <a:avLst/>
+                    </a:prstGeom>
+                    <a:noFill/>
+                    <a:ln>
+                      <a:noFill/>
+                    </a:ln>
+                  </pic:spPr>
+                </pic:pic>
+              </a:graphicData>
+            </a:graphic>
+          </wp:inline>
+        </w:drawing>
+      </w:r>
+    </w:p>
+    <w:p>
+      <w:pPr>
+        <w:pStyle w:val="Titolo3"/>
+      </w:pPr>
+      <w:bookmarkStart w:id="28" w:name="_Toc240357863"/>
+      <w:r>
+        <w:t>In-Game</w:t>
+      </w:r>
+      <w:bookmarkEnd w:id="28"/>
+    </w:p>
+    <w:p>
+      <w:r>
+        <w:rPr>
+          <w:noProof/>
+        </w:rPr>
+        <w:drawing>
+          <wp:inline distT="0" distB="0" distL="0" distR="0" wp14:anchorId="02FFBABA" wp14:editId="6F09B35A">
+            <wp:extent cx="6115050" cy="3686175"/>
+            <wp:effectExtent l="0" t="0" r="0" b="9525"/>
+            <wp:docPr id="2" name="Immagine 2"/>
+            <wp:cNvGraphicFramePr>
+              <a:graphicFrameLocks xmlns:a="http://schemas.openxmlformats.org/drawingml/2006/main" noChangeAspect="1"/>
+            </wp:cNvGraphicFramePr>
+            <a:graphic xmlns:a="http://schemas.openxmlformats.org/drawingml/2006/main">
+              <a:graphicData uri="http://schemas.openxmlformats.org/drawingml/2006/picture">
+                <pic:pic xmlns:pic="http://schemas.openxmlformats.org/drawingml/2006/picture">
+                  <pic:nvPicPr>
+                    <pic:cNvPr id="0" name="Picture 1"/>
+                    <pic:cNvPicPr>
+                      <a:picLocks noChangeAspect="1" noChangeArrowheads="1"/>
+                    </pic:cNvPicPr>
+                  </pic:nvPicPr>
+                  <pic:blipFill>
+                    <a:blip r:embed="rId22" cstate="print">
+                      <a:extLst>
+                        <a:ext uri="{28A0092B-C50C-407E-A947-70E740481C1C}">
+                          <a14:useLocalDpi xmlns:a14="http://schemas.microsoft.com/office/drawing/2010/main" val="0"/>
+                        </a:ext>
+                      </a:extLst>
+                    </a:blip>
+                    <a:srcRect/>
+                    <a:stretch>
+                      <a:fillRect/>
+                    </a:stretch>
+                  </pic:blipFill>
+                  <pic:spPr bwMode="auto">
+                    <a:xfrm>
+                      <a:off x="0" y="0"/>
+                      <a:ext cx="6115050" cy="3686175"/>
+                    </a:xfrm>
+                    <a:prstGeom prst="rect">
+                      <a:avLst/>
+                    </a:prstGeom>
+                    <a:noFill/>
+                    <a:ln>
+                      <a:noFill/>
+                    </a:ln>
+                  </pic:spPr>
+                </pic:pic>
+              </a:graphicData>
+            </a:graphic>
+          </wp:inline>
+        </w:drawing>
+      </w:r>
+    </w:p>
+    <w:p/>
+    <w:p>
+      <w:r>
+        <w:br w:type="page"/>
+      </w:r>
+    </w:p>
+    <w:p>
+      <w:pPr>
         <w:pStyle w:val="Titolo2"/>
         <w:rPr>
           <w:lang w:val="it-CH"/>
         </w:rPr>
       </w:pPr>
-      <w:bookmarkStart w:id="26" w:name="_Toc429059812"/>
-      <w:bookmarkStart w:id="27" w:name="_Toc240284384"/>
+      <w:bookmarkStart w:id="29" w:name="_Toc429059812"/>
+      <w:bookmarkStart w:id="30" w:name="_Toc240357864"/>
       <w:r>
         <w:rPr>
           <w:lang w:val="it-CH"/>
@@ -10807,8 +11545,8 @@
         <w:lastRenderedPageBreak/>
         <w:t>Design procedurale</w:t>
       </w:r>
-      <w:bookmarkEnd w:id="26"/>
-      <w:bookmarkEnd w:id="27"/>
+      <w:bookmarkEnd w:id="29"/>
+      <w:bookmarkEnd w:id="30"/>
     </w:p>
     <w:p>
       <w:r>
@@ -10856,8 +11594,13 @@
         </w:numPr>
       </w:pPr>
       <w:r>
-        <w:t>Tabelle di routing</w:t>
-      </w:r>
+        <w:t xml:space="preserve">Tabelle di </w:t>
+      </w:r>
+      <w:proofErr w:type="spellStart"/>
+      <w:r>
+        <w:t>routing</w:t>
+      </w:r>
+      <w:proofErr w:type="spellEnd"/>
     </w:p>
     <w:p>
       <w:pPr>
@@ -10886,14 +11629,14 @@
       <w:pPr>
         <w:pStyle w:val="Titolo1"/>
       </w:pPr>
-      <w:bookmarkStart w:id="28" w:name="_Toc461179222"/>
-      <w:bookmarkStart w:id="29" w:name="_Toc240284385"/>
+      <w:bookmarkStart w:id="31" w:name="_Toc461179222"/>
+      <w:bookmarkStart w:id="32" w:name="_Toc240357865"/>
       <w:r>
         <w:lastRenderedPageBreak/>
         <w:t>Implementazione</w:t>
       </w:r>
-      <w:bookmarkEnd w:id="28"/>
-      <w:bookmarkEnd w:id="29"/>
+      <w:bookmarkEnd w:id="31"/>
+      <w:bookmarkEnd w:id="32"/>
     </w:p>
     <w:p>
       <w:r>
@@ -10953,13 +11696,13 @@
       <w:pPr>
         <w:pStyle w:val="Titolo1"/>
       </w:pPr>
-      <w:bookmarkStart w:id="30" w:name="_Toc461179223"/>
-      <w:bookmarkStart w:id="31" w:name="_Toc240284386"/>
+      <w:bookmarkStart w:id="33" w:name="_Toc461179223"/>
+      <w:bookmarkStart w:id="34" w:name="_Toc240357866"/>
       <w:r>
         <w:t>Test</w:t>
       </w:r>
-      <w:bookmarkEnd w:id="30"/>
-      <w:bookmarkEnd w:id="31"/>
+      <w:bookmarkEnd w:id="33"/>
+      <w:bookmarkEnd w:id="34"/>
     </w:p>
     <w:p>
       <w:pPr>
@@ -10968,16 +11711,16 @@
           <w:lang w:val="it-CH"/>
         </w:rPr>
       </w:pPr>
-      <w:bookmarkStart w:id="32" w:name="_Toc461179224"/>
-      <w:bookmarkStart w:id="33" w:name="_Toc240284387"/>
+      <w:bookmarkStart w:id="35" w:name="_Toc461179224"/>
+      <w:bookmarkStart w:id="36" w:name="_Toc240357867"/>
       <w:r>
         <w:rPr>
           <w:lang w:val="it-CH"/>
         </w:rPr>
         <w:t>Protocollo di test</w:t>
       </w:r>
-      <w:bookmarkEnd w:id="32"/>
-      <w:bookmarkEnd w:id="33"/>
+      <w:bookmarkEnd w:id="35"/>
+      <w:bookmarkEnd w:id="36"/>
     </w:p>
     <w:p>
       <w:r>
@@ -11137,86 +11880,212 @@
                 <w:szCs w:val="24"/>
                 <w:lang w:val="it-CH"/>
               </w:rPr>
-              <w:t>Import a card with KIC, KID and KIK keys, but not shown with the GUI</w:t>
-            </w:r>
-          </w:p>
-        </w:tc>
-      </w:tr>
-      <w:tr>
-        <w:tc>
-          <w:tcPr>
-            <w:tcW w:w="1843" w:type="dxa"/>
-            <w:shd w:val="clear" w:color="auto" w:fill="D9D9D9" w:themeFill="background1" w:themeFillShade="D9"/>
-          </w:tcPr>
-          <w:p>
-            <w:pPr>
-              <w:pStyle w:val="BodyTextChar"/>
-              <w:rPr>
-                <w:b/>
+              <w:t xml:space="preserve">Import a card with KIC, KID and KIK keys, </w:t>
+            </w:r>
+            <w:proofErr w:type="spellStart"/>
+            <w:r>
+              <w:rPr>
                 <w:sz w:val="24"/>
                 <w:szCs w:val="24"/>
                 <w:lang w:val="it-CH"/>
               </w:rPr>
-            </w:pPr>
-            <w:r>
-              <w:rPr>
-                <w:b/>
+              <w:t>but</w:t>
+            </w:r>
+            <w:proofErr w:type="spellEnd"/>
+            <w:r>
+              <w:rPr>
                 <w:sz w:val="24"/>
                 <w:szCs w:val="24"/>
                 <w:lang w:val="it-CH"/>
               </w:rPr>
-              <w:t>Descrizione</w:t>
-            </w:r>
-          </w:p>
-        </w:tc>
-        <w:tc>
-          <w:tcPr>
-            <w:tcW w:w="7794" w:type="dxa"/>
-            <w:gridSpan w:val="3"/>
-          </w:tcPr>
-          <w:p>
-            <w:pPr>
-              <w:pStyle w:val="BodyTextChar"/>
+              <w:t xml:space="preserve"> </w:t>
+            </w:r>
+            <w:proofErr w:type="spellStart"/>
+            <w:r>
               <w:rPr>
                 <w:sz w:val="24"/>
                 <w:szCs w:val="24"/>
                 <w:lang w:val="it-CH"/>
               </w:rPr>
-            </w:pPr>
+              <w:t>not</w:t>
+            </w:r>
+            <w:proofErr w:type="spellEnd"/>
             <w:r>
               <w:rPr>
                 <w:sz w:val="24"/>
                 <w:szCs w:val="24"/>
                 <w:lang w:val="it-CH"/>
               </w:rPr>
-              <w:t>Import a card with KIC, KID and KIK keys with no obfuscation, but not shown with the GUI</w:t>
-            </w:r>
-          </w:p>
-        </w:tc>
-      </w:tr>
-      <w:tr>
-        <w:tc>
-          <w:tcPr>
-            <w:tcW w:w="1843" w:type="dxa"/>
-            <w:shd w:val="clear" w:color="auto" w:fill="D9D9D9" w:themeFill="background1" w:themeFillShade="D9"/>
-          </w:tcPr>
-          <w:p>
-            <w:pPr>
-              <w:pStyle w:val="BodyTextChar"/>
-              <w:rPr>
-                <w:b/>
+              <w:t xml:space="preserve"> </w:t>
+            </w:r>
+            <w:proofErr w:type="spellStart"/>
+            <w:r>
+              <w:rPr>
                 <w:sz w:val="24"/>
                 <w:szCs w:val="24"/>
                 <w:lang w:val="it-CH"/>
               </w:rPr>
-            </w:pPr>
-            <w:r>
-              <w:rPr>
-                <w:b/>
+              <w:t>shown</w:t>
+            </w:r>
+            <w:proofErr w:type="spellEnd"/>
+            <w:r>
+              <w:rPr>
                 <w:sz w:val="24"/>
                 <w:szCs w:val="24"/>
                 <w:lang w:val="it-CH"/>
               </w:rPr>
+              <w:t xml:space="preserve"> with the GUI</w:t>
+            </w:r>
+          </w:p>
+        </w:tc>
+      </w:tr>
+      <w:tr>
+        <w:tc>
+          <w:tcPr>
+            <w:tcW w:w="1843" w:type="dxa"/>
+            <w:shd w:val="clear" w:color="auto" w:fill="D9D9D9" w:themeFill="background1" w:themeFillShade="D9"/>
+          </w:tcPr>
+          <w:p>
+            <w:pPr>
+              <w:pStyle w:val="BodyTextChar"/>
+              <w:rPr>
+                <w:b/>
+                <w:sz w:val="24"/>
+                <w:szCs w:val="24"/>
+                <w:lang w:val="it-CH"/>
+              </w:rPr>
+            </w:pPr>
+            <w:r>
+              <w:rPr>
+                <w:b/>
+                <w:sz w:val="24"/>
+                <w:szCs w:val="24"/>
+                <w:lang w:val="it-CH"/>
+              </w:rPr>
+              <w:t>Descrizione</w:t>
+            </w:r>
+          </w:p>
+        </w:tc>
+        <w:tc>
+          <w:tcPr>
+            <w:tcW w:w="7794" w:type="dxa"/>
+            <w:gridSpan w:val="3"/>
+          </w:tcPr>
+          <w:p>
+            <w:pPr>
+              <w:pStyle w:val="BodyTextChar"/>
+              <w:rPr>
+                <w:sz w:val="24"/>
+                <w:szCs w:val="24"/>
+                <w:lang w:val="it-CH"/>
+              </w:rPr>
+            </w:pPr>
+            <w:r>
+              <w:rPr>
+                <w:sz w:val="24"/>
+                <w:szCs w:val="24"/>
+                <w:lang w:val="it-CH"/>
+              </w:rPr>
+              <w:t xml:space="preserve">Import a card with KIC, KID and KIK keys with no </w:t>
+            </w:r>
+            <w:proofErr w:type="spellStart"/>
+            <w:r>
+              <w:rPr>
+                <w:sz w:val="24"/>
+                <w:szCs w:val="24"/>
+                <w:lang w:val="it-CH"/>
+              </w:rPr>
+              <w:t>obfuscation</w:t>
+            </w:r>
+            <w:proofErr w:type="spellEnd"/>
+            <w:r>
+              <w:rPr>
+                <w:sz w:val="24"/>
+                <w:szCs w:val="24"/>
+                <w:lang w:val="it-CH"/>
+              </w:rPr>
+              <w:t xml:space="preserve">, </w:t>
+            </w:r>
+            <w:proofErr w:type="spellStart"/>
+            <w:r>
+              <w:rPr>
+                <w:sz w:val="24"/>
+                <w:szCs w:val="24"/>
+                <w:lang w:val="it-CH"/>
+              </w:rPr>
+              <w:t>but</w:t>
+            </w:r>
+            <w:proofErr w:type="spellEnd"/>
+            <w:r>
+              <w:rPr>
+                <w:sz w:val="24"/>
+                <w:szCs w:val="24"/>
+                <w:lang w:val="it-CH"/>
+              </w:rPr>
+              <w:t xml:space="preserve"> </w:t>
+            </w:r>
+            <w:proofErr w:type="spellStart"/>
+            <w:r>
+              <w:rPr>
+                <w:sz w:val="24"/>
+                <w:szCs w:val="24"/>
+                <w:lang w:val="it-CH"/>
+              </w:rPr>
+              <w:t>not</w:t>
+            </w:r>
+            <w:proofErr w:type="spellEnd"/>
+            <w:r>
+              <w:rPr>
+                <w:sz w:val="24"/>
+                <w:szCs w:val="24"/>
+                <w:lang w:val="it-CH"/>
+              </w:rPr>
+              <w:t xml:space="preserve"> </w:t>
+            </w:r>
+            <w:proofErr w:type="spellStart"/>
+            <w:r>
+              <w:rPr>
+                <w:sz w:val="24"/>
+                <w:szCs w:val="24"/>
+                <w:lang w:val="it-CH"/>
+              </w:rPr>
+              <w:t>shown</w:t>
+            </w:r>
+            <w:proofErr w:type="spellEnd"/>
+            <w:r>
+              <w:rPr>
+                <w:sz w:val="24"/>
+                <w:szCs w:val="24"/>
+                <w:lang w:val="it-CH"/>
+              </w:rPr>
+              <w:t xml:space="preserve"> with the GUI</w:t>
+            </w:r>
+          </w:p>
+        </w:tc>
+      </w:tr>
+      <w:tr>
+        <w:tc>
+          <w:tcPr>
+            <w:tcW w:w="1843" w:type="dxa"/>
+            <w:shd w:val="clear" w:color="auto" w:fill="D9D9D9" w:themeFill="background1" w:themeFillShade="D9"/>
+          </w:tcPr>
+          <w:p>
+            <w:pPr>
+              <w:pStyle w:val="BodyTextChar"/>
+              <w:rPr>
+                <w:b/>
+                <w:sz w:val="24"/>
+                <w:szCs w:val="24"/>
+                <w:lang w:val="it-CH"/>
+              </w:rPr>
+            </w:pPr>
+            <w:r>
+              <w:rPr>
+                <w:b/>
+                <w:sz w:val="24"/>
+                <w:szCs w:val="24"/>
+                <w:lang w:val="it-CH"/>
+              </w:rPr>
               <w:t>Prerequisiti</w:t>
             </w:r>
           </w:p>
@@ -11241,32 +12110,90 @@
                 <w:szCs w:val="24"/>
                 <w:lang w:val="fr-CH"/>
               </w:rPr>
-              <w:t xml:space="preserve">Store on local PC: Profile_1.2.001.xml (appendix </w:t>
-            </w:r>
+              <w:t xml:space="preserve">Store on local </w:t>
+            </w:r>
+            <w:proofErr w:type="gramStart"/>
             <w:r>
               <w:rPr>
                 <w:sz w:val="24"/>
                 <w:szCs w:val="24"/>
                 <w:lang w:val="fr-CH"/>
               </w:rPr>
-              <w:t>n_n</w:t>
-            </w:r>
+              <w:t>PC:</w:t>
+            </w:r>
+            <w:proofErr w:type="gramEnd"/>
             <w:r>
               <w:rPr>
                 <w:sz w:val="24"/>
                 <w:szCs w:val="24"/>
                 <w:lang w:val="fr-CH"/>
               </w:rPr>
-              <w:t xml:space="preserve">) and Cards_1.2.001.txt (appendix </w:t>
-            </w:r>
+              <w:t xml:space="preserve"> Profile_1.2.001.xml (</w:t>
+            </w:r>
+            <w:proofErr w:type="spellStart"/>
             <w:r>
               <w:rPr>
                 <w:sz w:val="24"/>
                 <w:szCs w:val="24"/>
                 <w:lang w:val="fr-CH"/>
               </w:rPr>
+              <w:t>appendix</w:t>
+            </w:r>
+            <w:proofErr w:type="spellEnd"/>
+            <w:r>
+              <w:rPr>
+                <w:sz w:val="24"/>
+                <w:szCs w:val="24"/>
+                <w:lang w:val="fr-CH"/>
+              </w:rPr>
+              <w:t xml:space="preserve"> </w:t>
+            </w:r>
+            <w:proofErr w:type="spellStart"/>
+            <w:r>
+              <w:rPr>
+                <w:sz w:val="24"/>
+                <w:szCs w:val="24"/>
+                <w:lang w:val="fr-CH"/>
+              </w:rPr>
               <w:t>n_n</w:t>
             </w:r>
+            <w:proofErr w:type="spellEnd"/>
+            <w:r>
+              <w:rPr>
+                <w:sz w:val="24"/>
+                <w:szCs w:val="24"/>
+                <w:lang w:val="fr-CH"/>
+              </w:rPr>
+              <w:t>) and Cards_1.2.001.txt (</w:t>
+            </w:r>
+            <w:proofErr w:type="spellStart"/>
+            <w:r>
+              <w:rPr>
+                <w:sz w:val="24"/>
+                <w:szCs w:val="24"/>
+                <w:lang w:val="fr-CH"/>
+              </w:rPr>
+              <w:t>appendix</w:t>
+            </w:r>
+            <w:proofErr w:type="spellEnd"/>
+            <w:r>
+              <w:rPr>
+                <w:sz w:val="24"/>
+                <w:szCs w:val="24"/>
+                <w:lang w:val="fr-CH"/>
+              </w:rPr>
+              <w:t xml:space="preserve"> </w:t>
+            </w:r>
+            <w:proofErr w:type="spellStart"/>
+            <w:r>
+              <w:rPr>
+                <w:sz w:val="24"/>
+                <w:szCs w:val="24"/>
+                <w:lang w:val="fr-CH"/>
+              </w:rPr>
+              <w:t>n_n</w:t>
+            </w:r>
+            <w:proofErr w:type="spellEnd"/>
             <w:r>
               <w:rPr>
                 <w:sz w:val="24"/>
@@ -11355,16 +12282,52 @@
                 <w:szCs w:val="24"/>
                 <w:lang w:val="fr-CH"/>
               </w:rPr>
-              <w:t xml:space="preserve">Go to “Cards manager” menu, </w:t>
-            </w:r>
+              <w:t>Go to “</w:t>
+            </w:r>
+            <w:proofErr w:type="spellStart"/>
             <w:r>
               <w:rPr>
                 <w:sz w:val="24"/>
                 <w:szCs w:val="24"/>
                 <w:lang w:val="fr-CH"/>
               </w:rPr>
+              <w:t>Cards</w:t>
+            </w:r>
+            <w:proofErr w:type="spellEnd"/>
+            <w:r>
+              <w:rPr>
+                <w:sz w:val="24"/>
+                <w:szCs w:val="24"/>
+                <w:lang w:val="fr-CH"/>
+              </w:rPr>
+              <w:t xml:space="preserve"> manager” menu, </w:t>
+            </w:r>
+            <w:r>
+              <w:rPr>
+                <w:sz w:val="24"/>
+                <w:szCs w:val="24"/>
+                <w:lang w:val="fr-CH"/>
+              </w:rPr>
               <w:br/>
-              <w:t>in main page click “Import Profiles” link,</w:t>
+              <w:t xml:space="preserve">in main page click “Import Profiles” </w:t>
+            </w:r>
+            <w:proofErr w:type="spellStart"/>
+            <w:r>
+              <w:rPr>
+                <w:sz w:val="24"/>
+                <w:szCs w:val="24"/>
+                <w:lang w:val="fr-CH"/>
+              </w:rPr>
+              <w:t>link</w:t>
+            </w:r>
+            <w:proofErr w:type="spellEnd"/>
+            <w:r>
+              <w:rPr>
+                <w:sz w:val="24"/>
+                <w:szCs w:val="24"/>
+                <w:lang w:val="fr-CH"/>
+              </w:rPr>
+              <w:t>,</w:t>
             </w:r>
             <w:r>
               <w:rPr>
@@ -11405,25 +12368,25 @@
                 <w:szCs w:val="24"/>
                 <w:lang w:val="fr-CH"/>
               </w:rPr>
-              <w:t xml:space="preserve">Go to “Cards manager” menu, </w:t>
-            </w:r>
+              <w:t>Go to “</w:t>
+            </w:r>
+            <w:proofErr w:type="spellStart"/>
             <w:r>
               <w:rPr>
                 <w:sz w:val="24"/>
                 <w:szCs w:val="24"/>
                 <w:lang w:val="fr-CH"/>
               </w:rPr>
-              <w:br/>
-              <w:t>in main page click “Import Cards” link,</w:t>
-            </w:r>
+              <w:t>Cards</w:t>
+            </w:r>
+            <w:proofErr w:type="spellEnd"/>
             <w:r>
               <w:rPr>
                 <w:sz w:val="24"/>
                 <w:szCs w:val="24"/>
                 <w:lang w:val="fr-CH"/>
               </w:rPr>
-              <w:br/>
-              <w:t>Select the “1.2.001.txt” file,</w:t>
+              <w:t xml:space="preserve"> manager” menu, </w:t>
             </w:r>
             <w:r>
               <w:rPr>
@@ -11432,26 +12395,125 @@
                 <w:lang w:val="fr-CH"/>
               </w:rPr>
               <w:br/>
-              <w:t xml:space="preserve">Delete the cards, </w:t>
-            </w:r>
+              <w:t xml:space="preserve">in main page click “Import </w:t>
+            </w:r>
+            <w:proofErr w:type="spellStart"/>
             <w:r>
               <w:rPr>
                 <w:sz w:val="24"/>
                 <w:szCs w:val="24"/>
                 <w:lang w:val="fr-CH"/>
               </w:rPr>
-              <w:br/>
-              <w:t>Select the “1.2.001.txt” file,</w:t>
-            </w:r>
+              <w:t>Cards</w:t>
+            </w:r>
+            <w:proofErr w:type="spellEnd"/>
             <w:r>
               <w:rPr>
                 <w:sz w:val="24"/>
                 <w:szCs w:val="24"/>
                 <w:lang w:val="fr-CH"/>
               </w:rPr>
+              <w:t xml:space="preserve">” </w:t>
+            </w:r>
+            <w:proofErr w:type="spellStart"/>
+            <w:r>
+              <w:rPr>
+                <w:sz w:val="24"/>
+                <w:szCs w:val="24"/>
+                <w:lang w:val="fr-CH"/>
+              </w:rPr>
+              <w:t>link</w:t>
+            </w:r>
+            <w:proofErr w:type="spellEnd"/>
+            <w:r>
+              <w:rPr>
+                <w:sz w:val="24"/>
+                <w:szCs w:val="24"/>
+                <w:lang w:val="fr-CH"/>
+              </w:rPr>
+              <w:t>,</w:t>
+            </w:r>
+            <w:r>
+              <w:rPr>
+                <w:sz w:val="24"/>
+                <w:szCs w:val="24"/>
+                <w:lang w:val="fr-CH"/>
+              </w:rPr>
               <w:br/>
-              <w:t>Import the cards</w:t>
-            </w:r>
+              <w:t>Select the “1.2.001.txt” file,</w:t>
+            </w:r>
+            <w:r>
+              <w:rPr>
+                <w:sz w:val="24"/>
+                <w:szCs w:val="24"/>
+                <w:lang w:val="fr-CH"/>
+              </w:rPr>
+              <w:br/>
+            </w:r>
+            <w:proofErr w:type="spellStart"/>
+            <w:r>
+              <w:rPr>
+                <w:sz w:val="24"/>
+                <w:szCs w:val="24"/>
+                <w:lang w:val="fr-CH"/>
+              </w:rPr>
+              <w:t>Delete</w:t>
+            </w:r>
+            <w:proofErr w:type="spellEnd"/>
+            <w:r>
+              <w:rPr>
+                <w:sz w:val="24"/>
+                <w:szCs w:val="24"/>
+                <w:lang w:val="fr-CH"/>
+              </w:rPr>
+              <w:t xml:space="preserve"> the </w:t>
+            </w:r>
+            <w:proofErr w:type="spellStart"/>
+            <w:r>
+              <w:rPr>
+                <w:sz w:val="24"/>
+                <w:szCs w:val="24"/>
+                <w:lang w:val="fr-CH"/>
+              </w:rPr>
+              <w:t>cards</w:t>
+            </w:r>
+            <w:proofErr w:type="spellEnd"/>
+            <w:r>
+              <w:rPr>
+                <w:sz w:val="24"/>
+                <w:szCs w:val="24"/>
+                <w:lang w:val="fr-CH"/>
+              </w:rPr>
+              <w:t xml:space="preserve">, </w:t>
+            </w:r>
+            <w:r>
+              <w:rPr>
+                <w:sz w:val="24"/>
+                <w:szCs w:val="24"/>
+                <w:lang w:val="fr-CH"/>
+              </w:rPr>
+              <w:br/>
+              <w:t>Select the “1.2.001.txt” file,</w:t>
+            </w:r>
+            <w:r>
+              <w:rPr>
+                <w:sz w:val="24"/>
+                <w:szCs w:val="24"/>
+                <w:lang w:val="fr-CH"/>
+              </w:rPr>
+              <w:br/>
+              <w:t xml:space="preserve">Import the </w:t>
+            </w:r>
+            <w:proofErr w:type="spellStart"/>
+            <w:r>
+              <w:rPr>
+                <w:sz w:val="24"/>
+                <w:szCs w:val="24"/>
+                <w:lang w:val="fr-CH"/>
+              </w:rPr>
+              <w:t>cards</w:t>
+            </w:r>
+            <w:proofErr w:type="spellEnd"/>
           </w:p>
           <w:p>
             <w:pPr>
@@ -11466,6 +12528,7 @@
                 <w:lang w:val="fr-CH"/>
               </w:rPr>
             </w:pPr>
+            <w:proofErr w:type="spellStart"/>
             <w:r>
               <w:rPr>
                 <w:sz w:val="24"/>
@@ -11473,7 +12536,16 @@
                 <w:lang w:val="fr-CH"/>
               </w:rPr>
               <w:lastRenderedPageBreak/>
-              <w:t>Research the “</w:t>
+              <w:t>Research</w:t>
+            </w:r>
+            <w:proofErr w:type="spellEnd"/>
+            <w:r>
+              <w:rPr>
+                <w:sz w:val="24"/>
+                <w:szCs w:val="24"/>
+                <w:lang w:val="fr-CH"/>
+              </w:rPr>
+              <w:t xml:space="preserve"> the “</w:t>
             </w:r>
             <w:r>
               <w:rPr>
@@ -11491,26 +12563,118 @@
                 <w:szCs w:val="24"/>
                 <w:lang w:val="fr-CH"/>
               </w:rPr>
-              <w:t>” Card,</w:t>
-            </w:r>
+              <w:t xml:space="preserve">” </w:t>
+            </w:r>
+            <w:proofErr w:type="spellStart"/>
             <w:r>
               <w:rPr>
                 <w:sz w:val="24"/>
                 <w:szCs w:val="24"/>
                 <w:lang w:val="fr-CH"/>
               </w:rPr>
-              <w:br/>
-              <w:t>Click the imsi card link</w:t>
-            </w:r>
+              <w:t>Card</w:t>
+            </w:r>
+            <w:proofErr w:type="spellEnd"/>
             <w:r>
               <w:rPr>
                 <w:sz w:val="24"/>
                 <w:szCs w:val="24"/>
                 <w:lang w:val="fr-CH"/>
               </w:rPr>
+              <w:t>,</w:t>
+            </w:r>
+            <w:r>
+              <w:rPr>
+                <w:sz w:val="24"/>
+                <w:szCs w:val="24"/>
+                <w:lang w:val="fr-CH"/>
+              </w:rPr>
               <w:br/>
-              <w:t>Check the card details</w:t>
-            </w:r>
+              <w:t xml:space="preserve">Click the </w:t>
+            </w:r>
+            <w:proofErr w:type="spellStart"/>
+            <w:r>
+              <w:rPr>
+                <w:sz w:val="24"/>
+                <w:szCs w:val="24"/>
+                <w:lang w:val="fr-CH"/>
+              </w:rPr>
+              <w:t>imsi</w:t>
+            </w:r>
+            <w:proofErr w:type="spellEnd"/>
+            <w:r>
+              <w:rPr>
+                <w:sz w:val="24"/>
+                <w:szCs w:val="24"/>
+                <w:lang w:val="fr-CH"/>
+              </w:rPr>
+              <w:t xml:space="preserve"> </w:t>
+            </w:r>
+            <w:proofErr w:type="spellStart"/>
+            <w:r>
+              <w:rPr>
+                <w:sz w:val="24"/>
+                <w:szCs w:val="24"/>
+                <w:lang w:val="fr-CH"/>
+              </w:rPr>
+              <w:t>card</w:t>
+            </w:r>
+            <w:proofErr w:type="spellEnd"/>
+            <w:r>
+              <w:rPr>
+                <w:sz w:val="24"/>
+                <w:szCs w:val="24"/>
+                <w:lang w:val="fr-CH"/>
+              </w:rPr>
+              <w:t xml:space="preserve"> </w:t>
+            </w:r>
+            <w:proofErr w:type="spellStart"/>
+            <w:r>
+              <w:rPr>
+                <w:sz w:val="24"/>
+                <w:szCs w:val="24"/>
+                <w:lang w:val="fr-CH"/>
+              </w:rPr>
+              <w:t>link</w:t>
+            </w:r>
+            <w:proofErr w:type="spellEnd"/>
+            <w:r>
+              <w:rPr>
+                <w:sz w:val="24"/>
+                <w:szCs w:val="24"/>
+                <w:lang w:val="fr-CH"/>
+              </w:rPr>
+              <w:br/>
+              <w:t xml:space="preserve">Check the </w:t>
+            </w:r>
+            <w:proofErr w:type="spellStart"/>
+            <w:r>
+              <w:rPr>
+                <w:sz w:val="24"/>
+                <w:szCs w:val="24"/>
+                <w:lang w:val="fr-CH"/>
+              </w:rPr>
+              <w:t>card</w:t>
+            </w:r>
+            <w:proofErr w:type="spellEnd"/>
+            <w:r>
+              <w:rPr>
+                <w:sz w:val="24"/>
+                <w:szCs w:val="24"/>
+                <w:lang w:val="fr-CH"/>
+              </w:rPr>
+              <w:t xml:space="preserve"> </w:t>
+            </w:r>
+            <w:proofErr w:type="spellStart"/>
+            <w:r>
+              <w:rPr>
+                <w:sz w:val="24"/>
+                <w:szCs w:val="24"/>
+                <w:lang w:val="fr-CH"/>
+              </w:rPr>
+              <w:t>details</w:t>
+            </w:r>
+            <w:proofErr w:type="spellEnd"/>
           </w:p>
           <w:p>
             <w:pPr>
@@ -11525,6 +12689,7 @@
                 <w:lang w:val="fr-CH"/>
               </w:rPr>
             </w:pPr>
+            <w:proofErr w:type="spellStart"/>
             <w:r>
               <w:rPr>
                 <w:rFonts w:eastAsia="MS Mincho"/>
@@ -11532,8 +12697,9 @@
                 <w:szCs w:val="24"/>
                 <w:lang w:val="fr-CH" w:eastAsia="ja-JP"/>
               </w:rPr>
-              <w:t>Execute the SQL:</w:t>
-            </w:r>
+              <w:t>Execute</w:t>
+            </w:r>
+            <w:proofErr w:type="spellEnd"/>
             <w:r>
               <w:rPr>
                 <w:rFonts w:eastAsia="MS Mincho"/>
@@ -11541,6 +12707,26 @@
                 <w:szCs w:val="24"/>
                 <w:lang w:val="fr-CH" w:eastAsia="ja-JP"/>
               </w:rPr>
+              <w:t xml:space="preserve"> the </w:t>
+            </w:r>
+            <w:proofErr w:type="gramStart"/>
+            <w:r>
+              <w:rPr>
+                <w:rFonts w:eastAsia="MS Mincho"/>
+                <w:sz w:val="24"/>
+                <w:szCs w:val="24"/>
+                <w:lang w:val="fr-CH" w:eastAsia="ja-JP"/>
+              </w:rPr>
+              <w:t>SQL:</w:t>
+            </w:r>
+            <w:proofErr w:type="gramEnd"/>
+            <w:r>
+              <w:rPr>
+                <w:rFonts w:eastAsia="MS Mincho"/>
+                <w:sz w:val="24"/>
+                <w:szCs w:val="24"/>
+                <w:lang w:val="fr-CH" w:eastAsia="ja-JP"/>
+              </w:rPr>
               <w:br/>
             </w:r>
             <w:r>
@@ -11549,7 +12735,331 @@
                 <w:rFonts w:eastAsia="MS Mincho"/>
                 <w:lang w:val="fr-CH"/>
               </w:rPr>
-              <w:t>SELECT imsi, dir, keyset, cntr, rawtohex(kickey), rawtohex(kidkey), rawtohex(kikkey), rawtohex(chv), rawtohex(dap)FROM otacardkey a where imsi='340041795924770' ORDER BY keyset;</w:t>
+              <w:t xml:space="preserve">SELECT </w:t>
+            </w:r>
+            <w:proofErr w:type="spellStart"/>
+            <w:r>
+              <w:rPr>
+                <w:rStyle w:val="Codice"/>
+                <w:rFonts w:eastAsia="MS Mincho"/>
+                <w:lang w:val="fr-CH"/>
+              </w:rPr>
+              <w:t>imsi</w:t>
+            </w:r>
+            <w:proofErr w:type="spellEnd"/>
+            <w:r>
+              <w:rPr>
+                <w:rStyle w:val="Codice"/>
+                <w:rFonts w:eastAsia="MS Mincho"/>
+                <w:lang w:val="fr-CH"/>
+              </w:rPr>
+              <w:t xml:space="preserve">, </w:t>
+            </w:r>
+            <w:proofErr w:type="spellStart"/>
+            <w:r>
+              <w:rPr>
+                <w:rStyle w:val="Codice"/>
+                <w:rFonts w:eastAsia="MS Mincho"/>
+                <w:lang w:val="fr-CH"/>
+              </w:rPr>
+              <w:t>dir</w:t>
+            </w:r>
+            <w:proofErr w:type="spellEnd"/>
+            <w:r>
+              <w:rPr>
+                <w:rStyle w:val="Codice"/>
+                <w:rFonts w:eastAsia="MS Mincho"/>
+                <w:lang w:val="fr-CH"/>
+              </w:rPr>
+              <w:t xml:space="preserve">, </w:t>
+            </w:r>
+            <w:proofErr w:type="spellStart"/>
+            <w:r>
+              <w:rPr>
+                <w:rStyle w:val="Codice"/>
+                <w:rFonts w:eastAsia="MS Mincho"/>
+                <w:lang w:val="fr-CH"/>
+              </w:rPr>
+              <w:t>keyset</w:t>
+            </w:r>
+            <w:proofErr w:type="spellEnd"/>
+            <w:r>
+              <w:rPr>
+                <w:rStyle w:val="Codice"/>
+                <w:rFonts w:eastAsia="MS Mincho"/>
+                <w:lang w:val="fr-CH"/>
+              </w:rPr>
+              <w:t xml:space="preserve">, </w:t>
+            </w:r>
+            <w:proofErr w:type="spellStart"/>
+            <w:r>
+              <w:rPr>
+                <w:rStyle w:val="Codice"/>
+                <w:rFonts w:eastAsia="MS Mincho"/>
+                <w:lang w:val="fr-CH"/>
+              </w:rPr>
+              <w:t>cntr</w:t>
+            </w:r>
+            <w:proofErr w:type="spellEnd"/>
+            <w:r>
+              <w:rPr>
+                <w:rStyle w:val="Codice"/>
+                <w:rFonts w:eastAsia="MS Mincho"/>
+                <w:lang w:val="fr-CH"/>
+              </w:rPr>
+              <w:t xml:space="preserve">, </w:t>
+            </w:r>
+            <w:proofErr w:type="spellStart"/>
+            <w:r>
+              <w:rPr>
+                <w:rStyle w:val="Codice"/>
+                <w:rFonts w:eastAsia="MS Mincho"/>
+                <w:lang w:val="fr-CH"/>
+              </w:rPr>
+              <w:t>rawtohex</w:t>
+            </w:r>
+            <w:proofErr w:type="spellEnd"/>
+            <w:r>
+              <w:rPr>
+                <w:rStyle w:val="Codice"/>
+                <w:rFonts w:eastAsia="MS Mincho"/>
+                <w:lang w:val="fr-CH"/>
+              </w:rPr>
+              <w:t>(</w:t>
+            </w:r>
+            <w:proofErr w:type="spellStart"/>
+            <w:r>
+              <w:rPr>
+                <w:rStyle w:val="Codice"/>
+                <w:rFonts w:eastAsia="MS Mincho"/>
+                <w:lang w:val="fr-CH"/>
+              </w:rPr>
+              <w:t>kickey</w:t>
+            </w:r>
+            <w:proofErr w:type="spellEnd"/>
+            <w:r>
+              <w:rPr>
+                <w:rStyle w:val="Codice"/>
+                <w:rFonts w:eastAsia="MS Mincho"/>
+                <w:lang w:val="fr-CH"/>
+              </w:rPr>
+              <w:t xml:space="preserve">), </w:t>
+            </w:r>
+            <w:proofErr w:type="spellStart"/>
+            <w:r>
+              <w:rPr>
+                <w:rStyle w:val="Codice"/>
+                <w:rFonts w:eastAsia="MS Mincho"/>
+                <w:lang w:val="fr-CH"/>
+              </w:rPr>
+              <w:t>rawtohex</w:t>
+            </w:r>
+            <w:proofErr w:type="spellEnd"/>
+            <w:r>
+              <w:rPr>
+                <w:rStyle w:val="Codice"/>
+                <w:rFonts w:eastAsia="MS Mincho"/>
+                <w:lang w:val="fr-CH"/>
+              </w:rPr>
+              <w:t>(</w:t>
+            </w:r>
+            <w:proofErr w:type="spellStart"/>
+            <w:r>
+              <w:rPr>
+                <w:rStyle w:val="Codice"/>
+                <w:rFonts w:eastAsia="MS Mincho"/>
+                <w:lang w:val="fr-CH"/>
+              </w:rPr>
+              <w:t>kidkey</w:t>
+            </w:r>
+            <w:proofErr w:type="spellEnd"/>
+            <w:r>
+              <w:rPr>
+                <w:rStyle w:val="Codice"/>
+                <w:rFonts w:eastAsia="MS Mincho"/>
+                <w:lang w:val="fr-CH"/>
+              </w:rPr>
+              <w:t xml:space="preserve">), </w:t>
+            </w:r>
+            <w:proofErr w:type="spellStart"/>
+            <w:r>
+              <w:rPr>
+                <w:rStyle w:val="Codice"/>
+                <w:rFonts w:eastAsia="MS Mincho"/>
+                <w:lang w:val="fr-CH"/>
+              </w:rPr>
+              <w:t>rawtohex</w:t>
+            </w:r>
+            <w:proofErr w:type="spellEnd"/>
+            <w:r>
+              <w:rPr>
+                <w:rStyle w:val="Codice"/>
+                <w:rFonts w:eastAsia="MS Mincho"/>
+                <w:lang w:val="fr-CH"/>
+              </w:rPr>
+              <w:t>(</w:t>
+            </w:r>
+            <w:proofErr w:type="spellStart"/>
+            <w:r>
+              <w:rPr>
+                <w:rStyle w:val="Codice"/>
+                <w:rFonts w:eastAsia="MS Mincho"/>
+                <w:lang w:val="fr-CH"/>
+              </w:rPr>
+              <w:t>kikkey</w:t>
+            </w:r>
+            <w:proofErr w:type="spellEnd"/>
+            <w:r>
+              <w:rPr>
+                <w:rStyle w:val="Codice"/>
+                <w:rFonts w:eastAsia="MS Mincho"/>
+                <w:lang w:val="fr-CH"/>
+              </w:rPr>
+              <w:t xml:space="preserve">), </w:t>
+            </w:r>
+            <w:proofErr w:type="spellStart"/>
+            <w:r>
+              <w:rPr>
+                <w:rStyle w:val="Codice"/>
+                <w:rFonts w:eastAsia="MS Mincho"/>
+                <w:lang w:val="fr-CH"/>
+              </w:rPr>
+              <w:t>rawtohex</w:t>
+            </w:r>
+            <w:proofErr w:type="spellEnd"/>
+            <w:r>
+              <w:rPr>
+                <w:rStyle w:val="Codice"/>
+                <w:rFonts w:eastAsia="MS Mincho"/>
+                <w:lang w:val="fr-CH"/>
+              </w:rPr>
+              <w:t>(</w:t>
+            </w:r>
+            <w:proofErr w:type="spellStart"/>
+            <w:r>
+              <w:rPr>
+                <w:rStyle w:val="Codice"/>
+                <w:rFonts w:eastAsia="MS Mincho"/>
+                <w:lang w:val="fr-CH"/>
+              </w:rPr>
+              <w:t>chv</w:t>
+            </w:r>
+            <w:proofErr w:type="spellEnd"/>
+            <w:r>
+              <w:rPr>
+                <w:rStyle w:val="Codice"/>
+                <w:rFonts w:eastAsia="MS Mincho"/>
+                <w:lang w:val="fr-CH"/>
+              </w:rPr>
+              <w:t xml:space="preserve">), </w:t>
+            </w:r>
+            <w:proofErr w:type="spellStart"/>
+            <w:r>
+              <w:rPr>
+                <w:rStyle w:val="Codice"/>
+                <w:rFonts w:eastAsia="MS Mincho"/>
+                <w:lang w:val="fr-CH"/>
+              </w:rPr>
+              <w:t>rawtohex</w:t>
+            </w:r>
+            <w:proofErr w:type="spellEnd"/>
+            <w:r>
+              <w:rPr>
+                <w:rStyle w:val="Codice"/>
+                <w:rFonts w:eastAsia="MS Mincho"/>
+                <w:lang w:val="fr-CH"/>
+              </w:rPr>
+              <w:t>(</w:t>
+            </w:r>
+            <w:proofErr w:type="spellStart"/>
+            <w:r>
+              <w:rPr>
+                <w:rStyle w:val="Codice"/>
+                <w:rFonts w:eastAsia="MS Mincho"/>
+                <w:lang w:val="fr-CH"/>
+              </w:rPr>
+              <w:t>dap</w:t>
+            </w:r>
+            <w:proofErr w:type="spellEnd"/>
+            <w:r>
+              <w:rPr>
+                <w:rStyle w:val="Codice"/>
+                <w:rFonts w:eastAsia="MS Mincho"/>
+                <w:lang w:val="fr-CH"/>
+              </w:rPr>
+              <w:t xml:space="preserve">)FROM </w:t>
+            </w:r>
+            <w:proofErr w:type="spellStart"/>
+            <w:r>
+              <w:rPr>
+                <w:rStyle w:val="Codice"/>
+                <w:rFonts w:eastAsia="MS Mincho"/>
+                <w:lang w:val="fr-CH"/>
+              </w:rPr>
+              <w:t>otacardkey</w:t>
+            </w:r>
+            <w:proofErr w:type="spellEnd"/>
+            <w:r>
+              <w:rPr>
+                <w:rStyle w:val="Codice"/>
+                <w:rFonts w:eastAsia="MS Mincho"/>
+                <w:lang w:val="fr-CH"/>
+              </w:rPr>
+              <w:t xml:space="preserve"> a </w:t>
+            </w:r>
+            <w:proofErr w:type="spellStart"/>
+            <w:r>
+              <w:rPr>
+                <w:rStyle w:val="Codice"/>
+                <w:rFonts w:eastAsia="MS Mincho"/>
+                <w:lang w:val="fr-CH"/>
+              </w:rPr>
+              <w:t>where</w:t>
+            </w:r>
+            <w:proofErr w:type="spellEnd"/>
+            <w:r>
+              <w:rPr>
+                <w:rStyle w:val="Codice"/>
+                <w:rFonts w:eastAsia="MS Mincho"/>
+                <w:lang w:val="fr-CH"/>
+              </w:rPr>
+              <w:t xml:space="preserve"> </w:t>
+            </w:r>
+            <w:proofErr w:type="spellStart"/>
+            <w:r>
+              <w:rPr>
+                <w:rStyle w:val="Codice"/>
+                <w:rFonts w:eastAsia="MS Mincho"/>
+                <w:lang w:val="fr-CH"/>
+              </w:rPr>
+              <w:t>imsi</w:t>
+            </w:r>
+            <w:proofErr w:type="spellEnd"/>
+            <w:r>
+              <w:rPr>
+                <w:rStyle w:val="Codice"/>
+                <w:rFonts w:eastAsia="MS Mincho"/>
+                <w:lang w:val="fr-CH"/>
+              </w:rPr>
+              <w:t xml:space="preserve">='340041795924770' ORDER BY </w:t>
+            </w:r>
+            <w:proofErr w:type="spellStart"/>
+            <w:r>
+              <w:rPr>
+                <w:rStyle w:val="Codice"/>
+                <w:rFonts w:eastAsia="MS Mincho"/>
+                <w:lang w:val="fr-CH"/>
+              </w:rPr>
+              <w:t>keyset</w:t>
+            </w:r>
+            <w:proofErr w:type="spellEnd"/>
+            <w:r>
+              <w:rPr>
+                <w:rStyle w:val="Codice"/>
+                <w:rFonts w:eastAsia="MS Mincho"/>
+                <w:lang w:val="fr-CH"/>
+              </w:rPr>
+              <w:t>;</w:t>
             </w:r>
           </w:p>
         </w:tc>
@@ -11577,7 +13087,6 @@
                 <w:szCs w:val="24"/>
                 <w:lang w:val="it-CH"/>
               </w:rPr>
-              <w:lastRenderedPageBreak/>
               <w:t>Risultati attesi</w:t>
             </w:r>
           </w:p>
@@ -11602,7 +13111,115 @@
                 <w:szCs w:val="24"/>
                 <w:lang w:val="it-CH"/>
               </w:rPr>
-              <w:t>Keys visible in the DB (OtaCardKey) but not visible in the GUI (Card details)</w:t>
+              <w:t xml:space="preserve">Keys </w:t>
+            </w:r>
+            <w:proofErr w:type="spellStart"/>
+            <w:r>
+              <w:rPr>
+                <w:sz w:val="24"/>
+                <w:szCs w:val="24"/>
+                <w:lang w:val="it-CH"/>
+              </w:rPr>
+              <w:t>visible</w:t>
+            </w:r>
+            <w:proofErr w:type="spellEnd"/>
+            <w:r>
+              <w:rPr>
+                <w:sz w:val="24"/>
+                <w:szCs w:val="24"/>
+                <w:lang w:val="it-CH"/>
+              </w:rPr>
+              <w:t xml:space="preserve"> in the DB (</w:t>
+            </w:r>
+            <w:proofErr w:type="spellStart"/>
+            <w:r>
+              <w:rPr>
+                <w:sz w:val="24"/>
+                <w:szCs w:val="24"/>
+                <w:lang w:val="it-CH"/>
+              </w:rPr>
+              <w:t>OtaCardKey</w:t>
+            </w:r>
+            <w:proofErr w:type="spellEnd"/>
+            <w:r>
+              <w:rPr>
+                <w:sz w:val="24"/>
+                <w:szCs w:val="24"/>
+                <w:lang w:val="it-CH"/>
+              </w:rPr>
+              <w:t xml:space="preserve">) </w:t>
+            </w:r>
+            <w:proofErr w:type="spellStart"/>
+            <w:r>
+              <w:rPr>
+                <w:sz w:val="24"/>
+                <w:szCs w:val="24"/>
+                <w:lang w:val="it-CH"/>
+              </w:rPr>
+              <w:t>but</w:t>
+            </w:r>
+            <w:proofErr w:type="spellEnd"/>
+            <w:r>
+              <w:rPr>
+                <w:sz w:val="24"/>
+                <w:szCs w:val="24"/>
+                <w:lang w:val="it-CH"/>
+              </w:rPr>
+              <w:t xml:space="preserve"> </w:t>
+            </w:r>
+            <w:proofErr w:type="spellStart"/>
+            <w:r>
+              <w:rPr>
+                <w:sz w:val="24"/>
+                <w:szCs w:val="24"/>
+                <w:lang w:val="it-CH"/>
+              </w:rPr>
+              <w:t>not</w:t>
+            </w:r>
+            <w:proofErr w:type="spellEnd"/>
+            <w:r>
+              <w:rPr>
+                <w:sz w:val="24"/>
+                <w:szCs w:val="24"/>
+                <w:lang w:val="it-CH"/>
+              </w:rPr>
+              <w:t xml:space="preserve"> </w:t>
+            </w:r>
+            <w:proofErr w:type="spellStart"/>
+            <w:r>
+              <w:rPr>
+                <w:sz w:val="24"/>
+                <w:szCs w:val="24"/>
+                <w:lang w:val="it-CH"/>
+              </w:rPr>
+              <w:t>visible</w:t>
+            </w:r>
+            <w:proofErr w:type="spellEnd"/>
+            <w:r>
+              <w:rPr>
+                <w:sz w:val="24"/>
+                <w:szCs w:val="24"/>
+                <w:lang w:val="it-CH"/>
+              </w:rPr>
+              <w:t xml:space="preserve"> in the GUI (Card </w:t>
+            </w:r>
+            <w:proofErr w:type="spellStart"/>
+            <w:r>
+              <w:rPr>
+                <w:sz w:val="24"/>
+                <w:szCs w:val="24"/>
+                <w:lang w:val="it-CH"/>
+              </w:rPr>
+              <w:t>details</w:t>
+            </w:r>
+            <w:proofErr w:type="spellEnd"/>
+            <w:r>
+              <w:rPr>
+                <w:sz w:val="24"/>
+                <w:szCs w:val="24"/>
+                <w:lang w:val="it-CH"/>
+              </w:rPr>
+              <w:t>)</w:t>
             </w:r>
           </w:p>
         </w:tc>
@@ -11615,7 +13232,7 @@
           <w:b/>
         </w:rPr>
       </w:pPr>
-      <w:bookmarkStart w:id="34" w:name="_Toc461179225"/>
+      <w:bookmarkStart w:id="37" w:name="_Toc461179225"/>
       <w:r>
         <w:br w:type="page"/>
       </w:r>
@@ -11627,7 +13244,7 @@
           <w:lang w:val="it-CH"/>
         </w:rPr>
       </w:pPr>
-      <w:bookmarkStart w:id="35" w:name="_Toc240284388"/>
+      <w:bookmarkStart w:id="38" w:name="_Toc240357868"/>
       <w:r>
         <w:rPr>
           <w:lang w:val="it-CH"/>
@@ -11635,8 +13252,8 @@
         <w:lastRenderedPageBreak/>
         <w:t>Risultati test</w:t>
       </w:r>
-      <w:bookmarkEnd w:id="34"/>
-      <w:bookmarkEnd w:id="35"/>
+      <w:bookmarkEnd w:id="37"/>
+      <w:bookmarkEnd w:id="38"/>
     </w:p>
     <w:p>
       <w:r>
@@ -11869,16 +13486,16 @@
           <w:lang w:val="it-CH"/>
         </w:rPr>
       </w:pPr>
-      <w:bookmarkStart w:id="36" w:name="_Toc461179226"/>
-      <w:bookmarkStart w:id="37" w:name="_Toc240284389"/>
+      <w:bookmarkStart w:id="39" w:name="_Toc461179226"/>
+      <w:bookmarkStart w:id="40" w:name="_Toc240357869"/>
       <w:r>
         <w:rPr>
           <w:lang w:val="it-CH"/>
         </w:rPr>
         <w:t>Mancanze/limitazioni conosciute</w:t>
       </w:r>
-      <w:bookmarkEnd w:id="36"/>
-      <w:bookmarkEnd w:id="37"/>
+      <w:bookmarkEnd w:id="39"/>
+      <w:bookmarkEnd w:id="40"/>
     </w:p>
     <w:p>
       <w:r>
@@ -11889,13 +13506,13 @@
       <w:pPr>
         <w:pStyle w:val="Titolo1"/>
       </w:pPr>
-      <w:bookmarkStart w:id="38" w:name="_Toc461179227"/>
-      <w:bookmarkStart w:id="39" w:name="_Toc240284390"/>
+      <w:bookmarkStart w:id="41" w:name="_Toc461179227"/>
+      <w:bookmarkStart w:id="42" w:name="_Toc240357870"/>
       <w:r>
         <w:t>Consuntivo</w:t>
       </w:r>
-      <w:bookmarkEnd w:id="38"/>
-      <w:bookmarkEnd w:id="39"/>
+      <w:bookmarkEnd w:id="41"/>
+      <w:bookmarkEnd w:id="42"/>
     </w:p>
     <w:p>
       <w:r>
@@ -11905,13 +13522,21 @@
         <w:t>.</w:t>
       </w:r>
       <w:r>
-        <w:t xml:space="preserve"> 1.7) (ad esempio Gan</w:t>
+        <w:t xml:space="preserve"> 1.7) (ad esempio </w:t>
+      </w:r>
+      <w:proofErr w:type="spellStart"/>
+      <w:r>
+        <w:t>Gan</w:t>
       </w:r>
       <w:r>
         <w:t>t</w:t>
       </w:r>
       <w:r>
-        <w:t>t consuntivo).</w:t>
+        <w:t>t</w:t>
+      </w:r>
+      <w:proofErr w:type="spellEnd"/>
+      <w:r>
+        <w:t xml:space="preserve"> consuntivo).</w:t>
       </w:r>
     </w:p>
     <w:p/>
@@ -11919,10 +13544,10 @@
     <w:p>
       <w:pPr>
         <w:sectPr>
-          <w:headerReference w:type="default" r:id="rId21"/>
-          <w:footerReference w:type="default" r:id="rId22"/>
-          <w:headerReference w:type="first" r:id="rId23"/>
-          <w:footerReference w:type="first" r:id="rId24"/>
+          <w:headerReference w:type="default" r:id="rId23"/>
+          <w:footerReference w:type="default" r:id="rId24"/>
+          <w:headerReference w:type="first" r:id="rId25"/>
+          <w:footerReference w:type="first" r:id="rId26"/>
           <w:pgSz w:w="11906" w:h="16838"/>
           <w:pgMar w:top="1985" w:right="1134" w:bottom="1418" w:left="1134" w:header="567" w:footer="567" w:gutter="0"/>
           <w:cols w:space="720"/>
@@ -12074,7 +13699,7 @@
                     </pic:cNvPicPr>
                   </pic:nvPicPr>
                   <pic:blipFill>
-                    <a:blip r:embed="rId9" cstate="print">
+                    <a:blip r:embed="rId27" cstate="print">
                       <a:extLst>
                         <a:ext uri="{28A0092B-C50C-407E-A947-70E740481C1C}">
                           <a14:useLocalDpi xmlns:a14="http://schemas.microsoft.com/office/drawing/2010/main" val="0"/>
@@ -12116,7 +13741,7 @@
       <w:pPr>
         <w:pStyle w:val="Didascalia"/>
       </w:pPr>
-      <w:bookmarkStart w:id="40" w:name="_Toc124775988"/>
+      <w:bookmarkStart w:id="43" w:name="_Toc124775988"/>
       <w:r>
         <w:t xml:space="preserve">Figura </w:t>
       </w:r>
@@ -12145,19 +13770,24 @@
         <w:t xml:space="preserve"> </w:t>
       </w:r>
       <w:r>
-        <w:t>Esempio di diagramma di Gantt</w:t>
-      </w:r>
+        <w:t xml:space="preserve">Esempio di diagramma di </w:t>
+      </w:r>
+      <w:proofErr w:type="spellStart"/>
+      <w:r>
+        <w:t>Gantt</w:t>
+      </w:r>
+      <w:proofErr w:type="spellEnd"/>
       <w:r>
         <w:t xml:space="preserve"> consuntivo</w:t>
       </w:r>
-      <w:bookmarkEnd w:id="40"/>
+      <w:bookmarkEnd w:id="43"/>
     </w:p>
     <w:p/>
     <w:p>
       <w:pPr>
         <w:sectPr>
-          <w:headerReference w:type="first" r:id="rId25"/>
-          <w:footerReference w:type="first" r:id="rId26"/>
+          <w:headerReference w:type="first" r:id="rId28"/>
+          <w:footerReference w:type="first" r:id="rId29"/>
           <w:pgSz w:w="16838" w:h="11906" w:orient="landscape"/>
           <w:pgMar w:top="720" w:right="720" w:bottom="720" w:left="720" w:header="567" w:footer="567" w:gutter="0"/>
           <w:cols w:space="720"/>
@@ -12170,14 +13800,14 @@
       <w:pPr>
         <w:pStyle w:val="Titolo1"/>
       </w:pPr>
-      <w:bookmarkStart w:id="41" w:name="_Toc461179228"/>
-      <w:bookmarkStart w:id="42" w:name="_Toc240284391"/>
+      <w:bookmarkStart w:id="44" w:name="_Toc461179228"/>
+      <w:bookmarkStart w:id="45" w:name="_Toc240357871"/>
       <w:r>
         <w:lastRenderedPageBreak/>
         <w:t>Conclusioni</w:t>
       </w:r>
-      <w:bookmarkEnd w:id="41"/>
-      <w:bookmarkEnd w:id="42"/>
+      <w:bookmarkEnd w:id="44"/>
+      <w:bookmarkEnd w:id="45"/>
     </w:p>
     <w:p>
       <w:r>
@@ -12194,16 +13824,16 @@
           <w:lang w:val="it-CH"/>
         </w:rPr>
       </w:pPr>
-      <w:bookmarkStart w:id="43" w:name="_Toc461179229"/>
-      <w:bookmarkStart w:id="44" w:name="_Toc240284392"/>
+      <w:bookmarkStart w:id="46" w:name="_Toc461179229"/>
+      <w:bookmarkStart w:id="47" w:name="_Toc240357872"/>
       <w:r>
         <w:rPr>
           <w:lang w:val="it-CH"/>
         </w:rPr>
         <w:t>Sviluppi futuri</w:t>
       </w:r>
-      <w:bookmarkEnd w:id="43"/>
-      <w:bookmarkEnd w:id="44"/>
+      <w:bookmarkEnd w:id="46"/>
+      <w:bookmarkEnd w:id="47"/>
     </w:p>
     <w:p>
       <w:r>
@@ -12217,16 +13847,16 @@
           <w:lang w:val="it-CH"/>
         </w:rPr>
       </w:pPr>
-      <w:bookmarkStart w:id="45" w:name="_Toc461179230"/>
-      <w:bookmarkStart w:id="46" w:name="_Toc240284393"/>
+      <w:bookmarkStart w:id="48" w:name="_Toc461179230"/>
+      <w:bookmarkStart w:id="49" w:name="_Toc240357873"/>
       <w:r>
         <w:rPr>
           <w:lang w:val="it-CH"/>
         </w:rPr>
         <w:t>Considerazioni personali</w:t>
       </w:r>
-      <w:bookmarkEnd w:id="45"/>
-      <w:bookmarkEnd w:id="46"/>
+      <w:bookmarkEnd w:id="48"/>
+      <w:bookmarkEnd w:id="49"/>
     </w:p>
     <w:p>
       <w:r>
@@ -12243,7 +13873,7 @@
           <w:b/>
         </w:rPr>
       </w:pPr>
-      <w:bookmarkStart w:id="47" w:name="_Toc461179231"/>
+      <w:bookmarkStart w:id="50" w:name="_Toc461179231"/>
       <w:r>
         <w:br w:type="page"/>
       </w:r>
@@ -12252,13 +13882,13 @@
       <w:pPr>
         <w:pStyle w:val="Titolo1"/>
       </w:pPr>
-      <w:bookmarkStart w:id="48" w:name="_Toc240284394"/>
+      <w:bookmarkStart w:id="51" w:name="_Toc240357874"/>
       <w:r>
         <w:lastRenderedPageBreak/>
         <w:t>Bibliografia</w:t>
       </w:r>
-      <w:bookmarkEnd w:id="47"/>
-      <w:bookmarkEnd w:id="48"/>
+      <w:bookmarkEnd w:id="50"/>
+      <w:bookmarkEnd w:id="51"/>
     </w:p>
     <w:p>
       <w:pPr>
@@ -12267,16 +13897,16 @@
           <w:lang w:val="it-CH"/>
         </w:rPr>
       </w:pPr>
-      <w:bookmarkStart w:id="49" w:name="_Toc461179232"/>
-      <w:bookmarkStart w:id="50" w:name="_Toc240284395"/>
+      <w:bookmarkStart w:id="52" w:name="_Toc461179232"/>
+      <w:bookmarkStart w:id="53" w:name="_Toc240357875"/>
       <w:r>
         <w:rPr>
           <w:lang w:val="it-CH"/>
         </w:rPr>
         <w:t>Bibliografia per articoli di riviste:</w:t>
       </w:r>
-      <w:bookmarkEnd w:id="49"/>
-      <w:bookmarkEnd w:id="50"/>
+      <w:bookmarkEnd w:id="52"/>
+      <w:bookmarkEnd w:id="53"/>
     </w:p>
     <w:p>
       <w:pPr>
@@ -12343,16 +13973,16 @@
           <w:lang w:val="it-CH"/>
         </w:rPr>
       </w:pPr>
-      <w:bookmarkStart w:id="51" w:name="_Toc461179233"/>
-      <w:bookmarkStart w:id="52" w:name="_Toc240284396"/>
+      <w:bookmarkStart w:id="54" w:name="_Toc461179233"/>
+      <w:bookmarkStart w:id="55" w:name="_Toc240357876"/>
       <w:r>
         <w:rPr>
           <w:lang w:val="it-CH"/>
         </w:rPr>
         <w:t>Bibliografia per libri</w:t>
       </w:r>
-      <w:bookmarkEnd w:id="51"/>
-      <w:bookmarkEnd w:id="52"/>
+      <w:bookmarkEnd w:id="54"/>
+      <w:bookmarkEnd w:id="55"/>
     </w:p>
     <w:p>
       <w:pPr>
@@ -12383,8 +14013,13 @@
           <w:numId w:val="7"/>
         </w:numPr>
       </w:pPr>
-      <w:r>
-        <w:t>ev. Numero di edizione,</w:t>
+      <w:proofErr w:type="spellStart"/>
+      <w:r>
+        <w:t>ev</w:t>
+      </w:r>
+      <w:proofErr w:type="spellEnd"/>
+      <w:r>
+        <w:t>. Numero di edizione,</w:t>
       </w:r>
     </w:p>
     <w:p>
@@ -12427,16 +14062,16 @@
           <w:lang w:val="it-CH"/>
         </w:rPr>
       </w:pPr>
-      <w:bookmarkStart w:id="53" w:name="_Toc461179234"/>
-      <w:bookmarkStart w:id="54" w:name="_Toc240284397"/>
+      <w:bookmarkStart w:id="56" w:name="_Toc461179234"/>
+      <w:bookmarkStart w:id="57" w:name="_Toc240357877"/>
       <w:r>
         <w:rPr>
           <w:lang w:val="it-CH"/>
         </w:rPr>
         <w:t>Sitografia</w:t>
       </w:r>
-      <w:bookmarkEnd w:id="53"/>
-      <w:bookmarkEnd w:id="54"/>
+      <w:bookmarkEnd w:id="56"/>
+      <w:bookmarkEnd w:id="57"/>
     </w:p>
     <w:p>
       <w:pPr>
@@ -12446,7 +14081,15 @@
         </w:numPr>
       </w:pPr>
       <w:r>
-        <w:t>URL del sito (se troppo lungo solo dominio, evt completo nel diario),</w:t>
+        <w:t xml:space="preserve">URL del sito (se troppo lungo solo dominio, </w:t>
+      </w:r>
+      <w:proofErr w:type="spellStart"/>
+      <w:r>
+        <w:t>evt</w:t>
+      </w:r>
+      <w:proofErr w:type="spellEnd"/>
+      <w:r>
+        <w:t xml:space="preserve"> completo nel diario),</w:t>
       </w:r>
     </w:p>
     <w:p>
@@ -12527,7 +14170,7 @@
           <w:lang w:val="fr-CH"/>
         </w:rPr>
       </w:pPr>
-      <w:bookmarkStart w:id="55" w:name="_Toc461179235"/>
+      <w:bookmarkStart w:id="58" w:name="_Toc461179235"/>
     </w:p>
     <w:p>
       <w:pPr>
@@ -12550,12 +14193,12 @@
       <w:pPr>
         <w:pStyle w:val="Titolo1"/>
       </w:pPr>
-      <w:bookmarkStart w:id="56" w:name="_Toc240284398"/>
+      <w:bookmarkStart w:id="59" w:name="_Toc240357878"/>
       <w:r>
         <w:lastRenderedPageBreak/>
         <w:t>Glossario</w:t>
       </w:r>
-      <w:bookmarkEnd w:id="56"/>
+      <w:bookmarkEnd w:id="59"/>
     </w:p>
     <w:tbl>
       <w:tblPr>
@@ -12626,7 +14269,15 @@
           </w:tcPr>
           <w:p>
             <w:r>
-              <w:t>American Standard Code for Information Interchange, codice per la codifica di caratteri.</w:t>
+              <w:t xml:space="preserve">American Standard Code for Information </w:t>
+            </w:r>
+            <w:proofErr w:type="spellStart"/>
+            <w:r>
+              <w:t>Interchange</w:t>
+            </w:r>
+            <w:proofErr w:type="spellEnd"/>
+            <w:r>
+              <w:t>, codice per la codifica di caratteri.</w:t>
             </w:r>
           </w:p>
         </w:tc>
@@ -12703,8 +14354,21 @@
             <w:tcW w:w="7081" w:type="dxa"/>
           </w:tcPr>
           <w:p>
-            <w:r>
-              <w:t>Zettabyte File System, filesystem opernsource a 128 bit con funzionalità avanzate.</w:t>
+            <w:proofErr w:type="spellStart"/>
+            <w:r>
+              <w:t>Zettabyte</w:t>
+            </w:r>
+            <w:proofErr w:type="spellEnd"/>
+            <w:r>
+              <w:t xml:space="preserve"> File System, filesystem </w:t>
+            </w:r>
+            <w:proofErr w:type="spellStart"/>
+            <w:r>
+              <w:t>opernsource</w:t>
+            </w:r>
+            <w:proofErr w:type="spellEnd"/>
+            <w:r>
+              <w:t xml:space="preserve"> a 128 bit con funzionalità avanzate.</w:t>
             </w:r>
           </w:p>
         </w:tc>
@@ -12715,11 +14379,11 @@
       <w:pPr>
         <w:pStyle w:val="Titolo1"/>
       </w:pPr>
-      <w:bookmarkStart w:id="57" w:name="_Toc240284399"/>
+      <w:bookmarkStart w:id="60" w:name="_Toc240357879"/>
       <w:r>
         <w:t>Indice delle figure</w:t>
       </w:r>
-      <w:bookmarkEnd w:id="57"/>
+      <w:bookmarkEnd w:id="60"/>
     </w:p>
     <w:p>
       <w:pPr>
@@ -13099,12 +14763,12 @@
       <w:pPr>
         <w:pStyle w:val="Titolo1"/>
       </w:pPr>
-      <w:bookmarkStart w:id="58" w:name="_Toc240284400"/>
+      <w:bookmarkStart w:id="61" w:name="_Toc240357880"/>
       <w:r>
         <w:t>Allegati</w:t>
       </w:r>
-      <w:bookmarkEnd w:id="55"/>
       <w:bookmarkEnd w:id="58"/>
+      <w:bookmarkEnd w:id="61"/>
     </w:p>
     <w:p>
       <w:r>
@@ -13174,11 +14838,16 @@
         </w:numPr>
       </w:pPr>
       <w:r>
-        <w:t>Mandato e/o Qd</w:t>
+        <w:t xml:space="preserve">Mandato e/o </w:t>
+      </w:r>
+      <w:proofErr w:type="spellStart"/>
+      <w:r>
+        <w:t>Qd</w:t>
       </w:r>
       <w:r>
         <w:t>C</w:t>
       </w:r>
+      <w:proofErr w:type="spellEnd"/>
     </w:p>
     <w:p>
       <w:pPr>
@@ -13209,8 +14878,8 @@
       </w:pPr>
     </w:p>
     <w:sectPr>
-      <w:headerReference w:type="first" r:id="rId27"/>
-      <w:footerReference w:type="first" r:id="rId28"/>
+      <w:headerReference w:type="first" r:id="rId30"/>
+      <w:footerReference w:type="first" r:id="rId31"/>
       <w:pgSz w:w="11906" w:h="16838"/>
       <w:pgMar w:top="1985" w:right="1134" w:bottom="1418" w:left="1134" w:header="567" w:footer="567" w:gutter="0"/>
       <w:cols w:space="720"/>
@@ -13321,7 +14990,7 @@
         <w:noProof/>
         <w:sz w:val="20"/>
       </w:rPr>
-      <w:t>14.09.2026</w:t>
+      <w:t>15.09.2026</w:t>
     </w:r>
     <w:r>
       <w:rPr>
@@ -13383,11 +15052,19 @@
               <w:lang w:val="it-IT"/>
             </w:rPr>
           </w:pPr>
+          <w:proofErr w:type="spellStart"/>
           <w:r>
             <w:rPr>
               <w:lang w:val="it-IT"/>
             </w:rPr>
-            <w:t>Brutal Bumper Cars (BBC)</w:t>
+            <w:t>Brutal</w:t>
+          </w:r>
+          <w:proofErr w:type="spellEnd"/>
+          <w:r>
+            <w:rPr>
+              <w:lang w:val="it-IT"/>
+            </w:rPr>
+            <w:t xml:space="preserve"> Bumper Cars (BBC)</w:t>
           </w:r>
         </w:p>
       </w:tc>
@@ -14429,13 +16106,23 @@
               <w:sz w:val="20"/>
             </w:rPr>
           </w:pPr>
+          <w:proofErr w:type="spellStart"/>
           <w:r>
             <w:rPr>
               <w:rFonts w:cs="Arial"/>
               <w:b/>
               <w:sz w:val="20"/>
             </w:rPr>
-            <w:t>Brutal Bumper Cars (BBC)</w:t>
+            <w:t>Brutal</w:t>
+          </w:r>
+          <w:proofErr w:type="spellEnd"/>
+          <w:r>
+            <w:rPr>
+              <w:rFonts w:cs="Arial"/>
+              <w:b/>
+              <w:sz w:val="20"/>
+            </w:rPr>
+            <w:t xml:space="preserve"> Bumper Cars (BBC)</w:t>
           </w:r>
         </w:p>
       </w:tc>
@@ -20146,6 +21833,7 @@
   <w:style w:type="character" w:default="1" w:styleId="Carpredefinitoparagrafo">
     <w:name w:val="Default Paragraph Font"/>
     <w:uiPriority w:val="1"/>
+    <w:semiHidden/>
     <w:unhideWhenUsed/>
   </w:style>
   <w:style w:type="table" w:default="1" w:styleId="Tabellanormale">

--- a/3_Documentazione/Documentazione.docx
+++ b/3_Documentazione/Documentazione.docx
@@ -41,24 +41,6 @@
           <w:tab w:val="right" w:leader="dot" w:pos="9628"/>
         </w:tabs>
       </w:pPr>
-    </w:p>
-    <w:p>
-      <w:pPr>
-        <w:pStyle w:val="Sommario1"/>
-        <w:tabs>
-          <w:tab w:val="left" w:pos="351"/>
-          <w:tab w:val="right" w:leader="dot" w:pos="9628"/>
-        </w:tabs>
-      </w:pPr>
-    </w:p>
-    <w:p>
-      <w:pPr>
-        <w:pStyle w:val="Sommario1"/>
-        <w:tabs>
-          <w:tab w:val="left" w:pos="351"/>
-          <w:tab w:val="right" w:leader="dot" w:pos="9628"/>
-        </w:tabs>
-      </w:pPr>
       <w:r>
         <w:br w:type="page"/>
       </w:r>
@@ -67,7 +49,7 @@
       <w:pPr>
         <w:pStyle w:val="Titolo1"/>
       </w:pPr>
-      <w:bookmarkStart w:id="0" w:name="_Toc240357840"/>
+      <w:bookmarkStart w:id="0" w:name="_Toc240960151"/>
       <w:r>
         <w:lastRenderedPageBreak/>
         <w:t>Indice</w:t>
@@ -140,7 +122,7 @@
         <w:rPr>
           <w:noProof/>
         </w:rPr>
-        <w:instrText xml:space="preserve"> PAGEREF _Toc240357840 \h </w:instrText>
+        <w:instrText xml:space="preserve"> PAGEREF _Toc240960151 \h </w:instrText>
       </w:r>
       <w:r>
         <w:rPr>
@@ -223,7 +205,7 @@
         <w:rPr>
           <w:noProof/>
         </w:rPr>
-        <w:instrText xml:space="preserve"> PAGEREF _Toc240357841 \h </w:instrText>
+        <w:instrText xml:space="preserve"> PAGEREF _Toc240960152 \h </w:instrText>
       </w:r>
       <w:r>
         <w:rPr>
@@ -306,7 +288,7 @@
         <w:rPr>
           <w:noProof/>
         </w:rPr>
-        <w:instrText xml:space="preserve"> PAGEREF _Toc240357842 \h </w:instrText>
+        <w:instrText xml:space="preserve"> PAGEREF _Toc240960153 \h </w:instrText>
       </w:r>
       <w:r>
         <w:rPr>
@@ -389,7 +371,7 @@
         <w:rPr>
           <w:noProof/>
         </w:rPr>
-        <w:instrText xml:space="preserve"> PAGEREF _Toc240357843 \h </w:instrText>
+        <w:instrText xml:space="preserve"> PAGEREF _Toc240960154 \h </w:instrText>
       </w:r>
       <w:r>
         <w:rPr>
@@ -472,7 +454,7 @@
         <w:rPr>
           <w:noProof/>
         </w:rPr>
-        <w:instrText xml:space="preserve"> PAGEREF _Toc240357844 \h </w:instrText>
+        <w:instrText xml:space="preserve"> PAGEREF _Toc240960155 \h </w:instrText>
       </w:r>
       <w:r>
         <w:rPr>
@@ -555,7 +537,7 @@
         <w:rPr>
           <w:noProof/>
         </w:rPr>
-        <w:instrText xml:space="preserve"> PAGEREF _Toc240357845 \h </w:instrText>
+        <w:instrText xml:space="preserve"> PAGEREF _Toc240960156 \h </w:instrText>
       </w:r>
       <w:r>
         <w:rPr>
@@ -638,7 +620,7 @@
         <w:rPr>
           <w:noProof/>
         </w:rPr>
-        <w:instrText xml:space="preserve"> PAGEREF _Toc240357846 \h </w:instrText>
+        <w:instrText xml:space="preserve"> PAGEREF _Toc240960157 \h </w:instrText>
       </w:r>
       <w:r>
         <w:rPr>
@@ -721,7 +703,7 @@
         <w:rPr>
           <w:noProof/>
         </w:rPr>
-        <w:instrText xml:space="preserve"> PAGEREF _Toc240357847 \h </w:instrText>
+        <w:instrText xml:space="preserve"> PAGEREF _Toc240960158 \h </w:instrText>
       </w:r>
       <w:r>
         <w:rPr>
@@ -804,7 +786,7 @@
         <w:rPr>
           <w:noProof/>
         </w:rPr>
-        <w:instrText xml:space="preserve"> PAGEREF _Toc240357848 \h </w:instrText>
+        <w:instrText xml:space="preserve"> PAGEREF _Toc240960159 \h </w:instrText>
       </w:r>
       <w:r>
         <w:rPr>
@@ -887,7 +869,7 @@
         <w:rPr>
           <w:noProof/>
         </w:rPr>
-        <w:instrText xml:space="preserve"> PAGEREF _Toc240357849 \h </w:instrText>
+        <w:instrText xml:space="preserve"> PAGEREF _Toc240960160 \h </w:instrText>
       </w:r>
       <w:r>
         <w:rPr>
@@ -970,7 +952,7 @@
         <w:rPr>
           <w:noProof/>
         </w:rPr>
-        <w:instrText xml:space="preserve"> PAGEREF _Toc240357850 \h </w:instrText>
+        <w:instrText xml:space="preserve"> PAGEREF _Toc240960161 \h </w:instrText>
       </w:r>
       <w:r>
         <w:rPr>
@@ -1053,7 +1035,7 @@
         <w:rPr>
           <w:noProof/>
         </w:rPr>
-        <w:instrText xml:space="preserve"> PAGEREF _Toc240357851 \h </w:instrText>
+        <w:instrText xml:space="preserve"> PAGEREF _Toc240960162 \h </w:instrText>
       </w:r>
       <w:r>
         <w:rPr>
@@ -1136,7 +1118,7 @@
         <w:rPr>
           <w:noProof/>
         </w:rPr>
-        <w:instrText xml:space="preserve"> PAGEREF _Toc240357852 \h </w:instrText>
+        <w:instrText xml:space="preserve"> PAGEREF _Toc240960163 \h </w:instrText>
       </w:r>
       <w:r>
         <w:rPr>
@@ -1219,7 +1201,7 @@
         <w:rPr>
           <w:noProof/>
         </w:rPr>
-        <w:instrText xml:space="preserve"> PAGEREF _Toc240357853 \h </w:instrText>
+        <w:instrText xml:space="preserve"> PAGEREF _Toc240960164 \h </w:instrText>
       </w:r>
       <w:r>
         <w:rPr>
@@ -1302,7 +1284,7 @@
         <w:rPr>
           <w:noProof/>
         </w:rPr>
-        <w:instrText xml:space="preserve"> PAGEREF _Toc240357854 \h </w:instrText>
+        <w:instrText xml:space="preserve"> PAGEREF _Toc240960165 \h </w:instrText>
       </w:r>
       <w:r>
         <w:rPr>
@@ -1385,7 +1367,7 @@
         <w:rPr>
           <w:noProof/>
         </w:rPr>
-        <w:instrText xml:space="preserve"> PAGEREF _Toc240357855 \h </w:instrText>
+        <w:instrText xml:space="preserve"> PAGEREF _Toc240960166 \h </w:instrText>
       </w:r>
       <w:r>
         <w:rPr>
@@ -1468,7 +1450,7 @@
         <w:rPr>
           <w:noProof/>
         </w:rPr>
-        <w:instrText xml:space="preserve"> PAGEREF _Toc240357856 \h </w:instrText>
+        <w:instrText xml:space="preserve"> PAGEREF _Toc240960167 \h </w:instrText>
       </w:r>
       <w:r>
         <w:rPr>
@@ -1551,7 +1533,7 @@
         <w:rPr>
           <w:noProof/>
         </w:rPr>
-        <w:instrText xml:space="preserve"> PAGEREF _Toc240357857 \h </w:instrText>
+        <w:instrText xml:space="preserve"> PAGEREF _Toc240960168 \h </w:instrText>
       </w:r>
       <w:r>
         <w:rPr>
@@ -1634,7 +1616,7 @@
         <w:rPr>
           <w:noProof/>
         </w:rPr>
-        <w:instrText xml:space="preserve"> PAGEREF _Toc240357858 \h </w:instrText>
+        <w:instrText xml:space="preserve"> PAGEREF _Toc240960169 \h </w:instrText>
       </w:r>
       <w:r>
         <w:rPr>
@@ -1717,7 +1699,7 @@
         <w:rPr>
           <w:noProof/>
         </w:rPr>
-        <w:instrText xml:space="preserve"> PAGEREF _Toc240357859 \h </w:instrText>
+        <w:instrText xml:space="preserve"> PAGEREF _Toc240960170 \h </w:instrText>
       </w:r>
       <w:r>
         <w:rPr>
@@ -1800,7 +1782,7 @@
         <w:rPr>
           <w:noProof/>
         </w:rPr>
-        <w:instrText xml:space="preserve"> PAGEREF _Toc240357860 \h </w:instrText>
+        <w:instrText xml:space="preserve"> PAGEREF _Toc240960171 \h </w:instrText>
       </w:r>
       <w:r>
         <w:rPr>
@@ -1883,7 +1865,7 @@
         <w:rPr>
           <w:noProof/>
         </w:rPr>
-        <w:instrText xml:space="preserve"> PAGEREF _Toc240357861 \h </w:instrText>
+        <w:instrText xml:space="preserve"> PAGEREF _Toc240960172 \h </w:instrText>
       </w:r>
       <w:r>
         <w:rPr>
@@ -1966,7 +1948,7 @@
         <w:rPr>
           <w:noProof/>
         </w:rPr>
-        <w:instrText xml:space="preserve"> PAGEREF _Toc240357862 \h </w:instrText>
+        <w:instrText xml:space="preserve"> PAGEREF _Toc240960173 \h </w:instrText>
       </w:r>
       <w:r>
         <w:rPr>
@@ -2049,7 +2031,7 @@
         <w:rPr>
           <w:noProof/>
         </w:rPr>
-        <w:instrText xml:space="preserve"> PAGEREF _Toc240357863 \h </w:instrText>
+        <w:instrText xml:space="preserve"> PAGEREF _Toc240960174 \h </w:instrText>
       </w:r>
       <w:r>
         <w:rPr>
@@ -2095,6 +2077,7 @@
       <w:r>
         <w:rPr>
           <w:noProof/>
+          <w:color w:val="FF0000"/>
         </w:rPr>
         <w:t>4.3</w:t>
       </w:r>
@@ -2113,6 +2096,7 @@
       <w:r>
         <w:rPr>
           <w:noProof/>
+          <w:color w:val="FF0000"/>
         </w:rPr>
         <w:t>Design procedurale</w:t>
       </w:r>
@@ -2132,7 +2116,7 @@
         <w:rPr>
           <w:noProof/>
         </w:rPr>
-        <w:instrText xml:space="preserve"> PAGEREF _Toc240357864 \h </w:instrText>
+        <w:instrText xml:space="preserve"> PAGEREF _Toc240960175 \h </w:instrText>
       </w:r>
       <w:r>
         <w:rPr>
@@ -2215,7 +2199,7 @@
         <w:rPr>
           <w:noProof/>
         </w:rPr>
-        <w:instrText xml:space="preserve"> PAGEREF _Toc240357865 \h </w:instrText>
+        <w:instrText xml:space="preserve"> PAGEREF _Toc240960176 \h </w:instrText>
       </w:r>
       <w:r>
         <w:rPr>
@@ -2261,6 +2245,7 @@
       <w:r>
         <w:rPr>
           <w:noProof/>
+          <w:color w:val="FF0000"/>
         </w:rPr>
         <w:t>6</w:t>
       </w:r>
@@ -2279,6 +2264,7 @@
       <w:r>
         <w:rPr>
           <w:noProof/>
+          <w:color w:val="FF0000"/>
         </w:rPr>
         <w:t>Test</w:t>
       </w:r>
@@ -2298,7 +2284,7 @@
         <w:rPr>
           <w:noProof/>
         </w:rPr>
-        <w:instrText xml:space="preserve"> PAGEREF _Toc240357866 \h </w:instrText>
+        <w:instrText xml:space="preserve"> PAGEREF _Toc240960177 \h </w:instrText>
       </w:r>
       <w:r>
         <w:rPr>
@@ -2344,6 +2330,7 @@
       <w:r>
         <w:rPr>
           <w:noProof/>
+          <w:color w:val="FF0000"/>
         </w:rPr>
         <w:t>6.1</w:t>
       </w:r>
@@ -2362,6 +2349,7 @@
       <w:r>
         <w:rPr>
           <w:noProof/>
+          <w:color w:val="FF0000"/>
         </w:rPr>
         <w:t>Protocollo di test</w:t>
       </w:r>
@@ -2381,7 +2369,7 @@
         <w:rPr>
           <w:noProof/>
         </w:rPr>
-        <w:instrText xml:space="preserve"> PAGEREF _Toc240357867 \h </w:instrText>
+        <w:instrText xml:space="preserve"> PAGEREF _Toc240960178 \h </w:instrText>
       </w:r>
       <w:r>
         <w:rPr>
@@ -2427,6 +2415,7 @@
       <w:r>
         <w:rPr>
           <w:noProof/>
+          <w:color w:val="FF0000"/>
         </w:rPr>
         <w:t>6.2</w:t>
       </w:r>
@@ -2445,6 +2434,7 @@
       <w:r>
         <w:rPr>
           <w:noProof/>
+          <w:color w:val="FF0000"/>
         </w:rPr>
         <w:t>Risultati test</w:t>
       </w:r>
@@ -2464,7 +2454,7 @@
         <w:rPr>
           <w:noProof/>
         </w:rPr>
-        <w:instrText xml:space="preserve"> PAGEREF _Toc240357868 \h </w:instrText>
+        <w:instrText xml:space="preserve"> PAGEREF _Toc240960179 \h </w:instrText>
       </w:r>
       <w:r>
         <w:rPr>
@@ -2510,6 +2500,7 @@
       <w:r>
         <w:rPr>
           <w:noProof/>
+          <w:color w:val="FF0000"/>
         </w:rPr>
         <w:t>6.3</w:t>
       </w:r>
@@ -2528,6 +2519,7 @@
       <w:r>
         <w:rPr>
           <w:noProof/>
+          <w:color w:val="FF0000"/>
         </w:rPr>
         <w:t>Mancanze/limitazioni conosciute</w:t>
       </w:r>
@@ -2547,7 +2539,7 @@
         <w:rPr>
           <w:noProof/>
         </w:rPr>
-        <w:instrText xml:space="preserve"> PAGEREF _Toc240357869 \h </w:instrText>
+        <w:instrText xml:space="preserve"> PAGEREF _Toc240960180 \h </w:instrText>
       </w:r>
       <w:r>
         <w:rPr>
@@ -2593,6 +2585,7 @@
       <w:r>
         <w:rPr>
           <w:noProof/>
+          <w:color w:val="FF0000"/>
         </w:rPr>
         <w:t>7</w:t>
       </w:r>
@@ -2611,6 +2604,7 @@
       <w:r>
         <w:rPr>
           <w:noProof/>
+          <w:color w:val="FF0000"/>
         </w:rPr>
         <w:t>Consuntivo</w:t>
       </w:r>
@@ -2630,7 +2624,7 @@
         <w:rPr>
           <w:noProof/>
         </w:rPr>
-        <w:instrText xml:space="preserve"> PAGEREF _Toc240357870 \h </w:instrText>
+        <w:instrText xml:space="preserve"> PAGEREF _Toc240960181 \h </w:instrText>
       </w:r>
       <w:r>
         <w:rPr>
@@ -2676,6 +2670,7 @@
       <w:r>
         <w:rPr>
           <w:noProof/>
+          <w:color w:val="FF0000"/>
         </w:rPr>
         <w:t>8</w:t>
       </w:r>
@@ -2694,6 +2689,7 @@
       <w:r>
         <w:rPr>
           <w:noProof/>
+          <w:color w:val="FF0000"/>
         </w:rPr>
         <w:t>Conclusioni</w:t>
       </w:r>
@@ -2713,7 +2709,7 @@
         <w:rPr>
           <w:noProof/>
         </w:rPr>
-        <w:instrText xml:space="preserve"> PAGEREF _Toc240357871 \h </w:instrText>
+        <w:instrText xml:space="preserve"> PAGEREF _Toc240960182 \h </w:instrText>
       </w:r>
       <w:r>
         <w:rPr>
@@ -2759,6 +2755,7 @@
       <w:r>
         <w:rPr>
           <w:noProof/>
+          <w:color w:val="FF0000"/>
         </w:rPr>
         <w:t>8.1</w:t>
       </w:r>
@@ -2777,6 +2774,7 @@
       <w:r>
         <w:rPr>
           <w:noProof/>
+          <w:color w:val="FF0000"/>
         </w:rPr>
         <w:t>Sviluppi futuri</w:t>
       </w:r>
@@ -2796,7 +2794,7 @@
         <w:rPr>
           <w:noProof/>
         </w:rPr>
-        <w:instrText xml:space="preserve"> PAGEREF _Toc240357872 \h </w:instrText>
+        <w:instrText xml:space="preserve"> PAGEREF _Toc240960183 \h </w:instrText>
       </w:r>
       <w:r>
         <w:rPr>
@@ -2842,6 +2840,7 @@
       <w:r>
         <w:rPr>
           <w:noProof/>
+          <w:color w:val="FF0000"/>
         </w:rPr>
         <w:t>8.2</w:t>
       </w:r>
@@ -2860,6 +2859,7 @@
       <w:r>
         <w:rPr>
           <w:noProof/>
+          <w:color w:val="FF0000"/>
         </w:rPr>
         <w:t>Considerazioni personali</w:t>
       </w:r>
@@ -2879,7 +2879,7 @@
         <w:rPr>
           <w:noProof/>
         </w:rPr>
-        <w:instrText xml:space="preserve"> PAGEREF _Toc240357873 \h </w:instrText>
+        <w:instrText xml:space="preserve"> PAGEREF _Toc240960184 \h </w:instrText>
       </w:r>
       <w:r>
         <w:rPr>
@@ -2925,6 +2925,7 @@
       <w:r>
         <w:rPr>
           <w:noProof/>
+          <w:color w:val="FF0000"/>
         </w:rPr>
         <w:t>9</w:t>
       </w:r>
@@ -2943,6 +2944,7 @@
       <w:r>
         <w:rPr>
           <w:noProof/>
+          <w:color w:val="FF0000"/>
         </w:rPr>
         <w:t>Bibliografia</w:t>
       </w:r>
@@ -2962,7 +2964,7 @@
         <w:rPr>
           <w:noProof/>
         </w:rPr>
-        <w:instrText xml:space="preserve"> PAGEREF _Toc240357874 \h </w:instrText>
+        <w:instrText xml:space="preserve"> PAGEREF _Toc240960185 \h </w:instrText>
       </w:r>
       <w:r>
         <w:rPr>
@@ -3008,6 +3010,7 @@
       <w:r>
         <w:rPr>
           <w:noProof/>
+          <w:color w:val="FF0000"/>
         </w:rPr>
         <w:t>9.1</w:t>
       </w:r>
@@ -3026,8 +3029,9 @@
       <w:r>
         <w:rPr>
           <w:noProof/>
-        </w:rPr>
-        <w:t>Bibliografia per articoli di riviste:</w:t>
+          <w:color w:val="FF0000"/>
+        </w:rPr>
+        <w:t>Sitografia</w:t>
       </w:r>
       <w:r>
         <w:rPr>
@@ -3045,7 +3049,7 @@
         <w:rPr>
           <w:noProof/>
         </w:rPr>
-        <w:instrText xml:space="preserve"> PAGEREF _Toc240357875 \h </w:instrText>
+        <w:instrText xml:space="preserve"> PAGEREF _Toc240960186 \h </w:instrText>
       </w:r>
       <w:r>
         <w:rPr>
@@ -3073,9 +3077,9 @@
     </w:p>
     <w:p>
       <w:pPr>
-        <w:pStyle w:val="Sommario2"/>
+        <w:pStyle w:val="Sommario1"/>
         <w:tabs>
-          <w:tab w:val="left" w:pos="800"/>
+          <w:tab w:val="left" w:pos="600"/>
           <w:tab w:val="right" w:leader="dot" w:pos="9628"/>
         </w:tabs>
         <w:rPr>
@@ -3091,8 +3095,9 @@
       <w:r>
         <w:rPr>
           <w:noProof/>
-        </w:rPr>
-        <w:t>9.2</w:t>
+          <w:color w:val="FF0000"/>
+        </w:rPr>
+        <w:t>10</w:t>
       </w:r>
       <w:r>
         <w:rPr>
@@ -3109,8 +3114,9 @@
       <w:r>
         <w:rPr>
           <w:noProof/>
-        </w:rPr>
-        <w:t>Bibliografia per libri</w:t>
+          <w:color w:val="FF0000"/>
+        </w:rPr>
+        <w:t>Glossario</w:t>
       </w:r>
       <w:r>
         <w:rPr>
@@ -3128,7 +3134,7 @@
         <w:rPr>
           <w:noProof/>
         </w:rPr>
-        <w:instrText xml:space="preserve"> PAGEREF _Toc240357876 \h </w:instrText>
+        <w:instrText xml:space="preserve"> PAGEREF _Toc240960187 \h </w:instrText>
       </w:r>
       <w:r>
         <w:rPr>
@@ -3145,7 +3151,7 @@
         <w:rPr>
           <w:noProof/>
         </w:rPr>
-        <w:t>26</w:t>
+        <w:t>27</w:t>
       </w:r>
       <w:r>
         <w:rPr>
@@ -3156,9 +3162,9 @@
     </w:p>
     <w:p>
       <w:pPr>
-        <w:pStyle w:val="Sommario2"/>
+        <w:pStyle w:val="Sommario1"/>
         <w:tabs>
-          <w:tab w:val="left" w:pos="800"/>
+          <w:tab w:val="left" w:pos="600"/>
           <w:tab w:val="right" w:leader="dot" w:pos="9628"/>
         </w:tabs>
         <w:rPr>
@@ -3175,7 +3181,7 @@
         <w:rPr>
           <w:noProof/>
         </w:rPr>
-        <w:t>9.3</w:t>
+        <w:t>11</w:t>
       </w:r>
       <w:r>
         <w:rPr>
@@ -3193,7 +3199,7 @@
         <w:rPr>
           <w:noProof/>
         </w:rPr>
-        <w:t>Sitografia</w:t>
+        <w:t>Indice delle figure</w:t>
       </w:r>
       <w:r>
         <w:rPr>
@@ -3211,7 +3217,7 @@
         <w:rPr>
           <w:noProof/>
         </w:rPr>
-        <w:instrText xml:space="preserve"> PAGEREF _Toc240357877 \h </w:instrText>
+        <w:instrText xml:space="preserve"> PAGEREF _Toc240960188 \h </w:instrText>
       </w:r>
       <w:r>
         <w:rPr>
@@ -3228,7 +3234,7 @@
         <w:rPr>
           <w:noProof/>
         </w:rPr>
-        <w:t>26</w:t>
+        <w:t>27</w:t>
       </w:r>
       <w:r>
         <w:rPr>
@@ -3257,8 +3263,9 @@
       <w:r>
         <w:rPr>
           <w:noProof/>
-        </w:rPr>
-        <w:t>10</w:t>
+          <w:color w:val="FF0000"/>
+        </w:rPr>
+        <w:t>12</w:t>
       </w:r>
       <w:r>
         <w:rPr>
@@ -3275,8 +3282,9 @@
       <w:r>
         <w:rPr>
           <w:noProof/>
-        </w:rPr>
-        <w:t>Glossario</w:t>
+          <w:color w:val="FF0000"/>
+        </w:rPr>
+        <w:t>Allegati</w:t>
       </w:r>
       <w:r>
         <w:rPr>
@@ -3294,7 +3302,7 @@
         <w:rPr>
           <w:noProof/>
         </w:rPr>
-        <w:instrText xml:space="preserve"> PAGEREF _Toc240357878 \h </w:instrText>
+        <w:instrText xml:space="preserve"> PAGEREF _Toc240960189 \h </w:instrText>
       </w:r>
       <w:r>
         <w:rPr>
@@ -3321,184 +3329,18 @@
       </w:r>
     </w:p>
     <w:p>
-      <w:pPr>
-        <w:pStyle w:val="Sommario1"/>
-        <w:tabs>
-          <w:tab w:val="left" w:pos="600"/>
-          <w:tab w:val="right" w:leader="dot" w:pos="9628"/>
-        </w:tabs>
-        <w:rPr>
-          <w:rFonts w:asciiTheme="minorHAnsi" w:eastAsiaTheme="minorEastAsia" w:hAnsiTheme="minorHAnsi" w:cstheme="minorBidi"/>
-          <w:noProof/>
-          <w:kern w:val="2"/>
-          <w:sz w:val="24"/>
-          <w:szCs w:val="24"/>
-          <w:lang w:eastAsia="it-CH"/>
-          <w14:ligatures w14:val="standardContextual"/>
-        </w:rPr>
-      </w:pPr>
-      <w:r>
-        <w:rPr>
-          <w:noProof/>
-        </w:rPr>
-        <w:t>11</w:t>
-      </w:r>
-      <w:r>
-        <w:rPr>
-          <w:rFonts w:asciiTheme="minorHAnsi" w:eastAsiaTheme="minorEastAsia" w:hAnsiTheme="minorHAnsi" w:cstheme="minorBidi"/>
-          <w:noProof/>
-          <w:kern w:val="2"/>
-          <w:sz w:val="24"/>
-          <w:szCs w:val="24"/>
-          <w:lang w:eastAsia="it-CH"/>
-          <w14:ligatures w14:val="standardContextual"/>
-        </w:rPr>
-        <w:tab/>
-      </w:r>
-      <w:r>
-        <w:rPr>
-          <w:noProof/>
-        </w:rPr>
-        <w:t>Indice delle figure</w:t>
-      </w:r>
-      <w:r>
-        <w:rPr>
-          <w:noProof/>
-        </w:rPr>
-        <w:tab/>
-      </w:r>
-      <w:r>
-        <w:rPr>
-          <w:noProof/>
-        </w:rPr>
-        <w:fldChar w:fldCharType="begin"/>
-      </w:r>
-      <w:r>
-        <w:rPr>
-          <w:noProof/>
-        </w:rPr>
-        <w:instrText xml:space="preserve"> PAGEREF _Toc240357879 \h </w:instrText>
-      </w:r>
-      <w:r>
-        <w:rPr>
-          <w:noProof/>
-        </w:rPr>
-      </w:r>
-      <w:r>
-        <w:rPr>
-          <w:noProof/>
-        </w:rPr>
-        <w:fldChar w:fldCharType="separate"/>
-      </w:r>
-      <w:r>
-        <w:rPr>
-          <w:noProof/>
-        </w:rPr>
-        <w:t>27</w:t>
-      </w:r>
-      <w:r>
-        <w:rPr>
-          <w:noProof/>
-        </w:rPr>
+      <w:r>
         <w:fldChar w:fldCharType="end"/>
       </w:r>
     </w:p>
     <w:p>
       <w:pPr>
-        <w:pStyle w:val="Sommario1"/>
-        <w:tabs>
-          <w:tab w:val="left" w:pos="600"/>
-          <w:tab w:val="right" w:leader="dot" w:pos="9628"/>
-        </w:tabs>
-        <w:rPr>
-          <w:rFonts w:asciiTheme="minorHAnsi" w:eastAsiaTheme="minorEastAsia" w:hAnsiTheme="minorHAnsi" w:cstheme="minorBidi"/>
-          <w:noProof/>
-          <w:kern w:val="2"/>
-          <w:sz w:val="24"/>
-          <w:szCs w:val="24"/>
-          <w:lang w:eastAsia="it-CH"/>
-          <w14:ligatures w14:val="standardContextual"/>
-        </w:rPr>
-      </w:pPr>
-      <w:r>
-        <w:rPr>
-          <w:noProof/>
-        </w:rPr>
-        <w:t>12</w:t>
-      </w:r>
-      <w:r>
-        <w:rPr>
-          <w:rFonts w:asciiTheme="minorHAnsi" w:eastAsiaTheme="minorEastAsia" w:hAnsiTheme="minorHAnsi" w:cstheme="minorBidi"/>
-          <w:noProof/>
-          <w:kern w:val="2"/>
-          <w:sz w:val="24"/>
-          <w:szCs w:val="24"/>
-          <w:lang w:eastAsia="it-CH"/>
-          <w14:ligatures w14:val="standardContextual"/>
-        </w:rPr>
-        <w:tab/>
-      </w:r>
-      <w:r>
-        <w:rPr>
-          <w:noProof/>
-        </w:rPr>
-        <w:t>Allegati</w:t>
-      </w:r>
-      <w:r>
-        <w:rPr>
-          <w:noProof/>
-        </w:rPr>
-        <w:tab/>
-      </w:r>
-      <w:r>
-        <w:rPr>
-          <w:noProof/>
-        </w:rPr>
-        <w:fldChar w:fldCharType="begin"/>
-      </w:r>
-      <w:r>
-        <w:rPr>
-          <w:noProof/>
-        </w:rPr>
-        <w:instrText xml:space="preserve"> PAGEREF _Toc240357880 \h </w:instrText>
-      </w:r>
-      <w:r>
-        <w:rPr>
-          <w:noProof/>
-        </w:rPr>
-      </w:r>
-      <w:r>
-        <w:rPr>
-          <w:noProof/>
-        </w:rPr>
-        <w:fldChar w:fldCharType="separate"/>
-      </w:r>
-      <w:r>
-        <w:rPr>
-          <w:noProof/>
-        </w:rPr>
-        <w:t>27</w:t>
-      </w:r>
-      <w:r>
-        <w:rPr>
-          <w:noProof/>
-        </w:rPr>
-        <w:fldChar w:fldCharType="end"/>
-      </w:r>
-    </w:p>
-    <w:p>
-      <w:r>
-        <w:fldChar w:fldCharType="end"/>
-      </w:r>
-    </w:p>
-    <w:p>
-      <w:pPr>
         <w:pStyle w:val="Titolo1"/>
       </w:pPr>
       <w:r>
         <w:br w:type="page"/>
       </w:r>
-      <w:bookmarkStart w:id="1" w:name="_Toc240357841"/>
+      <w:bookmarkStart w:id="1" w:name="_Toc240960152"/>
       <w:r>
         <w:lastRenderedPageBreak/>
         <w:t>Introduzione</w:t>
@@ -3512,7 +3354,7 @@
           <w:lang w:val="it-CH"/>
         </w:rPr>
       </w:pPr>
-      <w:bookmarkStart w:id="2" w:name="_Toc240357842"/>
+      <w:bookmarkStart w:id="2" w:name="_Toc240960153"/>
       <w:r>
         <w:rPr>
           <w:lang w:val="it-CH"/>
@@ -3561,7 +3403,7 @@
           <w:lang w:val="it-CH"/>
         </w:rPr>
       </w:pPr>
-      <w:bookmarkStart w:id="3" w:name="_Toc240357843"/>
+      <w:bookmarkStart w:id="3" w:name="_Toc240960154"/>
       <w:r>
         <w:rPr>
           <w:lang w:val="it-CH"/>
@@ -3646,7 +3488,7 @@
       <w:r>
         <w:br w:type="page"/>
       </w:r>
-      <w:bookmarkStart w:id="4" w:name="_Toc240357844"/>
+      <w:bookmarkStart w:id="4" w:name="_Toc240960155"/>
       <w:r>
         <w:lastRenderedPageBreak/>
         <w:t>Analisi</w:t>
@@ -3660,7 +3502,7 @@
           <w:lang w:val="it-CH"/>
         </w:rPr>
       </w:pPr>
-      <w:bookmarkStart w:id="5" w:name="_Toc240357845"/>
+      <w:bookmarkStart w:id="5" w:name="_Toc240960156"/>
       <w:r>
         <w:rPr>
           <w:lang w:val="it-CH"/>
@@ -3819,7 +3661,7 @@
       <w:pPr>
         <w:pStyle w:val="Titolo2"/>
       </w:pPr>
-      <w:bookmarkStart w:id="6" w:name="_Toc240357846"/>
+      <w:bookmarkStart w:id="6" w:name="_Toc240960157"/>
       <w:proofErr w:type="spellStart"/>
       <w:r>
         <w:lastRenderedPageBreak/>
@@ -4053,7 +3895,7 @@
       <w:pPr>
         <w:pStyle w:val="Titolo2"/>
       </w:pPr>
-      <w:bookmarkStart w:id="7" w:name="_Toc240357847"/>
+      <w:bookmarkStart w:id="7" w:name="_Toc240960158"/>
       <w:r>
         <w:lastRenderedPageBreak/>
         <w:t>User Stories</w:t>
@@ -5034,7 +4876,10 @@
         </w:numPr>
       </w:pPr>
       <w:r>
-        <w:t>Il giocatore vede i bot.</w:t>
+        <w:t xml:space="preserve">Il giocatore vede </w:t>
+      </w:r>
+      <w:r>
+        <w:t>la mappa</w:t>
       </w:r>
     </w:p>
     <w:p>
@@ -5046,7 +4891,7 @@
         </w:numPr>
       </w:pPr>
       <w:r>
-        <w:t>Il giocatore può interagire con i bot.</w:t>
+        <w:t>Gli elementi della mappa sono posizionati correttamente.</w:t>
       </w:r>
     </w:p>
     <w:p>
@@ -5085,7 +4930,7 @@
           <w:lang w:val="it-CH"/>
         </w:rPr>
       </w:pPr>
-      <w:bookmarkStart w:id="8" w:name="_Toc240357848"/>
+      <w:bookmarkStart w:id="8" w:name="_Toc240960159"/>
       <w:r>
         <w:rPr>
           <w:lang w:val="it-CH"/>
@@ -8884,7 +8729,7 @@
       <w:pPr>
         <w:pStyle w:val="Titolo3"/>
       </w:pPr>
-      <w:bookmarkStart w:id="9" w:name="_Toc240357849"/>
+      <w:bookmarkStart w:id="9" w:name="_Toc240960160"/>
       <w:r>
         <w:t>Spiegazione elementi tabella dei requisiti:</w:t>
       </w:r>
@@ -8990,7 +8835,7 @@
       <w:pPr>
         <w:pStyle w:val="Titolo2"/>
       </w:pPr>
-      <w:bookmarkStart w:id="10" w:name="_Toc240357850"/>
+      <w:bookmarkStart w:id="10" w:name="_Toc240960161"/>
       <w:r>
         <w:lastRenderedPageBreak/>
         <w:t>Sprint Planning</w:t>
@@ -10368,7 +10213,7 @@
           <w:lang w:val="it-CH"/>
         </w:rPr>
       </w:pPr>
-      <w:bookmarkStart w:id="11" w:name="_Toc240357851"/>
+      <w:bookmarkStart w:id="11" w:name="_Toc240960162"/>
       <w:r>
         <w:rPr>
           <w:lang w:val="it-CH"/>
@@ -10379,14 +10224,17 @@
       <w:bookmarkEnd w:id="11"/>
     </w:p>
     <w:p>
+      <w:pPr>
+        <w:keepNext/>
+      </w:pPr>
       <w:r>
         <w:rPr>
           <w:noProof/>
         </w:rPr>
         <w:drawing>
-          <wp:inline distT="0" distB="0" distL="0" distR="0" wp14:anchorId="5B7F8B9F" wp14:editId="78257CD4">
+          <wp:inline distT="0" distB="0" distL="0" distR="0" wp14:anchorId="5B7F8B9F" wp14:editId="3054E225">
             <wp:extent cx="6115050" cy="4076700"/>
-            <wp:effectExtent l="0" t="0" r="0" b="0"/>
+            <wp:effectExtent l="152400" t="152400" r="361950" b="361950"/>
             <wp:docPr id="6" name="Immagine 6"/>
             <wp:cNvGraphicFramePr>
               <a:graphicFrameLocks xmlns:a="http://schemas.openxmlformats.org/drawingml/2006/main" noChangeAspect="1"/>
@@ -10421,10 +10269,16 @@
                     <a:prstGeom prst="rect">
                       <a:avLst/>
                     </a:prstGeom>
-                    <a:noFill/>
                     <a:ln>
                       <a:noFill/>
                     </a:ln>
+                    <a:effectLst>
+                      <a:outerShdw blurRad="292100" dist="139700" dir="2700000" algn="tl" rotWithShape="0">
+                        <a:srgbClr val="333333">
+                          <a:alpha val="65000"/>
+                        </a:srgbClr>
+                      </a:outerShdw>
+                    </a:effectLst>
                   </pic:spPr>
                 </pic:pic>
               </a:graphicData>
@@ -10433,6 +10287,38 @@
         </w:drawing>
       </w:r>
     </w:p>
+    <w:p>
+      <w:pPr>
+        <w:pStyle w:val="Didascalia"/>
+      </w:pPr>
+      <w:bookmarkStart w:id="12" w:name="_Toc240960142"/>
+      <w:r>
+        <w:t xml:space="preserve">Figura </w:t>
+      </w:r>
+      <w:r>
+        <w:fldChar w:fldCharType="begin"/>
+      </w:r>
+      <w:r>
+        <w:instrText xml:space="preserve"> SEQ Figura \* ARABIC </w:instrText>
+      </w:r>
+      <w:r>
+        <w:fldChar w:fldCharType="separate"/>
+      </w:r>
+      <w:r>
+        <w:rPr>
+          <w:noProof/>
+        </w:rPr>
+        <w:t>1</w:t>
+      </w:r>
+      <w:r>
+        <w:fldChar w:fldCharType="end"/>
+      </w:r>
+      <w:r>
+        <w:t xml:space="preserve"> Use Case</w:t>
+      </w:r>
+      <w:bookmarkEnd w:id="12"/>
+    </w:p>
+    <w:p/>
     <w:p>
       <w:r>
         <w:t>Questo</w:t>
@@ -10493,7 +10379,7 @@
           <w:lang w:val="it-CH"/>
         </w:rPr>
       </w:pPr>
-      <w:bookmarkStart w:id="12" w:name="_Toc240357852"/>
+      <w:bookmarkStart w:id="13" w:name="_Toc240960163"/>
       <w:r>
         <w:rPr>
           <w:lang w:val="it-CH"/>
@@ -10501,15 +10387,173 @@
         <w:lastRenderedPageBreak/>
         <w:t>Pianificazione</w:t>
       </w:r>
-      <w:bookmarkEnd w:id="12"/>
-    </w:p>
-    <w:p>
+      <w:bookmarkEnd w:id="13"/>
+    </w:p>
+    <w:p>
+      <w:r>
+        <w:rPr>
+          <w:noProof/>
+        </w:rPr>
+        <mc:AlternateContent>
+          <mc:Choice Requires="wps">
+            <w:drawing>
+              <wp:anchor distT="0" distB="0" distL="114300" distR="114300" simplePos="0" relativeHeight="251663360" behindDoc="0" locked="0" layoutInCell="1" allowOverlap="1" wp14:anchorId="181BD1C3" wp14:editId="0136EA18">
+                <wp:simplePos x="0" y="0"/>
+                <wp:positionH relativeFrom="margin">
+                  <wp:align>center</wp:align>
+                </wp:positionH>
+                <wp:positionV relativeFrom="paragraph">
+                  <wp:posOffset>4287579</wp:posOffset>
+                </wp:positionV>
+                <wp:extent cx="10095230" cy="635"/>
+                <wp:effectExtent l="0" t="0" r="1270" b="0"/>
+                <wp:wrapSquare wrapText="bothSides"/>
+                <wp:docPr id="1" name="Casella di testo 1"/>
+                <wp:cNvGraphicFramePr/>
+                <a:graphic xmlns:a="http://schemas.openxmlformats.org/drawingml/2006/main">
+                  <a:graphicData uri="http://schemas.microsoft.com/office/word/2010/wordprocessingShape">
+                    <wps:wsp>
+                      <wps:cNvSpPr txBox="1"/>
+                      <wps:spPr>
+                        <a:xfrm>
+                          <a:off x="0" y="0"/>
+                          <a:ext cx="10095230" cy="635"/>
+                        </a:xfrm>
+                        <a:prstGeom prst="rect">
+                          <a:avLst/>
+                        </a:prstGeom>
+                        <a:solidFill>
+                          <a:prstClr val="white"/>
+                        </a:solidFill>
+                        <a:ln>
+                          <a:noFill/>
+                        </a:ln>
+                      </wps:spPr>
+                      <wps:txbx>
+                        <w:txbxContent>
+                          <w:p>
+                            <w:pPr>
+                              <w:pStyle w:val="Didascalia"/>
+                              <w:rPr>
+                                <w:noProof/>
+                                <w:sz w:val="26"/>
+                              </w:rPr>
+                            </w:pPr>
+                            <w:bookmarkStart w:id="14" w:name="_Toc240960143"/>
+                            <w:r>
+                              <w:t xml:space="preserve">Figura </w:t>
+                            </w:r>
+                            <w:r>
+                              <w:fldChar w:fldCharType="begin"/>
+                            </w:r>
+                            <w:r>
+                              <w:instrText xml:space="preserve"> SEQ Figura \* ARABIC </w:instrText>
+                            </w:r>
+                            <w:r>
+                              <w:fldChar w:fldCharType="separate"/>
+                            </w:r>
+                            <w:r>
+                              <w:rPr>
+                                <w:noProof/>
+                              </w:rPr>
+                              <w:t>2</w:t>
+                            </w:r>
+                            <w:r>
+                              <w:fldChar w:fldCharType="end"/>
+                            </w:r>
+                            <w:r>
+                              <w:t xml:space="preserve"> </w:t>
+                            </w:r>
+                            <w:proofErr w:type="spellStart"/>
+                            <w:r>
+                              <w:t>Gantt</w:t>
+                            </w:r>
+                            <w:proofErr w:type="spellEnd"/>
+                            <w:r>
+                              <w:t xml:space="preserve"> Preventivo</w:t>
+                            </w:r>
+                            <w:bookmarkEnd w:id="14"/>
+                          </w:p>
+                        </w:txbxContent>
+                      </wps:txbx>
+                      <wps:bodyPr rot="0" spcFirstLastPara="0" vertOverflow="overflow" horzOverflow="overflow" vert="horz" wrap="square" lIns="0" tIns="0" rIns="0" bIns="0" numCol="1" spcCol="0" rtlCol="0" fromWordArt="0" anchor="t" anchorCtr="0" forceAA="0" compatLnSpc="1">
+                        <a:prstTxWarp prst="textNoShape">
+                          <a:avLst/>
+                        </a:prstTxWarp>
+                        <a:spAutoFit/>
+                      </wps:bodyPr>
+                    </wps:wsp>
+                  </a:graphicData>
+                </a:graphic>
+              </wp:anchor>
+            </w:drawing>
+          </mc:Choice>
+          <mc:Fallback>
+            <w:pict>
+              <v:shapetype w14:anchorId="181BD1C3" id="_x0000_t202" coordsize="21600,21600" o:spt="202" path="m,l,21600r21600,l21600,xe">
+                <v:stroke joinstyle="miter"/>
+                <v:path gradientshapeok="t" o:connecttype="rect"/>
+              </v:shapetype>
+              <v:shape id="Casella di testo 1" o:spid="_x0000_s1026" type="#_x0000_t202" style="position:absolute;margin-left:0;margin-top:337.6pt;width:794.9pt;height:.05pt;z-index:251663360;visibility:visible;mso-wrap-style:square;mso-wrap-distance-left:9pt;mso-wrap-distance-top:0;mso-wrap-distance-right:9pt;mso-wrap-distance-bottom:0;mso-position-horizontal:center;mso-position-horizontal-relative:margin;mso-position-vertical:absolute;mso-position-vertical-relative:text;v-text-anchor:top" o:gfxdata="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" stroked="f">
+                <v:textbox style="mso-fit-shape-to-text:t" inset="0,0,0,0">
+                  <w:txbxContent>
+                    <w:p>
+                      <w:pPr>
+                        <w:pStyle w:val="Didascalia"/>
+                        <w:rPr>
+                          <w:noProof/>
+                          <w:sz w:val="26"/>
+                        </w:rPr>
+                      </w:pPr>
+                      <w:bookmarkStart w:id="15" w:name="_Toc240960143"/>
+                      <w:r>
+                        <w:t xml:space="preserve">Figura </w:t>
+                      </w:r>
+                      <w:r>
+                        <w:fldChar w:fldCharType="begin"/>
+                      </w:r>
+                      <w:r>
+                        <w:instrText xml:space="preserve"> SEQ Figura \* ARABIC </w:instrText>
+                      </w:r>
+                      <w:r>
+                        <w:fldChar w:fldCharType="separate"/>
+                      </w:r>
+                      <w:r>
+                        <w:rPr>
+                          <w:noProof/>
+                        </w:rPr>
+                        <w:t>2</w:t>
+                      </w:r>
+                      <w:r>
+                        <w:fldChar w:fldCharType="end"/>
+                      </w:r>
+                      <w:r>
+                        <w:t xml:space="preserve"> </w:t>
+                      </w:r>
+                      <w:proofErr w:type="spellStart"/>
+                      <w:r>
+                        <w:t>Gantt</w:t>
+                      </w:r>
+                      <w:proofErr w:type="spellEnd"/>
+                      <w:r>
+                        <w:t xml:space="preserve"> Preventivo</w:t>
+                      </w:r>
+                      <w:bookmarkEnd w:id="15"/>
+                    </w:p>
+                  </w:txbxContent>
+                </v:textbox>
+                <w10:wrap type="square" anchorx="margin"/>
+              </v:shape>
+            </w:pict>
+          </mc:Fallback>
+        </mc:AlternateContent>
+      </w:r>
       <w:r>
         <w:rPr>
           <w:noProof/>
         </w:rPr>
         <w:drawing>
-          <wp:anchor distT="0" distB="0" distL="114300" distR="114300" simplePos="0" relativeHeight="251661312" behindDoc="0" locked="0" layoutInCell="1" allowOverlap="1" wp14:anchorId="1D32AA6B" wp14:editId="0328BFB2">
+          <wp:anchor distT="0" distB="0" distL="114300" distR="114300" simplePos="0" relativeHeight="251661312" behindDoc="0" locked="0" layoutInCell="1" allowOverlap="1" wp14:anchorId="1D32AA6B" wp14:editId="50E974FF">
             <wp:simplePos x="0" y="0"/>
             <wp:positionH relativeFrom="margin">
               <wp:align>center</wp:align>
@@ -10518,7 +10562,7 @@
               <wp:posOffset>371475</wp:posOffset>
             </wp:positionV>
             <wp:extent cx="10095612" cy="3571875"/>
-            <wp:effectExtent l="0" t="0" r="1270" b="0"/>
+            <wp:effectExtent l="152400" t="152400" r="363220" b="352425"/>
             <wp:wrapSquare wrapText="bothSides"/>
             <wp:docPr id="18" name="Immagine 18"/>
             <wp:cNvGraphicFramePr>
@@ -10553,6 +10597,13 @@
                     <a:ln>
                       <a:noFill/>
                     </a:ln>
+                    <a:effectLst>
+                      <a:outerShdw blurRad="292100" dist="139700" dir="2700000" algn="tl" rotWithShape="0">
+                        <a:srgbClr val="333333">
+                          <a:alpha val="65000"/>
+                        </a:srgbClr>
+                      </a:outerShdw>
+                    </a:effectLst>
                     <a:extLst>
                       <a:ext uri="{53640926-AAD7-44D8-BBD7-CCE9431645EC}">
                         <a14:shadowObscured xmlns:a14="http://schemas.microsoft.com/office/drawing/2010/main"/>
@@ -10594,7 +10645,7 @@
           <w:lang w:val="it-CH"/>
         </w:rPr>
       </w:pPr>
-      <w:bookmarkStart w:id="13" w:name="_Toc240357853"/>
+      <w:bookmarkStart w:id="16" w:name="_Toc240960164"/>
       <w:r>
         <w:rPr>
           <w:lang w:val="it-CH"/>
@@ -10602,13 +10653,13 @@
         <w:lastRenderedPageBreak/>
         <w:t>Analisi dei mezzi</w:t>
       </w:r>
-      <w:bookmarkEnd w:id="13"/>
+      <w:bookmarkEnd w:id="16"/>
     </w:p>
     <w:p>
       <w:pPr>
         <w:spacing w:after="160" w:line="278" w:lineRule="auto"/>
       </w:pPr>
-      <w:bookmarkStart w:id="14" w:name="_Toc413411419"/>
+      <w:bookmarkStart w:id="17" w:name="_Toc413411419"/>
       <w:r>
         <w:t>Per la realizzazione del progetto sono stati utilizzat</w:t>
       </w:r>
@@ -10659,15 +10710,15 @@
           <w:lang w:val="it-CH"/>
         </w:rPr>
       </w:pPr>
-      <w:bookmarkStart w:id="15" w:name="_Toc240357854"/>
+      <w:bookmarkStart w:id="18" w:name="_Toc240960165"/>
       <w:r>
         <w:rPr>
           <w:lang w:val="it-CH"/>
         </w:rPr>
         <w:t>Software</w:t>
       </w:r>
-      <w:bookmarkEnd w:id="14"/>
-      <w:bookmarkEnd w:id="15"/>
+      <w:bookmarkEnd w:id="17"/>
+      <w:bookmarkEnd w:id="18"/>
     </w:p>
     <w:tbl>
       <w:tblPr>
@@ -10676,8 +10727,8 @@
         <w:tblLook w:val="04A0" w:firstRow="1" w:lastRow="0" w:firstColumn="1" w:lastColumn="0" w:noHBand="0" w:noVBand="1"/>
       </w:tblPr>
       <w:tblGrid>
-        <w:gridCol w:w="2440"/>
-        <w:gridCol w:w="2407"/>
+        <w:gridCol w:w="2835"/>
+        <w:gridCol w:w="2012"/>
       </w:tblGrid>
       <w:tr>
         <w:trPr>
@@ -10686,7 +10737,7 @@
         <w:tc>
           <w:tcPr>
             <w:cnfStyle w:val="001000000000" w:firstRow="0" w:lastRow="0" w:firstColumn="1" w:lastColumn="0" w:oddVBand="0" w:evenVBand="0" w:oddHBand="0" w:evenHBand="0" w:firstRowFirstColumn="0" w:firstRowLastColumn="0" w:lastRowFirstColumn="0" w:lastRowLastColumn="0"/>
-            <w:tcW w:w="2440" w:type="dxa"/>
+            <w:tcW w:w="2835" w:type="dxa"/>
           </w:tcPr>
           <w:p>
             <w:r>
@@ -10696,7 +10747,7 @@
         </w:tc>
         <w:tc>
           <w:tcPr>
-            <w:tcW w:w="2407" w:type="dxa"/>
+            <w:tcW w:w="2012" w:type="dxa"/>
           </w:tcPr>
           <w:p>
             <w:pPr>
@@ -10715,7 +10766,7 @@
         <w:tc>
           <w:tcPr>
             <w:cnfStyle w:val="001000000000" w:firstRow="0" w:lastRow="0" w:firstColumn="1" w:lastColumn="0" w:oddVBand="0" w:evenVBand="0" w:oddHBand="0" w:evenHBand="0" w:firstRowFirstColumn="0" w:firstRowLastColumn="0" w:lastRowFirstColumn="0" w:lastRowLastColumn="0"/>
-            <w:tcW w:w="2440" w:type="dxa"/>
+            <w:tcW w:w="2835" w:type="dxa"/>
           </w:tcPr>
           <w:p>
             <w:proofErr w:type="spellStart"/>
@@ -10730,7 +10781,7 @@
         </w:tc>
         <w:tc>
           <w:tcPr>
-            <w:tcW w:w="2407" w:type="dxa"/>
+            <w:tcW w:w="2012" w:type="dxa"/>
           </w:tcPr>
           <w:p>
             <w:pPr>
@@ -10746,7 +10797,7 @@
         <w:tc>
           <w:tcPr>
             <w:cnfStyle w:val="001000000000" w:firstRow="0" w:lastRow="0" w:firstColumn="1" w:lastColumn="0" w:oddVBand="0" w:evenVBand="0" w:oddHBand="0" w:evenHBand="0" w:firstRowFirstColumn="0" w:firstRowLastColumn="0" w:lastRowFirstColumn="0" w:lastRowLastColumn="0"/>
-            <w:tcW w:w="2440" w:type="dxa"/>
+            <w:tcW w:w="2835" w:type="dxa"/>
           </w:tcPr>
           <w:p>
             <w:r>
@@ -10756,7 +10807,7 @@
         </w:tc>
         <w:tc>
           <w:tcPr>
-            <w:tcW w:w="2407" w:type="dxa"/>
+            <w:tcW w:w="2012" w:type="dxa"/>
           </w:tcPr>
           <w:p>
             <w:pPr>
@@ -10775,7 +10826,7 @@
         <w:tc>
           <w:tcPr>
             <w:cnfStyle w:val="001000000000" w:firstRow="0" w:lastRow="0" w:firstColumn="1" w:lastColumn="0" w:oddVBand="0" w:evenVBand="0" w:oddHBand="0" w:evenHBand="0" w:firstRowFirstColumn="0" w:firstRowLastColumn="0" w:lastRowFirstColumn="0" w:lastRowLastColumn="0"/>
-            <w:tcW w:w="2440" w:type="dxa"/>
+            <w:tcW w:w="2835" w:type="dxa"/>
           </w:tcPr>
           <w:p>
             <w:r>
@@ -10785,7 +10836,7 @@
         </w:tc>
         <w:tc>
           <w:tcPr>
-            <w:tcW w:w="2407" w:type="dxa"/>
+            <w:tcW w:w="2012" w:type="dxa"/>
           </w:tcPr>
           <w:p>
             <w:pPr>
@@ -10801,7 +10852,7 @@
         <w:tc>
           <w:tcPr>
             <w:cnfStyle w:val="001000000000" w:firstRow="0" w:lastRow="0" w:firstColumn="1" w:lastColumn="0" w:oddVBand="0" w:evenVBand="0" w:oddHBand="0" w:evenHBand="0" w:firstRowFirstColumn="0" w:firstRowLastColumn="0" w:lastRowFirstColumn="0" w:lastRowLastColumn="0"/>
-            <w:tcW w:w="2440" w:type="dxa"/>
+            <w:tcW w:w="2835" w:type="dxa"/>
           </w:tcPr>
           <w:p>
             <w:r>
@@ -10811,7 +10862,7 @@
         </w:tc>
         <w:tc>
           <w:tcPr>
-            <w:tcW w:w="2407" w:type="dxa"/>
+            <w:tcW w:w="2012" w:type="dxa"/>
           </w:tcPr>
           <w:p>
             <w:pPr>
@@ -10823,6 +10874,35 @@
           </w:p>
         </w:tc>
       </w:tr>
+      <w:tr>
+        <w:trPr>
+          <w:cnfStyle w:val="000000100000" w:firstRow="0" w:lastRow="0" w:firstColumn="0" w:lastColumn="0" w:oddVBand="0" w:evenVBand="0" w:oddHBand="1" w:evenHBand="0" w:firstRowFirstColumn="0" w:firstRowLastColumn="0" w:lastRowFirstColumn="0" w:lastRowLastColumn="0"/>
+        </w:trPr>
+        <w:tc>
+          <w:tcPr>
+            <w:cnfStyle w:val="001000000000" w:firstRow="0" w:lastRow="0" w:firstColumn="1" w:lastColumn="0" w:oddVBand="0" w:evenVBand="0" w:oddHBand="0" w:evenHBand="0" w:firstRowFirstColumn="0" w:firstRowLastColumn="0" w:lastRowFirstColumn="0" w:lastRowLastColumn="0"/>
+            <w:tcW w:w="2835" w:type="dxa"/>
+          </w:tcPr>
+          <w:p>
+            <w:r>
+              <w:t>Visual Studio 2022</w:t>
+            </w:r>
+          </w:p>
+        </w:tc>
+        <w:tc>
+          <w:tcPr>
+            <w:tcW w:w="2012" w:type="dxa"/>
+          </w:tcPr>
+          <w:p>
+            <w:pPr>
+              <w:cnfStyle w:val="000000100000" w:firstRow="0" w:lastRow="0" w:firstColumn="0" w:lastColumn="0" w:oddVBand="0" w:evenVBand="0" w:oddHBand="1" w:evenHBand="0" w:firstRowFirstColumn="0" w:firstRowLastColumn="0" w:lastRowFirstColumn="0" w:lastRowLastColumn="0"/>
+            </w:pPr>
+            <w:r>
+              <w:t>17.14.1</w:t>
+            </w:r>
+          </w:p>
+        </w:tc>
+      </w:tr>
     </w:tbl>
     <w:p>
       <w:pPr>
@@ -10831,19 +10911,19 @@
           <w:lang w:val="it-CH"/>
         </w:rPr>
       </w:pPr>
-      <w:bookmarkStart w:id="16" w:name="_Toc413411420"/>
-      <w:bookmarkStart w:id="17" w:name="_Toc240357855"/>
+      <w:bookmarkStart w:id="19" w:name="_Toc413411420"/>
+      <w:bookmarkStart w:id="20" w:name="_Toc240960166"/>
       <w:r>
         <w:rPr>
           <w:lang w:val="it-CH"/>
         </w:rPr>
         <w:t>Hardware</w:t>
       </w:r>
-      <w:bookmarkEnd w:id="16"/>
-      <w:bookmarkEnd w:id="17"/>
-    </w:p>
-    <w:p>
-      <w:bookmarkStart w:id="18" w:name="_Toc429059808"/>
+      <w:bookmarkEnd w:id="19"/>
+      <w:bookmarkEnd w:id="20"/>
+    </w:p>
+    <w:p>
+      <w:bookmarkStart w:id="21" w:name="_Toc429059808"/>
       <w:r>
         <w:t xml:space="preserve">PC Windows 11 </w:t>
       </w:r>
@@ -10885,13 +10965,13 @@
       <w:pPr>
         <w:pStyle w:val="Titolo1"/>
       </w:pPr>
-      <w:bookmarkStart w:id="19" w:name="_Toc240357856"/>
+      <w:bookmarkStart w:id="22" w:name="_Toc240960167"/>
       <w:r>
         <w:lastRenderedPageBreak/>
         <w:t>Progettazione</w:t>
       </w:r>
-      <w:bookmarkEnd w:id="18"/>
-      <w:bookmarkEnd w:id="19"/>
+      <w:bookmarkEnd w:id="21"/>
+      <w:bookmarkEnd w:id="22"/>
     </w:p>
     <w:p>
       <w:pPr>
@@ -10900,8 +10980,162 @@
           <w:lang w:val="it-CH"/>
         </w:rPr>
       </w:pPr>
-      <w:bookmarkStart w:id="20" w:name="_Toc429059810"/>
-      <w:bookmarkStart w:id="21" w:name="_Toc240357857"/>
+      <w:bookmarkStart w:id="23" w:name="_Toc429059810"/>
+      <w:bookmarkStart w:id="24" w:name="_Toc240960168"/>
+      <w:r>
+        <w:rPr>
+          <w:noProof/>
+        </w:rPr>
+        <mc:AlternateContent>
+          <mc:Choice Requires="wps">
+            <w:drawing>
+              <wp:anchor distT="0" distB="0" distL="114300" distR="114300" simplePos="0" relativeHeight="251665408" behindDoc="0" locked="0" layoutInCell="1" allowOverlap="1" wp14:anchorId="2D89E856" wp14:editId="0F06E4D9">
+                <wp:simplePos x="0" y="0"/>
+                <wp:positionH relativeFrom="margin">
+                  <wp:align>center</wp:align>
+                </wp:positionH>
+                <wp:positionV relativeFrom="paragraph">
+                  <wp:posOffset>5068171</wp:posOffset>
+                </wp:positionV>
+                <wp:extent cx="6239510" cy="635"/>
+                <wp:effectExtent l="0" t="0" r="8890" b="0"/>
+                <wp:wrapTopAndBottom/>
+                <wp:docPr id="8" name="Casella di testo 8"/>
+                <wp:cNvGraphicFramePr/>
+                <a:graphic xmlns:a="http://schemas.openxmlformats.org/drawingml/2006/main">
+                  <a:graphicData uri="http://schemas.microsoft.com/office/word/2010/wordprocessingShape">
+                    <wps:wsp>
+                      <wps:cNvSpPr txBox="1"/>
+                      <wps:spPr>
+                        <a:xfrm>
+                          <a:off x="0" y="0"/>
+                          <a:ext cx="6239510" cy="635"/>
+                        </a:xfrm>
+                        <a:prstGeom prst="rect">
+                          <a:avLst/>
+                        </a:prstGeom>
+                        <a:solidFill>
+                          <a:prstClr val="white"/>
+                        </a:solidFill>
+                        <a:ln>
+                          <a:noFill/>
+                        </a:ln>
+                      </wps:spPr>
+                      <wps:txbx>
+                        <w:txbxContent>
+                          <w:p>
+                            <w:pPr>
+                              <w:pStyle w:val="Didascalia"/>
+                              <w:rPr>
+                                <w:b/>
+                                <w:noProof/>
+                                <w:sz w:val="26"/>
+                                <w:lang w:val="it-IT"/>
+                              </w:rPr>
+                            </w:pPr>
+                            <w:bookmarkStart w:id="25" w:name="_Toc240960144"/>
+                            <w:r>
+                              <w:t xml:space="preserve">Figura </w:t>
+                            </w:r>
+                            <w:r>
+                              <w:fldChar w:fldCharType="begin"/>
+                            </w:r>
+                            <w:r>
+                              <w:instrText xml:space="preserve"> SEQ Figura \* ARABIC </w:instrText>
+                            </w:r>
+                            <w:r>
+                              <w:fldChar w:fldCharType="separate"/>
+                            </w:r>
+                            <w:r>
+                              <w:rPr>
+                                <w:noProof/>
+                              </w:rPr>
+                              <w:t>3</w:t>
+                            </w:r>
+                            <w:r>
+                              <w:fldChar w:fldCharType="end"/>
+                            </w:r>
+                            <w:r>
+                              <w:t xml:space="preserve"> Schema ER</w:t>
+                            </w:r>
+                            <w:r>
+                              <w:rPr>
+                                <w:noProof/>
+                              </w:rPr>
+                              <w:t xml:space="preserve"> DataBase</w:t>
+                            </w:r>
+                            <w:bookmarkEnd w:id="25"/>
+                          </w:p>
+                        </w:txbxContent>
+                      </wps:txbx>
+                      <wps:bodyPr rot="0" spcFirstLastPara="0" vertOverflow="overflow" horzOverflow="overflow" vert="horz" wrap="square" lIns="0" tIns="0" rIns="0" bIns="0" numCol="1" spcCol="0" rtlCol="0" fromWordArt="0" anchor="t" anchorCtr="0" forceAA="0" compatLnSpc="1">
+                        <a:prstTxWarp prst="textNoShape">
+                          <a:avLst/>
+                        </a:prstTxWarp>
+                        <a:spAutoFit/>
+                      </wps:bodyPr>
+                    </wps:wsp>
+                  </a:graphicData>
+                </a:graphic>
+              </wp:anchor>
+            </w:drawing>
+          </mc:Choice>
+          <mc:Fallback>
+            <w:pict>
+              <v:shape w14:anchorId="2D89E856" id="Casella di testo 8" o:spid="_x0000_s1027" type="#_x0000_t202" style="position:absolute;left:0;text-align:left;margin-left:0;margin-top:399.05pt;width:491.3pt;height:.05pt;z-index:251665408;visibility:visible;mso-wrap-style:square;mso-wrap-distance-left:9pt;mso-wrap-distance-top:0;mso-wrap-distance-right:9pt;mso-wrap-distance-bottom:0;mso-position-horizontal:center;mso-position-horizontal-relative:margin;mso-position-vertical:absolute;mso-position-vertical-relative:text;v-text-anchor:top" o:gfxdata="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" stroked="f">
+                <v:textbox style="mso-fit-shape-to-text:t" inset="0,0,0,0">
+                  <w:txbxContent>
+                    <w:p>
+                      <w:pPr>
+                        <w:pStyle w:val="Didascalia"/>
+                        <w:rPr>
+                          <w:b/>
+                          <w:noProof/>
+                          <w:sz w:val="26"/>
+                          <w:lang w:val="it-IT"/>
+                        </w:rPr>
+                      </w:pPr>
+                      <w:bookmarkStart w:id="26" w:name="_Toc240960144"/>
+                      <w:r>
+                        <w:t xml:space="preserve">Figura </w:t>
+                      </w:r>
+                      <w:r>
+                        <w:fldChar w:fldCharType="begin"/>
+                      </w:r>
+                      <w:r>
+                        <w:instrText xml:space="preserve"> SEQ Figura \* ARABIC </w:instrText>
+                      </w:r>
+                      <w:r>
+                        <w:fldChar w:fldCharType="separate"/>
+                      </w:r>
+                      <w:r>
+                        <w:rPr>
+                          <w:noProof/>
+                        </w:rPr>
+                        <w:t>3</w:t>
+                      </w:r>
+                      <w:r>
+                        <w:fldChar w:fldCharType="end"/>
+                      </w:r>
+                      <w:r>
+                        <w:t xml:space="preserve"> Schema ER</w:t>
+                      </w:r>
+                      <w:r>
+                        <w:rPr>
+                          <w:noProof/>
+                        </w:rPr>
+                        <w:t xml:space="preserve"> DataBase</w:t>
+                      </w:r>
+                      <w:bookmarkEnd w:id="26"/>
+                    </w:p>
+                  </w:txbxContent>
+                </v:textbox>
+                <w10:wrap type="topAndBottom" anchorx="margin"/>
+              </v:shape>
+            </w:pict>
+          </mc:Fallback>
+        </mc:AlternateContent>
+      </w:r>
       <w:r>
         <w:rPr>
           <w:noProof/>
@@ -10984,8 +11218,8 @@
         </w:rPr>
         <w:t>Design dei dati e database</w:t>
       </w:r>
-      <w:bookmarkEnd w:id="20"/>
-      <w:bookmarkEnd w:id="21"/>
+      <w:bookmarkEnd w:id="23"/>
+      <w:bookmarkEnd w:id="24"/>
     </w:p>
     <w:p>
       <w:pPr>
@@ -11091,13 +11325,6 @@
         </w:rPr>
         <w:t>. Questa regola tecnica assicura che il database non crei mai dei duplicati per lo stesso utente, mantenendo i dati puliti.</w:t>
       </w:r>
-    </w:p>
-    <w:p>
-      <w:pPr>
-        <w:rPr>
-          <w:lang w:eastAsia="it-CH"/>
-        </w:rPr>
-      </w:pPr>
       <w:r>
         <w:rPr>
           <w:lang w:eastAsia="it-CH"/>
@@ -11126,16 +11353,16 @@
           <w:lang w:val="it-CH"/>
         </w:rPr>
       </w:pPr>
-      <w:bookmarkStart w:id="22" w:name="_Toc429059811"/>
-      <w:bookmarkStart w:id="23" w:name="_Toc240357858"/>
+      <w:bookmarkStart w:id="27" w:name="_Toc429059811"/>
+      <w:bookmarkStart w:id="28" w:name="_Toc240960169"/>
       <w:r>
         <w:rPr>
           <w:lang w:val="it-CH"/>
         </w:rPr>
         <w:t>Design delle interfacce</w:t>
       </w:r>
-      <w:bookmarkEnd w:id="22"/>
-      <w:bookmarkEnd w:id="23"/>
+      <w:bookmarkEnd w:id="27"/>
+      <w:bookmarkEnd w:id="28"/>
     </w:p>
     <w:p>
       <w:r>
@@ -11169,19 +11396,22 @@
       <w:pPr>
         <w:pStyle w:val="Titolo3"/>
       </w:pPr>
-      <w:bookmarkStart w:id="24" w:name="_Toc240357859"/>
+      <w:bookmarkStart w:id="29" w:name="_Toc240960170"/>
       <w:r>
         <w:t>Statistiche</w:t>
       </w:r>
-      <w:bookmarkEnd w:id="24"/>
-    </w:p>
-    <w:p>
+      <w:bookmarkEnd w:id="29"/>
+    </w:p>
+    <w:p>
+      <w:pPr>
+        <w:keepNext/>
+      </w:pPr>
       <w:r>
         <w:rPr>
           <w:noProof/>
         </w:rPr>
         <w:drawing>
-          <wp:inline distT="0" distB="0" distL="0" distR="0" wp14:anchorId="2BA77E0D" wp14:editId="45AA8F82">
+          <wp:inline distT="0" distB="0" distL="0" distR="0" wp14:anchorId="2BA77E0D" wp14:editId="2CB79885">
             <wp:extent cx="6115050" cy="3276600"/>
             <wp:effectExtent l="0" t="0" r="0" b="0"/>
             <wp:docPr id="11" name="Immagine 11"/>
@@ -11230,31 +11460,71 @@
         </w:drawing>
       </w:r>
     </w:p>
+    <w:p>
+      <w:pPr>
+        <w:pStyle w:val="Didascalia"/>
+      </w:pPr>
+      <w:bookmarkStart w:id="30" w:name="_Toc240960145"/>
+      <w:r>
+        <w:t xml:space="preserve">Figura </w:t>
+      </w:r>
+      <w:r>
+        <w:fldChar w:fldCharType="begin"/>
+      </w:r>
+      <w:r>
+        <w:instrText xml:space="preserve"> SEQ Figura \* ARABIC </w:instrText>
+      </w:r>
+      <w:r>
+        <w:fldChar w:fldCharType="separate"/>
+      </w:r>
+      <w:r>
+        <w:rPr>
+          <w:noProof/>
+        </w:rPr>
+        <w:t>4</w:t>
+      </w:r>
+      <w:r>
+        <w:fldChar w:fldCharType="end"/>
+      </w:r>
+      <w:r>
+        <w:t xml:space="preserve"> </w:t>
+      </w:r>
+      <w:proofErr w:type="spellStart"/>
+      <w:r>
+        <w:t>Mockup</w:t>
+      </w:r>
+      <w:proofErr w:type="spellEnd"/>
+      <w:r>
+        <w:t xml:space="preserve"> Pagina </w:t>
+      </w:r>
+      <w:r>
+        <w:t>Statistiche</w:t>
+      </w:r>
+      <w:bookmarkEnd w:id="30"/>
+    </w:p>
     <w:p/>
     <w:p>
       <w:pPr>
         <w:pStyle w:val="Titolo3"/>
       </w:pPr>
-      <w:bookmarkStart w:id="25" w:name="_Toc240357860"/>
+      <w:bookmarkStart w:id="31" w:name="_Toc240960171"/>
       <w:r>
         <w:lastRenderedPageBreak/>
         <w:t>Impostazioni</w:t>
       </w:r>
-      <w:bookmarkEnd w:id="25"/>
-    </w:p>
-    <w:p>
-      <w:pPr>
-        <w:rPr>
+      <w:bookmarkEnd w:id="31"/>
+    </w:p>
+    <w:p>
+      <w:pPr>
+        <w:keepNext/>
+      </w:pPr>
+      <w:r>
+        <w:rPr>
+          <w:noProof/>
           <w:lang w:val="it-IT"/>
         </w:rPr>
-      </w:pPr>
-      <w:r>
-        <w:rPr>
-          <w:noProof/>
-          <w:lang w:val="it-IT"/>
-        </w:rPr>
         <w:drawing>
-          <wp:inline distT="0" distB="0" distL="0" distR="0" wp14:anchorId="540FFFAF" wp14:editId="174224A0">
+          <wp:inline distT="0" distB="0" distL="0" distR="0" wp14:anchorId="540FFFAF" wp14:editId="7618B3D3">
             <wp:extent cx="6105525" cy="3238500"/>
             <wp:effectExtent l="0" t="0" r="9525" b="0"/>
             <wp:docPr id="14" name="Immagine 14"/>
@@ -11303,30 +11573,73 @@
         </w:drawing>
       </w:r>
     </w:p>
+    <w:p>
+      <w:pPr>
+        <w:pStyle w:val="Didascalia"/>
+        <w:rPr>
+          <w:lang w:val="it-IT"/>
+        </w:rPr>
+      </w:pPr>
+      <w:bookmarkStart w:id="32" w:name="_Toc240960146"/>
+      <w:r>
+        <w:t xml:space="preserve">Figura </w:t>
+      </w:r>
+      <w:r>
+        <w:fldChar w:fldCharType="begin"/>
+      </w:r>
+      <w:r>
+        <w:instrText xml:space="preserve"> SEQ Figura \* ARABIC </w:instrText>
+      </w:r>
+      <w:r>
+        <w:fldChar w:fldCharType="separate"/>
+      </w:r>
+      <w:r>
+        <w:rPr>
+          <w:noProof/>
+        </w:rPr>
+        <w:t>5</w:t>
+      </w:r>
+      <w:r>
+        <w:fldChar w:fldCharType="end"/>
+      </w:r>
+      <w:r>
+        <w:t xml:space="preserve"> </w:t>
+      </w:r>
+      <w:proofErr w:type="spellStart"/>
+      <w:r>
+        <w:t>Mockup</w:t>
+      </w:r>
+      <w:proofErr w:type="spellEnd"/>
+      <w:r>
+        <w:t xml:space="preserve"> Pagina </w:t>
+      </w:r>
+      <w:r>
+        <w:t>Impostazioni</w:t>
+      </w:r>
+      <w:bookmarkEnd w:id="32"/>
+    </w:p>
     <w:p/>
     <w:p>
       <w:pPr>
         <w:pStyle w:val="Titolo3"/>
       </w:pPr>
-      <w:bookmarkStart w:id="26" w:name="_Toc240357861"/>
+      <w:bookmarkStart w:id="33" w:name="_Toc240960172"/>
       <w:r>
         <w:t>Homepage</w:t>
       </w:r>
-      <w:bookmarkEnd w:id="26"/>
-    </w:p>
-    <w:p>
-      <w:pPr>
-        <w:rPr>
+      <w:bookmarkEnd w:id="33"/>
+    </w:p>
+    <w:p>
+      <w:pPr>
+        <w:keepNext/>
+      </w:pPr>
+      <w:r>
+        <w:rPr>
+          <w:noProof/>
           <w:lang w:val="it-IT"/>
         </w:rPr>
-      </w:pPr>
-      <w:r>
-        <w:rPr>
-          <w:noProof/>
-          <w:lang w:val="it-IT"/>
-        </w:rPr>
         <w:drawing>
-          <wp:inline distT="0" distB="0" distL="0" distR="0" wp14:anchorId="6CFDA699" wp14:editId="5211FDCB">
+          <wp:inline distT="0" distB="0" distL="0" distR="0" wp14:anchorId="6CFDA699" wp14:editId="019617B9">
             <wp:extent cx="6105525" cy="3257550"/>
             <wp:effectExtent l="0" t="0" r="9525" b="0"/>
             <wp:docPr id="16" name="Immagine 16"/>
@@ -11377,10 +11690,48 @@
     </w:p>
     <w:p>
       <w:pPr>
+        <w:pStyle w:val="Didascalia"/>
         <w:rPr>
           <w:lang w:val="it-IT"/>
         </w:rPr>
       </w:pPr>
+      <w:bookmarkStart w:id="34" w:name="_Toc240960147"/>
+      <w:r>
+        <w:t xml:space="preserve">Figura </w:t>
+      </w:r>
+      <w:r>
+        <w:fldChar w:fldCharType="begin"/>
+      </w:r>
+      <w:r>
+        <w:instrText xml:space="preserve"> SEQ Figura \* ARABIC </w:instrText>
+      </w:r>
+      <w:r>
+        <w:fldChar w:fldCharType="separate"/>
+      </w:r>
+      <w:r>
+        <w:rPr>
+          <w:noProof/>
+        </w:rPr>
+        <w:t>6</w:t>
+      </w:r>
+      <w:r>
+        <w:fldChar w:fldCharType="end"/>
+      </w:r>
+      <w:r>
+        <w:t xml:space="preserve"> </w:t>
+      </w:r>
+      <w:proofErr w:type="spellStart"/>
+      <w:r>
+        <w:t>Mockup</w:t>
+      </w:r>
+      <w:proofErr w:type="spellEnd"/>
+      <w:r>
+        <w:t xml:space="preserve"> Pagina </w:t>
+      </w:r>
+      <w:r>
+        <w:t>Home</w:t>
+      </w:r>
+      <w:bookmarkEnd w:id="34"/>
     </w:p>
     <w:p>
       <w:r>
@@ -11391,25 +11742,23 @@
       <w:pPr>
         <w:pStyle w:val="Titolo3"/>
       </w:pPr>
-      <w:bookmarkStart w:id="27" w:name="_Toc240357862"/>
+      <w:bookmarkStart w:id="35" w:name="_Toc240960173"/>
       <w:r>
         <w:lastRenderedPageBreak/>
         <w:t>Garage</w:t>
       </w:r>
-      <w:bookmarkEnd w:id="27"/>
-    </w:p>
-    <w:p>
-      <w:pPr>
-        <w:rPr>
-          <w:lang w:val="it-IT"/>
-        </w:rPr>
+      <w:bookmarkEnd w:id="35"/>
+    </w:p>
+    <w:p>
+      <w:pPr>
+        <w:keepNext/>
       </w:pPr>
       <w:r>
         <w:rPr>
           <w:noProof/>
         </w:rPr>
         <w:drawing>
-          <wp:inline distT="0" distB="0" distL="0" distR="0" wp14:anchorId="1F1C4167" wp14:editId="62327B21">
+          <wp:inline distT="0" distB="0" distL="0" distR="0" wp14:anchorId="1F1C4167" wp14:editId="22723878">
             <wp:extent cx="6115050" cy="3276600"/>
             <wp:effectExtent l="0" t="0" r="0" b="0"/>
             <wp:docPr id="17" name="Immagine 17"/>
@@ -11460,21 +11809,74 @@
     </w:p>
     <w:p>
       <w:pPr>
+        <w:pStyle w:val="Didascalia"/>
+        <w:rPr>
+          <w:lang w:val="it-IT"/>
+        </w:rPr>
+      </w:pPr>
+      <w:bookmarkStart w:id="36" w:name="_Toc240960148"/>
+      <w:r>
+        <w:t xml:space="preserve">Figura </w:t>
+      </w:r>
+      <w:r>
+        <w:fldChar w:fldCharType="begin"/>
+      </w:r>
+      <w:r>
+        <w:instrText xml:space="preserve"> SEQ Figura \* ARABIC </w:instrText>
+      </w:r>
+      <w:r>
+        <w:fldChar w:fldCharType="separate"/>
+      </w:r>
+      <w:r>
+        <w:rPr>
+          <w:noProof/>
+        </w:rPr>
+        <w:t>7</w:t>
+      </w:r>
+      <w:r>
+        <w:fldChar w:fldCharType="end"/>
+      </w:r>
+      <w:r>
+        <w:t xml:space="preserve"> </w:t>
+      </w:r>
+      <w:proofErr w:type="spellStart"/>
+      <w:r>
+        <w:t>Mockup</w:t>
+      </w:r>
+      <w:proofErr w:type="spellEnd"/>
+      <w:r>
+        <w:t xml:space="preserve"> Pagina </w:t>
+      </w:r>
+      <w:proofErr w:type="spellStart"/>
+      <w:r>
+        <w:t>Pre</w:t>
+      </w:r>
+      <w:proofErr w:type="spellEnd"/>
+      <w:r>
+        <w:t>-Gioco (Garage)</w:t>
+      </w:r>
+      <w:bookmarkEnd w:id="36"/>
+    </w:p>
+    <w:p>
+      <w:pPr>
         <w:pStyle w:val="Titolo3"/>
       </w:pPr>
-      <w:bookmarkStart w:id="28" w:name="_Toc240357863"/>
+      <w:bookmarkStart w:id="37" w:name="_Toc240960174"/>
       <w:r>
         <w:t>In-Game</w:t>
       </w:r>
-      <w:bookmarkEnd w:id="28"/>
-    </w:p>
-    <w:p>
+      <w:bookmarkEnd w:id="37"/>
+    </w:p>
+    <w:p>
+      <w:pPr>
+        <w:keepNext/>
+      </w:pPr>
       <w:r>
         <w:rPr>
           <w:noProof/>
         </w:rPr>
         <w:drawing>
-          <wp:inline distT="0" distB="0" distL="0" distR="0" wp14:anchorId="02FFBABA" wp14:editId="6F09B35A">
+          <wp:inline distT="0" distB="0" distL="0" distR="0" wp14:anchorId="02FFBABA" wp14:editId="37344065">
             <wp:extent cx="6115050" cy="3686175"/>
             <wp:effectExtent l="0" t="0" r="0" b="9525"/>
             <wp:docPr id="2" name="Immagine 2"/>
@@ -11523,8 +11925,47 @@
         </w:drawing>
       </w:r>
     </w:p>
-    <w:p/>
-    <w:p>
+    <w:p>
+      <w:pPr>
+        <w:pStyle w:val="Didascalia"/>
+      </w:pPr>
+      <w:bookmarkStart w:id="38" w:name="_Toc240960149"/>
+      <w:r>
+        <w:t xml:space="preserve">Figura </w:t>
+      </w:r>
+      <w:r>
+        <w:fldChar w:fldCharType="begin"/>
+      </w:r>
+      <w:r>
+        <w:instrText xml:space="preserve"> SEQ Figura \* ARABIC </w:instrText>
+      </w:r>
+      <w:r>
+        <w:fldChar w:fldCharType="separate"/>
+      </w:r>
+      <w:r>
+        <w:rPr>
+          <w:noProof/>
+        </w:rPr>
+        <w:t>8</w:t>
+      </w:r>
+      <w:r>
+        <w:fldChar w:fldCharType="end"/>
+      </w:r>
+      <w:r>
+        <w:t xml:space="preserve"> </w:t>
+      </w:r>
+      <w:proofErr w:type="spellStart"/>
+      <w:r>
+        <w:t>Mockup</w:t>
+      </w:r>
+      <w:proofErr w:type="spellEnd"/>
+      <w:r>
+        <w:t xml:space="preserve"> </w:t>
+      </w:r>
+      <w:r>
+        <w:t>Interfaccia Gameplay</w:t>
+      </w:r>
+      <w:bookmarkEnd w:id="38"/>
       <w:r>
         <w:br w:type="page"/>
       </w:r>
@@ -11533,23 +11974,33 @@
       <w:pPr>
         <w:pStyle w:val="Titolo2"/>
         <w:rPr>
+          <w:color w:val="FF0000"/>
           <w:lang w:val="it-CH"/>
         </w:rPr>
       </w:pPr>
-      <w:bookmarkStart w:id="29" w:name="_Toc429059812"/>
-      <w:bookmarkStart w:id="30" w:name="_Toc240357864"/>
-      <w:r>
-        <w:rPr>
+      <w:bookmarkStart w:id="39" w:name="_Toc429059812"/>
+      <w:bookmarkStart w:id="40" w:name="_Toc240960175"/>
+      <w:r>
+        <w:rPr>
+          <w:color w:val="FF0000"/>
           <w:lang w:val="it-CH"/>
         </w:rPr>
         <w:lastRenderedPageBreak/>
         <w:t>Design procedurale</w:t>
       </w:r>
-      <w:bookmarkEnd w:id="29"/>
-      <w:bookmarkEnd w:id="30"/>
-    </w:p>
-    <w:p>
-      <w:r>
+      <w:bookmarkEnd w:id="39"/>
+      <w:bookmarkEnd w:id="40"/>
+    </w:p>
+    <w:p>
+      <w:pPr>
+        <w:rPr>
+          <w:color w:val="FF0000"/>
+        </w:rPr>
+      </w:pPr>
+      <w:r>
+        <w:rPr>
+          <w:color w:val="FF0000"/>
+        </w:rPr>
         <w:t>Descrive i concetti dettagliati dell’architettura/sviluppo utilizzando ad esempio:</w:t>
       </w:r>
     </w:p>
@@ -11559,8 +12010,14 @@
           <w:ilvl w:val="0"/>
           <w:numId w:val="11"/>
         </w:numPr>
-      </w:pPr>
-      <w:r>
+        <w:rPr>
+          <w:color w:val="FF0000"/>
+        </w:rPr>
+      </w:pPr>
+      <w:r>
+        <w:rPr>
+          <w:color w:val="FF0000"/>
+        </w:rPr>
         <w:t>Diagrammi di flusso e Nassi.</w:t>
       </w:r>
     </w:p>
@@ -11570,8 +12027,14 @@
           <w:ilvl w:val="0"/>
           <w:numId w:val="11"/>
         </w:numPr>
-      </w:pPr>
-      <w:r>
+        <w:rPr>
+          <w:color w:val="FF0000"/>
+        </w:rPr>
+      </w:pPr>
+      <w:r>
+        <w:rPr>
+          <w:color w:val="FF0000"/>
+        </w:rPr>
         <w:t>Tabelle.</w:t>
       </w:r>
     </w:p>
@@ -11581,8 +12044,14 @@
           <w:ilvl w:val="0"/>
           <w:numId w:val="11"/>
         </w:numPr>
-      </w:pPr>
-      <w:r>
+        <w:rPr>
+          <w:color w:val="FF0000"/>
+        </w:rPr>
+      </w:pPr>
+      <w:r>
+        <w:rPr>
+          <w:color w:val="FF0000"/>
+        </w:rPr>
         <w:t>Classi e metodi.</w:t>
       </w:r>
     </w:p>
@@ -11592,12 +12061,21 @@
           <w:ilvl w:val="0"/>
           <w:numId w:val="11"/>
         </w:numPr>
-      </w:pPr>
-      <w:r>
+        <w:rPr>
+          <w:color w:val="FF0000"/>
+        </w:rPr>
+      </w:pPr>
+      <w:r>
+        <w:rPr>
+          <w:color w:val="FF0000"/>
+        </w:rPr>
         <w:t xml:space="preserve">Tabelle di </w:t>
       </w:r>
       <w:proofErr w:type="spellStart"/>
       <w:r>
+        <w:rPr>
+          <w:color w:val="FF0000"/>
+        </w:rPr>
         <w:t>routing</w:t>
       </w:r>
       <w:proofErr w:type="spellEnd"/>
@@ -11608,20 +12086,40 @@
           <w:ilvl w:val="0"/>
           <w:numId w:val="11"/>
         </w:numPr>
-      </w:pPr>
-      <w:r>
+        <w:rPr>
+          <w:color w:val="FF0000"/>
+        </w:rPr>
+      </w:pPr>
+      <w:r>
+        <w:rPr>
+          <w:color w:val="FF0000"/>
+        </w:rPr>
         <w:t>Diritti di accesso a condivisioni …</w:t>
       </w:r>
     </w:p>
+    <w:p>
+      <w:pPr>
+        <w:rPr>
+          <w:color w:val="FF0000"/>
+        </w:rPr>
+      </w:pPr>
+    </w:p>
+    <w:p>
+      <w:pPr>
+        <w:rPr>
+          <w:color w:val="FF0000"/>
+        </w:rPr>
+      </w:pPr>
+      <w:r>
+        <w:rPr>
+          <w:color w:val="FF0000"/>
+        </w:rPr>
+        <w:t>Questi documenti permetteranno di rappresentare i dettagli procedurali per la realizzazione del prodotto.</w:t>
+      </w:r>
+    </w:p>
     <w:p/>
     <w:p>
       <w:r>
-        <w:t>Questi documenti permetteranno di rappresentare i dettagli procedurali per la realizzazione del prodotto.</w:t>
-      </w:r>
-    </w:p>
-    <w:p/>
-    <w:p>
-      <w:r>
         <w:br w:type="page"/>
       </w:r>
     </w:p>
@@ -11629,14 +12127,14 @@
       <w:pPr>
         <w:pStyle w:val="Titolo1"/>
       </w:pPr>
-      <w:bookmarkStart w:id="31" w:name="_Toc461179222"/>
-      <w:bookmarkStart w:id="32" w:name="_Toc240357865"/>
+      <w:bookmarkStart w:id="41" w:name="_Toc461179222"/>
+      <w:bookmarkStart w:id="42" w:name="_Toc240960176"/>
       <w:r>
         <w:lastRenderedPageBreak/>
         <w:t>Implementazione</w:t>
       </w:r>
-      <w:bookmarkEnd w:id="31"/>
-      <w:bookmarkEnd w:id="32"/>
+      <w:bookmarkEnd w:id="41"/>
+      <w:bookmarkEnd w:id="42"/>
     </w:p>
     <w:p>
       <w:r>
@@ -11695,39 +12193,61 @@
     <w:p>
       <w:pPr>
         <w:pStyle w:val="Titolo1"/>
-      </w:pPr>
-      <w:bookmarkStart w:id="33" w:name="_Toc461179223"/>
-      <w:bookmarkStart w:id="34" w:name="_Toc240357866"/>
-      <w:r>
+        <w:rPr>
+          <w:color w:val="FF0000"/>
+        </w:rPr>
+      </w:pPr>
+      <w:bookmarkStart w:id="43" w:name="_Toc461179223"/>
+      <w:bookmarkStart w:id="44" w:name="_Toc240960177"/>
+      <w:r>
+        <w:rPr>
+          <w:color w:val="FF0000"/>
+        </w:rPr>
         <w:t>Test</w:t>
       </w:r>
-      <w:bookmarkEnd w:id="33"/>
-      <w:bookmarkEnd w:id="34"/>
+      <w:bookmarkEnd w:id="43"/>
+      <w:bookmarkEnd w:id="44"/>
     </w:p>
     <w:p>
       <w:pPr>
         <w:pStyle w:val="Titolo2"/>
         <w:rPr>
+          <w:color w:val="FF0000"/>
           <w:lang w:val="it-CH"/>
         </w:rPr>
       </w:pPr>
-      <w:bookmarkStart w:id="35" w:name="_Toc461179224"/>
-      <w:bookmarkStart w:id="36" w:name="_Toc240357867"/>
-      <w:r>
-        <w:rPr>
+      <w:bookmarkStart w:id="45" w:name="_Toc461179224"/>
+      <w:bookmarkStart w:id="46" w:name="_Toc240960178"/>
+      <w:r>
+        <w:rPr>
+          <w:color w:val="FF0000"/>
           <w:lang w:val="it-CH"/>
         </w:rPr>
         <w:t>Protocollo di test</w:t>
       </w:r>
-      <w:bookmarkEnd w:id="35"/>
-      <w:bookmarkEnd w:id="36"/>
-    </w:p>
-    <w:p>
-      <w:r>
+      <w:bookmarkEnd w:id="45"/>
+      <w:bookmarkEnd w:id="46"/>
+    </w:p>
+    <w:p>
+      <w:pPr>
+        <w:rPr>
+          <w:color w:val="FF0000"/>
+        </w:rPr>
+      </w:pPr>
+      <w:r>
+        <w:rPr>
+          <w:color w:val="FF0000"/>
+        </w:rPr>
         <w:t>Definire in modo accurato tutti i test che devono essere realizzati per garantire l’adempimento delle richieste formulate nei requisiti. I test fungono da garanzia di qualità del prodotto. Ogni test deve essere ripetibile alle stesse condizioni.</w:t>
       </w:r>
     </w:p>
-    <w:p/>
+    <w:p>
+      <w:pPr>
+        <w:rPr>
+          <w:color w:val="FF0000"/>
+        </w:rPr>
+      </w:pPr>
+    </w:p>
     <w:tbl>
       <w:tblPr>
         <w:tblW w:w="9637" w:type="dxa"/>
@@ -11764,6 +12284,7 @@
               <w:pStyle w:val="BodyTextChar"/>
               <w:rPr>
                 <w:b/>
+                <w:color w:val="FF0000"/>
                 <w:sz w:val="24"/>
                 <w:szCs w:val="24"/>
                 <w:lang w:val="it-CH"/>
@@ -11772,6 +12293,7 @@
             <w:r>
               <w:rPr>
                 <w:b/>
+                <w:color w:val="FF0000"/>
                 <w:sz w:val="24"/>
                 <w:szCs w:val="24"/>
                 <w:lang w:val="it-CH"/>
@@ -11784,6 +12306,7 @@
               <w:pStyle w:val="Corpotesto"/>
               <w:rPr>
                 <w:b/>
+                <w:color w:val="FF0000"/>
                 <w:szCs w:val="24"/>
                 <w:lang w:eastAsia="en-US"/>
               </w:rPr>
@@ -11791,6 +12314,7 @@
             <w:r>
               <w:rPr>
                 <w:b/>
+                <w:color w:val="FF0000"/>
                 <w:szCs w:val="24"/>
                 <w:lang w:eastAsia="en-US"/>
               </w:rPr>
@@ -11806,6 +12330,7 @@
             <w:pPr>
               <w:pStyle w:val="BodyTextChar"/>
               <w:rPr>
+                <w:color w:val="FF0000"/>
                 <w:sz w:val="24"/>
                 <w:szCs w:val="24"/>
                 <w:lang w:val="it-CH"/>
@@ -11813,6 +12338,7 @@
             </w:pPr>
             <w:r>
               <w:rPr>
+                <w:color w:val="FF0000"/>
                 <w:sz w:val="24"/>
                 <w:szCs w:val="24"/>
                 <w:lang w:val="it-CH"/>
@@ -11823,12 +12349,14 @@
           <w:p>
             <w:pPr>
               <w:rPr>
+                <w:color w:val="FF0000"/>
                 <w:szCs w:val="24"/>
                 <w:lang w:eastAsia="en-US"/>
               </w:rPr>
             </w:pPr>
             <w:r>
               <w:rPr>
+                <w:color w:val="FF0000"/>
                 <w:szCs w:val="24"/>
               </w:rPr>
               <w:t>REQ-012</w:t>
@@ -11845,6 +12373,7 @@
               <w:pStyle w:val="BodyTextChar"/>
               <w:rPr>
                 <w:b/>
+                <w:color w:val="FF0000"/>
                 <w:sz w:val="24"/>
                 <w:szCs w:val="24"/>
                 <w:lang w:val="it-CH"/>
@@ -11853,6 +12382,7 @@
             <w:r>
               <w:rPr>
                 <w:b/>
+                <w:color w:val="FF0000"/>
                 <w:sz w:val="24"/>
                 <w:szCs w:val="24"/>
                 <w:lang w:val="it-CH"/>
@@ -11869,6 +12399,7 @@
             <w:pPr>
               <w:pStyle w:val="BodyTextChar"/>
               <w:rPr>
+                <w:color w:val="FF0000"/>
                 <w:sz w:val="24"/>
                 <w:szCs w:val="24"/>
                 <w:lang w:val="it-CH"/>
@@ -11876,6 +12407,7 @@
             </w:pPr>
             <w:r>
               <w:rPr>
+                <w:color w:val="FF0000"/>
                 <w:sz w:val="24"/>
                 <w:szCs w:val="24"/>
                 <w:lang w:val="it-CH"/>
@@ -11885,6 +12417,7 @@
             <w:proofErr w:type="spellStart"/>
             <w:r>
               <w:rPr>
+                <w:color w:val="FF0000"/>
                 <w:sz w:val="24"/>
                 <w:szCs w:val="24"/>
                 <w:lang w:val="it-CH"/>
@@ -11894,6 +12427,7 @@
             <w:proofErr w:type="spellEnd"/>
             <w:r>
               <w:rPr>
+                <w:color w:val="FF0000"/>
                 <w:sz w:val="24"/>
                 <w:szCs w:val="24"/>
                 <w:lang w:val="it-CH"/>
@@ -11903,6 +12437,7 @@
             <w:proofErr w:type="spellStart"/>
             <w:r>
               <w:rPr>
+                <w:color w:val="FF0000"/>
                 <w:sz w:val="24"/>
                 <w:szCs w:val="24"/>
                 <w:lang w:val="it-CH"/>
@@ -11912,6 +12447,7 @@
             <w:proofErr w:type="spellEnd"/>
             <w:r>
               <w:rPr>
+                <w:color w:val="FF0000"/>
                 <w:sz w:val="24"/>
                 <w:szCs w:val="24"/>
                 <w:lang w:val="it-CH"/>
@@ -11921,6 +12457,7 @@
             <w:proofErr w:type="spellStart"/>
             <w:r>
               <w:rPr>
+                <w:color w:val="FF0000"/>
                 <w:sz w:val="24"/>
                 <w:szCs w:val="24"/>
                 <w:lang w:val="it-CH"/>
@@ -11930,6 +12467,7 @@
             <w:proofErr w:type="spellEnd"/>
             <w:r>
               <w:rPr>
+                <w:color w:val="FF0000"/>
                 <w:sz w:val="24"/>
                 <w:szCs w:val="24"/>
                 <w:lang w:val="it-CH"/>
@@ -11950,6 +12488,7 @@
               <w:pStyle w:val="BodyTextChar"/>
               <w:rPr>
                 <w:b/>
+                <w:color w:val="FF0000"/>
                 <w:sz w:val="24"/>
                 <w:szCs w:val="24"/>
                 <w:lang w:val="it-CH"/>
@@ -11958,6 +12497,7 @@
             <w:r>
               <w:rPr>
                 <w:b/>
+                <w:color w:val="FF0000"/>
                 <w:sz w:val="24"/>
                 <w:szCs w:val="24"/>
                 <w:lang w:val="it-CH"/>
@@ -11975,6 +12515,7 @@
             <w:pPr>
               <w:pStyle w:val="BodyTextChar"/>
               <w:rPr>
+                <w:color w:val="FF0000"/>
                 <w:sz w:val="24"/>
                 <w:szCs w:val="24"/>
                 <w:lang w:val="it-CH"/>
@@ -11982,6 +12523,7 @@
             </w:pPr>
             <w:r>
               <w:rPr>
+                <w:color w:val="FF0000"/>
                 <w:sz w:val="24"/>
                 <w:szCs w:val="24"/>
                 <w:lang w:val="it-CH"/>
@@ -11991,6 +12533,7 @@
             <w:proofErr w:type="spellStart"/>
             <w:r>
               <w:rPr>
+                <w:color w:val="FF0000"/>
                 <w:sz w:val="24"/>
                 <w:szCs w:val="24"/>
                 <w:lang w:val="it-CH"/>
@@ -12000,6 +12543,7 @@
             <w:proofErr w:type="spellEnd"/>
             <w:r>
               <w:rPr>
+                <w:color w:val="FF0000"/>
                 <w:sz w:val="24"/>
                 <w:szCs w:val="24"/>
                 <w:lang w:val="it-CH"/>
@@ -12009,6 +12553,7 @@
             <w:proofErr w:type="spellStart"/>
             <w:r>
               <w:rPr>
+                <w:color w:val="FF0000"/>
                 <w:sz w:val="24"/>
                 <w:szCs w:val="24"/>
                 <w:lang w:val="it-CH"/>
@@ -12018,6 +12563,7 @@
             <w:proofErr w:type="spellEnd"/>
             <w:r>
               <w:rPr>
+                <w:color w:val="FF0000"/>
                 <w:sz w:val="24"/>
                 <w:szCs w:val="24"/>
                 <w:lang w:val="it-CH"/>
@@ -12027,6 +12573,7 @@
             <w:proofErr w:type="spellStart"/>
             <w:r>
               <w:rPr>
+                <w:color w:val="FF0000"/>
                 <w:sz w:val="24"/>
                 <w:szCs w:val="24"/>
                 <w:lang w:val="it-CH"/>
@@ -12036,6 +12583,7 @@
             <w:proofErr w:type="spellEnd"/>
             <w:r>
               <w:rPr>
+                <w:color w:val="FF0000"/>
                 <w:sz w:val="24"/>
                 <w:szCs w:val="24"/>
                 <w:lang w:val="it-CH"/>
@@ -12045,6 +12593,7 @@
             <w:proofErr w:type="spellStart"/>
             <w:r>
               <w:rPr>
+                <w:color w:val="FF0000"/>
                 <w:sz w:val="24"/>
                 <w:szCs w:val="24"/>
                 <w:lang w:val="it-CH"/>
@@ -12054,6 +12603,7 @@
             <w:proofErr w:type="spellEnd"/>
             <w:r>
               <w:rPr>
+                <w:color w:val="FF0000"/>
                 <w:sz w:val="24"/>
                 <w:szCs w:val="24"/>
                 <w:lang w:val="it-CH"/>
@@ -12074,6 +12624,7 @@
               <w:pStyle w:val="BodyTextChar"/>
               <w:rPr>
                 <w:b/>
+                <w:color w:val="FF0000"/>
                 <w:sz w:val="24"/>
                 <w:szCs w:val="24"/>
                 <w:lang w:val="it-CH"/>
@@ -12082,6 +12633,7 @@
             <w:r>
               <w:rPr>
                 <w:b/>
+                <w:color w:val="FF0000"/>
                 <w:sz w:val="24"/>
                 <w:szCs w:val="24"/>
                 <w:lang w:val="it-CH"/>
@@ -12099,6 +12651,7 @@
             <w:pPr>
               <w:pStyle w:val="BodyTextChar"/>
               <w:rPr>
+                <w:color w:val="FF0000"/>
                 <w:sz w:val="24"/>
                 <w:szCs w:val="24"/>
                 <w:lang w:val="fr-CH"/>
@@ -12106,6 +12659,7 @@
             </w:pPr>
             <w:r>
               <w:rPr>
+                <w:color w:val="FF0000"/>
                 <w:sz w:val="24"/>
                 <w:szCs w:val="24"/>
                 <w:lang w:val="fr-CH"/>
@@ -12115,6 +12669,7 @@
             <w:proofErr w:type="gramStart"/>
             <w:r>
               <w:rPr>
+                <w:color w:val="FF0000"/>
                 <w:sz w:val="24"/>
                 <w:szCs w:val="24"/>
                 <w:lang w:val="fr-CH"/>
@@ -12124,6 +12679,7 @@
             <w:proofErr w:type="gramEnd"/>
             <w:r>
               <w:rPr>
+                <w:color w:val="FF0000"/>
                 <w:sz w:val="24"/>
                 <w:szCs w:val="24"/>
                 <w:lang w:val="fr-CH"/>
@@ -12133,6 +12689,7 @@
             <w:proofErr w:type="spellStart"/>
             <w:r>
               <w:rPr>
+                <w:color w:val="FF0000"/>
                 <w:sz w:val="24"/>
                 <w:szCs w:val="24"/>
                 <w:lang w:val="fr-CH"/>
@@ -12142,6 +12699,7 @@
             <w:proofErr w:type="spellEnd"/>
             <w:r>
               <w:rPr>
+                <w:color w:val="FF0000"/>
                 <w:sz w:val="24"/>
                 <w:szCs w:val="24"/>
                 <w:lang w:val="fr-CH"/>
@@ -12151,6 +12709,7 @@
             <w:proofErr w:type="spellStart"/>
             <w:r>
               <w:rPr>
+                <w:color w:val="FF0000"/>
                 <w:sz w:val="24"/>
                 <w:szCs w:val="24"/>
                 <w:lang w:val="fr-CH"/>
@@ -12160,6 +12719,7 @@
             <w:proofErr w:type="spellEnd"/>
             <w:r>
               <w:rPr>
+                <w:color w:val="FF0000"/>
                 <w:sz w:val="24"/>
                 <w:szCs w:val="24"/>
                 <w:lang w:val="fr-CH"/>
@@ -12169,6 +12729,7 @@
             <w:proofErr w:type="spellStart"/>
             <w:r>
               <w:rPr>
+                <w:color w:val="FF0000"/>
                 <w:sz w:val="24"/>
                 <w:szCs w:val="24"/>
                 <w:lang w:val="fr-CH"/>
@@ -12178,6 +12739,7 @@
             <w:proofErr w:type="spellEnd"/>
             <w:r>
               <w:rPr>
+                <w:color w:val="FF0000"/>
                 <w:sz w:val="24"/>
                 <w:szCs w:val="24"/>
                 <w:lang w:val="fr-CH"/>
@@ -12187,6 +12749,7 @@
             <w:proofErr w:type="spellStart"/>
             <w:r>
               <w:rPr>
+                <w:color w:val="FF0000"/>
                 <w:sz w:val="24"/>
                 <w:szCs w:val="24"/>
                 <w:lang w:val="fr-CH"/>
@@ -12196,6 +12759,7 @@
             <w:proofErr w:type="spellEnd"/>
             <w:r>
               <w:rPr>
+                <w:color w:val="FF0000"/>
                 <w:sz w:val="24"/>
                 <w:szCs w:val="24"/>
                 <w:lang w:val="fr-CH"/>
@@ -12207,6 +12771,7 @@
             <w:pPr>
               <w:pStyle w:val="BodyTextChar"/>
               <w:rPr>
+                <w:color w:val="FF0000"/>
                 <w:sz w:val="24"/>
                 <w:szCs w:val="24"/>
                 <w:lang w:val="fr-CH"/>
@@ -12215,12 +12780,14 @@
             <w:r>
               <w:rPr>
                 <w:rStyle w:val="Codice"/>
+                <w:color w:val="FF0000"/>
                 <w:lang w:val="fr-CH"/>
               </w:rPr>
               <w:t>PIN (OTA_VIEW_PIN_PUK_KEY) and ADM (OTA_VIEW_ADM_KEY)</w:t>
             </w:r>
             <w:r>
               <w:rPr>
+                <w:color w:val="FF0000"/>
                 <w:sz w:val="24"/>
                 <w:szCs w:val="24"/>
                 <w:lang w:val="fr-CH"/>
@@ -12241,6 +12808,7 @@
               <w:pStyle w:val="BodyTextChar"/>
               <w:rPr>
                 <w:b/>
+                <w:color w:val="FF0000"/>
                 <w:sz w:val="24"/>
                 <w:szCs w:val="24"/>
                 <w:lang w:val="it-CH"/>
@@ -12249,6 +12817,7 @@
             <w:r>
               <w:rPr>
                 <w:b/>
+                <w:color w:val="FF0000"/>
                 <w:sz w:val="24"/>
                 <w:szCs w:val="24"/>
                 <w:lang w:val="it-CH"/>
@@ -12271,6 +12840,7 @@
               </w:numPr>
               <w:ind w:left="357" w:hanging="357"/>
               <w:rPr>
+                <w:color w:val="FF0000"/>
                 <w:sz w:val="24"/>
                 <w:szCs w:val="24"/>
                 <w:lang w:val="fr-CH"/>
@@ -12278,6 +12848,7 @@
             </w:pPr>
             <w:r>
               <w:rPr>
+                <w:color w:val="FF0000"/>
                 <w:sz w:val="24"/>
                 <w:szCs w:val="24"/>
                 <w:lang w:val="fr-CH"/>
@@ -12287,6 +12858,7 @@
             <w:proofErr w:type="spellStart"/>
             <w:r>
               <w:rPr>
+                <w:color w:val="FF0000"/>
                 <w:sz w:val="24"/>
                 <w:szCs w:val="24"/>
                 <w:lang w:val="fr-CH"/>
@@ -12296,6 +12868,7 @@
             <w:proofErr w:type="spellEnd"/>
             <w:r>
               <w:rPr>
+                <w:color w:val="FF0000"/>
                 <w:sz w:val="24"/>
                 <w:szCs w:val="24"/>
                 <w:lang w:val="fr-CH"/>
@@ -12304,6 +12877,7 @@
             </w:r>
             <w:r>
               <w:rPr>
+                <w:color w:val="FF0000"/>
                 <w:sz w:val="24"/>
                 <w:szCs w:val="24"/>
                 <w:lang w:val="fr-CH"/>
@@ -12314,6 +12888,7 @@
             <w:proofErr w:type="spellStart"/>
             <w:r>
               <w:rPr>
+                <w:color w:val="FF0000"/>
                 <w:sz w:val="24"/>
                 <w:szCs w:val="24"/>
                 <w:lang w:val="fr-CH"/>
@@ -12323,6 +12898,7 @@
             <w:proofErr w:type="spellEnd"/>
             <w:r>
               <w:rPr>
+                <w:color w:val="FF0000"/>
                 <w:sz w:val="24"/>
                 <w:szCs w:val="24"/>
                 <w:lang w:val="fr-CH"/>
@@ -12331,6 +12907,7 @@
             </w:r>
             <w:r>
               <w:rPr>
+                <w:color w:val="FF0000"/>
                 <w:sz w:val="24"/>
                 <w:szCs w:val="24"/>
                 <w:lang w:val="fr-CH"/>
@@ -12340,6 +12917,7 @@
             </w:r>
             <w:r>
               <w:rPr>
+                <w:color w:val="FF0000"/>
                 <w:sz w:val="24"/>
                 <w:szCs w:val="24"/>
                 <w:lang w:val="fr-CH"/>
@@ -12357,6 +12935,7 @@
               </w:numPr>
               <w:ind w:left="357" w:hanging="357"/>
               <w:rPr>
+                <w:color w:val="FF0000"/>
                 <w:sz w:val="24"/>
                 <w:szCs w:val="24"/>
                 <w:lang w:val="fr-CH"/>
@@ -12364,6 +12943,7 @@
             </w:pPr>
             <w:r>
               <w:rPr>
+                <w:color w:val="FF0000"/>
                 <w:sz w:val="24"/>
                 <w:szCs w:val="24"/>
                 <w:lang w:val="fr-CH"/>
@@ -12373,6 +12953,7 @@
             <w:proofErr w:type="spellStart"/>
             <w:r>
               <w:rPr>
+                <w:color w:val="FF0000"/>
                 <w:sz w:val="24"/>
                 <w:szCs w:val="24"/>
                 <w:lang w:val="fr-CH"/>
@@ -12382,6 +12963,7 @@
             <w:proofErr w:type="spellEnd"/>
             <w:r>
               <w:rPr>
+                <w:color w:val="FF0000"/>
                 <w:sz w:val="24"/>
                 <w:szCs w:val="24"/>
                 <w:lang w:val="fr-CH"/>
@@ -12390,6 +12972,7 @@
             </w:r>
             <w:r>
               <w:rPr>
+                <w:color w:val="FF0000"/>
                 <w:sz w:val="24"/>
                 <w:szCs w:val="24"/>
                 <w:lang w:val="fr-CH"/>
@@ -12400,6 +12983,7 @@
             <w:proofErr w:type="spellStart"/>
             <w:r>
               <w:rPr>
+                <w:color w:val="FF0000"/>
                 <w:sz w:val="24"/>
                 <w:szCs w:val="24"/>
                 <w:lang w:val="fr-CH"/>
@@ -12409,6 +12993,7 @@
             <w:proofErr w:type="spellEnd"/>
             <w:r>
               <w:rPr>
+                <w:color w:val="FF0000"/>
                 <w:sz w:val="24"/>
                 <w:szCs w:val="24"/>
                 <w:lang w:val="fr-CH"/>
@@ -12418,6 +13003,7 @@
             <w:proofErr w:type="spellStart"/>
             <w:r>
               <w:rPr>
+                <w:color w:val="FF0000"/>
                 <w:sz w:val="24"/>
                 <w:szCs w:val="24"/>
                 <w:lang w:val="fr-CH"/>
@@ -12427,6 +13013,7 @@
             <w:proofErr w:type="spellEnd"/>
             <w:r>
               <w:rPr>
+                <w:color w:val="FF0000"/>
                 <w:sz w:val="24"/>
                 <w:szCs w:val="24"/>
                 <w:lang w:val="fr-CH"/>
@@ -12435,6 +13022,7 @@
             </w:r>
             <w:r>
               <w:rPr>
+                <w:color w:val="FF0000"/>
                 <w:sz w:val="24"/>
                 <w:szCs w:val="24"/>
                 <w:lang w:val="fr-CH"/>
@@ -12444,6 +13032,7 @@
             </w:r>
             <w:r>
               <w:rPr>
+                <w:color w:val="FF0000"/>
                 <w:sz w:val="24"/>
                 <w:szCs w:val="24"/>
                 <w:lang w:val="fr-CH"/>
@@ -12453,6 +13042,7 @@
             <w:proofErr w:type="spellStart"/>
             <w:r>
               <w:rPr>
+                <w:color w:val="FF0000"/>
                 <w:sz w:val="24"/>
                 <w:szCs w:val="24"/>
                 <w:lang w:val="fr-CH"/>
@@ -12462,6 +13052,7 @@
             <w:proofErr w:type="spellEnd"/>
             <w:r>
               <w:rPr>
+                <w:color w:val="FF0000"/>
                 <w:sz w:val="24"/>
                 <w:szCs w:val="24"/>
                 <w:lang w:val="fr-CH"/>
@@ -12471,6 +13062,7 @@
             <w:proofErr w:type="spellStart"/>
             <w:r>
               <w:rPr>
+                <w:color w:val="FF0000"/>
                 <w:sz w:val="24"/>
                 <w:szCs w:val="24"/>
                 <w:lang w:val="fr-CH"/>
@@ -12480,6 +13072,7 @@
             <w:proofErr w:type="spellEnd"/>
             <w:r>
               <w:rPr>
+                <w:color w:val="FF0000"/>
                 <w:sz w:val="24"/>
                 <w:szCs w:val="24"/>
                 <w:lang w:val="fr-CH"/>
@@ -12488,6 +13081,7 @@
             </w:r>
             <w:r>
               <w:rPr>
+                <w:color w:val="FF0000"/>
                 <w:sz w:val="24"/>
                 <w:szCs w:val="24"/>
                 <w:lang w:val="fr-CH"/>
@@ -12497,6 +13091,7 @@
             </w:r>
             <w:r>
               <w:rPr>
+                <w:color w:val="FF0000"/>
                 <w:sz w:val="24"/>
                 <w:szCs w:val="24"/>
                 <w:lang w:val="fr-CH"/>
@@ -12507,6 +13102,7 @@
             <w:proofErr w:type="spellStart"/>
             <w:r>
               <w:rPr>
+                <w:color w:val="FF0000"/>
                 <w:sz w:val="24"/>
                 <w:szCs w:val="24"/>
                 <w:lang w:val="fr-CH"/>
@@ -12523,6 +13119,7 @@
                 <w:numId w:val="17"/>
               </w:numPr>
               <w:rPr>
+                <w:color w:val="FF0000"/>
                 <w:sz w:val="24"/>
                 <w:szCs w:val="24"/>
                 <w:lang w:val="fr-CH"/>
@@ -12531,6 +13128,7 @@
             <w:proofErr w:type="spellStart"/>
             <w:r>
               <w:rPr>
+                <w:color w:val="FF0000"/>
                 <w:sz w:val="24"/>
                 <w:szCs w:val="24"/>
                 <w:lang w:val="fr-CH"/>
@@ -12541,6 +13139,7 @@
             <w:proofErr w:type="spellEnd"/>
             <w:r>
               <w:rPr>
+                <w:color w:val="FF0000"/>
                 <w:sz w:val="24"/>
                 <w:szCs w:val="24"/>
                 <w:lang w:val="fr-CH"/>
@@ -12550,7 +13149,7 @@
             <w:r>
               <w:rPr>
                 <w:rFonts w:eastAsia="MS Mincho"/>
-                <w:color w:val="000000"/>
+                <w:color w:val="FF0000"/>
                 <w:sz w:val="24"/>
                 <w:szCs w:val="24"/>
                 <w:lang w:val="fr-CH" w:eastAsia="ja-JP"/>
@@ -12559,6 +13158,7 @@
             </w:r>
             <w:r>
               <w:rPr>
+                <w:color w:val="FF0000"/>
                 <w:sz w:val="24"/>
                 <w:szCs w:val="24"/>
                 <w:lang w:val="fr-CH"/>
@@ -12568,6 +13168,7 @@
             <w:proofErr w:type="spellStart"/>
             <w:r>
               <w:rPr>
+                <w:color w:val="FF0000"/>
                 <w:sz w:val="24"/>
                 <w:szCs w:val="24"/>
                 <w:lang w:val="fr-CH"/>
@@ -12577,6 +13178,7 @@
             <w:proofErr w:type="spellEnd"/>
             <w:r>
               <w:rPr>
+                <w:color w:val="FF0000"/>
                 <w:sz w:val="24"/>
                 <w:szCs w:val="24"/>
                 <w:lang w:val="fr-CH"/>
@@ -12585,6 +13187,7 @@
             </w:r>
             <w:r>
               <w:rPr>
+                <w:color w:val="FF0000"/>
                 <w:sz w:val="24"/>
                 <w:szCs w:val="24"/>
                 <w:lang w:val="fr-CH"/>
@@ -12595,6 +13198,7 @@
             <w:proofErr w:type="spellStart"/>
             <w:r>
               <w:rPr>
+                <w:color w:val="FF0000"/>
                 <w:sz w:val="24"/>
                 <w:szCs w:val="24"/>
                 <w:lang w:val="fr-CH"/>
@@ -12604,6 +13208,7 @@
             <w:proofErr w:type="spellEnd"/>
             <w:r>
               <w:rPr>
+                <w:color w:val="FF0000"/>
                 <w:sz w:val="24"/>
                 <w:szCs w:val="24"/>
                 <w:lang w:val="fr-CH"/>
@@ -12613,6 +13218,7 @@
             <w:proofErr w:type="spellStart"/>
             <w:r>
               <w:rPr>
+                <w:color w:val="FF0000"/>
                 <w:sz w:val="24"/>
                 <w:szCs w:val="24"/>
                 <w:lang w:val="fr-CH"/>
@@ -12622,6 +13228,7 @@
             <w:proofErr w:type="spellEnd"/>
             <w:r>
               <w:rPr>
+                <w:color w:val="FF0000"/>
                 <w:sz w:val="24"/>
                 <w:szCs w:val="24"/>
                 <w:lang w:val="fr-CH"/>
@@ -12631,6 +13238,7 @@
             <w:proofErr w:type="spellStart"/>
             <w:r>
               <w:rPr>
+                <w:color w:val="FF0000"/>
                 <w:sz w:val="24"/>
                 <w:szCs w:val="24"/>
                 <w:lang w:val="fr-CH"/>
@@ -12640,6 +13248,7 @@
             <w:proofErr w:type="spellEnd"/>
             <w:r>
               <w:rPr>
+                <w:color w:val="FF0000"/>
                 <w:sz w:val="24"/>
                 <w:szCs w:val="24"/>
                 <w:lang w:val="fr-CH"/>
@@ -12650,6 +13259,7 @@
             <w:proofErr w:type="spellStart"/>
             <w:r>
               <w:rPr>
+                <w:color w:val="FF0000"/>
                 <w:sz w:val="24"/>
                 <w:szCs w:val="24"/>
                 <w:lang w:val="fr-CH"/>
@@ -12659,6 +13269,7 @@
             <w:proofErr w:type="spellEnd"/>
             <w:r>
               <w:rPr>
+                <w:color w:val="FF0000"/>
                 <w:sz w:val="24"/>
                 <w:szCs w:val="24"/>
                 <w:lang w:val="fr-CH"/>
@@ -12668,6 +13279,7 @@
             <w:proofErr w:type="spellStart"/>
             <w:r>
               <w:rPr>
+                <w:color w:val="FF0000"/>
                 <w:sz w:val="24"/>
                 <w:szCs w:val="24"/>
                 <w:lang w:val="fr-CH"/>
@@ -12684,6 +13296,7 @@
                 <w:numId w:val="17"/>
               </w:numPr>
               <w:rPr>
+                <w:color w:val="FF0000"/>
                 <w:sz w:val="24"/>
                 <w:szCs w:val="24"/>
                 <w:lang w:val="fr-CH"/>
@@ -12693,6 +13306,7 @@
             <w:r>
               <w:rPr>
                 <w:rFonts w:eastAsia="MS Mincho"/>
+                <w:color w:val="FF0000"/>
                 <w:sz w:val="24"/>
                 <w:szCs w:val="24"/>
                 <w:lang w:val="fr-CH" w:eastAsia="ja-JP"/>
@@ -12703,6 +13317,7 @@
             <w:r>
               <w:rPr>
                 <w:rFonts w:eastAsia="MS Mincho"/>
+                <w:color w:val="FF0000"/>
                 <w:sz w:val="24"/>
                 <w:szCs w:val="24"/>
                 <w:lang w:val="fr-CH" w:eastAsia="ja-JP"/>
@@ -12713,6 +13328,7 @@
             <w:r>
               <w:rPr>
                 <w:rFonts w:eastAsia="MS Mincho"/>
+                <w:color w:val="FF0000"/>
                 <w:sz w:val="24"/>
                 <w:szCs w:val="24"/>
                 <w:lang w:val="fr-CH" w:eastAsia="ja-JP"/>
@@ -12723,6 +13339,7 @@
             <w:r>
               <w:rPr>
                 <w:rFonts w:eastAsia="MS Mincho"/>
+                <w:color w:val="FF0000"/>
                 <w:sz w:val="24"/>
                 <w:szCs w:val="24"/>
                 <w:lang w:val="fr-CH" w:eastAsia="ja-JP"/>
@@ -12733,6 +13350,7 @@
               <w:rPr>
                 <w:rStyle w:val="Codice"/>
                 <w:rFonts w:eastAsia="MS Mincho"/>
+                <w:color w:val="FF0000"/>
                 <w:lang w:val="fr-CH"/>
               </w:rPr>
               <w:t xml:space="preserve">SELECT </w:t>
@@ -12742,6 +13360,7 @@
               <w:rPr>
                 <w:rStyle w:val="Codice"/>
                 <w:rFonts w:eastAsia="MS Mincho"/>
+                <w:color w:val="FF0000"/>
                 <w:lang w:val="fr-CH"/>
               </w:rPr>
               <w:t>imsi</w:t>
@@ -12751,6 +13370,7 @@
               <w:rPr>
                 <w:rStyle w:val="Codice"/>
                 <w:rFonts w:eastAsia="MS Mincho"/>
+                <w:color w:val="FF0000"/>
                 <w:lang w:val="fr-CH"/>
               </w:rPr>
               <w:t xml:space="preserve">, </w:t>
@@ -12760,6 +13380,7 @@
               <w:rPr>
                 <w:rStyle w:val="Codice"/>
                 <w:rFonts w:eastAsia="MS Mincho"/>
+                <w:color w:val="FF0000"/>
                 <w:lang w:val="fr-CH"/>
               </w:rPr>
               <w:t>dir</w:t>
@@ -12769,6 +13390,7 @@
               <w:rPr>
                 <w:rStyle w:val="Codice"/>
                 <w:rFonts w:eastAsia="MS Mincho"/>
+                <w:color w:val="FF0000"/>
                 <w:lang w:val="fr-CH"/>
               </w:rPr>
               <w:t xml:space="preserve">, </w:t>
@@ -12778,6 +13400,7 @@
               <w:rPr>
                 <w:rStyle w:val="Codice"/>
                 <w:rFonts w:eastAsia="MS Mincho"/>
+                <w:color w:val="FF0000"/>
                 <w:lang w:val="fr-CH"/>
               </w:rPr>
               <w:t>keyset</w:t>
@@ -12787,6 +13410,7 @@
               <w:rPr>
                 <w:rStyle w:val="Codice"/>
                 <w:rFonts w:eastAsia="MS Mincho"/>
+                <w:color w:val="FF0000"/>
                 <w:lang w:val="fr-CH"/>
               </w:rPr>
               <w:t xml:space="preserve">, </w:t>
@@ -12796,6 +13420,7 @@
               <w:rPr>
                 <w:rStyle w:val="Codice"/>
                 <w:rFonts w:eastAsia="MS Mincho"/>
+                <w:color w:val="FF0000"/>
                 <w:lang w:val="fr-CH"/>
               </w:rPr>
               <w:t>cntr</w:t>
@@ -12805,6 +13430,7 @@
               <w:rPr>
                 <w:rStyle w:val="Codice"/>
                 <w:rFonts w:eastAsia="MS Mincho"/>
+                <w:color w:val="FF0000"/>
                 <w:lang w:val="fr-CH"/>
               </w:rPr>
               <w:t xml:space="preserve">, </w:t>
@@ -12814,6 +13440,7 @@
               <w:rPr>
                 <w:rStyle w:val="Codice"/>
                 <w:rFonts w:eastAsia="MS Mincho"/>
+                <w:color w:val="FF0000"/>
                 <w:lang w:val="fr-CH"/>
               </w:rPr>
               <w:t>rawtohex</w:t>
@@ -12823,6 +13450,7 @@
               <w:rPr>
                 <w:rStyle w:val="Codice"/>
                 <w:rFonts w:eastAsia="MS Mincho"/>
+                <w:color w:val="FF0000"/>
                 <w:lang w:val="fr-CH"/>
               </w:rPr>
               <w:t>(</w:t>
@@ -12832,6 +13460,7 @@
               <w:rPr>
                 <w:rStyle w:val="Codice"/>
                 <w:rFonts w:eastAsia="MS Mincho"/>
+                <w:color w:val="FF0000"/>
                 <w:lang w:val="fr-CH"/>
               </w:rPr>
               <w:t>kickey</w:t>
@@ -12841,6 +13470,7 @@
               <w:rPr>
                 <w:rStyle w:val="Codice"/>
                 <w:rFonts w:eastAsia="MS Mincho"/>
+                <w:color w:val="FF0000"/>
                 <w:lang w:val="fr-CH"/>
               </w:rPr>
               <w:t xml:space="preserve">), </w:t>
@@ -12850,6 +13480,7 @@
               <w:rPr>
                 <w:rStyle w:val="Codice"/>
                 <w:rFonts w:eastAsia="MS Mincho"/>
+                <w:color w:val="FF0000"/>
                 <w:lang w:val="fr-CH"/>
               </w:rPr>
               <w:t>rawtohex</w:t>
@@ -12859,6 +13490,7 @@
               <w:rPr>
                 <w:rStyle w:val="Codice"/>
                 <w:rFonts w:eastAsia="MS Mincho"/>
+                <w:color w:val="FF0000"/>
                 <w:lang w:val="fr-CH"/>
               </w:rPr>
               <w:t>(</w:t>
@@ -12868,6 +13500,7 @@
               <w:rPr>
                 <w:rStyle w:val="Codice"/>
                 <w:rFonts w:eastAsia="MS Mincho"/>
+                <w:color w:val="FF0000"/>
                 <w:lang w:val="fr-CH"/>
               </w:rPr>
               <w:t>kidkey</w:t>
@@ -12877,6 +13510,7 @@
               <w:rPr>
                 <w:rStyle w:val="Codice"/>
                 <w:rFonts w:eastAsia="MS Mincho"/>
+                <w:color w:val="FF0000"/>
                 <w:lang w:val="fr-CH"/>
               </w:rPr>
               <w:t xml:space="preserve">), </w:t>
@@ -12886,6 +13520,7 @@
               <w:rPr>
                 <w:rStyle w:val="Codice"/>
                 <w:rFonts w:eastAsia="MS Mincho"/>
+                <w:color w:val="FF0000"/>
                 <w:lang w:val="fr-CH"/>
               </w:rPr>
               <w:t>rawtohex</w:t>
@@ -12895,6 +13530,7 @@
               <w:rPr>
                 <w:rStyle w:val="Codice"/>
                 <w:rFonts w:eastAsia="MS Mincho"/>
+                <w:color w:val="FF0000"/>
                 <w:lang w:val="fr-CH"/>
               </w:rPr>
               <w:t>(</w:t>
@@ -12904,6 +13540,7 @@
               <w:rPr>
                 <w:rStyle w:val="Codice"/>
                 <w:rFonts w:eastAsia="MS Mincho"/>
+                <w:color w:val="FF0000"/>
                 <w:lang w:val="fr-CH"/>
               </w:rPr>
               <w:t>kikkey</w:t>
@@ -12913,6 +13550,7 @@
               <w:rPr>
                 <w:rStyle w:val="Codice"/>
                 <w:rFonts w:eastAsia="MS Mincho"/>
+                <w:color w:val="FF0000"/>
                 <w:lang w:val="fr-CH"/>
               </w:rPr>
               <w:t xml:space="preserve">), </w:t>
@@ -12922,6 +13560,7 @@
               <w:rPr>
                 <w:rStyle w:val="Codice"/>
                 <w:rFonts w:eastAsia="MS Mincho"/>
+                <w:color w:val="FF0000"/>
                 <w:lang w:val="fr-CH"/>
               </w:rPr>
               <w:t>rawtohex</w:t>
@@ -12931,6 +13570,7 @@
               <w:rPr>
                 <w:rStyle w:val="Codice"/>
                 <w:rFonts w:eastAsia="MS Mincho"/>
+                <w:color w:val="FF0000"/>
                 <w:lang w:val="fr-CH"/>
               </w:rPr>
               <w:t>(</w:t>
@@ -12940,6 +13580,7 @@
               <w:rPr>
                 <w:rStyle w:val="Codice"/>
                 <w:rFonts w:eastAsia="MS Mincho"/>
+                <w:color w:val="FF0000"/>
                 <w:lang w:val="fr-CH"/>
               </w:rPr>
               <w:t>chv</w:t>
@@ -12949,6 +13590,7 @@
               <w:rPr>
                 <w:rStyle w:val="Codice"/>
                 <w:rFonts w:eastAsia="MS Mincho"/>
+                <w:color w:val="FF0000"/>
                 <w:lang w:val="fr-CH"/>
               </w:rPr>
               <w:t xml:space="preserve">), </w:t>
@@ -12958,6 +13600,7 @@
               <w:rPr>
                 <w:rStyle w:val="Codice"/>
                 <w:rFonts w:eastAsia="MS Mincho"/>
+                <w:color w:val="FF0000"/>
                 <w:lang w:val="fr-CH"/>
               </w:rPr>
               <w:t>rawtohex</w:t>
@@ -12967,6 +13610,7 @@
               <w:rPr>
                 <w:rStyle w:val="Codice"/>
                 <w:rFonts w:eastAsia="MS Mincho"/>
+                <w:color w:val="FF0000"/>
                 <w:lang w:val="fr-CH"/>
               </w:rPr>
               <w:t>(</w:t>
@@ -12976,6 +13620,7 @@
               <w:rPr>
                 <w:rStyle w:val="Codice"/>
                 <w:rFonts w:eastAsia="MS Mincho"/>
+                <w:color w:val="FF0000"/>
                 <w:lang w:val="fr-CH"/>
               </w:rPr>
               <w:t>dap</w:t>
@@ -12985,6 +13630,7 @@
               <w:rPr>
                 <w:rStyle w:val="Codice"/>
                 <w:rFonts w:eastAsia="MS Mincho"/>
+                <w:color w:val="FF0000"/>
                 <w:lang w:val="fr-CH"/>
               </w:rPr>
               <w:t xml:space="preserve">)FROM </w:t>
@@ -12994,6 +13640,7 @@
               <w:rPr>
                 <w:rStyle w:val="Codice"/>
                 <w:rFonts w:eastAsia="MS Mincho"/>
+                <w:color w:val="FF0000"/>
                 <w:lang w:val="fr-CH"/>
               </w:rPr>
               <w:t>otacardkey</w:t>
@@ -13003,6 +13650,7 @@
               <w:rPr>
                 <w:rStyle w:val="Codice"/>
                 <w:rFonts w:eastAsia="MS Mincho"/>
+                <w:color w:val="FF0000"/>
                 <w:lang w:val="fr-CH"/>
               </w:rPr>
               <w:t xml:space="preserve"> a </w:t>
@@ -13012,6 +13660,7 @@
               <w:rPr>
                 <w:rStyle w:val="Codice"/>
                 <w:rFonts w:eastAsia="MS Mincho"/>
+                <w:color w:val="FF0000"/>
                 <w:lang w:val="fr-CH"/>
               </w:rPr>
               <w:t>where</w:t>
@@ -13021,6 +13670,7 @@
               <w:rPr>
                 <w:rStyle w:val="Codice"/>
                 <w:rFonts w:eastAsia="MS Mincho"/>
+                <w:color w:val="FF0000"/>
                 <w:lang w:val="fr-CH"/>
               </w:rPr>
               <w:t xml:space="preserve"> </w:t>
@@ -13030,6 +13680,7 @@
               <w:rPr>
                 <w:rStyle w:val="Codice"/>
                 <w:rFonts w:eastAsia="MS Mincho"/>
+                <w:color w:val="FF0000"/>
                 <w:lang w:val="fr-CH"/>
               </w:rPr>
               <w:t>imsi</w:t>
@@ -13039,6 +13690,7 @@
               <w:rPr>
                 <w:rStyle w:val="Codice"/>
                 <w:rFonts w:eastAsia="MS Mincho"/>
+                <w:color w:val="FF0000"/>
                 <w:lang w:val="fr-CH"/>
               </w:rPr>
               <w:t xml:space="preserve">='340041795924770' ORDER BY </w:t>
@@ -13048,6 +13700,7 @@
               <w:rPr>
                 <w:rStyle w:val="Codice"/>
                 <w:rFonts w:eastAsia="MS Mincho"/>
+                <w:color w:val="FF0000"/>
                 <w:lang w:val="fr-CH"/>
               </w:rPr>
               <w:t>keyset</w:t>
@@ -13057,6 +13710,7 @@
               <w:rPr>
                 <w:rStyle w:val="Codice"/>
                 <w:rFonts w:eastAsia="MS Mincho"/>
+                <w:color w:val="FF0000"/>
                 <w:lang w:val="fr-CH"/>
               </w:rPr>
               <w:t>;</w:t>
@@ -13075,6 +13729,7 @@
               <w:pStyle w:val="BodyTextChar"/>
               <w:rPr>
                 <w:b/>
+                <w:color w:val="FF0000"/>
                 <w:sz w:val="24"/>
                 <w:szCs w:val="24"/>
                 <w:lang w:val="it-CH"/>
@@ -13083,6 +13738,7 @@
             <w:r>
               <w:rPr>
                 <w:b/>
+                <w:color w:val="FF0000"/>
                 <w:sz w:val="24"/>
                 <w:szCs w:val="24"/>
                 <w:lang w:val="it-CH"/>
@@ -13100,6 +13756,7 @@
             <w:pPr>
               <w:pStyle w:val="BodyTextChar"/>
               <w:rPr>
+                <w:color w:val="FF0000"/>
                 <w:sz w:val="24"/>
                 <w:szCs w:val="24"/>
                 <w:lang w:val="it-CH"/>
@@ -13107,6 +13764,7 @@
             </w:pPr>
             <w:r>
               <w:rPr>
+                <w:color w:val="FF0000"/>
                 <w:sz w:val="24"/>
                 <w:szCs w:val="24"/>
                 <w:lang w:val="it-CH"/>
@@ -13116,6 +13774,7 @@
             <w:proofErr w:type="spellStart"/>
             <w:r>
               <w:rPr>
+                <w:color w:val="FF0000"/>
                 <w:sz w:val="24"/>
                 <w:szCs w:val="24"/>
                 <w:lang w:val="it-CH"/>
@@ -13125,6 +13784,7 @@
             <w:proofErr w:type="spellEnd"/>
             <w:r>
               <w:rPr>
+                <w:color w:val="FF0000"/>
                 <w:sz w:val="24"/>
                 <w:szCs w:val="24"/>
                 <w:lang w:val="it-CH"/>
@@ -13134,6 +13794,7 @@
             <w:proofErr w:type="spellStart"/>
             <w:r>
               <w:rPr>
+                <w:color w:val="FF0000"/>
                 <w:sz w:val="24"/>
                 <w:szCs w:val="24"/>
                 <w:lang w:val="it-CH"/>
@@ -13143,6 +13804,7 @@
             <w:proofErr w:type="spellEnd"/>
             <w:r>
               <w:rPr>
+                <w:color w:val="FF0000"/>
                 <w:sz w:val="24"/>
                 <w:szCs w:val="24"/>
                 <w:lang w:val="it-CH"/>
@@ -13152,6 +13814,7 @@
             <w:proofErr w:type="spellStart"/>
             <w:r>
               <w:rPr>
+                <w:color w:val="FF0000"/>
                 <w:sz w:val="24"/>
                 <w:szCs w:val="24"/>
                 <w:lang w:val="it-CH"/>
@@ -13161,6 +13824,7 @@
             <w:proofErr w:type="spellEnd"/>
             <w:r>
               <w:rPr>
+                <w:color w:val="FF0000"/>
                 <w:sz w:val="24"/>
                 <w:szCs w:val="24"/>
                 <w:lang w:val="it-CH"/>
@@ -13170,6 +13834,7 @@
             <w:proofErr w:type="spellStart"/>
             <w:r>
               <w:rPr>
+                <w:color w:val="FF0000"/>
                 <w:sz w:val="24"/>
                 <w:szCs w:val="24"/>
                 <w:lang w:val="it-CH"/>
@@ -13179,6 +13844,7 @@
             <w:proofErr w:type="spellEnd"/>
             <w:r>
               <w:rPr>
+                <w:color w:val="FF0000"/>
                 <w:sz w:val="24"/>
                 <w:szCs w:val="24"/>
                 <w:lang w:val="it-CH"/>
@@ -13188,6 +13854,7 @@
             <w:proofErr w:type="spellStart"/>
             <w:r>
               <w:rPr>
+                <w:color w:val="FF0000"/>
                 <w:sz w:val="24"/>
                 <w:szCs w:val="24"/>
                 <w:lang w:val="it-CH"/>
@@ -13197,6 +13864,7 @@
             <w:proofErr w:type="spellEnd"/>
             <w:r>
               <w:rPr>
+                <w:color w:val="FF0000"/>
                 <w:sz w:val="24"/>
                 <w:szCs w:val="24"/>
                 <w:lang w:val="it-CH"/>
@@ -13206,6 +13874,7 @@
             <w:proofErr w:type="spellStart"/>
             <w:r>
               <w:rPr>
+                <w:color w:val="FF0000"/>
                 <w:sz w:val="24"/>
                 <w:szCs w:val="24"/>
                 <w:lang w:val="it-CH"/>
@@ -13215,6 +13884,7 @@
             <w:proofErr w:type="spellEnd"/>
             <w:r>
               <w:rPr>
+                <w:color w:val="FF0000"/>
                 <w:sz w:val="24"/>
                 <w:szCs w:val="24"/>
                 <w:lang w:val="it-CH"/>
@@ -13225,15 +13895,25 @@
         </w:tc>
       </w:tr>
     </w:tbl>
-    <w:p/>
+    <w:p>
+      <w:pPr>
+        <w:rPr>
+          <w:color w:val="FF0000"/>
+        </w:rPr>
+      </w:pPr>
+    </w:p>
     <w:p>
       <w:pPr>
         <w:rPr>
           <w:b/>
-        </w:rPr>
-      </w:pPr>
-      <w:bookmarkStart w:id="37" w:name="_Toc461179225"/>
-      <w:r>
+          <w:color w:val="FF0000"/>
+        </w:rPr>
+      </w:pPr>
+      <w:bookmarkStart w:id="47" w:name="_Toc461179225"/>
+      <w:r>
+        <w:rPr>
+          <w:color w:val="FF0000"/>
+        </w:rPr>
         <w:br w:type="page"/>
       </w:r>
     </w:p>
@@ -13241,26 +13921,42 @@
       <w:pPr>
         <w:pStyle w:val="Titolo2"/>
         <w:rPr>
+          <w:color w:val="FF0000"/>
           <w:lang w:val="it-CH"/>
         </w:rPr>
       </w:pPr>
-      <w:bookmarkStart w:id="38" w:name="_Toc240357868"/>
-      <w:r>
-        <w:rPr>
+      <w:bookmarkStart w:id="48" w:name="_Toc240960179"/>
+      <w:r>
+        <w:rPr>
+          <w:color w:val="FF0000"/>
           <w:lang w:val="it-CH"/>
         </w:rPr>
         <w:lastRenderedPageBreak/>
         <w:t>Risultati test</w:t>
       </w:r>
-      <w:bookmarkEnd w:id="37"/>
-      <w:bookmarkEnd w:id="38"/>
-    </w:p>
-    <w:p>
-      <w:r>
+      <w:bookmarkEnd w:id="47"/>
+      <w:bookmarkEnd w:id="48"/>
+    </w:p>
+    <w:p>
+      <w:pPr>
+        <w:rPr>
+          <w:color w:val="FF0000"/>
+        </w:rPr>
+      </w:pPr>
+      <w:r>
+        <w:rPr>
+          <w:color w:val="FF0000"/>
+        </w:rPr>
         <w:t>Tabella riassuntiva in cui si inseriscono i test riusciti e non del prodotto finale. Se un test non riesce e viene corretto l’errore, questo dovrà risultare nel documento finale come riuscito (la procedura della correzione apparirà nel diario), altrimenti dovrà essere descritto l’errore con eventuali ipotesi di correzione.</w:t>
       </w:r>
     </w:p>
-    <w:p/>
+    <w:p>
+      <w:pPr>
+        <w:rPr>
+          <w:color w:val="FF0000"/>
+        </w:rPr>
+      </w:pPr>
+    </w:p>
     <w:tbl>
       <w:tblPr>
         <w:tblStyle w:val="Grigliatabella"/>
@@ -13282,12 +13978,14 @@
               <w:rPr>
                 <w:b/>
                 <w:bCs/>
+                <w:color w:val="FF0000"/>
               </w:rPr>
             </w:pPr>
             <w:r>
               <w:rPr>
                 <w:b/>
                 <w:bCs/>
+                <w:color w:val="FF0000"/>
               </w:rPr>
               <w:t>Test Case</w:t>
             </w:r>
@@ -13302,12 +14000,14 @@
               <w:rPr>
                 <w:b/>
                 <w:bCs/>
+                <w:color w:val="FF0000"/>
               </w:rPr>
             </w:pPr>
             <w:r>
               <w:rPr>
                 <w:b/>
                 <w:bCs/>
+                <w:color w:val="FF0000"/>
               </w:rPr>
               <w:t>Risultato ottenuto</w:t>
             </w:r>
@@ -13322,12 +14022,14 @@
               <w:rPr>
                 <w:b/>
                 <w:bCs/>
+                <w:color w:val="FF0000"/>
               </w:rPr>
             </w:pPr>
             <w:r>
               <w:rPr>
                 <w:b/>
                 <w:bCs/>
+                <w:color w:val="FF0000"/>
               </w:rPr>
               <w:t>Stato</w:t>
             </w:r>
@@ -13340,7 +14042,15 @@
             <w:tcW w:w="1413" w:type="dxa"/>
           </w:tcPr>
           <w:p>
-            <w:r>
+            <w:pPr>
+              <w:rPr>
+                <w:color w:val="FF0000"/>
+              </w:rPr>
+            </w:pPr>
+            <w:r>
+              <w:rPr>
+                <w:color w:val="FF0000"/>
+              </w:rPr>
               <w:t>TC-001</w:t>
             </w:r>
           </w:p>
@@ -13350,7 +14060,15 @@
             <w:tcW w:w="7087" w:type="dxa"/>
           </w:tcPr>
           <w:p>
-            <w:r>
+            <w:pPr>
+              <w:rPr>
+                <w:color w:val="FF0000"/>
+              </w:rPr>
+            </w:pPr>
+            <w:r>
+              <w:rPr>
+                <w:color w:val="FF0000"/>
+              </w:rPr>
               <w:t>Testo o immagine a conferma del test</w:t>
             </w:r>
           </w:p>
@@ -13360,7 +14078,15 @@
             <w:tcW w:w="1128" w:type="dxa"/>
           </w:tcPr>
           <w:p>
-            <w:r>
+            <w:pPr>
+              <w:rPr>
+                <w:color w:val="FF0000"/>
+              </w:rPr>
+            </w:pPr>
+            <w:r>
+              <w:rPr>
+                <w:color w:val="FF0000"/>
+              </w:rPr>
               <w:t>Passato</w:t>
             </w:r>
           </w:p>
@@ -13372,7 +14098,15 @@
             <w:tcW w:w="1413" w:type="dxa"/>
           </w:tcPr>
           <w:p>
-            <w:r>
+            <w:pPr>
+              <w:rPr>
+                <w:color w:val="FF0000"/>
+              </w:rPr>
+            </w:pPr>
+            <w:r>
+              <w:rPr>
+                <w:color w:val="FF0000"/>
+              </w:rPr>
               <w:t>TC-002</w:t>
             </w:r>
           </w:p>
@@ -13382,7 +14116,15 @@
             <w:tcW w:w="7087" w:type="dxa"/>
           </w:tcPr>
           <w:p>
-            <w:r>
+            <w:pPr>
+              <w:rPr>
+                <w:color w:val="FF0000"/>
+              </w:rPr>
+            </w:pPr>
+            <w:r>
+              <w:rPr>
+                <w:color w:val="FF0000"/>
+              </w:rPr>
               <w:t>Testo o immagine a conferma del test</w:t>
             </w:r>
           </w:p>
@@ -13392,7 +14134,15 @@
             <w:tcW w:w="1128" w:type="dxa"/>
           </w:tcPr>
           <w:p>
-            <w:r>
+            <w:pPr>
+              <w:rPr>
+                <w:color w:val="FF0000"/>
+              </w:rPr>
+            </w:pPr>
+            <w:r>
+              <w:rPr>
+                <w:color w:val="FF0000"/>
+              </w:rPr>
               <w:t>Fallito</w:t>
             </w:r>
           </w:p>
@@ -13403,19 +14153,37 @@
           <w:tcPr>
             <w:tcW w:w="1413" w:type="dxa"/>
           </w:tcPr>
-          <w:p/>
+          <w:p>
+            <w:pPr>
+              <w:rPr>
+                <w:color w:val="FF0000"/>
+              </w:rPr>
+            </w:pPr>
+          </w:p>
         </w:tc>
         <w:tc>
           <w:tcPr>
             <w:tcW w:w="7087" w:type="dxa"/>
           </w:tcPr>
-          <w:p/>
+          <w:p>
+            <w:pPr>
+              <w:rPr>
+                <w:color w:val="FF0000"/>
+              </w:rPr>
+            </w:pPr>
+          </w:p>
         </w:tc>
         <w:tc>
           <w:tcPr>
             <w:tcW w:w="1128" w:type="dxa"/>
           </w:tcPr>
-          <w:p/>
+          <w:p>
+            <w:pPr>
+              <w:rPr>
+                <w:color w:val="FF0000"/>
+              </w:rPr>
+            </w:pPr>
+          </w:p>
         </w:tc>
       </w:tr>
       <w:tr>
@@ -13423,19 +14191,37 @@
           <w:tcPr>
             <w:tcW w:w="1413" w:type="dxa"/>
           </w:tcPr>
-          <w:p/>
+          <w:p>
+            <w:pPr>
+              <w:rPr>
+                <w:color w:val="FF0000"/>
+              </w:rPr>
+            </w:pPr>
+          </w:p>
         </w:tc>
         <w:tc>
           <w:tcPr>
             <w:tcW w:w="7087" w:type="dxa"/>
           </w:tcPr>
-          <w:p/>
+          <w:p>
+            <w:pPr>
+              <w:rPr>
+                <w:color w:val="FF0000"/>
+              </w:rPr>
+            </w:pPr>
+          </w:p>
         </w:tc>
         <w:tc>
           <w:tcPr>
             <w:tcW w:w="1128" w:type="dxa"/>
           </w:tcPr>
-          <w:p/>
+          <w:p>
+            <w:pPr>
+              <w:rPr>
+                <w:color w:val="FF0000"/>
+              </w:rPr>
+            </w:pPr>
+          </w:p>
         </w:tc>
       </w:tr>
       <w:tr>
@@ -13443,19 +14229,37 @@
           <w:tcPr>
             <w:tcW w:w="1413" w:type="dxa"/>
           </w:tcPr>
-          <w:p/>
+          <w:p>
+            <w:pPr>
+              <w:rPr>
+                <w:color w:val="FF0000"/>
+              </w:rPr>
+            </w:pPr>
+          </w:p>
         </w:tc>
         <w:tc>
           <w:tcPr>
             <w:tcW w:w="7087" w:type="dxa"/>
           </w:tcPr>
-          <w:p/>
+          <w:p>
+            <w:pPr>
+              <w:rPr>
+                <w:color w:val="FF0000"/>
+              </w:rPr>
+            </w:pPr>
+          </w:p>
         </w:tc>
         <w:tc>
           <w:tcPr>
             <w:tcW w:w="1128" w:type="dxa"/>
           </w:tcPr>
-          <w:p/>
+          <w:p>
+            <w:pPr>
+              <w:rPr>
+                <w:color w:val="FF0000"/>
+              </w:rPr>
+            </w:pPr>
+          </w:p>
         </w:tc>
       </w:tr>
       <w:tr>
@@ -13463,19 +14267,37 @@
           <w:tcPr>
             <w:tcW w:w="1413" w:type="dxa"/>
           </w:tcPr>
-          <w:p/>
+          <w:p>
+            <w:pPr>
+              <w:rPr>
+                <w:color w:val="FF0000"/>
+              </w:rPr>
+            </w:pPr>
+          </w:p>
         </w:tc>
         <w:tc>
           <w:tcPr>
             <w:tcW w:w="7087" w:type="dxa"/>
           </w:tcPr>
-          <w:p/>
+          <w:p>
+            <w:pPr>
+              <w:rPr>
+                <w:color w:val="FF0000"/>
+              </w:rPr>
+            </w:pPr>
+          </w:p>
         </w:tc>
         <w:tc>
           <w:tcPr>
             <w:tcW w:w="1128" w:type="dxa"/>
           </w:tcPr>
-          <w:p/>
+          <w:p>
+            <w:pPr>
+              <w:rPr>
+                <w:color w:val="FF0000"/>
+              </w:rPr>
+            </w:pPr>
+          </w:p>
         </w:tc>
       </w:tr>
     </w:tbl>
@@ -13483,59 +14305,96 @@
       <w:pPr>
         <w:pStyle w:val="Titolo2"/>
         <w:rPr>
+          <w:color w:val="FF0000"/>
           <w:lang w:val="it-CH"/>
         </w:rPr>
       </w:pPr>
-      <w:bookmarkStart w:id="39" w:name="_Toc461179226"/>
-      <w:bookmarkStart w:id="40" w:name="_Toc240357869"/>
-      <w:r>
-        <w:rPr>
+      <w:bookmarkStart w:id="49" w:name="_Toc461179226"/>
+      <w:bookmarkStart w:id="50" w:name="_Toc240960180"/>
+      <w:r>
+        <w:rPr>
+          <w:color w:val="FF0000"/>
           <w:lang w:val="it-CH"/>
         </w:rPr>
         <w:t>Mancanze/limitazioni conosciute</w:t>
       </w:r>
-      <w:bookmarkEnd w:id="39"/>
-      <w:bookmarkEnd w:id="40"/>
-    </w:p>
-    <w:p>
-      <w:r>
+      <w:bookmarkEnd w:id="49"/>
+      <w:bookmarkEnd w:id="50"/>
+    </w:p>
+    <w:p>
+      <w:pPr>
+        <w:rPr>
+          <w:color w:val="FF0000"/>
+        </w:rPr>
+      </w:pPr>
+      <w:r>
+        <w:rPr>
+          <w:color w:val="FF0000"/>
+        </w:rPr>
         <w:t>Descrizione con motivazione di eventuali elementi mancanti o non completamente implementati, al di fuori dei test case. Non devono essere riportati gli errori e i problemi riscontrati e poi risolti durante il progetto.</w:t>
       </w:r>
     </w:p>
     <w:p>
       <w:pPr>
         <w:pStyle w:val="Titolo1"/>
-      </w:pPr>
-      <w:bookmarkStart w:id="41" w:name="_Toc461179227"/>
-      <w:bookmarkStart w:id="42" w:name="_Toc240357870"/>
-      <w:r>
+        <w:rPr>
+          <w:color w:val="FF0000"/>
+        </w:rPr>
+      </w:pPr>
+      <w:bookmarkStart w:id="51" w:name="_Toc461179227"/>
+      <w:bookmarkStart w:id="52" w:name="_Toc240960181"/>
+      <w:r>
+        <w:rPr>
+          <w:color w:val="FF0000"/>
+        </w:rPr>
         <w:t>Consuntivo</w:t>
       </w:r>
-      <w:bookmarkEnd w:id="41"/>
-      <w:bookmarkEnd w:id="42"/>
-    </w:p>
-    <w:p>
-      <w:r>
+      <w:bookmarkEnd w:id="51"/>
+      <w:bookmarkEnd w:id="52"/>
+    </w:p>
+    <w:p>
+      <w:r>
+        <w:rPr>
+          <w:color w:val="FF0000"/>
+        </w:rPr>
         <w:t>Consuntivo del tempo di lavoro effettivo e considerazioni riguardo le differenze rispetto alla pianificazione (cap</w:t>
       </w:r>
       <w:r>
+        <w:rPr>
+          <w:color w:val="FF0000"/>
+        </w:rPr>
         <w:t>.</w:t>
       </w:r>
       <w:r>
+        <w:rPr>
+          <w:color w:val="FF0000"/>
+        </w:rPr>
         <w:t xml:space="preserve"> 1.7) (ad esempio </w:t>
       </w:r>
       <w:proofErr w:type="spellStart"/>
       <w:r>
+        <w:rPr>
+          <w:color w:val="FF0000"/>
+        </w:rPr>
         <w:t>Gan</w:t>
       </w:r>
       <w:r>
+        <w:rPr>
+          <w:color w:val="FF0000"/>
+        </w:rPr>
         <w:t>t</w:t>
       </w:r>
       <w:r>
+        <w:rPr>
+          <w:color w:val="FF0000"/>
+        </w:rPr>
         <w:t>t</w:t>
       </w:r>
       <w:proofErr w:type="spellEnd"/>
       <w:r>
+        <w:rPr>
+          <w:color w:val="FF0000"/>
+        </w:rPr>
         <w:t xml:space="preserve"> consuntivo).</w:t>
       </w:r>
     </w:p>
@@ -13646,11 +14505,7 @@
           </mc:Choice>
           <mc:Fallback>
             <w:pict>
-              <v:shapetype w14:anchorId="0F9A587C" id="_x0000_t202" coordsize="21600,21600" o:spt="202" path="m,l,21600r21600,l21600,xe">
-                <v:stroke joinstyle="miter"/>
-                <v:path gradientshapeok="t" o:connecttype="rect"/>
-              </v:shapetype>
-              <v:shape id="Casella di testo 19" o:spid="_x0000_s1026" type="#_x0000_t202" style="position:absolute;margin-left:145.25pt;margin-top:158.65pt;width:405.95pt;height:40.95pt;rotation:-30;z-index:251659264;visibility:visible;mso-wrap-style:square;mso-height-percent:0;mso-wrap-distance-left:9pt;mso-wrap-distance-top:0;mso-wrap-distance-right:9pt;mso-wrap-distance-bottom:0;mso-position-horizontal:absolute;mso-position-horizontal-relative:text;mso-position-vertical:absolute;mso-position-vertical-relative:text;mso-height-percent:0;mso-height-relative:margin;v-text-anchor:top" o:gfxdata="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" fillcolor="white [3201]" strokeweight=".5pt">
+              <v:shape w14:anchorId="0F9A587C" id="Casella di testo 19" o:spid="_x0000_s1028" type="#_x0000_t202" style="position:absolute;margin-left:145.25pt;margin-top:158.65pt;width:405.95pt;height:40.95pt;rotation:-30;z-index:251659264;visibility:visible;mso-wrap-style:square;mso-height-percent:0;mso-wrap-distance-left:9pt;mso-wrap-distance-top:0;mso-wrap-distance-right:9pt;mso-wrap-distance-bottom:0;mso-position-horizontal:absolute;mso-position-horizontal-relative:text;mso-position-vertical:absolute;mso-position-vertical-relative:text;mso-height-percent:0;mso-height-relative:margin;v-text-anchor:top" o:gfxdata="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" fillcolor="white [3201]" strokeweight=".5pt">
                 <v:fill opacity="27499f"/>
                 <v:textbox>
                   <w:txbxContent>
@@ -13737,51 +14592,7 @@
         </w:drawing>
       </w:r>
     </w:p>
-    <w:p>
-      <w:pPr>
-        <w:pStyle w:val="Didascalia"/>
-      </w:pPr>
-      <w:bookmarkStart w:id="43" w:name="_Toc124775988"/>
-      <w:r>
-        <w:t xml:space="preserve">Figura </w:t>
-      </w:r>
-      <w:r>
-        <w:fldChar w:fldCharType="begin"/>
-      </w:r>
-      <w:r>
-        <w:instrText xml:space="preserve"> SEQ Figura \* ARABIC </w:instrText>
-      </w:r>
-      <w:r>
-        <w:fldChar w:fldCharType="separate"/>
-      </w:r>
-      <w:r>
-        <w:rPr>
-          <w:noProof/>
-        </w:rPr>
-        <w:t>5</w:t>
-      </w:r>
-      <w:r>
-        <w:rPr>
-          <w:noProof/>
-        </w:rPr>
-        <w:fldChar w:fldCharType="end"/>
-      </w:r>
-      <w:r>
-        <w:t xml:space="preserve"> </w:t>
-      </w:r>
-      <w:r>
-        <w:t xml:space="preserve">Esempio di diagramma di </w:t>
-      </w:r>
-      <w:proofErr w:type="spellStart"/>
-      <w:r>
-        <w:t>Gantt</w:t>
-      </w:r>
-      <w:proofErr w:type="spellEnd"/>
-      <w:r>
-        <w:t xml:space="preserve"> consuntivo</w:t>
-      </w:r>
-      <w:bookmarkEnd w:id="43"/>
-    </w:p>
+    <w:p/>
     <w:p/>
     <w:p>
       <w:pPr>
@@ -13799,21 +14610,38 @@
     <w:p>
       <w:pPr>
         <w:pStyle w:val="Titolo1"/>
-      </w:pPr>
-      <w:bookmarkStart w:id="44" w:name="_Toc461179228"/>
-      <w:bookmarkStart w:id="45" w:name="_Toc240357871"/>
-      <w:r>
+        <w:rPr>
+          <w:color w:val="FF0000"/>
+        </w:rPr>
+      </w:pPr>
+      <w:bookmarkStart w:id="53" w:name="_Toc461179228"/>
+      <w:bookmarkStart w:id="54" w:name="_Toc240960182"/>
+      <w:r>
+        <w:rPr>
+          <w:color w:val="FF0000"/>
+        </w:rPr>
         <w:lastRenderedPageBreak/>
         <w:t>Conclusioni</w:t>
       </w:r>
-      <w:bookmarkEnd w:id="44"/>
-      <w:bookmarkEnd w:id="45"/>
-    </w:p>
-    <w:p>
-      <w:r>
+      <w:bookmarkEnd w:id="53"/>
+      <w:bookmarkEnd w:id="54"/>
+    </w:p>
+    <w:p>
+      <w:pPr>
+        <w:rPr>
+          <w:color w:val="FF0000"/>
+        </w:rPr>
+      </w:pPr>
+      <w:r>
+        <w:rPr>
+          <w:color w:val="FF0000"/>
+        </w:rPr>
         <w:t>Quali sono le implicazioni della mia soluzione? Che impatto avrà? Cambierà il mondo? È un successo importante? È solo un’aggiunta marginale o è semplicemente servita per scoprire che questo percorso è stato una perdita di tempo? I risultati ottenuti sono generali, facilmente generalizzabili o sono specifici di un caso particolare? ecc</w:t>
       </w:r>
       <w:r>
+        <w:rPr>
+          <w:color w:val="FF0000"/>
+        </w:rPr>
         <w:t>.</w:t>
       </w:r>
     </w:p>
@@ -13821,22 +14649,32 @@
       <w:pPr>
         <w:pStyle w:val="Titolo2"/>
         <w:rPr>
+          <w:color w:val="FF0000"/>
           <w:lang w:val="it-CH"/>
         </w:rPr>
       </w:pPr>
-      <w:bookmarkStart w:id="46" w:name="_Toc461179229"/>
-      <w:bookmarkStart w:id="47" w:name="_Toc240357872"/>
-      <w:r>
-        <w:rPr>
+      <w:bookmarkStart w:id="55" w:name="_Toc461179229"/>
+      <w:bookmarkStart w:id="56" w:name="_Toc240960183"/>
+      <w:r>
+        <w:rPr>
+          <w:color w:val="FF0000"/>
           <w:lang w:val="it-CH"/>
         </w:rPr>
         <w:t>Sviluppi futuri</w:t>
       </w:r>
-      <w:bookmarkEnd w:id="46"/>
-      <w:bookmarkEnd w:id="47"/>
-    </w:p>
-    <w:p>
-      <w:r>
+      <w:bookmarkEnd w:id="55"/>
+      <w:bookmarkEnd w:id="56"/>
+    </w:p>
+    <w:p>
+      <w:pPr>
+        <w:rPr>
+          <w:color w:val="FF0000"/>
+        </w:rPr>
+      </w:pPr>
+      <w:r>
+        <w:rPr>
+          <w:color w:val="FF0000"/>
+        </w:rPr>
         <w:t>Migliorie o estensioni che possono essere sviluppate sul prodotto.</w:t>
       </w:r>
     </w:p>
@@ -13844,25 +14682,38 @@
       <w:pPr>
         <w:pStyle w:val="Titolo2"/>
         <w:rPr>
+          <w:color w:val="FF0000"/>
           <w:lang w:val="it-CH"/>
         </w:rPr>
       </w:pPr>
-      <w:bookmarkStart w:id="48" w:name="_Toc461179230"/>
-      <w:bookmarkStart w:id="49" w:name="_Toc240357873"/>
-      <w:r>
-        <w:rPr>
+      <w:bookmarkStart w:id="57" w:name="_Toc461179230"/>
+      <w:bookmarkStart w:id="58" w:name="_Toc240960184"/>
+      <w:r>
+        <w:rPr>
+          <w:color w:val="FF0000"/>
           <w:lang w:val="it-CH"/>
         </w:rPr>
         <w:t>Considerazioni personali</w:t>
       </w:r>
-      <w:bookmarkEnd w:id="48"/>
-      <w:bookmarkEnd w:id="49"/>
-    </w:p>
-    <w:p>
-      <w:r>
+      <w:bookmarkEnd w:id="57"/>
+      <w:bookmarkEnd w:id="58"/>
+    </w:p>
+    <w:p>
+      <w:pPr>
+        <w:rPr>
+          <w:color w:val="FF0000"/>
+        </w:rPr>
+      </w:pPr>
+      <w:r>
+        <w:rPr>
+          <w:color w:val="FF0000"/>
+        </w:rPr>
         <w:t>Cosa ho imparato in questo progetto? ecc</w:t>
       </w:r>
       <w:r>
+        <w:rPr>
+          <w:color w:val="FF0000"/>
+        </w:rPr>
         <w:t>.</w:t>
       </w:r>
     </w:p>
@@ -13873,7 +14724,7 @@
           <w:b/>
         </w:rPr>
       </w:pPr>
-      <w:bookmarkStart w:id="50" w:name="_Toc461179231"/>
+      <w:bookmarkStart w:id="59" w:name="_Toc461179231"/>
       <w:r>
         <w:br w:type="page"/>
       </w:r>
@@ -13881,197 +14732,40 @@
     <w:p>
       <w:pPr>
         <w:pStyle w:val="Titolo1"/>
-      </w:pPr>
-      <w:bookmarkStart w:id="51" w:name="_Toc240357874"/>
-      <w:r>
+        <w:rPr>
+          <w:color w:val="FF0000"/>
+        </w:rPr>
+      </w:pPr>
+      <w:bookmarkStart w:id="60" w:name="_Toc240960185"/>
+      <w:r>
+        <w:rPr>
+          <w:color w:val="FF0000"/>
+        </w:rPr>
         <w:lastRenderedPageBreak/>
         <w:t>Bibliografia</w:t>
       </w:r>
-      <w:bookmarkEnd w:id="50"/>
-      <w:bookmarkEnd w:id="51"/>
+      <w:bookmarkEnd w:id="59"/>
+      <w:bookmarkEnd w:id="60"/>
     </w:p>
     <w:p>
       <w:pPr>
         <w:pStyle w:val="Titolo2"/>
         <w:rPr>
+          <w:color w:val="FF0000"/>
           <w:lang w:val="it-CH"/>
         </w:rPr>
       </w:pPr>
-      <w:bookmarkStart w:id="52" w:name="_Toc461179232"/>
-      <w:bookmarkStart w:id="53" w:name="_Toc240357875"/>
-      <w:r>
-        <w:rPr>
+      <w:bookmarkStart w:id="61" w:name="_Toc461179234"/>
+      <w:bookmarkStart w:id="62" w:name="_Toc240960186"/>
+      <w:r>
+        <w:rPr>
+          <w:color w:val="FF0000"/>
           <w:lang w:val="it-CH"/>
         </w:rPr>
-        <w:t>Bibliografia per articoli di riviste:</w:t>
-      </w:r>
-      <w:bookmarkEnd w:id="52"/>
-      <w:bookmarkEnd w:id="53"/>
-    </w:p>
-    <w:p>
-      <w:pPr>
-        <w:numPr>
-          <w:ilvl w:val="0"/>
-          <w:numId w:val="6"/>
-        </w:numPr>
-      </w:pPr>
-      <w:r>
-        <w:t>Cognome e nome (o iniziali) dell’autore o degli autori, o nome dell’organizzazione,</w:t>
-      </w:r>
-    </w:p>
-    <w:p>
-      <w:pPr>
-        <w:numPr>
-          <w:ilvl w:val="0"/>
-          <w:numId w:val="6"/>
-        </w:numPr>
-      </w:pPr>
-      <w:r>
-        <w:t>Titolo dell’articolo (tra virgolette),</w:t>
-      </w:r>
-    </w:p>
-    <w:p>
-      <w:pPr>
-        <w:numPr>
-          <w:ilvl w:val="0"/>
-          <w:numId w:val="6"/>
-        </w:numPr>
-      </w:pPr>
-      <w:r>
-        <w:t>Titolo della rivista (in italico),</w:t>
-      </w:r>
-    </w:p>
-    <w:p>
-      <w:pPr>
-        <w:numPr>
-          <w:ilvl w:val="0"/>
-          <w:numId w:val="6"/>
-        </w:numPr>
-      </w:pPr>
-      <w:r>
-        <w:t>Anno e numero</w:t>
-      </w:r>
-    </w:p>
-    <w:p>
-      <w:pPr>
-        <w:numPr>
-          <w:ilvl w:val="0"/>
-          <w:numId w:val="6"/>
-        </w:numPr>
-      </w:pPr>
-      <w:r>
-        <w:t>Pagina iniziale dell’articolo</w:t>
-      </w:r>
-      <w:r>
-        <w:t>.</w:t>
-      </w:r>
-    </w:p>
-    <w:p>
-      <w:pPr>
-        <w:pStyle w:val="Titolo2"/>
-        <w:rPr>
-          <w:lang w:val="it-CH"/>
-        </w:rPr>
-      </w:pPr>
-      <w:bookmarkStart w:id="54" w:name="_Toc461179233"/>
-      <w:bookmarkStart w:id="55" w:name="_Toc240357876"/>
-      <w:r>
-        <w:rPr>
-          <w:lang w:val="it-CH"/>
-        </w:rPr>
-        <w:t>Bibliografia per libri</w:t>
-      </w:r>
-      <w:bookmarkEnd w:id="54"/>
-      <w:bookmarkEnd w:id="55"/>
-    </w:p>
-    <w:p>
-      <w:pPr>
-        <w:numPr>
-          <w:ilvl w:val="0"/>
-          <w:numId w:val="7"/>
-        </w:numPr>
-      </w:pPr>
-      <w:r>
-        <w:t>Cognome e nome (o iniziali) dell’autore o degli autori, o nome dell’organizzazione,</w:t>
-      </w:r>
-    </w:p>
-    <w:p>
-      <w:pPr>
-        <w:numPr>
-          <w:ilvl w:val="0"/>
-          <w:numId w:val="7"/>
-        </w:numPr>
-      </w:pPr>
-      <w:r>
-        <w:t>Titolo del libro (in italico),</w:t>
-      </w:r>
-    </w:p>
-    <w:p>
-      <w:pPr>
-        <w:numPr>
-          <w:ilvl w:val="0"/>
-          <w:numId w:val="7"/>
-        </w:numPr>
-      </w:pPr>
-      <w:proofErr w:type="spellStart"/>
-      <w:r>
-        <w:t>ev</w:t>
-      </w:r>
-      <w:proofErr w:type="spellEnd"/>
-      <w:r>
-        <w:t>. Numero di edizione,</w:t>
-      </w:r>
-    </w:p>
-    <w:p>
-      <w:pPr>
-        <w:numPr>
-          <w:ilvl w:val="0"/>
-          <w:numId w:val="7"/>
-        </w:numPr>
-      </w:pPr>
-      <w:r>
-        <w:t>Nome dell’editore,</w:t>
-      </w:r>
-    </w:p>
-    <w:p>
-      <w:pPr>
-        <w:numPr>
-          <w:ilvl w:val="0"/>
-          <w:numId w:val="7"/>
-        </w:numPr>
-      </w:pPr>
-      <w:r>
-        <w:t>Anno di pubblicazione,</w:t>
-      </w:r>
-    </w:p>
-    <w:p>
-      <w:pPr>
-        <w:numPr>
-          <w:ilvl w:val="0"/>
-          <w:numId w:val="7"/>
-        </w:numPr>
-      </w:pPr>
-      <w:r>
-        <w:t>ISBN.</w:t>
-      </w:r>
-    </w:p>
-    <w:p>
-      <w:pPr>
-        <w:pStyle w:val="Titolo2"/>
-        <w:rPr>
-          <w:lang w:val="it-CH"/>
-        </w:rPr>
-      </w:pPr>
-      <w:bookmarkStart w:id="56" w:name="_Toc461179234"/>
-      <w:bookmarkStart w:id="57" w:name="_Toc240357877"/>
-      <w:r>
-        <w:rPr>
-          <w:lang w:val="it-CH"/>
-        </w:rPr>
         <w:t>Sitografia</w:t>
       </w:r>
-      <w:bookmarkEnd w:id="56"/>
-      <w:bookmarkEnd w:id="57"/>
+      <w:bookmarkEnd w:id="61"/>
+      <w:bookmarkEnd w:id="62"/>
     </w:p>
     <w:p>
       <w:pPr>
@@ -14079,16 +14773,28 @@
           <w:ilvl w:val="0"/>
           <w:numId w:val="9"/>
         </w:numPr>
-      </w:pPr>
-      <w:r>
+        <w:rPr>
+          <w:color w:val="FF0000"/>
+        </w:rPr>
+      </w:pPr>
+      <w:r>
+        <w:rPr>
+          <w:color w:val="FF0000"/>
+        </w:rPr>
         <w:t xml:space="preserve">URL del sito (se troppo lungo solo dominio, </w:t>
       </w:r>
       <w:proofErr w:type="spellStart"/>
       <w:r>
+        <w:rPr>
+          <w:color w:val="FF0000"/>
+        </w:rPr>
         <w:t>evt</w:t>
       </w:r>
       <w:proofErr w:type="spellEnd"/>
       <w:r>
+        <w:rPr>
+          <w:color w:val="FF0000"/>
+        </w:rPr>
         <w:t xml:space="preserve"> completo nel diario),</w:t>
       </w:r>
     </w:p>
@@ -14098,8 +14804,14 @@
           <w:ilvl w:val="0"/>
           <w:numId w:val="9"/>
         </w:numPr>
-      </w:pPr>
-      <w:r>
+        <w:rPr>
+          <w:color w:val="FF0000"/>
+        </w:rPr>
+      </w:pPr>
+      <w:r>
+        <w:rPr>
+          <w:color w:val="FF0000"/>
+        </w:rPr>
         <w:t>Eventuale titolo della pagina (in italico),</w:t>
       </w:r>
     </w:p>
@@ -14109,8 +14821,14 @@
           <w:ilvl w:val="0"/>
           <w:numId w:val="9"/>
         </w:numPr>
-      </w:pPr>
-      <w:r>
+        <w:rPr>
+          <w:color w:val="FF0000"/>
+        </w:rPr>
+      </w:pPr>
+      <w:r>
+        <w:rPr>
+          <w:color w:val="FF0000"/>
+        </w:rPr>
         <w:t>Data di consultazione (GG-MM-AAAA).</w:t>
       </w:r>
     </w:p>
@@ -14118,6 +14836,7 @@
       <w:pPr>
         <w:rPr>
           <w:b/>
+          <w:color w:val="FF0000"/>
         </w:rPr>
       </w:pPr>
     </w:p>
@@ -14125,11 +14844,13 @@
       <w:pPr>
         <w:rPr>
           <w:b/>
+          <w:color w:val="FF0000"/>
         </w:rPr>
       </w:pPr>
       <w:r>
         <w:rPr>
           <w:b/>
+          <w:color w:val="FF0000"/>
         </w:rPr>
         <w:t>Esempio:</w:t>
       </w:r>
@@ -14141,11 +14862,13 @@
           <w:numId w:val="8"/>
         </w:numPr>
         <w:rPr>
+          <w:color w:val="FF0000"/>
           <w:lang w:val="fr-CH"/>
         </w:rPr>
       </w:pPr>
       <w:r>
         <w:rPr>
+          <w:color w:val="FF0000"/>
           <w:lang w:val="fr-CH"/>
         </w:rPr>
         <w:t xml:space="preserve">http://standards.ieee.org/guides/style/section7.html, </w:t>
@@ -14153,12 +14876,14 @@
       <w:r>
         <w:rPr>
           <w:i/>
+          <w:color w:val="FF0000"/>
           <w:lang w:val="fr-CH"/>
         </w:rPr>
         <w:t>IEEE Standards Style Manual</w:t>
       </w:r>
       <w:r>
         <w:rPr>
+          <w:color w:val="FF0000"/>
           <w:lang w:val="fr-CH"/>
         </w:rPr>
         <w:t>, 07-06-2008.</w:t>
@@ -14167,10 +14892,11 @@
     <w:p>
       <w:pPr>
         <w:rPr>
+          <w:color w:val="FF0000"/>
           <w:lang w:val="fr-CH"/>
         </w:rPr>
       </w:pPr>
-      <w:bookmarkStart w:id="58" w:name="_Toc461179235"/>
+      <w:bookmarkStart w:id="63" w:name="_Toc461179235"/>
     </w:p>
     <w:p>
       <w:pPr>
@@ -14192,13 +14918,19 @@
     <w:p>
       <w:pPr>
         <w:pStyle w:val="Titolo1"/>
-      </w:pPr>
-      <w:bookmarkStart w:id="59" w:name="_Toc240357878"/>
-      <w:r>
+        <w:rPr>
+          <w:color w:val="FF0000"/>
+        </w:rPr>
+      </w:pPr>
+      <w:bookmarkStart w:id="64" w:name="_Toc240960187"/>
+      <w:r>
+        <w:rPr>
+          <w:color w:val="FF0000"/>
+        </w:rPr>
         <w:lastRenderedPageBreak/>
         <w:t>Glossario</w:t>
       </w:r>
-      <w:bookmarkEnd w:id="59"/>
+      <w:bookmarkEnd w:id="64"/>
     </w:p>
     <w:tbl>
       <w:tblPr>
@@ -14220,12 +14952,14 @@
               <w:rPr>
                 <w:b/>
                 <w:bCs/>
+                <w:color w:val="FF0000"/>
               </w:rPr>
             </w:pPr>
             <w:r>
               <w:rPr>
                 <w:b/>
                 <w:bCs/>
+                <w:color w:val="FF0000"/>
               </w:rPr>
               <w:t>Termine</w:t>
             </w:r>
@@ -14240,12 +14974,14 @@
               <w:rPr>
                 <w:b/>
                 <w:bCs/>
+                <w:color w:val="FF0000"/>
               </w:rPr>
             </w:pPr>
             <w:r>
               <w:rPr>
                 <w:b/>
                 <w:bCs/>
+                <w:color w:val="FF0000"/>
               </w:rPr>
               <w:t>Significato</w:t>
             </w:r>
@@ -14258,7 +14994,15 @@
             <w:tcW w:w="2547" w:type="dxa"/>
           </w:tcPr>
           <w:p>
-            <w:r>
+            <w:pPr>
+              <w:rPr>
+                <w:color w:val="FF0000"/>
+              </w:rPr>
+            </w:pPr>
+            <w:r>
+              <w:rPr>
+                <w:color w:val="FF0000"/>
+              </w:rPr>
               <w:t>ASCII</w:t>
             </w:r>
           </w:p>
@@ -14268,15 +15012,29 @@
             <w:tcW w:w="7081" w:type="dxa"/>
           </w:tcPr>
           <w:p>
-            <w:r>
+            <w:pPr>
+              <w:rPr>
+                <w:color w:val="FF0000"/>
+              </w:rPr>
+            </w:pPr>
+            <w:r>
+              <w:rPr>
+                <w:color w:val="FF0000"/>
+              </w:rPr>
               <w:t xml:space="preserve">American Standard Code for Information </w:t>
             </w:r>
             <w:proofErr w:type="spellStart"/>
             <w:r>
+              <w:rPr>
+                <w:color w:val="FF0000"/>
+              </w:rPr>
               <w:t>Interchange</w:t>
             </w:r>
             <w:proofErr w:type="spellEnd"/>
             <w:r>
+              <w:rPr>
+                <w:color w:val="FF0000"/>
+              </w:rPr>
               <w:t>, codice per la codifica di caratteri.</w:t>
             </w:r>
           </w:p>
@@ -14287,13 +15045,25 @@
           <w:tcPr>
             <w:tcW w:w="2547" w:type="dxa"/>
           </w:tcPr>
-          <w:p/>
+          <w:p>
+            <w:pPr>
+              <w:rPr>
+                <w:color w:val="FF0000"/>
+              </w:rPr>
+            </w:pPr>
+          </w:p>
         </w:tc>
         <w:tc>
           <w:tcPr>
             <w:tcW w:w="7081" w:type="dxa"/>
           </w:tcPr>
-          <w:p/>
+          <w:p>
+            <w:pPr>
+              <w:rPr>
+                <w:color w:val="FF0000"/>
+              </w:rPr>
+            </w:pPr>
+          </w:p>
         </w:tc>
       </w:tr>
       <w:tr>
@@ -14301,13 +15071,25 @@
           <w:tcPr>
             <w:tcW w:w="2547" w:type="dxa"/>
           </w:tcPr>
-          <w:p/>
+          <w:p>
+            <w:pPr>
+              <w:rPr>
+                <w:color w:val="FF0000"/>
+              </w:rPr>
+            </w:pPr>
+          </w:p>
         </w:tc>
         <w:tc>
           <w:tcPr>
             <w:tcW w:w="7081" w:type="dxa"/>
           </w:tcPr>
-          <w:p/>
+          <w:p>
+            <w:pPr>
+              <w:rPr>
+                <w:color w:val="FF0000"/>
+              </w:rPr>
+            </w:pPr>
+          </w:p>
         </w:tc>
       </w:tr>
       <w:tr>
@@ -14315,13 +15097,25 @@
           <w:tcPr>
             <w:tcW w:w="2547" w:type="dxa"/>
           </w:tcPr>
-          <w:p/>
+          <w:p>
+            <w:pPr>
+              <w:rPr>
+                <w:color w:val="FF0000"/>
+              </w:rPr>
+            </w:pPr>
+          </w:p>
         </w:tc>
         <w:tc>
           <w:tcPr>
             <w:tcW w:w="7081" w:type="dxa"/>
           </w:tcPr>
-          <w:p/>
+          <w:p>
+            <w:pPr>
+              <w:rPr>
+                <w:color w:val="FF0000"/>
+              </w:rPr>
+            </w:pPr>
+          </w:p>
         </w:tc>
       </w:tr>
       <w:tr>
@@ -14329,13 +15123,25 @@
           <w:tcPr>
             <w:tcW w:w="2547" w:type="dxa"/>
           </w:tcPr>
-          <w:p/>
+          <w:p>
+            <w:pPr>
+              <w:rPr>
+                <w:color w:val="FF0000"/>
+              </w:rPr>
+            </w:pPr>
+          </w:p>
         </w:tc>
         <w:tc>
           <w:tcPr>
             <w:tcW w:w="7081" w:type="dxa"/>
           </w:tcPr>
-          <w:p/>
+          <w:p>
+            <w:pPr>
+              <w:rPr>
+                <w:color w:val="FF0000"/>
+              </w:rPr>
+            </w:pPr>
+          </w:p>
         </w:tc>
       </w:tr>
       <w:tr>
@@ -14344,7 +15150,15 @@
             <w:tcW w:w="2547" w:type="dxa"/>
           </w:tcPr>
           <w:p>
-            <w:r>
+            <w:pPr>
+              <w:rPr>
+                <w:color w:val="FF0000"/>
+              </w:rPr>
+            </w:pPr>
+            <w:r>
+              <w:rPr>
+                <w:color w:val="FF0000"/>
+              </w:rPr>
               <w:t>ZFS</w:t>
             </w:r>
           </w:p>
@@ -14354,36 +15168,59 @@
             <w:tcW w:w="7081" w:type="dxa"/>
           </w:tcPr>
           <w:p>
+            <w:pPr>
+              <w:rPr>
+                <w:color w:val="FF0000"/>
+              </w:rPr>
+            </w:pPr>
             <w:proofErr w:type="spellStart"/>
             <w:r>
+              <w:rPr>
+                <w:color w:val="FF0000"/>
+              </w:rPr>
               <w:t>Zettabyte</w:t>
             </w:r>
             <w:proofErr w:type="spellEnd"/>
             <w:r>
+              <w:rPr>
+                <w:color w:val="FF0000"/>
+              </w:rPr>
               <w:t xml:space="preserve"> File System, filesystem </w:t>
             </w:r>
             <w:proofErr w:type="spellStart"/>
             <w:r>
+              <w:rPr>
+                <w:color w:val="FF0000"/>
+              </w:rPr>
               <w:t>opernsource</w:t>
             </w:r>
             <w:proofErr w:type="spellEnd"/>
             <w:r>
+              <w:rPr>
+                <w:color w:val="FF0000"/>
+              </w:rPr>
               <w:t xml:space="preserve"> a 128 bit con funzionalità avanzate.</w:t>
             </w:r>
           </w:p>
         </w:tc>
       </w:tr>
     </w:tbl>
-    <w:p/>
+    <w:p>
+      <w:pPr>
+        <w:rPr>
+          <w:color w:val="FF0000"/>
+        </w:rPr>
+      </w:pPr>
+    </w:p>
     <w:p>
       <w:pPr>
         <w:pStyle w:val="Titolo1"/>
       </w:pPr>
-      <w:bookmarkStart w:id="60" w:name="_Toc240357879"/>
+      <w:bookmarkStart w:id="65" w:name="_Toc240960188"/>
       <w:r>
         <w:t>Indice delle figure</w:t>
       </w:r>
-      <w:bookmarkEnd w:id="60"/>
+      <w:bookmarkEnd w:id="65"/>
     </w:p>
     <w:p>
       <w:pPr>
@@ -14394,9 +15231,11 @@
         <w:rPr>
           <w:rFonts w:asciiTheme="minorHAnsi" w:eastAsiaTheme="minorEastAsia" w:hAnsiTheme="minorHAnsi" w:cstheme="minorBidi"/>
           <w:noProof/>
-          <w:sz w:val="22"/>
-          <w:szCs w:val="22"/>
+          <w:kern w:val="2"/>
+          <w:sz w:val="24"/>
+          <w:szCs w:val="24"/>
           <w:lang w:eastAsia="it-CH"/>
+          <w14:ligatures w14:val="standardContextual"/>
         </w:rPr>
       </w:pPr>
       <w:r>
@@ -14408,13 +15247,13 @@
       <w:r>
         <w:fldChar w:fldCharType="separate"/>
       </w:r>
-      <w:hyperlink w:anchor="_Toc124775984" w:history="1">
+      <w:hyperlink w:anchor="_Toc240960142" w:history="1">
         <w:r>
           <w:rPr>
             <w:rStyle w:val="Collegamentoipertestuale"/>
             <w:noProof/>
           </w:rPr>
-          <w:t>Figura 1 Esempio di diagramma di Gantt</w:t>
+          <w:t>Figura 1 Use Case</w:t>
         </w:r>
         <w:r>
           <w:rPr>
@@ -14435,7 +15274,7 @@
             <w:noProof/>
             <w:webHidden/>
           </w:rPr>
-          <w:instrText xml:space="preserve"> PAGEREF _Toc124775984 \h </w:instrText>
+          <w:instrText xml:space="preserve"> PAGEREF _Toc240960142 \h </w:instrText>
         </w:r>
         <w:r>
           <w:rPr>
@@ -14455,7 +15294,7 @@
             <w:noProof/>
             <w:webHidden/>
           </w:rPr>
-          <w:t>7</w:t>
+          <w:t>13</w:t>
         </w:r>
         <w:r>
           <w:rPr>
@@ -14475,18 +15314,20 @@
         <w:rPr>
           <w:rFonts w:asciiTheme="minorHAnsi" w:eastAsiaTheme="minorEastAsia" w:hAnsiTheme="minorHAnsi" w:cstheme="minorBidi"/>
           <w:noProof/>
-          <w:sz w:val="22"/>
-          <w:szCs w:val="22"/>
+          <w:kern w:val="2"/>
+          <w:sz w:val="24"/>
+          <w:szCs w:val="24"/>
           <w:lang w:eastAsia="it-CH"/>
-        </w:rPr>
-      </w:pPr>
-      <w:hyperlink w:anchor="_Toc124775985" w:history="1">
+          <w14:ligatures w14:val="standardContextual"/>
+        </w:rPr>
+      </w:pPr>
+      <w:hyperlink w:anchor="_Toc240960143" w:history="1">
         <w:r>
           <w:rPr>
             <w:rStyle w:val="Collegamentoipertestuale"/>
             <w:noProof/>
           </w:rPr>
-          <w:t>Figura 2 Esempio di diagramma di Gantt</w:t>
+          <w:t>Figura 2 Gantt Preventivo</w:t>
         </w:r>
         <w:r>
           <w:rPr>
@@ -14507,7 +15348,7 @@
             <w:noProof/>
             <w:webHidden/>
           </w:rPr>
-          <w:instrText xml:space="preserve"> PAGEREF _Toc124775985 \h </w:instrText>
+          <w:instrText xml:space="preserve"> PAGEREF _Toc240960143 \h </w:instrText>
         </w:r>
         <w:r>
           <w:rPr>
@@ -14527,7 +15368,7 @@
             <w:noProof/>
             <w:webHidden/>
           </w:rPr>
-          <w:t>8</w:t>
+          <w:t>14</w:t>
         </w:r>
         <w:r>
           <w:rPr>
@@ -14547,18 +15388,20 @@
         <w:rPr>
           <w:rFonts w:asciiTheme="minorHAnsi" w:eastAsiaTheme="minorEastAsia" w:hAnsiTheme="minorHAnsi" w:cstheme="minorBidi"/>
           <w:noProof/>
-          <w:sz w:val="22"/>
-          <w:szCs w:val="22"/>
+          <w:kern w:val="2"/>
+          <w:sz w:val="24"/>
+          <w:szCs w:val="24"/>
           <w:lang w:eastAsia="it-CH"/>
-        </w:rPr>
-      </w:pPr>
-      <w:hyperlink w:anchor="_Toc124775986" w:history="1">
+          <w14:ligatures w14:val="standardContextual"/>
+        </w:rPr>
+      </w:pPr>
+      <w:hyperlink w:anchor="_Toc240960144" w:history="1">
         <w:r>
           <w:rPr>
             <w:rStyle w:val="Collegamentoipertestuale"/>
             <w:noProof/>
           </w:rPr>
-          <w:t>Figura 3 Diagramma ER Chen</w:t>
+          <w:t>Figura 3 Schema ER DataBase</w:t>
         </w:r>
         <w:r>
           <w:rPr>
@@ -14579,151 +15422,7 @@
             <w:noProof/>
             <w:webHidden/>
           </w:rPr>
-          <w:instrText xml:space="preserve"> PAGEREF _Toc124775986 \h </w:instrText>
-        </w:r>
-        <w:r>
-          <w:rPr>
-            <w:noProof/>
-            <w:webHidden/>
-          </w:rPr>
-        </w:r>
-        <w:r>
-          <w:rPr>
-            <w:noProof/>
-            <w:webHidden/>
-          </w:rPr>
-          <w:fldChar w:fldCharType="separate"/>
-        </w:r>
-        <w:r>
-          <w:rPr>
-            <w:noProof/>
-            <w:webHidden/>
-          </w:rPr>
-          <w:t>10</w:t>
-        </w:r>
-        <w:r>
-          <w:rPr>
-            <w:noProof/>
-            <w:webHidden/>
-          </w:rPr>
-          <w:fldChar w:fldCharType="end"/>
-        </w:r>
-      </w:hyperlink>
-    </w:p>
-    <w:p>
-      <w:pPr>
-        <w:pStyle w:val="Indicedellefigure"/>
-        <w:tabs>
-          <w:tab w:val="right" w:leader="dot" w:pos="9628"/>
-        </w:tabs>
-        <w:rPr>
-          <w:rFonts w:asciiTheme="minorHAnsi" w:eastAsiaTheme="minorEastAsia" w:hAnsiTheme="minorHAnsi" w:cstheme="minorBidi"/>
-          <w:noProof/>
-          <w:sz w:val="22"/>
-          <w:szCs w:val="22"/>
-          <w:lang w:eastAsia="it-CH"/>
-        </w:rPr>
-      </w:pPr>
-      <w:hyperlink w:anchor="_Toc124775987" w:history="1">
-        <w:r>
-          <w:rPr>
-            <w:rStyle w:val="Collegamentoipertestuale"/>
-            <w:noProof/>
-          </w:rPr>
-          <w:t>Figura 4 Diagramma ER Barker</w:t>
-        </w:r>
-        <w:r>
-          <w:rPr>
-            <w:noProof/>
-            <w:webHidden/>
-          </w:rPr>
-          <w:tab/>
-        </w:r>
-        <w:r>
-          <w:rPr>
-            <w:noProof/>
-            <w:webHidden/>
-          </w:rPr>
-          <w:fldChar w:fldCharType="begin"/>
-        </w:r>
-        <w:r>
-          <w:rPr>
-            <w:noProof/>
-            <w:webHidden/>
-          </w:rPr>
-          <w:instrText xml:space="preserve"> PAGEREF _Toc124775987 \h </w:instrText>
-        </w:r>
-        <w:r>
-          <w:rPr>
-            <w:noProof/>
-            <w:webHidden/>
-          </w:rPr>
-        </w:r>
-        <w:r>
-          <w:rPr>
-            <w:noProof/>
-            <w:webHidden/>
-          </w:rPr>
-          <w:fldChar w:fldCharType="separate"/>
-        </w:r>
-        <w:r>
-          <w:rPr>
-            <w:noProof/>
-            <w:webHidden/>
-          </w:rPr>
-          <w:t>11</w:t>
-        </w:r>
-        <w:r>
-          <w:rPr>
-            <w:noProof/>
-            <w:webHidden/>
-          </w:rPr>
-          <w:fldChar w:fldCharType="end"/>
-        </w:r>
-      </w:hyperlink>
-    </w:p>
-    <w:p>
-      <w:pPr>
-        <w:pStyle w:val="Indicedellefigure"/>
-        <w:tabs>
-          <w:tab w:val="right" w:leader="dot" w:pos="9628"/>
-        </w:tabs>
-        <w:rPr>
-          <w:rFonts w:asciiTheme="minorHAnsi" w:eastAsiaTheme="minorEastAsia" w:hAnsiTheme="minorHAnsi" w:cstheme="minorBidi"/>
-          <w:noProof/>
-          <w:sz w:val="22"/>
-          <w:szCs w:val="22"/>
-          <w:lang w:eastAsia="it-CH"/>
-        </w:rPr>
-      </w:pPr>
-      <w:hyperlink w:anchor="_Toc124775988" w:history="1">
-        <w:r>
-          <w:rPr>
-            <w:rStyle w:val="Collegamentoipertestuale"/>
-            <w:noProof/>
-          </w:rPr>
-          <w:t>Figura 5 Esempio di diagramma di Gantt consuntivo</w:t>
-        </w:r>
-        <w:r>
-          <w:rPr>
-            <w:noProof/>
-            <w:webHidden/>
-          </w:rPr>
-          <w:tab/>
-        </w:r>
-        <w:r>
-          <w:rPr>
-            <w:noProof/>
-            <w:webHidden/>
-          </w:rPr>
-          <w:fldChar w:fldCharType="begin"/>
-        </w:r>
-        <w:r>
-          <w:rPr>
-            <w:noProof/>
-            <w:webHidden/>
-          </w:rPr>
-          <w:instrText xml:space="preserve"> PAGEREF _Toc124775988 \h </w:instrText>
+          <w:instrText xml:space="preserve"> PAGEREF _Toc240960144 \h </w:instrText>
         </w:r>
         <w:r>
           <w:rPr>
@@ -14755,6 +15454,376 @@
       </w:hyperlink>
     </w:p>
     <w:p>
+      <w:pPr>
+        <w:pStyle w:val="Indicedellefigure"/>
+        <w:tabs>
+          <w:tab w:val="right" w:leader="dot" w:pos="9628"/>
+        </w:tabs>
+        <w:rPr>
+          <w:rFonts w:asciiTheme="minorHAnsi" w:eastAsiaTheme="minorEastAsia" w:hAnsiTheme="minorHAnsi" w:cstheme="minorBidi"/>
+          <w:noProof/>
+          <w:kern w:val="2"/>
+          <w:sz w:val="24"/>
+          <w:szCs w:val="24"/>
+          <w:lang w:eastAsia="it-CH"/>
+          <w14:ligatures w14:val="standardContextual"/>
+        </w:rPr>
+      </w:pPr>
+      <w:hyperlink w:anchor="_Toc240960145" w:history="1">
+        <w:r>
+          <w:rPr>
+            <w:rStyle w:val="Collegamentoipertestuale"/>
+            <w:noProof/>
+          </w:rPr>
+          <w:t>Figura 4 Mockup Pagina Statistiche</w:t>
+        </w:r>
+        <w:r>
+          <w:rPr>
+            <w:noProof/>
+            <w:webHidden/>
+          </w:rPr>
+          <w:tab/>
+        </w:r>
+        <w:r>
+          <w:rPr>
+            <w:noProof/>
+            <w:webHidden/>
+          </w:rPr>
+          <w:fldChar w:fldCharType="begin"/>
+        </w:r>
+        <w:r>
+          <w:rPr>
+            <w:noProof/>
+            <w:webHidden/>
+          </w:rPr>
+          <w:instrText xml:space="preserve"> PAGEREF _Toc240960145 \h </w:instrText>
+        </w:r>
+        <w:r>
+          <w:rPr>
+            <w:noProof/>
+            <w:webHidden/>
+          </w:rPr>
+        </w:r>
+        <w:r>
+          <w:rPr>
+            <w:noProof/>
+            <w:webHidden/>
+          </w:rPr>
+          <w:fldChar w:fldCharType="separate"/>
+        </w:r>
+        <w:r>
+          <w:rPr>
+            <w:noProof/>
+            <w:webHidden/>
+          </w:rPr>
+          <w:t>17</w:t>
+        </w:r>
+        <w:r>
+          <w:rPr>
+            <w:noProof/>
+            <w:webHidden/>
+          </w:rPr>
+          <w:fldChar w:fldCharType="end"/>
+        </w:r>
+      </w:hyperlink>
+    </w:p>
+    <w:p>
+      <w:pPr>
+        <w:pStyle w:val="Indicedellefigure"/>
+        <w:tabs>
+          <w:tab w:val="right" w:leader="dot" w:pos="9628"/>
+        </w:tabs>
+        <w:rPr>
+          <w:rFonts w:asciiTheme="minorHAnsi" w:eastAsiaTheme="minorEastAsia" w:hAnsiTheme="minorHAnsi" w:cstheme="minorBidi"/>
+          <w:noProof/>
+          <w:kern w:val="2"/>
+          <w:sz w:val="24"/>
+          <w:szCs w:val="24"/>
+          <w:lang w:eastAsia="it-CH"/>
+          <w14:ligatures w14:val="standardContextual"/>
+        </w:rPr>
+      </w:pPr>
+      <w:hyperlink w:anchor="_Toc240960146" w:history="1">
+        <w:r>
+          <w:rPr>
+            <w:rStyle w:val="Collegamentoipertestuale"/>
+            <w:noProof/>
+          </w:rPr>
+          <w:t>Figura 5 Mockup Pagina Impostazioni</w:t>
+        </w:r>
+        <w:r>
+          <w:rPr>
+            <w:noProof/>
+            <w:webHidden/>
+          </w:rPr>
+          <w:tab/>
+        </w:r>
+        <w:r>
+          <w:rPr>
+            <w:noProof/>
+            <w:webHidden/>
+          </w:rPr>
+          <w:fldChar w:fldCharType="begin"/>
+        </w:r>
+        <w:r>
+          <w:rPr>
+            <w:noProof/>
+            <w:webHidden/>
+          </w:rPr>
+          <w:instrText xml:space="preserve"> PAGEREF _Toc240960146 \h </w:instrText>
+        </w:r>
+        <w:r>
+          <w:rPr>
+            <w:noProof/>
+            <w:webHidden/>
+          </w:rPr>
+        </w:r>
+        <w:r>
+          <w:rPr>
+            <w:noProof/>
+            <w:webHidden/>
+          </w:rPr>
+          <w:fldChar w:fldCharType="separate"/>
+        </w:r>
+        <w:r>
+          <w:rPr>
+            <w:noProof/>
+            <w:webHidden/>
+          </w:rPr>
+          <w:t>18</w:t>
+        </w:r>
+        <w:r>
+          <w:rPr>
+            <w:noProof/>
+            <w:webHidden/>
+          </w:rPr>
+          <w:fldChar w:fldCharType="end"/>
+        </w:r>
+      </w:hyperlink>
+    </w:p>
+    <w:p>
+      <w:pPr>
+        <w:pStyle w:val="Indicedellefigure"/>
+        <w:tabs>
+          <w:tab w:val="right" w:leader="dot" w:pos="9628"/>
+        </w:tabs>
+        <w:rPr>
+          <w:rFonts w:asciiTheme="minorHAnsi" w:eastAsiaTheme="minorEastAsia" w:hAnsiTheme="minorHAnsi" w:cstheme="minorBidi"/>
+          <w:noProof/>
+          <w:kern w:val="2"/>
+          <w:sz w:val="24"/>
+          <w:szCs w:val="24"/>
+          <w:lang w:eastAsia="it-CH"/>
+          <w14:ligatures w14:val="standardContextual"/>
+        </w:rPr>
+      </w:pPr>
+      <w:hyperlink w:anchor="_Toc240960147" w:history="1">
+        <w:r>
+          <w:rPr>
+            <w:rStyle w:val="Collegamentoipertestuale"/>
+            <w:noProof/>
+          </w:rPr>
+          <w:t>Figura 6 Mockup Pagina Home</w:t>
+        </w:r>
+        <w:r>
+          <w:rPr>
+            <w:noProof/>
+            <w:webHidden/>
+          </w:rPr>
+          <w:tab/>
+        </w:r>
+        <w:r>
+          <w:rPr>
+            <w:noProof/>
+            <w:webHidden/>
+          </w:rPr>
+          <w:fldChar w:fldCharType="begin"/>
+        </w:r>
+        <w:r>
+          <w:rPr>
+            <w:noProof/>
+            <w:webHidden/>
+          </w:rPr>
+          <w:instrText xml:space="preserve"> PAGEREF _Toc240960147 \h </w:instrText>
+        </w:r>
+        <w:r>
+          <w:rPr>
+            <w:noProof/>
+            <w:webHidden/>
+          </w:rPr>
+        </w:r>
+        <w:r>
+          <w:rPr>
+            <w:noProof/>
+            <w:webHidden/>
+          </w:rPr>
+          <w:fldChar w:fldCharType="separate"/>
+        </w:r>
+        <w:r>
+          <w:rPr>
+            <w:noProof/>
+            <w:webHidden/>
+          </w:rPr>
+          <w:t>18</w:t>
+        </w:r>
+        <w:r>
+          <w:rPr>
+            <w:noProof/>
+            <w:webHidden/>
+          </w:rPr>
+          <w:fldChar w:fldCharType="end"/>
+        </w:r>
+      </w:hyperlink>
+    </w:p>
+    <w:p>
+      <w:pPr>
+        <w:pStyle w:val="Indicedellefigure"/>
+        <w:tabs>
+          <w:tab w:val="right" w:leader="dot" w:pos="9628"/>
+        </w:tabs>
+        <w:rPr>
+          <w:rFonts w:asciiTheme="minorHAnsi" w:eastAsiaTheme="minorEastAsia" w:hAnsiTheme="minorHAnsi" w:cstheme="minorBidi"/>
+          <w:noProof/>
+          <w:kern w:val="2"/>
+          <w:sz w:val="24"/>
+          <w:szCs w:val="24"/>
+          <w:lang w:eastAsia="it-CH"/>
+          <w14:ligatures w14:val="standardContextual"/>
+        </w:rPr>
+      </w:pPr>
+      <w:hyperlink w:anchor="_Toc240960148" w:history="1">
+        <w:r>
+          <w:rPr>
+            <w:rStyle w:val="Collegamentoipertestuale"/>
+            <w:noProof/>
+          </w:rPr>
+          <w:t>Figura 7 Mockup Pagina Pre-Gioco (Garage)</w:t>
+        </w:r>
+        <w:r>
+          <w:rPr>
+            <w:noProof/>
+            <w:webHidden/>
+          </w:rPr>
+          <w:tab/>
+        </w:r>
+        <w:r>
+          <w:rPr>
+            <w:noProof/>
+            <w:webHidden/>
+          </w:rPr>
+          <w:fldChar w:fldCharType="begin"/>
+        </w:r>
+        <w:r>
+          <w:rPr>
+            <w:noProof/>
+            <w:webHidden/>
+          </w:rPr>
+          <w:instrText xml:space="preserve"> PAGEREF _Toc240960148 \h </w:instrText>
+        </w:r>
+        <w:r>
+          <w:rPr>
+            <w:noProof/>
+            <w:webHidden/>
+          </w:rPr>
+        </w:r>
+        <w:r>
+          <w:rPr>
+            <w:noProof/>
+            <w:webHidden/>
+          </w:rPr>
+          <w:fldChar w:fldCharType="separate"/>
+        </w:r>
+        <w:r>
+          <w:rPr>
+            <w:noProof/>
+            <w:webHidden/>
+          </w:rPr>
+          <w:t>19</w:t>
+        </w:r>
+        <w:r>
+          <w:rPr>
+            <w:noProof/>
+            <w:webHidden/>
+          </w:rPr>
+          <w:fldChar w:fldCharType="end"/>
+        </w:r>
+      </w:hyperlink>
+    </w:p>
+    <w:p>
+      <w:pPr>
+        <w:pStyle w:val="Indicedellefigure"/>
+        <w:tabs>
+          <w:tab w:val="right" w:leader="dot" w:pos="9628"/>
+        </w:tabs>
+        <w:rPr>
+          <w:rFonts w:asciiTheme="minorHAnsi" w:eastAsiaTheme="minorEastAsia" w:hAnsiTheme="minorHAnsi" w:cstheme="minorBidi"/>
+          <w:noProof/>
+          <w:kern w:val="2"/>
+          <w:sz w:val="24"/>
+          <w:szCs w:val="24"/>
+          <w:lang w:eastAsia="it-CH"/>
+          <w14:ligatures w14:val="standardContextual"/>
+        </w:rPr>
+      </w:pPr>
+      <w:hyperlink w:anchor="_Toc240960149" w:history="1">
+        <w:r>
+          <w:rPr>
+            <w:rStyle w:val="Collegamentoipertestuale"/>
+            <w:noProof/>
+          </w:rPr>
+          <w:t>Figura 8 Mockup Interfaccia Gameplay</w:t>
+        </w:r>
+        <w:r>
+          <w:rPr>
+            <w:noProof/>
+            <w:webHidden/>
+          </w:rPr>
+          <w:tab/>
+        </w:r>
+        <w:r>
+          <w:rPr>
+            <w:noProof/>
+            <w:webHidden/>
+          </w:rPr>
+          <w:fldChar w:fldCharType="begin"/>
+        </w:r>
+        <w:r>
+          <w:rPr>
+            <w:noProof/>
+            <w:webHidden/>
+          </w:rPr>
+          <w:instrText xml:space="preserve"> PAGEREF _Toc240960149 \h </w:instrText>
+        </w:r>
+        <w:r>
+          <w:rPr>
+            <w:noProof/>
+            <w:webHidden/>
+          </w:rPr>
+        </w:r>
+        <w:r>
+          <w:rPr>
+            <w:noProof/>
+            <w:webHidden/>
+          </w:rPr>
+          <w:fldChar w:fldCharType="separate"/>
+        </w:r>
+        <w:r>
+          <w:rPr>
+            <w:noProof/>
+            <w:webHidden/>
+          </w:rPr>
+          <w:t>19</w:t>
+        </w:r>
+        <w:r>
+          <w:rPr>
+            <w:noProof/>
+            <w:webHidden/>
+          </w:rPr>
+          <w:fldChar w:fldCharType="end"/>
+        </w:r>
+      </w:hyperlink>
+    </w:p>
+    <w:p>
       <w:r>
         <w:fldChar w:fldCharType="end"/>
       </w:r>
@@ -14762,16 +15831,30 @@
     <w:p>
       <w:pPr>
         <w:pStyle w:val="Titolo1"/>
-      </w:pPr>
-      <w:bookmarkStart w:id="61" w:name="_Toc240357880"/>
-      <w:r>
+        <w:rPr>
+          <w:color w:val="FF0000"/>
+        </w:rPr>
+      </w:pPr>
+      <w:bookmarkStart w:id="66" w:name="_Toc240960189"/>
+      <w:r>
+        <w:rPr>
+          <w:color w:val="FF0000"/>
+        </w:rPr>
         <w:t>Allegati</w:t>
       </w:r>
-      <w:bookmarkEnd w:id="58"/>
-      <w:bookmarkEnd w:id="61"/>
-    </w:p>
-    <w:p>
-      <w:r>
+      <w:bookmarkEnd w:id="63"/>
+      <w:bookmarkEnd w:id="66"/>
+    </w:p>
+    <w:p>
+      <w:pPr>
+        <w:rPr>
+          <w:color w:val="FF0000"/>
+        </w:rPr>
+      </w:pPr>
+      <w:r>
+        <w:rPr>
+          <w:color w:val="FF0000"/>
+        </w:rPr>
         <w:t>Elenco degli allegati, esempio:</w:t>
       </w:r>
     </w:p>
@@ -14781,8 +15864,14 @@
           <w:ilvl w:val="0"/>
           <w:numId w:val="5"/>
         </w:numPr>
-      </w:pPr>
-      <w:r>
+        <w:rPr>
+          <w:color w:val="FF0000"/>
+        </w:rPr>
+      </w:pPr>
+      <w:r>
+        <w:rPr>
+          <w:color w:val="FF0000"/>
+        </w:rPr>
         <w:t xml:space="preserve">Diari di lavoro </w:t>
       </w:r>
     </w:p>
@@ -14792,8 +15881,14 @@
           <w:ilvl w:val="0"/>
           <w:numId w:val="5"/>
         </w:numPr>
-      </w:pPr>
-      <w:r>
+        <w:rPr>
+          <w:color w:val="FF0000"/>
+        </w:rPr>
+      </w:pPr>
+      <w:r>
+        <w:rPr>
+          <w:color w:val="FF0000"/>
+        </w:rPr>
         <w:t>Codici sorgente/documentazione macchine virtuali</w:t>
       </w:r>
     </w:p>
@@ -14803,8 +15898,14 @@
           <w:ilvl w:val="0"/>
           <w:numId w:val="5"/>
         </w:numPr>
-      </w:pPr>
-      <w:r>
+        <w:rPr>
+          <w:color w:val="FF0000"/>
+        </w:rPr>
+      </w:pPr>
+      <w:r>
+        <w:rPr>
+          <w:color w:val="FF0000"/>
+        </w:rPr>
         <w:t>Istruzioni di installazione del prodotto (con credenziali di accesso) e/o di eventuali prodotti terzi</w:t>
       </w:r>
     </w:p>
@@ -14814,8 +15915,14 @@
           <w:ilvl w:val="0"/>
           <w:numId w:val="5"/>
         </w:numPr>
-      </w:pPr>
-      <w:r>
+        <w:rPr>
+          <w:color w:val="FF0000"/>
+        </w:rPr>
+      </w:pPr>
+      <w:r>
+        <w:rPr>
+          <w:color w:val="FF0000"/>
+        </w:rPr>
         <w:t>Documentazione di prodotti di terzi</w:t>
       </w:r>
     </w:p>
@@ -14825,8 +15932,14 @@
           <w:ilvl w:val="0"/>
           <w:numId w:val="5"/>
         </w:numPr>
-      </w:pPr>
-      <w:r>
+        <w:rPr>
+          <w:color w:val="FF0000"/>
+        </w:rPr>
+      </w:pPr>
+      <w:r>
+        <w:rPr>
+          <w:color w:val="FF0000"/>
+        </w:rPr>
         <w:t>Eventuali guide utente / Manuali di utilizzo</w:t>
       </w:r>
     </w:p>
@@ -14836,15 +15949,27 @@
           <w:ilvl w:val="0"/>
           <w:numId w:val="5"/>
         </w:numPr>
-      </w:pPr>
-      <w:r>
+        <w:rPr>
+          <w:color w:val="FF0000"/>
+        </w:rPr>
+      </w:pPr>
+      <w:r>
+        <w:rPr>
+          <w:color w:val="FF0000"/>
+        </w:rPr>
         <w:t xml:space="preserve">Mandato e/o </w:t>
       </w:r>
       <w:proofErr w:type="spellStart"/>
       <w:r>
+        <w:rPr>
+          <w:color w:val="FF0000"/>
+        </w:rPr>
         <w:t>Qd</w:t>
       </w:r>
       <w:r>
+        <w:rPr>
+          <w:color w:val="FF0000"/>
+        </w:rPr>
         <w:t>C</w:t>
       </w:r>
       <w:proofErr w:type="spellEnd"/>
@@ -14855,8 +15980,14 @@
           <w:ilvl w:val="0"/>
           <w:numId w:val="5"/>
         </w:numPr>
-      </w:pPr>
-      <w:r>
+        <w:rPr>
+          <w:color w:val="FF0000"/>
+        </w:rPr>
+      </w:pPr>
+      <w:r>
+        <w:rPr>
+          <w:color w:val="FF0000"/>
+        </w:rPr>
         <w:t>Prodotto</w:t>
       </w:r>
     </w:p>
@@ -14866,12 +15997,24 @@
           <w:ilvl w:val="0"/>
           <w:numId w:val="5"/>
         </w:numPr>
-      </w:pPr>
-      <w:r>
+        <w:rPr>
+          <w:color w:val="FF0000"/>
+        </w:rPr>
+      </w:pPr>
+      <w:r>
+        <w:rPr>
+          <w:color w:val="FF0000"/>
+        </w:rPr>
         <w:t>…</w:t>
       </w:r>
     </w:p>
-    <w:p/>
+    <w:p>
+      <w:pPr>
+        <w:rPr>
+          <w:color w:val="FF0000"/>
+        </w:rPr>
+      </w:pPr>
+    </w:p>
     <w:p>
       <w:pPr>
         <w:jc w:val="both"/>
@@ -14990,7 +16133,7 @@
         <w:noProof/>
         <w:sz w:val="20"/>
       </w:rPr>
-      <w:t>15.09.2026</w:t>
+      <w:t>22.09.2026</w:t>
     </w:r>
     <w:r>
       <w:rPr>
@@ -15499,7 +16642,7 @@
         <w:noProof/>
         <w:sz w:val="20"/>
       </w:rPr>
-      <w:t>14.09.2026</w:t>
+      <w:t>15.09.2026</w:t>
     </w:r>
     <w:r>
       <w:rPr>
@@ -15727,7 +16870,7 @@
         <w:noProof/>
         <w:sz w:val="20"/>
       </w:rPr>
-      <w:t>14.09.2026</w:t>
+      <w:t>15.09.2026</w:t>
     </w:r>
     <w:r>
       <w:rPr>
@@ -16887,7 +18030,7 @@
               <wp:inline distT="0" distB="0" distL="0" distR="0" wp14:anchorId="7E5E84F4" wp14:editId="0B1F939B">
                 <wp:extent cx="828000" cy="591429"/>
                 <wp:effectExtent l="0" t="0" r="0" b="0"/>
-                <wp:docPr id="9" name="Immagine 9"/>
+                <wp:docPr id="27" name="Immagine 27"/>
                 <wp:cNvGraphicFramePr>
                   <a:graphicFrameLocks xmlns:a="http://schemas.openxmlformats.org/drawingml/2006/main" noChangeAspect="1"/>
                 </wp:cNvGraphicFramePr>
@@ -17273,7 +18416,7 @@
               <wp:inline distT="0" distB="0" distL="0" distR="0" wp14:anchorId="54A8894A" wp14:editId="60A7D065">
                 <wp:extent cx="828000" cy="591429"/>
                 <wp:effectExtent l="0" t="0" r="0" b="0"/>
-                <wp:docPr id="10" name="Immagine 10"/>
+                <wp:docPr id="28" name="Immagine 28"/>
                 <wp:cNvGraphicFramePr>
                   <a:graphicFrameLocks xmlns:a="http://schemas.openxmlformats.org/drawingml/2006/main" noChangeAspect="1"/>
                 </wp:cNvGraphicFramePr>

--- a/3_Documentazione/Documentazione.docx
+++ b/3_Documentazione/Documentazione.docx
@@ -4099,7 +4099,10 @@
         </w:numPr>
       </w:pPr>
       <w:r>
-        <w:t>Dal menu principale voglio poter aprire le impostazioni di gioco.</w:t>
+        <w:t>V</w:t>
+      </w:r>
+      <w:r>
+        <w:t>oglio poter aprire le impostazioni di gioco.</w:t>
       </w:r>
     </w:p>
     <w:p>
@@ -7874,59 +7877,6 @@
           </w:p>
         </w:tc>
       </w:tr>
-      <w:tr>
-        <w:tc>
-          <w:tcPr>
-            <w:tcW w:w="9644" w:type="dxa"/>
-            <w:gridSpan w:val="6"/>
-          </w:tcPr>
-          <w:p>
-            <w:pPr>
-              <w:rPr>
-                <w:b/>
-              </w:rPr>
-            </w:pPr>
-            <w:r>
-              <w:rPr>
-                <w:b/>
-              </w:rPr>
-              <w:t>Sotto requisiti</w:t>
-            </w:r>
-          </w:p>
-        </w:tc>
-      </w:tr>
-      <w:tr>
-        <w:tc>
-          <w:tcPr>
-            <w:tcW w:w="1519" w:type="dxa"/>
-            <w:shd w:val="clear" w:color="auto" w:fill="D9D9D9" w:themeFill="background1" w:themeFillShade="D9"/>
-          </w:tcPr>
-          <w:p>
-            <w:pPr>
-              <w:rPr>
-                <w:b/>
-              </w:rPr>
-            </w:pPr>
-            <w:r>
-              <w:rPr>
-                <w:b/>
-              </w:rPr>
-              <w:t>001</w:t>
-            </w:r>
-          </w:p>
-        </w:tc>
-        <w:tc>
-          <w:tcPr>
-            <w:tcW w:w="8125" w:type="dxa"/>
-            <w:gridSpan w:val="5"/>
-          </w:tcPr>
-          <w:p>
-            <w:r>
-              <w:t>Richiede il menu principale (Req-01).</w:t>
-            </w:r>
-          </w:p>
-        </w:tc>
-      </w:tr>
     </w:tbl>
     <w:p>
       <w:pPr>
@@ -8118,59 +8068,6 @@
           <w:p>
             <w:r>
               <w:t>Tabella dedicata consultabile dal giocatore per monitorare i propri progressi e i dati di gioco aggiornati (es. partite giocate, avversari eliminati).</w:t>
-            </w:r>
-          </w:p>
-        </w:tc>
-      </w:tr>
-      <w:tr>
-        <w:tc>
-          <w:tcPr>
-            <w:tcW w:w="9644" w:type="dxa"/>
-            <w:gridSpan w:val="6"/>
-          </w:tcPr>
-          <w:p>
-            <w:pPr>
-              <w:rPr>
-                <w:b/>
-              </w:rPr>
-            </w:pPr>
-            <w:r>
-              <w:rPr>
-                <w:b/>
-              </w:rPr>
-              <w:t>Sotto requisiti</w:t>
-            </w:r>
-          </w:p>
-        </w:tc>
-      </w:tr>
-      <w:tr>
-        <w:tc>
-          <w:tcPr>
-            <w:tcW w:w="1519" w:type="dxa"/>
-            <w:shd w:val="clear" w:color="auto" w:fill="D9D9D9" w:themeFill="background1" w:themeFillShade="D9"/>
-          </w:tcPr>
-          <w:p>
-            <w:pPr>
-              <w:rPr>
-                <w:b/>
-              </w:rPr>
-            </w:pPr>
-            <w:r>
-              <w:rPr>
-                <w:b/>
-              </w:rPr>
-              <w:t>001</w:t>
-            </w:r>
-          </w:p>
-        </w:tc>
-        <w:tc>
-          <w:tcPr>
-            <w:tcW w:w="8125" w:type="dxa"/>
-            <w:gridSpan w:val="5"/>
-          </w:tcPr>
-          <w:p>
-            <w:r>
-              <w:t>Richiede il menu principale (Req-01).</w:t>
             </w:r>
           </w:p>
         </w:tc>
@@ -10462,15 +10359,7 @@
                               <w:fldChar w:fldCharType="end"/>
                             </w:r>
                             <w:r>
-                              <w:t xml:space="preserve"> </w:t>
-                            </w:r>
-                            <w:proofErr w:type="spellStart"/>
-                            <w:r>
-                              <w:t>Gantt</w:t>
-                            </w:r>
-                            <w:proofErr w:type="spellEnd"/>
-                            <w:r>
-                              <w:t xml:space="preserve"> Preventivo</w:t>
+                              <w:t xml:space="preserve"> Gantt Preventivo</w:t>
                             </w:r>
                             <w:bookmarkEnd w:id="14"/>
                           </w:p>
@@ -10645,7 +10534,7 @@
           <w:lang w:val="it-CH"/>
         </w:rPr>
       </w:pPr>
-      <w:bookmarkStart w:id="16" w:name="_Toc240960164"/>
+      <w:bookmarkStart w:id="15" w:name="_Toc240960164"/>
       <w:r>
         <w:rPr>
           <w:lang w:val="it-CH"/>
@@ -10653,72 +10542,72 @@
         <w:lastRenderedPageBreak/>
         <w:t>Analisi dei mezzi</w:t>
       </w:r>
+      <w:bookmarkEnd w:id="15"/>
+    </w:p>
+    <w:p>
+      <w:pPr>
+        <w:spacing w:after="160" w:line="278" w:lineRule="auto"/>
+      </w:pPr>
+      <w:bookmarkStart w:id="16" w:name="_Toc413411419"/>
+      <w:r>
+        <w:t>Per la realizzazione del progetto sono stati utilizzat</w:t>
+      </w:r>
+      <w:r>
+        <w:t>i</w:t>
+      </w:r>
+      <w:r>
+        <w:t xml:space="preserve"> </w:t>
+      </w:r>
+      <w:r>
+        <w:t>2</w:t>
+      </w:r>
+      <w:r>
+        <w:t xml:space="preserve"> PC scolastici con </w:t>
+      </w:r>
+      <w:proofErr w:type="spellStart"/>
+      <w:r>
+        <w:t>Unity</w:t>
+      </w:r>
+      <w:proofErr w:type="spellEnd"/>
+      <w:r>
+        <w:t>. Il debugging è effettuato direttamente sul</w:t>
+      </w:r>
+      <w:r>
+        <w:t xml:space="preserve"> game </w:t>
+      </w:r>
+      <w:proofErr w:type="spellStart"/>
+      <w:r>
+        <w:t>engine</w:t>
+      </w:r>
+      <w:proofErr w:type="spellEnd"/>
+      <w:r>
+        <w:t xml:space="preserve"> </w:t>
+      </w:r>
+      <w:proofErr w:type="spellStart"/>
+      <w:r>
+        <w:t>Unity</w:t>
+      </w:r>
+      <w:proofErr w:type="spellEnd"/>
+      <w:r>
+        <w:t>, oltretutto sono stati anche eseguiti dei test su dei computer personali con delle prestazioni minori rispetto a quelli scolastici.</w:t>
+      </w:r>
+    </w:p>
+    <w:p>
+      <w:pPr>
+        <w:pStyle w:val="Titolo3"/>
+        <w:rPr>
+          <w:lang w:val="it-CH"/>
+        </w:rPr>
+      </w:pPr>
+      <w:bookmarkStart w:id="17" w:name="_Toc240960165"/>
+      <w:r>
+        <w:rPr>
+          <w:lang w:val="it-CH"/>
+        </w:rPr>
+        <w:t>Software</w:t>
+      </w:r>
       <w:bookmarkEnd w:id="16"/>
-    </w:p>
-    <w:p>
-      <w:pPr>
-        <w:spacing w:after="160" w:line="278" w:lineRule="auto"/>
-      </w:pPr>
-      <w:bookmarkStart w:id="17" w:name="_Toc413411419"/>
-      <w:r>
-        <w:t>Per la realizzazione del progetto sono stati utilizzat</w:t>
-      </w:r>
-      <w:r>
-        <w:t>i</w:t>
-      </w:r>
-      <w:r>
-        <w:t xml:space="preserve"> </w:t>
-      </w:r>
-      <w:r>
-        <w:t>2</w:t>
-      </w:r>
-      <w:r>
-        <w:t xml:space="preserve"> PC scolastici con </w:t>
-      </w:r>
-      <w:proofErr w:type="spellStart"/>
-      <w:r>
-        <w:t>Unity</w:t>
-      </w:r>
-      <w:proofErr w:type="spellEnd"/>
-      <w:r>
-        <w:t>. Il debugging è effettuato direttamente sul</w:t>
-      </w:r>
-      <w:r>
-        <w:t xml:space="preserve"> game </w:t>
-      </w:r>
-      <w:proofErr w:type="spellStart"/>
-      <w:r>
-        <w:t>engine</w:t>
-      </w:r>
-      <w:proofErr w:type="spellEnd"/>
-      <w:r>
-        <w:t xml:space="preserve"> </w:t>
-      </w:r>
-      <w:proofErr w:type="spellStart"/>
-      <w:r>
-        <w:t>Unity</w:t>
-      </w:r>
-      <w:proofErr w:type="spellEnd"/>
-      <w:r>
-        <w:t>, oltretutto sono stati anche eseguiti dei test su dei computer personali con delle prestazioni minori rispetto a quelli scolastici.</w:t>
-      </w:r>
-    </w:p>
-    <w:p>
-      <w:pPr>
-        <w:pStyle w:val="Titolo3"/>
-        <w:rPr>
-          <w:lang w:val="it-CH"/>
-        </w:rPr>
-      </w:pPr>
-      <w:bookmarkStart w:id="18" w:name="_Toc240960165"/>
-      <w:r>
-        <w:rPr>
-          <w:lang w:val="it-CH"/>
-        </w:rPr>
-        <w:t>Software</w:t>
-      </w:r>
       <w:bookmarkEnd w:id="17"/>
-      <w:bookmarkEnd w:id="18"/>
     </w:p>
     <w:tbl>
       <w:tblPr>
@@ -10911,19 +10800,19 @@
           <w:lang w:val="it-CH"/>
         </w:rPr>
       </w:pPr>
-      <w:bookmarkStart w:id="19" w:name="_Toc413411420"/>
-      <w:bookmarkStart w:id="20" w:name="_Toc240960166"/>
+      <w:bookmarkStart w:id="18" w:name="_Toc413411420"/>
+      <w:bookmarkStart w:id="19" w:name="_Toc240960166"/>
       <w:r>
         <w:rPr>
           <w:lang w:val="it-CH"/>
         </w:rPr>
         <w:t>Hardware</w:t>
       </w:r>
+      <w:bookmarkEnd w:id="18"/>
       <w:bookmarkEnd w:id="19"/>
-      <w:bookmarkEnd w:id="20"/>
-    </w:p>
-    <w:p>
-      <w:bookmarkStart w:id="21" w:name="_Toc429059808"/>
+    </w:p>
+    <w:p>
+      <w:bookmarkStart w:id="20" w:name="_Toc429059808"/>
       <w:r>
         <w:t xml:space="preserve">PC Windows 11 </w:t>
       </w:r>
@@ -10965,14 +10854,16 @@
       <w:pPr>
         <w:pStyle w:val="Titolo1"/>
       </w:pPr>
-      <w:bookmarkStart w:id="22" w:name="_Toc240960167"/>
+      <w:bookmarkStart w:id="21" w:name="_Toc240960167"/>
       <w:r>
         <w:lastRenderedPageBreak/>
         <w:t>Progettazione</w:t>
       </w:r>
+      <w:bookmarkEnd w:id="20"/>
       <w:bookmarkEnd w:id="21"/>
-      <w:bookmarkEnd w:id="22"/>
-    </w:p>
+    </w:p>
+    <w:bookmarkStart w:id="22" w:name="_Toc429059810"/>
+    <w:bookmarkStart w:id="23" w:name="_Toc240960168"/>
     <w:p>
       <w:pPr>
         <w:pStyle w:val="Titolo2"/>
@@ -10980,8 +10871,6 @@
           <w:lang w:val="it-CH"/>
         </w:rPr>
       </w:pPr>
-      <w:bookmarkStart w:id="23" w:name="_Toc429059810"/>
-      <w:bookmarkStart w:id="24" w:name="_Toc240960168"/>
       <w:r>
         <w:rPr>
           <w:noProof/>
@@ -11033,7 +10922,7 @@
                                 <w:lang w:val="it-IT"/>
                               </w:rPr>
                             </w:pPr>
-                            <w:bookmarkStart w:id="25" w:name="_Toc240960144"/>
+                            <w:bookmarkStart w:id="24" w:name="_Toc240960144"/>
                             <w:r>
                               <w:t xml:space="preserve">Figura </w:t>
                             </w:r>
@@ -11064,7 +10953,7 @@
                               </w:rPr>
                               <w:t xml:space="preserve"> DataBase</w:t>
                             </w:r>
-                            <w:bookmarkEnd w:id="25"/>
+                            <w:bookmarkEnd w:id="24"/>
                           </w:p>
                         </w:txbxContent>
                       </wps:txbx>
@@ -11218,8 +11107,8 @@
         </w:rPr>
         <w:t>Design dei dati e database</w:t>
       </w:r>
+      <w:bookmarkEnd w:id="22"/>
       <w:bookmarkEnd w:id="23"/>
-      <w:bookmarkEnd w:id="24"/>
     </w:p>
     <w:p>
       <w:pPr>
@@ -11353,54 +11242,46 @@
           <w:lang w:val="it-CH"/>
         </w:rPr>
       </w:pPr>
-      <w:bookmarkStart w:id="27" w:name="_Toc429059811"/>
-      <w:bookmarkStart w:id="28" w:name="_Toc240960169"/>
+      <w:bookmarkStart w:id="25" w:name="_Toc429059811"/>
+      <w:bookmarkStart w:id="26" w:name="_Toc240960169"/>
       <w:r>
         <w:rPr>
           <w:lang w:val="it-CH"/>
         </w:rPr>
         <w:t>Design delle interfacce</w:t>
       </w:r>
+      <w:bookmarkEnd w:id="25"/>
+      <w:bookmarkEnd w:id="26"/>
+    </w:p>
+    <w:p>
+      <w:r>
+        <w:t>Abbiamo deciso di mantenere uno stile a tema arancione per il gioco.</w:t>
+      </w:r>
+    </w:p>
+    <w:p>
+      <w:r>
+        <w:t>Le griglie sono la nostra focalizzazione, portando una UI pulita a tutte le interfacce presenti.</w:t>
+      </w:r>
+    </w:p>
+    <w:p>
+      <w:r>
+        <w:t>Cerchiamo di mantenere facile l’utilizzo delle interfacce per l’utente.</w:t>
+      </w:r>
+    </w:p>
+    <w:p>
+      <w:r>
+        <w:t>Le seguenti immagini sono generati per bozza tramite Gemini, non sono vincolanti nel risultato che sarà presente a fine sviluppo.</w:t>
+      </w:r>
+    </w:p>
+    <w:p>
+      <w:pPr>
+        <w:pStyle w:val="Titolo3"/>
+      </w:pPr>
+      <w:bookmarkStart w:id="27" w:name="_Toc240960170"/>
+      <w:r>
+        <w:t>Statistiche</w:t>
+      </w:r>
       <w:bookmarkEnd w:id="27"/>
-      <w:bookmarkEnd w:id="28"/>
-    </w:p>
-    <w:p>
-      <w:r>
-        <w:t>Abbiamo deciso di mantenere uno stile a tema arancione per il gioco.</w:t>
-      </w:r>
-    </w:p>
-    <w:p>
-      <w:r>
-        <w:t>Le griglie sono la nostra focalizzazione, portando una UI pulita a tutte le interfacce presenti.</w:t>
-      </w:r>
-    </w:p>
-    <w:p>
-      <w:r>
-        <w:t>Cerchiamo di mantenere facile l’utilizzo delle interfacce per l’utente.</w:t>
-      </w:r>
-    </w:p>
-    <w:p>
-      <w:r>
-        <w:t xml:space="preserve">Le seguenti immagini </w:t>
-      </w:r>
-      <w:proofErr w:type="gramStart"/>
-      <w:r>
-        <w:t>sono generati</w:t>
-      </w:r>
-      <w:proofErr w:type="gramEnd"/>
-      <w:r>
-        <w:t xml:space="preserve"> per bozza tramite Gemini, non sono vincolanti nel risultato che sarà presente a fine sviluppo.</w:t>
-      </w:r>
-    </w:p>
-    <w:p>
-      <w:pPr>
-        <w:pStyle w:val="Titolo3"/>
-      </w:pPr>
-      <w:bookmarkStart w:id="29" w:name="_Toc240960170"/>
-      <w:r>
-        <w:t>Statistiche</w:t>
-      </w:r>
-      <w:bookmarkEnd w:id="29"/>
     </w:p>
     <w:p>
       <w:pPr>
@@ -11411,7 +11292,7 @@
           <w:noProof/>
         </w:rPr>
         <w:drawing>
-          <wp:inline distT="0" distB="0" distL="0" distR="0" wp14:anchorId="2BA77E0D" wp14:editId="2CB79885">
+          <wp:inline distT="0" distB="0" distL="0" distR="0" wp14:anchorId="2BA77E0D" wp14:editId="41021398">
             <wp:extent cx="6115050" cy="3276600"/>
             <wp:effectExtent l="0" t="0" r="0" b="0"/>
             <wp:docPr id="11" name="Immagine 11"/>
@@ -11464,7 +11345,7 @@
       <w:pPr>
         <w:pStyle w:val="Didascalia"/>
       </w:pPr>
-      <w:bookmarkStart w:id="30" w:name="_Toc240960145"/>
+      <w:bookmarkStart w:id="28" w:name="_Toc240960145"/>
       <w:r>
         <w:t xml:space="preserve">Figura </w:t>
       </w:r>
@@ -11500,19 +11381,19 @@
       <w:r>
         <w:t>Statistiche</w:t>
       </w:r>
-      <w:bookmarkEnd w:id="30"/>
+      <w:bookmarkEnd w:id="28"/>
     </w:p>
     <w:p/>
     <w:p>
       <w:pPr>
         <w:pStyle w:val="Titolo3"/>
       </w:pPr>
-      <w:bookmarkStart w:id="31" w:name="_Toc240960171"/>
+      <w:bookmarkStart w:id="29" w:name="_Toc240960171"/>
       <w:r>
         <w:lastRenderedPageBreak/>
         <w:t>Impostazioni</w:t>
       </w:r>
-      <w:bookmarkEnd w:id="31"/>
+      <w:bookmarkEnd w:id="29"/>
     </w:p>
     <w:p>
       <w:pPr>
@@ -11580,7 +11461,7 @@
           <w:lang w:val="it-IT"/>
         </w:rPr>
       </w:pPr>
-      <w:bookmarkStart w:id="32" w:name="_Toc240960146"/>
+      <w:bookmarkStart w:id="30" w:name="_Toc240960146"/>
       <w:r>
         <w:t xml:space="preserve">Figura </w:t>
       </w:r>
@@ -11616,18 +11497,18 @@
       <w:r>
         <w:t>Impostazioni</w:t>
       </w:r>
-      <w:bookmarkEnd w:id="32"/>
+      <w:bookmarkEnd w:id="30"/>
     </w:p>
     <w:p/>
     <w:p>
       <w:pPr>
         <w:pStyle w:val="Titolo3"/>
       </w:pPr>
-      <w:bookmarkStart w:id="33" w:name="_Toc240960172"/>
+      <w:bookmarkStart w:id="31" w:name="_Toc240960172"/>
       <w:r>
         <w:t>Homepage</w:t>
       </w:r>
-      <w:bookmarkEnd w:id="33"/>
+      <w:bookmarkEnd w:id="31"/>
     </w:p>
     <w:p>
       <w:pPr>
@@ -11695,7 +11576,7 @@
           <w:lang w:val="it-IT"/>
         </w:rPr>
       </w:pPr>
-      <w:bookmarkStart w:id="34" w:name="_Toc240960147"/>
+      <w:bookmarkStart w:id="32" w:name="_Toc240960147"/>
       <w:r>
         <w:t xml:space="preserve">Figura </w:t>
       </w:r>
@@ -11731,7 +11612,7 @@
       <w:r>
         <w:t>Home</w:t>
       </w:r>
-      <w:bookmarkEnd w:id="34"/>
+      <w:bookmarkEnd w:id="32"/>
     </w:p>
     <w:p>
       <w:r>
@@ -11742,12 +11623,12 @@
       <w:pPr>
         <w:pStyle w:val="Titolo3"/>
       </w:pPr>
-      <w:bookmarkStart w:id="35" w:name="_Toc240960173"/>
+      <w:bookmarkStart w:id="33" w:name="_Toc240960173"/>
       <w:r>
         <w:lastRenderedPageBreak/>
         <w:t>Garage</w:t>
       </w:r>
-      <w:bookmarkEnd w:id="35"/>
+      <w:bookmarkEnd w:id="33"/>
     </w:p>
     <w:p>
       <w:pPr>
@@ -11814,7 +11695,7 @@
           <w:lang w:val="it-IT"/>
         </w:rPr>
       </w:pPr>
-      <w:bookmarkStart w:id="36" w:name="_Toc240960148"/>
+      <w:bookmarkStart w:id="34" w:name="_Toc240960148"/>
       <w:r>
         <w:t xml:space="preserve">Figura </w:t>
       </w:r>
@@ -11855,17 +11736,17 @@
       <w:r>
         <w:t>-Gioco (Garage)</w:t>
       </w:r>
-      <w:bookmarkEnd w:id="36"/>
+      <w:bookmarkEnd w:id="34"/>
     </w:p>
     <w:p>
       <w:pPr>
         <w:pStyle w:val="Titolo3"/>
       </w:pPr>
-      <w:bookmarkStart w:id="37" w:name="_Toc240960174"/>
+      <w:bookmarkStart w:id="35" w:name="_Toc240960174"/>
       <w:r>
         <w:t>In-Game</w:t>
       </w:r>
-      <w:bookmarkEnd w:id="37"/>
+      <w:bookmarkEnd w:id="35"/>
     </w:p>
     <w:p>
       <w:pPr>
@@ -11929,7 +11810,7 @@
       <w:pPr>
         <w:pStyle w:val="Didascalia"/>
       </w:pPr>
-      <w:bookmarkStart w:id="38" w:name="_Toc240960149"/>
+      <w:bookmarkStart w:id="36" w:name="_Toc240960149"/>
       <w:r>
         <w:t xml:space="preserve">Figura </w:t>
       </w:r>
@@ -11965,7 +11846,7 @@
       <w:r>
         <w:t>Interfaccia Gameplay</w:t>
       </w:r>
-      <w:bookmarkEnd w:id="38"/>
+      <w:bookmarkEnd w:id="36"/>
       <w:r>
         <w:br w:type="page"/>
       </w:r>
@@ -11978,8 +11859,8 @@
           <w:lang w:val="it-CH"/>
         </w:rPr>
       </w:pPr>
-      <w:bookmarkStart w:id="39" w:name="_Toc429059812"/>
-      <w:bookmarkStart w:id="40" w:name="_Toc240960175"/>
+      <w:bookmarkStart w:id="37" w:name="_Toc429059812"/>
+      <w:bookmarkStart w:id="38" w:name="_Toc240960175"/>
       <w:r>
         <w:rPr>
           <w:color w:val="FF0000"/>
@@ -11988,8 +11869,8 @@
         <w:lastRenderedPageBreak/>
         <w:t>Design procedurale</w:t>
       </w:r>
-      <w:bookmarkEnd w:id="39"/>
-      <w:bookmarkEnd w:id="40"/>
+      <w:bookmarkEnd w:id="37"/>
+      <w:bookmarkEnd w:id="38"/>
     </w:p>
     <w:p>
       <w:pPr>
@@ -12127,106 +12008,106 @@
       <w:pPr>
         <w:pStyle w:val="Titolo1"/>
       </w:pPr>
-      <w:bookmarkStart w:id="41" w:name="_Toc461179222"/>
-      <w:bookmarkStart w:id="42" w:name="_Toc240960176"/>
+      <w:bookmarkStart w:id="39" w:name="_Toc461179222"/>
+      <w:bookmarkStart w:id="40" w:name="_Toc240960176"/>
       <w:r>
         <w:lastRenderedPageBreak/>
         <w:t>Implementazione</w:t>
       </w:r>
+      <w:bookmarkEnd w:id="39"/>
+      <w:bookmarkEnd w:id="40"/>
+    </w:p>
+    <w:p>
+      <w:r>
+        <w:t>In questo capitolo dovrà essere mostrato come è stato realizzato il lavoro. Questa parte può differenziarsi dalla progettazione in quanto il risultato ottenuto non per forza può essere come era stato progettato.</w:t>
+      </w:r>
+    </w:p>
+    <w:p>
+      <w:r>
+        <w:t xml:space="preserve">Sulla base di queste informazioni il lavoro svolto dovrà essere riproducibile. </w:t>
+      </w:r>
+    </w:p>
+    <w:p>
+      <w:r>
+        <w:t>In questa parte è richiesto l’inserimento di codice sorgente</w:t>
+      </w:r>
+      <w:r>
+        <w:t xml:space="preserve"> - </w:t>
+      </w:r>
+      <w:r>
+        <w:t>P</w:t>
+      </w:r>
+      <w:r>
+        <w:t xml:space="preserve">rint </w:t>
+      </w:r>
+      <w:r>
+        <w:t>S</w:t>
+      </w:r>
+      <w:r>
+        <w:t xml:space="preserve">creen </w:t>
+      </w:r>
+      <w:r>
+        <w:t xml:space="preserve">- </w:t>
+      </w:r>
+      <w:r>
+        <w:t>di maschere solamente per quei passaggi particolarmente significativi e/o critici.</w:t>
+      </w:r>
+    </w:p>
+    <w:p>
+      <w:r>
+        <w:t>Inoltre,</w:t>
+      </w:r>
+      <w:r>
+        <w:t xml:space="preserve"> dovranno essere descritte eventuali varianti di soluzione o scelte di prodotti con motivazione delle scelte.</w:t>
+      </w:r>
+    </w:p>
+    <w:p>
+      <w:r>
+        <w:t>Non deve apparire nessuna forma di guida d’uso di librerie o di componenti utilizzati. Eventualmente questa va allegata.</w:t>
+      </w:r>
+    </w:p>
+    <w:p>
+      <w:r>
+        <w:t>Per eventuali dettagli si possono inserire riferimenti ai diari.</w:t>
+      </w:r>
+    </w:p>
+    <w:p>
+      <w:pPr>
+        <w:pStyle w:val="Titolo1"/>
+        <w:rPr>
+          <w:color w:val="FF0000"/>
+        </w:rPr>
+      </w:pPr>
+      <w:bookmarkStart w:id="41" w:name="_Toc461179223"/>
+      <w:bookmarkStart w:id="42" w:name="_Toc240960177"/>
+      <w:r>
+        <w:rPr>
+          <w:color w:val="FF0000"/>
+        </w:rPr>
+        <w:t>Test</w:t>
+      </w:r>
       <w:bookmarkEnd w:id="41"/>
       <w:bookmarkEnd w:id="42"/>
     </w:p>
     <w:p>
-      <w:r>
-        <w:t>In questo capitolo dovrà essere mostrato come è stato realizzato il lavoro. Questa parte può differenziarsi dalla progettazione in quanto il risultato ottenuto non per forza può essere come era stato progettato.</w:t>
-      </w:r>
-    </w:p>
-    <w:p>
-      <w:r>
-        <w:t xml:space="preserve">Sulla base di queste informazioni il lavoro svolto dovrà essere riproducibile. </w:t>
-      </w:r>
-    </w:p>
-    <w:p>
-      <w:r>
-        <w:t>In questa parte è richiesto l’inserimento di codice sorgente</w:t>
-      </w:r>
-      <w:r>
-        <w:t xml:space="preserve"> - </w:t>
-      </w:r>
-      <w:r>
-        <w:t>P</w:t>
-      </w:r>
-      <w:r>
-        <w:t xml:space="preserve">rint </w:t>
-      </w:r>
-      <w:r>
-        <w:t>S</w:t>
-      </w:r>
-      <w:r>
-        <w:t xml:space="preserve">creen </w:t>
-      </w:r>
-      <w:r>
-        <w:t xml:space="preserve">- </w:t>
-      </w:r>
-      <w:r>
-        <w:t>di maschere solamente per quei passaggi particolarmente significativi e/o critici.</w:t>
-      </w:r>
-    </w:p>
-    <w:p>
-      <w:r>
-        <w:t>Inoltre,</w:t>
-      </w:r>
-      <w:r>
-        <w:t xml:space="preserve"> dovranno essere descritte eventuali varianti di soluzione o scelte di prodotti con motivazione delle scelte.</w:t>
-      </w:r>
-    </w:p>
-    <w:p>
-      <w:r>
-        <w:t>Non deve apparire nessuna forma di guida d’uso di librerie o di componenti utilizzati. Eventualmente questa va allegata.</w:t>
-      </w:r>
-    </w:p>
-    <w:p>
-      <w:r>
-        <w:t>Per eventuali dettagli si possono inserire riferimenti ai diari.</w:t>
-      </w:r>
-    </w:p>
-    <w:p>
-      <w:pPr>
-        <w:pStyle w:val="Titolo1"/>
+      <w:pPr>
+        <w:pStyle w:val="Titolo2"/>
         <w:rPr>
           <w:color w:val="FF0000"/>
-        </w:rPr>
-      </w:pPr>
-      <w:bookmarkStart w:id="43" w:name="_Toc461179223"/>
-      <w:bookmarkStart w:id="44" w:name="_Toc240960177"/>
+          <w:lang w:val="it-CH"/>
+        </w:rPr>
+      </w:pPr>
+      <w:bookmarkStart w:id="43" w:name="_Toc461179224"/>
+      <w:bookmarkStart w:id="44" w:name="_Toc240960178"/>
       <w:r>
         <w:rPr>
           <w:color w:val="FF0000"/>
-        </w:rPr>
-        <w:t>Test</w:t>
+          <w:lang w:val="it-CH"/>
+        </w:rPr>
+        <w:t>Protocollo di test</w:t>
       </w:r>
       <w:bookmarkEnd w:id="43"/>
       <w:bookmarkEnd w:id="44"/>
-    </w:p>
-    <w:p>
-      <w:pPr>
-        <w:pStyle w:val="Titolo2"/>
-        <w:rPr>
-          <w:color w:val="FF0000"/>
-          <w:lang w:val="it-CH"/>
-        </w:rPr>
-      </w:pPr>
-      <w:bookmarkStart w:id="45" w:name="_Toc461179224"/>
-      <w:bookmarkStart w:id="46" w:name="_Toc240960178"/>
-      <w:r>
-        <w:rPr>
-          <w:color w:val="FF0000"/>
-          <w:lang w:val="it-CH"/>
-        </w:rPr>
-        <w:t>Protocollo di test</w:t>
-      </w:r>
-      <w:bookmarkEnd w:id="45"/>
-      <w:bookmarkEnd w:id="46"/>
     </w:p>
     <w:p>
       <w:pPr>
@@ -12664,27 +12545,7 @@
                 <w:szCs w:val="24"/>
                 <w:lang w:val="fr-CH"/>
               </w:rPr>
-              <w:t xml:space="preserve">Store on local </w:t>
-            </w:r>
-            <w:proofErr w:type="gramStart"/>
-            <w:r>
-              <w:rPr>
-                <w:color w:val="FF0000"/>
-                <w:sz w:val="24"/>
-                <w:szCs w:val="24"/>
-                <w:lang w:val="fr-CH"/>
-              </w:rPr>
-              <w:t>PC:</w:t>
-            </w:r>
-            <w:proofErr w:type="gramEnd"/>
-            <w:r>
-              <w:rPr>
-                <w:color w:val="FF0000"/>
-                <w:sz w:val="24"/>
-                <w:szCs w:val="24"/>
-                <w:lang w:val="fr-CH"/>
-              </w:rPr>
-              <w:t xml:space="preserve"> Profile_1.2.001.xml (</w:t>
+              <w:t>Store on local PC: Profile_1.2.001.xml (</w:t>
             </w:r>
             <w:proofErr w:type="spellStart"/>
             <w:r>
@@ -13322,9 +13183,8 @@
                 <w:szCs w:val="24"/>
                 <w:lang w:val="fr-CH" w:eastAsia="ja-JP"/>
               </w:rPr>
-              <w:t xml:space="preserve"> the </w:t>
-            </w:r>
-            <w:proofErr w:type="gramStart"/>
+              <w:t xml:space="preserve"> the SQL:</w:t>
+            </w:r>
             <w:r>
               <w:rPr>
                 <w:rFonts w:eastAsia="MS Mincho"/>
@@ -13333,17 +13193,6 @@
                 <w:szCs w:val="24"/>
                 <w:lang w:val="fr-CH" w:eastAsia="ja-JP"/>
               </w:rPr>
-              <w:t>SQL:</w:t>
-            </w:r>
-            <w:proofErr w:type="gramEnd"/>
-            <w:r>
-              <w:rPr>
-                <w:rFonts w:eastAsia="MS Mincho"/>
-                <w:color w:val="FF0000"/>
-                <w:sz w:val="24"/>
-                <w:szCs w:val="24"/>
-                <w:lang w:val="fr-CH" w:eastAsia="ja-JP"/>
-              </w:rPr>
               <w:br/>
             </w:r>
             <w:r>
@@ -13743,6 +13592,7 @@
                 <w:szCs w:val="24"/>
                 <w:lang w:val="it-CH"/>
               </w:rPr>
+              <w:lastRenderedPageBreak/>
               <w:t>Risultati attesi</w:t>
             </w:r>
           </w:p>
@@ -13909,7 +13759,7 @@
           <w:color w:val="FF0000"/>
         </w:rPr>
       </w:pPr>
-      <w:bookmarkStart w:id="47" w:name="_Toc461179225"/>
+      <w:bookmarkStart w:id="45" w:name="_Toc461179225"/>
       <w:r>
         <w:rPr>
           <w:color w:val="FF0000"/>
@@ -13925,7 +13775,7 @@
           <w:lang w:val="it-CH"/>
         </w:rPr>
       </w:pPr>
-      <w:bookmarkStart w:id="48" w:name="_Toc240960179"/>
+      <w:bookmarkStart w:id="46" w:name="_Toc240960179"/>
       <w:r>
         <w:rPr>
           <w:color w:val="FF0000"/>
@@ -13934,8 +13784,8 @@
         <w:lastRenderedPageBreak/>
         <w:t>Risultati test</w:t>
       </w:r>
-      <w:bookmarkEnd w:id="47"/>
-      <w:bookmarkEnd w:id="48"/>
+      <w:bookmarkEnd w:id="45"/>
+      <w:bookmarkEnd w:id="46"/>
     </w:p>
     <w:p>
       <w:pPr>
@@ -14309,8 +14159,8 @@
           <w:lang w:val="it-CH"/>
         </w:rPr>
       </w:pPr>
-      <w:bookmarkStart w:id="49" w:name="_Toc461179226"/>
-      <w:bookmarkStart w:id="50" w:name="_Toc240960180"/>
+      <w:bookmarkStart w:id="47" w:name="_Toc461179226"/>
+      <w:bookmarkStart w:id="48" w:name="_Toc240960180"/>
       <w:r>
         <w:rPr>
           <w:color w:val="FF0000"/>
@@ -14318,39 +14168,39 @@
         </w:rPr>
         <w:t>Mancanze/limitazioni conosciute</w:t>
       </w:r>
+      <w:bookmarkEnd w:id="47"/>
+      <w:bookmarkEnd w:id="48"/>
+    </w:p>
+    <w:p>
+      <w:pPr>
+        <w:rPr>
+          <w:color w:val="FF0000"/>
+        </w:rPr>
+      </w:pPr>
+      <w:r>
+        <w:rPr>
+          <w:color w:val="FF0000"/>
+        </w:rPr>
+        <w:t>Descrizione con motivazione di eventuali elementi mancanti o non completamente implementati, al di fuori dei test case. Non devono essere riportati gli errori e i problemi riscontrati e poi risolti durante il progetto.</w:t>
+      </w:r>
+    </w:p>
+    <w:p>
+      <w:pPr>
+        <w:pStyle w:val="Titolo1"/>
+        <w:rPr>
+          <w:color w:val="FF0000"/>
+        </w:rPr>
+      </w:pPr>
+      <w:bookmarkStart w:id="49" w:name="_Toc461179227"/>
+      <w:bookmarkStart w:id="50" w:name="_Toc240960181"/>
+      <w:r>
+        <w:rPr>
+          <w:color w:val="FF0000"/>
+        </w:rPr>
+        <w:t>Consuntivo</w:t>
+      </w:r>
       <w:bookmarkEnd w:id="49"/>
       <w:bookmarkEnd w:id="50"/>
-    </w:p>
-    <w:p>
-      <w:pPr>
-        <w:rPr>
-          <w:color w:val="FF0000"/>
-        </w:rPr>
-      </w:pPr>
-      <w:r>
-        <w:rPr>
-          <w:color w:val="FF0000"/>
-        </w:rPr>
-        <w:t>Descrizione con motivazione di eventuali elementi mancanti o non completamente implementati, al di fuori dei test case. Non devono essere riportati gli errori e i problemi riscontrati e poi risolti durante il progetto.</w:t>
-      </w:r>
-    </w:p>
-    <w:p>
-      <w:pPr>
-        <w:pStyle w:val="Titolo1"/>
-        <w:rPr>
-          <w:color w:val="FF0000"/>
-        </w:rPr>
-      </w:pPr>
-      <w:bookmarkStart w:id="51" w:name="_Toc461179227"/>
-      <w:bookmarkStart w:id="52" w:name="_Toc240960181"/>
-      <w:r>
-        <w:rPr>
-          <w:color w:val="FF0000"/>
-        </w:rPr>
-        <w:t>Consuntivo</w:t>
-      </w:r>
-      <w:bookmarkEnd w:id="51"/>
-      <w:bookmarkEnd w:id="52"/>
     </w:p>
     <w:p>
       <w:r>
@@ -14614,8 +14464,8 @@
           <w:color w:val="FF0000"/>
         </w:rPr>
       </w:pPr>
-      <w:bookmarkStart w:id="53" w:name="_Toc461179228"/>
-      <w:bookmarkStart w:id="54" w:name="_Toc240960182"/>
+      <w:bookmarkStart w:id="51" w:name="_Toc461179228"/>
+      <w:bookmarkStart w:id="52" w:name="_Toc240960182"/>
       <w:r>
         <w:rPr>
           <w:color w:val="FF0000"/>
@@ -14623,6 +14473,45 @@
         <w:lastRenderedPageBreak/>
         <w:t>Conclusioni</w:t>
       </w:r>
+      <w:bookmarkEnd w:id="51"/>
+      <w:bookmarkEnd w:id="52"/>
+    </w:p>
+    <w:p>
+      <w:pPr>
+        <w:rPr>
+          <w:color w:val="FF0000"/>
+        </w:rPr>
+      </w:pPr>
+      <w:r>
+        <w:rPr>
+          <w:color w:val="FF0000"/>
+        </w:rPr>
+        <w:t>Quali sono le implicazioni della mia soluzione? Che impatto avrà? Cambierà il mondo? È un successo importante? È solo un’aggiunta marginale o è semplicemente servita per scoprire che questo percorso è stato una perdita di tempo? I risultati ottenuti sono generali, facilmente generalizzabili o sono specifici di un caso particolare? ecc</w:t>
+      </w:r>
+      <w:r>
+        <w:rPr>
+          <w:color w:val="FF0000"/>
+        </w:rPr>
+        <w:t>.</w:t>
+      </w:r>
+    </w:p>
+    <w:p>
+      <w:pPr>
+        <w:pStyle w:val="Titolo2"/>
+        <w:rPr>
+          <w:color w:val="FF0000"/>
+          <w:lang w:val="it-CH"/>
+        </w:rPr>
+      </w:pPr>
+      <w:bookmarkStart w:id="53" w:name="_Toc461179229"/>
+      <w:bookmarkStart w:id="54" w:name="_Toc240960183"/>
+      <w:r>
+        <w:rPr>
+          <w:color w:val="FF0000"/>
+          <w:lang w:val="it-CH"/>
+        </w:rPr>
+        <w:t>Sviluppi futuri</w:t>
+      </w:r>
       <w:bookmarkEnd w:id="53"/>
       <w:bookmarkEnd w:id="54"/>
     </w:p>
@@ -14636,13 +14525,7 @@
         <w:rPr>
           <w:color w:val="FF0000"/>
         </w:rPr>
-        <w:t>Quali sono le implicazioni della mia soluzione? Che impatto avrà? Cambierà il mondo? È un successo importante? È solo un’aggiunta marginale o è semplicemente servita per scoprire che questo percorso è stato una perdita di tempo? I risultati ottenuti sono generali, facilmente generalizzabili o sono specifici di un caso particolare? ecc</w:t>
-      </w:r>
-      <w:r>
-        <w:rPr>
-          <w:color w:val="FF0000"/>
-        </w:rPr>
-        <w:t>.</w:t>
+        <w:t>Migliorie o estensioni che possono essere sviluppate sul prodotto.</w:t>
       </w:r>
     </w:p>
     <w:p>
@@ -14653,14 +14536,14 @@
           <w:lang w:val="it-CH"/>
         </w:rPr>
       </w:pPr>
-      <w:bookmarkStart w:id="55" w:name="_Toc461179229"/>
-      <w:bookmarkStart w:id="56" w:name="_Toc240960183"/>
+      <w:bookmarkStart w:id="55" w:name="_Toc461179230"/>
+      <w:bookmarkStart w:id="56" w:name="_Toc240960184"/>
       <w:r>
         <w:rPr>
           <w:color w:val="FF0000"/>
           <w:lang w:val="it-CH"/>
         </w:rPr>
-        <w:t>Sviluppi futuri</w:t>
+        <w:t>Considerazioni personali</w:t>
       </w:r>
       <w:bookmarkEnd w:id="55"/>
       <w:bookmarkEnd w:id="56"/>
@@ -14675,8 +14558,44 @@
         <w:rPr>
           <w:color w:val="FF0000"/>
         </w:rPr>
-        <w:t>Migliorie o estensioni che possono essere sviluppate sul prodotto.</w:t>
-      </w:r>
+        <w:t>Cosa ho imparato in questo progetto? ecc</w:t>
+      </w:r>
+      <w:r>
+        <w:rPr>
+          <w:color w:val="FF0000"/>
+        </w:rPr>
+        <w:t>.</w:t>
+      </w:r>
+    </w:p>
+    <w:p/>
+    <w:p>
+      <w:pPr>
+        <w:rPr>
+          <w:b/>
+        </w:rPr>
+      </w:pPr>
+      <w:bookmarkStart w:id="57" w:name="_Toc461179231"/>
+      <w:r>
+        <w:br w:type="page"/>
+      </w:r>
+    </w:p>
+    <w:p>
+      <w:pPr>
+        <w:pStyle w:val="Titolo1"/>
+        <w:rPr>
+          <w:color w:val="FF0000"/>
+        </w:rPr>
+      </w:pPr>
+      <w:bookmarkStart w:id="58" w:name="_Toc240960185"/>
+      <w:r>
+        <w:rPr>
+          <w:color w:val="FF0000"/>
+        </w:rPr>
+        <w:lastRenderedPageBreak/>
+        <w:t>Bibliografia</w:t>
+      </w:r>
+      <w:bookmarkEnd w:id="57"/>
+      <w:bookmarkEnd w:id="58"/>
     </w:p>
     <w:p>
       <w:pPr>
@@ -14686,86 +14605,17 @@
           <w:lang w:val="it-CH"/>
         </w:rPr>
       </w:pPr>
-      <w:bookmarkStart w:id="57" w:name="_Toc461179230"/>
-      <w:bookmarkStart w:id="58" w:name="_Toc240960184"/>
+      <w:bookmarkStart w:id="59" w:name="_Toc461179234"/>
+      <w:bookmarkStart w:id="60" w:name="_Toc240960186"/>
       <w:r>
         <w:rPr>
           <w:color w:val="FF0000"/>
           <w:lang w:val="it-CH"/>
         </w:rPr>
-        <w:t>Considerazioni personali</w:t>
-      </w:r>
-      <w:bookmarkEnd w:id="57"/>
-      <w:bookmarkEnd w:id="58"/>
-    </w:p>
-    <w:p>
-      <w:pPr>
-        <w:rPr>
-          <w:color w:val="FF0000"/>
-        </w:rPr>
-      </w:pPr>
-      <w:r>
-        <w:rPr>
-          <w:color w:val="FF0000"/>
-        </w:rPr>
-        <w:t>Cosa ho imparato in questo progetto? ecc</w:t>
-      </w:r>
-      <w:r>
-        <w:rPr>
-          <w:color w:val="FF0000"/>
-        </w:rPr>
-        <w:t>.</w:t>
-      </w:r>
-    </w:p>
-    <w:p/>
-    <w:p>
-      <w:pPr>
-        <w:rPr>
-          <w:b/>
-        </w:rPr>
-      </w:pPr>
-      <w:bookmarkStart w:id="59" w:name="_Toc461179231"/>
-      <w:r>
-        <w:br w:type="page"/>
-      </w:r>
-    </w:p>
-    <w:p>
-      <w:pPr>
-        <w:pStyle w:val="Titolo1"/>
-        <w:rPr>
-          <w:color w:val="FF0000"/>
-        </w:rPr>
-      </w:pPr>
-      <w:bookmarkStart w:id="60" w:name="_Toc240960185"/>
-      <w:r>
-        <w:rPr>
-          <w:color w:val="FF0000"/>
-        </w:rPr>
-        <w:lastRenderedPageBreak/>
-        <w:t>Bibliografia</w:t>
+        <w:t>Sitografia</w:t>
       </w:r>
       <w:bookmarkEnd w:id="59"/>
       <w:bookmarkEnd w:id="60"/>
-    </w:p>
-    <w:p>
-      <w:pPr>
-        <w:pStyle w:val="Titolo2"/>
-        <w:rPr>
-          <w:color w:val="FF0000"/>
-          <w:lang w:val="it-CH"/>
-        </w:rPr>
-      </w:pPr>
-      <w:bookmarkStart w:id="61" w:name="_Toc461179234"/>
-      <w:bookmarkStart w:id="62" w:name="_Toc240960186"/>
-      <w:r>
-        <w:rPr>
-          <w:color w:val="FF0000"/>
-          <w:lang w:val="it-CH"/>
-        </w:rPr>
-        <w:t>Sitografia</w:t>
-      </w:r>
-      <w:bookmarkEnd w:id="61"/>
-      <w:bookmarkEnd w:id="62"/>
     </w:p>
     <w:p>
       <w:pPr>
@@ -14896,7 +14746,7 @@
           <w:lang w:val="fr-CH"/>
         </w:rPr>
       </w:pPr>
-      <w:bookmarkStart w:id="63" w:name="_Toc461179235"/>
+      <w:bookmarkStart w:id="61" w:name="_Toc461179235"/>
     </w:p>
     <w:p>
       <w:pPr>
@@ -14922,7 +14772,7 @@
           <w:color w:val="FF0000"/>
         </w:rPr>
       </w:pPr>
-      <w:bookmarkStart w:id="64" w:name="_Toc240960187"/>
+      <w:bookmarkStart w:id="62" w:name="_Toc240960187"/>
       <w:r>
         <w:rPr>
           <w:color w:val="FF0000"/>
@@ -14930,7 +14780,7 @@
         <w:lastRenderedPageBreak/>
         <w:t>Glossario</w:t>
       </w:r>
-      <w:bookmarkEnd w:id="64"/>
+      <w:bookmarkEnd w:id="62"/>
     </w:p>
     <w:tbl>
       <w:tblPr>
@@ -15216,11 +15066,11 @@
       <w:pPr>
         <w:pStyle w:val="Titolo1"/>
       </w:pPr>
-      <w:bookmarkStart w:id="65" w:name="_Toc240960188"/>
+      <w:bookmarkStart w:id="63" w:name="_Toc240960188"/>
       <w:r>
         <w:t>Indice delle figure</w:t>
       </w:r>
-      <w:bookmarkEnd w:id="65"/>
+      <w:bookmarkEnd w:id="63"/>
     </w:p>
     <w:p>
       <w:pPr>
@@ -15835,15 +15685,15 @@
           <w:color w:val="FF0000"/>
         </w:rPr>
       </w:pPr>
-      <w:bookmarkStart w:id="66" w:name="_Toc240960189"/>
+      <w:bookmarkStart w:id="64" w:name="_Toc240960189"/>
       <w:r>
         <w:rPr>
           <w:color w:val="FF0000"/>
         </w:rPr>
         <w:t>Allegati</w:t>
       </w:r>
-      <w:bookmarkEnd w:id="63"/>
-      <w:bookmarkEnd w:id="66"/>
+      <w:bookmarkEnd w:id="61"/>
+      <w:bookmarkEnd w:id="64"/>
     </w:p>
     <w:p>
       <w:pPr>
@@ -16133,7 +15983,7 @@
         <w:noProof/>
         <w:sz w:val="20"/>
       </w:rPr>
-      <w:t>22.09.2026</w:t>
+      <w:t>28.09.2026</w:t>
     </w:r>
     <w:r>
       <w:rPr>
@@ -16642,7 +16492,7 @@
         <w:noProof/>
         <w:sz w:val="20"/>
       </w:rPr>
-      <w:t>15.09.2026</w:t>
+      <w:t>22.09.2026</w:t>
     </w:r>
     <w:r>
       <w:rPr>
@@ -16870,7 +16720,7 @@
         <w:noProof/>
         <w:sz w:val="20"/>
       </w:rPr>
-      <w:t>15.09.2026</w:t>
+      <w:t>22.09.2026</w:t>
     </w:r>
     <w:r>
       <w:rPr>
